--- a/_book/Akkutte-effekter-av-apné-og-bikarbonat-på-sykkelprestasjon.docx
+++ b/_book/Akkutte-effekter-av-apné-og-bikarbonat-på-sykkelprestasjon.docx
@@ -249,6 +249,86 @@
                 </w:tcPr>
                 <w:p>
                   <w:pPr>
+                    <w:jc w:val="left"/>
+                    <w:pBdr>
+                      <w:bottom w:val="none" w:sz="0" w:space="0" w:color="000000"/>
+                      <w:top w:val="none" w:sz="0" w:space="0" w:color="000000"/>
+                      <w:left w:val="none" w:sz="0" w:space="0" w:color="000000"/>
+                      <w:right w:val="none" w:sz="0" w:space="0" w:color="000000"/>
+                    </w:pBdr>
+                    <w:spacing w:after="100" w:before="100" w:line="240"/>
+                    <w:ind w:left="100" w:right="100" w:firstLine="0" w:firstLineChars="0"/>
+                    <w:rPr>
+                      <w:rFonts w:ascii="Arial" w:hAnsi="Arial" w:eastAsia="Arial" w:cs="Arial"/>
+                      <w:i w:val="false"/>
+                      <w:b w:val="true"/>
+                      <w:u w:val="none"/>
+                      <w:strike w:val="false"/>
+                      <w:sz w:val="22"/>
+                      <w:szCs w:val="22"/>
+                      <w:color w:val="000000"/>
+                    </w:rPr>
+                  </w:pPr>
+                  <w:r xmlns:w="http://schemas.openxmlformats.org/wordprocessingml/2006/main" xmlns:wp="http://schemas.openxmlformats.org/drawingml/2006/wordprocessingDrawing" xmlns:r="http://schemas.openxmlformats.org/officeDocument/2006/relationships" xmlns:w14="http://schemas.microsoft.com/office/word/2010/wordml">
+                    <w:rPr>
+                      <w:rFonts w:ascii="Arial" w:hAnsi="Arial" w:eastAsia="Arial" w:cs="Arial"/>
+                      <w:i w:val="false"/>
+                      <w:b w:val="true"/>
+                      <w:u w:val="none"/>
+                      <w:strike w:val="false"/>
+                      <w:sz w:val="22"/>
+                      <w:szCs w:val="22"/>
+                      <w:color w:val="000000"/>
+                    </w:rPr>
+                    <w:t xml:space="preserve">M</w:t>
+                  </w:r>
+                  <w:r xmlns:w="http://schemas.openxmlformats.org/wordprocessingml/2006/main" xmlns:wp="http://schemas.openxmlformats.org/drawingml/2006/wordprocessingDrawing" xmlns:r="http://schemas.openxmlformats.org/officeDocument/2006/relationships" xmlns:w14="http://schemas.microsoft.com/office/word/2010/wordml">
+                    <w:rPr>
+                      <w:rFonts w:ascii="Arial" w:hAnsi="Arial" w:eastAsia="Arial" w:cs="Arial"/>
+                      <w:i w:val="false"/>
+                      <w:b w:val="true"/>
+                      <w:u w:val="none"/>
+                      <w:strike w:val="false"/>
+                      <w:sz w:val="22"/>
+                      <w:szCs w:val="22"/>
+                      <w:color w:val="000000"/>
+                    </w:rPr>
+                    <w:t xml:space="preserve">å</w:t>
+                  </w:r>
+                  <w:r xmlns:w="http://schemas.openxmlformats.org/wordprocessingml/2006/main" xmlns:wp="http://schemas.openxmlformats.org/drawingml/2006/wordprocessingDrawing" xmlns:r="http://schemas.openxmlformats.org/officeDocument/2006/relationships" xmlns:w14="http://schemas.microsoft.com/office/word/2010/wordml">
+                    <w:rPr>
+                      <w:rFonts w:ascii="Arial" w:hAnsi="Arial" w:eastAsia="Arial" w:cs="Arial"/>
+                      <w:i w:val="false"/>
+                      <w:b w:val="true"/>
+                      <w:u w:val="none"/>
+                      <w:strike w:val="false"/>
+                      <w:sz w:val="22"/>
+                      <w:szCs w:val="22"/>
+                      <w:color w:val="000000"/>
+                    </w:rPr>
+                    <w:t xml:space="preserve">l</w:t>
+                  </w:r>
+                </w:p>
+              </w:tc>
+              <w:tc>
+                <w:tcPr>
+                  <w:tcBorders>
+                    <w:bottom w:val="single" w:sz="12" w:space="0" w:color="666666"/>
+                    <w:top w:val="single" w:sz="12" w:space="0" w:color="666666"/>
+                    <w:left w:val="none" w:sz="0" w:space="0" w:color="000000"/>
+                    <w:right w:val="none" w:sz="0" w:space="0" w:color="000000"/>
+                  </w:tcBorders>
+                  <w:shd w:val="clear" w:color="auto" w:fill="FFFFFF"/>
+                  <w:tcMar>
+                    <w:top w:w="0" w:type="dxa"/>
+                    <w:bottom w:w="0" w:type="dxa"/>
+                    <w:left w:w="0" w:type="dxa"/>
+                    <w:right w:w="0" w:type="dxa"/>
+                  </w:tcMar>
+                  <w:vAlign w:val="center"/>
+                </w:tcPr>
+                <w:p>
+                  <w:pPr>
                     <w:jc w:val="center"/>
                     <w:pBdr>
                       <w:bottom w:val="none" w:sz="0" w:space="0" w:color="000000"/>
@@ -280,33 +360,7 @@
                       <w:szCs w:val="22"/>
                       <w:color w:val="000000"/>
                     </w:rPr>
-                    <w:t xml:space="preserve">M</w:t>
-                  </w:r>
-                  <w:r xmlns:w="http://schemas.openxmlformats.org/wordprocessingml/2006/main" xmlns:wp="http://schemas.openxmlformats.org/drawingml/2006/wordprocessingDrawing" xmlns:r="http://schemas.openxmlformats.org/officeDocument/2006/relationships" xmlns:w14="http://schemas.microsoft.com/office/word/2010/wordml">
-                    <w:rPr>
-                      <w:rFonts w:ascii="Arial" w:hAnsi="Arial" w:eastAsia="Arial" w:cs="Arial"/>
-                      <w:i w:val="false"/>
-                      <w:b w:val="true"/>
-                      <w:u w:val="none"/>
-                      <w:strike w:val="false"/>
-                      <w:sz w:val="22"/>
-                      <w:szCs w:val="22"/>
-                      <w:color w:val="000000"/>
-                    </w:rPr>
-                    <w:t xml:space="preserve">å</w:t>
-                  </w:r>
-                  <w:r xmlns:w="http://schemas.openxmlformats.org/wordprocessingml/2006/main" xmlns:wp="http://schemas.openxmlformats.org/drawingml/2006/wordprocessingDrawing" xmlns:r="http://schemas.openxmlformats.org/officeDocument/2006/relationships" xmlns:w14="http://schemas.microsoft.com/office/word/2010/wordml">
-                    <w:rPr>
-                      <w:rFonts w:ascii="Arial" w:hAnsi="Arial" w:eastAsia="Arial" w:cs="Arial"/>
-                      <w:i w:val="false"/>
-                      <w:b w:val="true"/>
-                      <w:u w:val="none"/>
-                      <w:strike w:val="false"/>
-                      <w:sz w:val="22"/>
-                      <w:szCs w:val="22"/>
-                      <w:color w:val="000000"/>
-                    </w:rPr>
-                    <w:t xml:space="preserve">l</w:t>
+                    <w:t xml:space="preserve">Kvinner (n = 3)</w:t>
                   </w:r>
                 </w:p>
               </w:tc>
@@ -314,6 +368,119 @@
                 <w:tcPr>
                   <w:tcBorders>
                     <w:bottom w:val="single" w:sz="12" w:space="0" w:color="666666"/>
+                    <w:top w:val="single" w:sz="12" w:space="0" w:color="666666"/>
+                    <w:left w:val="none" w:sz="0" w:space="0" w:color="000000"/>
+                    <w:right w:val="none" w:sz="0" w:space="0" w:color="000000"/>
+                  </w:tcBorders>
+                  <w:shd w:val="clear" w:color="auto" w:fill="FFFFFF"/>
+                  <w:tcMar>
+                    <w:top w:w="0" w:type="dxa"/>
+                    <w:bottom w:w="0" w:type="dxa"/>
+                    <w:left w:w="0" w:type="dxa"/>
+                    <w:right w:w="0" w:type="dxa"/>
+                  </w:tcMar>
+                  <w:vAlign w:val="center"/>
+                </w:tcPr>
+                <w:p>
+                  <w:pPr>
+                    <w:jc w:val="center"/>
+                    <w:pBdr>
+                      <w:bottom w:val="none" w:sz="0" w:space="0" w:color="000000"/>
+                      <w:top w:val="none" w:sz="0" w:space="0" w:color="000000"/>
+                      <w:left w:val="none" w:sz="0" w:space="0" w:color="000000"/>
+                      <w:right w:val="none" w:sz="0" w:space="0" w:color="000000"/>
+                    </w:pBdr>
+                    <w:spacing w:after="100" w:before="100" w:line="240"/>
+                    <w:ind w:left="100" w:right="100" w:firstLine="0" w:firstLineChars="0"/>
+                    <w:rPr>
+                      <w:rFonts w:ascii="Arial" w:hAnsi="Arial" w:eastAsia="Arial" w:cs="Arial"/>
+                      <w:i w:val="false"/>
+                      <w:b w:val="true"/>
+                      <w:u w:val="none"/>
+                      <w:strike w:val="false"/>
+                      <w:sz w:val="22"/>
+                      <w:szCs w:val="22"/>
+                      <w:color w:val="000000"/>
+                    </w:rPr>
+                  </w:pPr>
+                  <w:r xmlns:w="http://schemas.openxmlformats.org/wordprocessingml/2006/main" xmlns:wp="http://schemas.openxmlformats.org/drawingml/2006/wordprocessingDrawing" xmlns:r="http://schemas.openxmlformats.org/officeDocument/2006/relationships" xmlns:w14="http://schemas.microsoft.com/office/word/2010/wordml">
+                    <w:rPr>
+                      <w:rFonts w:ascii="Arial" w:hAnsi="Arial" w:eastAsia="Arial" w:cs="Arial"/>
+                      <w:i w:val="false"/>
+                      <w:b w:val="true"/>
+                      <w:u w:val="none"/>
+                      <w:strike w:val="false"/>
+                      <w:sz w:val="22"/>
+                      <w:szCs w:val="22"/>
+                      <w:color w:val="000000"/>
+                    </w:rPr>
+                    <w:t xml:space="preserve">Menn (n = 7)</w:t>
+                  </w:r>
+                </w:p>
+              </w:tc>
+              <w:tc>
+                <w:tcPr>
+                  <w:tcBorders>
+                    <w:bottom w:val="single" w:sz="12" w:space="0" w:color="666666"/>
+                    <w:top w:val="single" w:sz="12" w:space="0" w:color="666666"/>
+                    <w:left w:val="none" w:sz="0" w:space="0" w:color="000000"/>
+                    <w:right w:val="none" w:sz="0" w:space="0" w:color="000000"/>
+                  </w:tcBorders>
+                  <w:shd w:val="clear" w:color="auto" w:fill="FFFFFF"/>
+                  <w:tcMar>
+                    <w:top w:w="0" w:type="dxa"/>
+                    <w:bottom w:w="0" w:type="dxa"/>
+                    <w:left w:w="0" w:type="dxa"/>
+                    <w:right w:w="0" w:type="dxa"/>
+                  </w:tcMar>
+                  <w:vAlign w:val="center"/>
+                </w:tcPr>
+                <w:p>
+                  <w:pPr>
+                    <w:jc w:val="center"/>
+                    <w:pBdr>
+                      <w:bottom w:val="none" w:sz="0" w:space="0" w:color="000000"/>
+                      <w:top w:val="none" w:sz="0" w:space="0" w:color="000000"/>
+                      <w:left w:val="none" w:sz="0" w:space="0" w:color="000000"/>
+                      <w:right w:val="none" w:sz="0" w:space="0" w:color="000000"/>
+                    </w:pBdr>
+                    <w:spacing w:after="100" w:before="100" w:line="240"/>
+                    <w:ind w:left="100" w:right="100" w:firstLine="0" w:firstLineChars="0"/>
+                    <w:rPr>
+                      <w:rFonts w:ascii="Arial" w:hAnsi="Arial" w:eastAsia="Arial" w:cs="Arial"/>
+                      <w:i w:val="false"/>
+                      <w:b w:val="true"/>
+                      <w:u w:val="none"/>
+                      <w:strike w:val="false"/>
+                      <w:sz w:val="22"/>
+                      <w:szCs w:val="22"/>
+                      <w:color w:val="000000"/>
+                    </w:rPr>
+                  </w:pPr>
+                  <w:r xmlns:w="http://schemas.openxmlformats.org/wordprocessingml/2006/main" xmlns:wp="http://schemas.openxmlformats.org/drawingml/2006/wordprocessingDrawing" xmlns:r="http://schemas.openxmlformats.org/officeDocument/2006/relationships" xmlns:w14="http://schemas.microsoft.com/office/word/2010/wordml">
+                    <w:rPr>
+                      <w:rFonts w:ascii="Arial" w:hAnsi="Arial" w:eastAsia="Arial" w:cs="Arial"/>
+                      <w:i w:val="false"/>
+                      <w:b w:val="true"/>
+                      <w:u w:val="none"/>
+                      <w:strike w:val="false"/>
+                      <w:sz w:val="22"/>
+                      <w:szCs w:val="22"/>
+                      <w:color w:val="000000"/>
+                    </w:rPr>
+                    <w:t xml:space="preserve">Gruppe (n = 10)</w:t>
+                  </w:r>
+                </w:p>
+              </w:tc>
+            </w:tr>
+            <w:tr>
+              <w:trPr>
+                <w:trHeight w:val="617" w:hRule="auto"/>
+              </w:trPr>
+              <w:tc>
+                <w:tcPr>
+                  <w:tcBorders>
+                    <w:bottom w:val="single" w:sz="6" w:space="0" w:color="666666"/>
                     <w:top w:val="single" w:sz="12" w:space="0" w:color="666666"/>
                     <w:left w:val="none" w:sz="0" w:space="0" w:color="000000"/>
                     <w:right w:val="none" w:sz="0" w:space="0" w:color="000000"/>
@@ -336,12 +503,12 @@
                       <w:left w:val="none" w:sz="0" w:space="0" w:color="000000"/>
                       <w:right w:val="none" w:sz="0" w:space="0" w:color="000000"/>
                     </w:pBdr>
-                    <w:spacing w:after="100" w:before="120" w:line="240"/>
+                    <w:spacing w:after="100" w:before="100" w:line="240"/>
                     <w:ind w:left="100" w:right="100" w:firstLine="0" w:firstLineChars="0"/>
                     <w:rPr>
                       <w:rFonts w:ascii="Arial" w:hAnsi="Arial" w:eastAsia="Arial" w:cs="Arial"/>
                       <w:i w:val="false"/>
-                      <w:b w:val="true"/>
+                      <w:b w:val="false"/>
                       <w:u w:val="none"/>
                       <w:strike w:val="false"/>
                       <w:sz w:val="22"/>
@@ -353,130 +520,43 @@
                     <w:rPr>
                       <w:rFonts w:ascii="Arial" w:hAnsi="Arial" w:eastAsia="Arial" w:cs="Arial"/>
                       <w:i w:val="false"/>
-                      <w:b w:val="true"/>
-                      <w:u w:val="none"/>
-                      <w:strike w:val="false"/>
-                      <w:sz w:val="22"/>
-                      <w:szCs w:val="22"/>
-                      <w:color w:val="000000"/>
-                    </w:rPr>
-                    <w:t xml:space="preserve">Kvinner (n = 3)</w:t>
+                      <w:b w:val="false"/>
+                      <w:u w:val="none"/>
+                      <w:strike w:val="false"/>
+                      <w:sz w:val="22"/>
+                      <w:szCs w:val="22"/>
+                      <w:color w:val="000000"/>
+                    </w:rPr>
+                    <w:t xml:space="preserve">Alder (</w:t>
+                  </w:r>
+                  <w:r xmlns:w="http://schemas.openxmlformats.org/wordprocessingml/2006/main" xmlns:wp="http://schemas.openxmlformats.org/drawingml/2006/wordprocessingDrawing" xmlns:r="http://schemas.openxmlformats.org/officeDocument/2006/relationships" xmlns:w14="http://schemas.microsoft.com/office/word/2010/wordml">
+                    <w:rPr>
+                      <w:rFonts w:ascii="Arial" w:hAnsi="Arial" w:eastAsia="Arial" w:cs="Arial"/>
+                      <w:i w:val="false"/>
+                      <w:b w:val="false"/>
+                      <w:u w:val="none"/>
+                      <w:strike w:val="false"/>
+                      <w:sz w:val="22"/>
+                      <w:szCs w:val="22"/>
+                      <w:color w:val="000000"/>
+                    </w:rPr>
+                    <w:t xml:space="preserve">å</w:t>
+                  </w:r>
+                  <w:r xmlns:w="http://schemas.openxmlformats.org/wordprocessingml/2006/main" xmlns:wp="http://schemas.openxmlformats.org/drawingml/2006/wordprocessingDrawing" xmlns:r="http://schemas.openxmlformats.org/officeDocument/2006/relationships" xmlns:w14="http://schemas.microsoft.com/office/word/2010/wordml">
+                    <w:rPr>
+                      <w:rFonts w:ascii="Arial" w:hAnsi="Arial" w:eastAsia="Arial" w:cs="Arial"/>
+                      <w:i w:val="false"/>
+                      <w:b w:val="false"/>
+                      <w:u w:val="none"/>
+                      <w:strike w:val="false"/>
+                      <w:sz w:val="22"/>
+                      <w:szCs w:val="22"/>
+                      <w:color w:val="000000"/>
+                    </w:rPr>
+                    <w:t xml:space="preserve">r)</w:t>
                   </w:r>
                 </w:p>
               </w:tc>
-              <w:tc>
-                <w:tcPr>
-                  <w:tcBorders>
-                    <w:bottom w:val="single" w:sz="12" w:space="0" w:color="666666"/>
-                    <w:top w:val="single" w:sz="12" w:space="0" w:color="666666"/>
-                    <w:left w:val="none" w:sz="0" w:space="0" w:color="000000"/>
-                    <w:right w:val="none" w:sz="0" w:space="0" w:color="000000"/>
-                  </w:tcBorders>
-                  <w:shd w:val="clear" w:color="auto" w:fill="FFFFFF"/>
-                  <w:tcMar>
-                    <w:top w:w="0" w:type="dxa"/>
-                    <w:bottom w:w="0" w:type="dxa"/>
-                    <w:left w:w="0" w:type="dxa"/>
-                    <w:right w:w="0" w:type="dxa"/>
-                  </w:tcMar>
-                  <w:vAlign w:val="center"/>
-                </w:tcPr>
-                <w:p>
-                  <w:pPr>
-                    <w:jc w:val="left"/>
-                    <w:pBdr>
-                      <w:bottom w:val="none" w:sz="0" w:space="0" w:color="000000"/>
-                      <w:top w:val="none" w:sz="0" w:space="0" w:color="000000"/>
-                      <w:left w:val="none" w:sz="0" w:space="0" w:color="000000"/>
-                      <w:right w:val="none" w:sz="0" w:space="0" w:color="000000"/>
-                    </w:pBdr>
-                    <w:spacing w:after="100" w:before="120" w:line="240"/>
-                    <w:ind w:left="100" w:right="100" w:firstLine="0" w:firstLineChars="0"/>
-                    <w:rPr>
-                      <w:rFonts w:ascii="Arial" w:hAnsi="Arial" w:eastAsia="Arial" w:cs="Arial"/>
-                      <w:i w:val="false"/>
-                      <w:b w:val="true"/>
-                      <w:u w:val="none"/>
-                      <w:strike w:val="false"/>
-                      <w:sz w:val="22"/>
-                      <w:szCs w:val="22"/>
-                      <w:color w:val="000000"/>
-                    </w:rPr>
-                  </w:pPr>
-                  <w:r xmlns:w="http://schemas.openxmlformats.org/wordprocessingml/2006/main" xmlns:wp="http://schemas.openxmlformats.org/drawingml/2006/wordprocessingDrawing" xmlns:r="http://schemas.openxmlformats.org/officeDocument/2006/relationships" xmlns:w14="http://schemas.microsoft.com/office/word/2010/wordml">
-                    <w:rPr>
-                      <w:rFonts w:ascii="Arial" w:hAnsi="Arial" w:eastAsia="Arial" w:cs="Arial"/>
-                      <w:i w:val="false"/>
-                      <w:b w:val="true"/>
-                      <w:u w:val="none"/>
-                      <w:strike w:val="false"/>
-                      <w:sz w:val="22"/>
-                      <w:szCs w:val="22"/>
-                      <w:color w:val="000000"/>
-                    </w:rPr>
-                    <w:t xml:space="preserve">Menn (n = 7)</w:t>
-                  </w:r>
-                </w:p>
-              </w:tc>
-              <w:tc>
-                <w:tcPr>
-                  <w:tcBorders>
-                    <w:bottom w:val="single" w:sz="12" w:space="0" w:color="666666"/>
-                    <w:top w:val="single" w:sz="12" w:space="0" w:color="666666"/>
-                    <w:left w:val="none" w:sz="0" w:space="0" w:color="000000"/>
-                    <w:right w:val="none" w:sz="0" w:space="0" w:color="000000"/>
-                  </w:tcBorders>
-                  <w:shd w:val="clear" w:color="auto" w:fill="FFFFFF"/>
-                  <w:tcMar>
-                    <w:top w:w="0" w:type="dxa"/>
-                    <w:bottom w:w="0" w:type="dxa"/>
-                    <w:left w:w="0" w:type="dxa"/>
-                    <w:right w:w="0" w:type="dxa"/>
-                  </w:tcMar>
-                  <w:vAlign w:val="center"/>
-                </w:tcPr>
-                <w:p>
-                  <w:pPr>
-                    <w:jc w:val="left"/>
-                    <w:pBdr>
-                      <w:bottom w:val="none" w:sz="0" w:space="0" w:color="000000"/>
-                      <w:top w:val="none" w:sz="0" w:space="0" w:color="000000"/>
-                      <w:left w:val="none" w:sz="0" w:space="0" w:color="000000"/>
-                      <w:right w:val="none" w:sz="0" w:space="0" w:color="000000"/>
-                    </w:pBdr>
-                    <w:spacing w:after="100" w:before="120" w:line="240"/>
-                    <w:ind w:left="100" w:right="100" w:firstLine="0" w:firstLineChars="0"/>
-                    <w:rPr>
-                      <w:rFonts w:ascii="Arial" w:hAnsi="Arial" w:eastAsia="Arial" w:cs="Arial"/>
-                      <w:i w:val="false"/>
-                      <w:b w:val="true"/>
-                      <w:u w:val="none"/>
-                      <w:strike w:val="false"/>
-                      <w:sz w:val="22"/>
-                      <w:szCs w:val="22"/>
-                      <w:color w:val="000000"/>
-                    </w:rPr>
-                  </w:pPr>
-                  <w:r xmlns:w="http://schemas.openxmlformats.org/wordprocessingml/2006/main" xmlns:wp="http://schemas.openxmlformats.org/drawingml/2006/wordprocessingDrawing" xmlns:r="http://schemas.openxmlformats.org/officeDocument/2006/relationships" xmlns:w14="http://schemas.microsoft.com/office/word/2010/wordml">
-                    <w:rPr>
-                      <w:rFonts w:ascii="Arial" w:hAnsi="Arial" w:eastAsia="Arial" w:cs="Arial"/>
-                      <w:i w:val="false"/>
-                      <w:b w:val="true"/>
-                      <w:u w:val="none"/>
-                      <w:strike w:val="false"/>
-                      <w:sz w:val="22"/>
-                      <w:szCs w:val="22"/>
-                      <w:color w:val="000000"/>
-                    </w:rPr>
-                    <w:t xml:space="preserve">Gruppe (n = 10)</w:t>
-                  </w:r>
-                </w:p>
-              </w:tc>
-            </w:tr>
-            <w:tr>
-              <w:trPr>
-                <w:trHeight w:val="617" w:hRule="auto"/>
-              </w:trPr>
               <w:tc>
                 <w:tcPr>
                   <w:tcBorders>
@@ -527,33 +607,7 @@
                       <w:szCs w:val="22"/>
                       <w:color w:val="000000"/>
                     </w:rPr>
-                    <w:t xml:space="preserve">Alder (</w:t>
-                  </w:r>
-                  <w:r xmlns:w="http://schemas.openxmlformats.org/wordprocessingml/2006/main" xmlns:wp="http://schemas.openxmlformats.org/drawingml/2006/wordprocessingDrawing" xmlns:r="http://schemas.openxmlformats.org/officeDocument/2006/relationships" xmlns:w14="http://schemas.microsoft.com/office/word/2010/wordml">
-                    <w:rPr>
-                      <w:rFonts w:ascii="Arial" w:hAnsi="Arial" w:eastAsia="Arial" w:cs="Arial"/>
-                      <w:i w:val="false"/>
-                      <w:b w:val="false"/>
-                      <w:u w:val="none"/>
-                      <w:strike w:val="false"/>
-                      <w:sz w:val="22"/>
-                      <w:szCs w:val="22"/>
-                      <w:color w:val="000000"/>
-                    </w:rPr>
-                    <w:t xml:space="preserve">å</w:t>
-                  </w:r>
-                  <w:r xmlns:w="http://schemas.openxmlformats.org/wordprocessingml/2006/main" xmlns:wp="http://schemas.openxmlformats.org/drawingml/2006/wordprocessingDrawing" xmlns:r="http://schemas.openxmlformats.org/officeDocument/2006/relationships" xmlns:w14="http://schemas.microsoft.com/office/word/2010/wordml">
-                    <w:rPr>
-                      <w:rFonts w:ascii="Arial" w:hAnsi="Arial" w:eastAsia="Arial" w:cs="Arial"/>
-                      <w:i w:val="false"/>
-                      <w:b w:val="false"/>
-                      <w:u w:val="none"/>
-                      <w:strike w:val="false"/>
-                      <w:sz w:val="22"/>
-                      <w:szCs w:val="22"/>
-                      <w:color w:val="000000"/>
-                    </w:rPr>
-                    <w:t xml:space="preserve">r)</w:t>
+                    <w:t xml:space="preserve">21.3 (1.2)</w:t>
                   </w:r>
                 </w:p>
               </w:tc>
@@ -576,14 +630,14 @@
                 </w:tcPr>
                 <w:p>
                   <w:pPr>
-                    <w:jc w:val="left"/>
+                    <w:jc w:val="center"/>
                     <w:pBdr>
                       <w:bottom w:val="none" w:sz="0" w:space="0" w:color="000000"/>
                       <w:top w:val="none" w:sz="0" w:space="0" w:color="000000"/>
                       <w:left w:val="none" w:sz="0" w:space="0" w:color="000000"/>
                       <w:right w:val="none" w:sz="0" w:space="0" w:color="000000"/>
                     </w:pBdr>
-                    <w:spacing w:after="100" w:before="120" w:line="240"/>
+                    <w:spacing w:after="100" w:before="100" w:line="240"/>
                     <w:ind w:left="100" w:right="100" w:firstLine="0" w:firstLineChars="0"/>
                     <w:rPr>
                       <w:rFonts w:ascii="Arial" w:hAnsi="Arial" w:eastAsia="Arial" w:cs="Arial"/>
@@ -607,7 +661,7 @@
                       <w:szCs w:val="22"/>
                       <w:color w:val="000000"/>
                     </w:rPr>
-                    <w:t xml:space="preserve">21.3 (1.2)</w:t>
+                    <w:t xml:space="preserve">21.0 (1.6)</w:t>
                   </w:r>
                 </w:p>
               </w:tc>
@@ -630,14 +684,14 @@
                 </w:tcPr>
                 <w:p>
                   <w:pPr>
-                    <w:jc w:val="left"/>
+                    <w:jc w:val="center"/>
                     <w:pBdr>
                       <w:bottom w:val="none" w:sz="0" w:space="0" w:color="000000"/>
                       <w:top w:val="none" w:sz="0" w:space="0" w:color="000000"/>
                       <w:left w:val="none" w:sz="0" w:space="0" w:color="000000"/>
                       <w:right w:val="none" w:sz="0" w:space="0" w:color="000000"/>
                     </w:pBdr>
-                    <w:spacing w:after="100" w:before="120" w:line="240"/>
+                    <w:spacing w:after="100" w:before="100" w:line="240"/>
                     <w:ind w:left="100" w:right="100" w:firstLine="0" w:firstLineChars="0"/>
                     <w:rPr>
                       <w:rFonts w:ascii="Arial" w:hAnsi="Arial" w:eastAsia="Arial" w:cs="Arial"/>
@@ -661,15 +715,20 @@
                       <w:szCs w:val="22"/>
                       <w:color w:val="000000"/>
                     </w:rPr>
-                    <w:t xml:space="preserve">21.0 (1.6)</w:t>
+                    <w:t xml:space="preserve">21.1 (1.4)</w:t>
                   </w:r>
                 </w:p>
               </w:tc>
+            </w:tr>
+            <w:tr>
+              <w:trPr>
+                <w:trHeight w:val="617" w:hRule="auto"/>
+              </w:trPr>
               <w:tc>
                 <w:tcPr>
                   <w:tcBorders>
                     <w:bottom w:val="single" w:sz="6" w:space="0" w:color="666666"/>
-                    <w:top w:val="single" w:sz="12" w:space="0" w:color="666666"/>
+                    <w:top w:val="single" w:sz="6" w:space="0" w:color="666666"/>
                     <w:left w:val="none" w:sz="0" w:space="0" w:color="000000"/>
                     <w:right w:val="none" w:sz="0" w:space="0" w:color="000000"/>
                   </w:tcBorders>
@@ -691,7 +750,7 @@
                       <w:left w:val="none" w:sz="0" w:space="0" w:color="000000"/>
                       <w:right w:val="none" w:sz="0" w:space="0" w:color="000000"/>
                     </w:pBdr>
-                    <w:spacing w:after="100" w:before="120" w:line="240"/>
+                    <w:spacing w:after="100" w:before="100" w:line="240"/>
                     <w:ind w:left="100" w:right="100" w:firstLine="0" w:firstLineChars="0"/>
                     <w:rPr>
                       <w:rFonts w:ascii="Arial" w:hAnsi="Arial" w:eastAsia="Arial" w:cs="Arial"/>
@@ -715,15 +774,10 @@
                       <w:szCs w:val="22"/>
                       <w:color w:val="000000"/>
                     </w:rPr>
-                    <w:t xml:space="preserve">21.1 (1.4)</w:t>
+                    <w:t xml:space="preserve">Kroppsmasse (kg)</w:t>
                   </w:r>
                 </w:p>
               </w:tc>
-            </w:tr>
-            <w:tr>
-              <w:trPr>
-                <w:trHeight w:val="617" w:hRule="auto"/>
-              </w:trPr>
               <w:tc>
                 <w:tcPr>
                   <w:tcBorders>
@@ -774,177 +828,10 @@
                       <w:szCs w:val="22"/>
                       <w:color w:val="000000"/>
                     </w:rPr>
-                    <w:t xml:space="preserve">Kroppsmasse (kg)</w:t>
+                    <w:t xml:space="preserve">57.8 (6.5)</w:t>
                   </w:r>
                 </w:p>
               </w:tc>
-              <w:tc>
-                <w:tcPr>
-                  <w:tcBorders>
-                    <w:bottom w:val="single" w:sz="6" w:space="0" w:color="666666"/>
-                    <w:top w:val="single" w:sz="6" w:space="0" w:color="666666"/>
-                    <w:left w:val="none" w:sz="0" w:space="0" w:color="000000"/>
-                    <w:right w:val="none" w:sz="0" w:space="0" w:color="000000"/>
-                  </w:tcBorders>
-                  <w:shd w:val="clear" w:color="auto" w:fill="FFFFFF"/>
-                  <w:tcMar>
-                    <w:top w:w="0" w:type="dxa"/>
-                    <w:bottom w:w="0" w:type="dxa"/>
-                    <w:left w:w="0" w:type="dxa"/>
-                    <w:right w:w="0" w:type="dxa"/>
-                  </w:tcMar>
-                  <w:vAlign w:val="center"/>
-                </w:tcPr>
-                <w:p>
-                  <w:pPr>
-                    <w:jc w:val="left"/>
-                    <w:pBdr>
-                      <w:bottom w:val="none" w:sz="0" w:space="0" w:color="000000"/>
-                      <w:top w:val="none" w:sz="0" w:space="0" w:color="000000"/>
-                      <w:left w:val="none" w:sz="0" w:space="0" w:color="000000"/>
-                      <w:right w:val="none" w:sz="0" w:space="0" w:color="000000"/>
-                    </w:pBdr>
-                    <w:spacing w:after="100" w:before="120" w:line="240"/>
-                    <w:ind w:left="100" w:right="100" w:firstLine="0" w:firstLineChars="0"/>
-                    <w:rPr>
-                      <w:rFonts w:ascii="Arial" w:hAnsi="Arial" w:eastAsia="Arial" w:cs="Arial"/>
-                      <w:i w:val="false"/>
-                      <w:b w:val="false"/>
-                      <w:u w:val="none"/>
-                      <w:strike w:val="false"/>
-                      <w:sz w:val="22"/>
-                      <w:szCs w:val="22"/>
-                      <w:color w:val="000000"/>
-                    </w:rPr>
-                  </w:pPr>
-                  <w:r xmlns:w="http://schemas.openxmlformats.org/wordprocessingml/2006/main" xmlns:wp="http://schemas.openxmlformats.org/drawingml/2006/wordprocessingDrawing" xmlns:r="http://schemas.openxmlformats.org/officeDocument/2006/relationships" xmlns:w14="http://schemas.microsoft.com/office/word/2010/wordml">
-                    <w:rPr>
-                      <w:rFonts w:ascii="Arial" w:hAnsi="Arial" w:eastAsia="Arial" w:cs="Arial"/>
-                      <w:i w:val="false"/>
-                      <w:b w:val="false"/>
-                      <w:u w:val="none"/>
-                      <w:strike w:val="false"/>
-                      <w:sz w:val="22"/>
-                      <w:szCs w:val="22"/>
-                      <w:color w:val="000000"/>
-                    </w:rPr>
-                    <w:t xml:space="preserve">57.8 (6.5)</w:t>
-                  </w:r>
-                </w:p>
-              </w:tc>
-              <w:tc>
-                <w:tcPr>
-                  <w:tcBorders>
-                    <w:bottom w:val="single" w:sz="6" w:space="0" w:color="666666"/>
-                    <w:top w:val="single" w:sz="6" w:space="0" w:color="666666"/>
-                    <w:left w:val="none" w:sz="0" w:space="0" w:color="000000"/>
-                    <w:right w:val="none" w:sz="0" w:space="0" w:color="000000"/>
-                  </w:tcBorders>
-                  <w:shd w:val="clear" w:color="auto" w:fill="FFFFFF"/>
-                  <w:tcMar>
-                    <w:top w:w="0" w:type="dxa"/>
-                    <w:bottom w:w="0" w:type="dxa"/>
-                    <w:left w:w="0" w:type="dxa"/>
-                    <w:right w:w="0" w:type="dxa"/>
-                  </w:tcMar>
-                  <w:vAlign w:val="center"/>
-                </w:tcPr>
-                <w:p>
-                  <w:pPr>
-                    <w:jc w:val="left"/>
-                    <w:pBdr>
-                      <w:bottom w:val="none" w:sz="0" w:space="0" w:color="000000"/>
-                      <w:top w:val="none" w:sz="0" w:space="0" w:color="000000"/>
-                      <w:left w:val="none" w:sz="0" w:space="0" w:color="000000"/>
-                      <w:right w:val="none" w:sz="0" w:space="0" w:color="000000"/>
-                    </w:pBdr>
-                    <w:spacing w:after="100" w:before="120" w:line="240"/>
-                    <w:ind w:left="100" w:right="100" w:firstLine="0" w:firstLineChars="0"/>
-                    <w:rPr>
-                      <w:rFonts w:ascii="Arial" w:hAnsi="Arial" w:eastAsia="Arial" w:cs="Arial"/>
-                      <w:i w:val="false"/>
-                      <w:b w:val="false"/>
-                      <w:u w:val="none"/>
-                      <w:strike w:val="false"/>
-                      <w:sz w:val="22"/>
-                      <w:szCs w:val="22"/>
-                      <w:color w:val="000000"/>
-                    </w:rPr>
-                  </w:pPr>
-                  <w:r xmlns:w="http://schemas.openxmlformats.org/wordprocessingml/2006/main" xmlns:wp="http://schemas.openxmlformats.org/drawingml/2006/wordprocessingDrawing" xmlns:r="http://schemas.openxmlformats.org/officeDocument/2006/relationships" xmlns:w14="http://schemas.microsoft.com/office/word/2010/wordml">
-                    <w:rPr>
-                      <w:rFonts w:ascii="Arial" w:hAnsi="Arial" w:eastAsia="Arial" w:cs="Arial"/>
-                      <w:i w:val="false"/>
-                      <w:b w:val="false"/>
-                      <w:u w:val="none"/>
-                      <w:strike w:val="false"/>
-                      <w:sz w:val="22"/>
-                      <w:szCs w:val="22"/>
-                      <w:color w:val="000000"/>
-                    </w:rPr>
-                    <w:t xml:space="preserve">78.2 (6.3)</w:t>
-                  </w:r>
-                </w:p>
-              </w:tc>
-              <w:tc>
-                <w:tcPr>
-                  <w:tcBorders>
-                    <w:bottom w:val="single" w:sz="6" w:space="0" w:color="666666"/>
-                    <w:top w:val="single" w:sz="6" w:space="0" w:color="666666"/>
-                    <w:left w:val="none" w:sz="0" w:space="0" w:color="000000"/>
-                    <w:right w:val="none" w:sz="0" w:space="0" w:color="000000"/>
-                  </w:tcBorders>
-                  <w:shd w:val="clear" w:color="auto" w:fill="FFFFFF"/>
-                  <w:tcMar>
-                    <w:top w:w="0" w:type="dxa"/>
-                    <w:bottom w:w="0" w:type="dxa"/>
-                    <w:left w:w="0" w:type="dxa"/>
-                    <w:right w:w="0" w:type="dxa"/>
-                  </w:tcMar>
-                  <w:vAlign w:val="center"/>
-                </w:tcPr>
-                <w:p>
-                  <w:pPr>
-                    <w:jc w:val="left"/>
-                    <w:pBdr>
-                      <w:bottom w:val="none" w:sz="0" w:space="0" w:color="000000"/>
-                      <w:top w:val="none" w:sz="0" w:space="0" w:color="000000"/>
-                      <w:left w:val="none" w:sz="0" w:space="0" w:color="000000"/>
-                      <w:right w:val="none" w:sz="0" w:space="0" w:color="000000"/>
-                    </w:pBdr>
-                    <w:spacing w:after="100" w:before="120" w:line="240"/>
-                    <w:ind w:left="100" w:right="100" w:firstLine="0" w:firstLineChars="0"/>
-                    <w:rPr>
-                      <w:rFonts w:ascii="Arial" w:hAnsi="Arial" w:eastAsia="Arial" w:cs="Arial"/>
-                      <w:i w:val="false"/>
-                      <w:b w:val="false"/>
-                      <w:u w:val="none"/>
-                      <w:strike w:val="false"/>
-                      <w:sz w:val="22"/>
-                      <w:szCs w:val="22"/>
-                      <w:color w:val="000000"/>
-                    </w:rPr>
-                  </w:pPr>
-                  <w:r xmlns:w="http://schemas.openxmlformats.org/wordprocessingml/2006/main" xmlns:wp="http://schemas.openxmlformats.org/drawingml/2006/wordprocessingDrawing" xmlns:r="http://schemas.openxmlformats.org/officeDocument/2006/relationships" xmlns:w14="http://schemas.microsoft.com/office/word/2010/wordml">
-                    <w:rPr>
-                      <w:rFonts w:ascii="Arial" w:hAnsi="Arial" w:eastAsia="Arial" w:cs="Arial"/>
-                      <w:i w:val="false"/>
-                      <w:b w:val="false"/>
-                      <w:u w:val="none"/>
-                      <w:strike w:val="false"/>
-                      <w:sz w:val="22"/>
-                      <w:szCs w:val="22"/>
-                      <w:color w:val="000000"/>
-                    </w:rPr>
-                    <w:t xml:space="preserve">72.1 (11.6)</w:t>
-                  </w:r>
-                </w:p>
-              </w:tc>
-            </w:tr>
-            <w:tr>
-              <w:trPr>
-                <w:trHeight w:val="617" w:hRule="auto"/>
-              </w:trPr>
               <w:tc>
                 <w:tcPr>
                   <w:tcBorders>
@@ -995,203 +882,10 @@
                       <w:szCs w:val="22"/>
                       <w:color w:val="000000"/>
                     </w:rPr>
-                    <w:t xml:space="preserve">H</w:t>
-                  </w:r>
-                  <w:r xmlns:w="http://schemas.openxmlformats.org/wordprocessingml/2006/main" xmlns:wp="http://schemas.openxmlformats.org/drawingml/2006/wordprocessingDrawing" xmlns:r="http://schemas.openxmlformats.org/officeDocument/2006/relationships" xmlns:w14="http://schemas.microsoft.com/office/word/2010/wordml">
-                    <w:rPr>
-                      <w:rFonts w:ascii="Arial" w:hAnsi="Arial" w:eastAsia="Arial" w:cs="Arial"/>
-                      <w:i w:val="false"/>
-                      <w:b w:val="false"/>
-                      <w:u w:val="none"/>
-                      <w:strike w:val="false"/>
-                      <w:sz w:val="22"/>
-                      <w:szCs w:val="22"/>
-                      <w:color w:val="000000"/>
-                    </w:rPr>
-                    <w:t xml:space="preserve">ø</w:t>
-                  </w:r>
-                  <w:r xmlns:w="http://schemas.openxmlformats.org/wordprocessingml/2006/main" xmlns:wp="http://schemas.openxmlformats.org/drawingml/2006/wordprocessingDrawing" xmlns:r="http://schemas.openxmlformats.org/officeDocument/2006/relationships" xmlns:w14="http://schemas.microsoft.com/office/word/2010/wordml">
-                    <w:rPr>
-                      <w:rFonts w:ascii="Arial" w:hAnsi="Arial" w:eastAsia="Arial" w:cs="Arial"/>
-                      <w:i w:val="false"/>
-                      <w:b w:val="false"/>
-                      <w:u w:val="none"/>
-                      <w:strike w:val="false"/>
-                      <w:sz w:val="22"/>
-                      <w:szCs w:val="22"/>
-                      <w:color w:val="000000"/>
-                    </w:rPr>
-                    <w:t xml:space="preserve">yde (cm)</w:t>
+                    <w:t xml:space="preserve">78.2 (6.3)</w:t>
                   </w:r>
                 </w:p>
               </w:tc>
-              <w:tc>
-                <w:tcPr>
-                  <w:tcBorders>
-                    <w:bottom w:val="single" w:sz="6" w:space="0" w:color="666666"/>
-                    <w:top w:val="single" w:sz="6" w:space="0" w:color="666666"/>
-                    <w:left w:val="none" w:sz="0" w:space="0" w:color="000000"/>
-                    <w:right w:val="none" w:sz="0" w:space="0" w:color="000000"/>
-                  </w:tcBorders>
-                  <w:shd w:val="clear" w:color="auto" w:fill="FFFFFF"/>
-                  <w:tcMar>
-                    <w:top w:w="0" w:type="dxa"/>
-                    <w:bottom w:w="0" w:type="dxa"/>
-                    <w:left w:w="0" w:type="dxa"/>
-                    <w:right w:w="0" w:type="dxa"/>
-                  </w:tcMar>
-                  <w:vAlign w:val="center"/>
-                </w:tcPr>
-                <w:p>
-                  <w:pPr>
-                    <w:jc w:val="left"/>
-                    <w:pBdr>
-                      <w:bottom w:val="none" w:sz="0" w:space="0" w:color="000000"/>
-                      <w:top w:val="none" w:sz="0" w:space="0" w:color="000000"/>
-                      <w:left w:val="none" w:sz="0" w:space="0" w:color="000000"/>
-                      <w:right w:val="none" w:sz="0" w:space="0" w:color="000000"/>
-                    </w:pBdr>
-                    <w:spacing w:after="100" w:before="120" w:line="240"/>
-                    <w:ind w:left="100" w:right="100" w:firstLine="0" w:firstLineChars="0"/>
-                    <w:rPr>
-                      <w:rFonts w:ascii="Arial" w:hAnsi="Arial" w:eastAsia="Arial" w:cs="Arial"/>
-                      <w:i w:val="false"/>
-                      <w:b w:val="false"/>
-                      <w:u w:val="none"/>
-                      <w:strike w:val="false"/>
-                      <w:sz w:val="22"/>
-                      <w:szCs w:val="22"/>
-                      <w:color w:val="000000"/>
-                    </w:rPr>
-                  </w:pPr>
-                  <w:r xmlns:w="http://schemas.openxmlformats.org/wordprocessingml/2006/main" xmlns:wp="http://schemas.openxmlformats.org/drawingml/2006/wordprocessingDrawing" xmlns:r="http://schemas.openxmlformats.org/officeDocument/2006/relationships" xmlns:w14="http://schemas.microsoft.com/office/word/2010/wordml">
-                    <w:rPr>
-                      <w:rFonts w:ascii="Arial" w:hAnsi="Arial" w:eastAsia="Arial" w:cs="Arial"/>
-                      <w:i w:val="false"/>
-                      <w:b w:val="false"/>
-                      <w:u w:val="none"/>
-                      <w:strike w:val="false"/>
-                      <w:sz w:val="22"/>
-                      <w:szCs w:val="22"/>
-                      <w:color w:val="000000"/>
-                    </w:rPr>
-                    <w:t xml:space="preserve">168.3 (6.4)</w:t>
-                  </w:r>
-                </w:p>
-              </w:tc>
-              <w:tc>
-                <w:tcPr>
-                  <w:tcBorders>
-                    <w:bottom w:val="single" w:sz="6" w:space="0" w:color="666666"/>
-                    <w:top w:val="single" w:sz="6" w:space="0" w:color="666666"/>
-                    <w:left w:val="none" w:sz="0" w:space="0" w:color="000000"/>
-                    <w:right w:val="none" w:sz="0" w:space="0" w:color="000000"/>
-                  </w:tcBorders>
-                  <w:shd w:val="clear" w:color="auto" w:fill="FFFFFF"/>
-                  <w:tcMar>
-                    <w:top w:w="0" w:type="dxa"/>
-                    <w:bottom w:w="0" w:type="dxa"/>
-                    <w:left w:w="0" w:type="dxa"/>
-                    <w:right w:w="0" w:type="dxa"/>
-                  </w:tcMar>
-                  <w:vAlign w:val="center"/>
-                </w:tcPr>
-                <w:p>
-                  <w:pPr>
-                    <w:jc w:val="left"/>
-                    <w:pBdr>
-                      <w:bottom w:val="none" w:sz="0" w:space="0" w:color="000000"/>
-                      <w:top w:val="none" w:sz="0" w:space="0" w:color="000000"/>
-                      <w:left w:val="none" w:sz="0" w:space="0" w:color="000000"/>
-                      <w:right w:val="none" w:sz="0" w:space="0" w:color="000000"/>
-                    </w:pBdr>
-                    <w:spacing w:after="100" w:before="120" w:line="240"/>
-                    <w:ind w:left="100" w:right="100" w:firstLine="0" w:firstLineChars="0"/>
-                    <w:rPr>
-                      <w:rFonts w:ascii="Arial" w:hAnsi="Arial" w:eastAsia="Arial" w:cs="Arial"/>
-                      <w:i w:val="false"/>
-                      <w:b w:val="false"/>
-                      <w:u w:val="none"/>
-                      <w:strike w:val="false"/>
-                      <w:sz w:val="22"/>
-                      <w:szCs w:val="22"/>
-                      <w:color w:val="000000"/>
-                    </w:rPr>
-                  </w:pPr>
-                  <w:r xmlns:w="http://schemas.openxmlformats.org/wordprocessingml/2006/main" xmlns:wp="http://schemas.openxmlformats.org/drawingml/2006/wordprocessingDrawing" xmlns:r="http://schemas.openxmlformats.org/officeDocument/2006/relationships" xmlns:w14="http://schemas.microsoft.com/office/word/2010/wordml">
-                    <w:rPr>
-                      <w:rFonts w:ascii="Arial" w:hAnsi="Arial" w:eastAsia="Arial" w:cs="Arial"/>
-                      <w:i w:val="false"/>
-                      <w:b w:val="false"/>
-                      <w:u w:val="none"/>
-                      <w:strike w:val="false"/>
-                      <w:sz w:val="22"/>
-                      <w:szCs w:val="22"/>
-                      <w:color w:val="000000"/>
-                    </w:rPr>
-                    <w:t xml:space="preserve">185.0 (7.1)</w:t>
-                  </w:r>
-                </w:p>
-              </w:tc>
-              <w:tc>
-                <w:tcPr>
-                  <w:tcBorders>
-                    <w:bottom w:val="single" w:sz="6" w:space="0" w:color="666666"/>
-                    <w:top w:val="single" w:sz="6" w:space="0" w:color="666666"/>
-                    <w:left w:val="none" w:sz="0" w:space="0" w:color="000000"/>
-                    <w:right w:val="none" w:sz="0" w:space="0" w:color="000000"/>
-                  </w:tcBorders>
-                  <w:shd w:val="clear" w:color="auto" w:fill="FFFFFF"/>
-                  <w:tcMar>
-                    <w:top w:w="0" w:type="dxa"/>
-                    <w:bottom w:w="0" w:type="dxa"/>
-                    <w:left w:w="0" w:type="dxa"/>
-                    <w:right w:w="0" w:type="dxa"/>
-                  </w:tcMar>
-                  <w:vAlign w:val="center"/>
-                </w:tcPr>
-                <w:p>
-                  <w:pPr>
-                    <w:jc w:val="left"/>
-                    <w:pBdr>
-                      <w:bottom w:val="none" w:sz="0" w:space="0" w:color="000000"/>
-                      <w:top w:val="none" w:sz="0" w:space="0" w:color="000000"/>
-                      <w:left w:val="none" w:sz="0" w:space="0" w:color="000000"/>
-                      <w:right w:val="none" w:sz="0" w:space="0" w:color="000000"/>
-                    </w:pBdr>
-                    <w:spacing w:after="100" w:before="120" w:line="240"/>
-                    <w:ind w:left="100" w:right="100" w:firstLine="0" w:firstLineChars="0"/>
-                    <w:rPr>
-                      <w:rFonts w:ascii="Arial" w:hAnsi="Arial" w:eastAsia="Arial" w:cs="Arial"/>
-                      <w:i w:val="false"/>
-                      <w:b w:val="false"/>
-                      <w:u w:val="none"/>
-                      <w:strike w:val="false"/>
-                      <w:sz w:val="22"/>
-                      <w:szCs w:val="22"/>
-                      <w:color w:val="000000"/>
-                    </w:rPr>
-                  </w:pPr>
-                  <w:r xmlns:w="http://schemas.openxmlformats.org/wordprocessingml/2006/main" xmlns:wp="http://schemas.openxmlformats.org/drawingml/2006/wordprocessingDrawing" xmlns:r="http://schemas.openxmlformats.org/officeDocument/2006/relationships" xmlns:w14="http://schemas.microsoft.com/office/word/2010/wordml">
-                    <w:rPr>
-                      <w:rFonts w:ascii="Arial" w:hAnsi="Arial" w:eastAsia="Arial" w:cs="Arial"/>
-                      <w:i w:val="false"/>
-                      <w:b w:val="false"/>
-                      <w:u w:val="none"/>
-                      <w:strike w:val="false"/>
-                      <w:sz w:val="22"/>
-                      <w:szCs w:val="22"/>
-                      <w:color w:val="000000"/>
-                    </w:rPr>
-                    <w:t xml:space="preserve">180.0 (10.4)</w:t>
-                  </w:r>
-                </w:p>
-              </w:tc>
-            </w:tr>
-            <w:tr>
-              <w:trPr>
-                <w:trHeight w:val="617" w:hRule="auto"/>
-              </w:trPr>
               <w:tc>
                 <w:tcPr>
                   <w:tcBorders>
@@ -1242,10 +936,15 @@
                       <w:szCs w:val="22"/>
                       <w:color w:val="000000"/>
                     </w:rPr>
-                    <w:t xml:space="preserve">HF-maks (bpm)</w:t>
+                    <w:t xml:space="preserve">72.1 (11.6)</w:t>
                   </w:r>
                 </w:p>
               </w:tc>
+            </w:tr>
+            <w:tr>
+              <w:trPr>
+                <w:trHeight w:val="617" w:hRule="auto"/>
+              </w:trPr>
               <w:tc>
                 <w:tcPr>
                   <w:tcBorders>
@@ -1272,7 +971,7 @@
                       <w:left w:val="none" w:sz="0" w:space="0" w:color="000000"/>
                       <w:right w:val="none" w:sz="0" w:space="0" w:color="000000"/>
                     </w:pBdr>
-                    <w:spacing w:after="100" w:before="120" w:line="240"/>
+                    <w:spacing w:after="100" w:before="100" w:line="240"/>
                     <w:ind w:left="100" w:right="100" w:firstLine="0" w:firstLineChars="0"/>
                     <w:rPr>
                       <w:rFonts w:ascii="Arial" w:hAnsi="Arial" w:eastAsia="Arial" w:cs="Arial"/>
@@ -1296,123 +995,36 @@
                       <w:szCs w:val="22"/>
                       <w:color w:val="000000"/>
                     </w:rPr>
-                    <w:t xml:space="preserve">199.7 (4.5)</w:t>
+                    <w:t xml:space="preserve">H</w:t>
+                  </w:r>
+                  <w:r xmlns:w="http://schemas.openxmlformats.org/wordprocessingml/2006/main" xmlns:wp="http://schemas.openxmlformats.org/drawingml/2006/wordprocessingDrawing" xmlns:r="http://schemas.openxmlformats.org/officeDocument/2006/relationships" xmlns:w14="http://schemas.microsoft.com/office/word/2010/wordml">
+                    <w:rPr>
+                      <w:rFonts w:ascii="Arial" w:hAnsi="Arial" w:eastAsia="Arial" w:cs="Arial"/>
+                      <w:i w:val="false"/>
+                      <w:b w:val="false"/>
+                      <w:u w:val="none"/>
+                      <w:strike w:val="false"/>
+                      <w:sz w:val="22"/>
+                      <w:szCs w:val="22"/>
+                      <w:color w:val="000000"/>
+                    </w:rPr>
+                    <w:t xml:space="preserve">ø</w:t>
+                  </w:r>
+                  <w:r xmlns:w="http://schemas.openxmlformats.org/wordprocessingml/2006/main" xmlns:wp="http://schemas.openxmlformats.org/drawingml/2006/wordprocessingDrawing" xmlns:r="http://schemas.openxmlformats.org/officeDocument/2006/relationships" xmlns:w14="http://schemas.microsoft.com/office/word/2010/wordml">
+                    <w:rPr>
+                      <w:rFonts w:ascii="Arial" w:hAnsi="Arial" w:eastAsia="Arial" w:cs="Arial"/>
+                      <w:i w:val="false"/>
+                      <w:b w:val="false"/>
+                      <w:u w:val="none"/>
+                      <w:strike w:val="false"/>
+                      <w:sz w:val="22"/>
+                      <w:szCs w:val="22"/>
+                      <w:color w:val="000000"/>
+                    </w:rPr>
+                    <w:t xml:space="preserve">yde (cm)</w:t>
                   </w:r>
                 </w:p>
               </w:tc>
-              <w:tc>
-                <w:tcPr>
-                  <w:tcBorders>
-                    <w:bottom w:val="single" w:sz="6" w:space="0" w:color="666666"/>
-                    <w:top w:val="single" w:sz="6" w:space="0" w:color="666666"/>
-                    <w:left w:val="none" w:sz="0" w:space="0" w:color="000000"/>
-                    <w:right w:val="none" w:sz="0" w:space="0" w:color="000000"/>
-                  </w:tcBorders>
-                  <w:shd w:val="clear" w:color="auto" w:fill="FFFFFF"/>
-                  <w:tcMar>
-                    <w:top w:w="0" w:type="dxa"/>
-                    <w:bottom w:w="0" w:type="dxa"/>
-                    <w:left w:w="0" w:type="dxa"/>
-                    <w:right w:w="0" w:type="dxa"/>
-                  </w:tcMar>
-                  <w:vAlign w:val="center"/>
-                </w:tcPr>
-                <w:p>
-                  <w:pPr>
-                    <w:jc w:val="left"/>
-                    <w:pBdr>
-                      <w:bottom w:val="none" w:sz="0" w:space="0" w:color="000000"/>
-                      <w:top w:val="none" w:sz="0" w:space="0" w:color="000000"/>
-                      <w:left w:val="none" w:sz="0" w:space="0" w:color="000000"/>
-                      <w:right w:val="none" w:sz="0" w:space="0" w:color="000000"/>
-                    </w:pBdr>
-                    <w:spacing w:after="100" w:before="120" w:line="240"/>
-                    <w:ind w:left="100" w:right="100" w:firstLine="0" w:firstLineChars="0"/>
-                    <w:rPr>
-                      <w:rFonts w:ascii="Arial" w:hAnsi="Arial" w:eastAsia="Arial" w:cs="Arial"/>
-                      <w:i w:val="false"/>
-                      <w:b w:val="false"/>
-                      <w:u w:val="none"/>
-                      <w:strike w:val="false"/>
-                      <w:sz w:val="22"/>
-                      <w:szCs w:val="22"/>
-                      <w:color w:val="000000"/>
-                    </w:rPr>
-                  </w:pPr>
-                  <w:r xmlns:w="http://schemas.openxmlformats.org/wordprocessingml/2006/main" xmlns:wp="http://schemas.openxmlformats.org/drawingml/2006/wordprocessingDrawing" xmlns:r="http://schemas.openxmlformats.org/officeDocument/2006/relationships" xmlns:w14="http://schemas.microsoft.com/office/word/2010/wordml">
-                    <w:rPr>
-                      <w:rFonts w:ascii="Arial" w:hAnsi="Arial" w:eastAsia="Arial" w:cs="Arial"/>
-                      <w:i w:val="false"/>
-                      <w:b w:val="false"/>
-                      <w:u w:val="none"/>
-                      <w:strike w:val="false"/>
-                      <w:sz w:val="22"/>
-                      <w:szCs w:val="22"/>
-                      <w:color w:val="000000"/>
-                    </w:rPr>
-                    <w:t xml:space="preserve">203.4 (9.0)</w:t>
-                  </w:r>
-                </w:p>
-              </w:tc>
-              <w:tc>
-                <w:tcPr>
-                  <w:tcBorders>
-                    <w:bottom w:val="single" w:sz="6" w:space="0" w:color="666666"/>
-                    <w:top w:val="single" w:sz="6" w:space="0" w:color="666666"/>
-                    <w:left w:val="none" w:sz="0" w:space="0" w:color="000000"/>
-                    <w:right w:val="none" w:sz="0" w:space="0" w:color="000000"/>
-                  </w:tcBorders>
-                  <w:shd w:val="clear" w:color="auto" w:fill="FFFFFF"/>
-                  <w:tcMar>
-                    <w:top w:w="0" w:type="dxa"/>
-                    <w:bottom w:w="0" w:type="dxa"/>
-                    <w:left w:w="0" w:type="dxa"/>
-                    <w:right w:w="0" w:type="dxa"/>
-                  </w:tcMar>
-                  <w:vAlign w:val="center"/>
-                </w:tcPr>
-                <w:p>
-                  <w:pPr>
-                    <w:jc w:val="left"/>
-                    <w:pBdr>
-                      <w:bottom w:val="none" w:sz="0" w:space="0" w:color="000000"/>
-                      <w:top w:val="none" w:sz="0" w:space="0" w:color="000000"/>
-                      <w:left w:val="none" w:sz="0" w:space="0" w:color="000000"/>
-                      <w:right w:val="none" w:sz="0" w:space="0" w:color="000000"/>
-                    </w:pBdr>
-                    <w:spacing w:after="100" w:before="120" w:line="240"/>
-                    <w:ind w:left="100" w:right="100" w:firstLine="0" w:firstLineChars="0"/>
-                    <w:rPr>
-                      <w:rFonts w:ascii="Arial" w:hAnsi="Arial" w:eastAsia="Arial" w:cs="Arial"/>
-                      <w:i w:val="false"/>
-                      <w:b w:val="false"/>
-                      <w:u w:val="none"/>
-                      <w:strike w:val="false"/>
-                      <w:sz w:val="22"/>
-                      <w:szCs w:val="22"/>
-                      <w:color w:val="000000"/>
-                    </w:rPr>
-                  </w:pPr>
-                  <w:r xmlns:w="http://schemas.openxmlformats.org/wordprocessingml/2006/main" xmlns:wp="http://schemas.openxmlformats.org/drawingml/2006/wordprocessingDrawing" xmlns:r="http://schemas.openxmlformats.org/officeDocument/2006/relationships" xmlns:w14="http://schemas.microsoft.com/office/word/2010/wordml">
-                    <w:rPr>
-                      <w:rFonts w:ascii="Arial" w:hAnsi="Arial" w:eastAsia="Arial" w:cs="Arial"/>
-                      <w:i w:val="false"/>
-                      <w:b w:val="false"/>
-                      <w:u w:val="none"/>
-                      <w:strike w:val="false"/>
-                      <w:sz w:val="22"/>
-                      <w:szCs w:val="22"/>
-                      <w:color w:val="000000"/>
-                    </w:rPr>
-                    <w:t xml:space="preserve">202.3 (7.9)</w:t>
-                  </w:r>
-                </w:p>
-              </w:tc>
-            </w:tr>
-            <w:tr>
-              <w:trPr>
-                <w:trHeight w:val="617" w:hRule="auto"/>
-              </w:trPr>
               <w:tc>
                 <w:tcPr>
                   <w:tcBorders>
@@ -1463,204 +1075,10 @@
                       <w:szCs w:val="22"/>
                       <w:color w:val="000000"/>
                     </w:rPr>
-                    <w:t xml:space="preserve">VO</w:t>
-                  </w:r>
-                  <w:r xmlns:w="http://schemas.openxmlformats.org/wordprocessingml/2006/main" xmlns:wp="http://schemas.openxmlformats.org/drawingml/2006/wordprocessingDrawing" xmlns:r="http://schemas.openxmlformats.org/officeDocument/2006/relationships" xmlns:w14="http://schemas.microsoft.com/office/word/2010/wordml">
-                    <w:rPr>
-                      <w:rFonts w:ascii="Arial" w:hAnsi="Arial" w:eastAsia="Arial" w:cs="Arial"/>
-                      <w:i w:val="false"/>
-                      <w:b w:val="false"/>
-                      <w:u w:val="none"/>
-                      <w:strike w:val="false"/>
-                      <w:vertAlign w:val="subscript"/>
-                      <w:sz w:val="22"/>
-                      <w:szCs w:val="22"/>
-                      <w:color w:val="000000"/>
-                    </w:rPr>
-                    <w:t xml:space="preserve">2</w:t>
-                  </w:r>
-                  <w:r xmlns:w="http://schemas.openxmlformats.org/wordprocessingml/2006/main" xmlns:wp="http://schemas.openxmlformats.org/drawingml/2006/wordprocessingDrawing" xmlns:r="http://schemas.openxmlformats.org/officeDocument/2006/relationships" xmlns:w14="http://schemas.microsoft.com/office/word/2010/wordml">
-                    <w:rPr>
-                      <w:rFonts w:ascii="Arial" w:hAnsi="Arial" w:eastAsia="Arial" w:cs="Arial"/>
-                      <w:i w:val="false"/>
-                      <w:b w:val="false"/>
-                      <w:u w:val="none"/>
-                      <w:strike w:val="false"/>
-                      <w:sz w:val="22"/>
-                      <w:szCs w:val="22"/>
-                      <w:color w:val="000000"/>
-                    </w:rPr>
-                    <w:t xml:space="preserve"> (ml/min)</w:t>
+                    <w:t xml:space="preserve">168.3 (6.4)</w:t>
                   </w:r>
                 </w:p>
               </w:tc>
-              <w:tc>
-                <w:tcPr>
-                  <w:tcBorders>
-                    <w:bottom w:val="single" w:sz="6" w:space="0" w:color="666666"/>
-                    <w:top w:val="single" w:sz="6" w:space="0" w:color="666666"/>
-                    <w:left w:val="none" w:sz="0" w:space="0" w:color="000000"/>
-                    <w:right w:val="none" w:sz="0" w:space="0" w:color="000000"/>
-                  </w:tcBorders>
-                  <w:shd w:val="clear" w:color="auto" w:fill="FFFFFF"/>
-                  <w:tcMar>
-                    <w:top w:w="0" w:type="dxa"/>
-                    <w:bottom w:w="0" w:type="dxa"/>
-                    <w:left w:w="0" w:type="dxa"/>
-                    <w:right w:w="0" w:type="dxa"/>
-                  </w:tcMar>
-                  <w:vAlign w:val="center"/>
-                </w:tcPr>
-                <w:p>
-                  <w:pPr>
-                    <w:jc w:val="left"/>
-                    <w:pBdr>
-                      <w:bottom w:val="none" w:sz="0" w:space="0" w:color="000000"/>
-                      <w:top w:val="none" w:sz="0" w:space="0" w:color="000000"/>
-                      <w:left w:val="none" w:sz="0" w:space="0" w:color="000000"/>
-                      <w:right w:val="none" w:sz="0" w:space="0" w:color="000000"/>
-                    </w:pBdr>
-                    <w:spacing w:after="100" w:before="120" w:line="240"/>
-                    <w:ind w:left="100" w:right="100" w:firstLine="0" w:firstLineChars="0"/>
-                    <w:rPr>
-                      <w:rFonts w:ascii="Arial" w:hAnsi="Arial" w:eastAsia="Arial" w:cs="Arial"/>
-                      <w:i w:val="false"/>
-                      <w:b w:val="false"/>
-                      <w:u w:val="none"/>
-                      <w:strike w:val="false"/>
-                      <w:sz w:val="22"/>
-                      <w:szCs w:val="22"/>
-                      <w:color w:val="000000"/>
-                    </w:rPr>
-                  </w:pPr>
-                  <w:r xmlns:w="http://schemas.openxmlformats.org/wordprocessingml/2006/main" xmlns:wp="http://schemas.openxmlformats.org/drawingml/2006/wordprocessingDrawing" xmlns:r="http://schemas.openxmlformats.org/officeDocument/2006/relationships" xmlns:w14="http://schemas.microsoft.com/office/word/2010/wordml">
-                    <w:rPr>
-                      <w:rFonts w:ascii="Arial" w:hAnsi="Arial" w:eastAsia="Arial" w:cs="Arial"/>
-                      <w:i w:val="false"/>
-                      <w:b w:val="false"/>
-                      <w:u w:val="none"/>
-                      <w:strike w:val="false"/>
-                      <w:sz w:val="22"/>
-                      <w:szCs w:val="22"/>
-                      <w:color w:val="000000"/>
-                    </w:rPr>
-                    <w:t xml:space="preserve">3518.7 (203.4)</w:t>
-                  </w:r>
-                </w:p>
-              </w:tc>
-              <w:tc>
-                <w:tcPr>
-                  <w:tcBorders>
-                    <w:bottom w:val="single" w:sz="6" w:space="0" w:color="666666"/>
-                    <w:top w:val="single" w:sz="6" w:space="0" w:color="666666"/>
-                    <w:left w:val="none" w:sz="0" w:space="0" w:color="000000"/>
-                    <w:right w:val="none" w:sz="0" w:space="0" w:color="000000"/>
-                  </w:tcBorders>
-                  <w:shd w:val="clear" w:color="auto" w:fill="FFFFFF"/>
-                  <w:tcMar>
-                    <w:top w:w="0" w:type="dxa"/>
-                    <w:bottom w:w="0" w:type="dxa"/>
-                    <w:left w:w="0" w:type="dxa"/>
-                    <w:right w:w="0" w:type="dxa"/>
-                  </w:tcMar>
-                  <w:vAlign w:val="center"/>
-                </w:tcPr>
-                <w:p>
-                  <w:pPr>
-                    <w:jc w:val="left"/>
-                    <w:pBdr>
-                      <w:bottom w:val="none" w:sz="0" w:space="0" w:color="000000"/>
-                      <w:top w:val="none" w:sz="0" w:space="0" w:color="000000"/>
-                      <w:left w:val="none" w:sz="0" w:space="0" w:color="000000"/>
-                      <w:right w:val="none" w:sz="0" w:space="0" w:color="000000"/>
-                    </w:pBdr>
-                    <w:spacing w:after="100" w:before="120" w:line="240"/>
-                    <w:ind w:left="100" w:right="100" w:firstLine="0" w:firstLineChars="0"/>
-                    <w:rPr>
-                      <w:rFonts w:ascii="Arial" w:hAnsi="Arial" w:eastAsia="Arial" w:cs="Arial"/>
-                      <w:i w:val="false"/>
-                      <w:b w:val="false"/>
-                      <w:u w:val="none"/>
-                      <w:strike w:val="false"/>
-                      <w:sz w:val="22"/>
-                      <w:szCs w:val="22"/>
-                      <w:color w:val="000000"/>
-                    </w:rPr>
-                  </w:pPr>
-                  <w:r xmlns:w="http://schemas.openxmlformats.org/wordprocessingml/2006/main" xmlns:wp="http://schemas.openxmlformats.org/drawingml/2006/wordprocessingDrawing" xmlns:r="http://schemas.openxmlformats.org/officeDocument/2006/relationships" xmlns:w14="http://schemas.microsoft.com/office/word/2010/wordml">
-                    <w:rPr>
-                      <w:rFonts w:ascii="Arial" w:hAnsi="Arial" w:eastAsia="Arial" w:cs="Arial"/>
-                      <w:i w:val="false"/>
-                      <w:b w:val="false"/>
-                      <w:u w:val="none"/>
-                      <w:strike w:val="false"/>
-                      <w:sz w:val="22"/>
-                      <w:szCs w:val="22"/>
-                      <w:color w:val="000000"/>
-                    </w:rPr>
-                    <w:t xml:space="preserve">5199.4 (335.2)</w:t>
-                  </w:r>
-                </w:p>
-              </w:tc>
-              <w:tc>
-                <w:tcPr>
-                  <w:tcBorders>
-                    <w:bottom w:val="single" w:sz="6" w:space="0" w:color="666666"/>
-                    <w:top w:val="single" w:sz="6" w:space="0" w:color="666666"/>
-                    <w:left w:val="none" w:sz="0" w:space="0" w:color="000000"/>
-                    <w:right w:val="none" w:sz="0" w:space="0" w:color="000000"/>
-                  </w:tcBorders>
-                  <w:shd w:val="clear" w:color="auto" w:fill="FFFFFF"/>
-                  <w:tcMar>
-                    <w:top w:w="0" w:type="dxa"/>
-                    <w:bottom w:w="0" w:type="dxa"/>
-                    <w:left w:w="0" w:type="dxa"/>
-                    <w:right w:w="0" w:type="dxa"/>
-                  </w:tcMar>
-                  <w:vAlign w:val="center"/>
-                </w:tcPr>
-                <w:p>
-                  <w:pPr>
-                    <w:jc w:val="left"/>
-                    <w:pBdr>
-                      <w:bottom w:val="none" w:sz="0" w:space="0" w:color="000000"/>
-                      <w:top w:val="none" w:sz="0" w:space="0" w:color="000000"/>
-                      <w:left w:val="none" w:sz="0" w:space="0" w:color="000000"/>
-                      <w:right w:val="none" w:sz="0" w:space="0" w:color="000000"/>
-                    </w:pBdr>
-                    <w:spacing w:after="100" w:before="120" w:line="240"/>
-                    <w:ind w:left="100" w:right="100" w:firstLine="0" w:firstLineChars="0"/>
-                    <w:rPr>
-                      <w:rFonts w:ascii="Arial" w:hAnsi="Arial" w:eastAsia="Arial" w:cs="Arial"/>
-                      <w:i w:val="false"/>
-                      <w:b w:val="false"/>
-                      <w:u w:val="none"/>
-                      <w:strike w:val="false"/>
-                      <w:sz w:val="22"/>
-                      <w:szCs w:val="22"/>
-                      <w:color w:val="000000"/>
-                    </w:rPr>
-                  </w:pPr>
-                  <w:r xmlns:w="http://schemas.openxmlformats.org/wordprocessingml/2006/main" xmlns:wp="http://schemas.openxmlformats.org/drawingml/2006/wordprocessingDrawing" xmlns:r="http://schemas.openxmlformats.org/officeDocument/2006/relationships" xmlns:w14="http://schemas.microsoft.com/office/word/2010/wordml">
-                    <w:rPr>
-                      <w:rFonts w:ascii="Arial" w:hAnsi="Arial" w:eastAsia="Arial" w:cs="Arial"/>
-                      <w:i w:val="false"/>
-                      <w:b w:val="false"/>
-                      <w:u w:val="none"/>
-                      <w:strike w:val="false"/>
-                      <w:sz w:val="22"/>
-                      <w:szCs w:val="22"/>
-                      <w:color w:val="000000"/>
-                    </w:rPr>
-                    <w:t xml:space="preserve">4695.2 (862.1)</w:t>
-                  </w:r>
-                </w:p>
-              </w:tc>
-            </w:tr>
-            <w:tr>
-              <w:trPr>
-                <w:trHeight w:val="617" w:hRule="auto"/>
-              </w:trPr>
               <w:tc>
                 <w:tcPr>
                   <w:tcBorders>
@@ -1711,204 +1129,10 @@
                       <w:szCs w:val="22"/>
                       <w:color w:val="000000"/>
                     </w:rPr>
-                    <w:t xml:space="preserve">VO</w:t>
-                  </w:r>
-                  <w:r xmlns:w="http://schemas.openxmlformats.org/wordprocessingml/2006/main" xmlns:wp="http://schemas.openxmlformats.org/drawingml/2006/wordprocessingDrawing" xmlns:r="http://schemas.openxmlformats.org/officeDocument/2006/relationships" xmlns:w14="http://schemas.microsoft.com/office/word/2010/wordml">
-                    <w:rPr>
-                      <w:rFonts w:ascii="Arial" w:hAnsi="Arial" w:eastAsia="Arial" w:cs="Arial"/>
-                      <w:i w:val="false"/>
-                      <w:b w:val="false"/>
-                      <w:u w:val="none"/>
-                      <w:strike w:val="false"/>
-                      <w:vertAlign w:val="subscript"/>
-                      <w:sz w:val="22"/>
-                      <w:szCs w:val="22"/>
-                      <w:color w:val="000000"/>
-                    </w:rPr>
-                    <w:t xml:space="preserve">2</w:t>
-                  </w:r>
-                  <w:r xmlns:w="http://schemas.openxmlformats.org/wordprocessingml/2006/main" xmlns:wp="http://schemas.openxmlformats.org/drawingml/2006/wordprocessingDrawing" xmlns:r="http://schemas.openxmlformats.org/officeDocument/2006/relationships" xmlns:w14="http://schemas.microsoft.com/office/word/2010/wordml">
-                    <w:rPr>
-                      <w:rFonts w:ascii="Arial" w:hAnsi="Arial" w:eastAsia="Arial" w:cs="Arial"/>
-                      <w:i w:val="false"/>
-                      <w:b w:val="false"/>
-                      <w:u w:val="none"/>
-                      <w:strike w:val="false"/>
-                      <w:sz w:val="22"/>
-                      <w:szCs w:val="22"/>
-                      <w:color w:val="000000"/>
-                    </w:rPr>
-                    <w:t xml:space="preserve"> (ml/kg/min)</w:t>
+                    <w:t xml:space="preserve">185.0 (7.1)</w:t>
                   </w:r>
                 </w:p>
               </w:tc>
-              <w:tc>
-                <w:tcPr>
-                  <w:tcBorders>
-                    <w:bottom w:val="single" w:sz="6" w:space="0" w:color="666666"/>
-                    <w:top w:val="single" w:sz="6" w:space="0" w:color="666666"/>
-                    <w:left w:val="none" w:sz="0" w:space="0" w:color="000000"/>
-                    <w:right w:val="none" w:sz="0" w:space="0" w:color="000000"/>
-                  </w:tcBorders>
-                  <w:shd w:val="clear" w:color="auto" w:fill="FFFFFF"/>
-                  <w:tcMar>
-                    <w:top w:w="0" w:type="dxa"/>
-                    <w:bottom w:w="0" w:type="dxa"/>
-                    <w:left w:w="0" w:type="dxa"/>
-                    <w:right w:w="0" w:type="dxa"/>
-                  </w:tcMar>
-                  <w:vAlign w:val="center"/>
-                </w:tcPr>
-                <w:p>
-                  <w:pPr>
-                    <w:jc w:val="left"/>
-                    <w:pBdr>
-                      <w:bottom w:val="none" w:sz="0" w:space="0" w:color="000000"/>
-                      <w:top w:val="none" w:sz="0" w:space="0" w:color="000000"/>
-                      <w:left w:val="none" w:sz="0" w:space="0" w:color="000000"/>
-                      <w:right w:val="none" w:sz="0" w:space="0" w:color="000000"/>
-                    </w:pBdr>
-                    <w:spacing w:after="100" w:before="120" w:line="240"/>
-                    <w:ind w:left="100" w:right="100" w:firstLine="0" w:firstLineChars="0"/>
-                    <w:rPr>
-                      <w:rFonts w:ascii="Arial" w:hAnsi="Arial" w:eastAsia="Arial" w:cs="Arial"/>
-                      <w:i w:val="false"/>
-                      <w:b w:val="false"/>
-                      <w:u w:val="none"/>
-                      <w:strike w:val="false"/>
-                      <w:sz w:val="22"/>
-                      <w:szCs w:val="22"/>
-                      <w:color w:val="000000"/>
-                    </w:rPr>
-                  </w:pPr>
-                  <w:r xmlns:w="http://schemas.openxmlformats.org/wordprocessingml/2006/main" xmlns:wp="http://schemas.openxmlformats.org/drawingml/2006/wordprocessingDrawing" xmlns:r="http://schemas.openxmlformats.org/officeDocument/2006/relationships" xmlns:w14="http://schemas.microsoft.com/office/word/2010/wordml">
-                    <w:rPr>
-                      <w:rFonts w:ascii="Arial" w:hAnsi="Arial" w:eastAsia="Arial" w:cs="Arial"/>
-                      <w:i w:val="false"/>
-                      <w:b w:val="false"/>
-                      <w:u w:val="none"/>
-                      <w:strike w:val="false"/>
-                      <w:sz w:val="22"/>
-                      <w:szCs w:val="22"/>
-                      <w:color w:val="000000"/>
-                    </w:rPr>
-                    <w:t xml:space="preserve">61.5 (8.5)</w:t>
-                  </w:r>
-                </w:p>
-              </w:tc>
-              <w:tc>
-                <w:tcPr>
-                  <w:tcBorders>
-                    <w:bottom w:val="single" w:sz="6" w:space="0" w:color="666666"/>
-                    <w:top w:val="single" w:sz="6" w:space="0" w:color="666666"/>
-                    <w:left w:val="none" w:sz="0" w:space="0" w:color="000000"/>
-                    <w:right w:val="none" w:sz="0" w:space="0" w:color="000000"/>
-                  </w:tcBorders>
-                  <w:shd w:val="clear" w:color="auto" w:fill="FFFFFF"/>
-                  <w:tcMar>
-                    <w:top w:w="0" w:type="dxa"/>
-                    <w:bottom w:w="0" w:type="dxa"/>
-                    <w:left w:w="0" w:type="dxa"/>
-                    <w:right w:w="0" w:type="dxa"/>
-                  </w:tcMar>
-                  <w:vAlign w:val="center"/>
-                </w:tcPr>
-                <w:p>
-                  <w:pPr>
-                    <w:jc w:val="left"/>
-                    <w:pBdr>
-                      <w:bottom w:val="none" w:sz="0" w:space="0" w:color="000000"/>
-                      <w:top w:val="none" w:sz="0" w:space="0" w:color="000000"/>
-                      <w:left w:val="none" w:sz="0" w:space="0" w:color="000000"/>
-                      <w:right w:val="none" w:sz="0" w:space="0" w:color="000000"/>
-                    </w:pBdr>
-                    <w:spacing w:after="100" w:before="120" w:line="240"/>
-                    <w:ind w:left="100" w:right="100" w:firstLine="0" w:firstLineChars="0"/>
-                    <w:rPr>
-                      <w:rFonts w:ascii="Arial" w:hAnsi="Arial" w:eastAsia="Arial" w:cs="Arial"/>
-                      <w:i w:val="false"/>
-                      <w:b w:val="false"/>
-                      <w:u w:val="none"/>
-                      <w:strike w:val="false"/>
-                      <w:sz w:val="22"/>
-                      <w:szCs w:val="22"/>
-                      <w:color w:val="000000"/>
-                    </w:rPr>
-                  </w:pPr>
-                  <w:r xmlns:w="http://schemas.openxmlformats.org/wordprocessingml/2006/main" xmlns:wp="http://schemas.openxmlformats.org/drawingml/2006/wordprocessingDrawing" xmlns:r="http://schemas.openxmlformats.org/officeDocument/2006/relationships" xmlns:w14="http://schemas.microsoft.com/office/word/2010/wordml">
-                    <w:rPr>
-                      <w:rFonts w:ascii="Arial" w:hAnsi="Arial" w:eastAsia="Arial" w:cs="Arial"/>
-                      <w:i w:val="false"/>
-                      <w:b w:val="false"/>
-                      <w:u w:val="none"/>
-                      <w:strike w:val="false"/>
-                      <w:sz w:val="22"/>
-                      <w:szCs w:val="22"/>
-                      <w:color w:val="000000"/>
-                    </w:rPr>
-                    <w:t xml:space="preserve">66.6 (3.5)</w:t>
-                  </w:r>
-                </w:p>
-              </w:tc>
-              <w:tc>
-                <w:tcPr>
-                  <w:tcBorders>
-                    <w:bottom w:val="single" w:sz="6" w:space="0" w:color="666666"/>
-                    <w:top w:val="single" w:sz="6" w:space="0" w:color="666666"/>
-                    <w:left w:val="none" w:sz="0" w:space="0" w:color="000000"/>
-                    <w:right w:val="none" w:sz="0" w:space="0" w:color="000000"/>
-                  </w:tcBorders>
-                  <w:shd w:val="clear" w:color="auto" w:fill="FFFFFF"/>
-                  <w:tcMar>
-                    <w:top w:w="0" w:type="dxa"/>
-                    <w:bottom w:w="0" w:type="dxa"/>
-                    <w:left w:w="0" w:type="dxa"/>
-                    <w:right w:w="0" w:type="dxa"/>
-                  </w:tcMar>
-                  <w:vAlign w:val="center"/>
-                </w:tcPr>
-                <w:p>
-                  <w:pPr>
-                    <w:jc w:val="left"/>
-                    <w:pBdr>
-                      <w:bottom w:val="none" w:sz="0" w:space="0" w:color="000000"/>
-                      <w:top w:val="none" w:sz="0" w:space="0" w:color="000000"/>
-                      <w:left w:val="none" w:sz="0" w:space="0" w:color="000000"/>
-                      <w:right w:val="none" w:sz="0" w:space="0" w:color="000000"/>
-                    </w:pBdr>
-                    <w:spacing w:after="100" w:before="120" w:line="240"/>
-                    <w:ind w:left="100" w:right="100" w:firstLine="0" w:firstLineChars="0"/>
-                    <w:rPr>
-                      <w:rFonts w:ascii="Arial" w:hAnsi="Arial" w:eastAsia="Arial" w:cs="Arial"/>
-                      <w:i w:val="false"/>
-                      <w:b w:val="false"/>
-                      <w:u w:val="none"/>
-                      <w:strike w:val="false"/>
-                      <w:sz w:val="22"/>
-                      <w:szCs w:val="22"/>
-                      <w:color w:val="000000"/>
-                    </w:rPr>
-                  </w:pPr>
-                  <w:r xmlns:w="http://schemas.openxmlformats.org/wordprocessingml/2006/main" xmlns:wp="http://schemas.openxmlformats.org/drawingml/2006/wordprocessingDrawing" xmlns:r="http://schemas.openxmlformats.org/officeDocument/2006/relationships" xmlns:w14="http://schemas.microsoft.com/office/word/2010/wordml">
-                    <w:rPr>
-                      <w:rFonts w:ascii="Arial" w:hAnsi="Arial" w:eastAsia="Arial" w:cs="Arial"/>
-                      <w:i w:val="false"/>
-                      <w:b w:val="false"/>
-                      <w:u w:val="none"/>
-                      <w:strike w:val="false"/>
-                      <w:sz w:val="22"/>
-                      <w:szCs w:val="22"/>
-                      <w:color w:val="000000"/>
-                    </w:rPr>
-                    <w:t xml:space="preserve">65.1 (5.5)</w:t>
-                  </w:r>
-                </w:p>
-              </w:tc>
-            </w:tr>
-            <w:tr>
-              <w:trPr>
-                <w:trHeight w:val="617" w:hRule="auto"/>
-              </w:trPr>
               <w:tc>
                 <w:tcPr>
                   <w:tcBorders>
@@ -1959,63 +1183,15 @@
                       <w:szCs w:val="22"/>
                       <w:color w:val="000000"/>
                     </w:rPr>
-                    <w:t xml:space="preserve">4 mmol</w:t>
-                  </w:r>
-                  <w:r xmlns:w="http://schemas.openxmlformats.org/wordprocessingml/2006/main" xmlns:wp="http://schemas.openxmlformats.org/drawingml/2006/wordprocessingDrawing" xmlns:r="http://schemas.openxmlformats.org/officeDocument/2006/relationships" xmlns:w14="http://schemas.microsoft.com/office/word/2010/wordml">
-                    <w:rPr>
-                      <w:rFonts w:ascii="Arial" w:hAnsi="Arial" w:eastAsia="Arial" w:cs="Arial"/>
-                      <w:i w:val="false"/>
-                      <w:b w:val="false"/>
-                      <w:u w:val="none"/>
-                      <w:strike w:val="false"/>
-                      <w:sz w:val="22"/>
-                      <w:szCs w:val="22"/>
-                      <w:color w:val="000000"/>
-                    </w:rPr>
-                    <w:t xml:space="preserve">·</w:t>
-                  </w:r>
-                  <w:r xmlns:w="http://schemas.openxmlformats.org/wordprocessingml/2006/main" xmlns:wp="http://schemas.openxmlformats.org/drawingml/2006/wordprocessingDrawing" xmlns:r="http://schemas.openxmlformats.org/officeDocument/2006/relationships" xmlns:w14="http://schemas.microsoft.com/office/word/2010/wordml">
-                    <w:rPr>
-                      <w:rFonts w:ascii="Arial" w:hAnsi="Arial" w:eastAsia="Arial" w:cs="Arial"/>
-                      <w:i w:val="false"/>
-                      <w:b w:val="false"/>
-                      <w:u w:val="none"/>
-                      <w:strike w:val="false"/>
-                      <w:sz w:val="22"/>
-                      <w:szCs w:val="22"/>
-                      <w:color w:val="000000"/>
-                    </w:rPr>
-                    <w:t xml:space="preserve">L</w:t>
-                  </w:r>
-                  <w:r xmlns:w="http://schemas.openxmlformats.org/wordprocessingml/2006/main" xmlns:wp="http://schemas.openxmlformats.org/drawingml/2006/wordprocessingDrawing" xmlns:r="http://schemas.openxmlformats.org/officeDocument/2006/relationships" xmlns:w14="http://schemas.microsoft.com/office/word/2010/wordml">
-                    <w:rPr>
-                      <w:rFonts w:ascii="Arial" w:hAnsi="Arial" w:eastAsia="Arial" w:cs="Arial"/>
-                      <w:i w:val="false"/>
-                      <w:b w:val="false"/>
-                      <w:u w:val="none"/>
-                      <w:strike w:val="false"/>
-                      <w:vertAlign w:val="superscript"/>
-                      <w:sz w:val="22"/>
-                      <w:szCs w:val="22"/>
-                      <w:color w:val="000000"/>
-                    </w:rPr>
-                    <w:t xml:space="preserve">-1</w:t>
-                  </w:r>
-                  <w:r xmlns:w="http://schemas.openxmlformats.org/wordprocessingml/2006/main" xmlns:wp="http://schemas.openxmlformats.org/drawingml/2006/wordprocessingDrawing" xmlns:r="http://schemas.openxmlformats.org/officeDocument/2006/relationships" xmlns:w14="http://schemas.microsoft.com/office/word/2010/wordml">
-                    <w:rPr>
-                      <w:rFonts w:ascii="Arial" w:hAnsi="Arial" w:eastAsia="Arial" w:cs="Arial"/>
-                      <w:i w:val="false"/>
-                      <w:b w:val="false"/>
-                      <w:u w:val="none"/>
-                      <w:strike w:val="false"/>
-                      <w:sz w:val="22"/>
-                      <w:szCs w:val="22"/>
-                      <w:color w:val="000000"/>
-                    </w:rPr>
-                    <w:t xml:space="preserve"> (W)</w:t>
+                    <w:t xml:space="preserve">180.0 (10.4)</w:t>
                   </w:r>
                 </w:p>
               </w:tc>
+            </w:tr>
+            <w:tr>
+              <w:trPr>
+                <w:trHeight w:val="617" w:hRule="auto"/>
+              </w:trPr>
               <w:tc>
                 <w:tcPr>
                   <w:tcBorders>
@@ -2042,7 +1218,7 @@
                       <w:left w:val="none" w:sz="0" w:space="0" w:color="000000"/>
                       <w:right w:val="none" w:sz="0" w:space="0" w:color="000000"/>
                     </w:pBdr>
-                    <w:spacing w:after="100" w:before="120" w:line="240"/>
+                    <w:spacing w:after="100" w:before="100" w:line="240"/>
                     <w:ind w:left="100" w:right="100" w:firstLine="0" w:firstLineChars="0"/>
                     <w:rPr>
                       <w:rFonts w:ascii="Arial" w:hAnsi="Arial" w:eastAsia="Arial" w:cs="Arial"/>
@@ -2066,10 +1242,177 @@
                       <w:szCs w:val="22"/>
                       <w:color w:val="000000"/>
                     </w:rPr>
-                    <w:t xml:space="preserve">222.6 (18.2)</w:t>
+                    <w:t xml:space="preserve">HF-maks (bpm)</w:t>
                   </w:r>
                 </w:p>
               </w:tc>
+              <w:tc>
+                <w:tcPr>
+                  <w:tcBorders>
+                    <w:bottom w:val="single" w:sz="6" w:space="0" w:color="666666"/>
+                    <w:top w:val="single" w:sz="6" w:space="0" w:color="666666"/>
+                    <w:left w:val="none" w:sz="0" w:space="0" w:color="000000"/>
+                    <w:right w:val="none" w:sz="0" w:space="0" w:color="000000"/>
+                  </w:tcBorders>
+                  <w:shd w:val="clear" w:color="auto" w:fill="FFFFFF"/>
+                  <w:tcMar>
+                    <w:top w:w="0" w:type="dxa"/>
+                    <w:bottom w:w="0" w:type="dxa"/>
+                    <w:left w:w="0" w:type="dxa"/>
+                    <w:right w:w="0" w:type="dxa"/>
+                  </w:tcMar>
+                  <w:vAlign w:val="center"/>
+                </w:tcPr>
+                <w:p>
+                  <w:pPr>
+                    <w:jc w:val="center"/>
+                    <w:pBdr>
+                      <w:bottom w:val="none" w:sz="0" w:space="0" w:color="000000"/>
+                      <w:top w:val="none" w:sz="0" w:space="0" w:color="000000"/>
+                      <w:left w:val="none" w:sz="0" w:space="0" w:color="000000"/>
+                      <w:right w:val="none" w:sz="0" w:space="0" w:color="000000"/>
+                    </w:pBdr>
+                    <w:spacing w:after="100" w:before="100" w:line="240"/>
+                    <w:ind w:left="100" w:right="100" w:firstLine="0" w:firstLineChars="0"/>
+                    <w:rPr>
+                      <w:rFonts w:ascii="Arial" w:hAnsi="Arial" w:eastAsia="Arial" w:cs="Arial"/>
+                      <w:i w:val="false"/>
+                      <w:b w:val="false"/>
+                      <w:u w:val="none"/>
+                      <w:strike w:val="false"/>
+                      <w:sz w:val="22"/>
+                      <w:szCs w:val="22"/>
+                      <w:color w:val="000000"/>
+                    </w:rPr>
+                  </w:pPr>
+                  <w:r xmlns:w="http://schemas.openxmlformats.org/wordprocessingml/2006/main" xmlns:wp="http://schemas.openxmlformats.org/drawingml/2006/wordprocessingDrawing" xmlns:r="http://schemas.openxmlformats.org/officeDocument/2006/relationships" xmlns:w14="http://schemas.microsoft.com/office/word/2010/wordml">
+                    <w:rPr>
+                      <w:rFonts w:ascii="Arial" w:hAnsi="Arial" w:eastAsia="Arial" w:cs="Arial"/>
+                      <w:i w:val="false"/>
+                      <w:b w:val="false"/>
+                      <w:u w:val="none"/>
+                      <w:strike w:val="false"/>
+                      <w:sz w:val="22"/>
+                      <w:szCs w:val="22"/>
+                      <w:color w:val="000000"/>
+                    </w:rPr>
+                    <w:t xml:space="preserve">199.7 (4.5)</w:t>
+                  </w:r>
+                </w:p>
+              </w:tc>
+              <w:tc>
+                <w:tcPr>
+                  <w:tcBorders>
+                    <w:bottom w:val="single" w:sz="6" w:space="0" w:color="666666"/>
+                    <w:top w:val="single" w:sz="6" w:space="0" w:color="666666"/>
+                    <w:left w:val="none" w:sz="0" w:space="0" w:color="000000"/>
+                    <w:right w:val="none" w:sz="0" w:space="0" w:color="000000"/>
+                  </w:tcBorders>
+                  <w:shd w:val="clear" w:color="auto" w:fill="FFFFFF"/>
+                  <w:tcMar>
+                    <w:top w:w="0" w:type="dxa"/>
+                    <w:bottom w:w="0" w:type="dxa"/>
+                    <w:left w:w="0" w:type="dxa"/>
+                    <w:right w:w="0" w:type="dxa"/>
+                  </w:tcMar>
+                  <w:vAlign w:val="center"/>
+                </w:tcPr>
+                <w:p>
+                  <w:pPr>
+                    <w:jc w:val="center"/>
+                    <w:pBdr>
+                      <w:bottom w:val="none" w:sz="0" w:space="0" w:color="000000"/>
+                      <w:top w:val="none" w:sz="0" w:space="0" w:color="000000"/>
+                      <w:left w:val="none" w:sz="0" w:space="0" w:color="000000"/>
+                      <w:right w:val="none" w:sz="0" w:space="0" w:color="000000"/>
+                    </w:pBdr>
+                    <w:spacing w:after="100" w:before="100" w:line="240"/>
+                    <w:ind w:left="100" w:right="100" w:firstLine="0" w:firstLineChars="0"/>
+                    <w:rPr>
+                      <w:rFonts w:ascii="Arial" w:hAnsi="Arial" w:eastAsia="Arial" w:cs="Arial"/>
+                      <w:i w:val="false"/>
+                      <w:b w:val="false"/>
+                      <w:u w:val="none"/>
+                      <w:strike w:val="false"/>
+                      <w:sz w:val="22"/>
+                      <w:szCs w:val="22"/>
+                      <w:color w:val="000000"/>
+                    </w:rPr>
+                  </w:pPr>
+                  <w:r xmlns:w="http://schemas.openxmlformats.org/wordprocessingml/2006/main" xmlns:wp="http://schemas.openxmlformats.org/drawingml/2006/wordprocessingDrawing" xmlns:r="http://schemas.openxmlformats.org/officeDocument/2006/relationships" xmlns:w14="http://schemas.microsoft.com/office/word/2010/wordml">
+                    <w:rPr>
+                      <w:rFonts w:ascii="Arial" w:hAnsi="Arial" w:eastAsia="Arial" w:cs="Arial"/>
+                      <w:i w:val="false"/>
+                      <w:b w:val="false"/>
+                      <w:u w:val="none"/>
+                      <w:strike w:val="false"/>
+                      <w:sz w:val="22"/>
+                      <w:szCs w:val="22"/>
+                      <w:color w:val="000000"/>
+                    </w:rPr>
+                    <w:t xml:space="preserve">203.4 (9.0)</w:t>
+                  </w:r>
+                </w:p>
+              </w:tc>
+              <w:tc>
+                <w:tcPr>
+                  <w:tcBorders>
+                    <w:bottom w:val="single" w:sz="6" w:space="0" w:color="666666"/>
+                    <w:top w:val="single" w:sz="6" w:space="0" w:color="666666"/>
+                    <w:left w:val="none" w:sz="0" w:space="0" w:color="000000"/>
+                    <w:right w:val="none" w:sz="0" w:space="0" w:color="000000"/>
+                  </w:tcBorders>
+                  <w:shd w:val="clear" w:color="auto" w:fill="FFFFFF"/>
+                  <w:tcMar>
+                    <w:top w:w="0" w:type="dxa"/>
+                    <w:bottom w:w="0" w:type="dxa"/>
+                    <w:left w:w="0" w:type="dxa"/>
+                    <w:right w:w="0" w:type="dxa"/>
+                  </w:tcMar>
+                  <w:vAlign w:val="center"/>
+                </w:tcPr>
+                <w:p>
+                  <w:pPr>
+                    <w:jc w:val="center"/>
+                    <w:pBdr>
+                      <w:bottom w:val="none" w:sz="0" w:space="0" w:color="000000"/>
+                      <w:top w:val="none" w:sz="0" w:space="0" w:color="000000"/>
+                      <w:left w:val="none" w:sz="0" w:space="0" w:color="000000"/>
+                      <w:right w:val="none" w:sz="0" w:space="0" w:color="000000"/>
+                    </w:pBdr>
+                    <w:spacing w:after="100" w:before="100" w:line="240"/>
+                    <w:ind w:left="100" w:right="100" w:firstLine="0" w:firstLineChars="0"/>
+                    <w:rPr>
+                      <w:rFonts w:ascii="Arial" w:hAnsi="Arial" w:eastAsia="Arial" w:cs="Arial"/>
+                      <w:i w:val="false"/>
+                      <w:b w:val="false"/>
+                      <w:u w:val="none"/>
+                      <w:strike w:val="false"/>
+                      <w:sz w:val="22"/>
+                      <w:szCs w:val="22"/>
+                      <w:color w:val="000000"/>
+                    </w:rPr>
+                  </w:pPr>
+                  <w:r xmlns:w="http://schemas.openxmlformats.org/wordprocessingml/2006/main" xmlns:wp="http://schemas.openxmlformats.org/drawingml/2006/wordprocessingDrawing" xmlns:r="http://schemas.openxmlformats.org/officeDocument/2006/relationships" xmlns:w14="http://schemas.microsoft.com/office/word/2010/wordml">
+                    <w:rPr>
+                      <w:rFonts w:ascii="Arial" w:hAnsi="Arial" w:eastAsia="Arial" w:cs="Arial"/>
+                      <w:i w:val="false"/>
+                      <w:b w:val="false"/>
+                      <w:u w:val="none"/>
+                      <w:strike w:val="false"/>
+                      <w:sz w:val="22"/>
+                      <w:szCs w:val="22"/>
+                      <w:color w:val="000000"/>
+                    </w:rPr>
+                    <w:t xml:space="preserve">202.3 (7.9)</w:t>
+                  </w:r>
+                </w:p>
+              </w:tc>
+            </w:tr>
+            <w:tr>
+              <w:trPr>
+                <w:trHeight w:val="617" w:hRule="auto"/>
+              </w:trPr>
               <w:tc>
                 <w:tcPr>
                   <w:tcBorders>
@@ -2096,7 +1439,7 @@
                       <w:left w:val="none" w:sz="0" w:space="0" w:color="000000"/>
                       <w:right w:val="none" w:sz="0" w:space="0" w:color="000000"/>
                     </w:pBdr>
-                    <w:spacing w:after="100" w:before="120" w:line="240"/>
+                    <w:spacing w:after="100" w:before="100" w:line="240"/>
                     <w:ind w:left="100" w:right="100" w:firstLine="0" w:firstLineChars="0"/>
                     <w:rPr>
                       <w:rFonts w:ascii="Arial" w:hAnsi="Arial" w:eastAsia="Arial" w:cs="Arial"/>
@@ -2120,10 +1463,204 @@
                       <w:szCs w:val="22"/>
                       <w:color w:val="000000"/>
                     </w:rPr>
-                    <w:t xml:space="preserve">325.2 (29.4)</w:t>
+                    <w:t xml:space="preserve">VO</w:t>
+                  </w:r>
+                  <w:r xmlns:w="http://schemas.openxmlformats.org/wordprocessingml/2006/main" xmlns:wp="http://schemas.openxmlformats.org/drawingml/2006/wordprocessingDrawing" xmlns:r="http://schemas.openxmlformats.org/officeDocument/2006/relationships" xmlns:w14="http://schemas.microsoft.com/office/word/2010/wordml">
+                    <w:rPr>
+                      <w:rFonts w:ascii="Arial" w:hAnsi="Arial" w:eastAsia="Arial" w:cs="Arial"/>
+                      <w:i w:val="false"/>
+                      <w:b w:val="false"/>
+                      <w:u w:val="none"/>
+                      <w:strike w:val="false"/>
+                      <w:vertAlign w:val="subscript"/>
+                      <w:sz w:val="22"/>
+                      <w:szCs w:val="22"/>
+                      <w:color w:val="000000"/>
+                    </w:rPr>
+                    <w:t xml:space="preserve">2</w:t>
+                  </w:r>
+                  <w:r xmlns:w="http://schemas.openxmlformats.org/wordprocessingml/2006/main" xmlns:wp="http://schemas.openxmlformats.org/drawingml/2006/wordprocessingDrawing" xmlns:r="http://schemas.openxmlformats.org/officeDocument/2006/relationships" xmlns:w14="http://schemas.microsoft.com/office/word/2010/wordml">
+                    <w:rPr>
+                      <w:rFonts w:ascii="Arial" w:hAnsi="Arial" w:eastAsia="Arial" w:cs="Arial"/>
+                      <w:i w:val="false"/>
+                      <w:b w:val="false"/>
+                      <w:u w:val="none"/>
+                      <w:strike w:val="false"/>
+                      <w:sz w:val="22"/>
+                      <w:szCs w:val="22"/>
+                      <w:color w:val="000000"/>
+                    </w:rPr>
+                    <w:t xml:space="preserve"> (ml/min)</w:t>
                   </w:r>
                 </w:p>
               </w:tc>
+              <w:tc>
+                <w:tcPr>
+                  <w:tcBorders>
+                    <w:bottom w:val="single" w:sz="6" w:space="0" w:color="666666"/>
+                    <w:top w:val="single" w:sz="6" w:space="0" w:color="666666"/>
+                    <w:left w:val="none" w:sz="0" w:space="0" w:color="000000"/>
+                    <w:right w:val="none" w:sz="0" w:space="0" w:color="000000"/>
+                  </w:tcBorders>
+                  <w:shd w:val="clear" w:color="auto" w:fill="FFFFFF"/>
+                  <w:tcMar>
+                    <w:top w:w="0" w:type="dxa"/>
+                    <w:bottom w:w="0" w:type="dxa"/>
+                    <w:left w:w="0" w:type="dxa"/>
+                    <w:right w:w="0" w:type="dxa"/>
+                  </w:tcMar>
+                  <w:vAlign w:val="center"/>
+                </w:tcPr>
+                <w:p>
+                  <w:pPr>
+                    <w:jc w:val="center"/>
+                    <w:pBdr>
+                      <w:bottom w:val="none" w:sz="0" w:space="0" w:color="000000"/>
+                      <w:top w:val="none" w:sz="0" w:space="0" w:color="000000"/>
+                      <w:left w:val="none" w:sz="0" w:space="0" w:color="000000"/>
+                      <w:right w:val="none" w:sz="0" w:space="0" w:color="000000"/>
+                    </w:pBdr>
+                    <w:spacing w:after="100" w:before="100" w:line="240"/>
+                    <w:ind w:left="100" w:right="100" w:firstLine="0" w:firstLineChars="0"/>
+                    <w:rPr>
+                      <w:rFonts w:ascii="Arial" w:hAnsi="Arial" w:eastAsia="Arial" w:cs="Arial"/>
+                      <w:i w:val="false"/>
+                      <w:b w:val="false"/>
+                      <w:u w:val="none"/>
+                      <w:strike w:val="false"/>
+                      <w:sz w:val="22"/>
+                      <w:szCs w:val="22"/>
+                      <w:color w:val="000000"/>
+                    </w:rPr>
+                  </w:pPr>
+                  <w:r xmlns:w="http://schemas.openxmlformats.org/wordprocessingml/2006/main" xmlns:wp="http://schemas.openxmlformats.org/drawingml/2006/wordprocessingDrawing" xmlns:r="http://schemas.openxmlformats.org/officeDocument/2006/relationships" xmlns:w14="http://schemas.microsoft.com/office/word/2010/wordml">
+                    <w:rPr>
+                      <w:rFonts w:ascii="Arial" w:hAnsi="Arial" w:eastAsia="Arial" w:cs="Arial"/>
+                      <w:i w:val="false"/>
+                      <w:b w:val="false"/>
+                      <w:u w:val="none"/>
+                      <w:strike w:val="false"/>
+                      <w:sz w:val="22"/>
+                      <w:szCs w:val="22"/>
+                      <w:color w:val="000000"/>
+                    </w:rPr>
+                    <w:t xml:space="preserve">3518.7 (203.4)</w:t>
+                  </w:r>
+                </w:p>
+              </w:tc>
+              <w:tc>
+                <w:tcPr>
+                  <w:tcBorders>
+                    <w:bottom w:val="single" w:sz="6" w:space="0" w:color="666666"/>
+                    <w:top w:val="single" w:sz="6" w:space="0" w:color="666666"/>
+                    <w:left w:val="none" w:sz="0" w:space="0" w:color="000000"/>
+                    <w:right w:val="none" w:sz="0" w:space="0" w:color="000000"/>
+                  </w:tcBorders>
+                  <w:shd w:val="clear" w:color="auto" w:fill="FFFFFF"/>
+                  <w:tcMar>
+                    <w:top w:w="0" w:type="dxa"/>
+                    <w:bottom w:w="0" w:type="dxa"/>
+                    <w:left w:w="0" w:type="dxa"/>
+                    <w:right w:w="0" w:type="dxa"/>
+                  </w:tcMar>
+                  <w:vAlign w:val="center"/>
+                </w:tcPr>
+                <w:p>
+                  <w:pPr>
+                    <w:jc w:val="center"/>
+                    <w:pBdr>
+                      <w:bottom w:val="none" w:sz="0" w:space="0" w:color="000000"/>
+                      <w:top w:val="none" w:sz="0" w:space="0" w:color="000000"/>
+                      <w:left w:val="none" w:sz="0" w:space="0" w:color="000000"/>
+                      <w:right w:val="none" w:sz="0" w:space="0" w:color="000000"/>
+                    </w:pBdr>
+                    <w:spacing w:after="100" w:before="100" w:line="240"/>
+                    <w:ind w:left="100" w:right="100" w:firstLine="0" w:firstLineChars="0"/>
+                    <w:rPr>
+                      <w:rFonts w:ascii="Arial" w:hAnsi="Arial" w:eastAsia="Arial" w:cs="Arial"/>
+                      <w:i w:val="false"/>
+                      <w:b w:val="false"/>
+                      <w:u w:val="none"/>
+                      <w:strike w:val="false"/>
+                      <w:sz w:val="22"/>
+                      <w:szCs w:val="22"/>
+                      <w:color w:val="000000"/>
+                    </w:rPr>
+                  </w:pPr>
+                  <w:r xmlns:w="http://schemas.openxmlformats.org/wordprocessingml/2006/main" xmlns:wp="http://schemas.openxmlformats.org/drawingml/2006/wordprocessingDrawing" xmlns:r="http://schemas.openxmlformats.org/officeDocument/2006/relationships" xmlns:w14="http://schemas.microsoft.com/office/word/2010/wordml">
+                    <w:rPr>
+                      <w:rFonts w:ascii="Arial" w:hAnsi="Arial" w:eastAsia="Arial" w:cs="Arial"/>
+                      <w:i w:val="false"/>
+                      <w:b w:val="false"/>
+                      <w:u w:val="none"/>
+                      <w:strike w:val="false"/>
+                      <w:sz w:val="22"/>
+                      <w:szCs w:val="22"/>
+                      <w:color w:val="000000"/>
+                    </w:rPr>
+                    <w:t xml:space="preserve">5199.4 (335.2)</w:t>
+                  </w:r>
+                </w:p>
+              </w:tc>
+              <w:tc>
+                <w:tcPr>
+                  <w:tcBorders>
+                    <w:bottom w:val="single" w:sz="6" w:space="0" w:color="666666"/>
+                    <w:top w:val="single" w:sz="6" w:space="0" w:color="666666"/>
+                    <w:left w:val="none" w:sz="0" w:space="0" w:color="000000"/>
+                    <w:right w:val="none" w:sz="0" w:space="0" w:color="000000"/>
+                  </w:tcBorders>
+                  <w:shd w:val="clear" w:color="auto" w:fill="FFFFFF"/>
+                  <w:tcMar>
+                    <w:top w:w="0" w:type="dxa"/>
+                    <w:bottom w:w="0" w:type="dxa"/>
+                    <w:left w:w="0" w:type="dxa"/>
+                    <w:right w:w="0" w:type="dxa"/>
+                  </w:tcMar>
+                  <w:vAlign w:val="center"/>
+                </w:tcPr>
+                <w:p>
+                  <w:pPr>
+                    <w:jc w:val="center"/>
+                    <w:pBdr>
+                      <w:bottom w:val="none" w:sz="0" w:space="0" w:color="000000"/>
+                      <w:top w:val="none" w:sz="0" w:space="0" w:color="000000"/>
+                      <w:left w:val="none" w:sz="0" w:space="0" w:color="000000"/>
+                      <w:right w:val="none" w:sz="0" w:space="0" w:color="000000"/>
+                    </w:pBdr>
+                    <w:spacing w:after="100" w:before="100" w:line="240"/>
+                    <w:ind w:left="100" w:right="100" w:firstLine="0" w:firstLineChars="0"/>
+                    <w:rPr>
+                      <w:rFonts w:ascii="Arial" w:hAnsi="Arial" w:eastAsia="Arial" w:cs="Arial"/>
+                      <w:i w:val="false"/>
+                      <w:b w:val="false"/>
+                      <w:u w:val="none"/>
+                      <w:strike w:val="false"/>
+                      <w:sz w:val="22"/>
+                      <w:szCs w:val="22"/>
+                      <w:color w:val="000000"/>
+                    </w:rPr>
+                  </w:pPr>
+                  <w:r xmlns:w="http://schemas.openxmlformats.org/wordprocessingml/2006/main" xmlns:wp="http://schemas.openxmlformats.org/drawingml/2006/wordprocessingDrawing" xmlns:r="http://schemas.openxmlformats.org/officeDocument/2006/relationships" xmlns:w14="http://schemas.microsoft.com/office/word/2010/wordml">
+                    <w:rPr>
+                      <w:rFonts w:ascii="Arial" w:hAnsi="Arial" w:eastAsia="Arial" w:cs="Arial"/>
+                      <w:i w:val="false"/>
+                      <w:b w:val="false"/>
+                      <w:u w:val="none"/>
+                      <w:strike w:val="false"/>
+                      <w:sz w:val="22"/>
+                      <w:szCs w:val="22"/>
+                      <w:color w:val="000000"/>
+                    </w:rPr>
+                    <w:t xml:space="preserve">4695.2 (862.1)</w:t>
+                  </w:r>
+                </w:p>
+              </w:tc>
+            </w:tr>
+            <w:tr>
+              <w:trPr>
+                <w:trHeight w:val="617" w:hRule="auto"/>
+              </w:trPr>
               <w:tc>
                 <w:tcPr>
                   <w:tcBorders>
@@ -2150,7 +1687,470 @@
                       <w:left w:val="none" w:sz="0" w:space="0" w:color="000000"/>
                       <w:right w:val="none" w:sz="0" w:space="0" w:color="000000"/>
                     </w:pBdr>
-                    <w:spacing w:after="100" w:before="120" w:line="240"/>
+                    <w:spacing w:after="100" w:before="100" w:line="240"/>
+                    <w:ind w:left="100" w:right="100" w:firstLine="0" w:firstLineChars="0"/>
+                    <w:rPr>
+                      <w:rFonts w:ascii="Arial" w:hAnsi="Arial" w:eastAsia="Arial" w:cs="Arial"/>
+                      <w:i w:val="false"/>
+                      <w:b w:val="false"/>
+                      <w:u w:val="none"/>
+                      <w:strike w:val="false"/>
+                      <w:sz w:val="22"/>
+                      <w:szCs w:val="22"/>
+                      <w:color w:val="000000"/>
+                    </w:rPr>
+                  </w:pPr>
+                  <w:r xmlns:w="http://schemas.openxmlformats.org/wordprocessingml/2006/main" xmlns:wp="http://schemas.openxmlformats.org/drawingml/2006/wordprocessingDrawing" xmlns:r="http://schemas.openxmlformats.org/officeDocument/2006/relationships" xmlns:w14="http://schemas.microsoft.com/office/word/2010/wordml">
+                    <w:rPr>
+                      <w:rFonts w:ascii="Arial" w:hAnsi="Arial" w:eastAsia="Arial" w:cs="Arial"/>
+                      <w:i w:val="false"/>
+                      <w:b w:val="false"/>
+                      <w:u w:val="none"/>
+                      <w:strike w:val="false"/>
+                      <w:sz w:val="22"/>
+                      <w:szCs w:val="22"/>
+                      <w:color w:val="000000"/>
+                    </w:rPr>
+                    <w:t xml:space="preserve">VO</w:t>
+                  </w:r>
+                  <w:r xmlns:w="http://schemas.openxmlformats.org/wordprocessingml/2006/main" xmlns:wp="http://schemas.openxmlformats.org/drawingml/2006/wordprocessingDrawing" xmlns:r="http://schemas.openxmlformats.org/officeDocument/2006/relationships" xmlns:w14="http://schemas.microsoft.com/office/word/2010/wordml">
+                    <w:rPr>
+                      <w:rFonts w:ascii="Arial" w:hAnsi="Arial" w:eastAsia="Arial" w:cs="Arial"/>
+                      <w:i w:val="false"/>
+                      <w:b w:val="false"/>
+                      <w:u w:val="none"/>
+                      <w:strike w:val="false"/>
+                      <w:vertAlign w:val="subscript"/>
+                      <w:sz w:val="22"/>
+                      <w:szCs w:val="22"/>
+                      <w:color w:val="000000"/>
+                    </w:rPr>
+                    <w:t xml:space="preserve">2</w:t>
+                  </w:r>
+                  <w:r xmlns:w="http://schemas.openxmlformats.org/wordprocessingml/2006/main" xmlns:wp="http://schemas.openxmlformats.org/drawingml/2006/wordprocessingDrawing" xmlns:r="http://schemas.openxmlformats.org/officeDocument/2006/relationships" xmlns:w14="http://schemas.microsoft.com/office/word/2010/wordml">
+                    <w:rPr>
+                      <w:rFonts w:ascii="Arial" w:hAnsi="Arial" w:eastAsia="Arial" w:cs="Arial"/>
+                      <w:i w:val="false"/>
+                      <w:b w:val="false"/>
+                      <w:u w:val="none"/>
+                      <w:strike w:val="false"/>
+                      <w:sz w:val="22"/>
+                      <w:szCs w:val="22"/>
+                      <w:color w:val="000000"/>
+                    </w:rPr>
+                    <w:t xml:space="preserve"> (ml/kg/min)</w:t>
+                  </w:r>
+                </w:p>
+              </w:tc>
+              <w:tc>
+                <w:tcPr>
+                  <w:tcBorders>
+                    <w:bottom w:val="single" w:sz="6" w:space="0" w:color="666666"/>
+                    <w:top w:val="single" w:sz="6" w:space="0" w:color="666666"/>
+                    <w:left w:val="none" w:sz="0" w:space="0" w:color="000000"/>
+                    <w:right w:val="none" w:sz="0" w:space="0" w:color="000000"/>
+                  </w:tcBorders>
+                  <w:shd w:val="clear" w:color="auto" w:fill="FFFFFF"/>
+                  <w:tcMar>
+                    <w:top w:w="0" w:type="dxa"/>
+                    <w:bottom w:w="0" w:type="dxa"/>
+                    <w:left w:w="0" w:type="dxa"/>
+                    <w:right w:w="0" w:type="dxa"/>
+                  </w:tcMar>
+                  <w:vAlign w:val="center"/>
+                </w:tcPr>
+                <w:p>
+                  <w:pPr>
+                    <w:jc w:val="center"/>
+                    <w:pBdr>
+                      <w:bottom w:val="none" w:sz="0" w:space="0" w:color="000000"/>
+                      <w:top w:val="none" w:sz="0" w:space="0" w:color="000000"/>
+                      <w:left w:val="none" w:sz="0" w:space="0" w:color="000000"/>
+                      <w:right w:val="none" w:sz="0" w:space="0" w:color="000000"/>
+                    </w:pBdr>
+                    <w:spacing w:after="100" w:before="100" w:line="240"/>
+                    <w:ind w:left="100" w:right="100" w:firstLine="0" w:firstLineChars="0"/>
+                    <w:rPr>
+                      <w:rFonts w:ascii="Arial" w:hAnsi="Arial" w:eastAsia="Arial" w:cs="Arial"/>
+                      <w:i w:val="false"/>
+                      <w:b w:val="false"/>
+                      <w:u w:val="none"/>
+                      <w:strike w:val="false"/>
+                      <w:sz w:val="22"/>
+                      <w:szCs w:val="22"/>
+                      <w:color w:val="000000"/>
+                    </w:rPr>
+                  </w:pPr>
+                  <w:r xmlns:w="http://schemas.openxmlformats.org/wordprocessingml/2006/main" xmlns:wp="http://schemas.openxmlformats.org/drawingml/2006/wordprocessingDrawing" xmlns:r="http://schemas.openxmlformats.org/officeDocument/2006/relationships" xmlns:w14="http://schemas.microsoft.com/office/word/2010/wordml">
+                    <w:rPr>
+                      <w:rFonts w:ascii="Arial" w:hAnsi="Arial" w:eastAsia="Arial" w:cs="Arial"/>
+                      <w:i w:val="false"/>
+                      <w:b w:val="false"/>
+                      <w:u w:val="none"/>
+                      <w:strike w:val="false"/>
+                      <w:sz w:val="22"/>
+                      <w:szCs w:val="22"/>
+                      <w:color w:val="000000"/>
+                    </w:rPr>
+                    <w:t xml:space="preserve">61.5 (8.5)</w:t>
+                  </w:r>
+                </w:p>
+              </w:tc>
+              <w:tc>
+                <w:tcPr>
+                  <w:tcBorders>
+                    <w:bottom w:val="single" w:sz="6" w:space="0" w:color="666666"/>
+                    <w:top w:val="single" w:sz="6" w:space="0" w:color="666666"/>
+                    <w:left w:val="none" w:sz="0" w:space="0" w:color="000000"/>
+                    <w:right w:val="none" w:sz="0" w:space="0" w:color="000000"/>
+                  </w:tcBorders>
+                  <w:shd w:val="clear" w:color="auto" w:fill="FFFFFF"/>
+                  <w:tcMar>
+                    <w:top w:w="0" w:type="dxa"/>
+                    <w:bottom w:w="0" w:type="dxa"/>
+                    <w:left w:w="0" w:type="dxa"/>
+                    <w:right w:w="0" w:type="dxa"/>
+                  </w:tcMar>
+                  <w:vAlign w:val="center"/>
+                </w:tcPr>
+                <w:p>
+                  <w:pPr>
+                    <w:jc w:val="center"/>
+                    <w:pBdr>
+                      <w:bottom w:val="none" w:sz="0" w:space="0" w:color="000000"/>
+                      <w:top w:val="none" w:sz="0" w:space="0" w:color="000000"/>
+                      <w:left w:val="none" w:sz="0" w:space="0" w:color="000000"/>
+                      <w:right w:val="none" w:sz="0" w:space="0" w:color="000000"/>
+                    </w:pBdr>
+                    <w:spacing w:after="100" w:before="100" w:line="240"/>
+                    <w:ind w:left="100" w:right="100" w:firstLine="0" w:firstLineChars="0"/>
+                    <w:rPr>
+                      <w:rFonts w:ascii="Arial" w:hAnsi="Arial" w:eastAsia="Arial" w:cs="Arial"/>
+                      <w:i w:val="false"/>
+                      <w:b w:val="false"/>
+                      <w:u w:val="none"/>
+                      <w:strike w:val="false"/>
+                      <w:sz w:val="22"/>
+                      <w:szCs w:val="22"/>
+                      <w:color w:val="000000"/>
+                    </w:rPr>
+                  </w:pPr>
+                  <w:r xmlns:w="http://schemas.openxmlformats.org/wordprocessingml/2006/main" xmlns:wp="http://schemas.openxmlformats.org/drawingml/2006/wordprocessingDrawing" xmlns:r="http://schemas.openxmlformats.org/officeDocument/2006/relationships" xmlns:w14="http://schemas.microsoft.com/office/word/2010/wordml">
+                    <w:rPr>
+                      <w:rFonts w:ascii="Arial" w:hAnsi="Arial" w:eastAsia="Arial" w:cs="Arial"/>
+                      <w:i w:val="false"/>
+                      <w:b w:val="false"/>
+                      <w:u w:val="none"/>
+                      <w:strike w:val="false"/>
+                      <w:sz w:val="22"/>
+                      <w:szCs w:val="22"/>
+                      <w:color w:val="000000"/>
+                    </w:rPr>
+                    <w:t xml:space="preserve">66.6 (3.5)</w:t>
+                  </w:r>
+                </w:p>
+              </w:tc>
+              <w:tc>
+                <w:tcPr>
+                  <w:tcBorders>
+                    <w:bottom w:val="single" w:sz="6" w:space="0" w:color="666666"/>
+                    <w:top w:val="single" w:sz="6" w:space="0" w:color="666666"/>
+                    <w:left w:val="none" w:sz="0" w:space="0" w:color="000000"/>
+                    <w:right w:val="none" w:sz="0" w:space="0" w:color="000000"/>
+                  </w:tcBorders>
+                  <w:shd w:val="clear" w:color="auto" w:fill="FFFFFF"/>
+                  <w:tcMar>
+                    <w:top w:w="0" w:type="dxa"/>
+                    <w:bottom w:w="0" w:type="dxa"/>
+                    <w:left w:w="0" w:type="dxa"/>
+                    <w:right w:w="0" w:type="dxa"/>
+                  </w:tcMar>
+                  <w:vAlign w:val="center"/>
+                </w:tcPr>
+                <w:p>
+                  <w:pPr>
+                    <w:jc w:val="center"/>
+                    <w:pBdr>
+                      <w:bottom w:val="none" w:sz="0" w:space="0" w:color="000000"/>
+                      <w:top w:val="none" w:sz="0" w:space="0" w:color="000000"/>
+                      <w:left w:val="none" w:sz="0" w:space="0" w:color="000000"/>
+                      <w:right w:val="none" w:sz="0" w:space="0" w:color="000000"/>
+                    </w:pBdr>
+                    <w:spacing w:after="100" w:before="100" w:line="240"/>
+                    <w:ind w:left="100" w:right="100" w:firstLine="0" w:firstLineChars="0"/>
+                    <w:rPr>
+                      <w:rFonts w:ascii="Arial" w:hAnsi="Arial" w:eastAsia="Arial" w:cs="Arial"/>
+                      <w:i w:val="false"/>
+                      <w:b w:val="false"/>
+                      <w:u w:val="none"/>
+                      <w:strike w:val="false"/>
+                      <w:sz w:val="22"/>
+                      <w:szCs w:val="22"/>
+                      <w:color w:val="000000"/>
+                    </w:rPr>
+                  </w:pPr>
+                  <w:r xmlns:w="http://schemas.openxmlformats.org/wordprocessingml/2006/main" xmlns:wp="http://schemas.openxmlformats.org/drawingml/2006/wordprocessingDrawing" xmlns:r="http://schemas.openxmlformats.org/officeDocument/2006/relationships" xmlns:w14="http://schemas.microsoft.com/office/word/2010/wordml">
+                    <w:rPr>
+                      <w:rFonts w:ascii="Arial" w:hAnsi="Arial" w:eastAsia="Arial" w:cs="Arial"/>
+                      <w:i w:val="false"/>
+                      <w:b w:val="false"/>
+                      <w:u w:val="none"/>
+                      <w:strike w:val="false"/>
+                      <w:sz w:val="22"/>
+                      <w:szCs w:val="22"/>
+                      <w:color w:val="000000"/>
+                    </w:rPr>
+                    <w:t xml:space="preserve">65.1 (5.5)</w:t>
+                  </w:r>
+                </w:p>
+              </w:tc>
+            </w:tr>
+            <w:tr>
+              <w:trPr>
+                <w:trHeight w:val="617" w:hRule="auto"/>
+              </w:trPr>
+              <w:tc>
+                <w:tcPr>
+                  <w:tcBorders>
+                    <w:bottom w:val="single" w:sz="6" w:space="0" w:color="666666"/>
+                    <w:top w:val="single" w:sz="6" w:space="0" w:color="666666"/>
+                    <w:left w:val="none" w:sz="0" w:space="0" w:color="000000"/>
+                    <w:right w:val="none" w:sz="0" w:space="0" w:color="000000"/>
+                  </w:tcBorders>
+                  <w:shd w:val="clear" w:color="auto" w:fill="FFFFFF"/>
+                  <w:tcMar>
+                    <w:top w:w="0" w:type="dxa"/>
+                    <w:bottom w:w="0" w:type="dxa"/>
+                    <w:left w:w="0" w:type="dxa"/>
+                    <w:right w:w="0" w:type="dxa"/>
+                  </w:tcMar>
+                  <w:vAlign w:val="center"/>
+                </w:tcPr>
+                <w:p>
+                  <w:pPr>
+                    <w:jc w:val="left"/>
+                    <w:pBdr>
+                      <w:bottom w:val="none" w:sz="0" w:space="0" w:color="000000"/>
+                      <w:top w:val="none" w:sz="0" w:space="0" w:color="000000"/>
+                      <w:left w:val="none" w:sz="0" w:space="0" w:color="000000"/>
+                      <w:right w:val="none" w:sz="0" w:space="0" w:color="000000"/>
+                    </w:pBdr>
+                    <w:spacing w:after="100" w:before="100" w:line="240"/>
+                    <w:ind w:left="100" w:right="100" w:firstLine="0" w:firstLineChars="0"/>
+                    <w:rPr>
+                      <w:rFonts w:ascii="Arial" w:hAnsi="Arial" w:eastAsia="Arial" w:cs="Arial"/>
+                      <w:i w:val="false"/>
+                      <w:b w:val="false"/>
+                      <w:u w:val="none"/>
+                      <w:strike w:val="false"/>
+                      <w:sz w:val="22"/>
+                      <w:szCs w:val="22"/>
+                      <w:color w:val="000000"/>
+                    </w:rPr>
+                  </w:pPr>
+                  <w:r xmlns:w="http://schemas.openxmlformats.org/wordprocessingml/2006/main" xmlns:wp="http://schemas.openxmlformats.org/drawingml/2006/wordprocessingDrawing" xmlns:r="http://schemas.openxmlformats.org/officeDocument/2006/relationships" xmlns:w14="http://schemas.microsoft.com/office/word/2010/wordml">
+                    <w:rPr>
+                      <w:rFonts w:ascii="Arial" w:hAnsi="Arial" w:eastAsia="Arial" w:cs="Arial"/>
+                      <w:i w:val="false"/>
+                      <w:b w:val="false"/>
+                      <w:u w:val="none"/>
+                      <w:strike w:val="false"/>
+                      <w:sz w:val="22"/>
+                      <w:szCs w:val="22"/>
+                      <w:color w:val="000000"/>
+                    </w:rPr>
+                    <w:t xml:space="preserve">4 mmol</w:t>
+                  </w:r>
+                  <w:r xmlns:w="http://schemas.openxmlformats.org/wordprocessingml/2006/main" xmlns:wp="http://schemas.openxmlformats.org/drawingml/2006/wordprocessingDrawing" xmlns:r="http://schemas.openxmlformats.org/officeDocument/2006/relationships" xmlns:w14="http://schemas.microsoft.com/office/word/2010/wordml">
+                    <w:rPr>
+                      <w:rFonts w:ascii="Arial" w:hAnsi="Arial" w:eastAsia="Arial" w:cs="Arial"/>
+                      <w:i w:val="false"/>
+                      <w:b w:val="false"/>
+                      <w:u w:val="none"/>
+                      <w:strike w:val="false"/>
+                      <w:sz w:val="22"/>
+                      <w:szCs w:val="22"/>
+                      <w:color w:val="000000"/>
+                    </w:rPr>
+                    <w:t xml:space="preserve">·</w:t>
+                  </w:r>
+                  <w:r xmlns:w="http://schemas.openxmlformats.org/wordprocessingml/2006/main" xmlns:wp="http://schemas.openxmlformats.org/drawingml/2006/wordprocessingDrawing" xmlns:r="http://schemas.openxmlformats.org/officeDocument/2006/relationships" xmlns:w14="http://schemas.microsoft.com/office/word/2010/wordml">
+                    <w:rPr>
+                      <w:rFonts w:ascii="Arial" w:hAnsi="Arial" w:eastAsia="Arial" w:cs="Arial"/>
+                      <w:i w:val="false"/>
+                      <w:b w:val="false"/>
+                      <w:u w:val="none"/>
+                      <w:strike w:val="false"/>
+                      <w:sz w:val="22"/>
+                      <w:szCs w:val="22"/>
+                      <w:color w:val="000000"/>
+                    </w:rPr>
+                    <w:t xml:space="preserve">L</w:t>
+                  </w:r>
+                  <w:r xmlns:w="http://schemas.openxmlformats.org/wordprocessingml/2006/main" xmlns:wp="http://schemas.openxmlformats.org/drawingml/2006/wordprocessingDrawing" xmlns:r="http://schemas.openxmlformats.org/officeDocument/2006/relationships" xmlns:w14="http://schemas.microsoft.com/office/word/2010/wordml">
+                    <w:rPr>
+                      <w:rFonts w:ascii="Arial" w:hAnsi="Arial" w:eastAsia="Arial" w:cs="Arial"/>
+                      <w:i w:val="false"/>
+                      <w:b w:val="false"/>
+                      <w:u w:val="none"/>
+                      <w:strike w:val="false"/>
+                      <w:vertAlign w:val="superscript"/>
+                      <w:sz w:val="22"/>
+                      <w:szCs w:val="22"/>
+                      <w:color w:val="000000"/>
+                    </w:rPr>
+                    <w:t xml:space="preserve">-1</w:t>
+                  </w:r>
+                  <w:r xmlns:w="http://schemas.openxmlformats.org/wordprocessingml/2006/main" xmlns:wp="http://schemas.openxmlformats.org/drawingml/2006/wordprocessingDrawing" xmlns:r="http://schemas.openxmlformats.org/officeDocument/2006/relationships" xmlns:w14="http://schemas.microsoft.com/office/word/2010/wordml">
+                    <w:rPr>
+                      <w:rFonts w:ascii="Arial" w:hAnsi="Arial" w:eastAsia="Arial" w:cs="Arial"/>
+                      <w:i w:val="false"/>
+                      <w:b w:val="false"/>
+                      <w:u w:val="none"/>
+                      <w:strike w:val="false"/>
+                      <w:sz w:val="22"/>
+                      <w:szCs w:val="22"/>
+                      <w:color w:val="000000"/>
+                    </w:rPr>
+                    <w:t xml:space="preserve"> (W)</w:t>
+                  </w:r>
+                </w:p>
+              </w:tc>
+              <w:tc>
+                <w:tcPr>
+                  <w:tcBorders>
+                    <w:bottom w:val="single" w:sz="6" w:space="0" w:color="666666"/>
+                    <w:top w:val="single" w:sz="6" w:space="0" w:color="666666"/>
+                    <w:left w:val="none" w:sz="0" w:space="0" w:color="000000"/>
+                    <w:right w:val="none" w:sz="0" w:space="0" w:color="000000"/>
+                  </w:tcBorders>
+                  <w:shd w:val="clear" w:color="auto" w:fill="FFFFFF"/>
+                  <w:tcMar>
+                    <w:top w:w="0" w:type="dxa"/>
+                    <w:bottom w:w="0" w:type="dxa"/>
+                    <w:left w:w="0" w:type="dxa"/>
+                    <w:right w:w="0" w:type="dxa"/>
+                  </w:tcMar>
+                  <w:vAlign w:val="center"/>
+                </w:tcPr>
+                <w:p>
+                  <w:pPr>
+                    <w:jc w:val="center"/>
+                    <w:pBdr>
+                      <w:bottom w:val="none" w:sz="0" w:space="0" w:color="000000"/>
+                      <w:top w:val="none" w:sz="0" w:space="0" w:color="000000"/>
+                      <w:left w:val="none" w:sz="0" w:space="0" w:color="000000"/>
+                      <w:right w:val="none" w:sz="0" w:space="0" w:color="000000"/>
+                    </w:pBdr>
+                    <w:spacing w:after="100" w:before="100" w:line="240"/>
+                    <w:ind w:left="100" w:right="100" w:firstLine="0" w:firstLineChars="0"/>
+                    <w:rPr>
+                      <w:rFonts w:ascii="Arial" w:hAnsi="Arial" w:eastAsia="Arial" w:cs="Arial"/>
+                      <w:i w:val="false"/>
+                      <w:b w:val="false"/>
+                      <w:u w:val="none"/>
+                      <w:strike w:val="false"/>
+                      <w:sz w:val="22"/>
+                      <w:szCs w:val="22"/>
+                      <w:color w:val="000000"/>
+                    </w:rPr>
+                  </w:pPr>
+                  <w:r xmlns:w="http://schemas.openxmlformats.org/wordprocessingml/2006/main" xmlns:wp="http://schemas.openxmlformats.org/drawingml/2006/wordprocessingDrawing" xmlns:r="http://schemas.openxmlformats.org/officeDocument/2006/relationships" xmlns:w14="http://schemas.microsoft.com/office/word/2010/wordml">
+                    <w:rPr>
+                      <w:rFonts w:ascii="Arial" w:hAnsi="Arial" w:eastAsia="Arial" w:cs="Arial"/>
+                      <w:i w:val="false"/>
+                      <w:b w:val="false"/>
+                      <w:u w:val="none"/>
+                      <w:strike w:val="false"/>
+                      <w:sz w:val="22"/>
+                      <w:szCs w:val="22"/>
+                      <w:color w:val="000000"/>
+                    </w:rPr>
+                    <w:t xml:space="preserve">222.6 (18.2)</w:t>
+                  </w:r>
+                </w:p>
+              </w:tc>
+              <w:tc>
+                <w:tcPr>
+                  <w:tcBorders>
+                    <w:bottom w:val="single" w:sz="6" w:space="0" w:color="666666"/>
+                    <w:top w:val="single" w:sz="6" w:space="0" w:color="666666"/>
+                    <w:left w:val="none" w:sz="0" w:space="0" w:color="000000"/>
+                    <w:right w:val="none" w:sz="0" w:space="0" w:color="000000"/>
+                  </w:tcBorders>
+                  <w:shd w:val="clear" w:color="auto" w:fill="FFFFFF"/>
+                  <w:tcMar>
+                    <w:top w:w="0" w:type="dxa"/>
+                    <w:bottom w:w="0" w:type="dxa"/>
+                    <w:left w:w="0" w:type="dxa"/>
+                    <w:right w:w="0" w:type="dxa"/>
+                  </w:tcMar>
+                  <w:vAlign w:val="center"/>
+                </w:tcPr>
+                <w:p>
+                  <w:pPr>
+                    <w:jc w:val="center"/>
+                    <w:pBdr>
+                      <w:bottom w:val="none" w:sz="0" w:space="0" w:color="000000"/>
+                      <w:top w:val="none" w:sz="0" w:space="0" w:color="000000"/>
+                      <w:left w:val="none" w:sz="0" w:space="0" w:color="000000"/>
+                      <w:right w:val="none" w:sz="0" w:space="0" w:color="000000"/>
+                    </w:pBdr>
+                    <w:spacing w:after="100" w:before="100" w:line="240"/>
+                    <w:ind w:left="100" w:right="100" w:firstLine="0" w:firstLineChars="0"/>
+                    <w:rPr>
+                      <w:rFonts w:ascii="Arial" w:hAnsi="Arial" w:eastAsia="Arial" w:cs="Arial"/>
+                      <w:i w:val="false"/>
+                      <w:b w:val="false"/>
+                      <w:u w:val="none"/>
+                      <w:strike w:val="false"/>
+                      <w:sz w:val="22"/>
+                      <w:szCs w:val="22"/>
+                      <w:color w:val="000000"/>
+                    </w:rPr>
+                  </w:pPr>
+                  <w:r xmlns:w="http://schemas.openxmlformats.org/wordprocessingml/2006/main" xmlns:wp="http://schemas.openxmlformats.org/drawingml/2006/wordprocessingDrawing" xmlns:r="http://schemas.openxmlformats.org/officeDocument/2006/relationships" xmlns:w14="http://schemas.microsoft.com/office/word/2010/wordml">
+                    <w:rPr>
+                      <w:rFonts w:ascii="Arial" w:hAnsi="Arial" w:eastAsia="Arial" w:cs="Arial"/>
+                      <w:i w:val="false"/>
+                      <w:b w:val="false"/>
+                      <w:u w:val="none"/>
+                      <w:strike w:val="false"/>
+                      <w:sz w:val="22"/>
+                      <w:szCs w:val="22"/>
+                      <w:color w:val="000000"/>
+                    </w:rPr>
+                    <w:t xml:space="preserve">325.2 (29.4)</w:t>
+                  </w:r>
+                </w:p>
+              </w:tc>
+              <w:tc>
+                <w:tcPr>
+                  <w:tcBorders>
+                    <w:bottom w:val="single" w:sz="6" w:space="0" w:color="666666"/>
+                    <w:top w:val="single" w:sz="6" w:space="0" w:color="666666"/>
+                    <w:left w:val="none" w:sz="0" w:space="0" w:color="000000"/>
+                    <w:right w:val="none" w:sz="0" w:space="0" w:color="000000"/>
+                  </w:tcBorders>
+                  <w:shd w:val="clear" w:color="auto" w:fill="FFFFFF"/>
+                  <w:tcMar>
+                    <w:top w:w="0" w:type="dxa"/>
+                    <w:bottom w:w="0" w:type="dxa"/>
+                    <w:left w:w="0" w:type="dxa"/>
+                    <w:right w:w="0" w:type="dxa"/>
+                  </w:tcMar>
+                  <w:vAlign w:val="center"/>
+                </w:tcPr>
+                <w:p>
+                  <w:pPr>
+                    <w:jc w:val="center"/>
+                    <w:pBdr>
+                      <w:bottom w:val="none" w:sz="0" w:space="0" w:color="000000"/>
+                      <w:top w:val="none" w:sz="0" w:space="0" w:color="000000"/>
+                      <w:left w:val="none" w:sz="0" w:space="0" w:color="000000"/>
+                      <w:right w:val="none" w:sz="0" w:space="0" w:color="000000"/>
+                    </w:pBdr>
+                    <w:spacing w:after="100" w:before="100" w:line="240"/>
                     <w:ind w:left="100" w:right="100" w:firstLine="0" w:firstLineChars="0"/>
                     <w:rPr>
                       <w:rFonts w:ascii="Arial" w:hAnsi="Arial" w:eastAsia="Arial" w:cs="Arial"/>
@@ -2185,6 +2185,7 @@
               </w:trPr>
               <w:tc>
                 <w:tcPr>
+                  <w:gridSpan w:val="4"/>
                   <w:tcBorders>
                     <w:bottom w:val="single" w:sz="12" w:space="0" w:color="666666"/>
                     <w:top w:val="single" w:sz="6" w:space="0" w:color="666666"/>
@@ -2209,7 +2210,7 @@
                       <w:left w:val="none" w:sz="0" w:space="0" w:color="000000"/>
                       <w:right w:val="none" w:sz="0" w:space="0" w:color="000000"/>
                     </w:pBdr>
-                    <w:spacing w:after="100" w:before="100" w:line="240"/>
+                    <w:spacing w:after="100" w:before="120" w:line="240"/>
                     <w:ind w:left="100" w:right="100" w:firstLine="0" w:firstLineChars="0"/>
                     <w:rPr>
                       <w:rFonts w:ascii="Arial" w:hAnsi="Arial" w:eastAsia="Arial" w:cs="Arial"/>
@@ -2351,7 +2352,7 @@
     </w:tbl>
     <w:bookmarkEnd w:id="26"/>
     <w:bookmarkEnd w:id="27"/>
-    <w:bookmarkStart w:id="37" w:name="resultat"/>
+    <w:bookmarkStart w:id="53" w:name="resultat"/>
     <w:p>
       <w:pPr>
         <w:pStyle w:val="Heading1"/>
@@ -2360,13 +2361,13 @@
         <w:t xml:space="preserve">7. Resultat</w:t>
       </w:r>
     </w:p>
-    <w:bookmarkStart w:id="36" w:name="watt"/>
+    <w:bookmarkStart w:id="36" w:name="prestasjon"/>
     <w:p>
       <w:pPr>
         <w:pStyle w:val="Heading2"/>
       </w:pPr>
       <w:r>
-        <w:t xml:space="preserve">7.1 Watt</w:t>
+        <w:t xml:space="preserve">7.1 Prestasjon</w:t>
       </w:r>
     </w:p>
     <w:tbl>
@@ -2441,7 +2442,7 @@
               <w:pStyle w:val="ImageCaption"/>
             </w:pPr>
             <w:r>
-              <w:t xml:space="preserve">Figure 7.1: Boksdiagram av gjennomsnittswatt per deltaker for Apne, Bikarb og Placebo.</w:t>
+              <w:t xml:space="preserve">Figure 7.1: Boksdiagram av gjennomsnittswatt per deltaker. Boks = median/IQR. Diamant og tynn tverrstrek = gjennomsnitt. Tall angir gjennomsnittswatt.</w:t>
             </w:r>
           </w:p>
           <w:bookmarkEnd w:id="31"/>
@@ -2461,7 +2462,7 @@
       <w:tr>
         <w:tc>
           <w:tcPr/>
-          <w:bookmarkStart w:id="35" w:name="fig-mean-watt"/>
+          <w:bookmarkStart w:id="35" w:name="fig-1-abc-vertical-xall"/>
           <w:p>
             <w:pPr>
               <w:pStyle w:val="Compact"/>
@@ -2470,14 +2471,14 @@
             <w:r>
               <w:drawing>
                 <wp:inline>
-                  <wp:extent cx="5334000" cy="3429000"/>
+                  <wp:extent cx="5334000" cy="6400799"/>
                   <wp:effectExtent b="0" l="0" r="0" t="0"/>
                   <wp:docPr descr="" title="" id="33" name="Picture"/>
                   <a:graphic>
                     <a:graphicData uri="http://schemas.openxmlformats.org/drawingml/2006/picture">
                       <pic:pic>
                         <pic:nvPicPr>
-                          <pic:cNvPr descr="results_files/figure-docx/fig-mean-watt-1.png" id="34" name="Picture"/>
+                          <pic:cNvPr descr="results_files/figure-docx/fig-1-abc-vertical-xall-1.png" id="34" name="Picture"/>
                           <pic:cNvPicPr>
                             <a:picLocks noChangeArrowheads="1" noChangeAspect="1"/>
                           </pic:cNvPicPr>
@@ -2491,7 +2492,7 @@
                         <pic:spPr bwMode="auto">
                           <a:xfrm>
                             <a:off x="0" y="0"/>
-                            <a:ext cx="5334000" cy="3429000"/>
+                            <a:ext cx="5334000" cy="6400799"/>
                           </a:xfrm>
                           <a:prstGeom prst="rect">
                             <a:avLst/>
@@ -2520,7 +2521,7 @@
               <w:pStyle w:val="ImageCaption"/>
             </w:pPr>
             <w:r>
-              <w:t xml:space="preserve">Figure 7.2: Gjennomsnittswatt over tid for Apne, Bikarb og Placebo.</w:t>
+              <w:t xml:space="preserve">Figure 7.2: Figur 1. Individ-linjer (stiplet, grå) og gjennomsnitt (heltrukket) for (a) Watt, (b) Hjertefrekvens (HF) og (c) Kadens (RPM) i Apné, Bikarbonat 2,5 g/kg og Placebo over 20 minutter.</w:t>
             </w:r>
           </w:p>
           <w:bookmarkEnd w:id="35"/>
@@ -2528,8 +2529,285 @@
       </w:tr>
     </w:tbl>
     <w:bookmarkEnd w:id="36"/>
-    <w:bookmarkEnd w:id="37"/>
-    <w:bookmarkStart w:id="38" w:name="discussion"/>
+    <w:bookmarkStart w:id="52" w:name="blodanalyse"/>
+    <w:p>
+      <w:pPr>
+        <w:pStyle w:val="Heading2"/>
+      </w:pPr>
+      <w:r>
+        <w:t xml:space="preserve">7.2 Blodanalyse</w:t>
+      </w:r>
+    </w:p>
+    <w:bookmarkStart w:id="41" w:name="laktat"/>
+    <w:p>
+      <w:pPr>
+        <w:pStyle w:val="Heading3"/>
+      </w:pPr>
+      <w:r>
+        <w:t xml:space="preserve">7.2.1 Laktat</w:t>
+      </w:r>
+    </w:p>
+    <w:tbl>
+      <w:tblPr>
+        <w:tblStyle w:val="Table"/>
+        <w:tblW w:type="pct" w:w="5000"/>
+        <w:tblLayout w:type="fixed"/>
+        <w:tblLook w:firstRow="0" w:lastRow="0" w:firstColumn="0" w:lastColumn="0" w:noHBand="0" w:noVBand="0" w:val="0000"/>
+      </w:tblPr>
+      <w:tblGrid>
+        <w:gridCol w:w="7920"/>
+      </w:tblGrid>
+      <w:tr>
+        <w:tc>
+          <w:tcPr/>
+          <w:bookmarkStart w:id="40" w:name="fig-laktat-slope-panels"/>
+          <w:p>
+            <w:pPr>
+              <w:pStyle w:val="Compact"/>
+              <w:jc w:val="center"/>
+            </w:pPr>
+            <w:r>
+              <w:drawing>
+                <wp:inline>
+                  <wp:extent cx="5334000" cy="3550853"/>
+                  <wp:effectExtent b="0" l="0" r="0" t="0"/>
+                  <wp:docPr descr="" title="" id="38" name="Picture"/>
+                  <a:graphic>
+                    <a:graphicData uri="http://schemas.openxmlformats.org/drawingml/2006/picture">
+                      <pic:pic>
+                        <pic:nvPicPr>
+                          <pic:cNvPr descr="results_files/figure-docx/fig-laktat-slope-panels-1.png" id="39" name="Picture"/>
+                          <pic:cNvPicPr>
+                            <a:picLocks noChangeArrowheads="1" noChangeAspect="1"/>
+                          </pic:cNvPicPr>
+                        </pic:nvPicPr>
+                        <pic:blipFill>
+                          <a:blip r:embed="rId37"/>
+                          <a:stretch>
+                            <a:fillRect/>
+                          </a:stretch>
+                        </pic:blipFill>
+                        <pic:spPr bwMode="auto">
+                          <a:xfrm>
+                            <a:off x="0" y="0"/>
+                            <a:ext cx="5334000" cy="3550853"/>
+                          </a:xfrm>
+                          <a:prstGeom prst="rect">
+                            <a:avLst/>
+                          </a:prstGeom>
+                          <a:noFill/>
+                          <a:ln w="9525">
+                            <a:noFill/>
+                            <a:headEnd/>
+                            <a:tailEnd/>
+                          </a:ln>
+                        </pic:spPr>
+                      </pic:pic>
+                    </a:graphicData>
+                  </a:graphic>
+                </wp:inline>
+              </w:drawing>
+            </w:r>
+          </w:p>
+          <w:p>
+            <w:pPr>
+              <w:jc w:val="center"/>
+            </w:pPr>
+            <w:pPr>
+              <w:jc w:val="start"/>
+              <w:spacing w:before="200"/>
+              <w:pStyle w:val="ImageCaption"/>
+            </w:pPr>
+            <w:r>
+              <w:t xml:space="preserve">Figure 7.3: Slopegraph for laktat: individuelle målinger og gjennomsnitt ved 10 min og post for Apné, Bikarbonat 2,5 g/kg og Placebo (separate paneler).</w:t>
+            </w:r>
+          </w:p>
+          <w:bookmarkEnd w:id="40"/>
+        </w:tc>
+      </w:tr>
+    </w:tbl>
+    <w:bookmarkEnd w:id="41"/>
+    <w:bookmarkStart w:id="46" w:name="ph-i-blodet"/>
+    <w:p>
+      <w:pPr>
+        <w:pStyle w:val="Heading3"/>
+      </w:pPr>
+      <w:r>
+        <w:t xml:space="preserve">7.2.2 pH i blodet</w:t>
+      </w:r>
+    </w:p>
+    <w:tbl>
+      <w:tblPr>
+        <w:tblStyle w:val="Table"/>
+        <w:tblW w:type="pct" w:w="5000"/>
+        <w:tblLayout w:type="fixed"/>
+        <w:tblLook w:firstRow="0" w:lastRow="0" w:firstColumn="0" w:lastColumn="0" w:noHBand="0" w:noVBand="0" w:val="0000"/>
+      </w:tblPr>
+      <w:tblGrid>
+        <w:gridCol w:w="7920"/>
+      </w:tblGrid>
+      <w:tr>
+        <w:tc>
+          <w:tcPr/>
+          <w:bookmarkStart w:id="45" w:name="fig-ph-slope-panels"/>
+          <w:p>
+            <w:pPr>
+              <w:pStyle w:val="Compact"/>
+              <w:jc w:val="center"/>
+            </w:pPr>
+            <w:r>
+              <w:drawing>
+                <wp:inline>
+                  <wp:extent cx="5334000" cy="3280267"/>
+                  <wp:effectExtent b="0" l="0" r="0" t="0"/>
+                  <wp:docPr descr="" title="" id="43" name="Picture"/>
+                  <a:graphic>
+                    <a:graphicData uri="http://schemas.openxmlformats.org/drawingml/2006/picture">
+                      <pic:pic>
+                        <pic:nvPicPr>
+                          <pic:cNvPr descr="results_files/figure-docx/fig-ph-slope-panels-1.png" id="44" name="Picture"/>
+                          <pic:cNvPicPr>
+                            <a:picLocks noChangeArrowheads="1" noChangeAspect="1"/>
+                          </pic:cNvPicPr>
+                        </pic:nvPicPr>
+                        <pic:blipFill>
+                          <a:blip r:embed="rId42"/>
+                          <a:stretch>
+                            <a:fillRect/>
+                          </a:stretch>
+                        </pic:blipFill>
+                        <pic:spPr bwMode="auto">
+                          <a:xfrm>
+                            <a:off x="0" y="0"/>
+                            <a:ext cx="5334000" cy="3280267"/>
+                          </a:xfrm>
+                          <a:prstGeom prst="rect">
+                            <a:avLst/>
+                          </a:prstGeom>
+                          <a:noFill/>
+                          <a:ln w="9525">
+                            <a:noFill/>
+                            <a:headEnd/>
+                            <a:tailEnd/>
+                          </a:ln>
+                        </pic:spPr>
+                      </pic:pic>
+                    </a:graphicData>
+                  </a:graphic>
+                </wp:inline>
+              </w:drawing>
+            </w:r>
+          </w:p>
+          <w:p>
+            <w:pPr>
+              <w:jc w:val="center"/>
+            </w:pPr>
+            <w:pPr>
+              <w:jc w:val="start"/>
+              <w:spacing w:before="200"/>
+              <w:pStyle w:val="ImageCaption"/>
+            </w:pPr>
+            <w:r>
+              <w:t xml:space="preserve">Figure 7.4: Slopegraph for pH: individuelle målinger og gjennomsnitt ved baseline, pre, 10 min og post for Apné, Bikarbonat 2,5 g/kg og Placebo (separate paneler).</w:t>
+            </w:r>
+          </w:p>
+          <w:bookmarkEnd w:id="45"/>
+        </w:tc>
+      </w:tr>
+    </w:tbl>
+    <w:bookmarkEnd w:id="46"/>
+    <w:bookmarkStart w:id="51" w:name="hb-konsentrasjon"/>
+    <w:p>
+      <w:pPr>
+        <w:pStyle w:val="Heading3"/>
+      </w:pPr>
+      <w:r>
+        <w:t xml:space="preserve">7.2.3 Hb-konsentrasjon</w:t>
+      </w:r>
+    </w:p>
+    <w:tbl>
+      <w:tblPr>
+        <w:tblStyle w:val="Table"/>
+        <w:tblW w:type="pct" w:w="5000"/>
+        <w:tblLayout w:type="fixed"/>
+        <w:tblLook w:firstRow="0" w:lastRow="0" w:firstColumn="0" w:lastColumn="0" w:noHBand="0" w:noVBand="0" w:val="0000"/>
+      </w:tblPr>
+      <w:tblGrid>
+        <w:gridCol w:w="7920"/>
+      </w:tblGrid>
+      <w:tr>
+        <w:tc>
+          <w:tcPr/>
+          <w:bookmarkStart w:id="50" w:name="fig-hb-slope-panels"/>
+          <w:p>
+            <w:pPr>
+              <w:pStyle w:val="Compact"/>
+              <w:jc w:val="center"/>
+            </w:pPr>
+            <w:r>
+              <w:drawing>
+                <wp:inline>
+                  <wp:extent cx="5334000" cy="3280267"/>
+                  <wp:effectExtent b="0" l="0" r="0" t="0"/>
+                  <wp:docPr descr="" title="" id="48" name="Picture"/>
+                  <a:graphic>
+                    <a:graphicData uri="http://schemas.openxmlformats.org/drawingml/2006/picture">
+                      <pic:pic>
+                        <pic:nvPicPr>
+                          <pic:cNvPr descr="results_files/figure-docx/fig-hb-slope-panels-1.png" id="49" name="Picture"/>
+                          <pic:cNvPicPr>
+                            <a:picLocks noChangeArrowheads="1" noChangeAspect="1"/>
+                          </pic:cNvPicPr>
+                        </pic:nvPicPr>
+                        <pic:blipFill>
+                          <a:blip r:embed="rId47"/>
+                          <a:stretch>
+                            <a:fillRect/>
+                          </a:stretch>
+                        </pic:blipFill>
+                        <pic:spPr bwMode="auto">
+                          <a:xfrm>
+                            <a:off x="0" y="0"/>
+                            <a:ext cx="5334000" cy="3280267"/>
+                          </a:xfrm>
+                          <a:prstGeom prst="rect">
+                            <a:avLst/>
+                          </a:prstGeom>
+                          <a:noFill/>
+                          <a:ln w="9525">
+                            <a:noFill/>
+                            <a:headEnd/>
+                            <a:tailEnd/>
+                          </a:ln>
+                        </pic:spPr>
+                      </pic:pic>
+                    </a:graphicData>
+                  </a:graphic>
+                </wp:inline>
+              </w:drawing>
+            </w:r>
+          </w:p>
+          <w:p>
+            <w:pPr>
+              <w:jc w:val="center"/>
+            </w:pPr>
+            <w:pPr>
+              <w:jc w:val="start"/>
+              <w:spacing w:before="200"/>
+              <w:pStyle w:val="ImageCaption"/>
+            </w:pPr>
+            <w:r>
+              <w:t xml:space="preserve">Figure 7.5: Slopegraph for Hb-konsentrasjon: individuelle målinger og gjennomsnitt ved baseline, pre, 10 min og post for Apné, Bikarbonat 2,5 g/kg og Placebo (separate paneler).</w:t>
+            </w:r>
+          </w:p>
+          <w:bookmarkEnd w:id="50"/>
+        </w:tc>
+      </w:tr>
+    </w:tbl>
+    <w:bookmarkEnd w:id="51"/>
+    <w:bookmarkEnd w:id="52"/>
+    <w:bookmarkEnd w:id="53"/>
+    <w:bookmarkStart w:id="54" w:name="discussion"/>
     <w:p>
       <w:pPr>
         <w:pStyle w:val="Heading1"/>
@@ -2538,8 +2816,8 @@
         <w:t xml:space="preserve">8. discussion</w:t>
       </w:r>
     </w:p>
-    <w:bookmarkEnd w:id="38"/>
-    <w:bookmarkStart w:id="39" w:name="references"/>
+    <w:bookmarkEnd w:id="54"/>
+    <w:bookmarkStart w:id="55" w:name="references"/>
     <w:p>
       <w:pPr>
         <w:pStyle w:val="Heading1"/>
@@ -2548,7 +2826,7 @@
         <w:t xml:space="preserve">9. references</w:t>
       </w:r>
     </w:p>
-    <w:bookmarkEnd w:id="39"/>
+    <w:bookmarkEnd w:id="55"/>
     <w:sectPr/>
   </w:body>
 </w:document>

--- a/_book/Akkutte-effekter-av-apné-og-bikarbonat-på-sykkelprestasjon.docx
+++ b/_book/Akkutte-effekter-av-apné-og-bikarbonat-på-sykkelprestasjon.docx
@@ -118,72 +118,88 @@
         </w:p>
       </w:sdtContent>
     </w:sdt>
-    <w:bookmarkStart w:id="20" w:name="table-of-contents"/>
+    <w:bookmarkStart w:id="20" w:name="anerkjennelser"/>
     <w:p>
       <w:pPr>
         <w:pStyle w:val="Heading1"/>
       </w:pPr>
       <w:r>
-        <w:t xml:space="preserve">1. Table of contents</w:t>
+        <w:t xml:space="preserve">Anerkjennelser</w:t>
+      </w:r>
+    </w:p>
+    <w:p>
+      <w:pPr>
+        <w:pStyle w:val="FirstParagraph"/>
+      </w:pPr>
+      <w:r>
+        <w:t xml:space="preserve">Tekst…</w:t>
+      </w:r>
+    </w:p>
+    <w:p>
+      <w:r>
+        <w:br w:type="page"/>
       </w:r>
     </w:p>
     <w:bookmarkEnd w:id="20"/>
-    <w:bookmarkStart w:id="21" w:name="acknowledgements"/>
+    <w:bookmarkStart w:id="21" w:name="sammendrag"/>
     <w:p>
       <w:pPr>
         <w:pStyle w:val="Heading1"/>
       </w:pPr>
       <w:r>
-        <w:t xml:space="preserve">2. Acknowledgements</w:t>
+        <w:t xml:space="preserve">Sammendrag</w:t>
+      </w:r>
+    </w:p>
+    <w:p>
+      <w:pPr>
+        <w:pStyle w:val="FirstParagraph"/>
+      </w:pPr>
+      <w:r>
+        <w:t xml:space="preserve">Tekst…</w:t>
+      </w:r>
+    </w:p>
+    <w:p>
+      <w:r>
+        <w:br w:type="page"/>
       </w:r>
     </w:p>
     <w:bookmarkEnd w:id="21"/>
-    <w:bookmarkStart w:id="22" w:name="abstract"/>
+    <w:bookmarkStart w:id="22" w:name="teori"/>
     <w:p>
       <w:pPr>
         <w:pStyle w:val="Heading1"/>
       </w:pPr>
       <w:r>
-        <w:t xml:space="preserve">3. abstract</w:t>
+        <w:t xml:space="preserve">1. Teori</w:t>
       </w:r>
     </w:p>
     <w:bookmarkEnd w:id="22"/>
-    <w:bookmarkStart w:id="23" w:name="theory"/>
+    <w:bookmarkStart w:id="23" w:name="innledning"/>
     <w:p>
       <w:pPr>
         <w:pStyle w:val="Heading1"/>
       </w:pPr>
       <w:r>
-        <w:t xml:space="preserve">4. theory</w:t>
+        <w:t xml:space="preserve">2. Innledning</w:t>
       </w:r>
     </w:p>
     <w:bookmarkEnd w:id="23"/>
-    <w:bookmarkStart w:id="24" w:name="introduction"/>
+    <w:bookmarkStart w:id="32" w:name="metode"/>
     <w:p>
       <w:pPr>
         <w:pStyle w:val="Heading1"/>
       </w:pPr>
       <w:r>
-        <w:t xml:space="preserve">5. introduction</w:t>
-      </w:r>
-    </w:p>
-    <w:bookmarkEnd w:id="24"/>
-    <w:bookmarkStart w:id="27" w:name="metode"/>
-    <w:p>
-      <w:pPr>
-        <w:pStyle w:val="Heading1"/>
-      </w:pPr>
-      <w:r>
-        <w:t xml:space="preserve">6. Metode</w:t>
-      </w:r>
-    </w:p>
-    <w:bookmarkStart w:id="26" w:name="deltakere"/>
+        <w:t xml:space="preserve">3. Metode</w:t>
+      </w:r>
+    </w:p>
+    <w:bookmarkStart w:id="25" w:name="deltakere"/>
     <w:p>
       <w:pPr>
         <w:pStyle w:val="Heading2"/>
       </w:pPr>
       <w:r>
-        <w:t xml:space="preserve">6.1 Deltakere</w:t>
+        <w:t xml:space="preserve">3.1 Deltakere</w:t>
       </w:r>
     </w:p>
     <w:tbl>
@@ -199,7 +215,7 @@
       <w:tr>
         <w:tc>
           <w:tcPr/>
-          <w:bookmarkStart w:id="25" w:name="tbl-deltakere"/>
+          <w:bookmarkStart w:id="24" w:name="tbl-deltakere"/>
           <w:p>
             <w:pPr>
               <w:jc w:val="center"/>
@@ -210,7 +226,7 @@
               <w:pStyle w:val="ImageCaption"/>
             </w:pPr>
             <w:r>
-              <w:t xml:space="preserve">Table 6.1: Deltakeroversikt</w:t>
+              <w:t xml:space="preserve">Table 3.1: Deltakeroversikt</w:t>
             </w:r>
           </w:p>
           <w:tbl xmlns:w="http://schemas.openxmlformats.org/wordprocessingml/2006/main" xmlns:r="http://schemas.openxmlformats.org/officeDocument/2006/relationships" xmlns:w14="http://schemas.microsoft.com/office/word/2010/wordml" xmlns:wp="http://schemas.openxmlformats.org/drawingml/2006/wordprocessingDrawing" xmlns:a="http://schemas.openxmlformats.org/drawingml/2006/main" xmlns:pic="http://schemas.openxmlformats.org/drawingml/2006/picture">
@@ -2346,28 +2362,88 @@
               </w:tc>
             </w:tr>
           </w:tbl>
-          <w:bookmarkEnd w:id="25"/>
+          <w:bookmarkEnd w:id="24"/>
         </w:tc>
       </w:tr>
     </w:tbl>
+    <w:bookmarkEnd w:id="25"/>
+    <w:bookmarkStart w:id="26" w:name="studie-design"/>
+    <w:p>
+      <w:pPr>
+        <w:pStyle w:val="Heading2"/>
+      </w:pPr>
+      <w:r>
+        <w:t xml:space="preserve">3.2 Studie design</w:t>
+      </w:r>
+    </w:p>
     <w:bookmarkEnd w:id="26"/>
+    <w:bookmarkStart w:id="27" w:name="testprotokoll"/>
+    <w:p>
+      <w:pPr>
+        <w:pStyle w:val="Heading2"/>
+      </w:pPr>
+      <w:r>
+        <w:t xml:space="preserve">3.3 Testprotokoll</w:t>
+      </w:r>
+    </w:p>
     <w:bookmarkEnd w:id="27"/>
-    <w:bookmarkStart w:id="53" w:name="resultat"/>
+    <w:bookmarkStart w:id="31" w:name="blodanalyse"/>
+    <w:p>
+      <w:pPr>
+        <w:pStyle w:val="Heading2"/>
+      </w:pPr>
+      <w:r>
+        <w:t xml:space="preserve">3.4 Blodanalyse</w:t>
+      </w:r>
+    </w:p>
+    <w:bookmarkStart w:id="28" w:name="laktat"/>
+    <w:p>
+      <w:pPr>
+        <w:pStyle w:val="Heading3"/>
+      </w:pPr>
+      <w:r>
+        <w:t xml:space="preserve">3.4.1 Laktat</w:t>
+      </w:r>
+    </w:p>
+    <w:bookmarkEnd w:id="28"/>
+    <w:bookmarkStart w:id="29" w:name="ph-verdi-i-blodet"/>
+    <w:p>
+      <w:pPr>
+        <w:pStyle w:val="Heading3"/>
+      </w:pPr>
+      <w:r>
+        <w:t xml:space="preserve">3.4.2 pH-verdi i blodet</w:t>
+      </w:r>
+    </w:p>
+    <w:bookmarkEnd w:id="29"/>
+    <w:bookmarkStart w:id="30" w:name="hemoglobinkonsentrasjon"/>
+    <w:p>
+      <w:pPr>
+        <w:pStyle w:val="Heading3"/>
+      </w:pPr>
+      <w:r>
+        <w:t xml:space="preserve">3.4.3 Hemoglobinkonsentrasjon</w:t>
+      </w:r>
+    </w:p>
+    <w:bookmarkEnd w:id="30"/>
+    <w:bookmarkEnd w:id="31"/>
+    <w:bookmarkEnd w:id="32"/>
+    <w:bookmarkStart w:id="59" w:name="resultat"/>
     <w:p>
       <w:pPr>
         <w:pStyle w:val="Heading1"/>
       </w:pPr>
       <w:r>
-        <w:t xml:space="preserve">7. Resultat</w:t>
-      </w:r>
-    </w:p>
-    <w:bookmarkStart w:id="36" w:name="prestasjon"/>
+        <w:t xml:space="preserve">4. Resultat</w:t>
+      </w:r>
+    </w:p>
+    <w:bookmarkStart w:id="41" w:name="prestasjon"/>
     <w:p>
       <w:pPr>
         <w:pStyle w:val="Heading2"/>
       </w:pPr>
       <w:r>
-        <w:t xml:space="preserve">7.1 Prestasjon</w:t>
+        <w:t xml:space="preserve">4.1 Prestasjon</w:t>
       </w:r>
     </w:p>
     <w:tbl>
@@ -2383,7 +2459,7 @@
       <w:tr>
         <w:tc>
           <w:tcPr/>
-          <w:bookmarkStart w:id="31" w:name="fig-box-meanwatt"/>
+          <w:bookmarkStart w:id="36" w:name="fig-box-meanwatt"/>
           <w:p>
             <w:pPr>
               <w:pStyle w:val="Compact"/>
@@ -2394,18 +2470,18 @@
                 <wp:inline>
                   <wp:extent cx="5334000" cy="3692769"/>
                   <wp:effectExtent b="0" l="0" r="0" t="0"/>
-                  <wp:docPr descr="" title="" id="29" name="Picture"/>
+                  <wp:docPr descr="" title="" id="34" name="Picture"/>
                   <a:graphic>
                     <a:graphicData uri="http://schemas.openxmlformats.org/drawingml/2006/picture">
                       <pic:pic>
                         <pic:nvPicPr>
-                          <pic:cNvPr descr="results_files/figure-docx/fig-box-meanwatt-1.png" id="30" name="Picture"/>
+                          <pic:cNvPr descr="results_files/figure-docx/fig-box-meanwatt-1.png" id="35" name="Picture"/>
                           <pic:cNvPicPr>
                             <a:picLocks noChangeArrowheads="1" noChangeAspect="1"/>
                           </pic:cNvPicPr>
                         </pic:nvPicPr>
                         <pic:blipFill>
-                          <a:blip r:embed="rId28"/>
+                          <a:blip r:embed="rId33"/>
                           <a:stretch>
                             <a:fillRect/>
                           </a:stretch>
@@ -2442,10 +2518,10 @@
               <w:pStyle w:val="ImageCaption"/>
             </w:pPr>
             <w:r>
-              <w:t xml:space="preserve">Figure 7.1: Boksdiagram av gjennomsnittswatt per deltaker. Boks = median/IQR. Diamant og tynn tverrstrek = gjennomsnitt. Tall angir gjennomsnittswatt.</w:t>
+              <w:t xml:space="preserve">Figure 4.1: Boksdiagram av gjennomsnittswatt per deltaker. Boks = median/IQR. Diamant og tynn tverrstrek = gjennomsnitt. Tall angir gjennomsnittswatt.</w:t>
             </w:r>
           </w:p>
-          <w:bookmarkEnd w:id="31"/>
+          <w:bookmarkEnd w:id="36"/>
         </w:tc>
       </w:tr>
     </w:tbl>
@@ -2462,7 +2538,7 @@
       <w:tr>
         <w:tc>
           <w:tcPr/>
-          <w:bookmarkStart w:id="35" w:name="fig-1-abc-vertical-xall"/>
+          <w:bookmarkStart w:id="40" w:name="fig-1-abc-vertical-xall"/>
           <w:p>
             <w:pPr>
               <w:pStyle w:val="Compact"/>
@@ -2473,18 +2549,18 @@
                 <wp:inline>
                   <wp:extent cx="5334000" cy="6400799"/>
                   <wp:effectExtent b="0" l="0" r="0" t="0"/>
-                  <wp:docPr descr="" title="" id="33" name="Picture"/>
+                  <wp:docPr descr="" title="" id="38" name="Picture"/>
                   <a:graphic>
                     <a:graphicData uri="http://schemas.openxmlformats.org/drawingml/2006/picture">
                       <pic:pic>
                         <pic:nvPicPr>
-                          <pic:cNvPr descr="results_files/figure-docx/fig-1-abc-vertical-xall-1.png" id="34" name="Picture"/>
+                          <pic:cNvPr descr="results_files/figure-docx/fig-1-abc-vertical-xall-1.png" id="39" name="Picture"/>
                           <pic:cNvPicPr>
                             <a:picLocks noChangeArrowheads="1" noChangeAspect="1"/>
                           </pic:cNvPicPr>
                         </pic:nvPicPr>
                         <pic:blipFill>
-                          <a:blip r:embed="rId32"/>
+                          <a:blip r:embed="rId37"/>
                           <a:stretch>
                             <a:fillRect/>
                           </a:stretch>
@@ -2521,30 +2597,2048 @@
               <w:pStyle w:val="ImageCaption"/>
             </w:pPr>
             <w:r>
-              <w:t xml:space="preserve">Figure 7.2: Figur 1. Individ-linjer (stiplet, grå) og gjennomsnitt (heltrukket) for (a) Watt, (b) Hjertefrekvens (HF) og (c) Kadens (RPM) i Apné, Bikarbonat 2,5 g/kg og Placebo over 20 minutter.</w:t>
+              <w:t xml:space="preserve">Figure 4.2: Figur 1. Individ-linjer (stiplet, grå) og gjennomsnitt (heltrukket) for (a) Watt, (b) Hjertefrekvens (HF) og (c) Kadens (RPM) i Apné, Bikarbonat 2,5 g/kg og Placebo over 20 minutter.</w:t>
             </w:r>
           </w:p>
-          <w:bookmarkEnd w:id="35"/>
+          <w:bookmarkEnd w:id="40"/>
         </w:tc>
       </w:tr>
     </w:tbl>
-    <w:bookmarkEnd w:id="36"/>
-    <w:bookmarkStart w:id="52" w:name="blodanalyse"/>
+    <w:p>
+      <w:pPr>
+        <w:pStyle w:val="BodyText"/>
+      </w:pPr>
+      <w:r>
+        <w:t xml:space="preserve">Watt:</w:t>
+      </w:r>
+    </w:p>
+    <w:p>
+      <w:pPr>
+        <w:pStyle w:val="BodyText"/>
+      </w:pPr>
+      <w:r>
+        <w:t xml:space="preserve">repeatet measures ANOVA (watt)</w:t>
+      </w:r>
+    </w:p>
+    <w:p>
+      <w:pPr>
+        <w:pStyle w:val="SourceCode"/>
+      </w:pPr>
+      <w:r>
+        <w:br/>
+      </w:r>
+      <w:r>
+        <w:rPr>
+          <w:rStyle w:val="VerbatimChar"/>
+        </w:rPr>
+        <w:t xml:space="preserve">Antall per protokoll:</w:t>
+      </w:r>
+    </w:p>
+    <w:p>
+      <w:pPr>
+        <w:pStyle w:val="SourceCode"/>
+      </w:pPr>
+      <w:r>
+        <w:br/>
+      </w:r>
+      <w:r>
+        <w:rPr>
+          <w:rStyle w:val="VerbatimChar"/>
+        </w:rPr>
+        <w:t xml:space="preserve">   Apne  Bikarb Placebo </w:t>
+      </w:r>
+      <w:r>
+        <w:br/>
+      </w:r>
+      <w:r>
+        <w:rPr>
+          <w:rStyle w:val="VerbatimChar"/>
+        </w:rPr>
+        <w:t xml:space="preserve">     10      10      10 </w:t>
+      </w:r>
+    </w:p>
+    <w:p>
+      <w:pPr>
+        <w:pStyle w:val="SourceCode"/>
+      </w:pPr>
+      <w:r>
+        <w:br/>
+      </w:r>
+      <w:r>
+        <w:rPr>
+          <w:rStyle w:val="VerbatimChar"/>
+        </w:rPr>
+        <w:t xml:space="preserve">Antall unike deltakere (id): 10</w:t>
+      </w:r>
+    </w:p>
+    <w:p>
+      <w:pPr>
+        <w:pStyle w:val="SourceCode"/>
+      </w:pPr>
+      <w:r>
+        <w:br/>
+      </w:r>
+      <w:r>
+        <w:rPr>
+          <w:rStyle w:val="VerbatimChar"/>
+        </w:rPr>
+        <w:t xml:space="preserve">Repeated-measures ANOVA:</w:t>
+      </w:r>
+    </w:p>
+    <w:p>
+      <w:pPr>
+        <w:pStyle w:val="SourceCode"/>
+      </w:pPr>
+      <w:r>
+        <w:br/>
+      </w:r>
+      <w:r>
+        <w:rPr>
+          <w:rStyle w:val="VerbatimChar"/>
+        </w:rPr>
+        <w:t xml:space="preserve">Error: id</w:t>
+      </w:r>
+      <w:r>
+        <w:br/>
+      </w:r>
+      <w:r>
+        <w:rPr>
+          <w:rStyle w:val="VerbatimChar"/>
+        </w:rPr>
+        <w:t xml:space="preserve">          Df Sum Sq Mean Sq F value Pr(&gt;F)</w:t>
+      </w:r>
+      <w:r>
+        <w:br/>
+      </w:r>
+      <w:r>
+        <w:rPr>
+          <w:rStyle w:val="VerbatimChar"/>
+        </w:rPr>
+        <w:t xml:space="preserve">Residuals  9 106781   11865               </w:t>
+      </w:r>
+      <w:r>
+        <w:br/>
+      </w:r>
+      <w:r>
+        <w:br/>
+      </w:r>
+      <w:r>
+        <w:rPr>
+          <w:rStyle w:val="VerbatimChar"/>
+        </w:rPr>
+        <w:t xml:space="preserve">Error: id:protocol</w:t>
+      </w:r>
+      <w:r>
+        <w:br/>
+      </w:r>
+      <w:r>
+        <w:rPr>
+          <w:rStyle w:val="VerbatimChar"/>
+        </w:rPr>
+        <w:t xml:space="preserve">          Df Sum Sq Mean Sq F value Pr(&gt;F)  </w:t>
+      </w:r>
+      <w:r>
+        <w:br/>
+      </w:r>
+      <w:r>
+        <w:rPr>
+          <w:rStyle w:val="VerbatimChar"/>
+        </w:rPr>
+        <w:t xml:space="preserve">protocol   2  180.4   90.18   3.797 0.0421 *</w:t>
+      </w:r>
+      <w:r>
+        <w:br/>
+      </w:r>
+      <w:r>
+        <w:rPr>
+          <w:rStyle w:val="VerbatimChar"/>
+        </w:rPr>
+        <w:t xml:space="preserve">Residuals 18  427.5   23.75                 </w:t>
+      </w:r>
+      <w:r>
+        <w:br/>
+      </w:r>
+      <w:r>
+        <w:rPr>
+          <w:rStyle w:val="VerbatimChar"/>
+        </w:rPr>
+        <w:t xml:space="preserve">---</w:t>
+      </w:r>
+      <w:r>
+        <w:br/>
+      </w:r>
+      <w:r>
+        <w:rPr>
+          <w:rStyle w:val="VerbatimChar"/>
+        </w:rPr>
+        <w:t xml:space="preserve">Signif. codes:  0 '***' 0.001 '**' 0.01 '*' 0.05 '.' 0.1 ' ' 1</w:t>
+      </w:r>
+    </w:p>
+    <w:p>
+      <w:pPr>
+        <w:pStyle w:val="SourceCode"/>
+      </w:pPr>
+      <w:r>
+        <w:br/>
+      </w:r>
+      <w:r>
+        <w:rPr>
+          <w:rStyle w:val="VerbatimChar"/>
+        </w:rPr>
+        <w:t xml:space="preserve">Post-hoc (paired t-test, Holm-korreksjon):</w:t>
+      </w:r>
+    </w:p>
+    <w:p>
+      <w:pPr>
+        <w:pStyle w:val="SourceCode"/>
+      </w:pPr>
+      <w:r>
+        <w:br/>
+      </w:r>
+      <w:r>
+        <w:rPr>
+          <w:rStyle w:val="VerbatimChar"/>
+        </w:rPr>
+        <w:t xml:space="preserve">    Pairwise comparisons using paired t tests </w:t>
+      </w:r>
+      <w:r>
+        <w:br/>
+      </w:r>
+      <w:r>
+        <w:br/>
+      </w:r>
+      <w:r>
+        <w:rPr>
+          <w:rStyle w:val="VerbatimChar"/>
+        </w:rPr>
+        <w:t xml:space="preserve">data:  watt_long$mean_watt and watt_long$protocol </w:t>
+      </w:r>
+      <w:r>
+        <w:br/>
+      </w:r>
+      <w:r>
+        <w:br/>
+      </w:r>
+      <w:r>
+        <w:rPr>
+          <w:rStyle w:val="VerbatimChar"/>
+        </w:rPr>
+        <w:t xml:space="preserve">        Apne Bikarb</w:t>
+      </w:r>
+      <w:r>
+        <w:br/>
+      </w:r>
+      <w:r>
+        <w:rPr>
+          <w:rStyle w:val="VerbatimChar"/>
+        </w:rPr>
+        <w:t xml:space="preserve">Bikarb  0.11 -     </w:t>
+      </w:r>
+      <w:r>
+        <w:br/>
+      </w:r>
+      <w:r>
+        <w:rPr>
+          <w:rStyle w:val="VerbatimChar"/>
+        </w:rPr>
+        <w:t xml:space="preserve">Placebo 0.59 0.11  </w:t>
+      </w:r>
+      <w:r>
+        <w:br/>
+      </w:r>
+      <w:r>
+        <w:br/>
+      </w:r>
+      <w:r>
+        <w:rPr>
+          <w:rStyle w:val="VerbatimChar"/>
+        </w:rPr>
+        <w:t xml:space="preserve">P value adjustment method: holm </w:t>
+      </w:r>
+    </w:p>
+    <w:p>
+      <w:pPr>
+        <w:pStyle w:val="FirstParagraph"/>
+      </w:pPr>
+      <w:r>
+        <w:t xml:space="preserve">Det var en signifikant forskjell i gjennomsnittswatt mellom protokollene (repeated-measures ANOVA, p = 0.042). Post-hoc analyser med Holm-korrigering viste ingen signifikante parvise forskjeller mellom apné, bikarbonat og placebo (alle p &gt; 0.05).</w:t>
+      </w:r>
+    </w:p>
+    <w:p>
+      <w:pPr>
+        <w:pStyle w:val="BodyText"/>
+      </w:pPr>
+      <w:r>
+        <w:t xml:space="preserve">Selv om ingen enkeltvise sammenligninger var signifikante etter korreksjon (er lav styrke pga lavt deltakerantall?), indikerer hovedeffekten at protokollene samlet sett påvirket gjennomsnittswatt.</w:t>
+      </w:r>
+    </w:p>
+    <w:p>
+      <w:pPr>
+        <w:pStyle w:val="BodyText"/>
+      </w:pPr>
+      <w:r>
+        <w:t xml:space="preserve">Leneær Mixed-model- test (watt)</w:t>
+      </w:r>
+    </w:p>
+    <w:p>
+      <w:pPr>
+        <w:pStyle w:val="SourceCode"/>
+      </w:pPr>
+      <w:r>
+        <w:rPr>
+          <w:rStyle w:val="VerbatimChar"/>
+        </w:rPr>
+        <w:t xml:space="preserve">Linear mixed model fit by maximum likelihood . t-tests use Satterthwaite's</w:t>
+      </w:r>
+      <w:r>
+        <w:br/>
+      </w:r>
+      <w:r>
+        <w:rPr>
+          <w:rStyle w:val="VerbatimChar"/>
+        </w:rPr>
+        <w:t xml:space="preserve">  method [lmerModLmerTest]</w:t>
+      </w:r>
+      <w:r>
+        <w:br/>
+      </w:r>
+      <w:r>
+        <w:rPr>
+          <w:rStyle w:val="VerbatimChar"/>
+        </w:rPr>
+        <w:t xml:space="preserve">Formula: watt ~ protocol * time_min + (1 + time_min | id)</w:t>
+      </w:r>
+      <w:r>
+        <w:br/>
+      </w:r>
+      <w:r>
+        <w:rPr>
+          <w:rStyle w:val="VerbatimChar"/>
+        </w:rPr>
+        <w:t xml:space="preserve">   Data: watt_ts</w:t>
+      </w:r>
+      <w:r>
+        <w:br/>
+      </w:r>
+      <w:r>
+        <w:br/>
+      </w:r>
+      <w:r>
+        <w:rPr>
+          <w:rStyle w:val="VerbatimChar"/>
+        </w:rPr>
+        <w:t xml:space="preserve">     AIC      BIC   logLik deviance df.resid </w:t>
+      </w:r>
+      <w:r>
+        <w:br/>
+      </w:r>
+      <w:r>
+        <w:rPr>
+          <w:rStyle w:val="VerbatimChar"/>
+        </w:rPr>
+        <w:t xml:space="preserve">  9016.7   9067.6  -4498.4   8996.7     1190 </w:t>
+      </w:r>
+      <w:r>
+        <w:br/>
+      </w:r>
+      <w:r>
+        <w:br/>
+      </w:r>
+      <w:r>
+        <w:rPr>
+          <w:rStyle w:val="VerbatimChar"/>
+        </w:rPr>
+        <w:t xml:space="preserve">Scaled residuals: </w:t>
+      </w:r>
+      <w:r>
+        <w:br/>
+      </w:r>
+      <w:r>
+        <w:rPr>
+          <w:rStyle w:val="VerbatimChar"/>
+        </w:rPr>
+        <w:t xml:space="preserve">     Min       1Q   Median       3Q      Max </w:t>
+      </w:r>
+      <w:r>
+        <w:br/>
+      </w:r>
+      <w:r>
+        <w:rPr>
+          <w:rStyle w:val="VerbatimChar"/>
+        </w:rPr>
+        <w:t xml:space="preserve">-20.9222  -0.3004   0.0122   0.2687   7.5958 </w:t>
+      </w:r>
+      <w:r>
+        <w:br/>
+      </w:r>
+      <w:r>
+        <w:br/>
+      </w:r>
+      <w:r>
+        <w:rPr>
+          <w:rStyle w:val="VerbatimChar"/>
+        </w:rPr>
+        <w:t xml:space="preserve">Random effects:</w:t>
+      </w:r>
+      <w:r>
+        <w:br/>
+      </w:r>
+      <w:r>
+        <w:rPr>
+          <w:rStyle w:val="VerbatimChar"/>
+        </w:rPr>
+        <w:t xml:space="preserve"> Groups   Name        Variance  Std.Dev. Corr</w:t>
+      </w:r>
+      <w:r>
+        <w:br/>
+      </w:r>
+      <w:r>
+        <w:rPr>
+          <w:rStyle w:val="VerbatimChar"/>
+        </w:rPr>
+        <w:t xml:space="preserve"> id       (Intercept) 3484.4728 59.0294      </w:t>
+      </w:r>
+      <w:r>
+        <w:br/>
+      </w:r>
+      <w:r>
+        <w:rPr>
+          <w:rStyle w:val="VerbatimChar"/>
+        </w:rPr>
+        <w:t xml:space="preserve">          time_min       0.1224  0.3499  0.02</w:t>
+      </w:r>
+      <w:r>
+        <w:br/>
+      </w:r>
+      <w:r>
+        <w:rPr>
+          <w:rStyle w:val="VerbatimChar"/>
+        </w:rPr>
+        <w:t xml:space="preserve"> Residual               96.9929  9.8485      </w:t>
+      </w:r>
+      <w:r>
+        <w:br/>
+      </w:r>
+      <w:r>
+        <w:rPr>
+          <w:rStyle w:val="VerbatimChar"/>
+        </w:rPr>
+        <w:t xml:space="preserve">Number of obs: 1200, groups:  id, 10</w:t>
+      </w:r>
+      <w:r>
+        <w:br/>
+      </w:r>
+      <w:r>
+        <w:br/>
+      </w:r>
+      <w:r>
+        <w:rPr>
+          <w:rStyle w:val="VerbatimChar"/>
+        </w:rPr>
+        <w:t xml:space="preserve">Fixed effects:</w:t>
+      </w:r>
+      <w:r>
+        <w:br/>
+      </w:r>
+      <w:r>
+        <w:rPr>
+          <w:rStyle w:val="VerbatimChar"/>
+        </w:rPr>
+        <w:t xml:space="preserve">                           Estimate Std. Error         df t value Pr(&gt;|t|)    </w:t>
+      </w:r>
+      <w:r>
+        <w:br/>
+      </w:r>
+      <w:r>
+        <w:rPr>
+          <w:rStyle w:val="VerbatimChar"/>
+        </w:rPr>
+        <w:t xml:space="preserve">(Intercept)               326.03780   18.69176   10.27625  17.443 5.72e-09 ***</w:t>
+      </w:r>
+      <w:r>
+        <w:br/>
+      </w:r>
+      <w:r>
+        <w:rPr>
+          <w:rStyle w:val="VerbatimChar"/>
+        </w:rPr>
+        <w:t xml:space="preserve">protocolBikarb             -0.50061    1.36707 1179.91947  -0.366  0.71429    </w:t>
+      </w:r>
+      <w:r>
+        <w:br/>
+      </w:r>
+      <w:r>
+        <w:rPr>
+          <w:rStyle w:val="VerbatimChar"/>
+        </w:rPr>
+        <w:t xml:space="preserve">protocolPlacebo             0.64817    1.36707 1179.91946   0.474  0.63549    </w:t>
+      </w:r>
+      <w:r>
+        <w:br/>
+      </w:r>
+      <w:r>
+        <w:rPr>
+          <w:rStyle w:val="VerbatimChar"/>
+        </w:rPr>
+        <w:t xml:space="preserve">time_min                    0.44099    0.13972   17.69354   3.156  0.00555 ** </w:t>
+      </w:r>
+      <w:r>
+        <w:br/>
+      </w:r>
+      <w:r>
+        <w:rPr>
+          <w:rStyle w:val="VerbatimChar"/>
+        </w:rPr>
+        <w:t xml:space="preserve">protocolBikarb:time_min     0.63724    0.12066 1179.91947   5.281 1.52e-07 ***</w:t>
+      </w:r>
+      <w:r>
+        <w:br/>
+      </w:r>
+      <w:r>
+        <w:rPr>
+          <w:rStyle w:val="VerbatimChar"/>
+        </w:rPr>
+        <w:t xml:space="preserve">protocolPlacebo:time_min    0.06173    0.12066 1179.91947   0.512  0.60904    </w:t>
+      </w:r>
+      <w:r>
+        <w:br/>
+      </w:r>
+      <w:r>
+        <w:rPr>
+          <w:rStyle w:val="VerbatimChar"/>
+        </w:rPr>
+        <w:t xml:space="preserve">---</w:t>
+      </w:r>
+      <w:r>
+        <w:br/>
+      </w:r>
+      <w:r>
+        <w:rPr>
+          <w:rStyle w:val="VerbatimChar"/>
+        </w:rPr>
+        <w:t xml:space="preserve">Signif. codes:  0 '***' 0.001 '**' 0.01 '*' 0.05 '.' 0.1 ' ' 1</w:t>
+      </w:r>
+      <w:r>
+        <w:br/>
+      </w:r>
+      <w:r>
+        <w:br/>
+      </w:r>
+      <w:r>
+        <w:rPr>
+          <w:rStyle w:val="VerbatimChar"/>
+        </w:rPr>
+        <w:t xml:space="preserve">Correlation of Fixed Effects:</w:t>
+      </w:r>
+      <w:r>
+        <w:br/>
+      </w:r>
+      <w:r>
+        <w:rPr>
+          <w:rStyle w:val="VerbatimChar"/>
+        </w:rPr>
+        <w:t xml:space="preserve">            (Intr) prtclB prtclP tim_mn prtB:_</w:t>
+      </w:r>
+      <w:r>
+        <w:br/>
+      </w:r>
+      <w:r>
+        <w:rPr>
+          <w:rStyle w:val="VerbatimChar"/>
+        </w:rPr>
+        <w:t xml:space="preserve">protoclBkrb -0.037                            </w:t>
+      </w:r>
+      <w:r>
+        <w:br/>
+      </w:r>
+      <w:r>
+        <w:rPr>
+          <w:rStyle w:val="VerbatimChar"/>
+        </w:rPr>
+        <w:t xml:space="preserve">protoclPlcb -0.037  0.500                     </w:t>
+      </w:r>
+      <w:r>
+        <w:br/>
+      </w:r>
+      <w:r>
+        <w:rPr>
+          <w:rStyle w:val="VerbatimChar"/>
+        </w:rPr>
+        <w:t xml:space="preserve">time_min    -0.014  0.372  0.372              </w:t>
+      </w:r>
+      <w:r>
+        <w:br/>
+      </w:r>
+      <w:r>
+        <w:rPr>
+          <w:rStyle w:val="VerbatimChar"/>
+        </w:rPr>
+        <w:t xml:space="preserve">prtclBkrb:_  0.031 -0.861 -0.430 -0.432       </w:t>
+      </w:r>
+      <w:r>
+        <w:br/>
+      </w:r>
+      <w:r>
+        <w:rPr>
+          <w:rStyle w:val="VerbatimChar"/>
+        </w:rPr>
+        <w:t xml:space="preserve">prtclPlcb:_  0.031 -0.430 -0.861 -0.432  0.500</w:t>
+      </w:r>
+      <w:r>
+        <w:br/>
+      </w:r>
+      <w:r>
+        <w:rPr>
+          <w:rStyle w:val="VerbatimChar"/>
+        </w:rPr>
+        <w:t xml:space="preserve">optimizer (nloptwrap) convergence code: 0 (OK)</w:t>
+      </w:r>
+      <w:r>
+        <w:br/>
+      </w:r>
+      <w:r>
+        <w:rPr>
+          <w:rStyle w:val="VerbatimChar"/>
+        </w:rPr>
+        <w:t xml:space="preserve">Model failed to converge with max|grad| = 0.0501666 (tol = 0.002, component 1)</w:t>
+      </w:r>
+    </w:p>
+    <w:p>
+      <w:pPr>
+        <w:pStyle w:val="SourceCode"/>
+      </w:pPr>
+      <w:r>
+        <w:rPr>
+          <w:rStyle w:val="VerbatimChar"/>
+        </w:rPr>
+        <w:t xml:space="preserve">Type III Analysis of Variance Table with Satterthwaite's method</w:t>
+      </w:r>
+      <w:r>
+        <w:br/>
+      </w:r>
+      <w:r>
+        <w:rPr>
+          <w:rStyle w:val="VerbatimChar"/>
+        </w:rPr>
+        <w:t xml:space="preserve">                  Sum Sq Mean Sq NumDF  DenDF F value    Pr(&gt;F)    </w:t>
+      </w:r>
+      <w:r>
+        <w:br/>
+      </w:r>
+      <w:r>
+        <w:rPr>
+          <w:rStyle w:val="VerbatimChar"/>
+        </w:rPr>
+        <w:t xml:space="preserve">protocol            68.9   34.43     2 1179.9   0.355 0.7012401    </w:t>
+      </w:r>
+      <w:r>
+        <w:br/>
+      </w:r>
+      <w:r>
+        <w:rPr>
+          <w:rStyle w:val="VerbatimChar"/>
+        </w:rPr>
+        <w:t xml:space="preserve">time_min          3003.4 3003.44     1   10.0  30.966 0.0002392 ***</w:t>
+      </w:r>
+      <w:r>
+        <w:br/>
+      </w:r>
+      <w:r>
+        <w:rPr>
+          <w:rStyle w:val="VerbatimChar"/>
+        </w:rPr>
+        <w:t xml:space="preserve">protocol:time_min 3291.7 1645.87     2 1179.9  16.969 5.426e-08 ***</w:t>
+      </w:r>
+      <w:r>
+        <w:br/>
+      </w:r>
+      <w:r>
+        <w:rPr>
+          <w:rStyle w:val="VerbatimChar"/>
+        </w:rPr>
+        <w:t xml:space="preserve">---</w:t>
+      </w:r>
+      <w:r>
+        <w:br/>
+      </w:r>
+      <w:r>
+        <w:rPr>
+          <w:rStyle w:val="VerbatimChar"/>
+        </w:rPr>
+        <w:t xml:space="preserve">Signif. codes:  0 '***' 0.001 '**' 0.01 '*' 0.05 '.' 0.1 ' ' 1</w:t>
+      </w:r>
+    </w:p>
+    <w:p>
+      <w:pPr>
+        <w:pStyle w:val="FirstParagraph"/>
+      </w:pPr>
+      <w:r>
+        <w:t xml:space="preserve">Ingen forskjell på startwatt (p = 0.70),</w:t>
+      </w:r>
+    </w:p>
+    <w:p>
+      <w:pPr>
+        <w:pStyle w:val="BodyText"/>
+      </w:pPr>
+      <w:r>
+        <w:t xml:space="preserve">Signifikant utvikling over tid (p &lt; 0.001).</w:t>
+      </w:r>
+    </w:p>
+    <w:p>
+      <w:pPr>
+        <w:pStyle w:val="BodyText"/>
+      </w:pPr>
+      <w:r>
+        <w:t xml:space="preserve">Signifikant interaksjon mellom protokoll og tid (p &lt; 0.001), forskjellig mellom protokollene. Bikarbonat en brattere økning i watt over tid sammenlignet med apné, mens placebo ikke skilte seg fra apné.</w:t>
+      </w:r>
+    </w:p>
+    <w:p>
+      <w:pPr>
+        <w:pStyle w:val="BodyText"/>
+      </w:pPr>
+      <w:r>
+        <w:t xml:space="preserve">Hjertefrekvens:</w:t>
+      </w:r>
+    </w:p>
+    <w:p>
+      <w:pPr>
+        <w:pStyle w:val="BodyText"/>
+      </w:pPr>
+      <w:r>
+        <w:t xml:space="preserve">Repeatet measures ANOVA (HF)</w:t>
+      </w:r>
+    </w:p>
+    <w:p>
+      <w:pPr>
+        <w:pStyle w:val="SourceCode"/>
+      </w:pPr>
+      <w:r>
+        <w:br/>
+      </w:r>
+      <w:r>
+        <w:rPr>
+          <w:rStyle w:val="VerbatimChar"/>
+        </w:rPr>
+        <w:t xml:space="preserve">Antall per protokoll (HF):</w:t>
+      </w:r>
+    </w:p>
+    <w:p>
+      <w:pPr>
+        <w:pStyle w:val="SourceCode"/>
+      </w:pPr>
+      <w:r>
+        <w:br/>
+      </w:r>
+      <w:r>
+        <w:rPr>
+          <w:rStyle w:val="VerbatimChar"/>
+        </w:rPr>
+        <w:t xml:space="preserve">   Apne  Bikarb Placebo </w:t>
+      </w:r>
+      <w:r>
+        <w:br/>
+      </w:r>
+      <w:r>
+        <w:rPr>
+          <w:rStyle w:val="VerbatimChar"/>
+        </w:rPr>
+        <w:t xml:space="preserve">     10      10      10 </w:t>
+      </w:r>
+    </w:p>
+    <w:p>
+      <w:pPr>
+        <w:pStyle w:val="SourceCode"/>
+      </w:pPr>
+      <w:r>
+        <w:br/>
+      </w:r>
+      <w:r>
+        <w:rPr>
+          <w:rStyle w:val="VerbatimChar"/>
+        </w:rPr>
+        <w:t xml:space="preserve">Antall unike deltakere (HF): 10</w:t>
+      </w:r>
+    </w:p>
+    <w:p>
+      <w:pPr>
+        <w:pStyle w:val="SourceCode"/>
+      </w:pPr>
+      <w:r>
+        <w:br/>
+      </w:r>
+      <w:r>
+        <w:rPr>
+          <w:rStyle w:val="VerbatimChar"/>
+        </w:rPr>
+        <w:t xml:space="preserve">Repeated-measures ANOVA (HF):</w:t>
+      </w:r>
+    </w:p>
+    <w:p>
+      <w:pPr>
+        <w:pStyle w:val="SourceCode"/>
+      </w:pPr>
+      <w:r>
+        <w:br/>
+      </w:r>
+      <w:r>
+        <w:rPr>
+          <w:rStyle w:val="VerbatimChar"/>
+        </w:rPr>
+        <w:t xml:space="preserve">Error: id</w:t>
+      </w:r>
+      <w:r>
+        <w:br/>
+      </w:r>
+      <w:r>
+        <w:rPr>
+          <w:rStyle w:val="VerbatimChar"/>
+        </w:rPr>
+        <w:t xml:space="preserve">          Df Sum Sq Mean Sq F value Pr(&gt;F)</w:t>
+      </w:r>
+      <w:r>
+        <w:br/>
+      </w:r>
+      <w:r>
+        <w:rPr>
+          <w:rStyle w:val="VerbatimChar"/>
+        </w:rPr>
+        <w:t xml:space="preserve">Residuals  9   1703   189.2               </w:t>
+      </w:r>
+      <w:r>
+        <w:br/>
+      </w:r>
+      <w:r>
+        <w:br/>
+      </w:r>
+      <w:r>
+        <w:rPr>
+          <w:rStyle w:val="VerbatimChar"/>
+        </w:rPr>
+        <w:t xml:space="preserve">Error: id:protocol</w:t>
+      </w:r>
+      <w:r>
+        <w:br/>
+      </w:r>
+      <w:r>
+        <w:rPr>
+          <w:rStyle w:val="VerbatimChar"/>
+        </w:rPr>
+        <w:t xml:space="preserve">          Df Sum Sq Mean Sq F value Pr(&gt;F)</w:t>
+      </w:r>
+      <w:r>
+        <w:br/>
+      </w:r>
+      <w:r>
+        <w:rPr>
+          <w:rStyle w:val="VerbatimChar"/>
+        </w:rPr>
+        <w:t xml:space="preserve">protocol   2   5.61   2.804   0.447  0.646</w:t>
+      </w:r>
+      <w:r>
+        <w:br/>
+      </w:r>
+      <w:r>
+        <w:rPr>
+          <w:rStyle w:val="VerbatimChar"/>
+        </w:rPr>
+        <w:t xml:space="preserve">Residuals 18 112.90   6.272               </w:t>
+      </w:r>
+    </w:p>
+    <w:p>
+      <w:pPr>
+        <w:pStyle w:val="SourceCode"/>
+      </w:pPr>
+      <w:r>
+        <w:br/>
+      </w:r>
+      <w:r>
+        <w:rPr>
+          <w:rStyle w:val="VerbatimChar"/>
+        </w:rPr>
+        <w:t xml:space="preserve">Post-hoc (paired t-test, Holm) (HF):</w:t>
+      </w:r>
+    </w:p>
+    <w:p>
+      <w:pPr>
+        <w:pStyle w:val="SourceCode"/>
+      </w:pPr>
+      <w:r>
+        <w:br/>
+      </w:r>
+      <w:r>
+        <w:rPr>
+          <w:rStyle w:val="VerbatimChar"/>
+        </w:rPr>
+        <w:t xml:space="preserve">    Pairwise comparisons using paired t tests </w:t>
+      </w:r>
+      <w:r>
+        <w:br/>
+      </w:r>
+      <w:r>
+        <w:br/>
+      </w:r>
+      <w:r>
+        <w:rPr>
+          <w:rStyle w:val="VerbatimChar"/>
+        </w:rPr>
+        <w:t xml:space="preserve">data:  hf_long$mean_hf and hf_long$protocol </w:t>
+      </w:r>
+      <w:r>
+        <w:br/>
+      </w:r>
+      <w:r>
+        <w:br/>
+      </w:r>
+      <w:r>
+        <w:rPr>
+          <w:rStyle w:val="VerbatimChar"/>
+        </w:rPr>
+        <w:t xml:space="preserve">        Apne Bikarb</w:t>
+      </w:r>
+      <w:r>
+        <w:br/>
+      </w:r>
+      <w:r>
+        <w:rPr>
+          <w:rStyle w:val="VerbatimChar"/>
+        </w:rPr>
+        <w:t xml:space="preserve">Bikarb  1    -     </w:t>
+      </w:r>
+      <w:r>
+        <w:br/>
+      </w:r>
+      <w:r>
+        <w:rPr>
+          <w:rStyle w:val="VerbatimChar"/>
+        </w:rPr>
+        <w:t xml:space="preserve">Placebo 1    1     </w:t>
+      </w:r>
+      <w:r>
+        <w:br/>
+      </w:r>
+      <w:r>
+        <w:br/>
+      </w:r>
+      <w:r>
+        <w:rPr>
+          <w:rStyle w:val="VerbatimChar"/>
+        </w:rPr>
+        <w:t xml:space="preserve">P value adjustment method: holm </w:t>
+      </w:r>
+    </w:p>
+    <w:p>
+      <w:pPr>
+        <w:pStyle w:val="FirstParagraph"/>
+      </w:pPr>
+      <w:r>
+        <w:t xml:space="preserve">Det ble ikke observert noen signifikant forskjell i gjennomsnittlig hjertefrekvens mellom protokollene (p = 0.646). Parvise sammenligninger (paired t-tester med Holm-korreksjon) viste heller ingen signifikante forskjeller (alle p = 1.00)</w:t>
+      </w:r>
+    </w:p>
+    <w:p>
+      <w:pPr>
+        <w:pStyle w:val="BodyText"/>
+      </w:pPr>
+      <w:r>
+        <w:t xml:space="preserve">Leneær Mixed-model- test (HF)</w:t>
+      </w:r>
+    </w:p>
+    <w:p>
+      <w:pPr>
+        <w:pStyle w:val="SourceCode"/>
+      </w:pPr>
+      <w:r>
+        <w:br/>
+      </w:r>
+      <w:r>
+        <w:rPr>
+          <w:rStyle w:val="VerbatimChar"/>
+        </w:rPr>
+        <w:t xml:space="preserve">LMM (HF) – fixed effects:</w:t>
+      </w:r>
+    </w:p>
+    <w:p>
+      <w:pPr>
+        <w:pStyle w:val="SourceCode"/>
+      </w:pPr>
+      <w:r>
+        <w:rPr>
+          <w:rStyle w:val="VerbatimChar"/>
+        </w:rPr>
+        <w:t xml:space="preserve">Linear mixed model fit by maximum likelihood . t-tests use Satterthwaite's</w:t>
+      </w:r>
+      <w:r>
+        <w:br/>
+      </w:r>
+      <w:r>
+        <w:rPr>
+          <w:rStyle w:val="VerbatimChar"/>
+        </w:rPr>
+        <w:t xml:space="preserve">  method [lmerModLmerTest]</w:t>
+      </w:r>
+      <w:r>
+        <w:br/>
+      </w:r>
+      <w:r>
+        <w:rPr>
+          <w:rStyle w:val="VerbatimChar"/>
+        </w:rPr>
+        <w:t xml:space="preserve">Formula: hf ~ protocol * time_min + (1 + time_min | id)</w:t>
+      </w:r>
+      <w:r>
+        <w:br/>
+      </w:r>
+      <w:r>
+        <w:rPr>
+          <w:rStyle w:val="VerbatimChar"/>
+        </w:rPr>
+        <w:t xml:space="preserve">   Data: hf_ts</w:t>
+      </w:r>
+      <w:r>
+        <w:br/>
+      </w:r>
+      <w:r>
+        <w:br/>
+      </w:r>
+      <w:r>
+        <w:rPr>
+          <w:rStyle w:val="VerbatimChar"/>
+        </w:rPr>
+        <w:t xml:space="preserve">     AIC      BIC   logLik deviance df.resid </w:t>
+      </w:r>
+      <w:r>
+        <w:br/>
+      </w:r>
+      <w:r>
+        <w:rPr>
+          <w:rStyle w:val="VerbatimChar"/>
+        </w:rPr>
+        <w:t xml:space="preserve">  8580.8   8631.7  -4280.4   8560.8     1190 </w:t>
+      </w:r>
+      <w:r>
+        <w:br/>
+      </w:r>
+      <w:r>
+        <w:br/>
+      </w:r>
+      <w:r>
+        <w:rPr>
+          <w:rStyle w:val="VerbatimChar"/>
+        </w:rPr>
+        <w:t xml:space="preserve">Scaled residuals: </w:t>
+      </w:r>
+      <w:r>
+        <w:br/>
+      </w:r>
+      <w:r>
+        <w:rPr>
+          <w:rStyle w:val="VerbatimChar"/>
+        </w:rPr>
+        <w:t xml:space="preserve">    Min      1Q  Median      3Q     Max </w:t>
+      </w:r>
+      <w:r>
+        <w:br/>
+      </w:r>
+      <w:r>
+        <w:rPr>
+          <w:rStyle w:val="VerbatimChar"/>
+        </w:rPr>
+        <w:t xml:space="preserve">-8.7882 -0.3009  0.1994  0.5633  1.4944 </w:t>
+      </w:r>
+      <w:r>
+        <w:br/>
+      </w:r>
+      <w:r>
+        <w:br/>
+      </w:r>
+      <w:r>
+        <w:rPr>
+          <w:rStyle w:val="VerbatimChar"/>
+        </w:rPr>
+        <w:t xml:space="preserve">Random effects:</w:t>
+      </w:r>
+      <w:r>
+        <w:br/>
+      </w:r>
+      <w:r>
+        <w:rPr>
+          <w:rStyle w:val="VerbatimChar"/>
+        </w:rPr>
+        <w:t xml:space="preserve"> Groups   Name        Variance Std.Dev. Corr </w:t>
+      </w:r>
+      <w:r>
+        <w:br/>
+      </w:r>
+      <w:r>
+        <w:rPr>
+          <w:rStyle w:val="VerbatimChar"/>
+        </w:rPr>
+        <w:t xml:space="preserve"> id       (Intercept) 60.56622 7.7824        </w:t>
+      </w:r>
+      <w:r>
+        <w:br/>
+      </w:r>
+      <w:r>
+        <w:rPr>
+          <w:rStyle w:val="VerbatimChar"/>
+        </w:rPr>
+        <w:t xml:space="preserve">          time_min     0.03013 0.1736   -0.25</w:t>
+      </w:r>
+      <w:r>
+        <w:br/>
+      </w:r>
+      <w:r>
+        <w:rPr>
+          <w:rStyle w:val="VerbatimChar"/>
+        </w:rPr>
+        <w:t xml:space="preserve"> Residual             70.07390 8.3710        </w:t>
+      </w:r>
+      <w:r>
+        <w:br/>
+      </w:r>
+      <w:r>
+        <w:rPr>
+          <w:rStyle w:val="VerbatimChar"/>
+        </w:rPr>
+        <w:t xml:space="preserve">Number of obs: 1200, groups:  id, 10</w:t>
+      </w:r>
+      <w:r>
+        <w:br/>
+      </w:r>
+      <w:r>
+        <w:br/>
+      </w:r>
+      <w:r>
+        <w:rPr>
+          <w:rStyle w:val="VerbatimChar"/>
+        </w:rPr>
+        <w:t xml:space="preserve">Fixed effects:</w:t>
+      </w:r>
+      <w:r>
+        <w:br/>
+      </w:r>
+      <w:r>
+        <w:rPr>
+          <w:rStyle w:val="VerbatimChar"/>
+        </w:rPr>
+        <w:t xml:space="preserve">                           Estimate Std. Error         df t value Pr(&gt;|t|)    </w:t>
+      </w:r>
+      <w:r>
+        <w:br/>
+      </w:r>
+      <w:r>
+        <w:rPr>
+          <w:rStyle w:val="VerbatimChar"/>
+        </w:rPr>
+        <w:t xml:space="preserve">(Intercept)               159.52902    2.59456   11.29014  61.486 1.28e-15 ***</w:t>
+      </w:r>
+      <w:r>
+        <w:br/>
+      </w:r>
+      <w:r>
+        <w:rPr>
+          <w:rStyle w:val="VerbatimChar"/>
+        </w:rPr>
+        <w:t xml:space="preserve">protocolBikarb             -1.17427    1.16198 1180.08734  -1.011    0.312    </w:t>
+      </w:r>
+      <w:r>
+        <w:br/>
+      </w:r>
+      <w:r>
+        <w:rPr>
+          <w:rStyle w:val="VerbatimChar"/>
+        </w:rPr>
+        <w:t xml:space="preserve">protocolPlacebo             0.71671    1.16198 1180.08734   0.617    0.537    </w:t>
+      </w:r>
+      <w:r>
+        <w:br/>
+      </w:r>
+      <w:r>
+        <w:rPr>
+          <w:rStyle w:val="VerbatimChar"/>
+        </w:rPr>
+        <w:t xml:space="preserve">time_min                    1.58882    0.09095   29.81888  17.469  &lt; 2e-16 ***</w:t>
+      </w:r>
+      <w:r>
+        <w:br/>
+      </w:r>
+      <w:r>
+        <w:rPr>
+          <w:rStyle w:val="VerbatimChar"/>
+        </w:rPr>
+        <w:t xml:space="preserve">protocolBikarb:time_min     0.01223    0.10256 1180.08734   0.119    0.905    </w:t>
+      </w:r>
+      <w:r>
+        <w:br/>
+      </w:r>
+      <w:r>
+        <w:rPr>
+          <w:rStyle w:val="VerbatimChar"/>
+        </w:rPr>
+        <w:t xml:space="preserve">protocolPlacebo:time_min   -0.13582    0.10256 1180.08734  -1.324    0.186    </w:t>
+      </w:r>
+      <w:r>
+        <w:br/>
+      </w:r>
+      <w:r>
+        <w:rPr>
+          <w:rStyle w:val="VerbatimChar"/>
+        </w:rPr>
+        <w:t xml:space="preserve">---</w:t>
+      </w:r>
+      <w:r>
+        <w:br/>
+      </w:r>
+      <w:r>
+        <w:rPr>
+          <w:rStyle w:val="VerbatimChar"/>
+        </w:rPr>
+        <w:t xml:space="preserve">Signif. codes:  0 '***' 0.001 '**' 0.01 '*' 0.05 '.' 0.1 ' ' 1</w:t>
+      </w:r>
+      <w:r>
+        <w:br/>
+      </w:r>
+      <w:r>
+        <w:br/>
+      </w:r>
+      <w:r>
+        <w:rPr>
+          <w:rStyle w:val="VerbatimChar"/>
+        </w:rPr>
+        <w:t xml:space="preserve">Correlation of Fixed Effects:</w:t>
+      </w:r>
+      <w:r>
+        <w:br/>
+      </w:r>
+      <w:r>
+        <w:rPr>
+          <w:rStyle w:val="VerbatimChar"/>
+        </w:rPr>
+        <w:t xml:space="preserve">            (Intr) prtclB prtclP tim_mn prtB:_</w:t>
+      </w:r>
+      <w:r>
+        <w:br/>
+      </w:r>
+      <w:r>
+        <w:rPr>
+          <w:rStyle w:val="VerbatimChar"/>
+        </w:rPr>
+        <w:t xml:space="preserve">protoclBkrb -0.224                            </w:t>
+      </w:r>
+      <w:r>
+        <w:br/>
+      </w:r>
+      <w:r>
+        <w:rPr>
+          <w:rStyle w:val="VerbatimChar"/>
+        </w:rPr>
+        <w:t xml:space="preserve">protoclPlcb -0.224  0.500                     </w:t>
+      </w:r>
+      <w:r>
+        <w:br/>
+      </w:r>
+      <w:r>
+        <w:rPr>
+          <w:rStyle w:val="VerbatimChar"/>
+        </w:rPr>
+        <w:t xml:space="preserve">time_min    -0.362  0.485  0.485              </w:t>
+      </w:r>
+      <w:r>
+        <w:br/>
+      </w:r>
+      <w:r>
+        <w:rPr>
+          <w:rStyle w:val="VerbatimChar"/>
+        </w:rPr>
+        <w:t xml:space="preserve">prtclBkrb:_  0.193 -0.861 -0.430 -0.564       </w:t>
+      </w:r>
+      <w:r>
+        <w:br/>
+      </w:r>
+      <w:r>
+        <w:rPr>
+          <w:rStyle w:val="VerbatimChar"/>
+        </w:rPr>
+        <w:t xml:space="preserve">prtclPlcb:_  0.193 -0.430 -0.861 -0.564  0.500</w:t>
+      </w:r>
+      <w:r>
+        <w:br/>
+      </w:r>
+      <w:r>
+        <w:rPr>
+          <w:rStyle w:val="VerbatimChar"/>
+        </w:rPr>
+        <w:t xml:space="preserve">optimizer (nloptwrap) convergence code: 0 (OK)</w:t>
+      </w:r>
+      <w:r>
+        <w:br/>
+      </w:r>
+      <w:r>
+        <w:rPr>
+          <w:rStyle w:val="VerbatimChar"/>
+        </w:rPr>
+        <w:t xml:space="preserve">Model failed to converge with max|grad| = 0.0394948 (tol = 0.002, component 1)</w:t>
+      </w:r>
+    </w:p>
+    <w:p>
+      <w:pPr>
+        <w:pStyle w:val="SourceCode"/>
+      </w:pPr>
+      <w:r>
+        <w:br/>
+      </w:r>
+      <w:r>
+        <w:rPr>
+          <w:rStyle w:val="VerbatimChar"/>
+        </w:rPr>
+        <w:t xml:space="preserve">Type III ANOVA (HF):</w:t>
+      </w:r>
+    </w:p>
+    <w:p>
+      <w:pPr>
+        <w:pStyle w:val="SourceCode"/>
+      </w:pPr>
+      <w:r>
+        <w:rPr>
+          <w:rStyle w:val="VerbatimChar"/>
+        </w:rPr>
+        <w:t xml:space="preserve">Type III Analysis of Variance Table with Satterthwaite's method</w:t>
+      </w:r>
+      <w:r>
+        <w:br/>
+      </w:r>
+      <w:r>
+        <w:rPr>
+          <w:rStyle w:val="VerbatimChar"/>
+        </w:rPr>
+        <w:t xml:space="preserve">                  Sum Sq Mean Sq NumDF   DenDF F value   Pr(&gt;F)    </w:t>
+      </w:r>
+      <w:r>
+        <w:br/>
+      </w:r>
+      <w:r>
+        <w:rPr>
+          <w:rStyle w:val="VerbatimChar"/>
+        </w:rPr>
+        <w:t xml:space="preserve">protocol             189      95     2 1180.09   1.350   0.2596    </w:t>
+      </w:r>
+      <w:r>
+        <w:br/>
+      </w:r>
+      <w:r>
+        <w:rPr>
+          <w:rStyle w:val="VerbatimChar"/>
+        </w:rPr>
+        <w:t xml:space="preserve">time_min           35215   35215     1    9.94 502.544 7.64e-10 ***</w:t>
+      </w:r>
+      <w:r>
+        <w:br/>
+      </w:r>
+      <w:r>
+        <w:rPr>
+          <w:rStyle w:val="VerbatimChar"/>
+        </w:rPr>
+        <w:t xml:space="preserve">protocol:time_min    180      90     2 1180.09   1.284   0.2773    </w:t>
+      </w:r>
+      <w:r>
+        <w:br/>
+      </w:r>
+      <w:r>
+        <w:rPr>
+          <w:rStyle w:val="VerbatimChar"/>
+        </w:rPr>
+        <w:t xml:space="preserve">---</w:t>
+      </w:r>
+      <w:r>
+        <w:br/>
+      </w:r>
+      <w:r>
+        <w:rPr>
+          <w:rStyle w:val="VerbatimChar"/>
+        </w:rPr>
+        <w:t xml:space="preserve">Signif. codes:  0 '***' 0.001 '**' 0.01 '*' 0.05 '.' 0.1 ' ' 1</w:t>
+      </w:r>
+    </w:p>
+    <w:p>
+      <w:pPr>
+        <w:pStyle w:val="FirstParagraph"/>
+      </w:pPr>
+      <w:r>
+        <w:t xml:space="preserve">Ingen signifikante forskjeller</w:t>
+      </w:r>
+    </w:p>
+    <w:p>
+      <w:pPr>
+        <w:pStyle w:val="BodyText"/>
+      </w:pPr>
+      <w:r>
+        <w:t xml:space="preserve">Kadens:</w:t>
+      </w:r>
+    </w:p>
+    <w:p>
+      <w:pPr>
+        <w:pStyle w:val="BodyText"/>
+      </w:pPr>
+      <w:r>
+        <w:t xml:space="preserve">Repeatet measures ANOVA (HF)</w:t>
+      </w:r>
+    </w:p>
+    <w:p>
+      <w:pPr>
+        <w:pStyle w:val="SourceCode"/>
+      </w:pPr>
+      <w:r>
+        <w:br/>
+      </w:r>
+      <w:r>
+        <w:rPr>
+          <w:rStyle w:val="VerbatimChar"/>
+        </w:rPr>
+        <w:t xml:space="preserve">Antall per protokoll (RPM):</w:t>
+      </w:r>
+    </w:p>
+    <w:p>
+      <w:pPr>
+        <w:pStyle w:val="SourceCode"/>
+      </w:pPr>
+      <w:r>
+        <w:br/>
+      </w:r>
+      <w:r>
+        <w:rPr>
+          <w:rStyle w:val="VerbatimChar"/>
+        </w:rPr>
+        <w:t xml:space="preserve">   Apne  Bikarb Placebo </w:t>
+      </w:r>
+      <w:r>
+        <w:br/>
+      </w:r>
+      <w:r>
+        <w:rPr>
+          <w:rStyle w:val="VerbatimChar"/>
+        </w:rPr>
+        <w:t xml:space="preserve">     10      10      10 </w:t>
+      </w:r>
+    </w:p>
+    <w:p>
+      <w:pPr>
+        <w:pStyle w:val="SourceCode"/>
+      </w:pPr>
+      <w:r>
+        <w:br/>
+      </w:r>
+      <w:r>
+        <w:rPr>
+          <w:rStyle w:val="VerbatimChar"/>
+        </w:rPr>
+        <w:t xml:space="preserve">Antall deltakere (RPM): 10</w:t>
+      </w:r>
+    </w:p>
+    <w:p>
+      <w:pPr>
+        <w:pStyle w:val="SourceCode"/>
+      </w:pPr>
+      <w:r>
+        <w:br/>
+      </w:r>
+      <w:r>
+        <w:rPr>
+          <w:rStyle w:val="VerbatimChar"/>
+        </w:rPr>
+        <w:t xml:space="preserve">Repeated-measures ANOVA (RPM):</w:t>
+      </w:r>
+    </w:p>
+    <w:p>
+      <w:pPr>
+        <w:pStyle w:val="SourceCode"/>
+      </w:pPr>
+      <w:r>
+        <w:br/>
+      </w:r>
+      <w:r>
+        <w:rPr>
+          <w:rStyle w:val="VerbatimChar"/>
+        </w:rPr>
+        <w:t xml:space="preserve">Error: id</w:t>
+      </w:r>
+      <w:r>
+        <w:br/>
+      </w:r>
+      <w:r>
+        <w:rPr>
+          <w:rStyle w:val="VerbatimChar"/>
+        </w:rPr>
+        <w:t xml:space="preserve">          Df Sum Sq Mean Sq F value Pr(&gt;F)</w:t>
+      </w:r>
+      <w:r>
+        <w:br/>
+      </w:r>
+      <w:r>
+        <w:rPr>
+          <w:rStyle w:val="VerbatimChar"/>
+        </w:rPr>
+        <w:t xml:space="preserve">Residuals  9    959   106.6               </w:t>
+      </w:r>
+      <w:r>
+        <w:br/>
+      </w:r>
+      <w:r>
+        <w:br/>
+      </w:r>
+      <w:r>
+        <w:rPr>
+          <w:rStyle w:val="VerbatimChar"/>
+        </w:rPr>
+        <w:t xml:space="preserve">Error: id:protocol</w:t>
+      </w:r>
+      <w:r>
+        <w:br/>
+      </w:r>
+      <w:r>
+        <w:rPr>
+          <w:rStyle w:val="VerbatimChar"/>
+        </w:rPr>
+        <w:t xml:space="preserve">          Df Sum Sq Mean Sq F value Pr(&gt;F)</w:t>
+      </w:r>
+      <w:r>
+        <w:br/>
+      </w:r>
+      <w:r>
+        <w:rPr>
+          <w:rStyle w:val="VerbatimChar"/>
+        </w:rPr>
+        <w:t xml:space="preserve">protocol   2  12.59   6.296   0.979  0.395</w:t>
+      </w:r>
+      <w:r>
+        <w:br/>
+      </w:r>
+      <w:r>
+        <w:rPr>
+          <w:rStyle w:val="VerbatimChar"/>
+        </w:rPr>
+        <w:t xml:space="preserve">Residuals 18 115.79   6.433               </w:t>
+      </w:r>
+    </w:p>
+    <w:p>
+      <w:pPr>
+        <w:pStyle w:val="SourceCode"/>
+      </w:pPr>
+      <w:r>
+        <w:br/>
+      </w:r>
+      <w:r>
+        <w:rPr>
+          <w:rStyle w:val="VerbatimChar"/>
+        </w:rPr>
+        <w:t xml:space="preserve">Post-hoc (paired t-test, Holm) (RPM):</w:t>
+      </w:r>
+    </w:p>
+    <w:p>
+      <w:pPr>
+        <w:pStyle w:val="SourceCode"/>
+      </w:pPr>
+      <w:r>
+        <w:br/>
+      </w:r>
+      <w:r>
+        <w:rPr>
+          <w:rStyle w:val="VerbatimChar"/>
+        </w:rPr>
+        <w:t xml:space="preserve">    Pairwise comparisons using paired t tests </w:t>
+      </w:r>
+      <w:r>
+        <w:br/>
+      </w:r>
+      <w:r>
+        <w:br/>
+      </w:r>
+      <w:r>
+        <w:rPr>
+          <w:rStyle w:val="VerbatimChar"/>
+        </w:rPr>
+        <w:t xml:space="preserve">data:  rpm_long$mean_rpm and rpm_long$protocol </w:t>
+      </w:r>
+      <w:r>
+        <w:br/>
+      </w:r>
+      <w:r>
+        <w:br/>
+      </w:r>
+      <w:r>
+        <w:rPr>
+          <w:rStyle w:val="VerbatimChar"/>
+        </w:rPr>
+        <w:t xml:space="preserve">        Apne Bikarb</w:t>
+      </w:r>
+      <w:r>
+        <w:br/>
+      </w:r>
+      <w:r>
+        <w:rPr>
+          <w:rStyle w:val="VerbatimChar"/>
+        </w:rPr>
+        <w:t xml:space="preserve">Bikarb  0.89 -     </w:t>
+      </w:r>
+      <w:r>
+        <w:br/>
+      </w:r>
+      <w:r>
+        <w:rPr>
+          <w:rStyle w:val="VerbatimChar"/>
+        </w:rPr>
+        <w:t xml:space="preserve">Placebo 0.89 0.89  </w:t>
+      </w:r>
+      <w:r>
+        <w:br/>
+      </w:r>
+      <w:r>
+        <w:br/>
+      </w:r>
+      <w:r>
+        <w:rPr>
+          <w:rStyle w:val="VerbatimChar"/>
+        </w:rPr>
+        <w:t xml:space="preserve">P value adjustment method: holm </w:t>
+      </w:r>
+    </w:p>
+    <w:p>
+      <w:pPr>
+        <w:pStyle w:val="FirstParagraph"/>
+      </w:pPr>
+      <w:r>
+        <w:t xml:space="preserve">Ingen signifikante forskjeller (p=0,395)</w:t>
+      </w:r>
+    </w:p>
+    <w:p>
+      <w:pPr>
+        <w:pStyle w:val="BodyText"/>
+      </w:pPr>
+      <w:r>
+        <w:t xml:space="preserve">Leneær Mixed-model- test (RPM)</w:t>
+      </w:r>
+    </w:p>
+    <w:p>
+      <w:pPr>
+        <w:pStyle w:val="SourceCode"/>
+      </w:pPr>
+      <w:r>
+        <w:br/>
+      </w:r>
+      <w:r>
+        <w:rPr>
+          <w:rStyle w:val="VerbatimChar"/>
+        </w:rPr>
+        <w:t xml:space="preserve">LMM (RPM) – fixed effects:</w:t>
+      </w:r>
+    </w:p>
+    <w:p>
+      <w:pPr>
+        <w:pStyle w:val="SourceCode"/>
+      </w:pPr>
+      <w:r>
+        <w:rPr>
+          <w:rStyle w:val="VerbatimChar"/>
+        </w:rPr>
+        <w:t xml:space="preserve">Linear mixed model fit by maximum likelihood . t-tests use Satterthwaite's</w:t>
+      </w:r>
+      <w:r>
+        <w:br/>
+      </w:r>
+      <w:r>
+        <w:rPr>
+          <w:rStyle w:val="VerbatimChar"/>
+        </w:rPr>
+        <w:t xml:space="preserve">  method [lmerModLmerTest]</w:t>
+      </w:r>
+      <w:r>
+        <w:br/>
+      </w:r>
+      <w:r>
+        <w:rPr>
+          <w:rStyle w:val="VerbatimChar"/>
+        </w:rPr>
+        <w:t xml:space="preserve">Formula: rpm ~ protocol * time_min + (1 + time_min | id)</w:t>
+      </w:r>
+      <w:r>
+        <w:br/>
+      </w:r>
+      <w:r>
+        <w:rPr>
+          <w:rStyle w:val="VerbatimChar"/>
+        </w:rPr>
+        <w:t xml:space="preserve">   Data: rpm_ts</w:t>
+      </w:r>
+      <w:r>
+        <w:br/>
+      </w:r>
+      <w:r>
+        <w:br/>
+      </w:r>
+      <w:r>
+        <w:rPr>
+          <w:rStyle w:val="VerbatimChar"/>
+        </w:rPr>
+        <w:t xml:space="preserve">     AIC      BIC   logLik deviance df.resid </w:t>
+      </w:r>
+      <w:r>
+        <w:br/>
+      </w:r>
+      <w:r>
+        <w:rPr>
+          <w:rStyle w:val="VerbatimChar"/>
+        </w:rPr>
+        <w:t xml:space="preserve">  6912.4   6963.3  -3446.2   6892.4     1190 </w:t>
+      </w:r>
+      <w:r>
+        <w:br/>
+      </w:r>
+      <w:r>
+        <w:br/>
+      </w:r>
+      <w:r>
+        <w:rPr>
+          <w:rStyle w:val="VerbatimChar"/>
+        </w:rPr>
+        <w:t xml:space="preserve">Scaled residuals: </w:t>
+      </w:r>
+      <w:r>
+        <w:br/>
+      </w:r>
+      <w:r>
+        <w:rPr>
+          <w:rStyle w:val="VerbatimChar"/>
+        </w:rPr>
+        <w:t xml:space="preserve">     Min       1Q   Median       3Q      Max </w:t>
+      </w:r>
+      <w:r>
+        <w:br/>
+      </w:r>
+      <w:r>
+        <w:rPr>
+          <w:rStyle w:val="VerbatimChar"/>
+        </w:rPr>
+        <w:t xml:space="preserve">-10.3990  -0.4727   0.0578   0.5564   2.9511 </w:t>
+      </w:r>
+      <w:r>
+        <w:br/>
+      </w:r>
+      <w:r>
+        <w:br/>
+      </w:r>
+      <w:r>
+        <w:rPr>
+          <w:rStyle w:val="VerbatimChar"/>
+        </w:rPr>
+        <w:t xml:space="preserve">Random effects:</w:t>
+      </w:r>
+      <w:r>
+        <w:br/>
+      </w:r>
+      <w:r>
+        <w:rPr>
+          <w:rStyle w:val="VerbatimChar"/>
+        </w:rPr>
+        <w:t xml:space="preserve"> Groups   Name        Variance Std.Dev. Corr </w:t>
+      </w:r>
+      <w:r>
+        <w:br/>
+      </w:r>
+      <w:r>
+        <w:rPr>
+          <w:rStyle w:val="VerbatimChar"/>
+        </w:rPr>
+        <w:t xml:space="preserve"> id       (Intercept)  9.9573  3.1555        </w:t>
+      </w:r>
+      <w:r>
+        <w:br/>
+      </w:r>
+      <w:r>
+        <w:rPr>
+          <w:rStyle w:val="VerbatimChar"/>
+        </w:rPr>
+        <w:t xml:space="preserve">          time_min     0.2552  0.5052   -0.08</w:t>
+      </w:r>
+      <w:r>
+        <w:br/>
+      </w:r>
+      <w:r>
+        <w:rPr>
+          <w:rStyle w:val="VerbatimChar"/>
+        </w:rPr>
+        <w:t xml:space="preserve"> Residual             17.0431  4.1283        </w:t>
+      </w:r>
+      <w:r>
+        <w:br/>
+      </w:r>
+      <w:r>
+        <w:rPr>
+          <w:rStyle w:val="VerbatimChar"/>
+        </w:rPr>
+        <w:t xml:space="preserve">Number of obs: 1200, groups:  id, 10</w:t>
+      </w:r>
+      <w:r>
+        <w:br/>
+      </w:r>
+      <w:r>
+        <w:br/>
+      </w:r>
+      <w:r>
+        <w:rPr>
+          <w:rStyle w:val="VerbatimChar"/>
+        </w:rPr>
+        <w:t xml:space="preserve">Fixed effects:</w:t>
+      </w:r>
+      <w:r>
+        <w:br/>
+      </w:r>
+      <w:r>
+        <w:rPr>
+          <w:rStyle w:val="VerbatimChar"/>
+        </w:rPr>
+        <w:t xml:space="preserve">                           Estimate Std. Error         df t value Pr(&gt;|t|)    </w:t>
+      </w:r>
+      <w:r>
+        <w:br/>
+      </w:r>
+      <w:r>
+        <w:rPr>
+          <w:rStyle w:val="VerbatimChar"/>
+        </w:rPr>
+        <w:t xml:space="preserve">(Intercept)                93.51817    1.07700   12.19194  86.832  &lt; 2e-16 ***</w:t>
+      </w:r>
+      <w:r>
+        <w:br/>
+      </w:r>
+      <w:r>
+        <w:rPr>
+          <w:rStyle w:val="VerbatimChar"/>
+        </w:rPr>
+        <w:t xml:space="preserve">protocolBikarb             -0.61988    0.57305 1179.99984  -1.082   0.2796    </w:t>
+      </w:r>
+      <w:r>
+        <w:br/>
+      </w:r>
+      <w:r>
+        <w:rPr>
+          <w:rStyle w:val="VerbatimChar"/>
+        </w:rPr>
+        <w:t xml:space="preserve">protocolPlacebo             1.39524    0.57305 1179.99984   2.435   0.0150 *  </w:t>
+      </w:r>
+      <w:r>
+        <w:br/>
+      </w:r>
+      <w:r>
+        <w:rPr>
+          <w:rStyle w:val="VerbatimChar"/>
+        </w:rPr>
+        <w:t xml:space="preserve">time_min                   -0.32520    0.16371   10.66808  -1.986   0.0733 .  </w:t>
+      </w:r>
+      <w:r>
+        <w:br/>
+      </w:r>
+      <w:r>
+        <w:rPr>
+          <w:rStyle w:val="VerbatimChar"/>
+        </w:rPr>
+        <w:t xml:space="preserve">protocolBikarb:time_min     0.22409    0.05058 1179.99984   4.431 1.03e-05 ***</w:t>
+      </w:r>
+      <w:r>
+        <w:br/>
+      </w:r>
+      <w:r>
+        <w:rPr>
+          <w:rStyle w:val="VerbatimChar"/>
+        </w:rPr>
+        <w:t xml:space="preserve">protocolPlacebo:time_min   -0.03951    0.05058 1179.99984  -0.781   0.4348    </w:t>
+      </w:r>
+      <w:r>
+        <w:br/>
+      </w:r>
+      <w:r>
+        <w:rPr>
+          <w:rStyle w:val="VerbatimChar"/>
+        </w:rPr>
+        <w:t xml:space="preserve">---</w:t>
+      </w:r>
+      <w:r>
+        <w:br/>
+      </w:r>
+      <w:r>
+        <w:rPr>
+          <w:rStyle w:val="VerbatimChar"/>
+        </w:rPr>
+        <w:t xml:space="preserve">Signif. codes:  0 '***' 0.001 '**' 0.01 '*' 0.05 '.' 0.1 ' ' 1</w:t>
+      </w:r>
+      <w:r>
+        <w:br/>
+      </w:r>
+      <w:r>
+        <w:br/>
+      </w:r>
+      <w:r>
+        <w:rPr>
+          <w:rStyle w:val="VerbatimChar"/>
+        </w:rPr>
+        <w:t xml:space="preserve">Correlation of Fixed Effects:</w:t>
+      </w:r>
+      <w:r>
+        <w:br/>
+      </w:r>
+      <w:r>
+        <w:rPr>
+          <w:rStyle w:val="VerbatimChar"/>
+        </w:rPr>
+        <w:t xml:space="preserve">            (Intr) prtclB prtclP tim_mn prtB:_</w:t>
+      </w:r>
+      <w:r>
+        <w:br/>
+      </w:r>
+      <w:r>
+        <w:rPr>
+          <w:rStyle w:val="VerbatimChar"/>
+        </w:rPr>
+        <w:t xml:space="preserve">protoclBkrb -0.266                            </w:t>
+      </w:r>
+      <w:r>
+        <w:br/>
+      </w:r>
+      <w:r>
+        <w:rPr>
+          <w:rStyle w:val="VerbatimChar"/>
+        </w:rPr>
+        <w:t xml:space="preserve">protoclPlcb -0.266  0.500                     </w:t>
+      </w:r>
+      <w:r>
+        <w:br/>
+      </w:r>
+      <w:r>
+        <w:rPr>
+          <w:rStyle w:val="VerbatimChar"/>
+        </w:rPr>
+        <w:t xml:space="preserve">time_min    -0.140  0.133  0.133              </w:t>
+      </w:r>
+      <w:r>
+        <w:br/>
+      </w:r>
+      <w:r>
+        <w:rPr>
+          <w:rStyle w:val="VerbatimChar"/>
+        </w:rPr>
+        <w:t xml:space="preserve">prtclBkrb:_  0.229 -0.861 -0.430 -0.154       </w:t>
+      </w:r>
+      <w:r>
+        <w:br/>
+      </w:r>
+      <w:r>
+        <w:rPr>
+          <w:rStyle w:val="VerbatimChar"/>
+        </w:rPr>
+        <w:t xml:space="preserve">prtclPlcb:_  0.229 -0.430 -0.861 -0.154  0.500</w:t>
+      </w:r>
+    </w:p>
+    <w:p>
+      <w:pPr>
+        <w:pStyle w:val="SourceCode"/>
+      </w:pPr>
+      <w:r>
+        <w:br/>
+      </w:r>
+      <w:r>
+        <w:rPr>
+          <w:rStyle w:val="VerbatimChar"/>
+        </w:rPr>
+        <w:t xml:space="preserve">Type III ANOVA (RPM):</w:t>
+      </w:r>
+    </w:p>
+    <w:p>
+      <w:pPr>
+        <w:pStyle w:val="SourceCode"/>
+      </w:pPr>
+      <w:r>
+        <w:rPr>
+          <w:rStyle w:val="VerbatimChar"/>
+        </w:rPr>
+        <w:t xml:space="preserve">Type III Analysis of Variance Table with Satterthwaite's method</w:t>
+      </w:r>
+      <w:r>
+        <w:br/>
+      </w:r>
+      <w:r>
+        <w:rPr>
+          <w:rStyle w:val="VerbatimChar"/>
+        </w:rPr>
+        <w:t xml:space="preserve">                  Sum Sq Mean Sq NumDF DenDF F value   Pr(&gt;F)    </w:t>
+      </w:r>
+      <w:r>
+        <w:br/>
+      </w:r>
+      <w:r>
+        <w:rPr>
+          <w:rStyle w:val="VerbatimChar"/>
+        </w:rPr>
+        <w:t xml:space="preserve">protocol          221.15 110.573     2  1180  6.4879 0.001577 ** </w:t>
+      </w:r>
+      <w:r>
+        <w:br/>
+      </w:r>
+      <w:r>
+        <w:rPr>
+          <w:rStyle w:val="VerbatimChar"/>
+        </w:rPr>
+        <w:t xml:space="preserve">time_min           45.66  45.663     1    10  2.6793 0.132703    </w:t>
+      </w:r>
+      <w:r>
+        <w:br/>
+      </w:r>
+      <w:r>
+        <w:rPr>
+          <w:rStyle w:val="VerbatimChar"/>
+        </w:rPr>
+        <w:t xml:space="preserve">protocol:time_min 538.61 269.306     2  1180 15.8015 1.69e-07 ***</w:t>
+      </w:r>
+      <w:r>
+        <w:br/>
+      </w:r>
+      <w:r>
+        <w:rPr>
+          <w:rStyle w:val="VerbatimChar"/>
+        </w:rPr>
+        <w:t xml:space="preserve">---</w:t>
+      </w:r>
+      <w:r>
+        <w:br/>
+      </w:r>
+      <w:r>
+        <w:rPr>
+          <w:rStyle w:val="VerbatimChar"/>
+        </w:rPr>
+        <w:t xml:space="preserve">Signif. codes:  0 '***' 0.001 '**' 0.01 '*' 0.05 '.' 0.1 ' ' 1</w:t>
+      </w:r>
+    </w:p>
+    <w:p>
+      <w:pPr>
+        <w:pStyle w:val="FirstParagraph"/>
+      </w:pPr>
+      <w:r>
+        <w:t xml:space="preserve">Signifikant forskjell ved ulik protokoll på kadens (p = 0.002). Signifikant interaksjon mellom protokoll og tid (F(2,1180) = 15.80, p &lt; 0.001). Ut fra denne testen ser det ut som at kadensen både var forskjellig mellom protokollene og utviklet seg ulikt over tid. Bikarbonat mer stabil kadens over tid sammenlignet med apné, mens placebo ikke skilte seg fra apné i tidsutvikling.</w:t>
+      </w:r>
+    </w:p>
+    <w:bookmarkEnd w:id="41"/>
+    <w:bookmarkStart w:id="58" w:name="blodanalyse-1"/>
     <w:p>
       <w:pPr>
         <w:pStyle w:val="Heading2"/>
       </w:pPr>
       <w:r>
-        <w:t xml:space="preserve">7.2 Blodanalyse</w:t>
-      </w:r>
-    </w:p>
-    <w:bookmarkStart w:id="41" w:name="laktat"/>
+        <w:t xml:space="preserve">4.2 Blodanalyse</w:t>
+      </w:r>
+    </w:p>
+    <w:bookmarkStart w:id="46" w:name="laktat-1"/>
     <w:p>
       <w:pPr>
         <w:pStyle w:val="Heading3"/>
       </w:pPr>
       <w:r>
-        <w:t xml:space="preserve">7.2.1 Laktat</w:t>
+        <w:t xml:space="preserve">4.2.1 Laktat</w:t>
       </w:r>
     </w:p>
     <w:tbl>
@@ -2560,7 +4654,7 @@
       <w:tr>
         <w:tc>
           <w:tcPr/>
-          <w:bookmarkStart w:id="40" w:name="fig-laktat-slope-panels"/>
+          <w:bookmarkStart w:id="45" w:name="fig-laktat-slope-panels"/>
           <w:p>
             <w:pPr>
               <w:pStyle w:val="Compact"/>
@@ -2571,18 +4665,18 @@
                 <wp:inline>
                   <wp:extent cx="5334000" cy="3550853"/>
                   <wp:effectExtent b="0" l="0" r="0" t="0"/>
-                  <wp:docPr descr="" title="" id="38" name="Picture"/>
+                  <wp:docPr descr="" title="" id="43" name="Picture"/>
                   <a:graphic>
                     <a:graphicData uri="http://schemas.openxmlformats.org/drawingml/2006/picture">
                       <pic:pic>
                         <pic:nvPicPr>
-                          <pic:cNvPr descr="results_files/figure-docx/fig-laktat-slope-panels-1.png" id="39" name="Picture"/>
+                          <pic:cNvPr descr="results_files/figure-docx/fig-laktat-slope-panels-1.png" id="44" name="Picture"/>
                           <pic:cNvPicPr>
                             <a:picLocks noChangeArrowheads="1" noChangeAspect="1"/>
                           </pic:cNvPicPr>
                         </pic:nvPicPr>
                         <pic:blipFill>
-                          <a:blip r:embed="rId37"/>
+                          <a:blip r:embed="rId42"/>
                           <a:stretch>
                             <a:fillRect/>
                           </a:stretch>
@@ -2619,21 +4713,593 @@
               <w:pStyle w:val="ImageCaption"/>
             </w:pPr>
             <w:r>
-              <w:t xml:space="preserve">Figure 7.3: Slopegraph for laktat: individuelle målinger og gjennomsnitt ved 10 min og post for Apné, Bikarbonat 2,5 g/kg og Placebo (separate paneler).</w:t>
+              <w:t xml:space="preserve">Figure 4.3: Slopegraph for laktat: individuelle målinger og gjennomsnitt ved 10 min og post for Apné, Bikarbonat 2,5 g/kg og Placebo (separate paneler).</w:t>
             </w:r>
           </w:p>
-          <w:bookmarkEnd w:id="40"/>
+          <w:bookmarkEnd w:id="45"/>
         </w:tc>
       </w:tr>
     </w:tbl>
-    <w:bookmarkEnd w:id="41"/>
-    <w:bookmarkStart w:id="46" w:name="ph-i-blodet"/>
+    <w:p>
+      <w:pPr>
+        <w:pStyle w:val="BodyText"/>
+      </w:pPr>
+      <w:r>
+        <w:t xml:space="preserve">Toveis r-m ANOVA</w:t>
+      </w:r>
+    </w:p>
+    <w:p>
+      <w:pPr>
+        <w:pStyle w:val="SourceCode"/>
+      </w:pPr>
+      <w:r>
+        <w:br/>
+      </w:r>
+      <w:r>
+        <w:rPr>
+          <w:rStyle w:val="VerbatimChar"/>
+        </w:rPr>
+        <w:t xml:space="preserve">Antall observasjoner per protokoll × tid (laktat):</w:t>
+      </w:r>
+    </w:p>
+    <w:p>
+      <w:pPr>
+        <w:pStyle w:val="SourceCode"/>
+      </w:pPr>
+      <w:r>
+        <w:rPr>
+          <w:rStyle w:val="VerbatimChar"/>
+        </w:rPr>
+        <w:t xml:space="preserve">         time</w:t>
+      </w:r>
+      <w:r>
+        <w:br/>
+      </w:r>
+      <w:r>
+        <w:rPr>
+          <w:rStyle w:val="VerbatimChar"/>
+        </w:rPr>
+        <w:t xml:space="preserve">protocol  10min Post</w:t>
+      </w:r>
+      <w:r>
+        <w:br/>
+      </w:r>
+      <w:r>
+        <w:rPr>
+          <w:rStyle w:val="VerbatimChar"/>
+        </w:rPr>
+        <w:t xml:space="preserve">  Apne       10   10</w:t>
+      </w:r>
+      <w:r>
+        <w:br/>
+      </w:r>
+      <w:r>
+        <w:rPr>
+          <w:rStyle w:val="VerbatimChar"/>
+        </w:rPr>
+        <w:t xml:space="preserve">  Bikarb     10   10</w:t>
+      </w:r>
+      <w:r>
+        <w:br/>
+      </w:r>
+      <w:r>
+        <w:rPr>
+          <w:rStyle w:val="VerbatimChar"/>
+        </w:rPr>
+        <w:t xml:space="preserve">  Placebo    10   10</w:t>
+      </w:r>
+    </w:p>
+    <w:p>
+      <w:pPr>
+        <w:pStyle w:val="SourceCode"/>
+      </w:pPr>
+      <w:r>
+        <w:br/>
+      </w:r>
+      <w:r>
+        <w:rPr>
+          <w:rStyle w:val="VerbatimChar"/>
+        </w:rPr>
+        <w:t xml:space="preserve">Antall deltakere: 10 </w:t>
+      </w:r>
+    </w:p>
+    <w:p>
+      <w:pPr>
+        <w:pStyle w:val="SourceCode"/>
+      </w:pPr>
+      <w:r>
+        <w:br/>
+      </w:r>
+      <w:r>
+        <w:rPr>
+          <w:rStyle w:val="VerbatimChar"/>
+        </w:rPr>
+        <w:t xml:space="preserve">Toveis repeated-measures ANOVA (Laktat):</w:t>
+      </w:r>
+    </w:p>
+    <w:p>
+      <w:pPr>
+        <w:pStyle w:val="SourceCode"/>
+      </w:pPr>
+      <w:r>
+        <w:br/>
+      </w:r>
+      <w:r>
+        <w:rPr>
+          <w:rStyle w:val="VerbatimChar"/>
+        </w:rPr>
+        <w:t xml:space="preserve">Error: id</w:t>
+      </w:r>
+      <w:r>
+        <w:br/>
+      </w:r>
+      <w:r>
+        <w:rPr>
+          <w:rStyle w:val="VerbatimChar"/>
+        </w:rPr>
+        <w:t xml:space="preserve">          Df Sum Sq Mean Sq F value Pr(&gt;F)</w:t>
+      </w:r>
+      <w:r>
+        <w:br/>
+      </w:r>
+      <w:r>
+        <w:rPr>
+          <w:rStyle w:val="VerbatimChar"/>
+        </w:rPr>
+        <w:t xml:space="preserve">Residuals  9  108.3   12.04               </w:t>
+      </w:r>
+      <w:r>
+        <w:br/>
+      </w:r>
+      <w:r>
+        <w:br/>
+      </w:r>
+      <w:r>
+        <w:rPr>
+          <w:rStyle w:val="VerbatimChar"/>
+        </w:rPr>
+        <w:t xml:space="preserve">Error: id:protocol</w:t>
+      </w:r>
+      <w:r>
+        <w:br/>
+      </w:r>
+      <w:r>
+        <w:rPr>
+          <w:rStyle w:val="VerbatimChar"/>
+        </w:rPr>
+        <w:t xml:space="preserve">          Df Sum Sq Mean Sq F value   Pr(&gt;F)    </w:t>
+      </w:r>
+      <w:r>
+        <w:br/>
+      </w:r>
+      <w:r>
+        <w:rPr>
+          <w:rStyle w:val="VerbatimChar"/>
+        </w:rPr>
+        <w:t xml:space="preserve">protocol   2 134.48   67.24   94.95 2.73e-10 ***</w:t>
+      </w:r>
+      <w:r>
+        <w:br/>
+      </w:r>
+      <w:r>
+        <w:rPr>
+          <w:rStyle w:val="VerbatimChar"/>
+        </w:rPr>
+        <w:t xml:space="preserve">Residuals 18  12.75    0.71                     </w:t>
+      </w:r>
+      <w:r>
+        <w:br/>
+      </w:r>
+      <w:r>
+        <w:rPr>
+          <w:rStyle w:val="VerbatimChar"/>
+        </w:rPr>
+        <w:t xml:space="preserve">---</w:t>
+      </w:r>
+      <w:r>
+        <w:br/>
+      </w:r>
+      <w:r>
+        <w:rPr>
+          <w:rStyle w:val="VerbatimChar"/>
+        </w:rPr>
+        <w:t xml:space="preserve">Signif. codes:  0 '***' 0.001 '**' 0.01 '*' 0.05 '.' 0.1 ' ' 1</w:t>
+      </w:r>
+      <w:r>
+        <w:br/>
+      </w:r>
+      <w:r>
+        <w:br/>
+      </w:r>
+      <w:r>
+        <w:rPr>
+          <w:rStyle w:val="VerbatimChar"/>
+        </w:rPr>
+        <w:t xml:space="preserve">Error: id:time</w:t>
+      </w:r>
+      <w:r>
+        <w:br/>
+      </w:r>
+      <w:r>
+        <w:rPr>
+          <w:rStyle w:val="VerbatimChar"/>
+        </w:rPr>
+        <w:t xml:space="preserve">          Df Sum Sq Mean Sq F value   Pr(&gt;F)    </w:t>
+      </w:r>
+      <w:r>
+        <w:br/>
+      </w:r>
+      <w:r>
+        <w:rPr>
+          <w:rStyle w:val="VerbatimChar"/>
+        </w:rPr>
+        <w:t xml:space="preserve">time       1 224.92  224.92    66.3 1.92e-05 ***</w:t>
+      </w:r>
+      <w:r>
+        <w:br/>
+      </w:r>
+      <w:r>
+        <w:rPr>
+          <w:rStyle w:val="VerbatimChar"/>
+        </w:rPr>
+        <w:t xml:space="preserve">Residuals  9  30.53    3.39                     </w:t>
+      </w:r>
+      <w:r>
+        <w:br/>
+      </w:r>
+      <w:r>
+        <w:rPr>
+          <w:rStyle w:val="VerbatimChar"/>
+        </w:rPr>
+        <w:t xml:space="preserve">---</w:t>
+      </w:r>
+      <w:r>
+        <w:br/>
+      </w:r>
+      <w:r>
+        <w:rPr>
+          <w:rStyle w:val="VerbatimChar"/>
+        </w:rPr>
+        <w:t xml:space="preserve">Signif. codes:  0 '***' 0.001 '**' 0.01 '*' 0.05 '.' 0.1 ' ' 1</w:t>
+      </w:r>
+      <w:r>
+        <w:br/>
+      </w:r>
+      <w:r>
+        <w:br/>
+      </w:r>
+      <w:r>
+        <w:rPr>
+          <w:rStyle w:val="VerbatimChar"/>
+        </w:rPr>
+        <w:t xml:space="preserve">Error: id:protocol:time</w:t>
+      </w:r>
+      <w:r>
+        <w:br/>
+      </w:r>
+      <w:r>
+        <w:rPr>
+          <w:rStyle w:val="VerbatimChar"/>
+        </w:rPr>
+        <w:t xml:space="preserve">              Df Sum Sq Mean Sq F value   Pr(&gt;F)    </w:t>
+      </w:r>
+      <w:r>
+        <w:br/>
+      </w:r>
+      <w:r>
+        <w:rPr>
+          <w:rStyle w:val="VerbatimChar"/>
+        </w:rPr>
+        <w:t xml:space="preserve">protocol:time  2 11.227   5.614   12.81 0.000347 ***</w:t>
+      </w:r>
+      <w:r>
+        <w:br/>
+      </w:r>
+      <w:r>
+        <w:rPr>
+          <w:rStyle w:val="VerbatimChar"/>
+        </w:rPr>
+        <w:t xml:space="preserve">Residuals     18  7.889   0.438                     </w:t>
+      </w:r>
+      <w:r>
+        <w:br/>
+      </w:r>
+      <w:r>
+        <w:rPr>
+          <w:rStyle w:val="VerbatimChar"/>
+        </w:rPr>
+        <w:t xml:space="preserve">---</w:t>
+      </w:r>
+      <w:r>
+        <w:br/>
+      </w:r>
+      <w:r>
+        <w:rPr>
+          <w:rStyle w:val="VerbatimChar"/>
+        </w:rPr>
+        <w:t xml:space="preserve">Signif. codes:  0 '***' 0.001 '**' 0.01 '*' 0.05 '.' 0.1 ' ' 1</w:t>
+      </w:r>
+    </w:p>
+    <w:p>
+      <w:pPr>
+        <w:pStyle w:val="SourceCode"/>
+      </w:pPr>
+      <w:r>
+        <w:br/>
+      </w:r>
+      <w:r>
+        <w:rPr>
+          <w:rStyle w:val="VerbatimChar"/>
+        </w:rPr>
+        <w:t xml:space="preserve">Post-hoc: protokollforskjeller ved 10min (paired t, Holm):</w:t>
+      </w:r>
+    </w:p>
+    <w:p>
+      <w:pPr>
+        <w:pStyle w:val="SourceCode"/>
+      </w:pPr>
+      <w:r>
+        <w:br/>
+      </w:r>
+      <w:r>
+        <w:rPr>
+          <w:rStyle w:val="VerbatimChar"/>
+        </w:rPr>
+        <w:t xml:space="preserve">    Pairwise comparisons using paired t tests </w:t>
+      </w:r>
+      <w:r>
+        <w:br/>
+      </w:r>
+      <w:r>
+        <w:br/>
+      </w:r>
+      <w:r>
+        <w:rPr>
+          <w:rStyle w:val="VerbatimChar"/>
+        </w:rPr>
+        <w:t xml:space="preserve">data:  x10$value and x10$protocol </w:t>
+      </w:r>
+      <w:r>
+        <w:br/>
+      </w:r>
+      <w:r>
+        <w:br/>
+      </w:r>
+      <w:r>
+        <w:rPr>
+          <w:rStyle w:val="VerbatimChar"/>
+        </w:rPr>
+        <w:t xml:space="preserve">        Apne   Bikarb</w:t>
+      </w:r>
+      <w:r>
+        <w:br/>
+      </w:r>
+      <w:r>
+        <w:rPr>
+          <w:rStyle w:val="VerbatimChar"/>
+        </w:rPr>
+        <w:t xml:space="preserve">Bikarb  0.0011 -     </w:t>
+      </w:r>
+      <w:r>
+        <w:br/>
+      </w:r>
+      <w:r>
+        <w:rPr>
+          <w:rStyle w:val="VerbatimChar"/>
+        </w:rPr>
+        <w:t xml:space="preserve">Placebo 0.0216 0.0011</w:t>
+      </w:r>
+      <w:r>
+        <w:br/>
+      </w:r>
+      <w:r>
+        <w:br/>
+      </w:r>
+      <w:r>
+        <w:rPr>
+          <w:rStyle w:val="VerbatimChar"/>
+        </w:rPr>
+        <w:t xml:space="preserve">P value adjustment method: holm </w:t>
+      </w:r>
+    </w:p>
+    <w:p>
+      <w:pPr>
+        <w:pStyle w:val="SourceCode"/>
+      </w:pPr>
+      <w:r>
+        <w:br/>
+      </w:r>
+      <w:r>
+        <w:rPr>
+          <w:rStyle w:val="VerbatimChar"/>
+        </w:rPr>
+        <w:t xml:space="preserve">Post-hoc: protokollforskjeller ved Post (paired t, Holm):</w:t>
+      </w:r>
+    </w:p>
+    <w:p>
+      <w:pPr>
+        <w:pStyle w:val="SourceCode"/>
+      </w:pPr>
+      <w:r>
+        <w:br/>
+      </w:r>
+      <w:r>
+        <w:rPr>
+          <w:rStyle w:val="VerbatimChar"/>
+        </w:rPr>
+        <w:t xml:space="preserve">    Pairwise comparisons using paired t tests </w:t>
+      </w:r>
+      <w:r>
+        <w:br/>
+      </w:r>
+      <w:r>
+        <w:br/>
+      </w:r>
+      <w:r>
+        <w:rPr>
+          <w:rStyle w:val="VerbatimChar"/>
+        </w:rPr>
+        <w:t xml:space="preserve">data:  xp$value and xp$protocol </w:t>
+      </w:r>
+      <w:r>
+        <w:br/>
+      </w:r>
+      <w:r>
+        <w:br/>
+      </w:r>
+      <w:r>
+        <w:rPr>
+          <w:rStyle w:val="VerbatimChar"/>
+        </w:rPr>
+        <w:t xml:space="preserve">        Apne    Bikarb </w:t>
+      </w:r>
+      <w:r>
+        <w:br/>
+      </w:r>
+      <w:r>
+        <w:rPr>
+          <w:rStyle w:val="VerbatimChar"/>
+        </w:rPr>
+        <w:t xml:space="preserve">Bikarb  1.1e-07 -      </w:t>
+      </w:r>
+      <w:r>
+        <w:br/>
+      </w:r>
+      <w:r>
+        <w:rPr>
+          <w:rStyle w:val="VerbatimChar"/>
+        </w:rPr>
+        <w:t xml:space="preserve">Placebo 0.028   3.0e-06</w:t>
+      </w:r>
+      <w:r>
+        <w:br/>
+      </w:r>
+      <w:r>
+        <w:br/>
+      </w:r>
+      <w:r>
+        <w:rPr>
+          <w:rStyle w:val="VerbatimChar"/>
+        </w:rPr>
+        <w:t xml:space="preserve">P value adjustment method: holm </w:t>
+      </w:r>
+    </w:p>
+    <w:p>
+      <w:pPr>
+        <w:pStyle w:val="SourceCode"/>
+      </w:pPr>
+      <w:r>
+        <w:br/>
+      </w:r>
+      <w:r>
+        <w:rPr>
+          <w:rStyle w:val="VerbatimChar"/>
+        </w:rPr>
+        <w:t xml:space="preserve">Post-hoc: endring 10min → Post innen hver protokoll (paired t, Holm):</w:t>
+      </w:r>
+    </w:p>
+    <w:p>
+      <w:pPr>
+        <w:pStyle w:val="SourceCode"/>
+      </w:pPr>
+      <w:r>
+        <w:rPr>
+          <w:rStyle w:val="VerbatimChar"/>
+        </w:rPr>
+        <w:t xml:space="preserve">        Apne       Bikarb      Placebo </w:t>
+      </w:r>
+      <w:r>
+        <w:br/>
+      </w:r>
+      <w:r>
+        <w:rPr>
+          <w:rStyle w:val="VerbatimChar"/>
+        </w:rPr>
+        <w:t xml:space="preserve">2.253195e-04 2.014444e-05 2.253195e-04 </w:t>
+      </w:r>
+    </w:p>
+    <w:p>
+      <w:pPr>
+        <w:pStyle w:val="FirstParagraph"/>
+      </w:pPr>
+      <w:r>
+        <w:t xml:space="preserve">Blodlaktat ble analysert med en toveis repeated-measures ANOVA med protokoll og tid (10 min og post) som innen-subjekt-faktorer. Det ble funnet en signifikant effekt av protokoll (p &lt; 0.001) og en signifikant effekt av tid (p &lt; 0.001). Videre ble det observert en signifikant interaksjon mellom protokoll og tid &lt; 0.001), som indikerer at endringen i laktat over tid var forskjellig mellom protokollene. Post-hoc analyser med Holm-korrigerte paired t-tester viste signifikante forskjeller mellom alle protokoller både ved 10 min og ved post, samt en signifikant økning i laktat fra 10 min til post innen alle protokoller.</w:t>
+      </w:r>
+    </w:p>
+    <w:p>
+      <w:pPr>
+        <w:pStyle w:val="BodyText"/>
+      </w:pPr>
+      <w:r>
+        <w:t xml:space="preserve">10 min:</w:t>
+      </w:r>
+    </w:p>
+    <w:p>
+      <w:pPr>
+        <w:pStyle w:val="BodyText"/>
+      </w:pPr>
+      <w:r>
+        <w:t xml:space="preserve">apné vs bikarb (p=0,001)</w:t>
+      </w:r>
+      <w:r>
+        <w:t xml:space="preserve"> </w:t>
+      </w:r>
+      <w:r>
+        <w:t xml:space="preserve">Apné vs Placebo (p = 0,022)</w:t>
+      </w:r>
+      <w:r>
+        <w:t xml:space="preserve"> </w:t>
+      </w:r>
+      <w:r>
+        <w:t xml:space="preserve">Bikarb vs Placebo: (p=0,001)</w:t>
+      </w:r>
+    </w:p>
+    <w:p>
+      <w:pPr>
+        <w:pStyle w:val="BodyText"/>
+      </w:pPr>
+      <w:r>
+        <w:t xml:space="preserve">Post:</w:t>
+      </w:r>
+      <w:r>
+        <w:t xml:space="preserve"> </w:t>
+      </w:r>
+      <w:r>
+        <w:t xml:space="preserve">Apné vs Bikarb (p &lt; 1e−6)</w:t>
+      </w:r>
+    </w:p>
+    <w:p>
+      <w:pPr>
+        <w:pStyle w:val="BodyText"/>
+      </w:pPr>
+      <w:r>
+        <w:t xml:space="preserve">Apné vs Placebo (p = 0.028)</w:t>
+      </w:r>
+    </w:p>
+    <w:p>
+      <w:pPr>
+        <w:pStyle w:val="BodyText"/>
+      </w:pPr>
+      <w:r>
+        <w:t xml:space="preserve">Bikarb vs Placebo (p &lt; 1e−5)</w:t>
+      </w:r>
+    </w:p>
+    <w:p>
+      <w:pPr>
+        <w:pStyle w:val="BodyText"/>
+      </w:pPr>
+      <w:r>
+        <w:t xml:space="preserve">Endring 10min –&gt; post (p = &lt;0,001)</w:t>
+      </w:r>
+    </w:p>
+    <w:bookmarkEnd w:id="46"/>
+    <w:bookmarkStart w:id="51" w:name="ph-i-blodet"/>
     <w:p>
       <w:pPr>
         <w:pStyle w:val="Heading3"/>
       </w:pPr>
       <w:r>
-        <w:t xml:space="preserve">7.2.2 pH i blodet</w:t>
+        <w:t xml:space="preserve">4.2.2 pH i blodet</w:t>
       </w:r>
     </w:p>
     <w:tbl>
@@ -2649,96 +5315,7 @@
       <w:tr>
         <w:tc>
           <w:tcPr/>
-          <w:bookmarkStart w:id="45" w:name="fig-ph-slope-panels"/>
-          <w:p>
-            <w:pPr>
-              <w:pStyle w:val="Compact"/>
-              <w:jc w:val="center"/>
-            </w:pPr>
-            <w:r>
-              <w:drawing>
-                <wp:inline>
-                  <wp:extent cx="5334000" cy="3280267"/>
-                  <wp:effectExtent b="0" l="0" r="0" t="0"/>
-                  <wp:docPr descr="" title="" id="43" name="Picture"/>
-                  <a:graphic>
-                    <a:graphicData uri="http://schemas.openxmlformats.org/drawingml/2006/picture">
-                      <pic:pic>
-                        <pic:nvPicPr>
-                          <pic:cNvPr descr="results_files/figure-docx/fig-ph-slope-panels-1.png" id="44" name="Picture"/>
-                          <pic:cNvPicPr>
-                            <a:picLocks noChangeArrowheads="1" noChangeAspect="1"/>
-                          </pic:cNvPicPr>
-                        </pic:nvPicPr>
-                        <pic:blipFill>
-                          <a:blip r:embed="rId42"/>
-                          <a:stretch>
-                            <a:fillRect/>
-                          </a:stretch>
-                        </pic:blipFill>
-                        <pic:spPr bwMode="auto">
-                          <a:xfrm>
-                            <a:off x="0" y="0"/>
-                            <a:ext cx="5334000" cy="3280267"/>
-                          </a:xfrm>
-                          <a:prstGeom prst="rect">
-                            <a:avLst/>
-                          </a:prstGeom>
-                          <a:noFill/>
-                          <a:ln w="9525">
-                            <a:noFill/>
-                            <a:headEnd/>
-                            <a:tailEnd/>
-                          </a:ln>
-                        </pic:spPr>
-                      </pic:pic>
-                    </a:graphicData>
-                  </a:graphic>
-                </wp:inline>
-              </w:drawing>
-            </w:r>
-          </w:p>
-          <w:p>
-            <w:pPr>
-              <w:jc w:val="center"/>
-            </w:pPr>
-            <w:pPr>
-              <w:jc w:val="start"/>
-              <w:spacing w:before="200"/>
-              <w:pStyle w:val="ImageCaption"/>
-            </w:pPr>
-            <w:r>
-              <w:t xml:space="preserve">Figure 7.4: Slopegraph for pH: individuelle målinger og gjennomsnitt ved baseline, pre, 10 min og post for Apné, Bikarbonat 2,5 g/kg og Placebo (separate paneler).</w:t>
-            </w:r>
-          </w:p>
-          <w:bookmarkEnd w:id="45"/>
-        </w:tc>
-      </w:tr>
-    </w:tbl>
-    <w:bookmarkEnd w:id="46"/>
-    <w:bookmarkStart w:id="51" w:name="hb-konsentrasjon"/>
-    <w:p>
-      <w:pPr>
-        <w:pStyle w:val="Heading3"/>
-      </w:pPr>
-      <w:r>
-        <w:t xml:space="preserve">7.2.3 Hb-konsentrasjon</w:t>
-      </w:r>
-    </w:p>
-    <w:tbl>
-      <w:tblPr>
-        <w:tblStyle w:val="Table"/>
-        <w:tblW w:type="pct" w:w="5000"/>
-        <w:tblLayout w:type="fixed"/>
-        <w:tblLook w:firstRow="0" w:lastRow="0" w:firstColumn="0" w:lastColumn="0" w:noHBand="0" w:noVBand="0" w:val="0000"/>
-      </w:tblPr>
-      <w:tblGrid>
-        <w:gridCol w:w="7920"/>
-      </w:tblGrid>
-      <w:tr>
-        <w:tc>
-          <w:tcPr/>
-          <w:bookmarkStart w:id="50" w:name="fig-hb-slope-panels"/>
+          <w:bookmarkStart w:id="50" w:name="fig-ph-slope-panels"/>
           <w:p>
             <w:pPr>
               <w:pStyle w:val="Compact"/>
@@ -2754,7 +5331,7 @@
                     <a:graphicData uri="http://schemas.openxmlformats.org/drawingml/2006/picture">
                       <pic:pic>
                         <pic:nvPicPr>
-                          <pic:cNvPr descr="results_files/figure-docx/fig-hb-slope-panels-1.png" id="49" name="Picture"/>
+                          <pic:cNvPr descr="results_files/figure-docx/fig-ph-slope-panels-1.png" id="49" name="Picture"/>
                           <pic:cNvPicPr>
                             <a:picLocks noChangeArrowheads="1" noChangeAspect="1"/>
                           </pic:cNvPicPr>
@@ -2797,36 +5374,4967 @@
               <w:pStyle w:val="ImageCaption"/>
             </w:pPr>
             <w:r>
-              <w:t xml:space="preserve">Figure 7.5: Slopegraph for Hb-konsentrasjon: individuelle målinger og gjennomsnitt ved baseline, pre, 10 min og post for Apné, Bikarbonat 2,5 g/kg og Placebo (separate paneler).</w:t>
+              <w:t xml:space="preserve">Figure 4.4: Slopegraph for pH: individuelle målinger og gjennomsnitt ved baseline, pre, 10 min og post for Apné, Bikarbonat 2,5 g/kg og Placebo (separate paneler).</w:t>
             </w:r>
           </w:p>
           <w:bookmarkEnd w:id="50"/>
         </w:tc>
       </w:tr>
     </w:tbl>
+    <w:p>
+      <w:pPr>
+        <w:pStyle w:val="BodyText"/>
+      </w:pPr>
+      <w:r>
+        <w:t xml:space="preserve">ANOVA:</w:t>
+      </w:r>
+    </w:p>
+    <w:p>
+      <w:pPr>
+        <w:pStyle w:val="SourceCode"/>
+      </w:pPr>
+      <w:r>
+        <w:br/>
+      </w:r>
+      <w:r>
+        <w:rPr>
+          <w:rStyle w:val="VerbatimChar"/>
+        </w:rPr>
+        <w:t xml:space="preserve">Toveis repeated-measures ANOVA (pH):</w:t>
+      </w:r>
+    </w:p>
+    <w:p>
+      <w:pPr>
+        <w:pStyle w:val="SourceCode"/>
+      </w:pPr>
+      <w:r>
+        <w:br/>
+      </w:r>
+      <w:r>
+        <w:rPr>
+          <w:rStyle w:val="VerbatimChar"/>
+        </w:rPr>
+        <w:t xml:space="preserve">Error: id</w:t>
+      </w:r>
+      <w:r>
+        <w:br/>
+      </w:r>
+      <w:r>
+        <w:rPr>
+          <w:rStyle w:val="VerbatimChar"/>
+        </w:rPr>
+        <w:t xml:space="preserve">          Df  Sum Sq Mean Sq F value Pr(&gt;F)</w:t>
+      </w:r>
+      <w:r>
+        <w:br/>
+      </w:r>
+      <w:r>
+        <w:rPr>
+          <w:rStyle w:val="VerbatimChar"/>
+        </w:rPr>
+        <w:t xml:space="preserve">Residuals  9 0.09575 0.01064               </w:t>
+      </w:r>
+      <w:r>
+        <w:br/>
+      </w:r>
+      <w:r>
+        <w:br/>
+      </w:r>
+      <w:r>
+        <w:rPr>
+          <w:rStyle w:val="VerbatimChar"/>
+        </w:rPr>
+        <w:t xml:space="preserve">Error: id:protocol</w:t>
+      </w:r>
+      <w:r>
+        <w:br/>
+      </w:r>
+      <w:r>
+        <w:rPr>
+          <w:rStyle w:val="VerbatimChar"/>
+        </w:rPr>
+        <w:t xml:space="preserve">          Df Sum Sq Mean Sq F value   Pr(&gt;F)    </w:t>
+      </w:r>
+      <w:r>
+        <w:br/>
+      </w:r>
+      <w:r>
+        <w:rPr>
+          <w:rStyle w:val="VerbatimChar"/>
+        </w:rPr>
+        <w:t xml:space="preserve">protocol   2 0.0657 0.03285   93.86 3.01e-10 ***</w:t>
+      </w:r>
+      <w:r>
+        <w:br/>
+      </w:r>
+      <w:r>
+        <w:rPr>
+          <w:rStyle w:val="VerbatimChar"/>
+        </w:rPr>
+        <w:t xml:space="preserve">Residuals 18 0.0063 0.00035                     </w:t>
+      </w:r>
+      <w:r>
+        <w:br/>
+      </w:r>
+      <w:r>
+        <w:rPr>
+          <w:rStyle w:val="VerbatimChar"/>
+        </w:rPr>
+        <w:t xml:space="preserve">---</w:t>
+      </w:r>
+      <w:r>
+        <w:br/>
+      </w:r>
+      <w:r>
+        <w:rPr>
+          <w:rStyle w:val="VerbatimChar"/>
+        </w:rPr>
+        <w:t xml:space="preserve">Signif. codes:  0 '***' 0.001 '**' 0.01 '*' 0.05 '.' 0.1 ' ' 1</w:t>
+      </w:r>
+      <w:r>
+        <w:br/>
+      </w:r>
+      <w:r>
+        <w:br/>
+      </w:r>
+      <w:r>
+        <w:rPr>
+          <w:rStyle w:val="VerbatimChar"/>
+        </w:rPr>
+        <w:t xml:space="preserve">Error: id:time</w:t>
+      </w:r>
+      <w:r>
+        <w:br/>
+      </w:r>
+      <w:r>
+        <w:rPr>
+          <w:rStyle w:val="VerbatimChar"/>
+        </w:rPr>
+        <w:t xml:space="preserve">          Df Sum Sq Mean Sq F value   Pr(&gt;F)    </w:t>
+      </w:r>
+      <w:r>
+        <w:br/>
+      </w:r>
+      <w:r>
+        <w:rPr>
+          <w:rStyle w:val="VerbatimChar"/>
+        </w:rPr>
+        <w:t xml:space="preserve">time       3 0.7815 0.26052   68.79 9.11e-13 ***</w:t>
+      </w:r>
+      <w:r>
+        <w:br/>
+      </w:r>
+      <w:r>
+        <w:rPr>
+          <w:rStyle w:val="VerbatimChar"/>
+        </w:rPr>
+        <w:t xml:space="preserve">Residuals 27 0.1023 0.00379                     </w:t>
+      </w:r>
+      <w:r>
+        <w:br/>
+      </w:r>
+      <w:r>
+        <w:rPr>
+          <w:rStyle w:val="VerbatimChar"/>
+        </w:rPr>
+        <w:t xml:space="preserve">---</w:t>
+      </w:r>
+      <w:r>
+        <w:br/>
+      </w:r>
+      <w:r>
+        <w:rPr>
+          <w:rStyle w:val="VerbatimChar"/>
+        </w:rPr>
+        <w:t xml:space="preserve">Signif. codes:  0 '***' 0.001 '**' 0.01 '*' 0.05 '.' 0.1 ' ' 1</w:t>
+      </w:r>
+      <w:r>
+        <w:br/>
+      </w:r>
+      <w:r>
+        <w:br/>
+      </w:r>
+      <w:r>
+        <w:rPr>
+          <w:rStyle w:val="VerbatimChar"/>
+        </w:rPr>
+        <w:t xml:space="preserve">Error: id:protocol:time</w:t>
+      </w:r>
+      <w:r>
+        <w:br/>
+      </w:r>
+      <w:r>
+        <w:rPr>
+          <w:rStyle w:val="VerbatimChar"/>
+        </w:rPr>
+        <w:t xml:space="preserve">              Df  Sum Sq   Mean Sq F value   Pr(&gt;F)    </w:t>
+      </w:r>
+      <w:r>
+        <w:br/>
+      </w:r>
+      <w:r>
+        <w:rPr>
+          <w:rStyle w:val="VerbatimChar"/>
+        </w:rPr>
+        <w:t xml:space="preserve">protocol:time  6 0.01071 0.0017856   8.832 1.03e-06 ***</w:t>
+      </w:r>
+      <w:r>
+        <w:br/>
+      </w:r>
+      <w:r>
+        <w:rPr>
+          <w:rStyle w:val="VerbatimChar"/>
+        </w:rPr>
+        <w:t xml:space="preserve">Residuals     54 0.01092 0.0002022                     </w:t>
+      </w:r>
+      <w:r>
+        <w:br/>
+      </w:r>
+      <w:r>
+        <w:rPr>
+          <w:rStyle w:val="VerbatimChar"/>
+        </w:rPr>
+        <w:t xml:space="preserve">---</w:t>
+      </w:r>
+      <w:r>
+        <w:br/>
+      </w:r>
+      <w:r>
+        <w:rPr>
+          <w:rStyle w:val="VerbatimChar"/>
+        </w:rPr>
+        <w:t xml:space="preserve">Signif. codes:  0 '***' 0.001 '**' 0.01 '*' 0.05 '.' 0.1 ' ' 1</w:t>
+      </w:r>
+    </w:p>
+    <w:p>
+      <w:pPr>
+        <w:pStyle w:val="SourceCode"/>
+      </w:pPr>
+      <w:r>
+        <w:br/>
+      </w:r>
+      <w:r>
+        <w:rPr>
+          <w:rStyle w:val="VerbatimChar"/>
+        </w:rPr>
+        <w:t xml:space="preserve">Post-hoc: protokollforskjeller ved hvert tidspunkt (paired t-test, Holm):</w:t>
+      </w:r>
+    </w:p>
+    <w:p>
+      <w:pPr>
+        <w:pStyle w:val="SourceCode"/>
+      </w:pPr>
+      <w:r>
+        <w:br/>
+      </w:r>
+      <w:r>
+        <w:rPr>
+          <w:rStyle w:val="VerbatimChar"/>
+        </w:rPr>
+        <w:t xml:space="preserve">Tidspunkt: Baseline </w:t>
+      </w:r>
+      <w:r>
+        <w:br/>
+      </w:r>
+      <w:r>
+        <w:br/>
+      </w:r>
+      <w:r>
+        <w:rPr>
+          <w:rStyle w:val="VerbatimChar"/>
+        </w:rPr>
+        <w:t xml:space="preserve">    Pairwise comparisons using paired t tests </w:t>
+      </w:r>
+      <w:r>
+        <w:br/>
+      </w:r>
+      <w:r>
+        <w:br/>
+      </w:r>
+      <w:r>
+        <w:rPr>
+          <w:rStyle w:val="VerbatimChar"/>
+        </w:rPr>
+        <w:t xml:space="preserve">data:  tmp$ph and tmp$protocol </w:t>
+      </w:r>
+      <w:r>
+        <w:br/>
+      </w:r>
+      <w:r>
+        <w:br/>
+      </w:r>
+      <w:r>
+        <w:rPr>
+          <w:rStyle w:val="VerbatimChar"/>
+        </w:rPr>
+        <w:t xml:space="preserve">        Apne    Bikarb </w:t>
+      </w:r>
+      <w:r>
+        <w:br/>
+      </w:r>
+      <w:r>
+        <w:rPr>
+          <w:rStyle w:val="VerbatimChar"/>
+        </w:rPr>
+        <w:t xml:space="preserve">Bikarb  0.00019 -      </w:t>
+      </w:r>
+      <w:r>
+        <w:br/>
+      </w:r>
+      <w:r>
+        <w:rPr>
+          <w:rStyle w:val="VerbatimChar"/>
+        </w:rPr>
+        <w:t xml:space="preserve">Placebo 0.38031 0.00019</w:t>
+      </w:r>
+      <w:r>
+        <w:br/>
+      </w:r>
+      <w:r>
+        <w:br/>
+      </w:r>
+      <w:r>
+        <w:rPr>
+          <w:rStyle w:val="VerbatimChar"/>
+        </w:rPr>
+        <w:t xml:space="preserve">P value adjustment method: holm </w:t>
+      </w:r>
+      <w:r>
+        <w:br/>
+      </w:r>
+      <w:r>
+        <w:br/>
+      </w:r>
+      <w:r>
+        <w:rPr>
+          <w:rStyle w:val="VerbatimChar"/>
+        </w:rPr>
+        <w:t xml:space="preserve">Tidspunkt: Pre </w:t>
+      </w:r>
+      <w:r>
+        <w:br/>
+      </w:r>
+      <w:r>
+        <w:br/>
+      </w:r>
+      <w:r>
+        <w:rPr>
+          <w:rStyle w:val="VerbatimChar"/>
+        </w:rPr>
+        <w:t xml:space="preserve">    Pairwise comparisons using paired t tests </w:t>
+      </w:r>
+      <w:r>
+        <w:br/>
+      </w:r>
+      <w:r>
+        <w:br/>
+      </w:r>
+      <w:r>
+        <w:rPr>
+          <w:rStyle w:val="VerbatimChar"/>
+        </w:rPr>
+        <w:t xml:space="preserve">data:  tmp$ph and tmp$protocol </w:t>
+      </w:r>
+      <w:r>
+        <w:br/>
+      </w:r>
+      <w:r>
+        <w:br/>
+      </w:r>
+      <w:r>
+        <w:rPr>
+          <w:rStyle w:val="VerbatimChar"/>
+        </w:rPr>
+        <w:t xml:space="preserve">        Apne    Bikarb </w:t>
+      </w:r>
+      <w:r>
+        <w:br/>
+      </w:r>
+      <w:r>
+        <w:rPr>
+          <w:rStyle w:val="VerbatimChar"/>
+        </w:rPr>
+        <w:t xml:space="preserve">Bikarb  5.5e-05 -      </w:t>
+      </w:r>
+      <w:r>
+        <w:br/>
+      </w:r>
+      <w:r>
+        <w:rPr>
+          <w:rStyle w:val="VerbatimChar"/>
+        </w:rPr>
+        <w:t xml:space="preserve">Placebo 0.14    4.6e-06</w:t>
+      </w:r>
+      <w:r>
+        <w:br/>
+      </w:r>
+      <w:r>
+        <w:br/>
+      </w:r>
+      <w:r>
+        <w:rPr>
+          <w:rStyle w:val="VerbatimChar"/>
+        </w:rPr>
+        <w:t xml:space="preserve">P value adjustment method: holm </w:t>
+      </w:r>
+      <w:r>
+        <w:br/>
+      </w:r>
+      <w:r>
+        <w:br/>
+      </w:r>
+      <w:r>
+        <w:rPr>
+          <w:rStyle w:val="VerbatimChar"/>
+        </w:rPr>
+        <w:t xml:space="preserve">Tidspunkt: 10min </w:t>
+      </w:r>
+      <w:r>
+        <w:br/>
+      </w:r>
+      <w:r>
+        <w:br/>
+      </w:r>
+      <w:r>
+        <w:rPr>
+          <w:rStyle w:val="VerbatimChar"/>
+        </w:rPr>
+        <w:t xml:space="preserve">    Pairwise comparisons using paired t tests </w:t>
+      </w:r>
+      <w:r>
+        <w:br/>
+      </w:r>
+      <w:r>
+        <w:br/>
+      </w:r>
+      <w:r>
+        <w:rPr>
+          <w:rStyle w:val="VerbatimChar"/>
+        </w:rPr>
+        <w:t xml:space="preserve">data:  tmp$ph and tmp$protocol </w:t>
+      </w:r>
+      <w:r>
+        <w:br/>
+      </w:r>
+      <w:r>
+        <w:br/>
+      </w:r>
+      <w:r>
+        <w:rPr>
+          <w:rStyle w:val="VerbatimChar"/>
+        </w:rPr>
+        <w:t xml:space="preserve">        Apne    Bikarb </w:t>
+      </w:r>
+      <w:r>
+        <w:br/>
+      </w:r>
+      <w:r>
+        <w:rPr>
+          <w:rStyle w:val="VerbatimChar"/>
+        </w:rPr>
+        <w:t xml:space="preserve">Bikarb  1.0e-05 -      </w:t>
+      </w:r>
+      <w:r>
+        <w:br/>
+      </w:r>
+      <w:r>
+        <w:rPr>
+          <w:rStyle w:val="VerbatimChar"/>
+        </w:rPr>
+        <w:t xml:space="preserve">Placebo 0.055   4.3e-06</w:t>
+      </w:r>
+      <w:r>
+        <w:br/>
+      </w:r>
+      <w:r>
+        <w:br/>
+      </w:r>
+      <w:r>
+        <w:rPr>
+          <w:rStyle w:val="VerbatimChar"/>
+        </w:rPr>
+        <w:t xml:space="preserve">P value adjustment method: holm </w:t>
+      </w:r>
+      <w:r>
+        <w:br/>
+      </w:r>
+      <w:r>
+        <w:br/>
+      </w:r>
+      <w:r>
+        <w:rPr>
+          <w:rStyle w:val="VerbatimChar"/>
+        </w:rPr>
+        <w:t xml:space="preserve">Tidspunkt: Post </w:t>
+      </w:r>
+      <w:r>
+        <w:br/>
+      </w:r>
+      <w:r>
+        <w:br/>
+      </w:r>
+      <w:r>
+        <w:rPr>
+          <w:rStyle w:val="VerbatimChar"/>
+        </w:rPr>
+        <w:t xml:space="preserve">    Pairwise comparisons using paired t tests </w:t>
+      </w:r>
+      <w:r>
+        <w:br/>
+      </w:r>
+      <w:r>
+        <w:br/>
+      </w:r>
+      <w:r>
+        <w:rPr>
+          <w:rStyle w:val="VerbatimChar"/>
+        </w:rPr>
+        <w:t xml:space="preserve">data:  tmp$ph and tmp$protocol </w:t>
+      </w:r>
+      <w:r>
+        <w:br/>
+      </w:r>
+      <w:r>
+        <w:br/>
+      </w:r>
+      <w:r>
+        <w:rPr>
+          <w:rStyle w:val="VerbatimChar"/>
+        </w:rPr>
+        <w:t xml:space="preserve">        Apne   Bikarb</w:t>
+      </w:r>
+      <w:r>
+        <w:br/>
+      </w:r>
+      <w:r>
+        <w:rPr>
+          <w:rStyle w:val="VerbatimChar"/>
+        </w:rPr>
+        <w:t xml:space="preserve">Bikarb  0.0095 -     </w:t>
+      </w:r>
+      <w:r>
+        <w:br/>
+      </w:r>
+      <w:r>
+        <w:rPr>
+          <w:rStyle w:val="VerbatimChar"/>
+        </w:rPr>
+        <w:t xml:space="preserve">Placebo 0.6166 0.1434</w:t>
+      </w:r>
+      <w:r>
+        <w:br/>
+      </w:r>
+      <w:r>
+        <w:br/>
+      </w:r>
+      <w:r>
+        <w:rPr>
+          <w:rStyle w:val="VerbatimChar"/>
+        </w:rPr>
+        <w:t xml:space="preserve">P value adjustment method: holm </w:t>
+      </w:r>
+    </w:p>
+    <w:p>
+      <w:pPr>
+        <w:pStyle w:val="SourceCode"/>
+      </w:pPr>
+      <w:r>
+        <w:br/>
+      </w:r>
+      <w:r>
+        <w:rPr>
+          <w:rStyle w:val="VerbatimChar"/>
+        </w:rPr>
+        <w:t xml:space="preserve">Post-hoc: tidsforskjeller innen hver protokoll (paired t-test, Holm):</w:t>
+      </w:r>
+    </w:p>
+    <w:p>
+      <w:pPr>
+        <w:pStyle w:val="SourceCode"/>
+      </w:pPr>
+      <w:r>
+        <w:br/>
+      </w:r>
+      <w:r>
+        <w:rPr>
+          <w:rStyle w:val="VerbatimChar"/>
+        </w:rPr>
+        <w:t xml:space="preserve">Protokoll: Apne </w:t>
+      </w:r>
+      <w:r>
+        <w:br/>
+      </w:r>
+      <w:r>
+        <w:rPr>
+          <w:rStyle w:val="VerbatimChar"/>
+        </w:rPr>
+        <w:t xml:space="preserve">         comparison        p_raw       p_holm</w:t>
+      </w:r>
+      <w:r>
+        <w:br/>
+      </w:r>
+      <w:r>
+        <w:rPr>
+          <w:rStyle w:val="VerbatimChar"/>
+        </w:rPr>
+        <w:t xml:space="preserve">1   Baseline vs Pre 7.915897e-02 0.0791589699</w:t>
+      </w:r>
+      <w:r>
+        <w:br/>
+      </w:r>
+      <w:r>
+        <w:rPr>
+          <w:rStyle w:val="VerbatimChar"/>
+        </w:rPr>
+        <w:t xml:space="preserve">2 Baseline vs 10min 1.493335e-04 0.0005092366</w:t>
+      </w:r>
+      <w:r>
+        <w:br/>
+      </w:r>
+      <w:r>
+        <w:rPr>
+          <w:rStyle w:val="VerbatimChar"/>
+        </w:rPr>
+        <w:t xml:space="preserve">3  Baseline vs Post 2.474257e-05 0.0001484554</w:t>
+      </w:r>
+      <w:r>
+        <w:br/>
+      </w:r>
+      <w:r>
+        <w:rPr>
+          <w:rStyle w:val="VerbatimChar"/>
+        </w:rPr>
+        <w:t xml:space="preserve">4      Pre vs 10min 1.863868e-04 0.0005092366</w:t>
+      </w:r>
+      <w:r>
+        <w:br/>
+      </w:r>
+      <w:r>
+        <w:rPr>
+          <w:rStyle w:val="VerbatimChar"/>
+        </w:rPr>
+        <w:t xml:space="preserve">5       Pre vs Post 2.534458e-05 0.0001484554</w:t>
+      </w:r>
+      <w:r>
+        <w:br/>
+      </w:r>
+      <w:r>
+        <w:rPr>
+          <w:rStyle w:val="VerbatimChar"/>
+        </w:rPr>
+        <w:t xml:space="preserve">6     10min vs Post 1.273091e-04 0.0005092366</w:t>
+      </w:r>
+      <w:r>
+        <w:br/>
+      </w:r>
+      <w:r>
+        <w:br/>
+      </w:r>
+      <w:r>
+        <w:rPr>
+          <w:rStyle w:val="VerbatimChar"/>
+        </w:rPr>
+        <w:t xml:space="preserve">Protokoll: Bikarb </w:t>
+      </w:r>
+      <w:r>
+        <w:br/>
+      </w:r>
+      <w:r>
+        <w:rPr>
+          <w:rStyle w:val="VerbatimChar"/>
+        </w:rPr>
+        <w:t xml:space="preserve">         comparison        p_raw       p_holm</w:t>
+      </w:r>
+      <w:r>
+        <w:br/>
+      </w:r>
+      <w:r>
+        <w:rPr>
+          <w:rStyle w:val="VerbatimChar"/>
+        </w:rPr>
+        <w:t xml:space="preserve">1   Baseline vs Pre 3.288047e-01 3.288047e-01</w:t>
+      </w:r>
+      <w:r>
+        <w:br/>
+      </w:r>
+      <w:r>
+        <w:rPr>
+          <w:rStyle w:val="VerbatimChar"/>
+        </w:rPr>
+        <w:t xml:space="preserve">2 Baseline vs 10min 1.548718e-04 4.646153e-04</w:t>
+      </w:r>
+      <w:r>
+        <w:br/>
+      </w:r>
+      <w:r>
+        <w:rPr>
+          <w:rStyle w:val="VerbatimChar"/>
+        </w:rPr>
+        <w:t xml:space="preserve">3  Baseline vs Post 5.440097e-06 2.273986e-05</w:t>
+      </w:r>
+      <w:r>
+        <w:br/>
+      </w:r>
+      <w:r>
+        <w:rPr>
+          <w:rStyle w:val="VerbatimChar"/>
+        </w:rPr>
+        <w:t xml:space="preserve">4      Pre vs 10min 3.217374e-04 6.434748e-04</w:t>
+      </w:r>
+      <w:r>
+        <w:br/>
+      </w:r>
+      <w:r>
+        <w:rPr>
+          <w:rStyle w:val="VerbatimChar"/>
+        </w:rPr>
+        <w:t xml:space="preserve">5       Pre vs Post 3.920505e-06 2.273986e-05</w:t>
+      </w:r>
+      <w:r>
+        <w:br/>
+      </w:r>
+      <w:r>
+        <w:rPr>
+          <w:rStyle w:val="VerbatimChar"/>
+        </w:rPr>
+        <w:t xml:space="preserve">6     10min vs Post 3.789977e-06 2.273986e-05</w:t>
+      </w:r>
+      <w:r>
+        <w:br/>
+      </w:r>
+      <w:r>
+        <w:br/>
+      </w:r>
+      <w:r>
+        <w:rPr>
+          <w:rStyle w:val="VerbatimChar"/>
+        </w:rPr>
+        <w:t xml:space="preserve">Protokoll: Placebo </w:t>
+      </w:r>
+      <w:r>
+        <w:br/>
+      </w:r>
+      <w:r>
+        <w:rPr>
+          <w:rStyle w:val="VerbatimChar"/>
+        </w:rPr>
+        <w:t xml:space="preserve">         comparison        p_raw       p_holm</w:t>
+      </w:r>
+      <w:r>
+        <w:br/>
+      </w:r>
+      <w:r>
+        <w:rPr>
+          <w:rStyle w:val="VerbatimChar"/>
+        </w:rPr>
+        <w:t xml:space="preserve">1   Baseline vs Pre 3.828321e-03 3.828321e-03</w:t>
+      </w:r>
+      <w:r>
+        <w:br/>
+      </w:r>
+      <w:r>
+        <w:rPr>
+          <w:rStyle w:val="VerbatimChar"/>
+        </w:rPr>
+        <w:t xml:space="preserve">2 Baseline vs 10min 7.136410e-05 2.394228e-04</w:t>
+      </w:r>
+      <w:r>
+        <w:br/>
+      </w:r>
+      <w:r>
+        <w:rPr>
+          <w:rStyle w:val="VerbatimChar"/>
+        </w:rPr>
+        <w:t xml:space="preserve">3  Baseline vs Post 4.541709e-06 2.725025e-05</w:t>
+      </w:r>
+      <w:r>
+        <w:br/>
+      </w:r>
+      <w:r>
+        <w:rPr>
+          <w:rStyle w:val="VerbatimChar"/>
+        </w:rPr>
+        <w:t xml:space="preserve">4      Pre vs 10min 7.053707e-04 1.410741e-03</w:t>
+      </w:r>
+      <w:r>
+        <w:br/>
+      </w:r>
+      <w:r>
+        <w:rPr>
+          <w:rStyle w:val="VerbatimChar"/>
+        </w:rPr>
+        <w:t xml:space="preserve">5       Pre vs Post 1.053358e-05 5.266788e-05</w:t>
+      </w:r>
+      <w:r>
+        <w:br/>
+      </w:r>
+      <w:r>
+        <w:rPr>
+          <w:rStyle w:val="VerbatimChar"/>
+        </w:rPr>
+        <w:t xml:space="preserve">6     10min vs Post 5.985570e-05 2.394228e-04</w:t>
+      </w:r>
+    </w:p>
+    <w:p>
+      <w:pPr>
+        <w:pStyle w:val="SourceCode"/>
+      </w:pPr>
+      <w:r>
+        <w:br/>
+      </w:r>
+      <w:r>
+        <w:rPr>
+          <w:rStyle w:val="VerbatimChar"/>
+        </w:rPr>
+        <w:t xml:space="preserve">Planlagt post-hoc: Δ(Pre − Baseline) mellom protokoller (paired t-test, Holm):</w:t>
+      </w:r>
+      <w:r>
+        <w:br/>
+      </w:r>
+      <w:r>
+        <w:br/>
+      </w:r>
+      <w:r>
+        <w:rPr>
+          <w:rStyle w:val="VerbatimChar"/>
+        </w:rPr>
+        <w:t xml:space="preserve">    Pairwise comparisons using paired t tests </w:t>
+      </w:r>
+      <w:r>
+        <w:br/>
+      </w:r>
+      <w:r>
+        <w:br/>
+      </w:r>
+      <w:r>
+        <w:rPr>
+          <w:rStyle w:val="VerbatimChar"/>
+        </w:rPr>
+        <w:t xml:space="preserve">data:  delta_wide$delta_pre_minus_base and factor(delta_wide$protocol, levels = c("Apne", "Bikarb", "Placebo")) </w:t>
+      </w:r>
+      <w:r>
+        <w:br/>
+      </w:r>
+      <w:r>
+        <w:br/>
+      </w:r>
+      <w:r>
+        <w:rPr>
+          <w:rStyle w:val="VerbatimChar"/>
+        </w:rPr>
+        <w:t xml:space="preserve">        Apne Bikarb</w:t>
+      </w:r>
+      <w:r>
+        <w:br/>
+      </w:r>
+      <w:r>
+        <w:rPr>
+          <w:rStyle w:val="VerbatimChar"/>
+        </w:rPr>
+        <w:t xml:space="preserve">Bikarb  0.62 -     </w:t>
+      </w:r>
+      <w:r>
+        <w:br/>
+      </w:r>
+      <w:r>
+        <w:rPr>
+          <w:rStyle w:val="VerbatimChar"/>
+        </w:rPr>
+        <w:t xml:space="preserve">Placebo 0.28 0.28  </w:t>
+      </w:r>
+      <w:r>
+        <w:br/>
+      </w:r>
+      <w:r>
+        <w:br/>
+      </w:r>
+      <w:r>
+        <w:rPr>
+          <w:rStyle w:val="VerbatimChar"/>
+        </w:rPr>
+        <w:t xml:space="preserve">P value adjustment method: holm </w:t>
+      </w:r>
+    </w:p>
+    <w:p>
+      <w:pPr>
+        <w:pStyle w:val="FirstParagraph"/>
+      </w:pPr>
+      <w:r>
+        <w:t xml:space="preserve">signifikant forskjell i pH (p = &lt; 0,001)</w:t>
+      </w:r>
+    </w:p>
+    <w:p>
+      <w:pPr>
+        <w:pStyle w:val="BodyText"/>
+      </w:pPr>
+      <w:r>
+        <w:t xml:space="preserve">signifikant endring i pH gjennom testen (p = &lt; 0,001)</w:t>
+      </w:r>
+    </w:p>
+    <w:p>
+      <w:pPr>
+        <w:pStyle w:val="BodyText"/>
+      </w:pPr>
+      <w:r>
+        <w:t xml:space="preserve">signigikante forskjeller i tidsutvikling mellom protokoller (p = &lt; 0,001)</w:t>
+      </w:r>
+    </w:p>
+    <w:p>
+      <w:pPr>
+        <w:pStyle w:val="BodyText"/>
+      </w:pPr>
+      <w:r>
+        <w:t xml:space="preserve">Apné: ikke signifikant endring fra baseline til pre (oppvarming og apne i mellom) (p = 0,08)</w:t>
+      </w:r>
+    </w:p>
+    <w:p>
+      <w:pPr>
+        <w:pStyle w:val="BodyText"/>
+      </w:pPr>
+      <w:r>
+        <w:t xml:space="preserve">Bikarbonat 2,5 g/kg: Ingen endring fra baseline til pre (oppvarming mellom) (p = &gt; 0,2)</w:t>
+      </w:r>
+    </w:p>
+    <w:p>
+      <w:pPr>
+        <w:pStyle w:val="BodyText"/>
+      </w:pPr>
+      <w:r>
+        <w:t xml:space="preserve">Placebo: Signifikant endring fra baceline til pre (p = &lt; 0,01)</w:t>
+      </w:r>
+    </w:p>
+    <w:p>
+      <w:pPr>
+        <w:pStyle w:val="BodyText"/>
+      </w:pPr>
+      <w:r>
+        <w:t xml:space="preserve">Bikarbonatprotokollen viste høyere pH ved baseline sammenlignet med apné og placebo. Det ble ikke observert signifikante endringer i pH fra baseline til pre i apné- eller bikarbonatprotokollen, mens placebo viste et signifikant fall. Etter pre utviklet pH seg i hovedsak parallelt i de tre protokollene, med vedvarende høyere pH-nivå i bikarbonatprotokollen (p = ).</w:t>
+      </w:r>
+    </w:p>
+    <w:p>
+      <w:pPr>
+        <w:pStyle w:val="BodyText"/>
+      </w:pPr>
+      <w:r>
+        <w:t xml:space="preserve">Post:</w:t>
+      </w:r>
+    </w:p>
+    <w:p>
+      <w:pPr>
+        <w:pStyle w:val="BodyText"/>
+      </w:pPr>
+      <w:r>
+        <w:t xml:space="preserve">Bikarbonat vs Apné: p &lt; 0.001</w:t>
+      </w:r>
+    </w:p>
+    <w:p>
+      <w:pPr>
+        <w:pStyle w:val="BodyText"/>
+      </w:pPr>
+      <w:r>
+        <w:t xml:space="preserve">Bikarbonat vs Placebo: p &lt; 0.01</w:t>
+      </w:r>
+    </w:p>
+    <w:p>
+      <w:pPr>
+        <w:pStyle w:val="BodyText"/>
+      </w:pPr>
+      <w:r>
+        <w:t xml:space="preserve">Apné vs Placebo: p = 0.74</w:t>
+      </w:r>
+    </w:p>
     <w:bookmarkEnd w:id="51"/>
-    <w:bookmarkEnd w:id="52"/>
-    <w:bookmarkEnd w:id="53"/>
-    <w:bookmarkStart w:id="54" w:name="discussion"/>
+    <w:bookmarkStart w:id="57" w:name="hb-konsentrasjon"/>
+    <w:p>
+      <w:pPr>
+        <w:pStyle w:val="Heading3"/>
+      </w:pPr>
+      <w:r>
+        <w:t xml:space="preserve">4.2.3 Hb-konsentrasjon</w:t>
+      </w:r>
+    </w:p>
+    <w:tbl>
+      <w:tblPr>
+        <w:tblStyle w:val="Table"/>
+        <w:tblW w:type="pct" w:w="5000"/>
+        <w:tblLayout w:type="fixed"/>
+        <w:tblLook w:firstRow="0" w:lastRow="0" w:firstColumn="0" w:lastColumn="0" w:noHBand="0" w:noVBand="0" w:val="0000"/>
+      </w:tblPr>
+      <w:tblGrid>
+        <w:gridCol w:w="7920"/>
+      </w:tblGrid>
+      <w:tr>
+        <w:tc>
+          <w:tcPr/>
+          <w:bookmarkStart w:id="55" w:name="fig-hb-slope-panels"/>
+          <w:p>
+            <w:pPr>
+              <w:pStyle w:val="Compact"/>
+              <w:jc w:val="center"/>
+            </w:pPr>
+            <w:r>
+              <w:drawing>
+                <wp:inline>
+                  <wp:extent cx="5334000" cy="3280267"/>
+                  <wp:effectExtent b="0" l="0" r="0" t="0"/>
+                  <wp:docPr descr="" title="" id="53" name="Picture"/>
+                  <a:graphic>
+                    <a:graphicData uri="http://schemas.openxmlformats.org/drawingml/2006/picture">
+                      <pic:pic>
+                        <pic:nvPicPr>
+                          <pic:cNvPr descr="results_files/figure-docx/fig-hb-slope-panels-1.png" id="54" name="Picture"/>
+                          <pic:cNvPicPr>
+                            <a:picLocks noChangeArrowheads="1" noChangeAspect="1"/>
+                          </pic:cNvPicPr>
+                        </pic:nvPicPr>
+                        <pic:blipFill>
+                          <a:blip r:embed="rId52"/>
+                          <a:stretch>
+                            <a:fillRect/>
+                          </a:stretch>
+                        </pic:blipFill>
+                        <pic:spPr bwMode="auto">
+                          <a:xfrm>
+                            <a:off x="0" y="0"/>
+                            <a:ext cx="5334000" cy="3280267"/>
+                          </a:xfrm>
+                          <a:prstGeom prst="rect">
+                            <a:avLst/>
+                          </a:prstGeom>
+                          <a:noFill/>
+                          <a:ln w="9525">
+                            <a:noFill/>
+                            <a:headEnd/>
+                            <a:tailEnd/>
+                          </a:ln>
+                        </pic:spPr>
+                      </pic:pic>
+                    </a:graphicData>
+                  </a:graphic>
+                </wp:inline>
+              </w:drawing>
+            </w:r>
+          </w:p>
+          <w:p>
+            <w:pPr>
+              <w:jc w:val="center"/>
+            </w:pPr>
+            <w:pPr>
+              <w:jc w:val="start"/>
+              <w:spacing w:before="200"/>
+              <w:pStyle w:val="ImageCaption"/>
+            </w:pPr>
+            <w:r>
+              <w:t xml:space="preserve">Figure 4.5: Slopegraph for Hb-konsentrasjon: individuelle målinger og gjennomsnitt ved baseline, pre, 10 min og post for Apné, Bikarbonat 2,5 g/kg og Placebo (separate paneler).</w:t>
+            </w:r>
+          </w:p>
+          <w:bookmarkEnd w:id="55"/>
+        </w:tc>
+      </w:tr>
+    </w:tbl>
+    <w:p>
+      <w:pPr>
+        <w:pStyle w:val="BodyText"/>
+      </w:pPr>
+      <w:r>
+        <w:t xml:space="preserve">ANOVA:</w:t>
+      </w:r>
+    </w:p>
+    <w:p>
+      <w:pPr>
+        <w:pStyle w:val="SourceCode"/>
+      </w:pPr>
+      <w:r>
+        <w:br/>
+      </w:r>
+      <w:r>
+        <w:rPr>
+          <w:rStyle w:val="VerbatimChar"/>
+        </w:rPr>
+        <w:t xml:space="preserve">Toveis repeated-measures ANOVA (Hb):</w:t>
+      </w:r>
+    </w:p>
+    <w:p>
+      <w:pPr>
+        <w:pStyle w:val="SourceCode"/>
+      </w:pPr>
+      <w:r>
+        <w:br/>
+      </w:r>
+      <w:r>
+        <w:rPr>
+          <w:rStyle w:val="VerbatimChar"/>
+        </w:rPr>
+        <w:t xml:space="preserve">Error: id</w:t>
+      </w:r>
+      <w:r>
+        <w:br/>
+      </w:r>
+      <w:r>
+        <w:rPr>
+          <w:rStyle w:val="VerbatimChar"/>
+        </w:rPr>
+        <w:t xml:space="preserve">          Df Sum Sq Mean Sq F value Pr(&gt;F)</w:t>
+      </w:r>
+      <w:r>
+        <w:br/>
+      </w:r>
+      <w:r>
+        <w:rPr>
+          <w:rStyle w:val="VerbatimChar"/>
+        </w:rPr>
+        <w:t xml:space="preserve">Residuals  9  74.19   8.243               </w:t>
+      </w:r>
+      <w:r>
+        <w:br/>
+      </w:r>
+      <w:r>
+        <w:br/>
+      </w:r>
+      <w:r>
+        <w:rPr>
+          <w:rStyle w:val="VerbatimChar"/>
+        </w:rPr>
+        <w:t xml:space="preserve">Error: id:protocol</w:t>
+      </w:r>
+      <w:r>
+        <w:br/>
+      </w:r>
+      <w:r>
+        <w:rPr>
+          <w:rStyle w:val="VerbatimChar"/>
+        </w:rPr>
+        <w:t xml:space="preserve">          Df Sum Sq Mean Sq F value  Pr(&gt;F)   </w:t>
+      </w:r>
+      <w:r>
+        <w:br/>
+      </w:r>
+      <w:r>
+        <w:rPr>
+          <w:rStyle w:val="VerbatimChar"/>
+        </w:rPr>
+        <w:t xml:space="preserve">protocol   2  3.499  1.7496   8.297 0.00279 **</w:t>
+      </w:r>
+      <w:r>
+        <w:br/>
+      </w:r>
+      <w:r>
+        <w:rPr>
+          <w:rStyle w:val="VerbatimChar"/>
+        </w:rPr>
+        <w:t xml:space="preserve">Residuals 18  3.795  0.2109                   </w:t>
+      </w:r>
+      <w:r>
+        <w:br/>
+      </w:r>
+      <w:r>
+        <w:rPr>
+          <w:rStyle w:val="VerbatimChar"/>
+        </w:rPr>
+        <w:t xml:space="preserve">---</w:t>
+      </w:r>
+      <w:r>
+        <w:br/>
+      </w:r>
+      <w:r>
+        <w:rPr>
+          <w:rStyle w:val="VerbatimChar"/>
+        </w:rPr>
+        <w:t xml:space="preserve">Signif. codes:  0 '***' 0.001 '**' 0.01 '*' 0.05 '.' 0.1 ' ' 1</w:t>
+      </w:r>
+      <w:r>
+        <w:br/>
+      </w:r>
+      <w:r>
+        <w:br/>
+      </w:r>
+      <w:r>
+        <w:rPr>
+          <w:rStyle w:val="VerbatimChar"/>
+        </w:rPr>
+        <w:t xml:space="preserve">Error: id:time</w:t>
+      </w:r>
+      <w:r>
+        <w:br/>
+      </w:r>
+      <w:r>
+        <w:rPr>
+          <w:rStyle w:val="VerbatimChar"/>
+        </w:rPr>
+        <w:t xml:space="preserve">          Df Sum Sq Mean Sq F value   Pr(&gt;F)    </w:t>
+      </w:r>
+      <w:r>
+        <w:br/>
+      </w:r>
+      <w:r>
+        <w:rPr>
+          <w:rStyle w:val="VerbatimChar"/>
+        </w:rPr>
+        <w:t xml:space="preserve">time       3  11.85   3.949   14.67 7.34e-06 ***</w:t>
+      </w:r>
+      <w:r>
+        <w:br/>
+      </w:r>
+      <w:r>
+        <w:rPr>
+          <w:rStyle w:val="VerbatimChar"/>
+        </w:rPr>
+        <w:t xml:space="preserve">Residuals 27   7.27   0.269                     </w:t>
+      </w:r>
+      <w:r>
+        <w:br/>
+      </w:r>
+      <w:r>
+        <w:rPr>
+          <w:rStyle w:val="VerbatimChar"/>
+        </w:rPr>
+        <w:t xml:space="preserve">---</w:t>
+      </w:r>
+      <w:r>
+        <w:br/>
+      </w:r>
+      <w:r>
+        <w:rPr>
+          <w:rStyle w:val="VerbatimChar"/>
+        </w:rPr>
+        <w:t xml:space="preserve">Signif. codes:  0 '***' 0.001 '**' 0.01 '*' 0.05 '.' 0.1 ' ' 1</w:t>
+      </w:r>
+      <w:r>
+        <w:br/>
+      </w:r>
+      <w:r>
+        <w:br/>
+      </w:r>
+      <w:r>
+        <w:rPr>
+          <w:rStyle w:val="VerbatimChar"/>
+        </w:rPr>
+        <w:t xml:space="preserve">Error: id:protocol:time</w:t>
+      </w:r>
+      <w:r>
+        <w:br/>
+      </w:r>
+      <w:r>
+        <w:rPr>
+          <w:rStyle w:val="VerbatimChar"/>
+        </w:rPr>
+        <w:t xml:space="preserve">              Df Sum Sq Mean Sq F value Pr(&gt;F)</w:t>
+      </w:r>
+      <w:r>
+        <w:br/>
+      </w:r>
+      <w:r>
+        <w:rPr>
+          <w:rStyle w:val="VerbatimChar"/>
+        </w:rPr>
+        <w:t xml:space="preserve">protocol:time  6   0.51 0.08501   0.898  0.503</w:t>
+      </w:r>
+      <w:r>
+        <w:br/>
+      </w:r>
+      <w:r>
+        <w:rPr>
+          <w:rStyle w:val="VerbatimChar"/>
+        </w:rPr>
+        <w:t xml:space="preserve">Residuals     54   5.11 0.09464               </w:t>
+      </w:r>
+    </w:p>
+    <w:p>
+      <w:pPr>
+        <w:pStyle w:val="SourceCode"/>
+      </w:pPr>
+      <w:r>
+        <w:br/>
+      </w:r>
+      <w:r>
+        <w:rPr>
+          <w:rStyle w:val="VerbatimChar"/>
+        </w:rPr>
+        <w:t xml:space="preserve">Post-hoc: protokollforskjeller ved hvert tidspunkt (paired, Holm):</w:t>
+      </w:r>
+    </w:p>
+    <w:p>
+      <w:pPr>
+        <w:pStyle w:val="SourceCode"/>
+      </w:pPr>
+      <w:r>
+        <w:br/>
+      </w:r>
+      <w:r>
+        <w:rPr>
+          <w:rStyle w:val="VerbatimChar"/>
+        </w:rPr>
+        <w:t xml:space="preserve">Tidspunkt: Baseline </w:t>
+      </w:r>
+      <w:r>
+        <w:br/>
+      </w:r>
+      <w:r>
+        <w:br/>
+      </w:r>
+      <w:r>
+        <w:rPr>
+          <w:rStyle w:val="VerbatimChar"/>
+        </w:rPr>
+        <w:t xml:space="preserve">    Pairwise comparisons using paired t tests </w:t>
+      </w:r>
+      <w:r>
+        <w:br/>
+      </w:r>
+      <w:r>
+        <w:br/>
+      </w:r>
+      <w:r>
+        <w:rPr>
+          <w:rStyle w:val="VerbatimChar"/>
+        </w:rPr>
+        <w:t xml:space="preserve">data:  tmp$hb and tmp$protocol </w:t>
+      </w:r>
+      <w:r>
+        <w:br/>
+      </w:r>
+      <w:r>
+        <w:br/>
+      </w:r>
+      <w:r>
+        <w:rPr>
+          <w:rStyle w:val="VerbatimChar"/>
+        </w:rPr>
+        <w:t xml:space="preserve">        Apne Bikarb</w:t>
+      </w:r>
+      <w:r>
+        <w:br/>
+      </w:r>
+      <w:r>
+        <w:rPr>
+          <w:rStyle w:val="VerbatimChar"/>
+        </w:rPr>
+        <w:t xml:space="preserve">Bikarb  0.12 -     </w:t>
+      </w:r>
+      <w:r>
+        <w:br/>
+      </w:r>
+      <w:r>
+        <w:rPr>
+          <w:rStyle w:val="VerbatimChar"/>
+        </w:rPr>
+        <w:t xml:space="preserve">Placebo 0.44 0.12  </w:t>
+      </w:r>
+      <w:r>
+        <w:br/>
+      </w:r>
+      <w:r>
+        <w:br/>
+      </w:r>
+      <w:r>
+        <w:rPr>
+          <w:rStyle w:val="VerbatimChar"/>
+        </w:rPr>
+        <w:t xml:space="preserve">P value adjustment method: holm </w:t>
+      </w:r>
+      <w:r>
+        <w:br/>
+      </w:r>
+      <w:r>
+        <w:br/>
+      </w:r>
+      <w:r>
+        <w:rPr>
+          <w:rStyle w:val="VerbatimChar"/>
+        </w:rPr>
+        <w:t xml:space="preserve">Tidspunkt: Pre </w:t>
+      </w:r>
+      <w:r>
+        <w:br/>
+      </w:r>
+      <w:r>
+        <w:br/>
+      </w:r>
+      <w:r>
+        <w:rPr>
+          <w:rStyle w:val="VerbatimChar"/>
+        </w:rPr>
+        <w:t xml:space="preserve">    Pairwise comparisons using paired t tests </w:t>
+      </w:r>
+      <w:r>
+        <w:br/>
+      </w:r>
+      <w:r>
+        <w:br/>
+      </w:r>
+      <w:r>
+        <w:rPr>
+          <w:rStyle w:val="VerbatimChar"/>
+        </w:rPr>
+        <w:t xml:space="preserve">data:  tmp$hb and tmp$protocol </w:t>
+      </w:r>
+      <w:r>
+        <w:br/>
+      </w:r>
+      <w:r>
+        <w:br/>
+      </w:r>
+      <w:r>
+        <w:rPr>
+          <w:rStyle w:val="VerbatimChar"/>
+        </w:rPr>
+        <w:t xml:space="preserve">        Apne  Bikarb</w:t>
+      </w:r>
+      <w:r>
+        <w:br/>
+      </w:r>
+      <w:r>
+        <w:rPr>
+          <w:rStyle w:val="VerbatimChar"/>
+        </w:rPr>
+        <w:t xml:space="preserve">Bikarb  0.019 -     </w:t>
+      </w:r>
+      <w:r>
+        <w:br/>
+      </w:r>
+      <w:r>
+        <w:rPr>
+          <w:rStyle w:val="VerbatimChar"/>
+        </w:rPr>
+        <w:t xml:space="preserve">Placebo 0.133 0.199 </w:t>
+      </w:r>
+      <w:r>
+        <w:br/>
+      </w:r>
+      <w:r>
+        <w:br/>
+      </w:r>
+      <w:r>
+        <w:rPr>
+          <w:rStyle w:val="VerbatimChar"/>
+        </w:rPr>
+        <w:t xml:space="preserve">P value adjustment method: holm </w:t>
+      </w:r>
+      <w:r>
+        <w:br/>
+      </w:r>
+      <w:r>
+        <w:br/>
+      </w:r>
+      <w:r>
+        <w:rPr>
+          <w:rStyle w:val="VerbatimChar"/>
+        </w:rPr>
+        <w:t xml:space="preserve">Tidspunkt: 10min </w:t>
+      </w:r>
+      <w:r>
+        <w:br/>
+      </w:r>
+      <w:r>
+        <w:br/>
+      </w:r>
+      <w:r>
+        <w:rPr>
+          <w:rStyle w:val="VerbatimChar"/>
+        </w:rPr>
+        <w:t xml:space="preserve">    Pairwise comparisons using paired t tests </w:t>
+      </w:r>
+      <w:r>
+        <w:br/>
+      </w:r>
+      <w:r>
+        <w:br/>
+      </w:r>
+      <w:r>
+        <w:rPr>
+          <w:rStyle w:val="VerbatimChar"/>
+        </w:rPr>
+        <w:t xml:space="preserve">data:  tmp$hb and tmp$protocol </w:t>
+      </w:r>
+      <w:r>
+        <w:br/>
+      </w:r>
+      <w:r>
+        <w:br/>
+      </w:r>
+      <w:r>
+        <w:rPr>
+          <w:rStyle w:val="VerbatimChar"/>
+        </w:rPr>
+        <w:t xml:space="preserve">        Apne  Bikarb</w:t>
+      </w:r>
+      <w:r>
+        <w:br/>
+      </w:r>
+      <w:r>
+        <w:rPr>
+          <w:rStyle w:val="VerbatimChar"/>
+        </w:rPr>
+        <w:t xml:space="preserve">Bikarb  0.399 -     </w:t>
+      </w:r>
+      <w:r>
+        <w:br/>
+      </w:r>
+      <w:r>
+        <w:rPr>
+          <w:rStyle w:val="VerbatimChar"/>
+        </w:rPr>
+        <w:t xml:space="preserve">Placebo 0.745 0.023 </w:t>
+      </w:r>
+      <w:r>
+        <w:br/>
+      </w:r>
+      <w:r>
+        <w:br/>
+      </w:r>
+      <w:r>
+        <w:rPr>
+          <w:rStyle w:val="VerbatimChar"/>
+        </w:rPr>
+        <w:t xml:space="preserve">P value adjustment method: holm </w:t>
+      </w:r>
+      <w:r>
+        <w:br/>
+      </w:r>
+      <w:r>
+        <w:br/>
+      </w:r>
+      <w:r>
+        <w:rPr>
+          <w:rStyle w:val="VerbatimChar"/>
+        </w:rPr>
+        <w:t xml:space="preserve">Tidspunkt: Post </w:t>
+      </w:r>
+      <w:r>
+        <w:br/>
+      </w:r>
+      <w:r>
+        <w:br/>
+      </w:r>
+      <w:r>
+        <w:rPr>
+          <w:rStyle w:val="VerbatimChar"/>
+        </w:rPr>
+        <w:t xml:space="preserve">    Pairwise comparisons using paired t tests </w:t>
+      </w:r>
+      <w:r>
+        <w:br/>
+      </w:r>
+      <w:r>
+        <w:br/>
+      </w:r>
+      <w:r>
+        <w:rPr>
+          <w:rStyle w:val="VerbatimChar"/>
+        </w:rPr>
+        <w:t xml:space="preserve">data:  tmp$hb and tmp$protocol </w:t>
+      </w:r>
+      <w:r>
+        <w:br/>
+      </w:r>
+      <w:r>
+        <w:br/>
+      </w:r>
+      <w:r>
+        <w:rPr>
+          <w:rStyle w:val="VerbatimChar"/>
+        </w:rPr>
+        <w:t xml:space="preserve">        Apne  Bikarb</w:t>
+      </w:r>
+      <w:r>
+        <w:br/>
+      </w:r>
+      <w:r>
+        <w:rPr>
+          <w:rStyle w:val="VerbatimChar"/>
+        </w:rPr>
+        <w:t xml:space="preserve">Bikarb  0.028 -     </w:t>
+      </w:r>
+      <w:r>
+        <w:br/>
+      </w:r>
+      <w:r>
+        <w:rPr>
+          <w:rStyle w:val="VerbatimChar"/>
+        </w:rPr>
+        <w:t xml:space="preserve">Placebo 0.204 0.353 </w:t>
+      </w:r>
+      <w:r>
+        <w:br/>
+      </w:r>
+      <w:r>
+        <w:br/>
+      </w:r>
+      <w:r>
+        <w:rPr>
+          <w:rStyle w:val="VerbatimChar"/>
+        </w:rPr>
+        <w:t xml:space="preserve">P value adjustment method: holm </w:t>
+      </w:r>
+    </w:p>
+    <w:p>
+      <w:pPr>
+        <w:pStyle w:val="SourceCode"/>
+      </w:pPr>
+      <w:r>
+        <w:br/>
+      </w:r>
+      <w:r>
+        <w:rPr>
+          <w:rStyle w:val="VerbatimChar"/>
+        </w:rPr>
+        <w:t xml:space="preserve">Post-hoc: tidsforskjeller innen hver protokoll (paired, Holm):</w:t>
+      </w:r>
+    </w:p>
+    <w:p>
+      <w:pPr>
+        <w:pStyle w:val="SourceCode"/>
+      </w:pPr>
+      <w:r>
+        <w:br/>
+      </w:r>
+      <w:r>
+        <w:rPr>
+          <w:rStyle w:val="VerbatimChar"/>
+        </w:rPr>
+        <w:t xml:space="preserve">Protokoll: Apne </w:t>
+      </w:r>
+      <w:r>
+        <w:br/>
+      </w:r>
+      <w:r>
+        <w:rPr>
+          <w:rStyle w:val="VerbatimChar"/>
+        </w:rPr>
+        <w:t xml:space="preserve">         comparison        p_raw       p_holm</w:t>
+      </w:r>
+      <w:r>
+        <w:br/>
+      </w:r>
+      <w:r>
+        <w:rPr>
+          <w:rStyle w:val="VerbatimChar"/>
+        </w:rPr>
+        <w:t xml:space="preserve">1   Baseline vs Pre 7.524745e-01 7.524745e-01</w:t>
+      </w:r>
+      <w:r>
+        <w:br/>
+      </w:r>
+      <w:r>
+        <w:rPr>
+          <w:rStyle w:val="VerbatimChar"/>
+        </w:rPr>
+        <w:t xml:space="preserve">2 Baseline vs 10min 2.382809e-01 5.639510e-01</w:t>
+      </w:r>
+      <w:r>
+        <w:br/>
+      </w:r>
+      <w:r>
+        <w:rPr>
+          <w:rStyle w:val="VerbatimChar"/>
+        </w:rPr>
+        <w:t xml:space="preserve">3  Baseline vs Post 2.298340e-03 1.149170e-02</w:t>
+      </w:r>
+      <w:r>
+        <w:br/>
+      </w:r>
+      <w:r>
+        <w:rPr>
+          <w:rStyle w:val="VerbatimChar"/>
+        </w:rPr>
+        <w:t xml:space="preserve">4      Pre vs 10min 1.879837e-01 5.639510e-01</w:t>
+      </w:r>
+      <w:r>
+        <w:br/>
+      </w:r>
+      <w:r>
+        <w:rPr>
+          <w:rStyle w:val="VerbatimChar"/>
+        </w:rPr>
+        <w:t xml:space="preserve">5       Pre vs Post 2.296909e-06 1.378146e-05</w:t>
+      </w:r>
+      <w:r>
+        <w:br/>
+      </w:r>
+      <w:r>
+        <w:rPr>
+          <w:rStyle w:val="VerbatimChar"/>
+        </w:rPr>
+        <w:t xml:space="preserve">6     10min vs Post 1.222156e-01 4.888624e-01</w:t>
+      </w:r>
+      <w:r>
+        <w:br/>
+      </w:r>
+      <w:r>
+        <w:br/>
+      </w:r>
+      <w:r>
+        <w:rPr>
+          <w:rStyle w:val="VerbatimChar"/>
+        </w:rPr>
+        <w:t xml:space="preserve">Protokoll: Bikarb </w:t>
+      </w:r>
+      <w:r>
+        <w:br/>
+      </w:r>
+      <w:r>
+        <w:rPr>
+          <w:rStyle w:val="VerbatimChar"/>
+        </w:rPr>
+        <w:t xml:space="preserve">         comparison        p_raw      p_holm</w:t>
+      </w:r>
+      <w:r>
+        <w:br/>
+      </w:r>
+      <w:r>
+        <w:rPr>
+          <w:rStyle w:val="VerbatimChar"/>
+        </w:rPr>
+        <w:t xml:space="preserve">1   Baseline vs Pre 0.6698486072 0.669848607</w:t>
+      </w:r>
+      <w:r>
+        <w:br/>
+      </w:r>
+      <w:r>
+        <w:rPr>
+          <w:rStyle w:val="VerbatimChar"/>
+        </w:rPr>
+        <w:t xml:space="preserve">2 Baseline vs 10min 0.0225746040 0.067723812</w:t>
+      </w:r>
+      <w:r>
+        <w:br/>
+      </w:r>
+      <w:r>
+        <w:rPr>
+          <w:rStyle w:val="VerbatimChar"/>
+        </w:rPr>
+        <w:t xml:space="preserve">3  Baseline vs Post 0.0027619879 0.013809939</w:t>
+      </w:r>
+      <w:r>
+        <w:br/>
+      </w:r>
+      <w:r>
+        <w:rPr>
+          <w:rStyle w:val="VerbatimChar"/>
+        </w:rPr>
+        <w:t xml:space="preserve">4      Pre vs 10min 0.0116776630 0.046710652</w:t>
+      </w:r>
+      <w:r>
+        <w:br/>
+      </w:r>
+      <w:r>
+        <w:rPr>
+          <w:rStyle w:val="VerbatimChar"/>
+        </w:rPr>
+        <w:t xml:space="preserve">5       Pre vs Post 0.0003188872 0.001913323</w:t>
+      </w:r>
+      <w:r>
+        <w:br/>
+      </w:r>
+      <w:r>
+        <w:rPr>
+          <w:rStyle w:val="VerbatimChar"/>
+        </w:rPr>
+        <w:t xml:space="preserve">6     10min vs Post 0.0806907901 0.161381580</w:t>
+      </w:r>
+      <w:r>
+        <w:br/>
+      </w:r>
+      <w:r>
+        <w:br/>
+      </w:r>
+      <w:r>
+        <w:rPr>
+          <w:rStyle w:val="VerbatimChar"/>
+        </w:rPr>
+        <w:t xml:space="preserve">Protokoll: Placebo </w:t>
+      </w:r>
+      <w:r>
+        <w:br/>
+      </w:r>
+      <w:r>
+        <w:rPr>
+          <w:rStyle w:val="VerbatimChar"/>
+        </w:rPr>
+        <w:t xml:space="preserve">         comparison        p_raw      p_holm</w:t>
+      </w:r>
+      <w:r>
+        <w:br/>
+      </w:r>
+      <w:r>
+        <w:rPr>
+          <w:rStyle w:val="VerbatimChar"/>
+        </w:rPr>
+        <w:t xml:space="preserve">1   Baseline vs Pre 0.5617862210 1.000000000</w:t>
+      </w:r>
+      <w:r>
+        <w:br/>
+      </w:r>
+      <w:r>
+        <w:rPr>
+          <w:rStyle w:val="VerbatimChar"/>
+        </w:rPr>
+        <w:t xml:space="preserve">2 Baseline vs 10min 0.0113922827 0.034176848</w:t>
+      </w:r>
+      <w:r>
+        <w:br/>
+      </w:r>
+      <w:r>
+        <w:rPr>
+          <w:rStyle w:val="VerbatimChar"/>
+        </w:rPr>
+        <w:t xml:space="preserve">3  Baseline vs Post 0.0034140067 0.017070034</w:t>
+      </w:r>
+      <w:r>
+        <w:br/>
+      </w:r>
+      <w:r>
+        <w:rPr>
+          <w:rStyle w:val="VerbatimChar"/>
+        </w:rPr>
+        <w:t xml:space="preserve">4      Pre vs 10min 0.0039353941 0.017070034</w:t>
+      </w:r>
+      <w:r>
+        <w:br/>
+      </w:r>
+      <w:r>
+        <w:rPr>
+          <w:rStyle w:val="VerbatimChar"/>
+        </w:rPr>
+        <w:t xml:space="preserve">5       Pre vs Post 0.0002344848 0.001406909</w:t>
+      </w:r>
+      <w:r>
+        <w:br/>
+      </w:r>
+      <w:r>
+        <w:rPr>
+          <w:rStyle w:val="VerbatimChar"/>
+        </w:rPr>
+        <w:t xml:space="preserve">6     10min vs Post 0.6161520387 1.000000000</w:t>
+      </w:r>
+    </w:p>
+    <w:p>
+      <w:pPr>
+        <w:pStyle w:val="SourceCode"/>
+      </w:pPr>
+      <w:r>
+        <w:br/>
+      </w:r>
+      <w:r>
+        <w:rPr>
+          <w:rStyle w:val="VerbatimChar"/>
+        </w:rPr>
+        <w:t xml:space="preserve">Planlagt post-hoc: Δ(Pre − Baseline) mellom protokoller (paired, Holm):</w:t>
+      </w:r>
+      <w:r>
+        <w:br/>
+      </w:r>
+      <w:r>
+        <w:br/>
+      </w:r>
+      <w:r>
+        <w:rPr>
+          <w:rStyle w:val="VerbatimChar"/>
+        </w:rPr>
+        <w:t xml:space="preserve">    Pairwise comparisons using paired t tests </w:t>
+      </w:r>
+      <w:r>
+        <w:br/>
+      </w:r>
+      <w:r>
+        <w:br/>
+      </w:r>
+      <w:r>
+        <w:rPr>
+          <w:rStyle w:val="VerbatimChar"/>
+        </w:rPr>
+        <w:t xml:space="preserve">data:  delta_wide$delta_pre_minus_base and factor(delta_wide$protocol, levels = c("Apne", "Bikarb", "Placebo")) </w:t>
+      </w:r>
+      <w:r>
+        <w:br/>
+      </w:r>
+      <w:r>
+        <w:br/>
+      </w:r>
+      <w:r>
+        <w:rPr>
+          <w:rStyle w:val="VerbatimChar"/>
+        </w:rPr>
+        <w:t xml:space="preserve">        Apne Bikarb</w:t>
+      </w:r>
+      <w:r>
+        <w:br/>
+      </w:r>
+      <w:r>
+        <w:rPr>
+          <w:rStyle w:val="VerbatimChar"/>
+        </w:rPr>
+        <w:t xml:space="preserve">Bikarb  0.95 -     </w:t>
+      </w:r>
+      <w:r>
+        <w:br/>
+      </w:r>
+      <w:r>
+        <w:rPr>
+          <w:rStyle w:val="VerbatimChar"/>
+        </w:rPr>
+        <w:t xml:space="preserve">Placebo 0.85 0.54  </w:t>
+      </w:r>
+      <w:r>
+        <w:br/>
+      </w:r>
+      <w:r>
+        <w:br/>
+      </w:r>
+      <w:r>
+        <w:rPr>
+          <w:rStyle w:val="VerbatimChar"/>
+        </w:rPr>
+        <w:t xml:space="preserve">P value adjustment method: holm </w:t>
+      </w:r>
+    </w:p>
+    <w:p>
+      <w:pPr>
+        <w:pStyle w:val="FirstParagraph"/>
+      </w:pPr>
+      <w:r>
+        <w:t xml:space="preserve">Analyse: Toveis repeated-measures ANOVA med Post-hoc paired t-tester (Holm)</w:t>
+      </w:r>
+    </w:p>
+    <w:p>
+      <w:pPr>
+        <w:pStyle w:val="BodyText"/>
+      </w:pPr>
+      <w:r>
+        <w:t xml:space="preserve">🔹 Startnivå (baseline)</w:t>
+      </w:r>
+    </w:p>
+    <w:p>
+      <w:pPr>
+        <w:pStyle w:val="BodyText"/>
+      </w:pPr>
+      <w:r>
+        <w:t xml:space="preserve">Apné &gt; Bikarb ≈ Placebo</w:t>
+      </w:r>
+    </w:p>
+    <w:p>
+      <w:pPr>
+        <w:pStyle w:val="BodyText"/>
+      </w:pPr>
+      <w:r>
+        <w:t xml:space="preserve">Protokolleffekt: p = 0.0028</w:t>
+      </w:r>
+    </w:p>
+    <w:p>
+      <w:pPr>
+        <w:pStyle w:val="BodyText"/>
+      </w:pPr>
+      <w:r>
+        <w:t xml:space="preserve">🔹 Baseline → pre</w:t>
+      </w:r>
+    </w:p>
+    <w:p>
+      <w:pPr>
+        <w:pStyle w:val="BodyText"/>
+      </w:pPr>
+      <w:r>
+        <w:t xml:space="preserve">Ingen signifikante endringer i noen protokoll</w:t>
+      </w:r>
+    </w:p>
+    <w:p>
+      <w:pPr>
+        <w:pStyle w:val="BodyText"/>
+      </w:pPr>
+      <w:r>
+        <w:t xml:space="preserve">Δ baseline → pre: alle p &gt; 0.5</w:t>
+      </w:r>
+    </w:p>
+    <w:p>
+      <w:pPr>
+        <w:pStyle w:val="BodyText"/>
+      </w:pPr>
+      <w:r>
+        <w:t xml:space="preserve">🔹 Over tid</w:t>
+      </w:r>
+    </w:p>
+    <w:p>
+      <w:pPr>
+        <w:pStyle w:val="BodyText"/>
+      </w:pPr>
+      <w:r>
+        <w:t xml:space="preserve">Hoved</w:t>
+      </w:r>
+      <w:r>
+        <w:softHyphen/>
+      </w:r>
+      <w:r>
+        <w:t xml:space="preserve">effekt av tid (p &lt; 0.001)</w:t>
+      </w:r>
+    </w:p>
+    <w:p>
+      <w:pPr>
+        <w:pStyle w:val="BodyText"/>
+      </w:pPr>
+      <w:r>
+        <w:t xml:space="preserve">Ingen protokoll × tid-interaksjon (p ≈ 0.50)</w:t>
+      </w:r>
+    </w:p>
+    <w:p>
+      <w:pPr>
+        <w:pStyle w:val="BodyText"/>
+      </w:pPr>
+      <w:r>
+        <w:t xml:space="preserve">Tolkning:</w:t>
+      </w:r>
+      <w:r>
+        <w:t xml:space="preserve"> </w:t>
+      </w:r>
+      <w:r>
+        <w:t xml:space="preserve">Hb er gjennomgående høyere i apné, men endrer seg parallelt i alle protokoller.</w:t>
+      </w:r>
+    </w:p>
+    <w:p>
+      <w:pPr>
+        <w:pStyle w:val="BodyText"/>
+      </w:pPr>
+      <w:r>
+        <w:t xml:space="preserve">Tabell:</w:t>
+      </w:r>
+    </w:p>
+    <w:tbl>
+      <w:tblPr>
+        <w:tblStyle w:val="Table"/>
+        <w:tblW w:type="pct" w:w="5000"/>
+        <w:tblLayout w:type="fixed"/>
+        <w:tblLook w:firstRow="0" w:lastRow="0" w:firstColumn="0" w:lastColumn="0" w:noHBand="0" w:noVBand="0" w:val="0000"/>
+      </w:tblPr>
+      <w:tblGrid>
+        <w:gridCol w:w="7920"/>
+      </w:tblGrid>
+      <w:tr>
+        <w:tc>
+          <w:tcPr/>
+          <w:bookmarkStart w:id="56" w:name="tbl-blod"/>
+          <w:p>
+            <w:pPr>
+              <w:jc w:val="center"/>
+            </w:pPr>
+            <w:pPr>
+              <w:jc w:val="start"/>
+              <w:spacing w:before="200"/>
+              <w:pStyle w:val="ImageCaption"/>
+            </w:pPr>
+            <w:r>
+              <w:t xml:space="preserve">Table 4.1: Laktat, pH og Hb-konsentrasjon</w:t>
+            </w:r>
+          </w:p>
+          <w:tbl xmlns:w="http://schemas.openxmlformats.org/wordprocessingml/2006/main" xmlns:r="http://schemas.openxmlformats.org/officeDocument/2006/relationships" xmlns:w14="http://schemas.microsoft.com/office/word/2010/wordml" xmlns:wp="http://schemas.openxmlformats.org/drawingml/2006/wordprocessingDrawing" xmlns:a="http://schemas.openxmlformats.org/drawingml/2006/main" xmlns:pic="http://schemas.openxmlformats.org/drawingml/2006/picture">
+            <w:tblPr>
+              <w:tblLayout w:type="fixed"/>
+              <w:jc w:val="center"/>
+              <w:tblLook w:firstRow="1" w:lastRow="0" w:firstColumn="0" w:lastColumn="0" w:noHBand="0" w:noVBand="1"/>
+            </w:tblPr>
+            <w:tblGrid>
+              <w:gridCol w:w="2905"/>
+              <w:gridCol w:w="1798"/>
+              <w:gridCol w:w="2397"/>
+              <w:gridCol w:w="2092"/>
+            </w:tblGrid>
+            <w:tr>
+              <w:trPr>
+                <w:trHeight w:val="617" w:hRule="auto"/>
+                <w:tblHeader/>
+              </w:trPr>
+              <w:tc>
+                <w:tcPr>
+                  <w:tcBorders>
+                    <w:bottom w:val="single" w:sz="12" w:space="0" w:color="666666"/>
+                    <w:top w:val="single" w:sz="12" w:space="0" w:color="666666"/>
+                    <w:left w:val="none" w:sz="0" w:space="0" w:color="000000"/>
+                    <w:right w:val="none" w:sz="0" w:space="0" w:color="000000"/>
+                  </w:tcBorders>
+                  <w:shd w:val="clear" w:color="auto" w:fill="FFFFFF"/>
+                  <w:tcMar>
+                    <w:top w:w="0" w:type="dxa"/>
+                    <w:bottom w:w="0" w:type="dxa"/>
+                    <w:left w:w="0" w:type="dxa"/>
+                    <w:right w:w="0" w:type="dxa"/>
+                  </w:tcMar>
+                  <w:vAlign w:val="center"/>
+                </w:tcPr>
+                <w:p>
+                  <w:pPr>
+                    <w:jc w:val="left"/>
+                    <w:pBdr>
+                      <w:bottom w:val="none" w:sz="0" w:space="0" w:color="000000"/>
+                      <w:top w:val="none" w:sz="0" w:space="0" w:color="000000"/>
+                      <w:left w:val="none" w:sz="0" w:space="0" w:color="000000"/>
+                      <w:right w:val="none" w:sz="0" w:space="0" w:color="000000"/>
+                    </w:pBdr>
+                    <w:spacing w:after="100" w:before="100" w:line="240"/>
+                    <w:ind w:left="100" w:right="100" w:firstLine="0" w:firstLineChars="0"/>
+                    <w:rPr>
+                      <w:rFonts w:ascii="Arial" w:hAnsi="Arial" w:eastAsia="Arial" w:cs="Arial"/>
+                      <w:i w:val="false"/>
+                      <w:b w:val="true"/>
+                      <w:u w:val="none"/>
+                      <w:strike w:val="false"/>
+                      <w:sz w:val="22"/>
+                      <w:szCs w:val="22"/>
+                      <w:color w:val="000000"/>
+                    </w:rPr>
+                  </w:pPr>
+                  <w:r xmlns:w="http://schemas.openxmlformats.org/wordprocessingml/2006/main" xmlns:wp="http://schemas.openxmlformats.org/drawingml/2006/wordprocessingDrawing" xmlns:r="http://schemas.openxmlformats.org/officeDocument/2006/relationships" xmlns:w14="http://schemas.microsoft.com/office/word/2010/wordml">
+                    <w:rPr>
+                      <w:rFonts w:ascii="Arial" w:hAnsi="Arial" w:eastAsia="Arial" w:cs="Arial"/>
+                      <w:i w:val="false"/>
+                      <w:b w:val="true"/>
+                      <w:u w:val="none"/>
+                      <w:strike w:val="false"/>
+                      <w:sz w:val="22"/>
+                      <w:szCs w:val="22"/>
+                      <w:color w:val="000000"/>
+                    </w:rPr>
+                    <w:t xml:space="preserve">M</w:t>
+                  </w:r>
+                  <w:r xmlns:w="http://schemas.openxmlformats.org/wordprocessingml/2006/main" xmlns:wp="http://schemas.openxmlformats.org/drawingml/2006/wordprocessingDrawing" xmlns:r="http://schemas.openxmlformats.org/officeDocument/2006/relationships" xmlns:w14="http://schemas.microsoft.com/office/word/2010/wordml">
+                    <w:rPr>
+                      <w:rFonts w:ascii="Arial" w:hAnsi="Arial" w:eastAsia="Arial" w:cs="Arial"/>
+                      <w:i w:val="false"/>
+                      <w:b w:val="true"/>
+                      <w:u w:val="none"/>
+                      <w:strike w:val="false"/>
+                      <w:sz w:val="22"/>
+                      <w:szCs w:val="22"/>
+                      <w:color w:val="000000"/>
+                    </w:rPr>
+                    <w:t xml:space="preserve">å</w:t>
+                  </w:r>
+                  <w:r xmlns:w="http://schemas.openxmlformats.org/wordprocessingml/2006/main" xmlns:wp="http://schemas.openxmlformats.org/drawingml/2006/wordprocessingDrawing" xmlns:r="http://schemas.openxmlformats.org/officeDocument/2006/relationships" xmlns:w14="http://schemas.microsoft.com/office/word/2010/wordml">
+                    <w:rPr>
+                      <w:rFonts w:ascii="Arial" w:hAnsi="Arial" w:eastAsia="Arial" w:cs="Arial"/>
+                      <w:i w:val="false"/>
+                      <w:b w:val="true"/>
+                      <w:u w:val="none"/>
+                      <w:strike w:val="false"/>
+                      <w:sz w:val="22"/>
+                      <w:szCs w:val="22"/>
+                      <w:color w:val="000000"/>
+                    </w:rPr>
+                    <w:t xml:space="preserve">l</w:t>
+                  </w:r>
+                </w:p>
+              </w:tc>
+              <w:tc>
+                <w:tcPr>
+                  <w:tcBorders>
+                    <w:bottom w:val="single" w:sz="12" w:space="0" w:color="666666"/>
+                    <w:top w:val="single" w:sz="12" w:space="0" w:color="666666"/>
+                    <w:left w:val="none" w:sz="0" w:space="0" w:color="000000"/>
+                    <w:right w:val="none" w:sz="0" w:space="0" w:color="000000"/>
+                  </w:tcBorders>
+                  <w:shd w:val="clear" w:color="auto" w:fill="FFFFFF"/>
+                  <w:tcMar>
+                    <w:top w:w="0" w:type="dxa"/>
+                    <w:bottom w:w="0" w:type="dxa"/>
+                    <w:left w:w="0" w:type="dxa"/>
+                    <w:right w:w="0" w:type="dxa"/>
+                  </w:tcMar>
+                  <w:vAlign w:val="center"/>
+                </w:tcPr>
+                <w:p>
+                  <w:pPr>
+                    <w:jc w:val="center"/>
+                    <w:pBdr>
+                      <w:bottom w:val="none" w:sz="0" w:space="0" w:color="000000"/>
+                      <w:top w:val="none" w:sz="0" w:space="0" w:color="000000"/>
+                      <w:left w:val="none" w:sz="0" w:space="0" w:color="000000"/>
+                      <w:right w:val="none" w:sz="0" w:space="0" w:color="000000"/>
+                    </w:pBdr>
+                    <w:spacing w:after="100" w:before="100" w:line="240"/>
+                    <w:ind w:left="100" w:right="100" w:firstLine="0" w:firstLineChars="0"/>
+                    <w:rPr>
+                      <w:rFonts w:ascii="Arial" w:hAnsi="Arial" w:eastAsia="Arial" w:cs="Arial"/>
+                      <w:i w:val="false"/>
+                      <w:b w:val="true"/>
+                      <w:u w:val="none"/>
+                      <w:strike w:val="false"/>
+                      <w:sz w:val="22"/>
+                      <w:szCs w:val="22"/>
+                      <w:color w:val="000000"/>
+                    </w:rPr>
+                  </w:pPr>
+                  <w:r xmlns:w="http://schemas.openxmlformats.org/wordprocessingml/2006/main" xmlns:wp="http://schemas.openxmlformats.org/drawingml/2006/wordprocessingDrawing" xmlns:r="http://schemas.openxmlformats.org/officeDocument/2006/relationships" xmlns:w14="http://schemas.microsoft.com/office/word/2010/wordml">
+                    <w:rPr>
+                      <w:rFonts w:ascii="Arial" w:hAnsi="Arial" w:eastAsia="Arial" w:cs="Arial"/>
+                      <w:i w:val="false"/>
+                      <w:b w:val="true"/>
+                      <w:u w:val="none"/>
+                      <w:strike w:val="false"/>
+                      <w:sz w:val="22"/>
+                      <w:szCs w:val="22"/>
+                      <w:color w:val="000000"/>
+                    </w:rPr>
+                    <w:t xml:space="preserve">Apn</w:t>
+                  </w:r>
+                  <w:r xmlns:w="http://schemas.openxmlformats.org/wordprocessingml/2006/main" xmlns:wp="http://schemas.openxmlformats.org/drawingml/2006/wordprocessingDrawing" xmlns:r="http://schemas.openxmlformats.org/officeDocument/2006/relationships" xmlns:w14="http://schemas.microsoft.com/office/word/2010/wordml">
+                    <w:rPr>
+                      <w:rFonts w:ascii="Arial" w:hAnsi="Arial" w:eastAsia="Arial" w:cs="Arial"/>
+                      <w:i w:val="false"/>
+                      <w:b w:val="true"/>
+                      <w:u w:val="none"/>
+                      <w:strike w:val="false"/>
+                      <w:sz w:val="22"/>
+                      <w:szCs w:val="22"/>
+                      <w:color w:val="000000"/>
+                    </w:rPr>
+                    <w:t xml:space="preserve">é</w:t>
+                  </w:r>
+                  <w:r xmlns:w="http://schemas.openxmlformats.org/wordprocessingml/2006/main" xmlns:wp="http://schemas.openxmlformats.org/drawingml/2006/wordprocessingDrawing" xmlns:r="http://schemas.openxmlformats.org/officeDocument/2006/relationships" xmlns:w14="http://schemas.microsoft.com/office/word/2010/wordml">
+                    <w:rPr>
+                      <w:rFonts w:ascii="Arial" w:hAnsi="Arial" w:eastAsia="Arial" w:cs="Arial"/>
+                      <w:i w:val="false"/>
+                      <w:b w:val="true"/>
+                      <w:u w:val="none"/>
+                      <w:strike w:val="false"/>
+                      <w:sz w:val="22"/>
+                      <w:szCs w:val="22"/>
+                      <w:color w:val="000000"/>
+                    </w:rPr>
+                    <w:t xml:space="preserve"> (n = </w:t>
+                  </w:r>
+                  <w:r xmlns:w="http://schemas.openxmlformats.org/wordprocessingml/2006/main" xmlns:wp="http://schemas.openxmlformats.org/drawingml/2006/wordprocessingDrawing" xmlns:r="http://schemas.openxmlformats.org/officeDocument/2006/relationships" xmlns:w14="http://schemas.microsoft.com/office/word/2010/wordml">
+                    <w:rPr>
+                      <w:rFonts w:ascii="Arial" w:hAnsi="Arial" w:eastAsia="Arial" w:cs="Arial"/>
+                      <w:i w:val="false"/>
+                      <w:b w:val="true"/>
+                      <w:u w:val="none"/>
+                      <w:strike w:val="false"/>
+                      <w:sz w:val="22"/>
+                      <w:szCs w:val="22"/>
+                      <w:color w:val="000000"/>
+                    </w:rPr>
+                    <w:t xml:space="preserve">10</w:t>
+                  </w:r>
+                  <w:r xmlns:w="http://schemas.openxmlformats.org/wordprocessingml/2006/main" xmlns:wp="http://schemas.openxmlformats.org/drawingml/2006/wordprocessingDrawing" xmlns:r="http://schemas.openxmlformats.org/officeDocument/2006/relationships" xmlns:w14="http://schemas.microsoft.com/office/word/2010/wordml">
+                    <w:rPr>
+                      <w:rFonts w:ascii="Arial" w:hAnsi="Arial" w:eastAsia="Arial" w:cs="Arial"/>
+                      <w:i w:val="false"/>
+                      <w:b w:val="true"/>
+                      <w:u w:val="none"/>
+                      <w:strike w:val="false"/>
+                      <w:sz w:val="22"/>
+                      <w:szCs w:val="22"/>
+                      <w:color w:val="000000"/>
+                    </w:rPr>
+                    <w:t xml:space="preserve">)</w:t>
+                  </w:r>
+                </w:p>
+              </w:tc>
+              <w:tc>
+                <w:tcPr>
+                  <w:tcBorders>
+                    <w:bottom w:val="single" w:sz="12" w:space="0" w:color="666666"/>
+                    <w:top w:val="single" w:sz="12" w:space="0" w:color="666666"/>
+                    <w:left w:val="none" w:sz="0" w:space="0" w:color="000000"/>
+                    <w:right w:val="none" w:sz="0" w:space="0" w:color="000000"/>
+                  </w:tcBorders>
+                  <w:shd w:val="clear" w:color="auto" w:fill="FFFFFF"/>
+                  <w:tcMar>
+                    <w:top w:w="0" w:type="dxa"/>
+                    <w:bottom w:w="0" w:type="dxa"/>
+                    <w:left w:w="0" w:type="dxa"/>
+                    <w:right w:w="0" w:type="dxa"/>
+                  </w:tcMar>
+                  <w:vAlign w:val="center"/>
+                </w:tcPr>
+                <w:p>
+                  <w:pPr>
+                    <w:jc w:val="center"/>
+                    <w:pBdr>
+                      <w:bottom w:val="none" w:sz="0" w:space="0" w:color="000000"/>
+                      <w:top w:val="none" w:sz="0" w:space="0" w:color="000000"/>
+                      <w:left w:val="none" w:sz="0" w:space="0" w:color="000000"/>
+                      <w:right w:val="none" w:sz="0" w:space="0" w:color="000000"/>
+                    </w:pBdr>
+                    <w:spacing w:after="100" w:before="100" w:line="240"/>
+                    <w:ind w:left="100" w:right="100" w:firstLine="0" w:firstLineChars="0"/>
+                    <w:rPr>
+                      <w:rFonts w:ascii="Arial" w:hAnsi="Arial" w:eastAsia="Arial" w:cs="Arial"/>
+                      <w:i w:val="false"/>
+                      <w:b w:val="true"/>
+                      <w:u w:val="none"/>
+                      <w:strike w:val="false"/>
+                      <w:sz w:val="22"/>
+                      <w:szCs w:val="22"/>
+                      <w:color w:val="000000"/>
+                    </w:rPr>
+                  </w:pPr>
+                  <w:r xmlns:w="http://schemas.openxmlformats.org/wordprocessingml/2006/main" xmlns:wp="http://schemas.openxmlformats.org/drawingml/2006/wordprocessingDrawing" xmlns:r="http://schemas.openxmlformats.org/officeDocument/2006/relationships" xmlns:w14="http://schemas.microsoft.com/office/word/2010/wordml">
+                    <w:rPr>
+                      <w:rFonts w:ascii="Arial" w:hAnsi="Arial" w:eastAsia="Arial" w:cs="Arial"/>
+                      <w:i w:val="false"/>
+                      <w:b w:val="true"/>
+                      <w:u w:val="none"/>
+                      <w:strike w:val="false"/>
+                      <w:sz w:val="22"/>
+                      <w:szCs w:val="22"/>
+                      <w:color w:val="000000"/>
+                    </w:rPr>
+                    <w:t xml:space="preserve">Bikarbonat (n = 10)</w:t>
+                  </w:r>
+                </w:p>
+              </w:tc>
+              <w:tc>
+                <w:tcPr>
+                  <w:tcBorders>
+                    <w:bottom w:val="single" w:sz="12" w:space="0" w:color="666666"/>
+                    <w:top w:val="single" w:sz="12" w:space="0" w:color="666666"/>
+                    <w:left w:val="none" w:sz="0" w:space="0" w:color="000000"/>
+                    <w:right w:val="none" w:sz="0" w:space="0" w:color="000000"/>
+                  </w:tcBorders>
+                  <w:shd w:val="clear" w:color="auto" w:fill="FFFFFF"/>
+                  <w:tcMar>
+                    <w:top w:w="0" w:type="dxa"/>
+                    <w:bottom w:w="0" w:type="dxa"/>
+                    <w:left w:w="0" w:type="dxa"/>
+                    <w:right w:w="0" w:type="dxa"/>
+                  </w:tcMar>
+                  <w:vAlign w:val="center"/>
+                </w:tcPr>
+                <w:p>
+                  <w:pPr>
+                    <w:jc w:val="center"/>
+                    <w:pBdr>
+                      <w:bottom w:val="none" w:sz="0" w:space="0" w:color="000000"/>
+                      <w:top w:val="none" w:sz="0" w:space="0" w:color="000000"/>
+                      <w:left w:val="none" w:sz="0" w:space="0" w:color="000000"/>
+                      <w:right w:val="none" w:sz="0" w:space="0" w:color="000000"/>
+                    </w:pBdr>
+                    <w:spacing w:after="100" w:before="100" w:line="240"/>
+                    <w:ind w:left="100" w:right="100" w:firstLine="0" w:firstLineChars="0"/>
+                    <w:rPr>
+                      <w:rFonts w:ascii="Arial" w:hAnsi="Arial" w:eastAsia="Arial" w:cs="Arial"/>
+                      <w:i w:val="false"/>
+                      <w:b w:val="true"/>
+                      <w:u w:val="none"/>
+                      <w:strike w:val="false"/>
+                      <w:sz w:val="22"/>
+                      <w:szCs w:val="22"/>
+                      <w:color w:val="000000"/>
+                    </w:rPr>
+                  </w:pPr>
+                  <w:r xmlns:w="http://schemas.openxmlformats.org/wordprocessingml/2006/main" xmlns:wp="http://schemas.openxmlformats.org/drawingml/2006/wordprocessingDrawing" xmlns:r="http://schemas.openxmlformats.org/officeDocument/2006/relationships" xmlns:w14="http://schemas.microsoft.com/office/word/2010/wordml">
+                    <w:rPr>
+                      <w:rFonts w:ascii="Arial" w:hAnsi="Arial" w:eastAsia="Arial" w:cs="Arial"/>
+                      <w:i w:val="false"/>
+                      <w:b w:val="true"/>
+                      <w:u w:val="none"/>
+                      <w:strike w:val="false"/>
+                      <w:sz w:val="22"/>
+                      <w:szCs w:val="22"/>
+                      <w:color w:val="000000"/>
+                    </w:rPr>
+                    <w:t xml:space="preserve">Placebo (n = 10)</w:t>
+                  </w:r>
+                </w:p>
+              </w:tc>
+            </w:tr>
+            <w:tr>
+              <w:trPr>
+                <w:trHeight w:val="617" w:hRule="auto"/>
+              </w:trPr>
+              <w:tc>
+                <w:tcPr>
+                  <w:tcBorders>
+                    <w:bottom w:val="single" w:sz="6" w:space="0" w:color="666666"/>
+                    <w:top w:val="single" w:sz="12" w:space="0" w:color="666666"/>
+                    <w:left w:val="none" w:sz="0" w:space="0" w:color="000000"/>
+                    <w:right w:val="none" w:sz="0" w:space="0" w:color="000000"/>
+                  </w:tcBorders>
+                  <w:shd w:val="clear" w:color="auto" w:fill="FFFFFF"/>
+                  <w:tcMar>
+                    <w:top w:w="0" w:type="dxa"/>
+                    <w:bottom w:w="0" w:type="dxa"/>
+                    <w:left w:w="0" w:type="dxa"/>
+                    <w:right w:w="0" w:type="dxa"/>
+                  </w:tcMar>
+                  <w:vAlign w:val="center"/>
+                </w:tcPr>
+                <w:p>
+                  <w:pPr>
+                    <w:jc w:val="left"/>
+                    <w:pBdr>
+                      <w:bottom w:val="none" w:sz="0" w:space="0" w:color="000000"/>
+                      <w:top w:val="none" w:sz="0" w:space="0" w:color="000000"/>
+                      <w:left w:val="none" w:sz="0" w:space="0" w:color="000000"/>
+                      <w:right w:val="none" w:sz="0" w:space="0" w:color="000000"/>
+                    </w:pBdr>
+                    <w:spacing w:after="100" w:before="100" w:line="240"/>
+                    <w:ind w:left="100" w:right="100" w:firstLine="0" w:firstLineChars="0"/>
+                    <w:rPr>
+                      <w:rFonts w:ascii="Arial" w:hAnsi="Arial" w:eastAsia="Arial" w:cs="Arial"/>
+                      <w:i w:val="false"/>
+                      <w:b w:val="false"/>
+                      <w:u w:val="none"/>
+                      <w:strike w:val="false"/>
+                      <w:sz w:val="22"/>
+                      <w:szCs w:val="22"/>
+                      <w:color w:val="000000"/>
+                    </w:rPr>
+                  </w:pPr>
+                  <w:r xmlns:w="http://schemas.openxmlformats.org/wordprocessingml/2006/main" xmlns:wp="http://schemas.openxmlformats.org/drawingml/2006/wordprocessingDrawing" xmlns:r="http://schemas.openxmlformats.org/officeDocument/2006/relationships" xmlns:w14="http://schemas.microsoft.com/office/word/2010/wordml">
+                    <w:rPr>
+                      <w:rFonts w:ascii="Arial" w:hAnsi="Arial" w:eastAsia="Arial" w:cs="Arial"/>
+                      <w:i w:val="false"/>
+                      <w:b w:val="false"/>
+                      <w:u w:val="none"/>
+                      <w:strike w:val="false"/>
+                      <w:sz w:val="22"/>
+                      <w:szCs w:val="22"/>
+                      <w:color w:val="000000"/>
+                    </w:rPr>
+                    <w:t xml:space="preserve">Laktat (mmol</w:t>
+                  </w:r>
+                  <w:r xmlns:w="http://schemas.openxmlformats.org/wordprocessingml/2006/main" xmlns:wp="http://schemas.openxmlformats.org/drawingml/2006/wordprocessingDrawing" xmlns:r="http://schemas.openxmlformats.org/officeDocument/2006/relationships" xmlns:w14="http://schemas.microsoft.com/office/word/2010/wordml">
+                    <w:rPr>
+                      <w:rFonts w:ascii="Arial" w:hAnsi="Arial" w:eastAsia="Arial" w:cs="Arial"/>
+                      <w:i w:val="false"/>
+                      <w:b w:val="false"/>
+                      <w:u w:val="none"/>
+                      <w:strike w:val="false"/>
+                      <w:sz w:val="22"/>
+                      <w:szCs w:val="22"/>
+                      <w:color w:val="000000"/>
+                    </w:rPr>
+                    <w:t xml:space="preserve">·</w:t>
+                  </w:r>
+                  <w:r xmlns:w="http://schemas.openxmlformats.org/wordprocessingml/2006/main" xmlns:wp="http://schemas.openxmlformats.org/drawingml/2006/wordprocessingDrawing" xmlns:r="http://schemas.openxmlformats.org/officeDocument/2006/relationships" xmlns:w14="http://schemas.microsoft.com/office/word/2010/wordml">
+                    <w:rPr>
+                      <w:rFonts w:ascii="Arial" w:hAnsi="Arial" w:eastAsia="Arial" w:cs="Arial"/>
+                      <w:i w:val="false"/>
+                      <w:b w:val="false"/>
+                      <w:u w:val="none"/>
+                      <w:strike w:val="false"/>
+                      <w:sz w:val="22"/>
+                      <w:szCs w:val="22"/>
+                      <w:color w:val="000000"/>
+                    </w:rPr>
+                    <w:t xml:space="preserve">L</w:t>
+                  </w:r>
+                  <w:r xmlns:w="http://schemas.openxmlformats.org/wordprocessingml/2006/main" xmlns:wp="http://schemas.openxmlformats.org/drawingml/2006/wordprocessingDrawing" xmlns:r="http://schemas.openxmlformats.org/officeDocument/2006/relationships" xmlns:w14="http://schemas.microsoft.com/office/word/2010/wordml">
+                    <w:rPr>
+                      <w:rFonts w:ascii="Arial" w:hAnsi="Arial" w:eastAsia="Arial" w:cs="Arial"/>
+                      <w:i w:val="false"/>
+                      <w:b w:val="false"/>
+                      <w:u w:val="none"/>
+                      <w:strike w:val="false"/>
+                      <w:vertAlign w:val="superscript"/>
+                      <w:sz w:val="22"/>
+                      <w:szCs w:val="22"/>
+                      <w:color w:val="000000"/>
+                    </w:rPr>
+                    <w:t xml:space="preserve">-1</w:t>
+                  </w:r>
+                  <w:r xmlns:w="http://schemas.openxmlformats.org/wordprocessingml/2006/main" xmlns:wp="http://schemas.openxmlformats.org/drawingml/2006/wordprocessingDrawing" xmlns:r="http://schemas.openxmlformats.org/officeDocument/2006/relationships" xmlns:w14="http://schemas.microsoft.com/office/word/2010/wordml">
+                    <w:rPr>
+                      <w:rFonts w:ascii="Arial" w:hAnsi="Arial" w:eastAsia="Arial" w:cs="Arial"/>
+                      <w:i w:val="false"/>
+                      <w:b w:val="false"/>
+                      <w:u w:val="none"/>
+                      <w:strike w:val="false"/>
+                      <w:sz w:val="22"/>
+                      <w:szCs w:val="22"/>
+                      <w:color w:val="000000"/>
+                    </w:rPr>
+                    <w:t xml:space="preserve">) - </w:t>
+                  </w:r>
+                  <w:r xmlns:w="http://schemas.openxmlformats.org/wordprocessingml/2006/main" xmlns:wp="http://schemas.openxmlformats.org/drawingml/2006/wordprocessingDrawing" xmlns:r="http://schemas.openxmlformats.org/officeDocument/2006/relationships" xmlns:w14="http://schemas.microsoft.com/office/word/2010/wordml">
+                    <w:rPr>
+                      <w:rFonts w:ascii="Arial" w:hAnsi="Arial" w:eastAsia="Arial" w:cs="Arial"/>
+                      <w:i w:val="false"/>
+                      <w:b w:val="false"/>
+                      <w:u w:val="none"/>
+                      <w:strike w:val="false"/>
+                      <w:sz w:val="22"/>
+                      <w:szCs w:val="22"/>
+                      <w:color w:val="000000"/>
+                    </w:rPr>
+                    <w:t xml:space="preserve">10 min</w:t>
+                  </w:r>
+                </w:p>
+              </w:tc>
+              <w:tc>
+                <w:tcPr>
+                  <w:tcBorders>
+                    <w:bottom w:val="single" w:sz="6" w:space="0" w:color="666666"/>
+                    <w:top w:val="single" w:sz="12" w:space="0" w:color="666666"/>
+                    <w:left w:val="none" w:sz="0" w:space="0" w:color="000000"/>
+                    <w:right w:val="none" w:sz="0" w:space="0" w:color="000000"/>
+                  </w:tcBorders>
+                  <w:shd w:val="clear" w:color="auto" w:fill="FFFFFF"/>
+                  <w:tcMar>
+                    <w:top w:w="0" w:type="dxa"/>
+                    <w:bottom w:w="0" w:type="dxa"/>
+                    <w:left w:w="0" w:type="dxa"/>
+                    <w:right w:w="0" w:type="dxa"/>
+                  </w:tcMar>
+                  <w:vAlign w:val="center"/>
+                </w:tcPr>
+                <w:p>
+                  <w:pPr>
+                    <w:jc w:val="center"/>
+                    <w:pBdr>
+                      <w:bottom w:val="none" w:sz="0" w:space="0" w:color="000000"/>
+                      <w:top w:val="none" w:sz="0" w:space="0" w:color="000000"/>
+                      <w:left w:val="none" w:sz="0" w:space="0" w:color="000000"/>
+                      <w:right w:val="none" w:sz="0" w:space="0" w:color="000000"/>
+                    </w:pBdr>
+                    <w:spacing w:after="100" w:before="100" w:line="240"/>
+                    <w:ind w:left="100" w:right="100" w:firstLine="0" w:firstLineChars="0"/>
+                    <w:rPr>
+                      <w:rFonts w:ascii="Arial" w:hAnsi="Arial" w:eastAsia="Arial" w:cs="Arial"/>
+                      <w:i w:val="false"/>
+                      <w:b w:val="false"/>
+                      <w:u w:val="none"/>
+                      <w:strike w:val="false"/>
+                      <w:sz w:val="22"/>
+                      <w:szCs w:val="22"/>
+                      <w:color w:val="000000"/>
+                    </w:rPr>
+                  </w:pPr>
+                  <w:r xmlns:w="http://schemas.openxmlformats.org/wordprocessingml/2006/main" xmlns:wp="http://schemas.openxmlformats.org/drawingml/2006/wordprocessingDrawing" xmlns:r="http://schemas.openxmlformats.org/officeDocument/2006/relationships" xmlns:w14="http://schemas.microsoft.com/office/word/2010/wordml">
+                    <w:rPr>
+                      <w:rFonts w:ascii="Arial" w:hAnsi="Arial" w:eastAsia="Arial" w:cs="Arial"/>
+                      <w:i w:val="false"/>
+                      <w:b w:val="false"/>
+                      <w:u w:val="none"/>
+                      <w:strike w:val="false"/>
+                      <w:sz w:val="22"/>
+                      <w:szCs w:val="22"/>
+                      <w:color w:val="000000"/>
+                    </w:rPr>
+                    <w:t xml:space="preserve">6.79 (0.71)</w:t>
+                  </w:r>
+                </w:p>
+              </w:tc>
+              <w:tc>
+                <w:tcPr>
+                  <w:tcBorders>
+                    <w:bottom w:val="single" w:sz="6" w:space="0" w:color="666666"/>
+                    <w:top w:val="single" w:sz="12" w:space="0" w:color="666666"/>
+                    <w:left w:val="none" w:sz="0" w:space="0" w:color="000000"/>
+                    <w:right w:val="none" w:sz="0" w:space="0" w:color="000000"/>
+                  </w:tcBorders>
+                  <w:shd w:val="clear" w:color="auto" w:fill="FFFFFF"/>
+                  <w:tcMar>
+                    <w:top w:w="0" w:type="dxa"/>
+                    <w:bottom w:w="0" w:type="dxa"/>
+                    <w:left w:w="0" w:type="dxa"/>
+                    <w:right w:w="0" w:type="dxa"/>
+                  </w:tcMar>
+                  <w:vAlign w:val="center"/>
+                </w:tcPr>
+                <w:p>
+                  <w:pPr>
+                    <w:jc w:val="center"/>
+                    <w:pBdr>
+                      <w:bottom w:val="none" w:sz="0" w:space="0" w:color="000000"/>
+                      <w:top w:val="none" w:sz="0" w:space="0" w:color="000000"/>
+                      <w:left w:val="none" w:sz="0" w:space="0" w:color="000000"/>
+                      <w:right w:val="none" w:sz="0" w:space="0" w:color="000000"/>
+                    </w:pBdr>
+                    <w:spacing w:after="100" w:before="100" w:line="240"/>
+                    <w:ind w:left="100" w:right="100" w:firstLine="0" w:firstLineChars="0"/>
+                    <w:rPr>
+                      <w:rFonts w:ascii="Arial" w:hAnsi="Arial" w:eastAsia="Arial" w:cs="Arial"/>
+                      <w:i w:val="false"/>
+                      <w:b w:val="false"/>
+                      <w:u w:val="none"/>
+                      <w:strike w:val="false"/>
+                      <w:sz w:val="22"/>
+                      <w:szCs w:val="22"/>
+                      <w:color w:val="000000"/>
+                    </w:rPr>
+                  </w:pPr>
+                  <w:r xmlns:w="http://schemas.openxmlformats.org/wordprocessingml/2006/main" xmlns:wp="http://schemas.openxmlformats.org/drawingml/2006/wordprocessingDrawing" xmlns:r="http://schemas.openxmlformats.org/officeDocument/2006/relationships" xmlns:w14="http://schemas.microsoft.com/office/word/2010/wordml">
+                    <w:rPr>
+                      <w:rFonts w:ascii="Arial" w:hAnsi="Arial" w:eastAsia="Arial" w:cs="Arial"/>
+                      <w:i w:val="false"/>
+                      <w:b w:val="false"/>
+                      <w:u w:val="none"/>
+                      <w:strike w:val="false"/>
+                      <w:sz w:val="22"/>
+                      <w:szCs w:val="22"/>
+                      <w:color w:val="000000"/>
+                    </w:rPr>
+                    <w:t xml:space="preserve">9.43 (1.67)</w:t>
+                  </w:r>
+                </w:p>
+              </w:tc>
+              <w:tc>
+                <w:tcPr>
+                  <w:tcBorders>
+                    <w:bottom w:val="single" w:sz="6" w:space="0" w:color="666666"/>
+                    <w:top w:val="single" w:sz="12" w:space="0" w:color="666666"/>
+                    <w:left w:val="none" w:sz="0" w:space="0" w:color="000000"/>
+                    <w:right w:val="none" w:sz="0" w:space="0" w:color="000000"/>
+                  </w:tcBorders>
+                  <w:shd w:val="clear" w:color="auto" w:fill="FFFFFF"/>
+                  <w:tcMar>
+                    <w:top w:w="0" w:type="dxa"/>
+                    <w:bottom w:w="0" w:type="dxa"/>
+                    <w:left w:w="0" w:type="dxa"/>
+                    <w:right w:w="0" w:type="dxa"/>
+                  </w:tcMar>
+                  <w:vAlign w:val="center"/>
+                </w:tcPr>
+                <w:p>
+                  <w:pPr>
+                    <w:jc w:val="center"/>
+                    <w:pBdr>
+                      <w:bottom w:val="none" w:sz="0" w:space="0" w:color="000000"/>
+                      <w:top w:val="none" w:sz="0" w:space="0" w:color="000000"/>
+                      <w:left w:val="none" w:sz="0" w:space="0" w:color="000000"/>
+                      <w:right w:val="none" w:sz="0" w:space="0" w:color="000000"/>
+                    </w:pBdr>
+                    <w:spacing w:after="100" w:before="100" w:line="240"/>
+                    <w:ind w:left="100" w:right="100" w:firstLine="0" w:firstLineChars="0"/>
+                    <w:rPr>
+                      <w:rFonts w:ascii="Arial" w:hAnsi="Arial" w:eastAsia="Arial" w:cs="Arial"/>
+                      <w:i w:val="false"/>
+                      <w:b w:val="false"/>
+                      <w:u w:val="none"/>
+                      <w:strike w:val="false"/>
+                      <w:sz w:val="22"/>
+                      <w:szCs w:val="22"/>
+                      <w:color w:val="000000"/>
+                    </w:rPr>
+                  </w:pPr>
+                  <w:r xmlns:w="http://schemas.openxmlformats.org/wordprocessingml/2006/main" xmlns:wp="http://schemas.openxmlformats.org/drawingml/2006/wordprocessingDrawing" xmlns:r="http://schemas.openxmlformats.org/officeDocument/2006/relationships" xmlns:w14="http://schemas.microsoft.com/office/word/2010/wordml">
+                    <w:rPr>
+                      <w:rFonts w:ascii="Arial" w:hAnsi="Arial" w:eastAsia="Arial" w:cs="Arial"/>
+                      <w:i w:val="false"/>
+                      <w:b w:val="false"/>
+                      <w:u w:val="none"/>
+                      <w:strike w:val="false"/>
+                      <w:sz w:val="22"/>
+                      <w:szCs w:val="22"/>
+                      <w:color w:val="000000"/>
+                    </w:rPr>
+                    <w:t xml:space="preserve">7.70 (1.29)</w:t>
+                  </w:r>
+                </w:p>
+              </w:tc>
+            </w:tr>
+            <w:tr>
+              <w:trPr>
+                <w:trHeight w:val="617" w:hRule="auto"/>
+              </w:trPr>
+              <w:tc>
+                <w:tcPr>
+                  <w:tcBorders>
+                    <w:bottom w:val="single" w:sz="6" w:space="0" w:color="666666"/>
+                    <w:top w:val="single" w:sz="6" w:space="0" w:color="666666"/>
+                    <w:left w:val="none" w:sz="0" w:space="0" w:color="000000"/>
+                    <w:right w:val="none" w:sz="0" w:space="0" w:color="000000"/>
+                  </w:tcBorders>
+                  <w:shd w:val="clear" w:color="auto" w:fill="FFFFFF"/>
+                  <w:tcMar>
+                    <w:top w:w="0" w:type="dxa"/>
+                    <w:bottom w:w="0" w:type="dxa"/>
+                    <w:left w:w="0" w:type="dxa"/>
+                    <w:right w:w="0" w:type="dxa"/>
+                  </w:tcMar>
+                  <w:vAlign w:val="center"/>
+                </w:tcPr>
+                <w:p>
+                  <w:pPr>
+                    <w:jc w:val="left"/>
+                    <w:pBdr>
+                      <w:bottom w:val="none" w:sz="0" w:space="0" w:color="000000"/>
+                      <w:top w:val="none" w:sz="0" w:space="0" w:color="000000"/>
+                      <w:left w:val="none" w:sz="0" w:space="0" w:color="000000"/>
+                      <w:right w:val="none" w:sz="0" w:space="0" w:color="000000"/>
+                    </w:pBdr>
+                    <w:spacing w:after="100" w:before="100" w:line="240"/>
+                    <w:ind w:left="100" w:right="100" w:firstLine="0" w:firstLineChars="0"/>
+                    <w:rPr>
+                      <w:rFonts w:ascii="Arial" w:hAnsi="Arial" w:eastAsia="Arial" w:cs="Arial"/>
+                      <w:i w:val="false"/>
+                      <w:b w:val="false"/>
+                      <w:u w:val="none"/>
+                      <w:strike w:val="false"/>
+                      <w:sz w:val="22"/>
+                      <w:szCs w:val="22"/>
+                      <w:color w:val="000000"/>
+                    </w:rPr>
+                  </w:pPr>
+                  <w:r xmlns:w="http://schemas.openxmlformats.org/wordprocessingml/2006/main" xmlns:wp="http://schemas.openxmlformats.org/drawingml/2006/wordprocessingDrawing" xmlns:r="http://schemas.openxmlformats.org/officeDocument/2006/relationships" xmlns:w14="http://schemas.microsoft.com/office/word/2010/wordml">
+                    <w:rPr>
+                      <w:rFonts w:ascii="Arial" w:hAnsi="Arial" w:eastAsia="Arial" w:cs="Arial"/>
+                      <w:i w:val="false"/>
+                      <w:b w:val="false"/>
+                      <w:u w:val="none"/>
+                      <w:strike w:val="false"/>
+                      <w:sz w:val="22"/>
+                      <w:szCs w:val="22"/>
+                      <w:color w:val="000000"/>
+                    </w:rPr>
+                    <w:t xml:space="preserve">Laktat (mmol</w:t>
+                  </w:r>
+                  <w:r xmlns:w="http://schemas.openxmlformats.org/wordprocessingml/2006/main" xmlns:wp="http://schemas.openxmlformats.org/drawingml/2006/wordprocessingDrawing" xmlns:r="http://schemas.openxmlformats.org/officeDocument/2006/relationships" xmlns:w14="http://schemas.microsoft.com/office/word/2010/wordml">
+                    <w:rPr>
+                      <w:rFonts w:ascii="Arial" w:hAnsi="Arial" w:eastAsia="Arial" w:cs="Arial"/>
+                      <w:i w:val="false"/>
+                      <w:b w:val="false"/>
+                      <w:u w:val="none"/>
+                      <w:strike w:val="false"/>
+                      <w:sz w:val="22"/>
+                      <w:szCs w:val="22"/>
+                      <w:color w:val="000000"/>
+                    </w:rPr>
+                    <w:t xml:space="preserve">·</w:t>
+                  </w:r>
+                  <w:r xmlns:w="http://schemas.openxmlformats.org/wordprocessingml/2006/main" xmlns:wp="http://schemas.openxmlformats.org/drawingml/2006/wordprocessingDrawing" xmlns:r="http://schemas.openxmlformats.org/officeDocument/2006/relationships" xmlns:w14="http://schemas.microsoft.com/office/word/2010/wordml">
+                    <w:rPr>
+                      <w:rFonts w:ascii="Arial" w:hAnsi="Arial" w:eastAsia="Arial" w:cs="Arial"/>
+                      <w:i w:val="false"/>
+                      <w:b w:val="false"/>
+                      <w:u w:val="none"/>
+                      <w:strike w:val="false"/>
+                      <w:sz w:val="22"/>
+                      <w:szCs w:val="22"/>
+                      <w:color w:val="000000"/>
+                    </w:rPr>
+                    <w:t xml:space="preserve">L</w:t>
+                  </w:r>
+                  <w:r xmlns:w="http://schemas.openxmlformats.org/wordprocessingml/2006/main" xmlns:wp="http://schemas.openxmlformats.org/drawingml/2006/wordprocessingDrawing" xmlns:r="http://schemas.openxmlformats.org/officeDocument/2006/relationships" xmlns:w14="http://schemas.microsoft.com/office/word/2010/wordml">
+                    <w:rPr>
+                      <w:rFonts w:ascii="Arial" w:hAnsi="Arial" w:eastAsia="Arial" w:cs="Arial"/>
+                      <w:i w:val="false"/>
+                      <w:b w:val="false"/>
+                      <w:u w:val="none"/>
+                      <w:strike w:val="false"/>
+                      <w:vertAlign w:val="superscript"/>
+                      <w:sz w:val="22"/>
+                      <w:szCs w:val="22"/>
+                      <w:color w:val="000000"/>
+                    </w:rPr>
+                    <w:t xml:space="preserve">-1</w:t>
+                  </w:r>
+                  <w:r xmlns:w="http://schemas.openxmlformats.org/wordprocessingml/2006/main" xmlns:wp="http://schemas.openxmlformats.org/drawingml/2006/wordprocessingDrawing" xmlns:r="http://schemas.openxmlformats.org/officeDocument/2006/relationships" xmlns:w14="http://schemas.microsoft.com/office/word/2010/wordml">
+                    <w:rPr>
+                      <w:rFonts w:ascii="Arial" w:hAnsi="Arial" w:eastAsia="Arial" w:cs="Arial"/>
+                      <w:i w:val="false"/>
+                      <w:b w:val="false"/>
+                      <w:u w:val="none"/>
+                      <w:strike w:val="false"/>
+                      <w:sz w:val="22"/>
+                      <w:szCs w:val="22"/>
+                      <w:color w:val="000000"/>
+                    </w:rPr>
+                    <w:t xml:space="preserve">) - </w:t>
+                  </w:r>
+                  <w:r xmlns:w="http://schemas.openxmlformats.org/wordprocessingml/2006/main" xmlns:wp="http://schemas.openxmlformats.org/drawingml/2006/wordprocessingDrawing" xmlns:r="http://schemas.openxmlformats.org/officeDocument/2006/relationships" xmlns:w14="http://schemas.microsoft.com/office/word/2010/wordml">
+                    <w:rPr>
+                      <w:rFonts w:ascii="Arial" w:hAnsi="Arial" w:eastAsia="Arial" w:cs="Arial"/>
+                      <w:i w:val="false"/>
+                      <w:b w:val="false"/>
+                      <w:u w:val="none"/>
+                      <w:strike w:val="false"/>
+                      <w:sz w:val="22"/>
+                      <w:szCs w:val="22"/>
+                      <w:color w:val="000000"/>
+                    </w:rPr>
+                    <w:t xml:space="preserve">Post</w:t>
+                  </w:r>
+                </w:p>
+              </w:tc>
+              <w:tc>
+                <w:tcPr>
+                  <w:tcBorders>
+                    <w:bottom w:val="single" w:sz="6" w:space="0" w:color="666666"/>
+                    <w:top w:val="single" w:sz="6" w:space="0" w:color="666666"/>
+                    <w:left w:val="none" w:sz="0" w:space="0" w:color="000000"/>
+                    <w:right w:val="none" w:sz="0" w:space="0" w:color="000000"/>
+                  </w:tcBorders>
+                  <w:shd w:val="clear" w:color="auto" w:fill="FFFFFF"/>
+                  <w:tcMar>
+                    <w:top w:w="0" w:type="dxa"/>
+                    <w:bottom w:w="0" w:type="dxa"/>
+                    <w:left w:w="0" w:type="dxa"/>
+                    <w:right w:w="0" w:type="dxa"/>
+                  </w:tcMar>
+                  <w:vAlign w:val="center"/>
+                </w:tcPr>
+                <w:p>
+                  <w:pPr>
+                    <w:jc w:val="center"/>
+                    <w:pBdr>
+                      <w:bottom w:val="none" w:sz="0" w:space="0" w:color="000000"/>
+                      <w:top w:val="none" w:sz="0" w:space="0" w:color="000000"/>
+                      <w:left w:val="none" w:sz="0" w:space="0" w:color="000000"/>
+                      <w:right w:val="none" w:sz="0" w:space="0" w:color="000000"/>
+                    </w:pBdr>
+                    <w:spacing w:after="100" w:before="100" w:line="240"/>
+                    <w:ind w:left="100" w:right="100" w:firstLine="0" w:firstLineChars="0"/>
+                    <w:rPr>
+                      <w:rFonts w:ascii="Arial" w:hAnsi="Arial" w:eastAsia="Arial" w:cs="Arial"/>
+                      <w:i w:val="false"/>
+                      <w:b w:val="false"/>
+                      <w:u w:val="none"/>
+                      <w:strike w:val="false"/>
+                      <w:sz w:val="22"/>
+                      <w:szCs w:val="22"/>
+                      <w:color w:val="000000"/>
+                    </w:rPr>
+                  </w:pPr>
+                  <w:r xmlns:w="http://schemas.openxmlformats.org/wordprocessingml/2006/main" xmlns:wp="http://schemas.openxmlformats.org/drawingml/2006/wordprocessingDrawing" xmlns:r="http://schemas.openxmlformats.org/officeDocument/2006/relationships" xmlns:w14="http://schemas.microsoft.com/office/word/2010/wordml">
+                    <w:rPr>
+                      <w:rFonts w:ascii="Arial" w:hAnsi="Arial" w:eastAsia="Arial" w:cs="Arial"/>
+                      <w:i w:val="false"/>
+                      <w:b w:val="false"/>
+                      <w:u w:val="none"/>
+                      <w:strike w:val="false"/>
+                      <w:sz w:val="22"/>
+                      <w:szCs w:val="22"/>
+                      <w:color w:val="000000"/>
+                    </w:rPr>
+                    <w:t xml:space="preserve">10.15 (1.85)</w:t>
+                  </w:r>
+                </w:p>
+              </w:tc>
+              <w:tc>
+                <w:tcPr>
+                  <w:tcBorders>
+                    <w:bottom w:val="single" w:sz="6" w:space="0" w:color="666666"/>
+                    <w:top w:val="single" w:sz="6" w:space="0" w:color="666666"/>
+                    <w:left w:val="none" w:sz="0" w:space="0" w:color="000000"/>
+                    <w:right w:val="none" w:sz="0" w:space="0" w:color="000000"/>
+                  </w:tcBorders>
+                  <w:shd w:val="clear" w:color="auto" w:fill="FFFFFF"/>
+                  <w:tcMar>
+                    <w:top w:w="0" w:type="dxa"/>
+                    <w:bottom w:w="0" w:type="dxa"/>
+                    <w:left w:w="0" w:type="dxa"/>
+                    <w:right w:w="0" w:type="dxa"/>
+                  </w:tcMar>
+                  <w:vAlign w:val="center"/>
+                </w:tcPr>
+                <w:p>
+                  <w:pPr>
+                    <w:jc w:val="center"/>
+                    <w:pBdr>
+                      <w:bottom w:val="none" w:sz="0" w:space="0" w:color="000000"/>
+                      <w:top w:val="none" w:sz="0" w:space="0" w:color="000000"/>
+                      <w:left w:val="none" w:sz="0" w:space="0" w:color="000000"/>
+                      <w:right w:val="none" w:sz="0" w:space="0" w:color="000000"/>
+                    </w:pBdr>
+                    <w:spacing w:after="100" w:before="100" w:line="240"/>
+                    <w:ind w:left="100" w:right="100" w:firstLine="0" w:firstLineChars="0"/>
+                    <w:rPr>
+                      <w:rFonts w:ascii="Arial" w:hAnsi="Arial" w:eastAsia="Arial" w:cs="Arial"/>
+                      <w:i w:val="false"/>
+                      <w:b w:val="false"/>
+                      <w:u w:val="none"/>
+                      <w:strike w:val="false"/>
+                      <w:sz w:val="22"/>
+                      <w:szCs w:val="22"/>
+                      <w:color w:val="000000"/>
+                    </w:rPr>
+                  </w:pPr>
+                  <w:r xmlns:w="http://schemas.openxmlformats.org/wordprocessingml/2006/main" xmlns:wp="http://schemas.openxmlformats.org/drawingml/2006/wordprocessingDrawing" xmlns:r="http://schemas.openxmlformats.org/officeDocument/2006/relationships" xmlns:w14="http://schemas.microsoft.com/office/word/2010/wordml">
+                    <w:rPr>
+                      <w:rFonts w:ascii="Arial" w:hAnsi="Arial" w:eastAsia="Arial" w:cs="Arial"/>
+                      <w:i w:val="false"/>
+                      <w:b w:val="false"/>
+                      <w:u w:val="none"/>
+                      <w:strike w:val="false"/>
+                      <w:sz w:val="22"/>
+                      <w:szCs w:val="22"/>
+                      <w:color w:val="000000"/>
+                    </w:rPr>
+                    <w:t xml:space="preserve">14.52 (2.44)</w:t>
+                  </w:r>
+                </w:p>
+              </w:tc>
+              <w:tc>
+                <w:tcPr>
+                  <w:tcBorders>
+                    <w:bottom w:val="single" w:sz="6" w:space="0" w:color="666666"/>
+                    <w:top w:val="single" w:sz="6" w:space="0" w:color="666666"/>
+                    <w:left w:val="none" w:sz="0" w:space="0" w:color="000000"/>
+                    <w:right w:val="none" w:sz="0" w:space="0" w:color="000000"/>
+                  </w:tcBorders>
+                  <w:shd w:val="clear" w:color="auto" w:fill="FFFFFF"/>
+                  <w:tcMar>
+                    <w:top w:w="0" w:type="dxa"/>
+                    <w:bottom w:w="0" w:type="dxa"/>
+                    <w:left w:w="0" w:type="dxa"/>
+                    <w:right w:w="0" w:type="dxa"/>
+                  </w:tcMar>
+                  <w:vAlign w:val="center"/>
+                </w:tcPr>
+                <w:p>
+                  <w:pPr>
+                    <w:jc w:val="center"/>
+                    <w:pBdr>
+                      <w:bottom w:val="none" w:sz="0" w:space="0" w:color="000000"/>
+                      <w:top w:val="none" w:sz="0" w:space="0" w:color="000000"/>
+                      <w:left w:val="none" w:sz="0" w:space="0" w:color="000000"/>
+                      <w:right w:val="none" w:sz="0" w:space="0" w:color="000000"/>
+                    </w:pBdr>
+                    <w:spacing w:after="100" w:before="100" w:line="240"/>
+                    <w:ind w:left="100" w:right="100" w:firstLine="0" w:firstLineChars="0"/>
+                    <w:rPr>
+                      <w:rFonts w:ascii="Arial" w:hAnsi="Arial" w:eastAsia="Arial" w:cs="Arial"/>
+                      <w:i w:val="false"/>
+                      <w:b w:val="false"/>
+                      <w:u w:val="none"/>
+                      <w:strike w:val="false"/>
+                      <w:sz w:val="22"/>
+                      <w:szCs w:val="22"/>
+                      <w:color w:val="000000"/>
+                    </w:rPr>
+                  </w:pPr>
+                  <w:r xmlns:w="http://schemas.openxmlformats.org/wordprocessingml/2006/main" xmlns:wp="http://schemas.openxmlformats.org/drawingml/2006/wordprocessingDrawing" xmlns:r="http://schemas.openxmlformats.org/officeDocument/2006/relationships" xmlns:w14="http://schemas.microsoft.com/office/word/2010/wordml">
+                    <w:rPr>
+                      <w:rFonts w:ascii="Arial" w:hAnsi="Arial" w:eastAsia="Arial" w:cs="Arial"/>
+                      <w:i w:val="false"/>
+                      <w:b w:val="false"/>
+                      <w:u w:val="none"/>
+                      <w:strike w:val="false"/>
+                      <w:sz w:val="22"/>
+                      <w:szCs w:val="22"/>
+                      <w:color w:val="000000"/>
+                    </w:rPr>
+                    <w:t xml:space="preserve">10.86 (1.83)</w:t>
+                  </w:r>
+                </w:p>
+              </w:tc>
+            </w:tr>
+            <w:tr>
+              <w:trPr>
+                <w:trHeight w:val="617" w:hRule="auto"/>
+              </w:trPr>
+              <w:tc>
+                <w:tcPr>
+                  <w:tcBorders>
+                    <w:bottom w:val="single" w:sz="6" w:space="0" w:color="666666"/>
+                    <w:top w:val="single" w:sz="6" w:space="0" w:color="666666"/>
+                    <w:left w:val="none" w:sz="0" w:space="0" w:color="000000"/>
+                    <w:right w:val="none" w:sz="0" w:space="0" w:color="000000"/>
+                  </w:tcBorders>
+                  <w:shd w:val="clear" w:color="auto" w:fill="FFFFFF"/>
+                  <w:tcMar>
+                    <w:top w:w="0" w:type="dxa"/>
+                    <w:bottom w:w="0" w:type="dxa"/>
+                    <w:left w:w="0" w:type="dxa"/>
+                    <w:right w:w="0" w:type="dxa"/>
+                  </w:tcMar>
+                  <w:vAlign w:val="center"/>
+                </w:tcPr>
+                <w:p>
+                  <w:pPr>
+                    <w:jc w:val="left"/>
+                    <w:pBdr>
+                      <w:bottom w:val="none" w:sz="0" w:space="0" w:color="000000"/>
+                      <w:top w:val="none" w:sz="0" w:space="0" w:color="000000"/>
+                      <w:left w:val="none" w:sz="0" w:space="0" w:color="000000"/>
+                      <w:right w:val="none" w:sz="0" w:space="0" w:color="000000"/>
+                    </w:pBdr>
+                    <w:spacing w:after="100" w:before="100" w:line="240"/>
+                    <w:ind w:left="100" w:right="100" w:firstLine="0" w:firstLineChars="0"/>
+                    <w:rPr>
+                      <w:rFonts w:ascii="Arial" w:hAnsi="Arial" w:eastAsia="Arial" w:cs="Arial"/>
+                      <w:i w:val="false"/>
+                      <w:b w:val="false"/>
+                      <w:u w:val="none"/>
+                      <w:strike w:val="false"/>
+                      <w:sz w:val="22"/>
+                      <w:szCs w:val="22"/>
+                      <w:color w:val="000000"/>
+                    </w:rPr>
+                  </w:pPr>
+                  <w:r xmlns:w="http://schemas.openxmlformats.org/wordprocessingml/2006/main" xmlns:wp="http://schemas.openxmlformats.org/drawingml/2006/wordprocessingDrawing" xmlns:r="http://schemas.openxmlformats.org/officeDocument/2006/relationships" xmlns:w14="http://schemas.microsoft.com/office/word/2010/wordml">
+                    <w:rPr>
+                      <w:rFonts w:ascii="Arial" w:hAnsi="Arial" w:eastAsia="Arial" w:cs="Arial"/>
+                      <w:i w:val="false"/>
+                      <w:b w:val="false"/>
+                      <w:u w:val="none"/>
+                      <w:strike w:val="false"/>
+                      <w:sz w:val="22"/>
+                      <w:szCs w:val="22"/>
+                      <w:color w:val="000000"/>
+                    </w:rPr>
+                    <w:t xml:space="preserve">pH - </w:t>
+                  </w:r>
+                  <w:r xmlns:w="http://schemas.openxmlformats.org/wordprocessingml/2006/main" xmlns:wp="http://schemas.openxmlformats.org/drawingml/2006/wordprocessingDrawing" xmlns:r="http://schemas.openxmlformats.org/officeDocument/2006/relationships" xmlns:w14="http://schemas.microsoft.com/office/word/2010/wordml">
+                    <w:rPr>
+                      <w:rFonts w:ascii="Arial" w:hAnsi="Arial" w:eastAsia="Arial" w:cs="Arial"/>
+                      <w:i w:val="false"/>
+                      <w:b w:val="false"/>
+                      <w:u w:val="none"/>
+                      <w:strike w:val="false"/>
+                      <w:sz w:val="22"/>
+                      <w:szCs w:val="22"/>
+                      <w:color w:val="000000"/>
+                    </w:rPr>
+                    <w:t xml:space="preserve">Baseline</w:t>
+                  </w:r>
+                </w:p>
+              </w:tc>
+              <w:tc>
+                <w:tcPr>
+                  <w:tcBorders>
+                    <w:bottom w:val="single" w:sz="6" w:space="0" w:color="666666"/>
+                    <w:top w:val="single" w:sz="6" w:space="0" w:color="666666"/>
+                    <w:left w:val="none" w:sz="0" w:space="0" w:color="000000"/>
+                    <w:right w:val="none" w:sz="0" w:space="0" w:color="000000"/>
+                  </w:tcBorders>
+                  <w:shd w:val="clear" w:color="auto" w:fill="FFFFFF"/>
+                  <w:tcMar>
+                    <w:top w:w="0" w:type="dxa"/>
+                    <w:bottom w:w="0" w:type="dxa"/>
+                    <w:left w:w="0" w:type="dxa"/>
+                    <w:right w:w="0" w:type="dxa"/>
+                  </w:tcMar>
+                  <w:vAlign w:val="center"/>
+                </w:tcPr>
+                <w:p>
+                  <w:pPr>
+                    <w:jc w:val="center"/>
+                    <w:pBdr>
+                      <w:bottom w:val="none" w:sz="0" w:space="0" w:color="000000"/>
+                      <w:top w:val="none" w:sz="0" w:space="0" w:color="000000"/>
+                      <w:left w:val="none" w:sz="0" w:space="0" w:color="000000"/>
+                      <w:right w:val="none" w:sz="0" w:space="0" w:color="000000"/>
+                    </w:pBdr>
+                    <w:spacing w:after="100" w:before="100" w:line="240"/>
+                    <w:ind w:left="100" w:right="100" w:firstLine="0" w:firstLineChars="0"/>
+                    <w:rPr>
+                      <w:rFonts w:ascii="Arial" w:hAnsi="Arial" w:eastAsia="Arial" w:cs="Arial"/>
+                      <w:i w:val="false"/>
+                      <w:b w:val="false"/>
+                      <w:u w:val="none"/>
+                      <w:strike w:val="false"/>
+                      <w:sz w:val="22"/>
+                      <w:szCs w:val="22"/>
+                      <w:color w:val="000000"/>
+                    </w:rPr>
+                  </w:pPr>
+                  <w:r xmlns:w="http://schemas.openxmlformats.org/wordprocessingml/2006/main" xmlns:wp="http://schemas.openxmlformats.org/drawingml/2006/wordprocessingDrawing" xmlns:r="http://schemas.openxmlformats.org/officeDocument/2006/relationships" xmlns:w14="http://schemas.microsoft.com/office/word/2010/wordml">
+                    <w:rPr>
+                      <w:rFonts w:ascii="Arial" w:hAnsi="Arial" w:eastAsia="Arial" w:cs="Arial"/>
+                      <w:i w:val="false"/>
+                      <w:b w:val="false"/>
+                      <w:u w:val="none"/>
+                      <w:strike w:val="false"/>
+                      <w:sz w:val="22"/>
+                      <w:szCs w:val="22"/>
+                      <w:color w:val="000000"/>
+                    </w:rPr>
+                    <w:t xml:space="preserve">7.402 (0.015)</w:t>
+                  </w:r>
+                </w:p>
+              </w:tc>
+              <w:tc>
+                <w:tcPr>
+                  <w:tcBorders>
+                    <w:bottom w:val="single" w:sz="6" w:space="0" w:color="666666"/>
+                    <w:top w:val="single" w:sz="6" w:space="0" w:color="666666"/>
+                    <w:left w:val="none" w:sz="0" w:space="0" w:color="000000"/>
+                    <w:right w:val="none" w:sz="0" w:space="0" w:color="000000"/>
+                  </w:tcBorders>
+                  <w:shd w:val="clear" w:color="auto" w:fill="FFFFFF"/>
+                  <w:tcMar>
+                    <w:top w:w="0" w:type="dxa"/>
+                    <w:bottom w:w="0" w:type="dxa"/>
+                    <w:left w:w="0" w:type="dxa"/>
+                    <w:right w:w="0" w:type="dxa"/>
+                  </w:tcMar>
+                  <w:vAlign w:val="center"/>
+                </w:tcPr>
+                <w:p>
+                  <w:pPr>
+                    <w:jc w:val="center"/>
+                    <w:pBdr>
+                      <w:bottom w:val="none" w:sz="0" w:space="0" w:color="000000"/>
+                      <w:top w:val="none" w:sz="0" w:space="0" w:color="000000"/>
+                      <w:left w:val="none" w:sz="0" w:space="0" w:color="000000"/>
+                      <w:right w:val="none" w:sz="0" w:space="0" w:color="000000"/>
+                    </w:pBdr>
+                    <w:spacing w:after="100" w:before="100" w:line="240"/>
+                    <w:ind w:left="100" w:right="100" w:firstLine="0" w:firstLineChars="0"/>
+                    <w:rPr>
+                      <w:rFonts w:ascii="Arial" w:hAnsi="Arial" w:eastAsia="Arial" w:cs="Arial"/>
+                      <w:i w:val="false"/>
+                      <w:b w:val="false"/>
+                      <w:u w:val="none"/>
+                      <w:strike w:val="false"/>
+                      <w:sz w:val="22"/>
+                      <w:szCs w:val="22"/>
+                      <w:color w:val="000000"/>
+                    </w:rPr>
+                  </w:pPr>
+                  <w:r xmlns:w="http://schemas.openxmlformats.org/wordprocessingml/2006/main" xmlns:wp="http://schemas.openxmlformats.org/drawingml/2006/wordprocessingDrawing" xmlns:r="http://schemas.openxmlformats.org/officeDocument/2006/relationships" xmlns:w14="http://schemas.microsoft.com/office/word/2010/wordml">
+                    <w:rPr>
+                      <w:rFonts w:ascii="Arial" w:hAnsi="Arial" w:eastAsia="Arial" w:cs="Arial"/>
+                      <w:i w:val="false"/>
+                      <w:b w:val="false"/>
+                      <w:u w:val="none"/>
+                      <w:strike w:val="false"/>
+                      <w:sz w:val="22"/>
+                      <w:szCs w:val="22"/>
+                      <w:color w:val="000000"/>
+                    </w:rPr>
+                    <w:t xml:space="preserve">7.464 (0.031)</w:t>
+                  </w:r>
+                </w:p>
+              </w:tc>
+              <w:tc>
+                <w:tcPr>
+                  <w:tcBorders>
+                    <w:bottom w:val="single" w:sz="6" w:space="0" w:color="666666"/>
+                    <w:top w:val="single" w:sz="6" w:space="0" w:color="666666"/>
+                    <w:left w:val="none" w:sz="0" w:space="0" w:color="000000"/>
+                    <w:right w:val="none" w:sz="0" w:space="0" w:color="000000"/>
+                  </w:tcBorders>
+                  <w:shd w:val="clear" w:color="auto" w:fill="FFFFFF"/>
+                  <w:tcMar>
+                    <w:top w:w="0" w:type="dxa"/>
+                    <w:bottom w:w="0" w:type="dxa"/>
+                    <w:left w:w="0" w:type="dxa"/>
+                    <w:right w:w="0" w:type="dxa"/>
+                  </w:tcMar>
+                  <w:vAlign w:val="center"/>
+                </w:tcPr>
+                <w:p>
+                  <w:pPr>
+                    <w:jc w:val="center"/>
+                    <w:pBdr>
+                      <w:bottom w:val="none" w:sz="0" w:space="0" w:color="000000"/>
+                      <w:top w:val="none" w:sz="0" w:space="0" w:color="000000"/>
+                      <w:left w:val="none" w:sz="0" w:space="0" w:color="000000"/>
+                      <w:right w:val="none" w:sz="0" w:space="0" w:color="000000"/>
+                    </w:pBdr>
+                    <w:spacing w:after="100" w:before="100" w:line="240"/>
+                    <w:ind w:left="100" w:right="100" w:firstLine="0" w:firstLineChars="0"/>
+                    <w:rPr>
+                      <w:rFonts w:ascii="Arial" w:hAnsi="Arial" w:eastAsia="Arial" w:cs="Arial"/>
+                      <w:i w:val="false"/>
+                      <w:b w:val="false"/>
+                      <w:u w:val="none"/>
+                      <w:strike w:val="false"/>
+                      <w:sz w:val="22"/>
+                      <w:szCs w:val="22"/>
+                      <w:color w:val="000000"/>
+                    </w:rPr>
+                  </w:pPr>
+                  <w:r xmlns:w="http://schemas.openxmlformats.org/wordprocessingml/2006/main" xmlns:wp="http://schemas.openxmlformats.org/drawingml/2006/wordprocessingDrawing" xmlns:r="http://schemas.openxmlformats.org/officeDocument/2006/relationships" xmlns:w14="http://schemas.microsoft.com/office/word/2010/wordml">
+                    <w:rPr>
+                      <w:rFonts w:ascii="Arial" w:hAnsi="Arial" w:eastAsia="Arial" w:cs="Arial"/>
+                      <w:i w:val="false"/>
+                      <w:b w:val="false"/>
+                      <w:u w:val="none"/>
+                      <w:strike w:val="false"/>
+                      <w:sz w:val="22"/>
+                      <w:szCs w:val="22"/>
+                      <w:color w:val="000000"/>
+                    </w:rPr>
+                    <w:t xml:space="preserve">7.404 (0.015)</w:t>
+                  </w:r>
+                </w:p>
+              </w:tc>
+            </w:tr>
+            <w:tr>
+              <w:trPr>
+                <w:trHeight w:val="617" w:hRule="auto"/>
+              </w:trPr>
+              <w:tc>
+                <w:tcPr>
+                  <w:tcBorders>
+                    <w:bottom w:val="single" w:sz="6" w:space="0" w:color="666666"/>
+                    <w:top w:val="single" w:sz="6" w:space="0" w:color="666666"/>
+                    <w:left w:val="none" w:sz="0" w:space="0" w:color="000000"/>
+                    <w:right w:val="none" w:sz="0" w:space="0" w:color="000000"/>
+                  </w:tcBorders>
+                  <w:shd w:val="clear" w:color="auto" w:fill="FFFFFF"/>
+                  <w:tcMar>
+                    <w:top w:w="0" w:type="dxa"/>
+                    <w:bottom w:w="0" w:type="dxa"/>
+                    <w:left w:w="0" w:type="dxa"/>
+                    <w:right w:w="0" w:type="dxa"/>
+                  </w:tcMar>
+                  <w:vAlign w:val="center"/>
+                </w:tcPr>
+                <w:p>
+                  <w:pPr>
+                    <w:jc w:val="left"/>
+                    <w:pBdr>
+                      <w:bottom w:val="none" w:sz="0" w:space="0" w:color="000000"/>
+                      <w:top w:val="none" w:sz="0" w:space="0" w:color="000000"/>
+                      <w:left w:val="none" w:sz="0" w:space="0" w:color="000000"/>
+                      <w:right w:val="none" w:sz="0" w:space="0" w:color="000000"/>
+                    </w:pBdr>
+                    <w:spacing w:after="100" w:before="100" w:line="240"/>
+                    <w:ind w:left="100" w:right="100" w:firstLine="0" w:firstLineChars="0"/>
+                    <w:rPr>
+                      <w:rFonts w:ascii="Arial" w:hAnsi="Arial" w:eastAsia="Arial" w:cs="Arial"/>
+                      <w:i w:val="false"/>
+                      <w:b w:val="false"/>
+                      <w:u w:val="none"/>
+                      <w:strike w:val="false"/>
+                      <w:sz w:val="22"/>
+                      <w:szCs w:val="22"/>
+                      <w:color w:val="000000"/>
+                    </w:rPr>
+                  </w:pPr>
+                  <w:r xmlns:w="http://schemas.openxmlformats.org/wordprocessingml/2006/main" xmlns:wp="http://schemas.openxmlformats.org/drawingml/2006/wordprocessingDrawing" xmlns:r="http://schemas.openxmlformats.org/officeDocument/2006/relationships" xmlns:w14="http://schemas.microsoft.com/office/word/2010/wordml">
+                    <w:rPr>
+                      <w:rFonts w:ascii="Arial" w:hAnsi="Arial" w:eastAsia="Arial" w:cs="Arial"/>
+                      <w:i w:val="false"/>
+                      <w:b w:val="false"/>
+                      <w:u w:val="none"/>
+                      <w:strike w:val="false"/>
+                      <w:sz w:val="22"/>
+                      <w:szCs w:val="22"/>
+                      <w:color w:val="000000"/>
+                    </w:rPr>
+                    <w:t xml:space="preserve">pH - </w:t>
+                  </w:r>
+                  <w:r xmlns:w="http://schemas.openxmlformats.org/wordprocessingml/2006/main" xmlns:wp="http://schemas.openxmlformats.org/drawingml/2006/wordprocessingDrawing" xmlns:r="http://schemas.openxmlformats.org/officeDocument/2006/relationships" xmlns:w14="http://schemas.microsoft.com/office/word/2010/wordml">
+                    <w:rPr>
+                      <w:rFonts w:ascii="Arial" w:hAnsi="Arial" w:eastAsia="Arial" w:cs="Arial"/>
+                      <w:i w:val="false"/>
+                      <w:b w:val="false"/>
+                      <w:u w:val="none"/>
+                      <w:strike w:val="false"/>
+                      <w:sz w:val="22"/>
+                      <w:szCs w:val="22"/>
+                      <w:color w:val="000000"/>
+                    </w:rPr>
+                    <w:t xml:space="preserve">Pre</w:t>
+                  </w:r>
+                </w:p>
+              </w:tc>
+              <w:tc>
+                <w:tcPr>
+                  <w:tcBorders>
+                    <w:bottom w:val="single" w:sz="6" w:space="0" w:color="666666"/>
+                    <w:top w:val="single" w:sz="6" w:space="0" w:color="666666"/>
+                    <w:left w:val="none" w:sz="0" w:space="0" w:color="000000"/>
+                    <w:right w:val="none" w:sz="0" w:space="0" w:color="000000"/>
+                  </w:tcBorders>
+                  <w:shd w:val="clear" w:color="auto" w:fill="FFFFFF"/>
+                  <w:tcMar>
+                    <w:top w:w="0" w:type="dxa"/>
+                    <w:bottom w:w="0" w:type="dxa"/>
+                    <w:left w:w="0" w:type="dxa"/>
+                    <w:right w:w="0" w:type="dxa"/>
+                  </w:tcMar>
+                  <w:vAlign w:val="center"/>
+                </w:tcPr>
+                <w:p>
+                  <w:pPr>
+                    <w:jc w:val="center"/>
+                    <w:pBdr>
+                      <w:bottom w:val="none" w:sz="0" w:space="0" w:color="000000"/>
+                      <w:top w:val="none" w:sz="0" w:space="0" w:color="000000"/>
+                      <w:left w:val="none" w:sz="0" w:space="0" w:color="000000"/>
+                      <w:right w:val="none" w:sz="0" w:space="0" w:color="000000"/>
+                    </w:pBdr>
+                    <w:spacing w:after="100" w:before="100" w:line="240"/>
+                    <w:ind w:left="100" w:right="100" w:firstLine="0" w:firstLineChars="0"/>
+                    <w:rPr>
+                      <w:rFonts w:ascii="Arial" w:hAnsi="Arial" w:eastAsia="Arial" w:cs="Arial"/>
+                      <w:i w:val="false"/>
+                      <w:b w:val="false"/>
+                      <w:u w:val="none"/>
+                      <w:strike w:val="false"/>
+                      <w:sz w:val="22"/>
+                      <w:szCs w:val="22"/>
+                      <w:color w:val="000000"/>
+                    </w:rPr>
+                  </w:pPr>
+                  <w:r xmlns:w="http://schemas.openxmlformats.org/wordprocessingml/2006/main" xmlns:wp="http://schemas.openxmlformats.org/drawingml/2006/wordprocessingDrawing" xmlns:r="http://schemas.openxmlformats.org/officeDocument/2006/relationships" xmlns:w14="http://schemas.microsoft.com/office/word/2010/wordml">
+                    <w:rPr>
+                      <w:rFonts w:ascii="Arial" w:hAnsi="Arial" w:eastAsia="Arial" w:cs="Arial"/>
+                      <w:i w:val="false"/>
+                      <w:b w:val="false"/>
+                      <w:u w:val="none"/>
+                      <w:strike w:val="false"/>
+                      <w:sz w:val="22"/>
+                      <w:szCs w:val="22"/>
+                      <w:color w:val="000000"/>
+                    </w:rPr>
+                    <w:t xml:space="preserve">7.389 (0.020)</w:t>
+                  </w:r>
+                </w:p>
+              </w:tc>
+              <w:tc>
+                <w:tcPr>
+                  <w:tcBorders>
+                    <w:bottom w:val="single" w:sz="6" w:space="0" w:color="666666"/>
+                    <w:top w:val="single" w:sz="6" w:space="0" w:color="666666"/>
+                    <w:left w:val="none" w:sz="0" w:space="0" w:color="000000"/>
+                    <w:right w:val="none" w:sz="0" w:space="0" w:color="000000"/>
+                  </w:tcBorders>
+                  <w:shd w:val="clear" w:color="auto" w:fill="FFFFFF"/>
+                  <w:tcMar>
+                    <w:top w:w="0" w:type="dxa"/>
+                    <w:bottom w:w="0" w:type="dxa"/>
+                    <w:left w:w="0" w:type="dxa"/>
+                    <w:right w:w="0" w:type="dxa"/>
+                  </w:tcMar>
+                  <w:vAlign w:val="center"/>
+                </w:tcPr>
+                <w:p>
+                  <w:pPr>
+                    <w:jc w:val="center"/>
+                    <w:pBdr>
+                      <w:bottom w:val="none" w:sz="0" w:space="0" w:color="000000"/>
+                      <w:top w:val="none" w:sz="0" w:space="0" w:color="000000"/>
+                      <w:left w:val="none" w:sz="0" w:space="0" w:color="000000"/>
+                      <w:right w:val="none" w:sz="0" w:space="0" w:color="000000"/>
+                    </w:pBdr>
+                    <w:spacing w:after="100" w:before="100" w:line="240"/>
+                    <w:ind w:left="100" w:right="100" w:firstLine="0" w:firstLineChars="0"/>
+                    <w:rPr>
+                      <w:rFonts w:ascii="Arial" w:hAnsi="Arial" w:eastAsia="Arial" w:cs="Arial"/>
+                      <w:i w:val="false"/>
+                      <w:b w:val="false"/>
+                      <w:u w:val="none"/>
+                      <w:strike w:val="false"/>
+                      <w:sz w:val="22"/>
+                      <w:szCs w:val="22"/>
+                      <w:color w:val="000000"/>
+                    </w:rPr>
+                  </w:pPr>
+                  <w:r xmlns:w="http://schemas.openxmlformats.org/wordprocessingml/2006/main" xmlns:wp="http://schemas.openxmlformats.org/drawingml/2006/wordprocessingDrawing" xmlns:r="http://schemas.openxmlformats.org/officeDocument/2006/relationships" xmlns:w14="http://schemas.microsoft.com/office/word/2010/wordml">
+                    <w:rPr>
+                      <w:rFonts w:ascii="Arial" w:hAnsi="Arial" w:eastAsia="Arial" w:cs="Arial"/>
+                      <w:i w:val="false"/>
+                      <w:b w:val="false"/>
+                      <w:u w:val="none"/>
+                      <w:strike w:val="false"/>
+                      <w:sz w:val="22"/>
+                      <w:szCs w:val="22"/>
+                      <w:color w:val="000000"/>
+                    </w:rPr>
+                    <w:t xml:space="preserve">7.454 (0.025)</w:t>
+                  </w:r>
+                </w:p>
+              </w:tc>
+              <w:tc>
+                <w:tcPr>
+                  <w:tcBorders>
+                    <w:bottom w:val="single" w:sz="6" w:space="0" w:color="666666"/>
+                    <w:top w:val="single" w:sz="6" w:space="0" w:color="666666"/>
+                    <w:left w:val="none" w:sz="0" w:space="0" w:color="000000"/>
+                    <w:right w:val="none" w:sz="0" w:space="0" w:color="000000"/>
+                  </w:tcBorders>
+                  <w:shd w:val="clear" w:color="auto" w:fill="FFFFFF"/>
+                  <w:tcMar>
+                    <w:top w:w="0" w:type="dxa"/>
+                    <w:bottom w:w="0" w:type="dxa"/>
+                    <w:left w:w="0" w:type="dxa"/>
+                    <w:right w:w="0" w:type="dxa"/>
+                  </w:tcMar>
+                  <w:vAlign w:val="center"/>
+                </w:tcPr>
+                <w:p>
+                  <w:pPr>
+                    <w:jc w:val="center"/>
+                    <w:pBdr>
+                      <w:bottom w:val="none" w:sz="0" w:space="0" w:color="000000"/>
+                      <w:top w:val="none" w:sz="0" w:space="0" w:color="000000"/>
+                      <w:left w:val="none" w:sz="0" w:space="0" w:color="000000"/>
+                      <w:right w:val="none" w:sz="0" w:space="0" w:color="000000"/>
+                    </w:pBdr>
+                    <w:spacing w:after="100" w:before="100" w:line="240"/>
+                    <w:ind w:left="100" w:right="100" w:firstLine="0" w:firstLineChars="0"/>
+                    <w:rPr>
+                      <w:rFonts w:ascii="Arial" w:hAnsi="Arial" w:eastAsia="Arial" w:cs="Arial"/>
+                      <w:i w:val="false"/>
+                      <w:b w:val="false"/>
+                      <w:u w:val="none"/>
+                      <w:strike w:val="false"/>
+                      <w:sz w:val="22"/>
+                      <w:szCs w:val="22"/>
+                      <w:color w:val="000000"/>
+                    </w:rPr>
+                  </w:pPr>
+                  <w:r xmlns:w="http://schemas.openxmlformats.org/wordprocessingml/2006/main" xmlns:wp="http://schemas.openxmlformats.org/drawingml/2006/wordprocessingDrawing" xmlns:r="http://schemas.openxmlformats.org/officeDocument/2006/relationships" xmlns:w14="http://schemas.microsoft.com/office/word/2010/wordml">
+                    <w:rPr>
+                      <w:rFonts w:ascii="Arial" w:hAnsi="Arial" w:eastAsia="Arial" w:cs="Arial"/>
+                      <w:i w:val="false"/>
+                      <w:b w:val="false"/>
+                      <w:u w:val="none"/>
+                      <w:strike w:val="false"/>
+                      <w:sz w:val="22"/>
+                      <w:szCs w:val="22"/>
+                      <w:color w:val="000000"/>
+                    </w:rPr>
+                    <w:t xml:space="preserve">7.381 (0.024)</w:t>
+                  </w:r>
+                </w:p>
+              </w:tc>
+            </w:tr>
+            <w:tr>
+              <w:trPr>
+                <w:trHeight w:val="617" w:hRule="auto"/>
+              </w:trPr>
+              <w:tc>
+                <w:tcPr>
+                  <w:tcBorders>
+                    <w:bottom w:val="single" w:sz="6" w:space="0" w:color="666666"/>
+                    <w:top w:val="single" w:sz="6" w:space="0" w:color="666666"/>
+                    <w:left w:val="none" w:sz="0" w:space="0" w:color="000000"/>
+                    <w:right w:val="none" w:sz="0" w:space="0" w:color="000000"/>
+                  </w:tcBorders>
+                  <w:shd w:val="clear" w:color="auto" w:fill="FFFFFF"/>
+                  <w:tcMar>
+                    <w:top w:w="0" w:type="dxa"/>
+                    <w:bottom w:w="0" w:type="dxa"/>
+                    <w:left w:w="0" w:type="dxa"/>
+                    <w:right w:w="0" w:type="dxa"/>
+                  </w:tcMar>
+                  <w:vAlign w:val="center"/>
+                </w:tcPr>
+                <w:p>
+                  <w:pPr>
+                    <w:jc w:val="left"/>
+                    <w:pBdr>
+                      <w:bottom w:val="none" w:sz="0" w:space="0" w:color="000000"/>
+                      <w:top w:val="none" w:sz="0" w:space="0" w:color="000000"/>
+                      <w:left w:val="none" w:sz="0" w:space="0" w:color="000000"/>
+                      <w:right w:val="none" w:sz="0" w:space="0" w:color="000000"/>
+                    </w:pBdr>
+                    <w:spacing w:after="100" w:before="100" w:line="240"/>
+                    <w:ind w:left="100" w:right="100" w:firstLine="0" w:firstLineChars="0"/>
+                    <w:rPr>
+                      <w:rFonts w:ascii="Arial" w:hAnsi="Arial" w:eastAsia="Arial" w:cs="Arial"/>
+                      <w:i w:val="false"/>
+                      <w:b w:val="false"/>
+                      <w:u w:val="none"/>
+                      <w:strike w:val="false"/>
+                      <w:sz w:val="22"/>
+                      <w:szCs w:val="22"/>
+                      <w:color w:val="000000"/>
+                    </w:rPr>
+                  </w:pPr>
+                  <w:r xmlns:w="http://schemas.openxmlformats.org/wordprocessingml/2006/main" xmlns:wp="http://schemas.openxmlformats.org/drawingml/2006/wordprocessingDrawing" xmlns:r="http://schemas.openxmlformats.org/officeDocument/2006/relationships" xmlns:w14="http://schemas.microsoft.com/office/word/2010/wordml">
+                    <w:rPr>
+                      <w:rFonts w:ascii="Arial" w:hAnsi="Arial" w:eastAsia="Arial" w:cs="Arial"/>
+                      <w:i w:val="false"/>
+                      <w:b w:val="false"/>
+                      <w:u w:val="none"/>
+                      <w:strike w:val="false"/>
+                      <w:sz w:val="22"/>
+                      <w:szCs w:val="22"/>
+                      <w:color w:val="000000"/>
+                    </w:rPr>
+                    <w:t xml:space="preserve">pH - </w:t>
+                  </w:r>
+                  <w:r xmlns:w="http://schemas.openxmlformats.org/wordprocessingml/2006/main" xmlns:wp="http://schemas.openxmlformats.org/drawingml/2006/wordprocessingDrawing" xmlns:r="http://schemas.openxmlformats.org/officeDocument/2006/relationships" xmlns:w14="http://schemas.microsoft.com/office/word/2010/wordml">
+                    <w:rPr>
+                      <w:rFonts w:ascii="Arial" w:hAnsi="Arial" w:eastAsia="Arial" w:cs="Arial"/>
+                      <w:i w:val="false"/>
+                      <w:b w:val="false"/>
+                      <w:u w:val="none"/>
+                      <w:strike w:val="false"/>
+                      <w:sz w:val="22"/>
+                      <w:szCs w:val="22"/>
+                      <w:color w:val="000000"/>
+                    </w:rPr>
+                    <w:t xml:space="preserve">10 min</w:t>
+                  </w:r>
+                </w:p>
+              </w:tc>
+              <w:tc>
+                <w:tcPr>
+                  <w:tcBorders>
+                    <w:bottom w:val="single" w:sz="6" w:space="0" w:color="666666"/>
+                    <w:top w:val="single" w:sz="6" w:space="0" w:color="666666"/>
+                    <w:left w:val="none" w:sz="0" w:space="0" w:color="000000"/>
+                    <w:right w:val="none" w:sz="0" w:space="0" w:color="000000"/>
+                  </w:tcBorders>
+                  <w:shd w:val="clear" w:color="auto" w:fill="FFFFFF"/>
+                  <w:tcMar>
+                    <w:top w:w="0" w:type="dxa"/>
+                    <w:bottom w:w="0" w:type="dxa"/>
+                    <w:left w:w="0" w:type="dxa"/>
+                    <w:right w:w="0" w:type="dxa"/>
+                  </w:tcMar>
+                  <w:vAlign w:val="center"/>
+                </w:tcPr>
+                <w:p>
+                  <w:pPr>
+                    <w:jc w:val="center"/>
+                    <w:pBdr>
+                      <w:bottom w:val="none" w:sz="0" w:space="0" w:color="000000"/>
+                      <w:top w:val="none" w:sz="0" w:space="0" w:color="000000"/>
+                      <w:left w:val="none" w:sz="0" w:space="0" w:color="000000"/>
+                      <w:right w:val="none" w:sz="0" w:space="0" w:color="000000"/>
+                    </w:pBdr>
+                    <w:spacing w:after="100" w:before="100" w:line="240"/>
+                    <w:ind w:left="100" w:right="100" w:firstLine="0" w:firstLineChars="0"/>
+                    <w:rPr>
+                      <w:rFonts w:ascii="Arial" w:hAnsi="Arial" w:eastAsia="Arial" w:cs="Arial"/>
+                      <w:i w:val="false"/>
+                      <w:b w:val="false"/>
+                      <w:u w:val="none"/>
+                      <w:strike w:val="false"/>
+                      <w:sz w:val="22"/>
+                      <w:szCs w:val="22"/>
+                      <w:color w:val="000000"/>
+                    </w:rPr>
+                  </w:pPr>
+                  <w:r xmlns:w="http://schemas.openxmlformats.org/wordprocessingml/2006/main" xmlns:wp="http://schemas.openxmlformats.org/drawingml/2006/wordprocessingDrawing" xmlns:r="http://schemas.openxmlformats.org/officeDocument/2006/relationships" xmlns:w14="http://schemas.microsoft.com/office/word/2010/wordml">
+                    <w:rPr>
+                      <w:rFonts w:ascii="Arial" w:hAnsi="Arial" w:eastAsia="Arial" w:cs="Arial"/>
+                      <w:i w:val="false"/>
+                      <w:b w:val="false"/>
+                      <w:u w:val="none"/>
+                      <w:strike w:val="false"/>
+                      <w:sz w:val="22"/>
+                      <w:szCs w:val="22"/>
+                      <w:color w:val="000000"/>
+                    </w:rPr>
+                    <w:t xml:space="preserve">7.311 (0.043)</w:t>
+                  </w:r>
+                </w:p>
+              </w:tc>
+              <w:tc>
+                <w:tcPr>
+                  <w:tcBorders>
+                    <w:bottom w:val="single" w:sz="6" w:space="0" w:color="666666"/>
+                    <w:top w:val="single" w:sz="6" w:space="0" w:color="666666"/>
+                    <w:left w:val="none" w:sz="0" w:space="0" w:color="000000"/>
+                    <w:right w:val="none" w:sz="0" w:space="0" w:color="000000"/>
+                  </w:tcBorders>
+                  <w:shd w:val="clear" w:color="auto" w:fill="FFFFFF"/>
+                  <w:tcMar>
+                    <w:top w:w="0" w:type="dxa"/>
+                    <w:bottom w:w="0" w:type="dxa"/>
+                    <w:left w:w="0" w:type="dxa"/>
+                    <w:right w:w="0" w:type="dxa"/>
+                  </w:tcMar>
+                  <w:vAlign w:val="center"/>
+                </w:tcPr>
+                <w:p>
+                  <w:pPr>
+                    <w:jc w:val="center"/>
+                    <w:pBdr>
+                      <w:bottom w:val="none" w:sz="0" w:space="0" w:color="000000"/>
+                      <w:top w:val="none" w:sz="0" w:space="0" w:color="000000"/>
+                      <w:left w:val="none" w:sz="0" w:space="0" w:color="000000"/>
+                      <w:right w:val="none" w:sz="0" w:space="0" w:color="000000"/>
+                    </w:pBdr>
+                    <w:spacing w:after="100" w:before="100" w:line="240"/>
+                    <w:ind w:left="100" w:right="100" w:firstLine="0" w:firstLineChars="0"/>
+                    <w:rPr>
+                      <w:rFonts w:ascii="Arial" w:hAnsi="Arial" w:eastAsia="Arial" w:cs="Arial"/>
+                      <w:i w:val="false"/>
+                      <w:b w:val="false"/>
+                      <w:u w:val="none"/>
+                      <w:strike w:val="false"/>
+                      <w:sz w:val="22"/>
+                      <w:szCs w:val="22"/>
+                      <w:color w:val="000000"/>
+                    </w:rPr>
+                  </w:pPr>
+                  <w:r xmlns:w="http://schemas.openxmlformats.org/wordprocessingml/2006/main" xmlns:wp="http://schemas.openxmlformats.org/drawingml/2006/wordprocessingDrawing" xmlns:r="http://schemas.openxmlformats.org/officeDocument/2006/relationships" xmlns:w14="http://schemas.microsoft.com/office/word/2010/wordml">
+                    <w:rPr>
+                      <w:rFonts w:ascii="Arial" w:hAnsi="Arial" w:eastAsia="Arial" w:cs="Arial"/>
+                      <w:i w:val="false"/>
+                      <w:b w:val="false"/>
+                      <w:u w:val="none"/>
+                      <w:strike w:val="false"/>
+                      <w:sz w:val="22"/>
+                      <w:szCs w:val="22"/>
+                      <w:color w:val="000000"/>
+                    </w:rPr>
+                    <w:t xml:space="preserve">7.357 (0.042)</w:t>
+                  </w:r>
+                </w:p>
+              </w:tc>
+              <w:tc>
+                <w:tcPr>
+                  <w:tcBorders>
+                    <w:bottom w:val="single" w:sz="6" w:space="0" w:color="666666"/>
+                    <w:top w:val="single" w:sz="6" w:space="0" w:color="666666"/>
+                    <w:left w:val="none" w:sz="0" w:space="0" w:color="000000"/>
+                    <w:right w:val="none" w:sz="0" w:space="0" w:color="000000"/>
+                  </w:tcBorders>
+                  <w:shd w:val="clear" w:color="auto" w:fill="FFFFFF"/>
+                  <w:tcMar>
+                    <w:top w:w="0" w:type="dxa"/>
+                    <w:bottom w:w="0" w:type="dxa"/>
+                    <w:left w:w="0" w:type="dxa"/>
+                    <w:right w:w="0" w:type="dxa"/>
+                  </w:tcMar>
+                  <w:vAlign w:val="center"/>
+                </w:tcPr>
+                <w:p>
+                  <w:pPr>
+                    <w:jc w:val="center"/>
+                    <w:pBdr>
+                      <w:bottom w:val="none" w:sz="0" w:space="0" w:color="000000"/>
+                      <w:top w:val="none" w:sz="0" w:space="0" w:color="000000"/>
+                      <w:left w:val="none" w:sz="0" w:space="0" w:color="000000"/>
+                      <w:right w:val="none" w:sz="0" w:space="0" w:color="000000"/>
+                    </w:pBdr>
+                    <w:spacing w:after="100" w:before="100" w:line="240"/>
+                    <w:ind w:left="100" w:right="100" w:firstLine="0" w:firstLineChars="0"/>
+                    <w:rPr>
+                      <w:rFonts w:ascii="Arial" w:hAnsi="Arial" w:eastAsia="Arial" w:cs="Arial"/>
+                      <w:i w:val="false"/>
+                      <w:b w:val="false"/>
+                      <w:u w:val="none"/>
+                      <w:strike w:val="false"/>
+                      <w:sz w:val="22"/>
+                      <w:szCs w:val="22"/>
+                      <w:color w:val="000000"/>
+                    </w:rPr>
+                  </w:pPr>
+                  <w:r xmlns:w="http://schemas.openxmlformats.org/wordprocessingml/2006/main" xmlns:wp="http://schemas.openxmlformats.org/drawingml/2006/wordprocessingDrawing" xmlns:r="http://schemas.openxmlformats.org/officeDocument/2006/relationships" xmlns:w14="http://schemas.microsoft.com/office/word/2010/wordml">
+                    <w:rPr>
+                      <w:rFonts w:ascii="Arial" w:hAnsi="Arial" w:eastAsia="Arial" w:cs="Arial"/>
+                      <w:i w:val="false"/>
+                      <w:b w:val="false"/>
+                      <w:u w:val="none"/>
+                      <w:strike w:val="false"/>
+                      <w:sz w:val="22"/>
+                      <w:szCs w:val="22"/>
+                      <w:color w:val="000000"/>
+                    </w:rPr>
+                    <w:t xml:space="preserve">7.302 (0.048)</w:t>
+                  </w:r>
+                </w:p>
+              </w:tc>
+            </w:tr>
+            <w:tr>
+              <w:trPr>
+                <w:trHeight w:val="617" w:hRule="auto"/>
+              </w:trPr>
+              <w:tc>
+                <w:tcPr>
+                  <w:tcBorders>
+                    <w:bottom w:val="single" w:sz="6" w:space="0" w:color="666666"/>
+                    <w:top w:val="single" w:sz="6" w:space="0" w:color="666666"/>
+                    <w:left w:val="none" w:sz="0" w:space="0" w:color="000000"/>
+                    <w:right w:val="none" w:sz="0" w:space="0" w:color="000000"/>
+                  </w:tcBorders>
+                  <w:shd w:val="clear" w:color="auto" w:fill="FFFFFF"/>
+                  <w:tcMar>
+                    <w:top w:w="0" w:type="dxa"/>
+                    <w:bottom w:w="0" w:type="dxa"/>
+                    <w:left w:w="0" w:type="dxa"/>
+                    <w:right w:w="0" w:type="dxa"/>
+                  </w:tcMar>
+                  <w:vAlign w:val="center"/>
+                </w:tcPr>
+                <w:p>
+                  <w:pPr>
+                    <w:jc w:val="left"/>
+                    <w:pBdr>
+                      <w:bottom w:val="none" w:sz="0" w:space="0" w:color="000000"/>
+                      <w:top w:val="none" w:sz="0" w:space="0" w:color="000000"/>
+                      <w:left w:val="none" w:sz="0" w:space="0" w:color="000000"/>
+                      <w:right w:val="none" w:sz="0" w:space="0" w:color="000000"/>
+                    </w:pBdr>
+                    <w:spacing w:after="100" w:before="100" w:line="240"/>
+                    <w:ind w:left="100" w:right="100" w:firstLine="0" w:firstLineChars="0"/>
+                    <w:rPr>
+                      <w:rFonts w:ascii="Arial" w:hAnsi="Arial" w:eastAsia="Arial" w:cs="Arial"/>
+                      <w:i w:val="false"/>
+                      <w:b w:val="false"/>
+                      <w:u w:val="none"/>
+                      <w:strike w:val="false"/>
+                      <w:sz w:val="22"/>
+                      <w:szCs w:val="22"/>
+                      <w:color w:val="000000"/>
+                    </w:rPr>
+                  </w:pPr>
+                  <w:r xmlns:w="http://schemas.openxmlformats.org/wordprocessingml/2006/main" xmlns:wp="http://schemas.openxmlformats.org/drawingml/2006/wordprocessingDrawing" xmlns:r="http://schemas.openxmlformats.org/officeDocument/2006/relationships" xmlns:w14="http://schemas.microsoft.com/office/word/2010/wordml">
+                    <w:rPr>
+                      <w:rFonts w:ascii="Arial" w:hAnsi="Arial" w:eastAsia="Arial" w:cs="Arial"/>
+                      <w:i w:val="false"/>
+                      <w:b w:val="false"/>
+                      <w:u w:val="none"/>
+                      <w:strike w:val="false"/>
+                      <w:sz w:val="22"/>
+                      <w:szCs w:val="22"/>
+                      <w:color w:val="000000"/>
+                    </w:rPr>
+                    <w:t xml:space="preserve">pH - </w:t>
+                  </w:r>
+                  <w:r xmlns:w="http://schemas.openxmlformats.org/wordprocessingml/2006/main" xmlns:wp="http://schemas.openxmlformats.org/drawingml/2006/wordprocessingDrawing" xmlns:r="http://schemas.openxmlformats.org/officeDocument/2006/relationships" xmlns:w14="http://schemas.microsoft.com/office/word/2010/wordml">
+                    <w:rPr>
+                      <w:rFonts w:ascii="Arial" w:hAnsi="Arial" w:eastAsia="Arial" w:cs="Arial"/>
+                      <w:i w:val="false"/>
+                      <w:b w:val="false"/>
+                      <w:u w:val="none"/>
+                      <w:strike w:val="false"/>
+                      <w:sz w:val="22"/>
+                      <w:szCs w:val="22"/>
+                      <w:color w:val="000000"/>
+                    </w:rPr>
+                    <w:t xml:space="preserve">Post</w:t>
+                  </w:r>
+                </w:p>
+              </w:tc>
+              <w:tc>
+                <w:tcPr>
+                  <w:tcBorders>
+                    <w:bottom w:val="single" w:sz="6" w:space="0" w:color="666666"/>
+                    <w:top w:val="single" w:sz="6" w:space="0" w:color="666666"/>
+                    <w:left w:val="none" w:sz="0" w:space="0" w:color="000000"/>
+                    <w:right w:val="none" w:sz="0" w:space="0" w:color="000000"/>
+                  </w:tcBorders>
+                  <w:shd w:val="clear" w:color="auto" w:fill="FFFFFF"/>
+                  <w:tcMar>
+                    <w:top w:w="0" w:type="dxa"/>
+                    <w:bottom w:w="0" w:type="dxa"/>
+                    <w:left w:w="0" w:type="dxa"/>
+                    <w:right w:w="0" w:type="dxa"/>
+                  </w:tcMar>
+                  <w:vAlign w:val="center"/>
+                </w:tcPr>
+                <w:p>
+                  <w:pPr>
+                    <w:jc w:val="center"/>
+                    <w:pBdr>
+                      <w:bottom w:val="none" w:sz="0" w:space="0" w:color="000000"/>
+                      <w:top w:val="none" w:sz="0" w:space="0" w:color="000000"/>
+                      <w:left w:val="none" w:sz="0" w:space="0" w:color="000000"/>
+                      <w:right w:val="none" w:sz="0" w:space="0" w:color="000000"/>
+                    </w:pBdr>
+                    <w:spacing w:after="100" w:before="100" w:line="240"/>
+                    <w:ind w:left="100" w:right="100" w:firstLine="0" w:firstLineChars="0"/>
+                    <w:rPr>
+                      <w:rFonts w:ascii="Arial" w:hAnsi="Arial" w:eastAsia="Arial" w:cs="Arial"/>
+                      <w:i w:val="false"/>
+                      <w:b w:val="false"/>
+                      <w:u w:val="none"/>
+                      <w:strike w:val="false"/>
+                      <w:sz w:val="22"/>
+                      <w:szCs w:val="22"/>
+                      <w:color w:val="000000"/>
+                    </w:rPr>
+                  </w:pPr>
+                  <w:r xmlns:w="http://schemas.openxmlformats.org/wordprocessingml/2006/main" xmlns:wp="http://schemas.openxmlformats.org/drawingml/2006/wordprocessingDrawing" xmlns:r="http://schemas.openxmlformats.org/officeDocument/2006/relationships" xmlns:w14="http://schemas.microsoft.com/office/word/2010/wordml">
+                    <w:rPr>
+                      <w:rFonts w:ascii="Arial" w:hAnsi="Arial" w:eastAsia="Arial" w:cs="Arial"/>
+                      <w:i w:val="false"/>
+                      <w:b w:val="false"/>
+                      <w:u w:val="none"/>
+                      <w:strike w:val="false"/>
+                      <w:sz w:val="22"/>
+                      <w:szCs w:val="22"/>
+                      <w:color w:val="000000"/>
+                    </w:rPr>
+                    <w:t xml:space="preserve">7.218 (0.076)</w:t>
+                  </w:r>
+                </w:p>
+              </w:tc>
+              <w:tc>
+                <w:tcPr>
+                  <w:tcBorders>
+                    <w:bottom w:val="single" w:sz="6" w:space="0" w:color="666666"/>
+                    <w:top w:val="single" w:sz="6" w:space="0" w:color="666666"/>
+                    <w:left w:val="none" w:sz="0" w:space="0" w:color="000000"/>
+                    <w:right w:val="none" w:sz="0" w:space="0" w:color="000000"/>
+                  </w:tcBorders>
+                  <w:shd w:val="clear" w:color="auto" w:fill="FFFFFF"/>
+                  <w:tcMar>
+                    <w:top w:w="0" w:type="dxa"/>
+                    <w:bottom w:w="0" w:type="dxa"/>
+                    <w:left w:w="0" w:type="dxa"/>
+                    <w:right w:w="0" w:type="dxa"/>
+                  </w:tcMar>
+                  <w:vAlign w:val="center"/>
+                </w:tcPr>
+                <w:p>
+                  <w:pPr>
+                    <w:jc w:val="center"/>
+                    <w:pBdr>
+                      <w:bottom w:val="none" w:sz="0" w:space="0" w:color="000000"/>
+                      <w:top w:val="none" w:sz="0" w:space="0" w:color="000000"/>
+                      <w:left w:val="none" w:sz="0" w:space="0" w:color="000000"/>
+                      <w:right w:val="none" w:sz="0" w:space="0" w:color="000000"/>
+                    </w:pBdr>
+                    <w:spacing w:after="100" w:before="100" w:line="240"/>
+                    <w:ind w:left="100" w:right="100" w:firstLine="0" w:firstLineChars="0"/>
+                    <w:rPr>
+                      <w:rFonts w:ascii="Arial" w:hAnsi="Arial" w:eastAsia="Arial" w:cs="Arial"/>
+                      <w:i w:val="false"/>
+                      <w:b w:val="false"/>
+                      <w:u w:val="none"/>
+                      <w:strike w:val="false"/>
+                      <w:sz w:val="22"/>
+                      <w:szCs w:val="22"/>
+                      <w:color w:val="000000"/>
+                    </w:rPr>
+                  </w:pPr>
+                  <w:r xmlns:w="http://schemas.openxmlformats.org/wordprocessingml/2006/main" xmlns:wp="http://schemas.openxmlformats.org/drawingml/2006/wordprocessingDrawing" xmlns:r="http://schemas.openxmlformats.org/officeDocument/2006/relationships" xmlns:w14="http://schemas.microsoft.com/office/word/2010/wordml">
+                    <w:rPr>
+                      <w:rFonts w:ascii="Arial" w:hAnsi="Arial" w:eastAsia="Arial" w:cs="Arial"/>
+                      <w:i w:val="false"/>
+                      <w:b w:val="false"/>
+                      <w:u w:val="none"/>
+                      <w:strike w:val="false"/>
+                      <w:sz w:val="22"/>
+                      <w:szCs w:val="22"/>
+                      <w:color w:val="000000"/>
+                    </w:rPr>
+                    <w:t xml:space="preserve">7.232 (0.071)</w:t>
+                  </w:r>
+                </w:p>
+              </w:tc>
+              <w:tc>
+                <w:tcPr>
+                  <w:tcBorders>
+                    <w:bottom w:val="single" w:sz="6" w:space="0" w:color="666666"/>
+                    <w:top w:val="single" w:sz="6" w:space="0" w:color="666666"/>
+                    <w:left w:val="none" w:sz="0" w:space="0" w:color="000000"/>
+                    <w:right w:val="none" w:sz="0" w:space="0" w:color="000000"/>
+                  </w:tcBorders>
+                  <w:shd w:val="clear" w:color="auto" w:fill="FFFFFF"/>
+                  <w:tcMar>
+                    <w:top w:w="0" w:type="dxa"/>
+                    <w:bottom w:w="0" w:type="dxa"/>
+                    <w:left w:w="0" w:type="dxa"/>
+                    <w:right w:w="0" w:type="dxa"/>
+                  </w:tcMar>
+                  <w:vAlign w:val="center"/>
+                </w:tcPr>
+                <w:p>
+                  <w:pPr>
+                    <w:jc w:val="center"/>
+                    <w:pBdr>
+                      <w:bottom w:val="none" w:sz="0" w:space="0" w:color="000000"/>
+                      <w:top w:val="none" w:sz="0" w:space="0" w:color="000000"/>
+                      <w:left w:val="none" w:sz="0" w:space="0" w:color="000000"/>
+                      <w:right w:val="none" w:sz="0" w:space="0" w:color="000000"/>
+                    </w:pBdr>
+                    <w:spacing w:after="100" w:before="100" w:line="240"/>
+                    <w:ind w:left="100" w:right="100" w:firstLine="0" w:firstLineChars="0"/>
+                    <w:rPr>
+                      <w:rFonts w:ascii="Arial" w:hAnsi="Arial" w:eastAsia="Arial" w:cs="Arial"/>
+                      <w:i w:val="false"/>
+                      <w:b w:val="false"/>
+                      <w:u w:val="none"/>
+                      <w:strike w:val="false"/>
+                      <w:sz w:val="22"/>
+                      <w:szCs w:val="22"/>
+                      <w:color w:val="000000"/>
+                    </w:rPr>
+                  </w:pPr>
+                  <w:r xmlns:w="http://schemas.openxmlformats.org/wordprocessingml/2006/main" xmlns:wp="http://schemas.openxmlformats.org/drawingml/2006/wordprocessingDrawing" xmlns:r="http://schemas.openxmlformats.org/officeDocument/2006/relationships" xmlns:w14="http://schemas.microsoft.com/office/word/2010/wordml">
+                    <w:rPr>
+                      <w:rFonts w:ascii="Arial" w:hAnsi="Arial" w:eastAsia="Arial" w:cs="Arial"/>
+                      <w:i w:val="false"/>
+                      <w:b w:val="false"/>
+                      <w:u w:val="none"/>
+                      <w:strike w:val="false"/>
+                      <w:sz w:val="22"/>
+                      <w:szCs w:val="22"/>
+                      <w:color w:val="000000"/>
+                    </w:rPr>
+                    <w:t xml:space="preserve">7.212 (0.066)</w:t>
+                  </w:r>
+                </w:p>
+              </w:tc>
+            </w:tr>
+            <w:tr>
+              <w:trPr>
+                <w:trHeight w:val="617" w:hRule="auto"/>
+              </w:trPr>
+              <w:tc>
+                <w:tcPr>
+                  <w:tcBorders>
+                    <w:bottom w:val="single" w:sz="6" w:space="0" w:color="666666"/>
+                    <w:top w:val="single" w:sz="6" w:space="0" w:color="666666"/>
+                    <w:left w:val="none" w:sz="0" w:space="0" w:color="000000"/>
+                    <w:right w:val="none" w:sz="0" w:space="0" w:color="000000"/>
+                  </w:tcBorders>
+                  <w:shd w:val="clear" w:color="auto" w:fill="FFFFFF"/>
+                  <w:tcMar>
+                    <w:top w:w="0" w:type="dxa"/>
+                    <w:bottom w:w="0" w:type="dxa"/>
+                    <w:left w:w="0" w:type="dxa"/>
+                    <w:right w:w="0" w:type="dxa"/>
+                  </w:tcMar>
+                  <w:vAlign w:val="center"/>
+                </w:tcPr>
+                <w:p>
+                  <w:pPr>
+                    <w:jc w:val="left"/>
+                    <w:pBdr>
+                      <w:bottom w:val="none" w:sz="0" w:space="0" w:color="000000"/>
+                      <w:top w:val="none" w:sz="0" w:space="0" w:color="000000"/>
+                      <w:left w:val="none" w:sz="0" w:space="0" w:color="000000"/>
+                      <w:right w:val="none" w:sz="0" w:space="0" w:color="000000"/>
+                    </w:pBdr>
+                    <w:spacing w:after="100" w:before="100" w:line="240"/>
+                    <w:ind w:left="100" w:right="100" w:firstLine="0" w:firstLineChars="0"/>
+                    <w:rPr>
+                      <w:rFonts w:ascii="Arial" w:hAnsi="Arial" w:eastAsia="Arial" w:cs="Arial"/>
+                      <w:i w:val="false"/>
+                      <w:b w:val="false"/>
+                      <w:u w:val="none"/>
+                      <w:strike w:val="false"/>
+                      <w:sz w:val="22"/>
+                      <w:szCs w:val="22"/>
+                      <w:color w:val="000000"/>
+                    </w:rPr>
+                  </w:pPr>
+                  <w:r xmlns:w="http://schemas.openxmlformats.org/wordprocessingml/2006/main" xmlns:wp="http://schemas.openxmlformats.org/drawingml/2006/wordprocessingDrawing" xmlns:r="http://schemas.openxmlformats.org/officeDocument/2006/relationships" xmlns:w14="http://schemas.microsoft.com/office/word/2010/wordml">
+                    <w:rPr>
+                      <w:rFonts w:ascii="Arial" w:hAnsi="Arial" w:eastAsia="Arial" w:cs="Arial"/>
+                      <w:i w:val="false"/>
+                      <w:b w:val="false"/>
+                      <w:u w:val="none"/>
+                      <w:strike w:val="false"/>
+                      <w:sz w:val="22"/>
+                      <w:szCs w:val="22"/>
+                      <w:color w:val="000000"/>
+                    </w:rPr>
+                    <w:t xml:space="preserve">Hb - </w:t>
+                  </w:r>
+                  <w:r xmlns:w="http://schemas.openxmlformats.org/wordprocessingml/2006/main" xmlns:wp="http://schemas.openxmlformats.org/drawingml/2006/wordprocessingDrawing" xmlns:r="http://schemas.openxmlformats.org/officeDocument/2006/relationships" xmlns:w14="http://schemas.microsoft.com/office/word/2010/wordml">
+                    <w:rPr>
+                      <w:rFonts w:ascii="Arial" w:hAnsi="Arial" w:eastAsia="Arial" w:cs="Arial"/>
+                      <w:i w:val="false"/>
+                      <w:b w:val="false"/>
+                      <w:u w:val="none"/>
+                      <w:strike w:val="false"/>
+                      <w:sz w:val="22"/>
+                      <w:szCs w:val="22"/>
+                      <w:color w:val="000000"/>
+                    </w:rPr>
+                    <w:t xml:space="preserve">Baseline</w:t>
+                  </w:r>
+                </w:p>
+              </w:tc>
+              <w:tc>
+                <w:tcPr>
+                  <w:tcBorders>
+                    <w:bottom w:val="single" w:sz="6" w:space="0" w:color="666666"/>
+                    <w:top w:val="single" w:sz="6" w:space="0" w:color="666666"/>
+                    <w:left w:val="none" w:sz="0" w:space="0" w:color="000000"/>
+                    <w:right w:val="none" w:sz="0" w:space="0" w:color="000000"/>
+                  </w:tcBorders>
+                  <w:shd w:val="clear" w:color="auto" w:fill="FFFFFF"/>
+                  <w:tcMar>
+                    <w:top w:w="0" w:type="dxa"/>
+                    <w:bottom w:w="0" w:type="dxa"/>
+                    <w:left w:w="0" w:type="dxa"/>
+                    <w:right w:w="0" w:type="dxa"/>
+                  </w:tcMar>
+                  <w:vAlign w:val="center"/>
+                </w:tcPr>
+                <w:p>
+                  <w:pPr>
+                    <w:jc w:val="center"/>
+                    <w:pBdr>
+                      <w:bottom w:val="none" w:sz="0" w:space="0" w:color="000000"/>
+                      <w:top w:val="none" w:sz="0" w:space="0" w:color="000000"/>
+                      <w:left w:val="none" w:sz="0" w:space="0" w:color="000000"/>
+                      <w:right w:val="none" w:sz="0" w:space="0" w:color="000000"/>
+                    </w:pBdr>
+                    <w:spacing w:after="100" w:before="100" w:line="240"/>
+                    <w:ind w:left="100" w:right="100" w:firstLine="0" w:firstLineChars="0"/>
+                    <w:rPr>
+                      <w:rFonts w:ascii="Arial" w:hAnsi="Arial" w:eastAsia="Arial" w:cs="Arial"/>
+                      <w:i w:val="false"/>
+                      <w:b w:val="false"/>
+                      <w:u w:val="none"/>
+                      <w:strike w:val="false"/>
+                      <w:sz w:val="22"/>
+                      <w:szCs w:val="22"/>
+                      <w:color w:val="000000"/>
+                    </w:rPr>
+                  </w:pPr>
+                  <w:r xmlns:w="http://schemas.openxmlformats.org/wordprocessingml/2006/main" xmlns:wp="http://schemas.openxmlformats.org/drawingml/2006/wordprocessingDrawing" xmlns:r="http://schemas.openxmlformats.org/officeDocument/2006/relationships" xmlns:w14="http://schemas.microsoft.com/office/word/2010/wordml">
+                    <w:rPr>
+                      <w:rFonts w:ascii="Arial" w:hAnsi="Arial" w:eastAsia="Arial" w:cs="Arial"/>
+                      <w:i w:val="false"/>
+                      <w:b w:val="false"/>
+                      <w:u w:val="none"/>
+                      <w:strike w:val="false"/>
+                      <w:sz w:val="22"/>
+                      <w:szCs w:val="22"/>
+                      <w:color w:val="000000"/>
+                    </w:rPr>
+                    <w:t xml:space="preserve">16.33 (0.80)</w:t>
+                  </w:r>
+                </w:p>
+              </w:tc>
+              <w:tc>
+                <w:tcPr>
+                  <w:tcBorders>
+                    <w:bottom w:val="single" w:sz="6" w:space="0" w:color="666666"/>
+                    <w:top w:val="single" w:sz="6" w:space="0" w:color="666666"/>
+                    <w:left w:val="none" w:sz="0" w:space="0" w:color="000000"/>
+                    <w:right w:val="none" w:sz="0" w:space="0" w:color="000000"/>
+                  </w:tcBorders>
+                  <w:shd w:val="clear" w:color="auto" w:fill="FFFFFF"/>
+                  <w:tcMar>
+                    <w:top w:w="0" w:type="dxa"/>
+                    <w:bottom w:w="0" w:type="dxa"/>
+                    <w:left w:w="0" w:type="dxa"/>
+                    <w:right w:w="0" w:type="dxa"/>
+                  </w:tcMar>
+                  <w:vAlign w:val="center"/>
+                </w:tcPr>
+                <w:p>
+                  <w:pPr>
+                    <w:jc w:val="center"/>
+                    <w:pBdr>
+                      <w:bottom w:val="none" w:sz="0" w:space="0" w:color="000000"/>
+                      <w:top w:val="none" w:sz="0" w:space="0" w:color="000000"/>
+                      <w:left w:val="none" w:sz="0" w:space="0" w:color="000000"/>
+                      <w:right w:val="none" w:sz="0" w:space="0" w:color="000000"/>
+                    </w:pBdr>
+                    <w:spacing w:after="100" w:before="100" w:line="240"/>
+                    <w:ind w:left="100" w:right="100" w:firstLine="0" w:firstLineChars="0"/>
+                    <w:rPr>
+                      <w:rFonts w:ascii="Arial" w:hAnsi="Arial" w:eastAsia="Arial" w:cs="Arial"/>
+                      <w:i w:val="false"/>
+                      <w:b w:val="false"/>
+                      <w:u w:val="none"/>
+                      <w:strike w:val="false"/>
+                      <w:sz w:val="22"/>
+                      <w:szCs w:val="22"/>
+                      <w:color w:val="000000"/>
+                    </w:rPr>
+                  </w:pPr>
+                  <w:r xmlns:w="http://schemas.openxmlformats.org/wordprocessingml/2006/main" xmlns:wp="http://schemas.openxmlformats.org/drawingml/2006/wordprocessingDrawing" xmlns:r="http://schemas.openxmlformats.org/officeDocument/2006/relationships" xmlns:w14="http://schemas.microsoft.com/office/word/2010/wordml">
+                    <w:rPr>
+                      <w:rFonts w:ascii="Arial" w:hAnsi="Arial" w:eastAsia="Arial" w:cs="Arial"/>
+                      <w:i w:val="false"/>
+                      <w:b w:val="false"/>
+                      <w:u w:val="none"/>
+                      <w:strike w:val="false"/>
+                      <w:sz w:val="22"/>
+                      <w:szCs w:val="22"/>
+                      <w:color w:val="000000"/>
+                    </w:rPr>
+                    <w:t xml:space="preserve">15.81 (0.64)</w:t>
+                  </w:r>
+                </w:p>
+              </w:tc>
+              <w:tc>
+                <w:tcPr>
+                  <w:tcBorders>
+                    <w:bottom w:val="single" w:sz="6" w:space="0" w:color="666666"/>
+                    <w:top w:val="single" w:sz="6" w:space="0" w:color="666666"/>
+                    <w:left w:val="none" w:sz="0" w:space="0" w:color="000000"/>
+                    <w:right w:val="none" w:sz="0" w:space="0" w:color="000000"/>
+                  </w:tcBorders>
+                  <w:shd w:val="clear" w:color="auto" w:fill="FFFFFF"/>
+                  <w:tcMar>
+                    <w:top w:w="0" w:type="dxa"/>
+                    <w:bottom w:w="0" w:type="dxa"/>
+                    <w:left w:w="0" w:type="dxa"/>
+                    <w:right w:w="0" w:type="dxa"/>
+                  </w:tcMar>
+                  <w:vAlign w:val="center"/>
+                </w:tcPr>
+                <w:p>
+                  <w:pPr>
+                    <w:jc w:val="center"/>
+                    <w:pBdr>
+                      <w:bottom w:val="none" w:sz="0" w:space="0" w:color="000000"/>
+                      <w:top w:val="none" w:sz="0" w:space="0" w:color="000000"/>
+                      <w:left w:val="none" w:sz="0" w:space="0" w:color="000000"/>
+                      <w:right w:val="none" w:sz="0" w:space="0" w:color="000000"/>
+                    </w:pBdr>
+                    <w:spacing w:after="100" w:before="100" w:line="240"/>
+                    <w:ind w:left="100" w:right="100" w:firstLine="0" w:firstLineChars="0"/>
+                    <w:rPr>
+                      <w:rFonts w:ascii="Arial" w:hAnsi="Arial" w:eastAsia="Arial" w:cs="Arial"/>
+                      <w:i w:val="false"/>
+                      <w:b w:val="false"/>
+                      <w:u w:val="none"/>
+                      <w:strike w:val="false"/>
+                      <w:sz w:val="22"/>
+                      <w:szCs w:val="22"/>
+                      <w:color w:val="000000"/>
+                    </w:rPr>
+                  </w:pPr>
+                  <w:r xmlns:w="http://schemas.openxmlformats.org/wordprocessingml/2006/main" xmlns:wp="http://schemas.openxmlformats.org/drawingml/2006/wordprocessingDrawing" xmlns:r="http://schemas.openxmlformats.org/officeDocument/2006/relationships" xmlns:w14="http://schemas.microsoft.com/office/word/2010/wordml">
+                    <w:rPr>
+                      <w:rFonts w:ascii="Arial" w:hAnsi="Arial" w:eastAsia="Arial" w:cs="Arial"/>
+                      <w:i w:val="false"/>
+                      <w:b w:val="false"/>
+                      <w:u w:val="none"/>
+                      <w:strike w:val="false"/>
+                      <w:sz w:val="22"/>
+                      <w:szCs w:val="22"/>
+                      <w:color w:val="000000"/>
+                    </w:rPr>
+                    <w:t xml:space="preserve">16.20 (0.81)</w:t>
+                  </w:r>
+                </w:p>
+              </w:tc>
+            </w:tr>
+            <w:tr>
+              <w:trPr>
+                <w:trHeight w:val="617" w:hRule="auto"/>
+              </w:trPr>
+              <w:tc>
+                <w:tcPr>
+                  <w:tcBorders>
+                    <w:bottom w:val="single" w:sz="6" w:space="0" w:color="666666"/>
+                    <w:top w:val="single" w:sz="6" w:space="0" w:color="666666"/>
+                    <w:left w:val="none" w:sz="0" w:space="0" w:color="000000"/>
+                    <w:right w:val="none" w:sz="0" w:space="0" w:color="000000"/>
+                  </w:tcBorders>
+                  <w:shd w:val="clear" w:color="auto" w:fill="FFFFFF"/>
+                  <w:tcMar>
+                    <w:top w:w="0" w:type="dxa"/>
+                    <w:bottom w:w="0" w:type="dxa"/>
+                    <w:left w:w="0" w:type="dxa"/>
+                    <w:right w:w="0" w:type="dxa"/>
+                  </w:tcMar>
+                  <w:vAlign w:val="center"/>
+                </w:tcPr>
+                <w:p>
+                  <w:pPr>
+                    <w:jc w:val="left"/>
+                    <w:pBdr>
+                      <w:bottom w:val="none" w:sz="0" w:space="0" w:color="000000"/>
+                      <w:top w:val="none" w:sz="0" w:space="0" w:color="000000"/>
+                      <w:left w:val="none" w:sz="0" w:space="0" w:color="000000"/>
+                      <w:right w:val="none" w:sz="0" w:space="0" w:color="000000"/>
+                    </w:pBdr>
+                    <w:spacing w:after="100" w:before="100" w:line="240"/>
+                    <w:ind w:left="100" w:right="100" w:firstLine="0" w:firstLineChars="0"/>
+                    <w:rPr>
+                      <w:rFonts w:ascii="Arial" w:hAnsi="Arial" w:eastAsia="Arial" w:cs="Arial"/>
+                      <w:i w:val="false"/>
+                      <w:b w:val="false"/>
+                      <w:u w:val="none"/>
+                      <w:strike w:val="false"/>
+                      <w:sz w:val="22"/>
+                      <w:szCs w:val="22"/>
+                      <w:color w:val="000000"/>
+                    </w:rPr>
+                  </w:pPr>
+                  <w:r xmlns:w="http://schemas.openxmlformats.org/wordprocessingml/2006/main" xmlns:wp="http://schemas.openxmlformats.org/drawingml/2006/wordprocessingDrawing" xmlns:r="http://schemas.openxmlformats.org/officeDocument/2006/relationships" xmlns:w14="http://schemas.microsoft.com/office/word/2010/wordml">
+                    <w:rPr>
+                      <w:rFonts w:ascii="Arial" w:hAnsi="Arial" w:eastAsia="Arial" w:cs="Arial"/>
+                      <w:i w:val="false"/>
+                      <w:b w:val="false"/>
+                      <w:u w:val="none"/>
+                      <w:strike w:val="false"/>
+                      <w:sz w:val="22"/>
+                      <w:szCs w:val="22"/>
+                      <w:color w:val="000000"/>
+                    </w:rPr>
+                    <w:t xml:space="preserve">Hb - </w:t>
+                  </w:r>
+                  <w:r xmlns:w="http://schemas.openxmlformats.org/wordprocessingml/2006/main" xmlns:wp="http://schemas.openxmlformats.org/drawingml/2006/wordprocessingDrawing" xmlns:r="http://schemas.openxmlformats.org/officeDocument/2006/relationships" xmlns:w14="http://schemas.microsoft.com/office/word/2010/wordml">
+                    <w:rPr>
+                      <w:rFonts w:ascii="Arial" w:hAnsi="Arial" w:eastAsia="Arial" w:cs="Arial"/>
+                      <w:i w:val="false"/>
+                      <w:b w:val="false"/>
+                      <w:u w:val="none"/>
+                      <w:strike w:val="false"/>
+                      <w:sz w:val="22"/>
+                      <w:szCs w:val="22"/>
+                      <w:color w:val="000000"/>
+                    </w:rPr>
+                    <w:t xml:space="preserve">Pre</w:t>
+                  </w:r>
+                </w:p>
+              </w:tc>
+              <w:tc>
+                <w:tcPr>
+                  <w:tcBorders>
+                    <w:bottom w:val="single" w:sz="6" w:space="0" w:color="666666"/>
+                    <w:top w:val="single" w:sz="6" w:space="0" w:color="666666"/>
+                    <w:left w:val="none" w:sz="0" w:space="0" w:color="000000"/>
+                    <w:right w:val="none" w:sz="0" w:space="0" w:color="000000"/>
+                  </w:tcBorders>
+                  <w:shd w:val="clear" w:color="auto" w:fill="FFFFFF"/>
+                  <w:tcMar>
+                    <w:top w:w="0" w:type="dxa"/>
+                    <w:bottom w:w="0" w:type="dxa"/>
+                    <w:left w:w="0" w:type="dxa"/>
+                    <w:right w:w="0" w:type="dxa"/>
+                  </w:tcMar>
+                  <w:vAlign w:val="center"/>
+                </w:tcPr>
+                <w:p>
+                  <w:pPr>
+                    <w:jc w:val="center"/>
+                    <w:pBdr>
+                      <w:bottom w:val="none" w:sz="0" w:space="0" w:color="000000"/>
+                      <w:top w:val="none" w:sz="0" w:space="0" w:color="000000"/>
+                      <w:left w:val="none" w:sz="0" w:space="0" w:color="000000"/>
+                      <w:right w:val="none" w:sz="0" w:space="0" w:color="000000"/>
+                    </w:pBdr>
+                    <w:spacing w:after="100" w:before="100" w:line="240"/>
+                    <w:ind w:left="100" w:right="100" w:firstLine="0" w:firstLineChars="0"/>
+                    <w:rPr>
+                      <w:rFonts w:ascii="Arial" w:hAnsi="Arial" w:eastAsia="Arial" w:cs="Arial"/>
+                      <w:i w:val="false"/>
+                      <w:b w:val="false"/>
+                      <w:u w:val="none"/>
+                      <w:strike w:val="false"/>
+                      <w:sz w:val="22"/>
+                      <w:szCs w:val="22"/>
+                      <w:color w:val="000000"/>
+                    </w:rPr>
+                  </w:pPr>
+                  <w:r xmlns:w="http://schemas.openxmlformats.org/wordprocessingml/2006/main" xmlns:wp="http://schemas.openxmlformats.org/drawingml/2006/wordprocessingDrawing" xmlns:r="http://schemas.openxmlformats.org/officeDocument/2006/relationships" xmlns:w14="http://schemas.microsoft.com/office/word/2010/wordml">
+                    <w:rPr>
+                      <w:rFonts w:ascii="Arial" w:hAnsi="Arial" w:eastAsia="Arial" w:cs="Arial"/>
+                      <w:i w:val="false"/>
+                      <w:b w:val="false"/>
+                      <w:u w:val="none"/>
+                      <w:strike w:val="false"/>
+                      <w:sz w:val="22"/>
+                      <w:szCs w:val="22"/>
+                      <w:color w:val="000000"/>
+                    </w:rPr>
+                    <w:t xml:space="preserve">16.39 (1.05)</w:t>
+                  </w:r>
+                </w:p>
+              </w:tc>
+              <w:tc>
+                <w:tcPr>
+                  <w:tcBorders>
+                    <w:bottom w:val="single" w:sz="6" w:space="0" w:color="666666"/>
+                    <w:top w:val="single" w:sz="6" w:space="0" w:color="666666"/>
+                    <w:left w:val="none" w:sz="0" w:space="0" w:color="000000"/>
+                    <w:right w:val="none" w:sz="0" w:space="0" w:color="000000"/>
+                  </w:tcBorders>
+                  <w:shd w:val="clear" w:color="auto" w:fill="FFFFFF"/>
+                  <w:tcMar>
+                    <w:top w:w="0" w:type="dxa"/>
+                    <w:bottom w:w="0" w:type="dxa"/>
+                    <w:left w:w="0" w:type="dxa"/>
+                    <w:right w:w="0" w:type="dxa"/>
+                  </w:tcMar>
+                  <w:vAlign w:val="center"/>
+                </w:tcPr>
+                <w:p>
+                  <w:pPr>
+                    <w:jc w:val="center"/>
+                    <w:pBdr>
+                      <w:bottom w:val="none" w:sz="0" w:space="0" w:color="000000"/>
+                      <w:top w:val="none" w:sz="0" w:space="0" w:color="000000"/>
+                      <w:left w:val="none" w:sz="0" w:space="0" w:color="000000"/>
+                      <w:right w:val="none" w:sz="0" w:space="0" w:color="000000"/>
+                    </w:pBdr>
+                    <w:spacing w:after="100" w:before="100" w:line="240"/>
+                    <w:ind w:left="100" w:right="100" w:firstLine="0" w:firstLineChars="0"/>
+                    <w:rPr>
+                      <w:rFonts w:ascii="Arial" w:hAnsi="Arial" w:eastAsia="Arial" w:cs="Arial"/>
+                      <w:i w:val="false"/>
+                      <w:b w:val="false"/>
+                      <w:u w:val="none"/>
+                      <w:strike w:val="false"/>
+                      <w:sz w:val="22"/>
+                      <w:szCs w:val="22"/>
+                      <w:color w:val="000000"/>
+                    </w:rPr>
+                  </w:pPr>
+                  <w:r xmlns:w="http://schemas.openxmlformats.org/wordprocessingml/2006/main" xmlns:wp="http://schemas.openxmlformats.org/drawingml/2006/wordprocessingDrawing" xmlns:r="http://schemas.openxmlformats.org/officeDocument/2006/relationships" xmlns:w14="http://schemas.microsoft.com/office/word/2010/wordml">
+                    <w:rPr>
+                      <w:rFonts w:ascii="Arial" w:hAnsi="Arial" w:eastAsia="Arial" w:cs="Arial"/>
+                      <w:i w:val="false"/>
+                      <w:b w:val="false"/>
+                      <w:u w:val="none"/>
+                      <w:strike w:val="false"/>
+                      <w:sz w:val="22"/>
+                      <w:szCs w:val="22"/>
+                      <w:color w:val="000000"/>
+                    </w:rPr>
+                    <w:t xml:space="preserve">15.88 (0.93)</w:t>
+                  </w:r>
+                </w:p>
+              </w:tc>
+              <w:tc>
+                <w:tcPr>
+                  <w:tcBorders>
+                    <w:bottom w:val="single" w:sz="6" w:space="0" w:color="666666"/>
+                    <w:top w:val="single" w:sz="6" w:space="0" w:color="666666"/>
+                    <w:left w:val="none" w:sz="0" w:space="0" w:color="000000"/>
+                    <w:right w:val="none" w:sz="0" w:space="0" w:color="000000"/>
+                  </w:tcBorders>
+                  <w:shd w:val="clear" w:color="auto" w:fill="FFFFFF"/>
+                  <w:tcMar>
+                    <w:top w:w="0" w:type="dxa"/>
+                    <w:bottom w:w="0" w:type="dxa"/>
+                    <w:left w:w="0" w:type="dxa"/>
+                    <w:right w:w="0" w:type="dxa"/>
+                  </w:tcMar>
+                  <w:vAlign w:val="center"/>
+                </w:tcPr>
+                <w:p>
+                  <w:pPr>
+                    <w:jc w:val="center"/>
+                    <w:pBdr>
+                      <w:bottom w:val="none" w:sz="0" w:space="0" w:color="000000"/>
+                      <w:top w:val="none" w:sz="0" w:space="0" w:color="000000"/>
+                      <w:left w:val="none" w:sz="0" w:space="0" w:color="000000"/>
+                      <w:right w:val="none" w:sz="0" w:space="0" w:color="000000"/>
+                    </w:pBdr>
+                    <w:spacing w:after="100" w:before="100" w:line="240"/>
+                    <w:ind w:left="100" w:right="100" w:firstLine="0" w:firstLineChars="0"/>
+                    <w:rPr>
+                      <w:rFonts w:ascii="Arial" w:hAnsi="Arial" w:eastAsia="Arial" w:cs="Arial"/>
+                      <w:i w:val="false"/>
+                      <w:b w:val="false"/>
+                      <w:u w:val="none"/>
+                      <w:strike w:val="false"/>
+                      <w:sz w:val="22"/>
+                      <w:szCs w:val="22"/>
+                      <w:color w:val="000000"/>
+                    </w:rPr>
+                  </w:pPr>
+                  <w:r xmlns:w="http://schemas.openxmlformats.org/wordprocessingml/2006/main" xmlns:wp="http://schemas.openxmlformats.org/drawingml/2006/wordprocessingDrawing" xmlns:r="http://schemas.openxmlformats.org/officeDocument/2006/relationships" xmlns:w14="http://schemas.microsoft.com/office/word/2010/wordml">
+                    <w:rPr>
+                      <w:rFonts w:ascii="Arial" w:hAnsi="Arial" w:eastAsia="Arial" w:cs="Arial"/>
+                      <w:i w:val="false"/>
+                      <w:b w:val="false"/>
+                      <w:u w:val="none"/>
+                      <w:strike w:val="false"/>
+                      <w:sz w:val="22"/>
+                      <w:szCs w:val="22"/>
+                      <w:color w:val="000000"/>
+                    </w:rPr>
+                    <w:t xml:space="preserve">16.11 (0.95)</w:t>
+                  </w:r>
+                </w:p>
+              </w:tc>
+            </w:tr>
+            <w:tr>
+              <w:trPr>
+                <w:trHeight w:val="617" w:hRule="auto"/>
+              </w:trPr>
+              <w:tc>
+                <w:tcPr>
+                  <w:tcBorders>
+                    <w:bottom w:val="single" w:sz="6" w:space="0" w:color="666666"/>
+                    <w:top w:val="single" w:sz="6" w:space="0" w:color="666666"/>
+                    <w:left w:val="none" w:sz="0" w:space="0" w:color="000000"/>
+                    <w:right w:val="none" w:sz="0" w:space="0" w:color="000000"/>
+                  </w:tcBorders>
+                  <w:shd w:val="clear" w:color="auto" w:fill="FFFFFF"/>
+                  <w:tcMar>
+                    <w:top w:w="0" w:type="dxa"/>
+                    <w:bottom w:w="0" w:type="dxa"/>
+                    <w:left w:w="0" w:type="dxa"/>
+                    <w:right w:w="0" w:type="dxa"/>
+                  </w:tcMar>
+                  <w:vAlign w:val="center"/>
+                </w:tcPr>
+                <w:p>
+                  <w:pPr>
+                    <w:jc w:val="left"/>
+                    <w:pBdr>
+                      <w:bottom w:val="none" w:sz="0" w:space="0" w:color="000000"/>
+                      <w:top w:val="none" w:sz="0" w:space="0" w:color="000000"/>
+                      <w:left w:val="none" w:sz="0" w:space="0" w:color="000000"/>
+                      <w:right w:val="none" w:sz="0" w:space="0" w:color="000000"/>
+                    </w:pBdr>
+                    <w:spacing w:after="100" w:before="100" w:line="240"/>
+                    <w:ind w:left="100" w:right="100" w:firstLine="0" w:firstLineChars="0"/>
+                    <w:rPr>
+                      <w:rFonts w:ascii="Arial" w:hAnsi="Arial" w:eastAsia="Arial" w:cs="Arial"/>
+                      <w:i w:val="false"/>
+                      <w:b w:val="false"/>
+                      <w:u w:val="none"/>
+                      <w:strike w:val="false"/>
+                      <w:sz w:val="22"/>
+                      <w:szCs w:val="22"/>
+                      <w:color w:val="000000"/>
+                    </w:rPr>
+                  </w:pPr>
+                  <w:r xmlns:w="http://schemas.openxmlformats.org/wordprocessingml/2006/main" xmlns:wp="http://schemas.openxmlformats.org/drawingml/2006/wordprocessingDrawing" xmlns:r="http://schemas.openxmlformats.org/officeDocument/2006/relationships" xmlns:w14="http://schemas.microsoft.com/office/word/2010/wordml">
+                    <w:rPr>
+                      <w:rFonts w:ascii="Arial" w:hAnsi="Arial" w:eastAsia="Arial" w:cs="Arial"/>
+                      <w:i w:val="false"/>
+                      <w:b w:val="false"/>
+                      <w:u w:val="none"/>
+                      <w:strike w:val="false"/>
+                      <w:sz w:val="22"/>
+                      <w:szCs w:val="22"/>
+                      <w:color w:val="000000"/>
+                    </w:rPr>
+                    <w:t xml:space="preserve">Hb - </w:t>
+                  </w:r>
+                  <w:r xmlns:w="http://schemas.openxmlformats.org/wordprocessingml/2006/main" xmlns:wp="http://schemas.openxmlformats.org/drawingml/2006/wordprocessingDrawing" xmlns:r="http://schemas.openxmlformats.org/officeDocument/2006/relationships" xmlns:w14="http://schemas.microsoft.com/office/word/2010/wordml">
+                    <w:rPr>
+                      <w:rFonts w:ascii="Arial" w:hAnsi="Arial" w:eastAsia="Arial" w:cs="Arial"/>
+                      <w:i w:val="false"/>
+                      <w:b w:val="false"/>
+                      <w:u w:val="none"/>
+                      <w:strike w:val="false"/>
+                      <w:sz w:val="22"/>
+                      <w:szCs w:val="22"/>
+                      <w:color w:val="000000"/>
+                    </w:rPr>
+                    <w:t xml:space="preserve">10 min</w:t>
+                  </w:r>
+                </w:p>
+              </w:tc>
+              <w:tc>
+                <w:tcPr>
+                  <w:tcBorders>
+                    <w:bottom w:val="single" w:sz="6" w:space="0" w:color="666666"/>
+                    <w:top w:val="single" w:sz="6" w:space="0" w:color="666666"/>
+                    <w:left w:val="none" w:sz="0" w:space="0" w:color="000000"/>
+                    <w:right w:val="none" w:sz="0" w:space="0" w:color="000000"/>
+                  </w:tcBorders>
+                  <w:shd w:val="clear" w:color="auto" w:fill="FFFFFF"/>
+                  <w:tcMar>
+                    <w:top w:w="0" w:type="dxa"/>
+                    <w:bottom w:w="0" w:type="dxa"/>
+                    <w:left w:w="0" w:type="dxa"/>
+                    <w:right w:w="0" w:type="dxa"/>
+                  </w:tcMar>
+                  <w:vAlign w:val="center"/>
+                </w:tcPr>
+                <w:p>
+                  <w:pPr>
+                    <w:jc w:val="center"/>
+                    <w:pBdr>
+                      <w:bottom w:val="none" w:sz="0" w:space="0" w:color="000000"/>
+                      <w:top w:val="none" w:sz="0" w:space="0" w:color="000000"/>
+                      <w:left w:val="none" w:sz="0" w:space="0" w:color="000000"/>
+                      <w:right w:val="none" w:sz="0" w:space="0" w:color="000000"/>
+                    </w:pBdr>
+                    <w:spacing w:after="100" w:before="100" w:line="240"/>
+                    <w:ind w:left="100" w:right="100" w:firstLine="0" w:firstLineChars="0"/>
+                    <w:rPr>
+                      <w:rFonts w:ascii="Arial" w:hAnsi="Arial" w:eastAsia="Arial" w:cs="Arial"/>
+                      <w:i w:val="false"/>
+                      <w:b w:val="false"/>
+                      <w:u w:val="none"/>
+                      <w:strike w:val="false"/>
+                      <w:sz w:val="22"/>
+                      <w:szCs w:val="22"/>
+                      <w:color w:val="000000"/>
+                    </w:rPr>
+                  </w:pPr>
+                  <w:r xmlns:w="http://schemas.openxmlformats.org/wordprocessingml/2006/main" xmlns:wp="http://schemas.openxmlformats.org/drawingml/2006/wordprocessingDrawing" xmlns:r="http://schemas.openxmlformats.org/officeDocument/2006/relationships" xmlns:w14="http://schemas.microsoft.com/office/word/2010/wordml">
+                    <w:rPr>
+                      <w:rFonts w:ascii="Arial" w:hAnsi="Arial" w:eastAsia="Arial" w:cs="Arial"/>
+                      <w:i w:val="false"/>
+                      <w:b w:val="false"/>
+                      <w:u w:val="none"/>
+                      <w:strike w:val="false"/>
+                      <w:sz w:val="22"/>
+                      <w:szCs w:val="22"/>
+                      <w:color w:val="000000"/>
+                    </w:rPr>
+                    <w:t xml:space="preserve">16.68 (1.03)</w:t>
+                  </w:r>
+                </w:p>
+              </w:tc>
+              <w:tc>
+                <w:tcPr>
+                  <w:tcBorders>
+                    <w:bottom w:val="single" w:sz="6" w:space="0" w:color="666666"/>
+                    <w:top w:val="single" w:sz="6" w:space="0" w:color="666666"/>
+                    <w:left w:val="none" w:sz="0" w:space="0" w:color="000000"/>
+                    <w:right w:val="none" w:sz="0" w:space="0" w:color="000000"/>
+                  </w:tcBorders>
+                  <w:shd w:val="clear" w:color="auto" w:fill="FFFFFF"/>
+                  <w:tcMar>
+                    <w:top w:w="0" w:type="dxa"/>
+                    <w:bottom w:w="0" w:type="dxa"/>
+                    <w:left w:w="0" w:type="dxa"/>
+                    <w:right w:w="0" w:type="dxa"/>
+                  </w:tcMar>
+                  <w:vAlign w:val="center"/>
+                </w:tcPr>
+                <w:p>
+                  <w:pPr>
+                    <w:jc w:val="center"/>
+                    <w:pBdr>
+                      <w:bottom w:val="none" w:sz="0" w:space="0" w:color="000000"/>
+                      <w:top w:val="none" w:sz="0" w:space="0" w:color="000000"/>
+                      <w:left w:val="none" w:sz="0" w:space="0" w:color="000000"/>
+                      <w:right w:val="none" w:sz="0" w:space="0" w:color="000000"/>
+                    </w:pBdr>
+                    <w:spacing w:after="100" w:before="100" w:line="240"/>
+                    <w:ind w:left="100" w:right="100" w:firstLine="0" w:firstLineChars="0"/>
+                    <w:rPr>
+                      <w:rFonts w:ascii="Arial" w:hAnsi="Arial" w:eastAsia="Arial" w:cs="Arial"/>
+                      <w:i w:val="false"/>
+                      <w:b w:val="false"/>
+                      <w:u w:val="none"/>
+                      <w:strike w:val="false"/>
+                      <w:sz w:val="22"/>
+                      <w:szCs w:val="22"/>
+                      <w:color w:val="000000"/>
+                    </w:rPr>
+                  </w:pPr>
+                  <w:r xmlns:w="http://schemas.openxmlformats.org/wordprocessingml/2006/main" xmlns:wp="http://schemas.openxmlformats.org/drawingml/2006/wordprocessingDrawing" xmlns:r="http://schemas.openxmlformats.org/officeDocument/2006/relationships" xmlns:w14="http://schemas.microsoft.com/office/word/2010/wordml">
+                    <w:rPr>
+                      <w:rFonts w:ascii="Arial" w:hAnsi="Arial" w:eastAsia="Arial" w:cs="Arial"/>
+                      <w:i w:val="false"/>
+                      <w:b w:val="false"/>
+                      <w:u w:val="none"/>
+                      <w:strike w:val="false"/>
+                      <w:sz w:val="22"/>
+                      <w:szCs w:val="22"/>
+                      <w:color w:val="000000"/>
+                    </w:rPr>
+                    <w:t xml:space="preserve">16.45 (0.97)</w:t>
+                  </w:r>
+                </w:p>
+              </w:tc>
+              <w:tc>
+                <w:tcPr>
+                  <w:tcBorders>
+                    <w:bottom w:val="single" w:sz="6" w:space="0" w:color="666666"/>
+                    <w:top w:val="single" w:sz="6" w:space="0" w:color="666666"/>
+                    <w:left w:val="none" w:sz="0" w:space="0" w:color="000000"/>
+                    <w:right w:val="none" w:sz="0" w:space="0" w:color="000000"/>
+                  </w:tcBorders>
+                  <w:shd w:val="clear" w:color="auto" w:fill="FFFFFF"/>
+                  <w:tcMar>
+                    <w:top w:w="0" w:type="dxa"/>
+                    <w:bottom w:w="0" w:type="dxa"/>
+                    <w:left w:w="0" w:type="dxa"/>
+                    <w:right w:w="0" w:type="dxa"/>
+                  </w:tcMar>
+                  <w:vAlign w:val="center"/>
+                </w:tcPr>
+                <w:p>
+                  <w:pPr>
+                    <w:jc w:val="center"/>
+                    <w:pBdr>
+                      <w:bottom w:val="none" w:sz="0" w:space="0" w:color="000000"/>
+                      <w:top w:val="none" w:sz="0" w:space="0" w:color="000000"/>
+                      <w:left w:val="none" w:sz="0" w:space="0" w:color="000000"/>
+                      <w:right w:val="none" w:sz="0" w:space="0" w:color="000000"/>
+                    </w:pBdr>
+                    <w:spacing w:after="100" w:before="100" w:line="240"/>
+                    <w:ind w:left="100" w:right="100" w:firstLine="0" w:firstLineChars="0"/>
+                    <w:rPr>
+                      <w:rFonts w:ascii="Arial" w:hAnsi="Arial" w:eastAsia="Arial" w:cs="Arial"/>
+                      <w:i w:val="false"/>
+                      <w:b w:val="false"/>
+                      <w:u w:val="none"/>
+                      <w:strike w:val="false"/>
+                      <w:sz w:val="22"/>
+                      <w:szCs w:val="22"/>
+                      <w:color w:val="000000"/>
+                    </w:rPr>
+                  </w:pPr>
+                  <w:r xmlns:w="http://schemas.openxmlformats.org/wordprocessingml/2006/main" xmlns:wp="http://schemas.openxmlformats.org/drawingml/2006/wordprocessingDrawing" xmlns:r="http://schemas.openxmlformats.org/officeDocument/2006/relationships" xmlns:w14="http://schemas.microsoft.com/office/word/2010/wordml">
+                    <w:rPr>
+                      <w:rFonts w:ascii="Arial" w:hAnsi="Arial" w:eastAsia="Arial" w:cs="Arial"/>
+                      <w:i w:val="false"/>
+                      <w:b w:val="false"/>
+                      <w:u w:val="none"/>
+                      <w:strike w:val="false"/>
+                      <w:sz w:val="22"/>
+                      <w:szCs w:val="22"/>
+                      <w:color w:val="000000"/>
+                    </w:rPr>
+                    <w:t xml:space="preserve">16.74 (0.81)</w:t>
+                  </w:r>
+                </w:p>
+              </w:tc>
+            </w:tr>
+            <w:tr>
+              <w:trPr>
+                <w:trHeight w:val="617" w:hRule="auto"/>
+              </w:trPr>
+              <w:tc>
+                <w:tcPr>
+                  <w:tcBorders>
+                    <w:bottom w:val="single" w:sz="6" w:space="0" w:color="666666"/>
+                    <w:top w:val="single" w:sz="6" w:space="0" w:color="666666"/>
+                    <w:left w:val="none" w:sz="0" w:space="0" w:color="000000"/>
+                    <w:right w:val="none" w:sz="0" w:space="0" w:color="000000"/>
+                  </w:tcBorders>
+                  <w:shd w:val="clear" w:color="auto" w:fill="FFFFFF"/>
+                  <w:tcMar>
+                    <w:top w:w="0" w:type="dxa"/>
+                    <w:bottom w:w="0" w:type="dxa"/>
+                    <w:left w:w="0" w:type="dxa"/>
+                    <w:right w:w="0" w:type="dxa"/>
+                  </w:tcMar>
+                  <w:vAlign w:val="center"/>
+                </w:tcPr>
+                <w:p>
+                  <w:pPr>
+                    <w:jc w:val="left"/>
+                    <w:pBdr>
+                      <w:bottom w:val="none" w:sz="0" w:space="0" w:color="000000"/>
+                      <w:top w:val="none" w:sz="0" w:space="0" w:color="000000"/>
+                      <w:left w:val="none" w:sz="0" w:space="0" w:color="000000"/>
+                      <w:right w:val="none" w:sz="0" w:space="0" w:color="000000"/>
+                    </w:pBdr>
+                    <w:spacing w:after="100" w:before="100" w:line="240"/>
+                    <w:ind w:left="100" w:right="100" w:firstLine="0" w:firstLineChars="0"/>
+                    <w:rPr>
+                      <w:rFonts w:ascii="Arial" w:hAnsi="Arial" w:eastAsia="Arial" w:cs="Arial"/>
+                      <w:i w:val="false"/>
+                      <w:b w:val="false"/>
+                      <w:u w:val="none"/>
+                      <w:strike w:val="false"/>
+                      <w:sz w:val="22"/>
+                      <w:szCs w:val="22"/>
+                      <w:color w:val="000000"/>
+                    </w:rPr>
+                  </w:pPr>
+                  <w:r xmlns:w="http://schemas.openxmlformats.org/wordprocessingml/2006/main" xmlns:wp="http://schemas.openxmlformats.org/drawingml/2006/wordprocessingDrawing" xmlns:r="http://schemas.openxmlformats.org/officeDocument/2006/relationships" xmlns:w14="http://schemas.microsoft.com/office/word/2010/wordml">
+                    <w:rPr>
+                      <w:rFonts w:ascii="Arial" w:hAnsi="Arial" w:eastAsia="Arial" w:cs="Arial"/>
+                      <w:i w:val="false"/>
+                      <w:b w:val="false"/>
+                      <w:u w:val="none"/>
+                      <w:strike w:val="false"/>
+                      <w:sz w:val="22"/>
+                      <w:szCs w:val="22"/>
+                      <w:color w:val="000000"/>
+                    </w:rPr>
+                    <w:t xml:space="preserve">Hb - </w:t>
+                  </w:r>
+                  <w:r xmlns:w="http://schemas.openxmlformats.org/wordprocessingml/2006/main" xmlns:wp="http://schemas.openxmlformats.org/drawingml/2006/wordprocessingDrawing" xmlns:r="http://schemas.openxmlformats.org/officeDocument/2006/relationships" xmlns:w14="http://schemas.microsoft.com/office/word/2010/wordml">
+                    <w:rPr>
+                      <w:rFonts w:ascii="Arial" w:hAnsi="Arial" w:eastAsia="Arial" w:cs="Arial"/>
+                      <w:i w:val="false"/>
+                      <w:b w:val="false"/>
+                      <w:u w:val="none"/>
+                      <w:strike w:val="false"/>
+                      <w:sz w:val="22"/>
+                      <w:szCs w:val="22"/>
+                      <w:color w:val="000000"/>
+                    </w:rPr>
+                    <w:t xml:space="preserve">Post</w:t>
+                  </w:r>
+                </w:p>
+              </w:tc>
+              <w:tc>
+                <w:tcPr>
+                  <w:tcBorders>
+                    <w:bottom w:val="single" w:sz="6" w:space="0" w:color="666666"/>
+                    <w:top w:val="single" w:sz="6" w:space="0" w:color="666666"/>
+                    <w:left w:val="none" w:sz="0" w:space="0" w:color="000000"/>
+                    <w:right w:val="none" w:sz="0" w:space="0" w:color="000000"/>
+                  </w:tcBorders>
+                  <w:shd w:val="clear" w:color="auto" w:fill="FFFFFF"/>
+                  <w:tcMar>
+                    <w:top w:w="0" w:type="dxa"/>
+                    <w:bottom w:w="0" w:type="dxa"/>
+                    <w:left w:w="0" w:type="dxa"/>
+                    <w:right w:w="0" w:type="dxa"/>
+                  </w:tcMar>
+                  <w:vAlign w:val="center"/>
+                </w:tcPr>
+                <w:p>
+                  <w:pPr>
+                    <w:jc w:val="center"/>
+                    <w:pBdr>
+                      <w:bottom w:val="none" w:sz="0" w:space="0" w:color="000000"/>
+                      <w:top w:val="none" w:sz="0" w:space="0" w:color="000000"/>
+                      <w:left w:val="none" w:sz="0" w:space="0" w:color="000000"/>
+                      <w:right w:val="none" w:sz="0" w:space="0" w:color="000000"/>
+                    </w:pBdr>
+                    <w:spacing w:after="100" w:before="100" w:line="240"/>
+                    <w:ind w:left="100" w:right="100" w:firstLine="0" w:firstLineChars="0"/>
+                    <w:rPr>
+                      <w:rFonts w:ascii="Arial" w:hAnsi="Arial" w:eastAsia="Arial" w:cs="Arial"/>
+                      <w:i w:val="false"/>
+                      <w:b w:val="false"/>
+                      <w:u w:val="none"/>
+                      <w:strike w:val="false"/>
+                      <w:sz w:val="22"/>
+                      <w:szCs w:val="22"/>
+                      <w:color w:val="000000"/>
+                    </w:rPr>
+                  </w:pPr>
+                  <w:r xmlns:w="http://schemas.openxmlformats.org/wordprocessingml/2006/main" xmlns:wp="http://schemas.openxmlformats.org/drawingml/2006/wordprocessingDrawing" xmlns:r="http://schemas.openxmlformats.org/officeDocument/2006/relationships" xmlns:w14="http://schemas.microsoft.com/office/word/2010/wordml">
+                    <w:rPr>
+                      <w:rFonts w:ascii="Arial" w:hAnsi="Arial" w:eastAsia="Arial" w:cs="Arial"/>
+                      <w:i w:val="false"/>
+                      <w:b w:val="false"/>
+                      <w:u w:val="none"/>
+                      <w:strike w:val="false"/>
+                      <w:sz w:val="22"/>
+                      <w:szCs w:val="22"/>
+                      <w:color w:val="000000"/>
+                    </w:rPr>
+                    <w:t xml:space="preserve">17.05 (1.07)</w:t>
+                  </w:r>
+                </w:p>
+              </w:tc>
+              <w:tc>
+                <w:tcPr>
+                  <w:tcBorders>
+                    <w:bottom w:val="single" w:sz="6" w:space="0" w:color="666666"/>
+                    <w:top w:val="single" w:sz="6" w:space="0" w:color="666666"/>
+                    <w:left w:val="none" w:sz="0" w:space="0" w:color="000000"/>
+                    <w:right w:val="none" w:sz="0" w:space="0" w:color="000000"/>
+                  </w:tcBorders>
+                  <w:shd w:val="clear" w:color="auto" w:fill="FFFFFF"/>
+                  <w:tcMar>
+                    <w:top w:w="0" w:type="dxa"/>
+                    <w:bottom w:w="0" w:type="dxa"/>
+                    <w:left w:w="0" w:type="dxa"/>
+                    <w:right w:w="0" w:type="dxa"/>
+                  </w:tcMar>
+                  <w:vAlign w:val="center"/>
+                </w:tcPr>
+                <w:p>
+                  <w:pPr>
+                    <w:jc w:val="center"/>
+                    <w:pBdr>
+                      <w:bottom w:val="none" w:sz="0" w:space="0" w:color="000000"/>
+                      <w:top w:val="none" w:sz="0" w:space="0" w:color="000000"/>
+                      <w:left w:val="none" w:sz="0" w:space="0" w:color="000000"/>
+                      <w:right w:val="none" w:sz="0" w:space="0" w:color="000000"/>
+                    </w:pBdr>
+                    <w:spacing w:after="100" w:before="100" w:line="240"/>
+                    <w:ind w:left="100" w:right="100" w:firstLine="0" w:firstLineChars="0"/>
+                    <w:rPr>
+                      <w:rFonts w:ascii="Arial" w:hAnsi="Arial" w:eastAsia="Arial" w:cs="Arial"/>
+                      <w:i w:val="false"/>
+                      <w:b w:val="false"/>
+                      <w:u w:val="none"/>
+                      <w:strike w:val="false"/>
+                      <w:sz w:val="22"/>
+                      <w:szCs w:val="22"/>
+                      <w:color w:val="000000"/>
+                    </w:rPr>
+                  </w:pPr>
+                  <w:r xmlns:w="http://schemas.openxmlformats.org/wordprocessingml/2006/main" xmlns:wp="http://schemas.openxmlformats.org/drawingml/2006/wordprocessingDrawing" xmlns:r="http://schemas.openxmlformats.org/officeDocument/2006/relationships" xmlns:w14="http://schemas.microsoft.com/office/word/2010/wordml">
+                    <w:rPr>
+                      <w:rFonts w:ascii="Arial" w:hAnsi="Arial" w:eastAsia="Arial" w:cs="Arial"/>
+                      <w:i w:val="false"/>
+                      <w:b w:val="false"/>
+                      <w:u w:val="none"/>
+                      <w:strike w:val="false"/>
+                      <w:sz w:val="22"/>
+                      <w:szCs w:val="22"/>
+                      <w:color w:val="000000"/>
+                    </w:rPr>
+                    <w:t xml:space="preserve">16.66 (0.95)</w:t>
+                  </w:r>
+                </w:p>
+              </w:tc>
+              <w:tc>
+                <w:tcPr>
+                  <w:tcBorders>
+                    <w:bottom w:val="single" w:sz="6" w:space="0" w:color="666666"/>
+                    <w:top w:val="single" w:sz="6" w:space="0" w:color="666666"/>
+                    <w:left w:val="none" w:sz="0" w:space="0" w:color="000000"/>
+                    <w:right w:val="none" w:sz="0" w:space="0" w:color="000000"/>
+                  </w:tcBorders>
+                  <w:shd w:val="clear" w:color="auto" w:fill="FFFFFF"/>
+                  <w:tcMar>
+                    <w:top w:w="0" w:type="dxa"/>
+                    <w:bottom w:w="0" w:type="dxa"/>
+                    <w:left w:w="0" w:type="dxa"/>
+                    <w:right w:w="0" w:type="dxa"/>
+                  </w:tcMar>
+                  <w:vAlign w:val="center"/>
+                </w:tcPr>
+                <w:p>
+                  <w:pPr>
+                    <w:jc w:val="center"/>
+                    <w:pBdr>
+                      <w:bottom w:val="none" w:sz="0" w:space="0" w:color="000000"/>
+                      <w:top w:val="none" w:sz="0" w:space="0" w:color="000000"/>
+                      <w:left w:val="none" w:sz="0" w:space="0" w:color="000000"/>
+                      <w:right w:val="none" w:sz="0" w:space="0" w:color="000000"/>
+                    </w:pBdr>
+                    <w:spacing w:after="100" w:before="100" w:line="240"/>
+                    <w:ind w:left="100" w:right="100" w:firstLine="0" w:firstLineChars="0"/>
+                    <w:rPr>
+                      <w:rFonts w:ascii="Arial" w:hAnsi="Arial" w:eastAsia="Arial" w:cs="Arial"/>
+                      <w:i w:val="false"/>
+                      <w:b w:val="false"/>
+                      <w:u w:val="none"/>
+                      <w:strike w:val="false"/>
+                      <w:sz w:val="22"/>
+                      <w:szCs w:val="22"/>
+                      <w:color w:val="000000"/>
+                    </w:rPr>
+                  </w:pPr>
+                  <w:r xmlns:w="http://schemas.openxmlformats.org/wordprocessingml/2006/main" xmlns:wp="http://schemas.openxmlformats.org/drawingml/2006/wordprocessingDrawing" xmlns:r="http://schemas.openxmlformats.org/officeDocument/2006/relationships" xmlns:w14="http://schemas.microsoft.com/office/word/2010/wordml">
+                    <w:rPr>
+                      <w:rFonts w:ascii="Arial" w:hAnsi="Arial" w:eastAsia="Arial" w:cs="Arial"/>
+                      <w:i w:val="false"/>
+                      <w:b w:val="false"/>
+                      <w:u w:val="none"/>
+                      <w:strike w:val="false"/>
+                      <w:sz w:val="22"/>
+                      <w:szCs w:val="22"/>
+                      <w:color w:val="000000"/>
+                    </w:rPr>
+                    <w:t xml:space="preserve">16.81 (0.87)</w:t>
+                  </w:r>
+                </w:p>
+              </w:tc>
+            </w:tr>
+            <w:tr>
+              <w:trPr>
+                <w:trHeight w:val="606" w:hRule="auto"/>
+              </w:trPr>
+              <w:tc>
+                <w:tcPr>
+                  <w:gridSpan w:val="4"/>
+                  <w:tcBorders>
+                    <w:bottom w:val="single" w:sz="12" w:space="0" w:color="666666"/>
+                    <w:top w:val="single" w:sz="6" w:space="0" w:color="666666"/>
+                    <w:left w:val="none" w:sz="0" w:space="0" w:color="000000"/>
+                    <w:right w:val="none" w:sz="0" w:space="0" w:color="000000"/>
+                  </w:tcBorders>
+                  <w:shd w:val="clear" w:color="auto" w:fill="FFFFFF"/>
+                  <w:tcMar>
+                    <w:top w:w="0" w:type="dxa"/>
+                    <w:bottom w:w="0" w:type="dxa"/>
+                    <w:left w:w="0" w:type="dxa"/>
+                    <w:right w:w="0" w:type="dxa"/>
+                  </w:tcMar>
+                  <w:vAlign w:val="center"/>
+                </w:tcPr>
+                <w:p>
+                  <w:pPr>
+                    <w:jc w:val="left"/>
+                    <w:pBdr>
+                      <w:bottom w:val="none" w:sz="0" w:space="0" w:color="000000"/>
+                      <w:top w:val="none" w:sz="0" w:space="0" w:color="000000"/>
+                      <w:left w:val="none" w:sz="0" w:space="0" w:color="000000"/>
+                      <w:right w:val="none" w:sz="0" w:space="0" w:color="000000"/>
+                    </w:pBdr>
+                    <w:spacing w:after="100" w:before="120" w:line="240"/>
+                    <w:ind w:left="100" w:right="100" w:firstLine="0" w:firstLineChars="0"/>
+                    <w:rPr>
+                      <w:rFonts w:ascii="Arial" w:hAnsi="Arial" w:eastAsia="Arial" w:cs="Arial"/>
+                      <w:i w:val="false"/>
+                      <w:b w:val="false"/>
+                      <w:u w:val="none"/>
+                      <w:strike w:val="false"/>
+                      <w:sz w:val="18"/>
+                      <w:szCs w:val="18"/>
+                      <w:color w:val="000000"/>
+                    </w:rPr>
+                  </w:pPr>
+                  <w:r xmlns:w="http://schemas.openxmlformats.org/wordprocessingml/2006/main" xmlns:wp="http://schemas.openxmlformats.org/drawingml/2006/wordprocessingDrawing" xmlns:r="http://schemas.openxmlformats.org/officeDocument/2006/relationships" xmlns:w14="http://schemas.microsoft.com/office/word/2010/wordml">
+                    <w:rPr>
+                      <w:rFonts w:ascii="Arial" w:hAnsi="Arial" w:eastAsia="Arial" w:cs="Arial"/>
+                      <w:i w:val="false"/>
+                      <w:b w:val="false"/>
+                      <w:u w:val="none"/>
+                      <w:strike w:val="false"/>
+                      <w:sz w:val="18"/>
+                      <w:szCs w:val="18"/>
+                      <w:color w:val="000000"/>
+                    </w:rPr>
+                    <w:t xml:space="preserve">Verdier er oppgitt som gjennomsnitt (SD). </w:t>
+                  </w:r>
+                  <w:r xmlns:w="http://schemas.openxmlformats.org/wordprocessingml/2006/main" xmlns:wp="http://schemas.openxmlformats.org/drawingml/2006/wordprocessingDrawing" xmlns:r="http://schemas.openxmlformats.org/officeDocument/2006/relationships" xmlns:w14="http://schemas.microsoft.com/office/word/2010/wordml">
+                    <w:rPr>
+                      <w:rFonts w:ascii="Arial" w:hAnsi="Arial" w:eastAsia="Arial" w:cs="Arial"/>
+                      <w:i w:val="false"/>
+                      <w:b w:val="false"/>
+                      <w:u w:val="none"/>
+                      <w:strike w:val="false"/>
+                      <w:sz w:val="18"/>
+                      <w:szCs w:val="18"/>
+                      <w:color w:val="000000"/>
+                    </w:rPr>
+                    <w:t xml:space="preserve">Laktat i mmol</w:t>
+                  </w:r>
+                  <w:r xmlns:w="http://schemas.openxmlformats.org/wordprocessingml/2006/main" xmlns:wp="http://schemas.openxmlformats.org/drawingml/2006/wordprocessingDrawing" xmlns:r="http://schemas.openxmlformats.org/officeDocument/2006/relationships" xmlns:w14="http://schemas.microsoft.com/office/word/2010/wordml">
+                    <w:rPr>
+                      <w:rFonts w:ascii="Arial" w:hAnsi="Arial" w:eastAsia="Arial" w:cs="Arial"/>
+                      <w:i w:val="false"/>
+                      <w:b w:val="false"/>
+                      <w:u w:val="none"/>
+                      <w:strike w:val="false"/>
+                      <w:sz w:val="18"/>
+                      <w:szCs w:val="18"/>
+                      <w:color w:val="000000"/>
+                    </w:rPr>
+                    <w:t xml:space="preserve">·</w:t>
+                  </w:r>
+                  <w:r xmlns:w="http://schemas.openxmlformats.org/wordprocessingml/2006/main" xmlns:wp="http://schemas.openxmlformats.org/drawingml/2006/wordprocessingDrawing" xmlns:r="http://schemas.openxmlformats.org/officeDocument/2006/relationships" xmlns:w14="http://schemas.microsoft.com/office/word/2010/wordml">
+                    <w:rPr>
+                      <w:rFonts w:ascii="Arial" w:hAnsi="Arial" w:eastAsia="Arial" w:cs="Arial"/>
+                      <w:i w:val="false"/>
+                      <w:b w:val="false"/>
+                      <w:u w:val="none"/>
+                      <w:strike w:val="false"/>
+                      <w:sz w:val="18"/>
+                      <w:szCs w:val="18"/>
+                      <w:color w:val="000000"/>
+                    </w:rPr>
+                    <w:t xml:space="preserve">L</w:t>
+                  </w:r>
+                  <w:r xmlns:w="http://schemas.openxmlformats.org/wordprocessingml/2006/main" xmlns:wp="http://schemas.openxmlformats.org/drawingml/2006/wordprocessingDrawing" xmlns:r="http://schemas.openxmlformats.org/officeDocument/2006/relationships" xmlns:w14="http://schemas.microsoft.com/office/word/2010/wordml">
+                    <w:rPr>
+                      <w:rFonts w:ascii="Arial" w:hAnsi="Arial" w:eastAsia="Arial" w:cs="Arial"/>
+                      <w:i w:val="false"/>
+                      <w:b w:val="false"/>
+                      <w:u w:val="none"/>
+                      <w:strike w:val="false"/>
+                      <w:vertAlign w:val="superscript"/>
+                      <w:sz w:val="18"/>
+                      <w:szCs w:val="18"/>
+                      <w:color w:val="000000"/>
+                    </w:rPr>
+                    <w:t xml:space="preserve">-1</w:t>
+                  </w:r>
+                  <w:r xmlns:w="http://schemas.openxmlformats.org/wordprocessingml/2006/main" xmlns:wp="http://schemas.openxmlformats.org/drawingml/2006/wordprocessingDrawing" xmlns:r="http://schemas.openxmlformats.org/officeDocument/2006/relationships" xmlns:w14="http://schemas.microsoft.com/office/word/2010/wordml">
+                    <w:rPr>
+                      <w:rFonts w:ascii="Arial" w:hAnsi="Arial" w:eastAsia="Arial" w:cs="Arial"/>
+                      <w:i w:val="false"/>
+                      <w:b w:val="false"/>
+                      <w:u w:val="none"/>
+                      <w:strike w:val="false"/>
+                      <w:sz w:val="18"/>
+                      <w:szCs w:val="18"/>
+                      <w:color w:val="000000"/>
+                    </w:rPr>
+                    <w:t xml:space="preserve">.</w:t>
+                  </w:r>
+                </w:p>
+              </w:tc>
+            </w:tr>
+          </w:tbl>
+          <w:bookmarkEnd w:id="56"/>
+        </w:tc>
+      </w:tr>
+    </w:tbl>
+    <w:bookmarkEnd w:id="57"/>
+    <w:bookmarkEnd w:id="58"/>
+    <w:bookmarkEnd w:id="59"/>
+    <w:bookmarkStart w:id="60" w:name="diskusjon"/>
     <w:p>
       <w:pPr>
         <w:pStyle w:val="Heading1"/>
       </w:pPr>
       <w:r>
-        <w:t xml:space="preserve">8. discussion</w:t>
-      </w:r>
-    </w:p>
-    <w:bookmarkEnd w:id="54"/>
-    <w:bookmarkStart w:id="55" w:name="references"/>
+        <w:t xml:space="preserve">5. Diskusjon</w:t>
+      </w:r>
+    </w:p>
+    <w:bookmarkEnd w:id="60"/>
+    <w:bookmarkStart w:id="61" w:name="references"/>
     <w:p>
       <w:pPr>
         <w:pStyle w:val="Heading1"/>
       </w:pPr>
       <w:r>
-        <w:t xml:space="preserve">9. references</w:t>
-      </w:r>
-    </w:p>
-    <w:bookmarkEnd w:id="55"/>
+        <w:t xml:space="preserve">6. References</w:t>
+      </w:r>
+    </w:p>
+    <w:bookmarkEnd w:id="61"/>
     <w:sectPr/>
   </w:body>
 </w:document>

--- a/_book/Akkutte-effekter-av-apné-og-bikarbonat-på-sykkelprestasjon.docx
+++ b/_book/Akkutte-effekter-av-apné-og-bikarbonat-på-sykkelprestasjon.docx
@@ -176,14 +176,6 @@
         <w:t xml:space="preserve">1.1 Utholdenhetsprestasjon</w:t>
       </w:r>
     </w:p>
-    <w:p>
-      <w:pPr>
-        <w:pStyle w:val="FirstParagraph"/>
-      </w:pPr>
-      <w:r>
-        <w:t xml:space="preserve">Fra maten vi spiser henter kroppen ut karbohydrater og fett, og gjennom en rekke prosesser rundt og i mitokondriene, som Krebs syklus og oksidativ fosforylering, omdannes energien til adenosintrifosfat (ATP). ATP brukes som energibærer til alle cellene i kroppen – inkludert muskelceller (McArdle et al., 2023). Vår evne til å utnytte denne energien vil i stor grad påvirke utholdenhetsprestasjon (Tønnessen &amp; Rønnestad, 2018). Produksjonen av ATP i mitokondriene er avhengig av oksygen (O2), og derfor vil følgende mekanismer være hovedfaktorer som påvirker en utøvers utholdenhetsprestasjon. Maksimalt oksygenopptak (VO2maks), utnyttingsgrad som er utøverens evne til å utnytte så mye som mulig av VO2maks og arbeidsøkonomi som er hvor effektivt utøveren klarer å bruke energien som produseres (Bassett &amp; Howley, 2000). Varigheten på aktiviteten vil avgjøre hvilke av disse tre faktorene som påvirker prestasjonen mest (Tønnessen &amp; Rønnestad, 2018).</w:t>
-      </w:r>
-    </w:p>
     <w:bookmarkStart w:id="22" w:name="vo2max"/>
     <w:p>
       <w:pPr>
@@ -194,38 +186,6 @@
       </w:r>
       <w:r>
         <w:t xml:space="preserve">2max</w:t>
-      </w:r>
-    </w:p>
-    <w:p>
-      <w:pPr>
-        <w:pStyle w:val="FirstParagraph"/>
-      </w:pPr>
-      <w:r>
-        <w:t xml:space="preserve">VO2maks er den største mengden oksygen kroppen kan ta opp, transportere og bruke per minutt under maksimalt arbeid, og er den vanligste måten å angi den aerobe kapasiteten til en utøver (Bassett &amp; Howley, 2000). Det er store individuelle forskjeller i VO2maks ut fra trenings- og idrettsbakgrunn og kjønn. Mannlige eliteutøvere i utholdenhetsidretter vil ofte ha VO2maks på 78-85 mL·kg-1·min-1, kvinnelige eliteutøvere i utholdenhetsidretter ligger ofte på 68-70 mL·kg-1·min-1, men unntak har blitt observert med både høyere og lavere målinger (Tønnessen &amp; Rønnestad, 2018).</w:t>
-      </w:r>
-    </w:p>
-    <w:p>
-      <w:pPr>
-        <w:pStyle w:val="BodyText"/>
-      </w:pPr>
-      <w:r>
-        <w:t xml:space="preserve">Det er flere fysiologiske faktorer som påvirker eller begrenser VO2maks, og vi kan dele disse begrensende faktorene inn i sentrale og perifere faktorer. De sentrale faktorene er minuttvolum, slagvolum og blodvolum(Montero et al., 2015). Det som kanskje er den viktigste begrensende faktoren, er maksimalt minuttvolum (Qmaks). Maksimalt minuttvolum består av hjertets maksimale slagfrekvens (Hfmaks) ganget med hjertets slagvolum (Montero et al., 2015). Hfmaks kan vi ikke påvirke, men hjertets slagvolum vil øke med trening, og dermed også minuttvolumet (Farrell et al., 2012; McArdle et al., 2023). Ved utholdenhetstrening skjer det flere forskjellige endringer som påvirker hjertets slagvolum. Hjertemuskelen selv blir større og sterkere som gir bedre pumpefunksjon, og hjertets evne til å fylles med blod blir også bedre. Dette skyldes blant annet økt blodvolum som igjen fører til økt venøs retur (Skattebo et al., 2020). Minuttvolum bestemmer oksygentransport til arbeidende muskler, og økt minuttvolum vil også gi økt oksygentransport (Mandić et al., 2023). Blodvolum som jeg nevnte over er en annen sentral begrensende faktor for VO2maks (Montero et al., 2015). Blodvolum er den totale mengden blod vi har i kroppen, altså plasma og blodceller. Hemoglobin eller røde blodceller er et protein som binder til seg oksygen og frakter det rundt til cellene i kroppen (McArdle et al., 2023). Både plasmavolum og hemoglobinmasse er trenbare faktorer som øker ved utholdenhetstrening. Økningen i plasmavolum og hemoglobinmakse fører derfor til økt oksygentransport og kan forklare en bedydelig del av forbedringer i VO2maks etter trening (Montero et al., 2015).</w:t>
-      </w:r>
-    </w:p>
-    <w:p>
-      <w:pPr>
-        <w:pStyle w:val="BodyText"/>
-      </w:pPr>
-      <w:r>
-        <w:t xml:space="preserve">De perifere faktorene som begrenser VO2maks, handler om distribusjon av oksygen til muskelcellene. Disse faktorene er blodtilførsel, kapillærtetthet, involvering av type 1 muskelfibre og mitokondriell tetthet og funksjon (Montero et al., 2015). Blodtilførsel handler om at blodstrømmen fordeles til arbeidende muskler under aktiviteten, slik at disse musklene får tilført mer oksygenrikt blod hvor oksygenet kan tas opp i muskelcellene (Mandić et al., 2023). For at dette opptaket – eller ekstraksjonen av oksygen skal være mest mulig effektiv er det behov for høy kapillærtetthet, altså et høyt antall kapillærer rundt muskelfibrene. Oksygenoverføringen skjer passivt ved hjelp av diffusjon, og høy kapillærtetthet gir kortere diffusjonsavstand og bedre oksygentilførsel. Studier viser at kapillærtettheten øker ved utholdenhetstrening (Montero et al., 2015). Involvering av type 1 muskelfibre handler mengden av aktiv muskelmasse i aktiviteten. Ved å aktivere en større andel av muskelfibre vil kroppens oksygenopptak øke ettersom det samlede energibehovet i muskelvevet også øker (Montero et al., 2015; Skattebo et al., 2020). Den siste perifere faktoren er mitokondriell tetthet og funksjon. Mitokondriene er organellene i cellene hvor mesteparten av energiproduksjonen foregår. Antall mitokondrier i muskelcellene er derfor en faktor som påvirker hvor mye energi musklene kan produsere og da også hvor mye oksygen som kan tas opp (Montero et al., 2015). I tillegg er det mitokondrienes funksjonelle kapasitet avgjørende for oksygenopptaket. Funksjonen til mitokondriene påvirkes blant annet av oksidative enzymer og strukturelle tilpasninger. Utholdenhetstrening påvirker både mitokondriell tetthet og funksjon positivt (Mandić et al., 2023; Skattebo et al., 2020).</w:t>
-      </w:r>
-    </w:p>
-    <w:p>
-      <w:pPr>
-        <w:pStyle w:val="BodyText"/>
-      </w:pPr>
-      <w:r>
-        <w:t xml:space="preserve">VO2maks, er altså kroppens maksimale evne til å ta opp, transportere og gjøre seg nytte av, og begrenses av faktorene som nevnes over. Desto høyere VO2maks en utøver har desto større kapasitet har vedkommende til å produsere energi aerobisk, og VO2maks kan derfor beskrives som en øvre grense for aerob energiproduksjon (Bassett &amp; Howley, 2000). Prestasjon i utholdenhetsidretter er sterkt knyttet til VO2maks, men er ikke ene og alene bestemmende for utholdenhetsprestasjon. I tillegg til VO2maks er utnyttingsgrad og arbeidøkonomi avgjørende for utholdenhetsprestasjon (Bassett &amp; Howley, 2000).</w:t>
       </w:r>
     </w:p>
     <w:bookmarkEnd w:id="22"/>
@@ -238,30 +198,6 @@
         <w:t xml:space="preserve">1.1.2 Utnyttingsgrad</w:t>
       </w:r>
     </w:p>
-    <w:p>
-      <w:pPr>
-        <w:pStyle w:val="FirstParagraph"/>
-      </w:pPr>
-      <w:r>
-        <w:t xml:space="preserve">VO2maks er altså den største mengden oksygen en utøver kan ta opp og gjøre nytte av i kroppen, men det vil ikke være mulig å nyttiggjøre seg av VO2maks i alle konkurranser (Tønnessen &amp; Rønnestad, 2018). Normalt sett vil man bare kunne holde en intensitet som fremkaller VO2maks i 5-8 min (Joyner &amp; Coyle, 2008). For utholdenhetsutøver med lengre konkurransetid vil det altså ikke være mulig å benytte seg av hele VO2maks , men det vil da være nyttig å kunne benytte seg av så stor del av VO2maks som mulig (Tønnessen &amp; Rønnestad, 2018). Utnyttingsgrad kan forklares som den prosentandelen av VO2maks som kan opprettholdes over tid i utholdenhetsarbeid (Bassett &amp; Howley, 2000; Joyner &amp; Coyle, 2008).</w:t>
-      </w:r>
-    </w:p>
-    <w:p>
-      <w:pPr>
-        <w:pStyle w:val="BodyText"/>
-      </w:pPr>
-      <w:r>
-        <w:t xml:space="preserve">Vi har to hovedprosesser for energifrigjøring i cellene. Aerob energifrigjøring (med oksygen) og anaerob energifrigjøring (uten oksygen). I utholdenhetsidretter er det aerob energifrigjøring som er dominerende, men ettersom intensiteten på arbeidet stiger vil også anaerob energifrigjøring bli mer gjeldende. Ved anaerob energifrigjøring produseres melkesyre som umiddelbart spaltes til laktat og frie H+-ioner. Laktat fungerer som en energibærer, men H+-ionene vil hemme ; 1: musklenes tverrbroer, 2: Ca2+ binding til troponin, 3: Na+-K+ pumper, 4: SR-pumper og 5: glykolysen (Farrell et al., 2012). Det er altså akkumuleringen av H+-ioner , ikke laktat som fører til redusert pH i musklene – eller acidose som hemmer musklenes evne til kontraksjon og bidrar til muskulær trøtthet (Grgic et al., 2021; Shannon et al., 2024). Når vi er i aktivitet vil laktatkonsentrasjonen stabilisere seg ved en gitt intensitet, men hvis intensiteten er høy nok vil akkumuleringen av laktat og H+-ioner øke selv om intensiteten er den samme – gitt at den er høy nok. Den høyeste arbeidsintensiteten vi kan holde der laktatkonsentrasjonen stabiliserer seg er det vi kaller «laktatterskel» (Tønnessen &amp; Rønnestad, 2018). Utnyttingsgraden til en utøver er strekt knyttet til en laktatterskel og estimeres ofte som hvor stor prosentandel av VO2maks som utnyttes på denne intensiteten (Bassett &amp; Howley, 2000; Tønnessen &amp; Rønnestad, 2018). For godt trente utholdenhetsutøvere vil utnyttingsgraden ligge rundt 70-90 % av VO2maks (Joyner &amp; Coyle, 2008).</w:t>
-      </w:r>
-    </w:p>
-    <w:p>
-      <w:pPr>
-        <w:pStyle w:val="BodyText"/>
-      </w:pPr>
-      <w:r>
-        <w:t xml:space="preserve">Som VO2maks er også utnyttingsgraden til en utøver trenbar og kan forbedres. Mens VO2maks hovedsakelig begrenses av sentrale kardiovaskulære faktorer, er utnyttingsgraden mer knyttet til perifere faktorer (Bassett &amp; Howley, 2000). Kapillærtetthet, aerobe enzymer og mitokondriell tetthet og funksjon er alle begrensende faktorer for utnyttingsgraden og er som tidligere nevnt trenbare (Montero et al., 2015; Skattebo et al., 2020; Tønnessen &amp; Rønnestad, 2018).</w:t>
-      </w:r>
-    </w:p>
     <w:bookmarkEnd w:id="23"/>
     <w:bookmarkStart w:id="24" w:name="arbeidsøkonomi"/>
     <w:p>
@@ -270,30 +206,6 @@
       </w:pPr>
       <w:r>
         <w:t xml:space="preserve">1.1.3 Arbeidsøkonomi</w:t>
-      </w:r>
-    </w:p>
-    <w:p>
-      <w:pPr>
-        <w:pStyle w:val="FirstParagraph"/>
-      </w:pPr>
-      <w:r>
-        <w:t xml:space="preserve">Arbeidsøkonomi er den siste hovedfaktoren som påvirker utholdenhetsprestasjon og defineres som oksygenforbruket ved en gitt arbeidsintensitet eller hastighet. En utøver med god arbeidsøkonomi vil ha lavere oksygenforbruk ved en gitt intensitet enn en utøver med dårlig arbeidøkonomi (Bassett &amp; Howley, 2000; Joyner &amp; Coyle, 2008). Det har blitt observert store individuelle variasjoner i arbeidsøkonomien ved en gitt hastighet. Joyner og Coyle skriver at arbeidsøkonomien på sykkel kan variere med 20-30 % (2008), mens Tønnessen og Rønnestad raporterer en forskjell på 15 % (2018). Så store forskjeller på arbeidsøkonomi vil ha en sterk påvirkning på utholdenhetsprestasjon og kan være svært avgjørende – spesielt for individer med relativt lik VO2maks (Bassett &amp; Howley, 2000; Tønnessen &amp; Rønnestad, 2018).</w:t>
-      </w:r>
-    </w:p>
-    <w:p>
-      <w:pPr>
-        <w:pStyle w:val="BodyText"/>
-      </w:pPr>
-      <w:r>
-        <w:t xml:space="preserve">Flere studier viser at arbeidsøkonomi kan forbedres med langvarig trening, men det kan være vanskelig å peke på nøyaktig hvilke fysiologiske faktorer som påvirkes. Trolig er det en kombinasjon av mekaniske og fysiologiske forandringer som er forklaringen. Teknikk og utstyr vi for eksempel være noe av forklaringen, men muskelfibertypesammensetning har også vist seg å være relevant (Joyner &amp; Coyle, 2008; Tønnessen &amp; Rønnestad, 2018). Flere studier peker på at det er fordelaktig for utøvere å ha en stor andel type I-fiber med tanke på arbeidsøkonomi. Tønnesen og Rønnestad påpeker også at styrketrening kan forbedre arbeidsøkonomien og mener at omdanningen muskelfibertype fra type IIX til type IIA kan være forklaringen på dette (Tønnessen &amp; Rønnestad, 2018). Joyner og Coyle påpeker også en effekt av muskel-sene-elastisitet, men knytter dette mer opp til løping enn til sykling ettersom det er en mer komplisert bevegelse hvor denne elastisiteten lettere kan nyttiggjøres (2008).</w:t>
-      </w:r>
-    </w:p>
-    <w:p>
-      <w:pPr>
-        <w:pStyle w:val="BodyText"/>
-      </w:pPr>
-      <w:r>
-        <w:t xml:space="preserve">VO2maks, utnyttingsgrad og arbeidsøkonomi er altså tre hovedfaktorer som sammen i stor grad påvirker utholdenhetsprestasjon (Bassett &amp; Howley, 2000). Alle disse tre faktorene kan påvirkes av trening som vi har sett over, men det finnes også behandlinger som potensielt kan gi en mer akutt positiv effekt på disse faktorene – og dermed også på utholdenhetsprestasjon.</w:t>
       </w:r>
     </w:p>
     <w:bookmarkEnd w:id="24"/>
@@ -307,30 +219,6 @@
         <w:t xml:space="preserve">1.2 Apné</w:t>
       </w:r>
     </w:p>
-    <w:p>
-      <w:pPr>
-        <w:pStyle w:val="FirstParagraph"/>
-      </w:pPr>
-      <w:r>
-        <w:t xml:space="preserve">Det har lenge vært kjent at å gjennomføre apné (frivillig pustestopp) med ansiktet i kaldt vann utløser noe som blir kalt en dykkerefleks. Denne dykkerefleksen består av en aktiv kontraksjon av milten (Baković et al., 2003, 2005). I milten er det lagret hemoglobin, og denne kontraksjonen fører til at hemoglobinet frigjøres ut i blodbanen, slik at hemoglobinkonsentrasjonen (Hb-konsentrasjon) i blodet øker, som igjen øker blodets evne til oksygentransport (Bouten et al., 2025; Lindblom et al., 2024). Størst miltrespons får man ved statisk maksimal apné i kaldt vann, noe som gir en sterkere kontraksjon, og dermed en større frigjøring av hemoglobin (Bouten et al., 2025; Holmström et al., 2021; Lindblom et al., 2024). Repeterte serier med apne fører ikke til en siginifikant forskjell på sammentrekning eller Hb-frigjøring i forhold til en èn repetisjon (Bouten et al., 2025). Utøverne i en studie raporterte også bedre opplevd klarhet til testen ved bare en repetisjon (Bouten et al., 2020).</w:t>
-      </w:r>
-    </w:p>
-    <w:p>
-      <w:pPr>
-        <w:pStyle w:val="BodyText"/>
-      </w:pPr>
-      <w:r>
-        <w:t xml:space="preserve">Flere studier viser at miltkontraksjon som følge av apné kan føre til en økning på 3,3-4,5 % i Hb-konsentrasjon (Holmström et al., 2021; Lindblom et al., 2024). En slik økning i Hb-konsentrasjon kan gi en betydelig økning i VO2maks, noe som i teorien kan bedre utholdenhetsprestasjonen til utøveren (Bouten et al., 2025). Effekten av apné ser ut til å være rask og kortvarig. Milten kontraherer umiddelbart og innen få minutt vil det være mulig å observere en økning i Hb-konsentrasjon. Det er noe variasjon i studiene hvor lenge denne økningen varer, men Bouten et al antar at den kan vare så mye som 10-20 minutter (Bouten et al., 2025). I tillegg til økt Hb-konsentrasjon har det også blitt observert lavere hvilepuls etter apné – noe som igjen kan tyde på at det er mer oksygen tilgjengelig (Baković et al., 2003, 2005).</w:t>
-      </w:r>
-    </w:p>
-    <w:p>
-      <w:pPr>
-        <w:pStyle w:val="BodyText"/>
-      </w:pPr>
-      <w:r>
-        <w:t xml:space="preserve">Til tross for at flere studier har målt disse fysiologiske endringene ved apné er det til nå lite som støtter en effekt på utholdenhetsprestasjon. I en studie fra 2021 ble det observert en positiv effekt på en sykkeltest til utmattelse på 150 % av peak power. Studien så en forbedret prestasjon på opp til 11 % (Bourdas, 2021). På lengre utholdenhetstester er det foreløpig lite å vise til, men med økningen av Hb-masse er det et potensiale ved denne behandlingen[</w:t>
-      </w:r>
-    </w:p>
     <w:bookmarkEnd w:id="26"/>
     <w:bookmarkStart w:id="27" w:name="bikarbonat"/>
     <w:p>
@@ -341,73 +229,6 @@
         <w:t xml:space="preserve">1.3 Bikarbonat</w:t>
       </w:r>
     </w:p>
-    <w:p>
-      <w:pPr>
-        <w:pStyle w:val="FirstParagraph"/>
-      </w:pPr>
-      <w:r>
-        <w:t xml:space="preserve">Som tidligere nevnt produserer musklene melkesyre ved arbeid med høy intensitet. Melkesyren spaltes umiddelbart til laktat og H+-ion, som gjør at pH-verdien i cellene synker som igjen fører til acidose som hemmer musklenes evne til å kontrahere og vi får følelsen av at muskulaturen stivner (Farrell et al., 2012; Grgic et al., 2021; Shannon et al., 2024). Kroppen forsøker å hindre acidose ved å produsere bikarbonat (HCO3-) som fungerer som en buffer. Bikarbonatet binder seg til de frie H+-ionene I cellene og normaliserer dermed pH-verdien (McArdle et al., 2023).</w:t>
-      </w:r>
-    </w:p>
-    <w:p>
-      <w:pPr>
-        <w:pStyle w:val="BodyText"/>
-      </w:pPr>
-      <w:r>
-        <w:t xml:space="preserve">På grunn av denne buffereffekten har inntak av natriumbikarbonat (NaHCO3-) før trening og konkurranse vært relativt vanlig i lang tid. Da natriumbikarbonat kommer i kontakt med magevæsken spaltes det til Na og HCO3- som bidrar til økt bufferkapasitet (Grgic et al., 2021). Overskuddet av HCO3- fører til økt transport av H+-ioner og laktat og en høyere pH-verdi i cellene og blodet. Dette gjør at man kan ha et høyere nivå av laktat og likevel unndå acidose og påfølgende hemminger i muskelkontraksjon (Egger et al., 2014; Gough et al., 2018). Et mål med inntak av bikarbonat er å oppnå alkalose før trening eller konkurranse. Dette vil si at pH-verdien i blodet er over 7 – altså litt basisk før start (Gough et al., 2018). I tillegg til høyere start pH viser også flere studier at fallet i pH er mindre ved bruk av bikarbonat enn ved placebo (Egger et al., 2014; Shannon et al., 2024). Disse faktorene kan til sammen gi utøverne en økt toleranse for arbeid over laktatterskel (Egger et al., 2014). På kortere distanser er det godt dokumentert effekt av å bruke bikarbonat, men det er tynnere evidens på lengre distanser. Likevel er det studier som har funnet en effekt på lengre distanser som 40 km også (Shannon et al., 2024, 2026).</w:t>
-      </w:r>
-    </w:p>
-    <w:p>
-      <w:pPr>
-        <w:pStyle w:val="BodyText"/>
-      </w:pPr>
-      <w:r>
-        <w:t xml:space="preserve">Et kjent problem med bruken av bikarbonat som tilskudd er at mange får mageproblemer. Det basiske stoffet bikarbonat vil reagere med saltsyren (HCl) i magesekken og danne karbonsyre (H2CO3) som igjen vil spaltes til karbondioksid (CO2) og vann (H2O) (Grgic et al., 2021).</w:t>
-      </w:r>
-    </w:p>
-    <w:p>
-      <w:pPr>
-        <w:pStyle w:val="SourceCode"/>
-      </w:pPr>
-      <w:r>
-        <w:rPr>
-          <w:rStyle w:val="VerbatimChar"/>
-        </w:rPr>
-        <w:t xml:space="preserve">NaHCO3  HCO3- + Na+</w:t>
-      </w:r>
-      <w:r>
-        <w:br/>
-      </w:r>
-      <w:r>
-        <w:br/>
-      </w:r>
-      <w:r>
-        <w:rPr>
-          <w:rStyle w:val="VerbatimChar"/>
-        </w:rPr>
-        <w:t xml:space="preserve">HCL + HCO3-  H2CO3 + Cl-</w:t>
-      </w:r>
-      <w:r>
-        <w:br/>
-      </w:r>
-      <w:r>
-        <w:br/>
-      </w:r>
-      <w:r>
-        <w:rPr>
-          <w:rStyle w:val="VerbatimChar"/>
-        </w:rPr>
-        <w:t xml:space="preserve">H2CO3  CO2 + H2O</w:t>
-      </w:r>
-    </w:p>
-    <w:p>
-      <w:pPr>
-        <w:pStyle w:val="FirstParagraph"/>
-      </w:pPr>
-      <w:r>
-        <w:t xml:space="preserve">Denne frigjøringen av CO2 som resulterer i at mange opplever mageproblemer, raping og oppblåsthet (Grgic et al., 2021). Flere studier har funnet at disse magesymptomene kan reduseres ved bruk av bikarbonat i form av mikrokapsler kombinert med en hydrogel (Gough &amp; Sparks, 2024; Grgic et al., 2021; Shannon et al., 2024).</w:t>
-      </w:r>
-    </w:p>
     <w:bookmarkEnd w:id="27"/>
     <w:bookmarkStart w:id="28" w:name="målsetting-problemstilling-og-hypotese"/>
     <w:p>
@@ -416,38 +237,6 @@
       </w:pPr>
       <w:r>
         <w:t xml:space="preserve">1.4 Målsetting, problemstilling og hypotese</w:t>
-      </w:r>
-    </w:p>
-    <w:p>
-      <w:pPr>
-        <w:pStyle w:val="FirstParagraph"/>
-      </w:pPr>
-      <w:r>
-        <w:t xml:space="preserve">Målsetting: Målet for denne studien er å undersøke om apné og bikarbonat kan brukes som akutt prestasjonsfremmende metoder på sykkelprestasjon med relativ lang varighet.</w:t>
-      </w:r>
-    </w:p>
-    <w:p>
-      <w:pPr>
-        <w:pStyle w:val="BodyText"/>
-      </w:pPr>
-      <w:r>
-        <w:t xml:space="preserve">Problemstilling: Kan apné brukes som et hjelpemiddel for å øke hemoglobinnivået i blodet og dermed bidra til bedre utholdenhetsprestasjon, og vil effekten eventuelt være like stor som effekten av bikarbonattilskudd?</w:t>
-      </w:r>
-    </w:p>
-    <w:p>
-      <w:pPr>
-        <w:pStyle w:val="BodyText"/>
-      </w:pPr>
-      <w:r>
-        <w:t xml:space="preserve">Hypotese 1: Både apné og bikarbonat fører til signifikant bedre resultat på en 20 minutters test for maksimal sykkelprestasjon</w:t>
-      </w:r>
-    </w:p>
-    <w:p>
-      <w:pPr>
-        <w:pStyle w:val="BodyText"/>
-      </w:pPr>
-      <w:r>
-        <w:t xml:space="preserve">Hypotese 2: Bikarbonat fører til signifikant bedre resultat på en 20 minutters test for maksimal sykkelprestasjon, men apné har ingen signifikant påvirkning.</w:t>
       </w:r>
     </w:p>
     <w:bookmarkEnd w:id="28"/>
@@ -471,14 +260,6 @@
         <w:t xml:space="preserve">3. Metode</w:t>
       </w:r>
     </w:p>
-    <w:p>
-      <w:pPr>
-        <w:pStyle w:val="FirstParagraph"/>
-      </w:pPr>
-      <w:r>
-        <w:t xml:space="preserve">Denne studien var en del av en større studie med totalt 21 deltakere. Målet med studien er å se på effekten Maurten bicarb-system, Nomio i-6 og kombinasjonen av disse og behandling som apné[AN2.1] har på sykkelprestasjon over lengre tid som 20 minutters maksimal sykkelprestasjon.</w:t>
-      </w:r>
-    </w:p>
     <w:bookmarkStart w:id="32" w:name="deltakere"/>
     <w:p>
       <w:pPr>
@@ -486,14 +267,6 @@
       </w:pPr>
       <w:r>
         <w:t xml:space="preserve">3.1 Deltakere</w:t>
-      </w:r>
-    </w:p>
-    <w:p>
-      <w:pPr>
-        <w:pStyle w:val="FirstParagraph"/>
-      </w:pPr>
-      <w:r>
-        <w:t xml:space="preserve">Tolv utøvere i alderen 21,1 ± 1,4 år ble rekruttert til å ta del i denne delen av studien, med en kjønnsfordeling av menn n = 9 og kvinner n = 3. Deltakerne ble rekruttert fra innlandet, og var godt trente utøvere med VO2maks ≥60 mL/min/kg for gutter og ≥50 mL/min/kg for jenter og som var godt vant med å sykle. To deltakere trakk seg fra studien – en på grunn av sykdom som ikke var relatert til studien (nådde heller ikke krav til VO2maks ≥60 mL/min/kg), og en på grunn av negativ reaksjon til preparater i en annen del av den overordnede studien (Maurten bicarb-system kombinert med Nomio i6). Totalt var det altså 10 deltakere som gjennomførte denne studien (kvinner n = 3, menn n = 7).</w:t>
       </w:r>
     </w:p>
     <w:tbl>
@@ -2660,14 +2433,6 @@
         </w:tc>
       </w:tr>
     </w:tbl>
-    <w:p>
-      <w:pPr>
-        <w:pStyle w:val="BodyText"/>
-      </w:pPr>
-      <w:r>
-        <w:t xml:space="preserve">I forkant av studien ble deltakerne informert om hva studien inneholdt av tester og behandlinger, samt eventuell risiko og ubehag som kunne forventes i sammenheng med studien. Alle deltakerne skrev under informasjons- og samtykkeskriv og godtok med det deltakelse i studien (Vedlegg 1). Studien ble gjennomført i henhold til de etiske standardene til Helsingfors-erklæringen i 1975, og har blitt godkjent av lokaletisk komité for Fakultetet for helse- og sosialvitenskap ved Universitetet i Innlandet.</w:t>
-      </w:r>
-    </w:p>
     <w:bookmarkEnd w:id="32"/>
     <w:bookmarkStart w:id="33" w:name="studie-design"/>
     <w:p>
@@ -2678,22 +2443,6 @@
         <w:t xml:space="preserve">3.2 Studie design</w:t>
       </w:r>
     </w:p>
-    <w:p>
-      <w:pPr>
-        <w:pStyle w:val="FirstParagraph"/>
-      </w:pPr>
-      <w:r>
-        <w:t xml:space="preserve">Studien er som sagt del av en større overordnet studie med totalt sju testdager, hvor fem av disse ble brukt til denne studien (T1, T2, T3, T5, og T7, se tabell 3.2). Studien er en randomisert cross-over-studie, hvor T3 og T5 også er dobbel-blindet. T7 som er testen med apné var ikke mulig å blinde, men var randomisert sammen med de andre testene. Testene ble gjennomført over tre uker der T1- kartlegging, som besto av laktatprofil og VO2max-test, ble gjennomført i uke 1. T2-T7 ble gjennomført tre dager etter hverandre i uke 2 og 3 for at det skulle påvirke treningsverdagen til utøverne minst mulig. T2 var en tilvenningstest til 20 minutter maksimal sykkelprestasjon ble gjennomført første testdag i uke to. Tilvenningstesten ble gjennomført på helt lik måte som T3-T7. Tilvenningstesten har til hensikt å minimere deltakernes læring rundt disponering og andre elementer som kan påvirke testresultat utover i datainnsamlingsperioden. Deltakerne øvde også på hå holde pusten med ansiktet i kaldt vann to ganger etter gjennomført kartleggingstest og tilvenningstest (totalt 4 repetisjoner). Dette for at de skulle bli vant med følelsen og få best mulig resultat på apné på testdagen som vil øke sannsynligheten for å oppnå ønsket miltkontraksjon. T3-T7 ble gjennomført i randomisert rekkefølge fra og med testdag to i testuke 2 og ut testuke 3.</w:t>
-      </w:r>
-    </w:p>
-    <w:p>
-      <w:pPr>
-        <w:pStyle w:val="BodyText"/>
-      </w:pPr>
-      <w:r>
-        <w:t xml:space="preserve">T1 ble gjennomført i fysiologisk test laboratorium ved Universitetet i Innlandet avdeling Lillehammer, og de resterende testene ble gjennomført i midlertidig laboratorium på Hamar. Testene blir gjennomført på ergometersykkel (Tacx Neo Bike Plus, Garmin, Wassenaar, Nederland) som stilles inn til hver enkelt deltaker. Deltakerne brukte den samme ergometersykkelen til hver test, og den ble stilt inn nøyaktig likt på alle testene. Laktat måles med Biosen C-line (Biosen C-line Lactate Analyzer, EKF Diagnostic GmbH, Barleben, Germany). Hb-konsentrasjon, pH og nivå av bikarbonat i blodet måles med Radiometer ABL90 flex plus (Radiometer, København, Danmark). VO2max måles med Vyntus (Jaeger Vyntus CPX, Hoechberg, Tyskland). Deltakerne gjennomførte testene på samme tidspunkt hver dag, spiste samme mat og drikke til samme tid i forkant av hver test og hadde lik trening dagen før hver testbolk. Dette ble fulgt opp gjennom selvrapportering før hver test. I tillegg fikk deltakerne i forkant av T2-T7 en energibar av typen Maurten solid 160 (40 gram karbohydrat) som de skulle spise en time før test, og en gel av typen Maurten gel 100 (25 gram karbohydrat) rett etter oppvarming.</w:t>
-      </w:r>
-    </w:p>
     <w:bookmarkEnd w:id="33"/>
     <w:bookmarkStart w:id="36" w:name="testprotokoll"/>
     <w:p>
@@ -2713,38 +2462,6 @@
         <w:t xml:space="preserve">3.3.1 Testdag 1 - Kartlegging</w:t>
       </w:r>
     </w:p>
-    <w:p>
-      <w:pPr>
-        <w:pStyle w:val="FirstParagraph"/>
-      </w:pPr>
-      <w:r>
-        <w:t xml:space="preserve">Testdag 1 starter med laktatprofil. Menn med terskelwatt under 325 W startet testen på 125 W, mens de som hadde terskewatt over 325 W startet på 175 W. Dette er for at testen ikke skulle bli for lang slik at muskulær tretthet ikke skulle påvirke testresultatet. Testen besto av repeterte drag på 5 minutt der motstanden økte med 50 W for hvert drag fram til utøveren målte en laktatverdi [la-] over 2 mmol·L. Etter målte [la-] &gt; 2 mmol·L. økte motstanden med 25 W per drag fram til 4.0mmol·L ble målt og testen ble avsluttet. Kvinner startet med 80 W og økte med 40 W opp til 2 mmol/L og økte med 20 W ut testen. De siste tre minuttene av hvert drag ble gjennomført med maske og måling av VO2. Deltakerne tok ut masken så fort som mulig etter endt drag, og testleder tok laktatmåling ved å fylle opp et kapillærrør med blod fra fingertupp som ble analysert for [la-] i Biosen C-line. Testleder spurte samtidig deltakeren om å oppgi et tall for opplevd anstrengelse på Borg 6-20 skala som hang foran deltakeren (Borg, 1982).</w:t>
-      </w:r>
-    </w:p>
-    <w:p>
-      <w:pPr>
-        <w:pStyle w:val="BodyText"/>
-      </w:pPr>
-      <w:r>
-        <w:t xml:space="preserve">Etter laktatprofiltesten fikk deltakerne fem minutters pause før VO2max-testen startet. Her startet menn med terskelwatt under 325 W testen på 200 W og økte motstanden med 25 W hvert minutt. Menn med terskelwatt over 325 startet på 250 W med samme økning hvert minutt. Kvinner startet på 160 W og økte motstanden med 20 W hvert minutt. Deltakerne ble informert i forkant at de skulle holde på så lenge de klarte, og at testen var over da de selv ikke orket mer, eller hvis kadensen ble lavere enn 60 rpm. Hele VO2max-testen ble gjennomført med maske og målinger av gassutveksling ved hjelp av Vyntus. Vyntus gjør målinger for gassutveksling hvert 30. sekund og gjennomsnittet av de to høyeste målingene av oksygenopptak brukes for å beregne VO2max. Umiddelbart etter teststopp spør testleder igjen deltakeren om å oppgi tall for opplevd anstrengelse med Borg 6-20 skala. Nøyaktig 1 minutt etter teststopp tar testleder igjen en laktatmåling. Borg 6-20 skala og laktatmåling blir her brukt som kvalitetssikring på VO2max-testen.</w:t>
-      </w:r>
-    </w:p>
-    <w:p>
-      <w:pPr>
-        <w:pStyle w:val="BodyText"/>
-      </w:pPr>
-      <w:r>
-        <w:t xml:space="preserve">Figur testdag 1</w:t>
-      </w:r>
-    </w:p>
-    <w:p>
-      <w:pPr>
-        <w:pStyle w:val="BodyText"/>
-      </w:pPr>
-      <w:r>
-        <w:t xml:space="preserve">Etter gjennomførte tester på testdag 1 fikk deltakerne hvile så lenge de ville før de gjennomførte tilvenning med apné i kaldt vann. Dette ble gjort med samme temperatur og på samme måte som de skulle gjøre senere i studien.</w:t>
-      </w:r>
-    </w:p>
     <w:bookmarkEnd w:id="34"/>
     <w:bookmarkStart w:id="35" w:name="prestasjonstest"/>
     <w:p>
@@ -2753,38 +2470,6 @@
       </w:pPr>
       <w:r>
         <w:t xml:space="preserve">3.3.2 Prestasjonstest</w:t>
-      </w:r>
-    </w:p>
-    <w:p>
-      <w:pPr>
-        <w:pStyle w:val="FirstParagraph"/>
-      </w:pPr>
-      <w:r>
-        <w:t xml:space="preserve">Da deltakerne kom til testlaboratoriet ble det tatt en blodprøve før start for å bale baselineverdier av bikarbonat, Hb-konsentrasjon og pH i blodet. Dette ble gjort ved å fylle 2 75 mm kapillærrør med blod fra fingertupp, som ble analysert i Radiometer ABL90 flex plus. Før testene for 20 minutters sykkelprestasjon det gjennomført en standard oppvarming på totalt 20 minutt (se figur 3.2). De første fem minuttene av oppvarmingen syklet deltakerne rolig med en intensitet som tilsvarte 9/10 på Borg 6-20 skala. De neste fem minuttene besto av rolig opptrapping der motstanden øker med 20 watt per 30. sekund fram til de nådde terskelwatten som ble beregnet med laktatprofil og VO2max-test på testdag 1. Her passet testleder på å starte slik at den siste økningen ved 9,5 minutt ble på terskelwatt slik at det siste halvminuttet ble gjennomført på terskelwatt. Etter dette skulle de sykle rolig i tre minutt (9/10 på borg 6-20 skala), før de skulle gjennomføre tre 40 sekunders intervaller på 105-110 % av terskelwatt med 20 sekund rolige pauser mellom hvert intervall den neste tre minuttene. Intervallene ble fulgt av to rolige minutt (9/10 på borg 6-20 skala), før en seks sekunds sprint med maksimal kadens. Oppvarmingen ble avsluttet med to rolige minutter (9/10 på borg 6-20 skala) (Borg, 1982).</w:t>
-      </w:r>
-    </w:p>
-    <w:p>
-      <w:pPr>
-        <w:pStyle w:val="BodyText"/>
-      </w:pPr>
-      <w:r>
-        <w:t xml:space="preserve">Etter oppvarmingen fikk deltakerne ti minutter pause før de skulle gjennomføre 20-min prestasjonstest (se figur 3.2). Rett etter oppvarmingen var ferdig fikk de en gel som de skulle spise i pausen. I pausen skulle de ta det mest med ro, men fikk mulighet til å gå på do ved behov. Midt i pausen ble det fyllt et 75 mm kapillærrør med blod som igjen skulle analyseres i Radiometer ABL90 flex plus for å følge utviklingen. Etter ti minutter pause startet testen. Deltakerne bestemte selv startwatt og kunne justere den underveis selv. 10 minutter ut i testen spurte testleder om opplevd anstrengelse på Borg 6-20 skala, og det ble tatt nye blodprøver. Her ble det tatt laktatprøve (20 mm kapillærrør) som ble analysert i Biosen C-line i tillegg til to 75 mm kapillærrør til måling av bikarbonat, Hb-konsentrasjon og pH. Rett etter testen ble ferdig spurte testleder igjen om opplevd anstrengelse, det ble fyllt to nye 75 mm kapillærrør til analyse i Radiometer ABL90 flex plus, og nøyaktig et minutt etter endt test ble det tatt en siste laktatmåling.</w:t>
-      </w:r>
-    </w:p>
-    <w:p>
-      <w:pPr>
-        <w:pStyle w:val="BodyText"/>
-      </w:pPr>
-      <w:r>
-        <w:t xml:space="preserve">figur testdag 2-7</w:t>
-      </w:r>
-    </w:p>
-    <w:p>
-      <w:pPr>
-        <w:pStyle w:val="BodyText"/>
-      </w:pPr>
-      <w:r>
-        <w:t xml:space="preserve">Protokollen som er beskrevet over var felles for alle prestasjonstestene. Det var likevel noen forskjeller i protokollene ut fra hvilke behandlinger som ble gjennomført. På T3 (Maurten bicarb system 0,25g/kg) og på T5 (placebo), ble to porsjoner hydrogel med minikapsler (bikarbonat eller placebo) inntatt tre og to timer før teststart. På T3 spiste en porsjon med bikarbonat og en porsjon med placebo, og på T5 spiste de to porsjoner med placebo. Inntaket ble fordelt over to porsjoner på grunn av dobbelt blinding i en annen del av den overordnede studien. På T7 (apné) gjennomførte deltakerne apné fem minutter ut i pausen mellom oppvarming og prestasjonstest, rett før blodprøven. Dette var får å måle eventuelle endringer i Hb-konsentrasjon ved apné. De gjennomførte apné sittende med ansiktet i et vannbad på 10°C ± 0,1°C, så lenge de klarte (gjennomsnitt: 46,3 sek. ± 15,1 sek).</w:t>
       </w:r>
     </w:p>
     <w:bookmarkEnd w:id="35"/>
@@ -2838,25 +2523,9 @@
         <w:t xml:space="preserve">3.5 Statistikk</w:t>
       </w:r>
     </w:p>
-    <w:p>
-      <w:pPr>
-        <w:pStyle w:val="FirstParagraph"/>
-      </w:pPr>
-      <w:r>
-        <w:t xml:space="preserve">All beskrivende data i tekst, tabeller og figurer blir presentert som gjennomsnitt og standard avvik (mean ± SD). For å oppdage eventuelle forskjeller i prestasjon mellom behandlingene ble det brukt to statistiske tester. Enveis repeated-measures ANOVA ble brukt for å finne eventuelle signifikante forskjeller i gjennomsnittelig watt (W), hjertefrekvens (Hr) og kadens (RPM). I tillegg ble det brukt en linear mixed model (LMM) for avdekke eventluell signifikant utvikling i watt (W), hjertefrekvens (Hr) og kadens (RPM) over tid. Målingene ble gjort hvert 30 sekund og disse intervallene ble inkludert som gjentatte målinger (tid) for hver deltaker. De forskjellige behandlingene (apné, bikarbonat og placebo) ble inkludert som fast effekt sammen med tid og interaksjonen mellom protokoll og tid. Deltaker-id ble inkludert som tilfeldig effekt for å ta hensyn til korrelasjonen mellom gjentatte målinger innen samme individ. For å beregne signifikans for faste effekter ble det brukt Type III ANOVA, og Satterthwaite-approximation.</w:t>
-      </w:r>
-    </w:p>
-    <w:p>
-      <w:pPr>
-        <w:pStyle w:val="BodyText"/>
-      </w:pPr>
-      <w:r>
-        <w:t xml:space="preserve">For å undersøke forskjeller i blodanalysene (Laktat, pH og hemoglobinkonsentrasjon) ble det brukt toveis repeated-measures ANOVA. Behandling (apné, bikarbonat og placebo) og målinger (tid) ble inkludert som within-subject factors. Analysen undersøkte hovedvirkningene av behandling og tid og interaksjonen mellom disse. Ved signifikante resultat ble oppdaget av ANOVA, ble en Holms post hoc test gjennomført som for å finne de signifikante forskjellene mellom behandlingene. Resultater ble regndet som signifikant hvis p = &lt;0,05, og resultater med p.verdier mellom 0,05 og 0,10 beskrives som en tendens (Spiegelhalter, 2019). All dataanalyse og alle tabeller og figurer med beskrivende data ble gjort i R (R Core Team, 2024).</w:t>
-      </w:r>
-    </w:p>
     <w:bookmarkEnd w:id="41"/>
     <w:bookmarkEnd w:id="42"/>
-    <w:bookmarkStart w:id="71" w:name="resultat"/>
+    <w:bookmarkStart w:id="81" w:name="resultat"/>
     <w:p>
       <w:pPr>
         <w:pStyle w:val="Heading1"/>
@@ -2865,21 +2534,13 @@
         <w:t xml:space="preserve">4. Resultat</w:t>
       </w:r>
     </w:p>
-    <w:bookmarkStart w:id="51" w:name="prestasjon"/>
+    <w:bookmarkStart w:id="55" w:name="prestasjon"/>
     <w:p>
       <w:pPr>
         <w:pStyle w:val="Heading2"/>
       </w:pPr>
       <w:r>
         <w:t xml:space="preserve">4.1 Prestasjon</w:t>
-      </w:r>
-    </w:p>
-    <w:p>
-      <w:pPr>
-        <w:pStyle w:val="FirstParagraph"/>
-      </w:pPr>
-      <w:r>
-        <w:t xml:space="preserve">Gjennomsnittswatten ved de tre behandlingene var 330,3 ± 63,3 W for apné, 336,1 ± 63,5 W for bikarbonat og 331,6 ± 62,3 W for placebo (se figur 4.1). Enveis ANOVA viste at dette var en signifikant forskjell (p = 0,042), men post hoc analyse med Holm-korrigering viste ingen parvise forskjeller mellom behandlingene (alle med p = &gt; 0,05). Den lineære mixed modellen (LMM) viste ingen forskjell på startwatt for behandlingene, men fant en økning i watt over tid på alle tre behandlingene (p = &lt; 0,001). Det var også en signifikant forskjell i denne wattøkningen over tid. Bikarbonat hadde en signifikant større økning i watt over tid enn de to andre protokollene (p = &lt; 0,001), mens det var ingen forskjell mellom apné og placebo (se figur 4.2).</w:t>
       </w:r>
     </w:p>
     <w:tbl>
@@ -2961,14 +2622,6 @@
         </w:tc>
       </w:tr>
     </w:tbl>
-    <w:p>
-      <w:pPr>
-        <w:pStyle w:val="BodyText"/>
-      </w:pPr>
-      <w:r>
-        <w:t xml:space="preserve">Det var noen små forskjeller i hjertefrekvens (bpm) målt ved starten av testene (se figur 4.2). Apné hadde startpuls på 117,8 ± 16,8 bpm, bikarbonat 119,9 ± 15,0 bpm og placebo hadde 123,2 ± 9,8 bpm. Selv om apné hadde noe lavere startpuls var ingen signifikante forskjeller i hjertefrekvens mellom protokollene, eller nok til å kalle det en tendens (p = &gt; 0,1).</w:t>
-      </w:r>
-    </w:p>
     <w:tbl>
       <w:tblPr>
         <w:tblStyle w:val="Table"/>
@@ -2982,7 +2635,86 @@
       <w:tr>
         <w:tc>
           <w:tcPr/>
-          <w:bookmarkStart w:id="50" w:name="fig-1-abc-vertical-xall"/>
+          <w:bookmarkStart w:id="50" w:name="fig-box-meanwatt2"/>
+          <w:p>
+            <w:pPr>
+              <w:pStyle w:val="Compact"/>
+              <w:jc w:val="center"/>
+            </w:pPr>
+            <w:r>
+              <w:drawing>
+                <wp:inline>
+                  <wp:extent cx="5334000" cy="3692769"/>
+                  <wp:effectExtent b="0" l="0" r="0" t="0"/>
+                  <wp:docPr descr="" title="" id="48" name="Picture"/>
+                  <a:graphic>
+                    <a:graphicData uri="http://schemas.openxmlformats.org/drawingml/2006/picture">
+                      <pic:pic>
+                        <pic:nvPicPr>
+                          <pic:cNvPr descr="results_files/figure-docx/fig-box-meanwatt2-1.png" id="49" name="Picture"/>
+                          <pic:cNvPicPr>
+                            <a:picLocks noChangeArrowheads="1" noChangeAspect="1"/>
+                          </pic:cNvPicPr>
+                        </pic:nvPicPr>
+                        <pic:blipFill>
+                          <a:blip r:embed="rId47"/>
+                          <a:stretch>
+                            <a:fillRect/>
+                          </a:stretch>
+                        </pic:blipFill>
+                        <pic:spPr bwMode="auto">
+                          <a:xfrm>
+                            <a:off x="0" y="0"/>
+                            <a:ext cx="5334000" cy="3692769"/>
+                          </a:xfrm>
+                          <a:prstGeom prst="rect">
+                            <a:avLst/>
+                          </a:prstGeom>
+                          <a:noFill/>
+                          <a:ln w="9525">
+                            <a:noFill/>
+                            <a:headEnd/>
+                            <a:tailEnd/>
+                          </a:ln>
+                        </pic:spPr>
+                      </pic:pic>
+                    </a:graphicData>
+                  </a:graphic>
+                </wp:inline>
+              </w:drawing>
+            </w:r>
+          </w:p>
+          <w:p>
+            <w:pPr>
+              <w:jc w:val="center"/>
+            </w:pPr>
+            <w:pPr>
+              <w:jc w:val="start"/>
+              <w:spacing w:before="200"/>
+              <w:pStyle w:val="ImageCaption"/>
+            </w:pPr>
+            <w:r>
+              <w:t xml:space="preserve">Figure 4.2: Boksdiagram av gjennomsnittswatt per deltaker. Boks = median/IQR. Diamant og tynn tverrstrek = gjennomsnitt. Tall angir gjennomsnitt ± SD.</w:t>
+            </w:r>
+          </w:p>
+          <w:bookmarkEnd w:id="50"/>
+        </w:tc>
+      </w:tr>
+    </w:tbl>
+    <w:tbl>
+      <w:tblPr>
+        <w:tblStyle w:val="Table"/>
+        <w:tblW w:type="pct" w:w="5000"/>
+        <w:tblLayout w:type="fixed"/>
+        <w:tblLook w:firstRow="0" w:lastRow="0" w:firstColumn="0" w:lastColumn="0" w:noHBand="0" w:noVBand="0" w:val="0000"/>
+      </w:tblPr>
+      <w:tblGrid>
+        <w:gridCol w:w="7920"/>
+      </w:tblGrid>
+      <w:tr>
+        <w:tc>
+          <w:tcPr/>
+          <w:bookmarkStart w:id="54" w:name="fig-1-abc-vertical-xall"/>
           <w:p>
             <w:pPr>
               <w:pStyle w:val="Compact"/>
@@ -2993,18 +2725,18 @@
                 <wp:inline>
                   <wp:extent cx="5334000" cy="6400799"/>
                   <wp:effectExtent b="0" l="0" r="0" t="0"/>
-                  <wp:docPr descr="" title="" id="48" name="Picture"/>
+                  <wp:docPr descr="" title="" id="52" name="Picture"/>
                   <a:graphic>
                     <a:graphicData uri="http://schemas.openxmlformats.org/drawingml/2006/picture">
                       <pic:pic>
                         <pic:nvPicPr>
-                          <pic:cNvPr descr="results_files/figure-docx/fig-1-abc-vertical-xall-1.png" id="49" name="Picture"/>
+                          <pic:cNvPr descr="results_files/figure-docx/fig-1-abc-vertical-xall-1.png" id="53" name="Picture"/>
                           <pic:cNvPicPr>
                             <a:picLocks noChangeArrowheads="1" noChangeAspect="1"/>
                           </pic:cNvPicPr>
                         </pic:nvPicPr>
                         <pic:blipFill>
-                          <a:blip r:embed="rId47"/>
+                          <a:blip r:embed="rId51"/>
                           <a:stretch>
                             <a:fillRect/>
                           </a:stretch>
@@ -3041,10 +2773,10 @@
               <w:pStyle w:val="ImageCaption"/>
             </w:pPr>
             <w:r>
-              <w:t xml:space="preserve">Figure 4.2: Figur 1. Individ-linjer (stiplet, grå) og gjennomsnitt (heltrukket) for (a) Watt, (b) Hjertefrekvens (HF) og (c) Kadens (RPM) i Apné, Bikarbonat 2,5 g/kg og Placebo over 20 minutter.</w:t>
+              <w:t xml:space="preserve">Figure 4.3: Figur 1. Individ-linjer (stiplet, grå) og gjennomsnitt (heltrukket) for (a) Watt, (b) Hjertefrekvens (HF) og (c) Kadens (RPM) i Apné, Bikarbonat 2,5 g/kg og Placebo over 20 minutter.</w:t>
             </w:r>
           </w:p>
-          <w:bookmarkEnd w:id="50"/>
+          <w:bookmarkEnd w:id="54"/>
         </w:tc>
       </w:tr>
     </w:tbl>
@@ -3053,7 +2785,7 @@
         <w:pStyle w:val="BodyText"/>
       </w:pPr>
       <w:r>
-        <w:t xml:space="preserve">Gjennomsnittlig kadens (rpm) var veldig lik for de tre behandlingene (apné: 90,3 ± 6,2 rpm, Bikarbonat: 91,9 ± 6,4 rpm og placebo: 91,4 ± 6,4 rpm), og det var ingen signifikante forskjeller som kom fram ved enveis ANOVA. I LMM kom det fram en signifikan forskjell i kadens over tid, hvor det ser ut til at deltakerne klarte å holde en mer stabil kadens gjennom testen med bikarbonatbehandling sammenlignet med apné og placebo (p = &lt; 0,001). Mellom apné og placebo var det ingen tendens eller signifikante forskjeller (se figur 4.2).</w:t>
+        <w:t xml:space="preserve">Watt:</w:t>
       </w:r>
     </w:p>
     <w:p>
@@ -3061,7 +2793,1648 @@
         <w:pStyle w:val="BodyText"/>
       </w:pPr>
       <w:r>
-        <w:t xml:space="preserve">Watt:</w:t>
+        <w:t xml:space="preserve">repeatet measures ANOVA (watt)</w:t>
+      </w:r>
+    </w:p>
+    <w:p>
+      <w:pPr>
+        <w:pStyle w:val="SourceCode"/>
+      </w:pPr>
+      <w:r>
+        <w:br/>
+      </w:r>
+      <w:r>
+        <w:rPr>
+          <w:rStyle w:val="VerbatimChar"/>
+        </w:rPr>
+        <w:t xml:space="preserve">Antall per protokoll:</w:t>
+      </w:r>
+    </w:p>
+    <w:p>
+      <w:pPr>
+        <w:pStyle w:val="SourceCode"/>
+      </w:pPr>
+      <w:r>
+        <w:br/>
+      </w:r>
+      <w:r>
+        <w:rPr>
+          <w:rStyle w:val="VerbatimChar"/>
+        </w:rPr>
+        <w:t xml:space="preserve">   Apne  Bikarb Placebo </w:t>
+      </w:r>
+      <w:r>
+        <w:br/>
+      </w:r>
+      <w:r>
+        <w:rPr>
+          <w:rStyle w:val="VerbatimChar"/>
+        </w:rPr>
+        <w:t xml:space="preserve">     10      10      10 </w:t>
+      </w:r>
+    </w:p>
+    <w:p>
+      <w:pPr>
+        <w:pStyle w:val="SourceCode"/>
+      </w:pPr>
+      <w:r>
+        <w:br/>
+      </w:r>
+      <w:r>
+        <w:rPr>
+          <w:rStyle w:val="VerbatimChar"/>
+        </w:rPr>
+        <w:t xml:space="preserve">Antall unike deltakere (id): 10</w:t>
+      </w:r>
+    </w:p>
+    <w:p>
+      <w:pPr>
+        <w:pStyle w:val="SourceCode"/>
+      </w:pPr>
+      <w:r>
+        <w:br/>
+      </w:r>
+      <w:r>
+        <w:rPr>
+          <w:rStyle w:val="VerbatimChar"/>
+        </w:rPr>
+        <w:t xml:space="preserve">Repeated-measures ANOVA:</w:t>
+      </w:r>
+    </w:p>
+    <w:p>
+      <w:pPr>
+        <w:pStyle w:val="SourceCode"/>
+      </w:pPr>
+      <w:r>
+        <w:br/>
+      </w:r>
+      <w:r>
+        <w:rPr>
+          <w:rStyle w:val="VerbatimChar"/>
+        </w:rPr>
+        <w:t xml:space="preserve">Error: id</w:t>
+      </w:r>
+      <w:r>
+        <w:br/>
+      </w:r>
+      <w:r>
+        <w:rPr>
+          <w:rStyle w:val="VerbatimChar"/>
+        </w:rPr>
+        <w:t xml:space="preserve">          Df Sum Sq Mean Sq F value Pr(&gt;F)</w:t>
+      </w:r>
+      <w:r>
+        <w:br/>
+      </w:r>
+      <w:r>
+        <w:rPr>
+          <w:rStyle w:val="VerbatimChar"/>
+        </w:rPr>
+        <w:t xml:space="preserve">Residuals  9 106781   11865               </w:t>
+      </w:r>
+      <w:r>
+        <w:br/>
+      </w:r>
+      <w:r>
+        <w:br/>
+      </w:r>
+      <w:r>
+        <w:rPr>
+          <w:rStyle w:val="VerbatimChar"/>
+        </w:rPr>
+        <w:t xml:space="preserve">Error: id:protocol</w:t>
+      </w:r>
+      <w:r>
+        <w:br/>
+      </w:r>
+      <w:r>
+        <w:rPr>
+          <w:rStyle w:val="VerbatimChar"/>
+        </w:rPr>
+        <w:t xml:space="preserve">          Df Sum Sq Mean Sq F value Pr(&gt;F)  </w:t>
+      </w:r>
+      <w:r>
+        <w:br/>
+      </w:r>
+      <w:r>
+        <w:rPr>
+          <w:rStyle w:val="VerbatimChar"/>
+        </w:rPr>
+        <w:t xml:space="preserve">protocol   2  180.4   90.18   3.797 0.0421 *</w:t>
+      </w:r>
+      <w:r>
+        <w:br/>
+      </w:r>
+      <w:r>
+        <w:rPr>
+          <w:rStyle w:val="VerbatimChar"/>
+        </w:rPr>
+        <w:t xml:space="preserve">Residuals 18  427.5   23.75                 </w:t>
+      </w:r>
+      <w:r>
+        <w:br/>
+      </w:r>
+      <w:r>
+        <w:rPr>
+          <w:rStyle w:val="VerbatimChar"/>
+        </w:rPr>
+        <w:t xml:space="preserve">---</w:t>
+      </w:r>
+      <w:r>
+        <w:br/>
+      </w:r>
+      <w:r>
+        <w:rPr>
+          <w:rStyle w:val="VerbatimChar"/>
+        </w:rPr>
+        <w:t xml:space="preserve">Signif. codes:  0 '***' 0.001 '**' 0.01 '*' 0.05 '.' 0.1 ' ' 1</w:t>
+      </w:r>
+    </w:p>
+    <w:p>
+      <w:pPr>
+        <w:pStyle w:val="SourceCode"/>
+      </w:pPr>
+      <w:r>
+        <w:br/>
+      </w:r>
+      <w:r>
+        <w:rPr>
+          <w:rStyle w:val="VerbatimChar"/>
+        </w:rPr>
+        <w:t xml:space="preserve">Post-hoc (paired t-test, Holm-korreksjon):</w:t>
+      </w:r>
+    </w:p>
+    <w:p>
+      <w:pPr>
+        <w:pStyle w:val="SourceCode"/>
+      </w:pPr>
+      <w:r>
+        <w:br/>
+      </w:r>
+      <w:r>
+        <w:rPr>
+          <w:rStyle w:val="VerbatimChar"/>
+        </w:rPr>
+        <w:t xml:space="preserve">    Pairwise comparisons using paired t tests </w:t>
+      </w:r>
+      <w:r>
+        <w:br/>
+      </w:r>
+      <w:r>
+        <w:br/>
+      </w:r>
+      <w:r>
+        <w:rPr>
+          <w:rStyle w:val="VerbatimChar"/>
+        </w:rPr>
+        <w:t xml:space="preserve">data:  watt_long$mean_watt and watt_long$protocol </w:t>
+      </w:r>
+      <w:r>
+        <w:br/>
+      </w:r>
+      <w:r>
+        <w:br/>
+      </w:r>
+      <w:r>
+        <w:rPr>
+          <w:rStyle w:val="VerbatimChar"/>
+        </w:rPr>
+        <w:t xml:space="preserve">        Apne Bikarb</w:t>
+      </w:r>
+      <w:r>
+        <w:br/>
+      </w:r>
+      <w:r>
+        <w:rPr>
+          <w:rStyle w:val="VerbatimChar"/>
+        </w:rPr>
+        <w:t xml:space="preserve">Bikarb  0.11 -     </w:t>
+      </w:r>
+      <w:r>
+        <w:br/>
+      </w:r>
+      <w:r>
+        <w:rPr>
+          <w:rStyle w:val="VerbatimChar"/>
+        </w:rPr>
+        <w:t xml:space="preserve">Placebo 0.59 0.11  </w:t>
+      </w:r>
+      <w:r>
+        <w:br/>
+      </w:r>
+      <w:r>
+        <w:br/>
+      </w:r>
+      <w:r>
+        <w:rPr>
+          <w:rStyle w:val="VerbatimChar"/>
+        </w:rPr>
+        <w:t xml:space="preserve">P value adjustment method: holm </w:t>
+      </w:r>
+    </w:p>
+    <w:p>
+      <w:pPr>
+        <w:pStyle w:val="FirstParagraph"/>
+      </w:pPr>
+      <w:r>
+        <w:t xml:space="preserve">Med effect size:</w:t>
+      </w:r>
+    </w:p>
+    <w:p>
+      <w:pPr>
+        <w:pStyle w:val="SourceCode"/>
+      </w:pPr>
+      <w:r>
+        <w:br/>
+      </w:r>
+      <w:r>
+        <w:rPr>
+          <w:rStyle w:val="VerbatimChar"/>
+        </w:rPr>
+        <w:t xml:space="preserve">Antall per protokoll:</w:t>
+      </w:r>
+    </w:p>
+    <w:p>
+      <w:pPr>
+        <w:pStyle w:val="SourceCode"/>
+      </w:pPr>
+      <w:r>
+        <w:br/>
+      </w:r>
+      <w:r>
+        <w:rPr>
+          <w:rStyle w:val="VerbatimChar"/>
+        </w:rPr>
+        <w:t xml:space="preserve">   Apne  Bikarb Placebo </w:t>
+      </w:r>
+      <w:r>
+        <w:br/>
+      </w:r>
+      <w:r>
+        <w:rPr>
+          <w:rStyle w:val="VerbatimChar"/>
+        </w:rPr>
+        <w:t xml:space="preserve">     10      10      10 </w:t>
+      </w:r>
+    </w:p>
+    <w:p>
+      <w:pPr>
+        <w:pStyle w:val="SourceCode"/>
+      </w:pPr>
+      <w:r>
+        <w:br/>
+      </w:r>
+      <w:r>
+        <w:rPr>
+          <w:rStyle w:val="VerbatimChar"/>
+        </w:rPr>
+        <w:t xml:space="preserve">Antall unike deltakere (id): 10</w:t>
+      </w:r>
+    </w:p>
+    <w:p>
+      <w:pPr>
+        <w:pStyle w:val="SourceCode"/>
+      </w:pPr>
+      <w:r>
+        <w:br/>
+      </w:r>
+      <w:r>
+        <w:rPr>
+          <w:rStyle w:val="VerbatimChar"/>
+        </w:rPr>
+        <w:t xml:space="preserve">Repeated-measures ANOVA:</w:t>
+      </w:r>
+    </w:p>
+    <w:p>
+      <w:pPr>
+        <w:pStyle w:val="SourceCode"/>
+      </w:pPr>
+      <w:r>
+        <w:br/>
+      </w:r>
+      <w:r>
+        <w:rPr>
+          <w:rStyle w:val="VerbatimChar"/>
+        </w:rPr>
+        <w:t xml:space="preserve">Error: id</w:t>
+      </w:r>
+      <w:r>
+        <w:br/>
+      </w:r>
+      <w:r>
+        <w:rPr>
+          <w:rStyle w:val="VerbatimChar"/>
+        </w:rPr>
+        <w:t xml:space="preserve">          Df Sum Sq Mean Sq F value Pr(&gt;F)</w:t>
+      </w:r>
+      <w:r>
+        <w:br/>
+      </w:r>
+      <w:r>
+        <w:rPr>
+          <w:rStyle w:val="VerbatimChar"/>
+        </w:rPr>
+        <w:t xml:space="preserve">Residuals  9 106781   11865               </w:t>
+      </w:r>
+      <w:r>
+        <w:br/>
+      </w:r>
+      <w:r>
+        <w:br/>
+      </w:r>
+      <w:r>
+        <w:rPr>
+          <w:rStyle w:val="VerbatimChar"/>
+        </w:rPr>
+        <w:t xml:space="preserve">Error: id:protocol</w:t>
+      </w:r>
+      <w:r>
+        <w:br/>
+      </w:r>
+      <w:r>
+        <w:rPr>
+          <w:rStyle w:val="VerbatimChar"/>
+        </w:rPr>
+        <w:t xml:space="preserve">          Df Sum Sq Mean Sq F value Pr(&gt;F)  </w:t>
+      </w:r>
+      <w:r>
+        <w:br/>
+      </w:r>
+      <w:r>
+        <w:rPr>
+          <w:rStyle w:val="VerbatimChar"/>
+        </w:rPr>
+        <w:t xml:space="preserve">protocol   2  180.4   90.18   3.797 0.0421 *</w:t>
+      </w:r>
+      <w:r>
+        <w:br/>
+      </w:r>
+      <w:r>
+        <w:rPr>
+          <w:rStyle w:val="VerbatimChar"/>
+        </w:rPr>
+        <w:t xml:space="preserve">Residuals 18  427.5   23.75                 </w:t>
+      </w:r>
+      <w:r>
+        <w:br/>
+      </w:r>
+      <w:r>
+        <w:rPr>
+          <w:rStyle w:val="VerbatimChar"/>
+        </w:rPr>
+        <w:t xml:space="preserve">---</w:t>
+      </w:r>
+      <w:r>
+        <w:br/>
+      </w:r>
+      <w:r>
+        <w:rPr>
+          <w:rStyle w:val="VerbatimChar"/>
+        </w:rPr>
+        <w:t xml:space="preserve">Signif. codes:  0 '***' 0.001 '**' 0.01 '*' 0.05 '.' 0.1 ' ' 1</w:t>
+      </w:r>
+    </w:p>
+    <w:p>
+      <w:pPr>
+        <w:pStyle w:val="SourceCode"/>
+      </w:pPr>
+      <w:r>
+        <w:br/>
+      </w:r>
+      <w:r>
+        <w:rPr>
+          <w:rStyle w:val="VerbatimChar"/>
+        </w:rPr>
+        <w:t xml:space="preserve">ANOVA med effect size:</w:t>
+      </w:r>
+    </w:p>
+    <w:p>
+      <w:pPr>
+        <w:pStyle w:val="SourceCode"/>
+      </w:pPr>
+      <w:r>
+        <w:rPr>
+          <w:rStyle w:val="VerbatimChar"/>
+        </w:rPr>
+        <w:t xml:space="preserve">F(2, 18) = 3.797, p = 0.0421, partial eta squared (eta^2[p]) = 0.297</w:t>
+      </w:r>
+    </w:p>
+    <w:p>
+      <w:pPr>
+        <w:pStyle w:val="SourceCode"/>
+      </w:pPr>
+      <w:r>
+        <w:br/>
+      </w:r>
+      <w:r>
+        <w:rPr>
+          <w:rStyle w:val="VerbatimChar"/>
+        </w:rPr>
+        <w:t xml:space="preserve">Post-hoc (paired t-test, Holm-korreksjon):</w:t>
+      </w:r>
+    </w:p>
+    <w:p>
+      <w:pPr>
+        <w:pStyle w:val="SourceCode"/>
+      </w:pPr>
+      <w:r>
+        <w:br/>
+      </w:r>
+      <w:r>
+        <w:rPr>
+          <w:rStyle w:val="VerbatimChar"/>
+        </w:rPr>
+        <w:t xml:space="preserve">    Pairwise comparisons using paired t tests </w:t>
+      </w:r>
+      <w:r>
+        <w:br/>
+      </w:r>
+      <w:r>
+        <w:br/>
+      </w:r>
+      <w:r>
+        <w:rPr>
+          <w:rStyle w:val="VerbatimChar"/>
+        </w:rPr>
+        <w:t xml:space="preserve">data:  watt_long$mean_watt and watt_long$protocol </w:t>
+      </w:r>
+      <w:r>
+        <w:br/>
+      </w:r>
+      <w:r>
+        <w:br/>
+      </w:r>
+      <w:r>
+        <w:rPr>
+          <w:rStyle w:val="VerbatimChar"/>
+        </w:rPr>
+        <w:t xml:space="preserve">        Apne Bikarb</w:t>
+      </w:r>
+      <w:r>
+        <w:br/>
+      </w:r>
+      <w:r>
+        <w:rPr>
+          <w:rStyle w:val="VerbatimChar"/>
+        </w:rPr>
+        <w:t xml:space="preserve">Bikarb  0.11 -     </w:t>
+      </w:r>
+      <w:r>
+        <w:br/>
+      </w:r>
+      <w:r>
+        <w:rPr>
+          <w:rStyle w:val="VerbatimChar"/>
+        </w:rPr>
+        <w:t xml:space="preserve">Placebo 0.59 0.11  </w:t>
+      </w:r>
+      <w:r>
+        <w:br/>
+      </w:r>
+      <w:r>
+        <w:br/>
+      </w:r>
+      <w:r>
+        <w:rPr>
+          <w:rStyle w:val="VerbatimChar"/>
+        </w:rPr>
+        <w:t xml:space="preserve">P value adjustment method: holm </w:t>
+      </w:r>
+    </w:p>
+    <w:p>
+      <w:pPr>
+        <w:pStyle w:val="SourceCode"/>
+      </w:pPr>
+      <w:r>
+        <w:br/>
+      </w:r>
+      <w:r>
+        <w:rPr>
+          <w:rStyle w:val="VerbatimChar"/>
+        </w:rPr>
+        <w:t xml:space="preserve">Effect size for post-hoc sammenligninger (paired Cohen's d_z):</w:t>
+      </w:r>
+    </w:p>
+    <w:p>
+      <w:pPr>
+        <w:pStyle w:val="SourceCode"/>
+      </w:pPr>
+      <w:r>
+        <w:rPr>
+          <w:rStyle w:val="VerbatimChar"/>
+        </w:rPr>
+        <w:t xml:space="preserve">         comparison        d_z magnitude</w:t>
+      </w:r>
+      <w:r>
+        <w:br/>
+      </w:r>
+      <w:r>
+        <w:rPr>
+          <w:rStyle w:val="VerbatimChar"/>
+        </w:rPr>
+        <w:t xml:space="preserve">1    Apne vs Bikarb -0.7701506   moderat</w:t>
+      </w:r>
+      <w:r>
+        <w:br/>
+      </w:r>
+      <w:r>
+        <w:rPr>
+          <w:rStyle w:val="VerbatimChar"/>
+        </w:rPr>
+        <w:t xml:space="preserve">2   Apne vs Placebo -0.1774372  triviell</w:t>
+      </w:r>
+      <w:r>
+        <w:br/>
+      </w:r>
+      <w:r>
+        <w:rPr>
+          <w:rStyle w:val="VerbatimChar"/>
+        </w:rPr>
+        <w:t xml:space="preserve">3 Bikarb vs Placebo  0.7254376   moderat</w:t>
+      </w:r>
+    </w:p>
+    <w:p>
+      <w:pPr>
+        <w:pStyle w:val="FirstParagraph"/>
+      </w:pPr>
+      <w:r>
+        <w:t xml:space="preserve">Leneær Mixed-model- test (watt)</w:t>
+      </w:r>
+    </w:p>
+    <w:p>
+      <w:pPr>
+        <w:pStyle w:val="SourceCode"/>
+      </w:pPr>
+      <w:r>
+        <w:rPr>
+          <w:rStyle w:val="VerbatimChar"/>
+        </w:rPr>
+        <w:t xml:space="preserve">Linear mixed model fit by maximum likelihood . t-tests use Satterthwaite's</w:t>
+      </w:r>
+      <w:r>
+        <w:br/>
+      </w:r>
+      <w:r>
+        <w:rPr>
+          <w:rStyle w:val="VerbatimChar"/>
+        </w:rPr>
+        <w:t xml:space="preserve">  method [lmerModLmerTest]</w:t>
+      </w:r>
+      <w:r>
+        <w:br/>
+      </w:r>
+      <w:r>
+        <w:rPr>
+          <w:rStyle w:val="VerbatimChar"/>
+        </w:rPr>
+        <w:t xml:space="preserve">Formula: watt ~ protocol * time_min + (1 + time_min | id)</w:t>
+      </w:r>
+      <w:r>
+        <w:br/>
+      </w:r>
+      <w:r>
+        <w:rPr>
+          <w:rStyle w:val="VerbatimChar"/>
+        </w:rPr>
+        <w:t xml:space="preserve">   Data: watt_ts</w:t>
+      </w:r>
+      <w:r>
+        <w:br/>
+      </w:r>
+      <w:r>
+        <w:br/>
+      </w:r>
+      <w:r>
+        <w:rPr>
+          <w:rStyle w:val="VerbatimChar"/>
+        </w:rPr>
+        <w:t xml:space="preserve">     AIC      BIC   logLik deviance df.resid </w:t>
+      </w:r>
+      <w:r>
+        <w:br/>
+      </w:r>
+      <w:r>
+        <w:rPr>
+          <w:rStyle w:val="VerbatimChar"/>
+        </w:rPr>
+        <w:t xml:space="preserve">  9016.7   9067.6  -4498.4   8996.7     1190 </w:t>
+      </w:r>
+      <w:r>
+        <w:br/>
+      </w:r>
+      <w:r>
+        <w:br/>
+      </w:r>
+      <w:r>
+        <w:rPr>
+          <w:rStyle w:val="VerbatimChar"/>
+        </w:rPr>
+        <w:t xml:space="preserve">Scaled residuals: </w:t>
+      </w:r>
+      <w:r>
+        <w:br/>
+      </w:r>
+      <w:r>
+        <w:rPr>
+          <w:rStyle w:val="VerbatimChar"/>
+        </w:rPr>
+        <w:t xml:space="preserve">     Min       1Q   Median       3Q      Max </w:t>
+      </w:r>
+      <w:r>
+        <w:br/>
+      </w:r>
+      <w:r>
+        <w:rPr>
+          <w:rStyle w:val="VerbatimChar"/>
+        </w:rPr>
+        <w:t xml:space="preserve">-20.9222  -0.3004   0.0122   0.2687   7.5958 </w:t>
+      </w:r>
+      <w:r>
+        <w:br/>
+      </w:r>
+      <w:r>
+        <w:br/>
+      </w:r>
+      <w:r>
+        <w:rPr>
+          <w:rStyle w:val="VerbatimChar"/>
+        </w:rPr>
+        <w:t xml:space="preserve">Random effects:</w:t>
+      </w:r>
+      <w:r>
+        <w:br/>
+      </w:r>
+      <w:r>
+        <w:rPr>
+          <w:rStyle w:val="VerbatimChar"/>
+        </w:rPr>
+        <w:t xml:space="preserve"> Groups   Name        Variance  Std.Dev. Corr</w:t>
+      </w:r>
+      <w:r>
+        <w:br/>
+      </w:r>
+      <w:r>
+        <w:rPr>
+          <w:rStyle w:val="VerbatimChar"/>
+        </w:rPr>
+        <w:t xml:space="preserve"> id       (Intercept) 3484.4728 59.0294      </w:t>
+      </w:r>
+      <w:r>
+        <w:br/>
+      </w:r>
+      <w:r>
+        <w:rPr>
+          <w:rStyle w:val="VerbatimChar"/>
+        </w:rPr>
+        <w:t xml:space="preserve">          time_min       0.1224  0.3499  0.02</w:t>
+      </w:r>
+      <w:r>
+        <w:br/>
+      </w:r>
+      <w:r>
+        <w:rPr>
+          <w:rStyle w:val="VerbatimChar"/>
+        </w:rPr>
+        <w:t xml:space="preserve"> Residual               96.9929  9.8485      </w:t>
+      </w:r>
+      <w:r>
+        <w:br/>
+      </w:r>
+      <w:r>
+        <w:rPr>
+          <w:rStyle w:val="VerbatimChar"/>
+        </w:rPr>
+        <w:t xml:space="preserve">Number of obs: 1200, groups:  id, 10</w:t>
+      </w:r>
+      <w:r>
+        <w:br/>
+      </w:r>
+      <w:r>
+        <w:br/>
+      </w:r>
+      <w:r>
+        <w:rPr>
+          <w:rStyle w:val="VerbatimChar"/>
+        </w:rPr>
+        <w:t xml:space="preserve">Fixed effects:</w:t>
+      </w:r>
+      <w:r>
+        <w:br/>
+      </w:r>
+      <w:r>
+        <w:rPr>
+          <w:rStyle w:val="VerbatimChar"/>
+        </w:rPr>
+        <w:t xml:space="preserve">                           Estimate Std. Error         df t value Pr(&gt;|t|)    </w:t>
+      </w:r>
+      <w:r>
+        <w:br/>
+      </w:r>
+      <w:r>
+        <w:rPr>
+          <w:rStyle w:val="VerbatimChar"/>
+        </w:rPr>
+        <w:t xml:space="preserve">(Intercept)               326.03780   18.69176   10.27625  17.443 5.72e-09 ***</w:t>
+      </w:r>
+      <w:r>
+        <w:br/>
+      </w:r>
+      <w:r>
+        <w:rPr>
+          <w:rStyle w:val="VerbatimChar"/>
+        </w:rPr>
+        <w:t xml:space="preserve">protocolBikarb             -0.50061    1.36707 1179.91947  -0.366  0.71429    </w:t>
+      </w:r>
+      <w:r>
+        <w:br/>
+      </w:r>
+      <w:r>
+        <w:rPr>
+          <w:rStyle w:val="VerbatimChar"/>
+        </w:rPr>
+        <w:t xml:space="preserve">protocolPlacebo             0.64817    1.36707 1179.91946   0.474  0.63549    </w:t>
+      </w:r>
+      <w:r>
+        <w:br/>
+      </w:r>
+      <w:r>
+        <w:rPr>
+          <w:rStyle w:val="VerbatimChar"/>
+        </w:rPr>
+        <w:t xml:space="preserve">time_min                    0.44099    0.13972   17.69354   3.156  0.00555 ** </w:t>
+      </w:r>
+      <w:r>
+        <w:br/>
+      </w:r>
+      <w:r>
+        <w:rPr>
+          <w:rStyle w:val="VerbatimChar"/>
+        </w:rPr>
+        <w:t xml:space="preserve">protocolBikarb:time_min     0.63724    0.12066 1179.91947   5.281 1.52e-07 ***</w:t>
+      </w:r>
+      <w:r>
+        <w:br/>
+      </w:r>
+      <w:r>
+        <w:rPr>
+          <w:rStyle w:val="VerbatimChar"/>
+        </w:rPr>
+        <w:t xml:space="preserve">protocolPlacebo:time_min    0.06173    0.12066 1179.91947   0.512  0.60904    </w:t>
+      </w:r>
+      <w:r>
+        <w:br/>
+      </w:r>
+      <w:r>
+        <w:rPr>
+          <w:rStyle w:val="VerbatimChar"/>
+        </w:rPr>
+        <w:t xml:space="preserve">---</w:t>
+      </w:r>
+      <w:r>
+        <w:br/>
+      </w:r>
+      <w:r>
+        <w:rPr>
+          <w:rStyle w:val="VerbatimChar"/>
+        </w:rPr>
+        <w:t xml:space="preserve">Signif. codes:  0 '***' 0.001 '**' 0.01 '*' 0.05 '.' 0.1 ' ' 1</w:t>
+      </w:r>
+      <w:r>
+        <w:br/>
+      </w:r>
+      <w:r>
+        <w:br/>
+      </w:r>
+      <w:r>
+        <w:rPr>
+          <w:rStyle w:val="VerbatimChar"/>
+        </w:rPr>
+        <w:t xml:space="preserve">Correlation of Fixed Effects:</w:t>
+      </w:r>
+      <w:r>
+        <w:br/>
+      </w:r>
+      <w:r>
+        <w:rPr>
+          <w:rStyle w:val="VerbatimChar"/>
+        </w:rPr>
+        <w:t xml:space="preserve">            (Intr) prtclB prtclP tim_mn prtB:_</w:t>
+      </w:r>
+      <w:r>
+        <w:br/>
+      </w:r>
+      <w:r>
+        <w:rPr>
+          <w:rStyle w:val="VerbatimChar"/>
+        </w:rPr>
+        <w:t xml:space="preserve">protoclBkrb -0.037                            </w:t>
+      </w:r>
+      <w:r>
+        <w:br/>
+      </w:r>
+      <w:r>
+        <w:rPr>
+          <w:rStyle w:val="VerbatimChar"/>
+        </w:rPr>
+        <w:t xml:space="preserve">protoclPlcb -0.037  0.500                     </w:t>
+      </w:r>
+      <w:r>
+        <w:br/>
+      </w:r>
+      <w:r>
+        <w:rPr>
+          <w:rStyle w:val="VerbatimChar"/>
+        </w:rPr>
+        <w:t xml:space="preserve">time_min    -0.014  0.372  0.372              </w:t>
+      </w:r>
+      <w:r>
+        <w:br/>
+      </w:r>
+      <w:r>
+        <w:rPr>
+          <w:rStyle w:val="VerbatimChar"/>
+        </w:rPr>
+        <w:t xml:space="preserve">prtclBkrb:_  0.031 -0.861 -0.430 -0.432       </w:t>
+      </w:r>
+      <w:r>
+        <w:br/>
+      </w:r>
+      <w:r>
+        <w:rPr>
+          <w:rStyle w:val="VerbatimChar"/>
+        </w:rPr>
+        <w:t xml:space="preserve">prtclPlcb:_  0.031 -0.430 -0.861 -0.432  0.500</w:t>
+      </w:r>
+      <w:r>
+        <w:br/>
+      </w:r>
+      <w:r>
+        <w:rPr>
+          <w:rStyle w:val="VerbatimChar"/>
+        </w:rPr>
+        <w:t xml:space="preserve">optimizer (nloptwrap) convergence code: 0 (OK)</w:t>
+      </w:r>
+      <w:r>
+        <w:br/>
+      </w:r>
+      <w:r>
+        <w:rPr>
+          <w:rStyle w:val="VerbatimChar"/>
+        </w:rPr>
+        <w:t xml:space="preserve">Model failed to converge with max|grad| = 0.0501666 (tol = 0.002, component 1)</w:t>
+      </w:r>
+    </w:p>
+    <w:p>
+      <w:pPr>
+        <w:pStyle w:val="SourceCode"/>
+      </w:pPr>
+      <w:r>
+        <w:rPr>
+          <w:rStyle w:val="VerbatimChar"/>
+        </w:rPr>
+        <w:t xml:space="preserve">Type III Analysis of Variance Table with Satterthwaite's method</w:t>
+      </w:r>
+      <w:r>
+        <w:br/>
+      </w:r>
+      <w:r>
+        <w:rPr>
+          <w:rStyle w:val="VerbatimChar"/>
+        </w:rPr>
+        <w:t xml:space="preserve">                  Sum Sq Mean Sq NumDF  DenDF F value    Pr(&gt;F)    </w:t>
+      </w:r>
+      <w:r>
+        <w:br/>
+      </w:r>
+      <w:r>
+        <w:rPr>
+          <w:rStyle w:val="VerbatimChar"/>
+        </w:rPr>
+        <w:t xml:space="preserve">protocol            68.9   34.43     2 1179.9   0.355 0.7012401    </w:t>
+      </w:r>
+      <w:r>
+        <w:br/>
+      </w:r>
+      <w:r>
+        <w:rPr>
+          <w:rStyle w:val="VerbatimChar"/>
+        </w:rPr>
+        <w:t xml:space="preserve">time_min          3003.4 3003.44     1   10.0  30.966 0.0002392 ***</w:t>
+      </w:r>
+      <w:r>
+        <w:br/>
+      </w:r>
+      <w:r>
+        <w:rPr>
+          <w:rStyle w:val="VerbatimChar"/>
+        </w:rPr>
+        <w:t xml:space="preserve">protocol:time_min 3291.7 1645.87     2 1179.9  16.969 5.426e-08 ***</w:t>
+      </w:r>
+      <w:r>
+        <w:br/>
+      </w:r>
+      <w:r>
+        <w:rPr>
+          <w:rStyle w:val="VerbatimChar"/>
+        </w:rPr>
+        <w:t xml:space="preserve">---</w:t>
+      </w:r>
+      <w:r>
+        <w:br/>
+      </w:r>
+      <w:r>
+        <w:rPr>
+          <w:rStyle w:val="VerbatimChar"/>
+        </w:rPr>
+        <w:t xml:space="preserve">Signif. codes:  0 '***' 0.001 '**' 0.01 '*' 0.05 '.' 0.1 ' ' 1</w:t>
+      </w:r>
+    </w:p>
+    <w:p>
+      <w:pPr>
+        <w:pStyle w:val="FirstParagraph"/>
+      </w:pPr>
+      <w:r>
+        <w:t xml:space="preserve">med effect size:</w:t>
+      </w:r>
+    </w:p>
+    <w:p>
+      <w:pPr>
+        <w:pStyle w:val="SourceCode"/>
+      </w:pPr>
+      <w:r>
+        <w:rPr>
+          <w:rStyle w:val="VerbatimChar"/>
+        </w:rPr>
+        <w:t xml:space="preserve">Linear mixed model fit by maximum likelihood . t-tests use Satterthwaite's</w:t>
+      </w:r>
+      <w:r>
+        <w:br/>
+      </w:r>
+      <w:r>
+        <w:rPr>
+          <w:rStyle w:val="VerbatimChar"/>
+        </w:rPr>
+        <w:t xml:space="preserve">  method [lmerModLmerTest]</w:t>
+      </w:r>
+      <w:r>
+        <w:br/>
+      </w:r>
+      <w:r>
+        <w:rPr>
+          <w:rStyle w:val="VerbatimChar"/>
+        </w:rPr>
+        <w:t xml:space="preserve">Formula: watt ~ protocol * time_min + (1 + time_min | id)</w:t>
+      </w:r>
+      <w:r>
+        <w:br/>
+      </w:r>
+      <w:r>
+        <w:rPr>
+          <w:rStyle w:val="VerbatimChar"/>
+        </w:rPr>
+        <w:t xml:space="preserve">   Data: watt_ts</w:t>
+      </w:r>
+      <w:r>
+        <w:br/>
+      </w:r>
+      <w:r>
+        <w:br/>
+      </w:r>
+      <w:r>
+        <w:rPr>
+          <w:rStyle w:val="VerbatimChar"/>
+        </w:rPr>
+        <w:t xml:space="preserve">     AIC      BIC   logLik deviance df.resid </w:t>
+      </w:r>
+      <w:r>
+        <w:br/>
+      </w:r>
+      <w:r>
+        <w:rPr>
+          <w:rStyle w:val="VerbatimChar"/>
+        </w:rPr>
+        <w:t xml:space="preserve">  9016.7   9067.6  -4498.4   8996.7     1190 </w:t>
+      </w:r>
+      <w:r>
+        <w:br/>
+      </w:r>
+      <w:r>
+        <w:br/>
+      </w:r>
+      <w:r>
+        <w:rPr>
+          <w:rStyle w:val="VerbatimChar"/>
+        </w:rPr>
+        <w:t xml:space="preserve">Scaled residuals: </w:t>
+      </w:r>
+      <w:r>
+        <w:br/>
+      </w:r>
+      <w:r>
+        <w:rPr>
+          <w:rStyle w:val="VerbatimChar"/>
+        </w:rPr>
+        <w:t xml:space="preserve">     Min       1Q   Median       3Q      Max </w:t>
+      </w:r>
+      <w:r>
+        <w:br/>
+      </w:r>
+      <w:r>
+        <w:rPr>
+          <w:rStyle w:val="VerbatimChar"/>
+        </w:rPr>
+        <w:t xml:space="preserve">-20.9222  -0.3004   0.0122   0.2687   7.5958 </w:t>
+      </w:r>
+      <w:r>
+        <w:br/>
+      </w:r>
+      <w:r>
+        <w:br/>
+      </w:r>
+      <w:r>
+        <w:rPr>
+          <w:rStyle w:val="VerbatimChar"/>
+        </w:rPr>
+        <w:t xml:space="preserve">Random effects:</w:t>
+      </w:r>
+      <w:r>
+        <w:br/>
+      </w:r>
+      <w:r>
+        <w:rPr>
+          <w:rStyle w:val="VerbatimChar"/>
+        </w:rPr>
+        <w:t xml:space="preserve"> Groups   Name        Variance  Std.Dev. Corr</w:t>
+      </w:r>
+      <w:r>
+        <w:br/>
+      </w:r>
+      <w:r>
+        <w:rPr>
+          <w:rStyle w:val="VerbatimChar"/>
+        </w:rPr>
+        <w:t xml:space="preserve"> id       (Intercept) 3484.4728 59.0294      </w:t>
+      </w:r>
+      <w:r>
+        <w:br/>
+      </w:r>
+      <w:r>
+        <w:rPr>
+          <w:rStyle w:val="VerbatimChar"/>
+        </w:rPr>
+        <w:t xml:space="preserve">          time_min       0.1224  0.3499  0.02</w:t>
+      </w:r>
+      <w:r>
+        <w:br/>
+      </w:r>
+      <w:r>
+        <w:rPr>
+          <w:rStyle w:val="VerbatimChar"/>
+        </w:rPr>
+        <w:t xml:space="preserve"> Residual               96.9929  9.8485      </w:t>
+      </w:r>
+      <w:r>
+        <w:br/>
+      </w:r>
+      <w:r>
+        <w:rPr>
+          <w:rStyle w:val="VerbatimChar"/>
+        </w:rPr>
+        <w:t xml:space="preserve">Number of obs: 1200, groups:  id, 10</w:t>
+      </w:r>
+      <w:r>
+        <w:br/>
+      </w:r>
+      <w:r>
+        <w:br/>
+      </w:r>
+      <w:r>
+        <w:rPr>
+          <w:rStyle w:val="VerbatimChar"/>
+        </w:rPr>
+        <w:t xml:space="preserve">Fixed effects:</w:t>
+      </w:r>
+      <w:r>
+        <w:br/>
+      </w:r>
+      <w:r>
+        <w:rPr>
+          <w:rStyle w:val="VerbatimChar"/>
+        </w:rPr>
+        <w:t xml:space="preserve">                           Estimate Std. Error         df t value Pr(&gt;|t|)    </w:t>
+      </w:r>
+      <w:r>
+        <w:br/>
+      </w:r>
+      <w:r>
+        <w:rPr>
+          <w:rStyle w:val="VerbatimChar"/>
+        </w:rPr>
+        <w:t xml:space="preserve">(Intercept)               326.03780   18.69176   10.27625  17.443 5.72e-09 ***</w:t>
+      </w:r>
+      <w:r>
+        <w:br/>
+      </w:r>
+      <w:r>
+        <w:rPr>
+          <w:rStyle w:val="VerbatimChar"/>
+        </w:rPr>
+        <w:t xml:space="preserve">protocolBikarb             -0.50061    1.36707 1179.91947  -0.366  0.71429    </w:t>
+      </w:r>
+      <w:r>
+        <w:br/>
+      </w:r>
+      <w:r>
+        <w:rPr>
+          <w:rStyle w:val="VerbatimChar"/>
+        </w:rPr>
+        <w:t xml:space="preserve">protocolPlacebo             0.64817    1.36707 1179.91946   0.474  0.63549    </w:t>
+      </w:r>
+      <w:r>
+        <w:br/>
+      </w:r>
+      <w:r>
+        <w:rPr>
+          <w:rStyle w:val="VerbatimChar"/>
+        </w:rPr>
+        <w:t xml:space="preserve">time_min                    0.44099    0.13972   17.69354   3.156  0.00555 ** </w:t>
+      </w:r>
+      <w:r>
+        <w:br/>
+      </w:r>
+      <w:r>
+        <w:rPr>
+          <w:rStyle w:val="VerbatimChar"/>
+        </w:rPr>
+        <w:t xml:space="preserve">protocolBikarb:time_min     0.63724    0.12066 1179.91947   5.281 1.52e-07 ***</w:t>
+      </w:r>
+      <w:r>
+        <w:br/>
+      </w:r>
+      <w:r>
+        <w:rPr>
+          <w:rStyle w:val="VerbatimChar"/>
+        </w:rPr>
+        <w:t xml:space="preserve">protocolPlacebo:time_min    0.06173    0.12066 1179.91947   0.512  0.60904    </w:t>
+      </w:r>
+      <w:r>
+        <w:br/>
+      </w:r>
+      <w:r>
+        <w:rPr>
+          <w:rStyle w:val="VerbatimChar"/>
+        </w:rPr>
+        <w:t xml:space="preserve">---</w:t>
+      </w:r>
+      <w:r>
+        <w:br/>
+      </w:r>
+      <w:r>
+        <w:rPr>
+          <w:rStyle w:val="VerbatimChar"/>
+        </w:rPr>
+        <w:t xml:space="preserve">Signif. codes:  0 '***' 0.001 '**' 0.01 '*' 0.05 '.' 0.1 ' ' 1</w:t>
+      </w:r>
+      <w:r>
+        <w:br/>
+      </w:r>
+      <w:r>
+        <w:br/>
+      </w:r>
+      <w:r>
+        <w:rPr>
+          <w:rStyle w:val="VerbatimChar"/>
+        </w:rPr>
+        <w:t xml:space="preserve">Correlation of Fixed Effects:</w:t>
+      </w:r>
+      <w:r>
+        <w:br/>
+      </w:r>
+      <w:r>
+        <w:rPr>
+          <w:rStyle w:val="VerbatimChar"/>
+        </w:rPr>
+        <w:t xml:space="preserve">            (Intr) prtclB prtclP tim_mn prtB:_</w:t>
+      </w:r>
+      <w:r>
+        <w:br/>
+      </w:r>
+      <w:r>
+        <w:rPr>
+          <w:rStyle w:val="VerbatimChar"/>
+        </w:rPr>
+        <w:t xml:space="preserve">protoclBkrb -0.037                            </w:t>
+      </w:r>
+      <w:r>
+        <w:br/>
+      </w:r>
+      <w:r>
+        <w:rPr>
+          <w:rStyle w:val="VerbatimChar"/>
+        </w:rPr>
+        <w:t xml:space="preserve">protoclPlcb -0.037  0.500                     </w:t>
+      </w:r>
+      <w:r>
+        <w:br/>
+      </w:r>
+      <w:r>
+        <w:rPr>
+          <w:rStyle w:val="VerbatimChar"/>
+        </w:rPr>
+        <w:t xml:space="preserve">time_min    -0.014  0.372  0.372              </w:t>
+      </w:r>
+      <w:r>
+        <w:br/>
+      </w:r>
+      <w:r>
+        <w:rPr>
+          <w:rStyle w:val="VerbatimChar"/>
+        </w:rPr>
+        <w:t xml:space="preserve">prtclBkrb:_  0.031 -0.861 -0.430 -0.432       </w:t>
+      </w:r>
+      <w:r>
+        <w:br/>
+      </w:r>
+      <w:r>
+        <w:rPr>
+          <w:rStyle w:val="VerbatimChar"/>
+        </w:rPr>
+        <w:t xml:space="preserve">prtclPlcb:_  0.031 -0.430 -0.861 -0.432  0.500</w:t>
+      </w:r>
+      <w:r>
+        <w:br/>
+      </w:r>
+      <w:r>
+        <w:rPr>
+          <w:rStyle w:val="VerbatimChar"/>
+        </w:rPr>
+        <w:t xml:space="preserve">optimizer (nloptwrap) convergence code: 0 (OK)</w:t>
+      </w:r>
+      <w:r>
+        <w:br/>
+      </w:r>
+      <w:r>
+        <w:rPr>
+          <w:rStyle w:val="VerbatimChar"/>
+        </w:rPr>
+        <w:t xml:space="preserve">Model failed to converge with max|grad| = 0.0501666 (tol = 0.002, component 1)</w:t>
+      </w:r>
+    </w:p>
+    <w:p>
+      <w:pPr>
+        <w:pStyle w:val="SourceCode"/>
+      </w:pPr>
+      <w:r>
+        <w:rPr>
+          <w:rStyle w:val="VerbatimChar"/>
+        </w:rPr>
+        <w:t xml:space="preserve">Type III Analysis of Variance Table with Satterthwaite's method</w:t>
+      </w:r>
+      <w:r>
+        <w:br/>
+      </w:r>
+      <w:r>
+        <w:rPr>
+          <w:rStyle w:val="VerbatimChar"/>
+        </w:rPr>
+        <w:t xml:space="preserve">                  Sum Sq Mean Sq NumDF  DenDF F value    Pr(&gt;F)    </w:t>
+      </w:r>
+      <w:r>
+        <w:br/>
+      </w:r>
+      <w:r>
+        <w:rPr>
+          <w:rStyle w:val="VerbatimChar"/>
+        </w:rPr>
+        <w:t xml:space="preserve">protocol            68.9   34.43     2 1179.9   0.355 0.7012401    </w:t>
+      </w:r>
+      <w:r>
+        <w:br/>
+      </w:r>
+      <w:r>
+        <w:rPr>
+          <w:rStyle w:val="VerbatimChar"/>
+        </w:rPr>
+        <w:t xml:space="preserve">time_min          3003.4 3003.44     1   10.0  30.966 0.0002392 ***</w:t>
+      </w:r>
+      <w:r>
+        <w:br/>
+      </w:r>
+      <w:r>
+        <w:rPr>
+          <w:rStyle w:val="VerbatimChar"/>
+        </w:rPr>
+        <w:t xml:space="preserve">protocol:time_min 3291.7 1645.87     2 1179.9  16.969 5.426e-08 ***</w:t>
+      </w:r>
+      <w:r>
+        <w:br/>
+      </w:r>
+      <w:r>
+        <w:rPr>
+          <w:rStyle w:val="VerbatimChar"/>
+        </w:rPr>
+        <w:t xml:space="preserve">---</w:t>
+      </w:r>
+      <w:r>
+        <w:br/>
+      </w:r>
+      <w:r>
+        <w:rPr>
+          <w:rStyle w:val="VerbatimChar"/>
+        </w:rPr>
+        <w:t xml:space="preserve">Signif. codes:  0 '***' 0.001 '**' 0.01 '*' 0.05 '.' 0.1 ' ' 1</w:t>
+      </w:r>
+    </w:p>
+    <w:p>
+      <w:pPr>
+        <w:pStyle w:val="SourceCode"/>
+      </w:pPr>
+      <w:r>
+        <w:rPr>
+          <w:rStyle w:val="VerbatimChar"/>
+        </w:rPr>
+        <w:t xml:space="preserve"># Effect Size for ANOVA (Type III)</w:t>
+      </w:r>
+      <w:r>
+        <w:br/>
+      </w:r>
+      <w:r>
+        <w:br/>
+      </w:r>
+      <w:r>
+        <w:rPr>
+          <w:rStyle w:val="VerbatimChar"/>
+        </w:rPr>
+        <w:t xml:space="preserve">Parameter         | Eta2 (partial) |       95% CI</w:t>
+      </w:r>
+      <w:r>
+        <w:br/>
+      </w:r>
+      <w:r>
+        <w:rPr>
+          <w:rStyle w:val="VerbatimChar"/>
+        </w:rPr>
+        <w:t xml:space="preserve">-------------------------------------------------</w:t>
+      </w:r>
+      <w:r>
+        <w:br/>
+      </w:r>
+      <w:r>
+        <w:rPr>
+          <w:rStyle w:val="VerbatimChar"/>
+        </w:rPr>
+        <w:t xml:space="preserve">protocol          |       6.01e-04 | [0.00, 1.00]</w:t>
+      </w:r>
+      <w:r>
+        <w:br/>
+      </w:r>
+      <w:r>
+        <w:rPr>
+          <w:rStyle w:val="VerbatimChar"/>
+        </w:rPr>
+        <w:t xml:space="preserve">time_min          |           0.76 | [0.45, 1.00]</w:t>
+      </w:r>
+      <w:r>
+        <w:br/>
+      </w:r>
+      <w:r>
+        <w:rPr>
+          <w:rStyle w:val="VerbatimChar"/>
+        </w:rPr>
+        <w:t xml:space="preserve">protocol:time_min |           0.03 | [0.01, 1.00]</w:t>
+      </w:r>
+      <w:r>
+        <w:br/>
+      </w:r>
+      <w:r>
+        <w:br/>
+      </w:r>
+      <w:r>
+        <w:rPr>
+          <w:rStyle w:val="VerbatimChar"/>
+        </w:rPr>
+        <w:t xml:space="preserve">- One-sided CIs: upper bound fixed at [1.00].</w:t>
+      </w:r>
+    </w:p>
+    <w:p>
+      <w:pPr>
+        <w:pStyle w:val="SourceCode"/>
+      </w:pPr>
+      <w:r>
+        <w:rPr>
+          <w:rStyle w:val="VerbatimChar"/>
+        </w:rPr>
+        <w:t xml:space="preserve"># Standardization method: refit</w:t>
+      </w:r>
+      <w:r>
+        <w:br/>
+      </w:r>
+      <w:r>
+        <w:br/>
+      </w:r>
+      <w:r>
+        <w:rPr>
+          <w:rStyle w:val="VerbatimChar"/>
+        </w:rPr>
+        <w:t xml:space="preserve">Parameter                     | Std. Coef. |        95% CI</w:t>
+      </w:r>
+      <w:r>
+        <w:br/>
+      </w:r>
+      <w:r>
+        <w:rPr>
+          <w:rStyle w:val="VerbatimChar"/>
+        </w:rPr>
+        <w:t xml:space="preserve">----------------------------------------------------------</w:t>
+      </w:r>
+      <w:r>
+        <w:br/>
+      </w:r>
+      <w:r>
+        <w:rPr>
+          <w:rStyle w:val="VerbatimChar"/>
+        </w:rPr>
+        <w:t xml:space="preserve">(Intercept)                   |      -0.04 | [-0.65, 0.57]</w:t>
+      </w:r>
+      <w:r>
+        <w:br/>
+      </w:r>
+      <w:r>
+        <w:rPr>
+          <w:rStyle w:val="VerbatimChar"/>
+        </w:rPr>
+        <w:t xml:space="preserve">protocol [Bikarb]             |       0.09 | [ 0.07, 0.12]</w:t>
+      </w:r>
+      <w:r>
+        <w:br/>
+      </w:r>
+      <w:r>
+        <w:rPr>
+          <w:rStyle w:val="VerbatimChar"/>
+        </w:rPr>
+        <w:t xml:space="preserve">protocol [Placebo]            |       0.02 | [ 0.00, 0.04]</w:t>
+      </w:r>
+      <w:r>
+        <w:br/>
+      </w:r>
+      <w:r>
+        <w:rPr>
+          <w:rStyle w:val="VerbatimChar"/>
+        </w:rPr>
+        <w:t xml:space="preserve">time min                      |       0.04 | [ 0.02, 0.07]</w:t>
+      </w:r>
+      <w:r>
+        <w:br/>
+      </w:r>
+      <w:r>
+        <w:rPr>
+          <w:rStyle w:val="VerbatimChar"/>
+        </w:rPr>
+        <w:t xml:space="preserve">protocol [Bikarb] × time min  |       0.06 | [ 0.04, 0.08]</w:t>
+      </w:r>
+      <w:r>
+        <w:br/>
+      </w:r>
+      <w:r>
+        <w:rPr>
+          <w:rStyle w:val="VerbatimChar"/>
+        </w:rPr>
+        <w:t xml:space="preserve">protocol [Placebo] × time min |   5.87e-03 | [-0.02, 0.03]</w:t>
+      </w:r>
+    </w:p>
+    <w:p>
+      <w:pPr>
+        <w:pStyle w:val="SourceCode"/>
+      </w:pPr>
+      <w:r>
+        <w:rPr>
+          <w:rStyle w:val="VerbatimChar"/>
+        </w:rPr>
+        <w:t xml:space="preserve"> contrast         estimate    SE   df t.ratio p.value</w:t>
+      </w:r>
+      <w:r>
+        <w:br/>
+      </w:r>
+      <w:r>
+        <w:rPr>
+          <w:rStyle w:val="VerbatimChar"/>
+        </w:rPr>
+        <w:t xml:space="preserve"> Apne - Bikarb     -0.6372 0.121 1184  -5.273 &lt;0.0001</w:t>
+      </w:r>
+      <w:r>
+        <w:br/>
+      </w:r>
+      <w:r>
+        <w:rPr>
+          <w:rStyle w:val="VerbatimChar"/>
+        </w:rPr>
+        <w:t xml:space="preserve"> Apne - Placebo    -0.0617 0.121 1184  -0.511  0.6096</w:t>
+      </w:r>
+      <w:r>
+        <w:br/>
+      </w:r>
+      <w:r>
+        <w:rPr>
+          <w:rStyle w:val="VerbatimChar"/>
+        </w:rPr>
+        <w:t xml:space="preserve"> Bikarb - Placebo   0.5755 0.121 1184   4.762 &lt;0.0001</w:t>
+      </w:r>
+      <w:r>
+        <w:br/>
+      </w:r>
+      <w:r>
+        <w:br/>
+      </w:r>
+      <w:r>
+        <w:rPr>
+          <w:rStyle w:val="VerbatimChar"/>
+        </w:rPr>
+        <w:t xml:space="preserve">Degrees-of-freedom method: kenward-roger </w:t>
+      </w:r>
+      <w:r>
+        <w:br/>
+      </w:r>
+      <w:r>
+        <w:rPr>
+          <w:rStyle w:val="VerbatimChar"/>
+        </w:rPr>
+        <w:t xml:space="preserve">P value adjustment: holm method for 3 tests </w:t>
+      </w:r>
+    </w:p>
+    <w:p>
+      <w:pPr>
+        <w:pStyle w:val="SourceCode"/>
+      </w:pPr>
+      <w:r>
+        <w:rPr>
+          <w:rStyle w:val="VerbatimChar"/>
+        </w:rPr>
+        <w:t xml:space="preserve"> contrast         effect.size     SE   df lower.CL upper.CL</w:t>
+      </w:r>
+      <w:r>
+        <w:br/>
+      </w:r>
+      <w:r>
+        <w:rPr>
+          <w:rStyle w:val="VerbatimChar"/>
+        </w:rPr>
+        <w:t xml:space="preserve"> Apne - Bikarb       -0.06470 0.0123 19.6  -0.0905  -0.0389</w:t>
+      </w:r>
+      <w:r>
+        <w:br/>
+      </w:r>
+      <w:r>
+        <w:rPr>
+          <w:rStyle w:val="VerbatimChar"/>
+        </w:rPr>
+        <w:t xml:space="preserve"> Apne - Placebo      -0.00627 0.0123 19.6  -0.0319   0.0194</w:t>
+      </w:r>
+      <w:r>
+        <w:br/>
+      </w:r>
+      <w:r>
+        <w:rPr>
+          <w:rStyle w:val="VerbatimChar"/>
+        </w:rPr>
+        <w:t xml:space="preserve"> Bikarb - Placebo     0.05844 0.0123 19.6   0.0327   0.0842</w:t>
+      </w:r>
+      <w:r>
+        <w:br/>
+      </w:r>
+      <w:r>
+        <w:br/>
+      </w:r>
+      <w:r>
+        <w:rPr>
+          <w:rStyle w:val="VerbatimChar"/>
+        </w:rPr>
+        <w:t xml:space="preserve">sigma used for effect sizes: 9.848 </w:t>
+      </w:r>
+      <w:r>
+        <w:br/>
+      </w:r>
+      <w:r>
+        <w:rPr>
+          <w:rStyle w:val="VerbatimChar"/>
+        </w:rPr>
+        <w:t xml:space="preserve">Degrees-of-freedom method: inherited from kenward-roger when re-gridding </w:t>
+      </w:r>
+      <w:r>
+        <w:br/>
+      </w:r>
+      <w:r>
+        <w:rPr>
+          <w:rStyle w:val="VerbatimChar"/>
+        </w:rPr>
+        <w:t xml:space="preserve">Confidence level used: 0.95 </w:t>
+      </w:r>
+    </w:p>
+    <w:p>
+      <w:pPr>
+        <w:pStyle w:val="FirstParagraph"/>
+      </w:pPr>
+      <w:r>
+        <w:t xml:space="preserve">Hjertefrekvens:</w:t>
       </w:r>
     </w:p>
     <w:p>
@@ -3069,7 +4442,7 @@
         <w:pStyle w:val="BodyText"/>
       </w:pPr>
       <w:r>
-        <w:t xml:space="preserve">repeatet measures ANOVA (watt)</w:t>
+        <w:t xml:space="preserve">Repeatet measures ANOVA (HF)</w:t>
       </w:r>
     </w:p>
     <w:p>
@@ -3083,7 +4456,7 @@
         <w:rPr>
           <w:rStyle w:val="VerbatimChar"/>
         </w:rPr>
-        <w:t xml:space="preserve">Antall per protokoll:</w:t>
+        <w:t xml:space="preserve">Antall per protokoll (HF):</w:t>
       </w:r>
     </w:p>
     <w:p>
@@ -3120,7 +4493,7 @@
         <w:rPr>
           <w:rStyle w:val="VerbatimChar"/>
         </w:rPr>
-        <w:t xml:space="preserve">Antall unike deltakere (id): 10</w:t>
+        <w:t xml:space="preserve">Antall unike deltakere (HF): 10</w:t>
       </w:r>
     </w:p>
     <w:p>
@@ -3134,7 +4507,7 @@
         <w:rPr>
           <w:rStyle w:val="VerbatimChar"/>
         </w:rPr>
-        <w:t xml:space="preserve">Repeated-measures ANOVA:</w:t>
+        <w:t xml:space="preserve">Repeated-measures ANOVA (HF):</w:t>
       </w:r>
     </w:p>
     <w:p>
@@ -3166,7 +4539,7 @@
         <w:rPr>
           <w:rStyle w:val="VerbatimChar"/>
         </w:rPr>
-        <w:t xml:space="preserve">Residuals  9 106781   11865               </w:t>
+        <w:t xml:space="preserve">Residuals  9   1703   189.2               </w:t>
       </w:r>
       <w:r>
         <w:br/>
@@ -3187,25 +4560,350 @@
         <w:rPr>
           <w:rStyle w:val="VerbatimChar"/>
         </w:rPr>
-        <w:t xml:space="preserve">          Df Sum Sq Mean Sq F value Pr(&gt;F)  </w:t>
-      </w:r>
-      <w:r>
-        <w:br/>
-      </w:r>
-      <w:r>
-        <w:rPr>
-          <w:rStyle w:val="VerbatimChar"/>
-        </w:rPr>
-        <w:t xml:space="preserve">protocol   2  180.4   90.18   3.797 0.0421 *</w:t>
-      </w:r>
-      <w:r>
-        <w:br/>
-      </w:r>
-      <w:r>
-        <w:rPr>
-          <w:rStyle w:val="VerbatimChar"/>
-        </w:rPr>
-        <w:t xml:space="preserve">Residuals 18  427.5   23.75                 </w:t>
+        <w:t xml:space="preserve">          Df Sum Sq Mean Sq F value Pr(&gt;F)</w:t>
+      </w:r>
+      <w:r>
+        <w:br/>
+      </w:r>
+      <w:r>
+        <w:rPr>
+          <w:rStyle w:val="VerbatimChar"/>
+        </w:rPr>
+        <w:t xml:space="preserve">protocol   2   5.61   2.804   0.447  0.646</w:t>
+      </w:r>
+      <w:r>
+        <w:br/>
+      </w:r>
+      <w:r>
+        <w:rPr>
+          <w:rStyle w:val="VerbatimChar"/>
+        </w:rPr>
+        <w:t xml:space="preserve">Residuals 18 112.90   6.272               </w:t>
+      </w:r>
+    </w:p>
+    <w:p>
+      <w:pPr>
+        <w:pStyle w:val="SourceCode"/>
+      </w:pPr>
+      <w:r>
+        <w:br/>
+      </w:r>
+      <w:r>
+        <w:rPr>
+          <w:rStyle w:val="VerbatimChar"/>
+        </w:rPr>
+        <w:t xml:space="preserve">Post-hoc (paired t-test, Holm) (HF):</w:t>
+      </w:r>
+    </w:p>
+    <w:p>
+      <w:pPr>
+        <w:pStyle w:val="SourceCode"/>
+      </w:pPr>
+      <w:r>
+        <w:br/>
+      </w:r>
+      <w:r>
+        <w:rPr>
+          <w:rStyle w:val="VerbatimChar"/>
+        </w:rPr>
+        <w:t xml:space="preserve">    Pairwise comparisons using paired t tests </w:t>
+      </w:r>
+      <w:r>
+        <w:br/>
+      </w:r>
+      <w:r>
+        <w:br/>
+      </w:r>
+      <w:r>
+        <w:rPr>
+          <w:rStyle w:val="VerbatimChar"/>
+        </w:rPr>
+        <w:t xml:space="preserve">data:  hf_long$mean_hf and hf_long$protocol </w:t>
+      </w:r>
+      <w:r>
+        <w:br/>
+      </w:r>
+      <w:r>
+        <w:br/>
+      </w:r>
+      <w:r>
+        <w:rPr>
+          <w:rStyle w:val="VerbatimChar"/>
+        </w:rPr>
+        <w:t xml:space="preserve">        Apne Bikarb</w:t>
+      </w:r>
+      <w:r>
+        <w:br/>
+      </w:r>
+      <w:r>
+        <w:rPr>
+          <w:rStyle w:val="VerbatimChar"/>
+        </w:rPr>
+        <w:t xml:space="preserve">Bikarb  1    -     </w:t>
+      </w:r>
+      <w:r>
+        <w:br/>
+      </w:r>
+      <w:r>
+        <w:rPr>
+          <w:rStyle w:val="VerbatimChar"/>
+        </w:rPr>
+        <w:t xml:space="preserve">Placebo 1    1     </w:t>
+      </w:r>
+      <w:r>
+        <w:br/>
+      </w:r>
+      <w:r>
+        <w:br/>
+      </w:r>
+      <w:r>
+        <w:rPr>
+          <w:rStyle w:val="VerbatimChar"/>
+        </w:rPr>
+        <w:t xml:space="preserve">P value adjustment method: holm </w:t>
+      </w:r>
+    </w:p>
+    <w:p>
+      <w:pPr>
+        <w:pStyle w:val="FirstParagraph"/>
+      </w:pPr>
+      <w:r>
+        <w:t xml:space="preserve">Leneær Mixed-model- test (HF)</w:t>
+      </w:r>
+    </w:p>
+    <w:p>
+      <w:pPr>
+        <w:pStyle w:val="SourceCode"/>
+      </w:pPr>
+      <w:r>
+        <w:br/>
+      </w:r>
+      <w:r>
+        <w:rPr>
+          <w:rStyle w:val="VerbatimChar"/>
+        </w:rPr>
+        <w:t xml:space="preserve">LMM (HF) – fixed effects:</w:t>
+      </w:r>
+    </w:p>
+    <w:p>
+      <w:pPr>
+        <w:pStyle w:val="SourceCode"/>
+      </w:pPr>
+      <w:r>
+        <w:rPr>
+          <w:rStyle w:val="VerbatimChar"/>
+        </w:rPr>
+        <w:t xml:space="preserve">Linear mixed model fit by maximum likelihood . t-tests use Satterthwaite's</w:t>
+      </w:r>
+      <w:r>
+        <w:br/>
+      </w:r>
+      <w:r>
+        <w:rPr>
+          <w:rStyle w:val="VerbatimChar"/>
+        </w:rPr>
+        <w:t xml:space="preserve">  method [lmerModLmerTest]</w:t>
+      </w:r>
+      <w:r>
+        <w:br/>
+      </w:r>
+      <w:r>
+        <w:rPr>
+          <w:rStyle w:val="VerbatimChar"/>
+        </w:rPr>
+        <w:t xml:space="preserve">Formula: hf ~ protocol * time_min + (1 + time_min | id)</w:t>
+      </w:r>
+      <w:r>
+        <w:br/>
+      </w:r>
+      <w:r>
+        <w:rPr>
+          <w:rStyle w:val="VerbatimChar"/>
+        </w:rPr>
+        <w:t xml:space="preserve">   Data: hf_ts</w:t>
+      </w:r>
+      <w:r>
+        <w:br/>
+      </w:r>
+      <w:r>
+        <w:br/>
+      </w:r>
+      <w:r>
+        <w:rPr>
+          <w:rStyle w:val="VerbatimChar"/>
+        </w:rPr>
+        <w:t xml:space="preserve">     AIC      BIC   logLik deviance df.resid </w:t>
+      </w:r>
+      <w:r>
+        <w:br/>
+      </w:r>
+      <w:r>
+        <w:rPr>
+          <w:rStyle w:val="VerbatimChar"/>
+        </w:rPr>
+        <w:t xml:space="preserve">  8580.8   8631.7  -4280.4   8560.8     1190 </w:t>
+      </w:r>
+      <w:r>
+        <w:br/>
+      </w:r>
+      <w:r>
+        <w:br/>
+      </w:r>
+      <w:r>
+        <w:rPr>
+          <w:rStyle w:val="VerbatimChar"/>
+        </w:rPr>
+        <w:t xml:space="preserve">Scaled residuals: </w:t>
+      </w:r>
+      <w:r>
+        <w:br/>
+      </w:r>
+      <w:r>
+        <w:rPr>
+          <w:rStyle w:val="VerbatimChar"/>
+        </w:rPr>
+        <w:t xml:space="preserve">    Min      1Q  Median      3Q     Max </w:t>
+      </w:r>
+      <w:r>
+        <w:br/>
+      </w:r>
+      <w:r>
+        <w:rPr>
+          <w:rStyle w:val="VerbatimChar"/>
+        </w:rPr>
+        <w:t xml:space="preserve">-8.7882 -0.3009  0.1994  0.5633  1.4944 </w:t>
+      </w:r>
+      <w:r>
+        <w:br/>
+      </w:r>
+      <w:r>
+        <w:br/>
+      </w:r>
+      <w:r>
+        <w:rPr>
+          <w:rStyle w:val="VerbatimChar"/>
+        </w:rPr>
+        <w:t xml:space="preserve">Random effects:</w:t>
+      </w:r>
+      <w:r>
+        <w:br/>
+      </w:r>
+      <w:r>
+        <w:rPr>
+          <w:rStyle w:val="VerbatimChar"/>
+        </w:rPr>
+        <w:t xml:space="preserve"> Groups   Name        Variance Std.Dev. Corr </w:t>
+      </w:r>
+      <w:r>
+        <w:br/>
+      </w:r>
+      <w:r>
+        <w:rPr>
+          <w:rStyle w:val="VerbatimChar"/>
+        </w:rPr>
+        <w:t xml:space="preserve"> id       (Intercept) 60.56622 7.7824        </w:t>
+      </w:r>
+      <w:r>
+        <w:br/>
+      </w:r>
+      <w:r>
+        <w:rPr>
+          <w:rStyle w:val="VerbatimChar"/>
+        </w:rPr>
+        <w:t xml:space="preserve">          time_min     0.03013 0.1736   -0.25</w:t>
+      </w:r>
+      <w:r>
+        <w:br/>
+      </w:r>
+      <w:r>
+        <w:rPr>
+          <w:rStyle w:val="VerbatimChar"/>
+        </w:rPr>
+        <w:t xml:space="preserve"> Residual             70.07390 8.3710        </w:t>
+      </w:r>
+      <w:r>
+        <w:br/>
+      </w:r>
+      <w:r>
+        <w:rPr>
+          <w:rStyle w:val="VerbatimChar"/>
+        </w:rPr>
+        <w:t xml:space="preserve">Number of obs: 1200, groups:  id, 10</w:t>
+      </w:r>
+      <w:r>
+        <w:br/>
+      </w:r>
+      <w:r>
+        <w:br/>
+      </w:r>
+      <w:r>
+        <w:rPr>
+          <w:rStyle w:val="VerbatimChar"/>
+        </w:rPr>
+        <w:t xml:space="preserve">Fixed effects:</w:t>
+      </w:r>
+      <w:r>
+        <w:br/>
+      </w:r>
+      <w:r>
+        <w:rPr>
+          <w:rStyle w:val="VerbatimChar"/>
+        </w:rPr>
+        <w:t xml:space="preserve">                           Estimate Std. Error         df t value Pr(&gt;|t|)    </w:t>
+      </w:r>
+      <w:r>
+        <w:br/>
+      </w:r>
+      <w:r>
+        <w:rPr>
+          <w:rStyle w:val="VerbatimChar"/>
+        </w:rPr>
+        <w:t xml:space="preserve">(Intercept)               159.52902    2.59456   11.29014  61.486 1.28e-15 ***</w:t>
+      </w:r>
+      <w:r>
+        <w:br/>
+      </w:r>
+      <w:r>
+        <w:rPr>
+          <w:rStyle w:val="VerbatimChar"/>
+        </w:rPr>
+        <w:t xml:space="preserve">protocolBikarb             -1.17427    1.16198 1180.08734  -1.011    0.312    </w:t>
+      </w:r>
+      <w:r>
+        <w:br/>
+      </w:r>
+      <w:r>
+        <w:rPr>
+          <w:rStyle w:val="VerbatimChar"/>
+        </w:rPr>
+        <w:t xml:space="preserve">protocolPlacebo             0.71671    1.16198 1180.08734   0.617    0.537    </w:t>
+      </w:r>
+      <w:r>
+        <w:br/>
+      </w:r>
+      <w:r>
+        <w:rPr>
+          <w:rStyle w:val="VerbatimChar"/>
+        </w:rPr>
+        <w:t xml:space="preserve">time_min                    1.58882    0.09095   29.81888  17.469  &lt; 2e-16 ***</w:t>
+      </w:r>
+      <w:r>
+        <w:br/>
+      </w:r>
+      <w:r>
+        <w:rPr>
+          <w:rStyle w:val="VerbatimChar"/>
+        </w:rPr>
+        <w:t xml:space="preserve">protocolBikarb:time_min     0.01223    0.10256 1180.08734   0.119    0.905    </w:t>
+      </w:r>
+      <w:r>
+        <w:br/>
+      </w:r>
+      <w:r>
+        <w:rPr>
+          <w:rStyle w:val="VerbatimChar"/>
+        </w:rPr>
+        <w:t xml:space="preserve">protocolPlacebo:time_min   -0.13582    0.10256 1180.08734  -1.324    0.186    </w:t>
       </w:r>
       <w:r>
         <w:br/>
@@ -3225,6 +4923,90 @@
         </w:rPr>
         <w:t xml:space="preserve">Signif. codes:  0 '***' 0.001 '**' 0.01 '*' 0.05 '.' 0.1 ' ' 1</w:t>
       </w:r>
+      <w:r>
+        <w:br/>
+      </w:r>
+      <w:r>
+        <w:br/>
+      </w:r>
+      <w:r>
+        <w:rPr>
+          <w:rStyle w:val="VerbatimChar"/>
+        </w:rPr>
+        <w:t xml:space="preserve">Correlation of Fixed Effects:</w:t>
+      </w:r>
+      <w:r>
+        <w:br/>
+      </w:r>
+      <w:r>
+        <w:rPr>
+          <w:rStyle w:val="VerbatimChar"/>
+        </w:rPr>
+        <w:t xml:space="preserve">            (Intr) prtclB prtclP tim_mn prtB:_</w:t>
+      </w:r>
+      <w:r>
+        <w:br/>
+      </w:r>
+      <w:r>
+        <w:rPr>
+          <w:rStyle w:val="VerbatimChar"/>
+        </w:rPr>
+        <w:t xml:space="preserve">protoclBkrb -0.224                            </w:t>
+      </w:r>
+      <w:r>
+        <w:br/>
+      </w:r>
+      <w:r>
+        <w:rPr>
+          <w:rStyle w:val="VerbatimChar"/>
+        </w:rPr>
+        <w:t xml:space="preserve">protoclPlcb -0.224  0.500                     </w:t>
+      </w:r>
+      <w:r>
+        <w:br/>
+      </w:r>
+      <w:r>
+        <w:rPr>
+          <w:rStyle w:val="VerbatimChar"/>
+        </w:rPr>
+        <w:t xml:space="preserve">time_min    -0.362  0.485  0.485              </w:t>
+      </w:r>
+      <w:r>
+        <w:br/>
+      </w:r>
+      <w:r>
+        <w:rPr>
+          <w:rStyle w:val="VerbatimChar"/>
+        </w:rPr>
+        <w:t xml:space="preserve">prtclBkrb:_  0.193 -0.861 -0.430 -0.564       </w:t>
+      </w:r>
+      <w:r>
+        <w:br/>
+      </w:r>
+      <w:r>
+        <w:rPr>
+          <w:rStyle w:val="VerbatimChar"/>
+        </w:rPr>
+        <w:t xml:space="preserve">prtclPlcb:_  0.193 -0.430 -0.861 -0.564  0.500</w:t>
+      </w:r>
+      <w:r>
+        <w:br/>
+      </w:r>
+      <w:r>
+        <w:rPr>
+          <w:rStyle w:val="VerbatimChar"/>
+        </w:rPr>
+        <w:t xml:space="preserve">optimizer (nloptwrap) convergence code: 0 (OK)</w:t>
+      </w:r>
+      <w:r>
+        <w:br/>
+      </w:r>
+      <w:r>
+        <w:rPr>
+          <w:rStyle w:val="VerbatimChar"/>
+        </w:rPr>
+        <w:t xml:space="preserve">Model failed to converge with max|grad| = 0.0394948 (tol = 0.002, component 1)</w:t>
+      </w:r>
     </w:p>
     <w:p>
       <w:pPr>
@@ -3237,7 +5019,7 @@
         <w:rPr>
           <w:rStyle w:val="VerbatimChar"/>
         </w:rPr>
-        <w:t xml:space="preserve">Post-hoc (paired t-test, Holm-korreksjon):</w:t>
+        <w:t xml:space="preserve">Type III ANOVA (HF):</w:t>
       </w:r>
     </w:p>
     <w:p>
@@ -3245,6 +5027,1511 @@
         <w:pStyle w:val="SourceCode"/>
       </w:pPr>
       <w:r>
+        <w:rPr>
+          <w:rStyle w:val="VerbatimChar"/>
+        </w:rPr>
+        <w:t xml:space="preserve">Type III Analysis of Variance Table with Satterthwaite's method</w:t>
+      </w:r>
+      <w:r>
+        <w:br/>
+      </w:r>
+      <w:r>
+        <w:rPr>
+          <w:rStyle w:val="VerbatimChar"/>
+        </w:rPr>
+        <w:t xml:space="preserve">                  Sum Sq Mean Sq NumDF   DenDF F value   Pr(&gt;F)    </w:t>
+      </w:r>
+      <w:r>
+        <w:br/>
+      </w:r>
+      <w:r>
+        <w:rPr>
+          <w:rStyle w:val="VerbatimChar"/>
+        </w:rPr>
+        <w:t xml:space="preserve">protocol             189      95     2 1180.09   1.350   0.2596    </w:t>
+      </w:r>
+      <w:r>
+        <w:br/>
+      </w:r>
+      <w:r>
+        <w:rPr>
+          <w:rStyle w:val="VerbatimChar"/>
+        </w:rPr>
+        <w:t xml:space="preserve">time_min           35215   35215     1    9.94 502.544 7.64e-10 ***</w:t>
+      </w:r>
+      <w:r>
+        <w:br/>
+      </w:r>
+      <w:r>
+        <w:rPr>
+          <w:rStyle w:val="VerbatimChar"/>
+        </w:rPr>
+        <w:t xml:space="preserve">protocol:time_min    180      90     2 1180.09   1.284   0.2773    </w:t>
+      </w:r>
+      <w:r>
+        <w:br/>
+      </w:r>
+      <w:r>
+        <w:rPr>
+          <w:rStyle w:val="VerbatimChar"/>
+        </w:rPr>
+        <w:t xml:space="preserve">---</w:t>
+      </w:r>
+      <w:r>
+        <w:br/>
+      </w:r>
+      <w:r>
+        <w:rPr>
+          <w:rStyle w:val="VerbatimChar"/>
+        </w:rPr>
+        <w:t xml:space="preserve">Signif. codes:  0 '***' 0.001 '**' 0.01 '*' 0.05 '.' 0.1 ' ' 1</w:t>
+      </w:r>
+    </w:p>
+    <w:p>
+      <w:pPr>
+        <w:pStyle w:val="FirstParagraph"/>
+      </w:pPr>
+      <w:r>
+        <w:t xml:space="preserve">med ES:</w:t>
+      </w:r>
+    </w:p>
+    <w:p>
+      <w:pPr>
+        <w:pStyle w:val="SourceCode"/>
+      </w:pPr>
+      <w:r>
+        <w:br/>
+      </w:r>
+      <w:r>
+        <w:rPr>
+          <w:rStyle w:val="VerbatimChar"/>
+        </w:rPr>
+        <w:t xml:space="preserve">LMM (HF) – fixed effects:</w:t>
+      </w:r>
+    </w:p>
+    <w:p>
+      <w:pPr>
+        <w:pStyle w:val="SourceCode"/>
+      </w:pPr>
+      <w:r>
+        <w:rPr>
+          <w:rStyle w:val="VerbatimChar"/>
+        </w:rPr>
+        <w:t xml:space="preserve">Linear mixed model fit by maximum likelihood . t-tests use Satterthwaite's</w:t>
+      </w:r>
+      <w:r>
+        <w:br/>
+      </w:r>
+      <w:r>
+        <w:rPr>
+          <w:rStyle w:val="VerbatimChar"/>
+        </w:rPr>
+        <w:t xml:space="preserve">  method [lmerModLmerTest]</w:t>
+      </w:r>
+      <w:r>
+        <w:br/>
+      </w:r>
+      <w:r>
+        <w:rPr>
+          <w:rStyle w:val="VerbatimChar"/>
+        </w:rPr>
+        <w:t xml:space="preserve">Formula: hf ~ protocol * time_min + (1 + time_min | id)</w:t>
+      </w:r>
+      <w:r>
+        <w:br/>
+      </w:r>
+      <w:r>
+        <w:rPr>
+          <w:rStyle w:val="VerbatimChar"/>
+        </w:rPr>
+        <w:t xml:space="preserve">   Data: hf_ts</w:t>
+      </w:r>
+      <w:r>
+        <w:br/>
+      </w:r>
+      <w:r>
+        <w:br/>
+      </w:r>
+      <w:r>
+        <w:rPr>
+          <w:rStyle w:val="VerbatimChar"/>
+        </w:rPr>
+        <w:t xml:space="preserve">     AIC      BIC   logLik deviance df.resid </w:t>
+      </w:r>
+      <w:r>
+        <w:br/>
+      </w:r>
+      <w:r>
+        <w:rPr>
+          <w:rStyle w:val="VerbatimChar"/>
+        </w:rPr>
+        <w:t xml:space="preserve">  8580.8   8631.7  -4280.4   8560.8     1190 </w:t>
+      </w:r>
+      <w:r>
+        <w:br/>
+      </w:r>
+      <w:r>
+        <w:br/>
+      </w:r>
+      <w:r>
+        <w:rPr>
+          <w:rStyle w:val="VerbatimChar"/>
+        </w:rPr>
+        <w:t xml:space="preserve">Scaled residuals: </w:t>
+      </w:r>
+      <w:r>
+        <w:br/>
+      </w:r>
+      <w:r>
+        <w:rPr>
+          <w:rStyle w:val="VerbatimChar"/>
+        </w:rPr>
+        <w:t xml:space="preserve">    Min      1Q  Median      3Q     Max </w:t>
+      </w:r>
+      <w:r>
+        <w:br/>
+      </w:r>
+      <w:r>
+        <w:rPr>
+          <w:rStyle w:val="VerbatimChar"/>
+        </w:rPr>
+        <w:t xml:space="preserve">-8.7882 -0.3009  0.1994  0.5633  1.4944 </w:t>
+      </w:r>
+      <w:r>
+        <w:br/>
+      </w:r>
+      <w:r>
+        <w:br/>
+      </w:r>
+      <w:r>
+        <w:rPr>
+          <w:rStyle w:val="VerbatimChar"/>
+        </w:rPr>
+        <w:t xml:space="preserve">Random effects:</w:t>
+      </w:r>
+      <w:r>
+        <w:br/>
+      </w:r>
+      <w:r>
+        <w:rPr>
+          <w:rStyle w:val="VerbatimChar"/>
+        </w:rPr>
+        <w:t xml:space="preserve"> Groups   Name        Variance Std.Dev. Corr </w:t>
+      </w:r>
+      <w:r>
+        <w:br/>
+      </w:r>
+      <w:r>
+        <w:rPr>
+          <w:rStyle w:val="VerbatimChar"/>
+        </w:rPr>
+        <w:t xml:space="preserve"> id       (Intercept) 60.56622 7.7824        </w:t>
+      </w:r>
+      <w:r>
+        <w:br/>
+      </w:r>
+      <w:r>
+        <w:rPr>
+          <w:rStyle w:val="VerbatimChar"/>
+        </w:rPr>
+        <w:t xml:space="preserve">          time_min     0.03013 0.1736   -0.25</w:t>
+      </w:r>
+      <w:r>
+        <w:br/>
+      </w:r>
+      <w:r>
+        <w:rPr>
+          <w:rStyle w:val="VerbatimChar"/>
+        </w:rPr>
+        <w:t xml:space="preserve"> Residual             70.07390 8.3710        </w:t>
+      </w:r>
+      <w:r>
+        <w:br/>
+      </w:r>
+      <w:r>
+        <w:rPr>
+          <w:rStyle w:val="VerbatimChar"/>
+        </w:rPr>
+        <w:t xml:space="preserve">Number of obs: 1200, groups:  id, 10</w:t>
+      </w:r>
+      <w:r>
+        <w:br/>
+      </w:r>
+      <w:r>
+        <w:br/>
+      </w:r>
+      <w:r>
+        <w:rPr>
+          <w:rStyle w:val="VerbatimChar"/>
+        </w:rPr>
+        <w:t xml:space="preserve">Fixed effects:</w:t>
+      </w:r>
+      <w:r>
+        <w:br/>
+      </w:r>
+      <w:r>
+        <w:rPr>
+          <w:rStyle w:val="VerbatimChar"/>
+        </w:rPr>
+        <w:t xml:space="preserve">                           Estimate Std. Error         df t value Pr(&gt;|t|)    </w:t>
+      </w:r>
+      <w:r>
+        <w:br/>
+      </w:r>
+      <w:r>
+        <w:rPr>
+          <w:rStyle w:val="VerbatimChar"/>
+        </w:rPr>
+        <w:t xml:space="preserve">(Intercept)               159.52902    2.59456   11.29014  61.486 1.28e-15 ***</w:t>
+      </w:r>
+      <w:r>
+        <w:br/>
+      </w:r>
+      <w:r>
+        <w:rPr>
+          <w:rStyle w:val="VerbatimChar"/>
+        </w:rPr>
+        <w:t xml:space="preserve">protocolBikarb             -1.17427    1.16198 1180.08734  -1.011    0.312    </w:t>
+      </w:r>
+      <w:r>
+        <w:br/>
+      </w:r>
+      <w:r>
+        <w:rPr>
+          <w:rStyle w:val="VerbatimChar"/>
+        </w:rPr>
+        <w:t xml:space="preserve">protocolPlacebo             0.71671    1.16198 1180.08734   0.617    0.537    </w:t>
+      </w:r>
+      <w:r>
+        <w:br/>
+      </w:r>
+      <w:r>
+        <w:rPr>
+          <w:rStyle w:val="VerbatimChar"/>
+        </w:rPr>
+        <w:t xml:space="preserve">time_min                    1.58882    0.09095   29.81888  17.469  &lt; 2e-16 ***</w:t>
+      </w:r>
+      <w:r>
+        <w:br/>
+      </w:r>
+      <w:r>
+        <w:rPr>
+          <w:rStyle w:val="VerbatimChar"/>
+        </w:rPr>
+        <w:t xml:space="preserve">protocolBikarb:time_min     0.01223    0.10256 1180.08734   0.119    0.905    </w:t>
+      </w:r>
+      <w:r>
+        <w:br/>
+      </w:r>
+      <w:r>
+        <w:rPr>
+          <w:rStyle w:val="VerbatimChar"/>
+        </w:rPr>
+        <w:t xml:space="preserve">protocolPlacebo:time_min   -0.13582    0.10256 1180.08734  -1.324    0.186    </w:t>
+      </w:r>
+      <w:r>
+        <w:br/>
+      </w:r>
+      <w:r>
+        <w:rPr>
+          <w:rStyle w:val="VerbatimChar"/>
+        </w:rPr>
+        <w:t xml:space="preserve">---</w:t>
+      </w:r>
+      <w:r>
+        <w:br/>
+      </w:r>
+      <w:r>
+        <w:rPr>
+          <w:rStyle w:val="VerbatimChar"/>
+        </w:rPr>
+        <w:t xml:space="preserve">Signif. codes:  0 '***' 0.001 '**' 0.01 '*' 0.05 '.' 0.1 ' ' 1</w:t>
+      </w:r>
+      <w:r>
+        <w:br/>
+      </w:r>
+      <w:r>
+        <w:br/>
+      </w:r>
+      <w:r>
+        <w:rPr>
+          <w:rStyle w:val="VerbatimChar"/>
+        </w:rPr>
+        <w:t xml:space="preserve">Correlation of Fixed Effects:</w:t>
+      </w:r>
+      <w:r>
+        <w:br/>
+      </w:r>
+      <w:r>
+        <w:rPr>
+          <w:rStyle w:val="VerbatimChar"/>
+        </w:rPr>
+        <w:t xml:space="preserve">            (Intr) prtclB prtclP tim_mn prtB:_</w:t>
+      </w:r>
+      <w:r>
+        <w:br/>
+      </w:r>
+      <w:r>
+        <w:rPr>
+          <w:rStyle w:val="VerbatimChar"/>
+        </w:rPr>
+        <w:t xml:space="preserve">protoclBkrb -0.224                            </w:t>
+      </w:r>
+      <w:r>
+        <w:br/>
+      </w:r>
+      <w:r>
+        <w:rPr>
+          <w:rStyle w:val="VerbatimChar"/>
+        </w:rPr>
+        <w:t xml:space="preserve">protoclPlcb -0.224  0.500                     </w:t>
+      </w:r>
+      <w:r>
+        <w:br/>
+      </w:r>
+      <w:r>
+        <w:rPr>
+          <w:rStyle w:val="VerbatimChar"/>
+        </w:rPr>
+        <w:t xml:space="preserve">time_min    -0.362  0.485  0.485              </w:t>
+      </w:r>
+      <w:r>
+        <w:br/>
+      </w:r>
+      <w:r>
+        <w:rPr>
+          <w:rStyle w:val="VerbatimChar"/>
+        </w:rPr>
+        <w:t xml:space="preserve">prtclBkrb:_  0.193 -0.861 -0.430 -0.564       </w:t>
+      </w:r>
+      <w:r>
+        <w:br/>
+      </w:r>
+      <w:r>
+        <w:rPr>
+          <w:rStyle w:val="VerbatimChar"/>
+        </w:rPr>
+        <w:t xml:space="preserve">prtclPlcb:_  0.193 -0.430 -0.861 -0.564  0.500</w:t>
+      </w:r>
+      <w:r>
+        <w:br/>
+      </w:r>
+      <w:r>
+        <w:rPr>
+          <w:rStyle w:val="VerbatimChar"/>
+        </w:rPr>
+        <w:t xml:space="preserve">optimizer (nloptwrap) convergence code: 0 (OK)</w:t>
+      </w:r>
+      <w:r>
+        <w:br/>
+      </w:r>
+      <w:r>
+        <w:rPr>
+          <w:rStyle w:val="VerbatimChar"/>
+        </w:rPr>
+        <w:t xml:space="preserve">Model failed to converge with max|grad| = 0.0394948 (tol = 0.002, component 1)</w:t>
+      </w:r>
+    </w:p>
+    <w:p>
+      <w:pPr>
+        <w:pStyle w:val="SourceCode"/>
+      </w:pPr>
+      <w:r>
+        <w:br/>
+      </w:r>
+      <w:r>
+        <w:rPr>
+          <w:rStyle w:val="VerbatimChar"/>
+        </w:rPr>
+        <w:t xml:space="preserve">Type III ANOVA (HF):</w:t>
+      </w:r>
+    </w:p>
+    <w:p>
+      <w:pPr>
+        <w:pStyle w:val="SourceCode"/>
+      </w:pPr>
+      <w:r>
+        <w:rPr>
+          <w:rStyle w:val="VerbatimChar"/>
+        </w:rPr>
+        <w:t xml:space="preserve">Type III Analysis of Variance Table with Satterthwaite's method</w:t>
+      </w:r>
+      <w:r>
+        <w:br/>
+      </w:r>
+      <w:r>
+        <w:rPr>
+          <w:rStyle w:val="VerbatimChar"/>
+        </w:rPr>
+        <w:t xml:space="preserve">                  Sum Sq Mean Sq NumDF   DenDF F value   Pr(&gt;F)    </w:t>
+      </w:r>
+      <w:r>
+        <w:br/>
+      </w:r>
+      <w:r>
+        <w:rPr>
+          <w:rStyle w:val="VerbatimChar"/>
+        </w:rPr>
+        <w:t xml:space="preserve">protocol             189      95     2 1180.09   1.350   0.2596    </w:t>
+      </w:r>
+      <w:r>
+        <w:br/>
+      </w:r>
+      <w:r>
+        <w:rPr>
+          <w:rStyle w:val="VerbatimChar"/>
+        </w:rPr>
+        <w:t xml:space="preserve">time_min           35215   35215     1    9.94 502.544 7.64e-10 ***</w:t>
+      </w:r>
+      <w:r>
+        <w:br/>
+      </w:r>
+      <w:r>
+        <w:rPr>
+          <w:rStyle w:val="VerbatimChar"/>
+        </w:rPr>
+        <w:t xml:space="preserve">protocol:time_min    180      90     2 1180.09   1.284   0.2773    </w:t>
+      </w:r>
+      <w:r>
+        <w:br/>
+      </w:r>
+      <w:r>
+        <w:rPr>
+          <w:rStyle w:val="VerbatimChar"/>
+        </w:rPr>
+        <w:t xml:space="preserve">---</w:t>
+      </w:r>
+      <w:r>
+        <w:br/>
+      </w:r>
+      <w:r>
+        <w:rPr>
+          <w:rStyle w:val="VerbatimChar"/>
+        </w:rPr>
+        <w:t xml:space="preserve">Signif. codes:  0 '***' 0.001 '**' 0.01 '*' 0.05 '.' 0.1 ' ' 1</w:t>
+      </w:r>
+    </w:p>
+    <w:p>
+      <w:pPr>
+        <w:pStyle w:val="SourceCode"/>
+      </w:pPr>
+      <w:r>
+        <w:br/>
+      </w:r>
+      <w:r>
+        <w:rPr>
+          <w:rStyle w:val="VerbatimChar"/>
+        </w:rPr>
+        <w:t xml:space="preserve">Effect size – partial eta squared (HF):</w:t>
+      </w:r>
+    </w:p>
+    <w:p>
+      <w:pPr>
+        <w:pStyle w:val="SourceCode"/>
+      </w:pPr>
+      <w:r>
+        <w:rPr>
+          <w:rStyle w:val="VerbatimChar"/>
+        </w:rPr>
+        <w:t xml:space="preserve"># Effect Size for ANOVA (Type III)</w:t>
+      </w:r>
+      <w:r>
+        <w:br/>
+      </w:r>
+      <w:r>
+        <w:br/>
+      </w:r>
+      <w:r>
+        <w:rPr>
+          <w:rStyle w:val="VerbatimChar"/>
+        </w:rPr>
+        <w:t xml:space="preserve">Parameter         | Eta2 (partial) |       95% CI</w:t>
+      </w:r>
+      <w:r>
+        <w:br/>
+      </w:r>
+      <w:r>
+        <w:rPr>
+          <w:rStyle w:val="VerbatimChar"/>
+        </w:rPr>
+        <w:t xml:space="preserve">-------------------------------------------------</w:t>
+      </w:r>
+      <w:r>
+        <w:br/>
+      </w:r>
+      <w:r>
+        <w:rPr>
+          <w:rStyle w:val="VerbatimChar"/>
+        </w:rPr>
+        <w:t xml:space="preserve">protocol          |       2.28e-03 | [0.00, 1.00]</w:t>
+      </w:r>
+      <w:r>
+        <w:br/>
+      </w:r>
+      <w:r>
+        <w:rPr>
+          <w:rStyle w:val="VerbatimChar"/>
+        </w:rPr>
+        <w:t xml:space="preserve">time_min          |           0.98 | [0.95, 1.00]</w:t>
+      </w:r>
+      <w:r>
+        <w:br/>
+      </w:r>
+      <w:r>
+        <w:rPr>
+          <w:rStyle w:val="VerbatimChar"/>
+        </w:rPr>
+        <w:t xml:space="preserve">protocol:time_min |       2.17e-03 | [0.00, 1.00]</w:t>
+      </w:r>
+      <w:r>
+        <w:br/>
+      </w:r>
+      <w:r>
+        <w:br/>
+      </w:r>
+      <w:r>
+        <w:rPr>
+          <w:rStyle w:val="VerbatimChar"/>
+        </w:rPr>
+        <w:t xml:space="preserve">- One-sided CIs: upper bound fixed at [1.00].</w:t>
+      </w:r>
+    </w:p>
+    <w:p>
+      <w:pPr>
+        <w:pStyle w:val="SourceCode"/>
+      </w:pPr>
+      <w:r>
+        <w:br/>
+      </w:r>
+      <w:r>
+        <w:rPr>
+          <w:rStyle w:val="VerbatimChar"/>
+        </w:rPr>
+        <w:t xml:space="preserve">Standardiserte koeffisienter (HF):</w:t>
+      </w:r>
+    </w:p>
+    <w:p>
+      <w:pPr>
+        <w:pStyle w:val="SourceCode"/>
+      </w:pPr>
+      <w:r>
+        <w:rPr>
+          <w:rStyle w:val="VerbatimChar"/>
+        </w:rPr>
+        <w:t xml:space="preserve"># Standardization method: refit</w:t>
+      </w:r>
+      <w:r>
+        <w:br/>
+      </w:r>
+      <w:r>
+        <w:br/>
+      </w:r>
+      <w:r>
+        <w:rPr>
+          <w:rStyle w:val="VerbatimChar"/>
+        </w:rPr>
+        <w:t xml:space="preserve">Parameter                     | Std. Coef. |        95% CI</w:t>
+      </w:r>
+      <w:r>
+        <w:br/>
+      </w:r>
+      <w:r>
+        <w:rPr>
+          <w:rStyle w:val="VerbatimChar"/>
+        </w:rPr>
+        <w:t xml:space="preserve">----------------------------------------------------------</w:t>
+      </w:r>
+      <w:r>
+        <w:br/>
+      </w:r>
+      <w:r>
+        <w:rPr>
+          <w:rStyle w:val="VerbatimChar"/>
+        </w:rPr>
+        <w:t xml:space="preserve">(Intercept)                   |       0.04 | [-0.29, 0.37]</w:t>
+      </w:r>
+      <w:r>
+        <w:br/>
+      </w:r>
+      <w:r>
+        <w:rPr>
+          <w:rStyle w:val="VerbatimChar"/>
+        </w:rPr>
+        <w:t xml:space="preserve">protocol [Bikarb]             |      -0.07 | [-0.15, 0.01]</w:t>
+      </w:r>
+      <w:r>
+        <w:br/>
+      </w:r>
+      <w:r>
+        <w:rPr>
+          <w:rStyle w:val="VerbatimChar"/>
+        </w:rPr>
+        <w:t xml:space="preserve">protocol [Placebo]            |      -0.04 | [-0.12, 0.04]</w:t>
+      </w:r>
+      <w:r>
+        <w:br/>
+      </w:r>
+      <w:r>
+        <w:rPr>
+          <w:rStyle w:val="VerbatimChar"/>
+        </w:rPr>
+        <w:t xml:space="preserve">time min                      |       0.64 | [ 0.57, 0.71]</w:t>
+      </w:r>
+      <w:r>
+        <w:br/>
+      </w:r>
+      <w:r>
+        <w:rPr>
+          <w:rStyle w:val="VerbatimChar"/>
+        </w:rPr>
+        <w:t xml:space="preserve">protocol [Bikarb] × time min  |   4.90e-03 | [-0.08, 0.09]</w:t>
+      </w:r>
+      <w:r>
+        <w:br/>
+      </w:r>
+      <w:r>
+        <w:rPr>
+          <w:rStyle w:val="VerbatimChar"/>
+        </w:rPr>
+        <w:t xml:space="preserve">protocol [Placebo] × time min |      -0.05 | [-0.14, 0.03]</w:t>
+      </w:r>
+    </w:p>
+    <w:p>
+      <w:pPr>
+        <w:pStyle w:val="SourceCode"/>
+      </w:pPr>
+      <w:r>
+        <w:br/>
+      </w:r>
+      <w:r>
+        <w:rPr>
+          <w:rStyle w:val="VerbatimChar"/>
+        </w:rPr>
+        <w:t xml:space="preserve">Parvise forskjeller i utvikling over tid (HF):</w:t>
+      </w:r>
+    </w:p>
+    <w:p>
+      <w:pPr>
+        <w:pStyle w:val="SourceCode"/>
+      </w:pPr>
+      <w:r>
+        <w:rPr>
+          <w:rStyle w:val="VerbatimChar"/>
+        </w:rPr>
+        <w:t xml:space="preserve"> contrast         estimate    SE   df t.ratio p.value</w:t>
+      </w:r>
+      <w:r>
+        <w:br/>
+      </w:r>
+      <w:r>
+        <w:rPr>
+          <w:rStyle w:val="VerbatimChar"/>
+        </w:rPr>
+        <w:t xml:space="preserve"> Apne - Bikarb     -0.0122 0.103 1184  -0.119  0.9052</w:t>
+      </w:r>
+      <w:r>
+        <w:br/>
+      </w:r>
+      <w:r>
+        <w:rPr>
+          <w:rStyle w:val="VerbatimChar"/>
+        </w:rPr>
+        <w:t xml:space="preserve"> Apne - Placebo     0.1358 0.103 1184   1.322  0.4495</w:t>
+      </w:r>
+      <w:r>
+        <w:br/>
+      </w:r>
+      <w:r>
+        <w:rPr>
+          <w:rStyle w:val="VerbatimChar"/>
+        </w:rPr>
+        <w:t xml:space="preserve"> Bikarb - Placebo   0.1480 0.103 1184   1.441  0.4495</w:t>
+      </w:r>
+      <w:r>
+        <w:br/>
+      </w:r>
+      <w:r>
+        <w:br/>
+      </w:r>
+      <w:r>
+        <w:rPr>
+          <w:rStyle w:val="VerbatimChar"/>
+        </w:rPr>
+        <w:t xml:space="preserve">Degrees-of-freedom method: kenward-roger </w:t>
+      </w:r>
+      <w:r>
+        <w:br/>
+      </w:r>
+      <w:r>
+        <w:rPr>
+          <w:rStyle w:val="VerbatimChar"/>
+        </w:rPr>
+        <w:t xml:space="preserve">P value adjustment: holm method for 3 tests </w:t>
+      </w:r>
+    </w:p>
+    <w:p>
+      <w:pPr>
+        <w:pStyle w:val="SourceCode"/>
+      </w:pPr>
+      <w:r>
+        <w:br/>
+      </w:r>
+      <w:r>
+        <w:rPr>
+          <w:rStyle w:val="VerbatimChar"/>
+        </w:rPr>
+        <w:t xml:space="preserve">Effect size for parvise slope-forskjeller (HF):</w:t>
+      </w:r>
+    </w:p>
+    <w:p>
+      <w:pPr>
+        <w:pStyle w:val="SourceCode"/>
+      </w:pPr>
+      <w:r>
+        <w:rPr>
+          <w:rStyle w:val="VerbatimChar"/>
+        </w:rPr>
+        <w:t xml:space="preserve"> contrast         effect.size     SE df lower.CL upper.CL</w:t>
+      </w:r>
+      <w:r>
+        <w:br/>
+      </w:r>
+      <w:r>
+        <w:rPr>
+          <w:rStyle w:val="VerbatimChar"/>
+        </w:rPr>
+        <w:t xml:space="preserve"> Apne - Bikarb       -0.00146 0.0123 33 -0.02643   0.0235</w:t>
+      </w:r>
+      <w:r>
+        <w:br/>
+      </w:r>
+      <w:r>
+        <w:rPr>
+          <w:rStyle w:val="VerbatimChar"/>
+        </w:rPr>
+        <w:t xml:space="preserve"> Apne - Placebo       0.01622 0.0123 33 -0.00875   0.0412</w:t>
+      </w:r>
+      <w:r>
+        <w:br/>
+      </w:r>
+      <w:r>
+        <w:rPr>
+          <w:rStyle w:val="VerbatimChar"/>
+        </w:rPr>
+        <w:t xml:space="preserve"> Bikarb - Placebo     0.01769 0.0123 33 -0.00729   0.0427</w:t>
+      </w:r>
+      <w:r>
+        <w:br/>
+      </w:r>
+      <w:r>
+        <w:br/>
+      </w:r>
+      <w:r>
+        <w:rPr>
+          <w:rStyle w:val="VerbatimChar"/>
+        </w:rPr>
+        <w:t xml:space="preserve">sigma used for effect sizes: 8.371 </w:t>
+      </w:r>
+      <w:r>
+        <w:br/>
+      </w:r>
+      <w:r>
+        <w:rPr>
+          <w:rStyle w:val="VerbatimChar"/>
+        </w:rPr>
+        <w:t xml:space="preserve">Degrees-of-freedom method: inherited from kenward-roger when re-gridding </w:t>
+      </w:r>
+      <w:r>
+        <w:br/>
+      </w:r>
+      <w:r>
+        <w:rPr>
+          <w:rStyle w:val="VerbatimChar"/>
+        </w:rPr>
+        <w:t xml:space="preserve">Confidence level used: 0.95 </w:t>
+      </w:r>
+    </w:p>
+    <w:p>
+      <w:pPr>
+        <w:pStyle w:val="SourceCode"/>
+      </w:pPr>
+      <w:r>
+        <w:br/>
+      </w:r>
+      <w:r>
+        <w:rPr>
+          <w:rStyle w:val="VerbatimChar"/>
+        </w:rPr>
+        <w:t xml:space="preserve">Estimert startpuls (HF):</w:t>
+      </w:r>
+    </w:p>
+    <w:p>
+      <w:pPr>
+        <w:pStyle w:val="SourceCode"/>
+      </w:pPr>
+      <w:r>
+        <w:rPr>
+          <w:rStyle w:val="VerbatimChar"/>
+        </w:rPr>
+        <w:t xml:space="preserve"> protocol emmean   SE   df lower.CL upper.CL</w:t>
+      </w:r>
+      <w:r>
+        <w:br/>
+      </w:r>
+      <w:r>
+        <w:rPr>
+          <w:rStyle w:val="VerbatimChar"/>
+        </w:rPr>
+        <w:t xml:space="preserve"> Apne        160 2.71 12.5      154      165</w:t>
+      </w:r>
+      <w:r>
+        <w:br/>
+      </w:r>
+      <w:r>
+        <w:rPr>
+          <w:rStyle w:val="VerbatimChar"/>
+        </w:rPr>
+        <w:t xml:space="preserve"> Bikarb      158 2.71 12.5      152      164</w:t>
+      </w:r>
+      <w:r>
+        <w:br/>
+      </w:r>
+      <w:r>
+        <w:rPr>
+          <w:rStyle w:val="VerbatimChar"/>
+        </w:rPr>
+        <w:t xml:space="preserve"> Placebo     160 2.71 12.5      154      166</w:t>
+      </w:r>
+      <w:r>
+        <w:br/>
+      </w:r>
+      <w:r>
+        <w:br/>
+      </w:r>
+      <w:r>
+        <w:rPr>
+          <w:rStyle w:val="VerbatimChar"/>
+        </w:rPr>
+        <w:t xml:space="preserve">Degrees-of-freedom method: kenward-roger </w:t>
+      </w:r>
+      <w:r>
+        <w:br/>
+      </w:r>
+      <w:r>
+        <w:rPr>
+          <w:rStyle w:val="VerbatimChar"/>
+        </w:rPr>
+        <w:t xml:space="preserve">Confidence level used: 0.95 </w:t>
+      </w:r>
+    </w:p>
+    <w:p>
+      <w:pPr>
+        <w:pStyle w:val="SourceCode"/>
+      </w:pPr>
+      <w:r>
+        <w:br/>
+      </w:r>
+      <w:r>
+        <w:rPr>
+          <w:rStyle w:val="VerbatimChar"/>
+        </w:rPr>
+        <w:t xml:space="preserve">Parvise forskjeller i startpuls (HF):</w:t>
+      </w:r>
+    </w:p>
+    <w:p>
+      <w:pPr>
+        <w:pStyle w:val="SourceCode"/>
+      </w:pPr>
+      <w:r>
+        <w:rPr>
+          <w:rStyle w:val="VerbatimChar"/>
+        </w:rPr>
+        <w:t xml:space="preserve"> contrast         estimate   SE   df t.ratio p.value</w:t>
+      </w:r>
+      <w:r>
+        <w:br/>
+      </w:r>
+      <w:r>
+        <w:rPr>
+          <w:rStyle w:val="VerbatimChar"/>
+        </w:rPr>
+        <w:t xml:space="preserve"> Apne - Bikarb       1.174 1.16 1184   1.009  0.6266</w:t>
+      </w:r>
+      <w:r>
+        <w:br/>
+      </w:r>
+      <w:r>
+        <w:rPr>
+          <w:rStyle w:val="VerbatimChar"/>
+        </w:rPr>
+        <w:t xml:space="preserve"> Apne - Placebo     -0.717 1.16 1184  -0.616  0.6266</w:t>
+      </w:r>
+      <w:r>
+        <w:br/>
+      </w:r>
+      <w:r>
+        <w:rPr>
+          <w:rStyle w:val="VerbatimChar"/>
+        </w:rPr>
+        <w:t xml:space="preserve"> Bikarb - Placebo   -1.891 1.16 1184  -1.625  0.3136</w:t>
+      </w:r>
+      <w:r>
+        <w:br/>
+      </w:r>
+      <w:r>
+        <w:br/>
+      </w:r>
+      <w:r>
+        <w:rPr>
+          <w:rStyle w:val="VerbatimChar"/>
+        </w:rPr>
+        <w:t xml:space="preserve">Degrees-of-freedom method: kenward-roger </w:t>
+      </w:r>
+      <w:r>
+        <w:br/>
+      </w:r>
+      <w:r>
+        <w:rPr>
+          <w:rStyle w:val="VerbatimChar"/>
+        </w:rPr>
+        <w:t xml:space="preserve">P value adjustment: holm method for 3 tests </w:t>
+      </w:r>
+    </w:p>
+    <w:p>
+      <w:pPr>
+        <w:pStyle w:val="SourceCode"/>
+      </w:pPr>
+      <w:r>
+        <w:br/>
+      </w:r>
+      <w:r>
+        <w:rPr>
+          <w:rStyle w:val="VerbatimChar"/>
+        </w:rPr>
+        <w:t xml:space="preserve">Effect size for parvise forskjeller i startpuls (HF):</w:t>
+      </w:r>
+    </w:p>
+    <w:p>
+      <w:pPr>
+        <w:pStyle w:val="SourceCode"/>
+      </w:pPr>
+      <w:r>
+        <w:rPr>
+          <w:rStyle w:val="VerbatimChar"/>
+        </w:rPr>
+        <w:t xml:space="preserve"> contrast         effect.size    SE   df lower.CL upper.CL</w:t>
+      </w:r>
+      <w:r>
+        <w:br/>
+      </w:r>
+      <w:r>
+        <w:rPr>
+          <w:rStyle w:val="VerbatimChar"/>
+        </w:rPr>
+        <w:t xml:space="preserve"> Apne - Bikarb         0.1403 0.139 12.5   -0.162    0.442</w:t>
+      </w:r>
+      <w:r>
+        <w:br/>
+      </w:r>
+      <w:r>
+        <w:rPr>
+          <w:rStyle w:val="VerbatimChar"/>
+        </w:rPr>
+        <w:t xml:space="preserve"> Apne - Placebo       -0.0856 0.139 12.5   -0.387    0.216</w:t>
+      </w:r>
+      <w:r>
+        <w:br/>
+      </w:r>
+      <w:r>
+        <w:rPr>
+          <w:rStyle w:val="VerbatimChar"/>
+        </w:rPr>
+        <w:t xml:space="preserve"> Bikarb - Placebo     -0.2259 0.139 12.5   -0.528    0.076</w:t>
+      </w:r>
+      <w:r>
+        <w:br/>
+      </w:r>
+      <w:r>
+        <w:br/>
+      </w:r>
+      <w:r>
+        <w:rPr>
+          <w:rStyle w:val="VerbatimChar"/>
+        </w:rPr>
+        <w:t xml:space="preserve">sigma used for effect sizes: 8.371 </w:t>
+      </w:r>
+      <w:r>
+        <w:br/>
+      </w:r>
+      <w:r>
+        <w:rPr>
+          <w:rStyle w:val="VerbatimChar"/>
+        </w:rPr>
+        <w:t xml:space="preserve">Degrees-of-freedom method: inherited from kenward-roger when re-gridding </w:t>
+      </w:r>
+      <w:r>
+        <w:br/>
+      </w:r>
+      <w:r>
+        <w:rPr>
+          <w:rStyle w:val="VerbatimChar"/>
+        </w:rPr>
+        <w:t xml:space="preserve">Confidence level used: 0.95 </w:t>
+      </w:r>
+    </w:p>
+    <w:p>
+      <w:pPr>
+        <w:pStyle w:val="FirstParagraph"/>
+      </w:pPr>
+      <w:r>
+        <w:t xml:space="preserve">Startpuls:</w:t>
+      </w:r>
+    </w:p>
+    <w:p>
+      <w:pPr>
+        <w:pStyle w:val="SourceCode"/>
+      </w:pPr>
+      <w:r>
+        <w:br/>
+      </w:r>
+      <w:r>
+        <w:rPr>
+          <w:rStyle w:val="VerbatimChar"/>
+        </w:rPr>
+        <w:t xml:space="preserve">Startpuls HF – gjennomsnitt og SD:</w:t>
+      </w:r>
+    </w:p>
+    <w:p>
+      <w:pPr>
+        <w:pStyle w:val="SourceCode"/>
+      </w:pPr>
+      <w:r>
+        <w:rPr>
+          <w:rStyle w:val="VerbatimChar"/>
+        </w:rPr>
+        <w:t xml:space="preserve"># A tibble: 3 × 4</w:t>
+      </w:r>
+      <w:r>
+        <w:br/>
+      </w:r>
+      <w:r>
+        <w:rPr>
+          <w:rStyle w:val="VerbatimChar"/>
+        </w:rPr>
+        <w:t xml:space="preserve">  protocol     n  mean    sd</w:t>
+      </w:r>
+      <w:r>
+        <w:br/>
+      </w:r>
+      <w:r>
+        <w:rPr>
+          <w:rStyle w:val="VerbatimChar"/>
+        </w:rPr>
+        <w:t xml:space="preserve">  &lt;fct&gt;    &lt;int&gt; &lt;dbl&gt; &lt;dbl&gt;</w:t>
+      </w:r>
+      <w:r>
+        <w:br/>
+      </w:r>
+      <w:r>
+        <w:rPr>
+          <w:rStyle w:val="VerbatimChar"/>
+        </w:rPr>
+        <w:t xml:space="preserve">1 Apne        10  118. 16.8 </w:t>
+      </w:r>
+      <w:r>
+        <w:br/>
+      </w:r>
+      <w:r>
+        <w:rPr>
+          <w:rStyle w:val="VerbatimChar"/>
+        </w:rPr>
+        <w:t xml:space="preserve">2 Bikarb      10  120. 15.0 </w:t>
+      </w:r>
+      <w:r>
+        <w:br/>
+      </w:r>
+      <w:r>
+        <w:rPr>
+          <w:rStyle w:val="VerbatimChar"/>
+        </w:rPr>
+        <w:t xml:space="preserve">3 Placebo     10  123.  9.81</w:t>
+      </w:r>
+    </w:p>
+    <w:p>
+      <w:pPr>
+        <w:pStyle w:val="SourceCode"/>
+      </w:pPr>
+      <w:r>
+        <w:br/>
+      </w:r>
+      <w:r>
+        <w:rPr>
+          <w:rStyle w:val="VerbatimChar"/>
+        </w:rPr>
+        <w:t xml:space="preserve">Repeated-measures ANOVA for startpuls HF:</w:t>
+      </w:r>
+    </w:p>
+    <w:p>
+      <w:pPr>
+        <w:pStyle w:val="SourceCode"/>
+      </w:pPr>
+      <w:r>
+        <w:br/>
+      </w:r>
+      <w:r>
+        <w:rPr>
+          <w:rStyle w:val="VerbatimChar"/>
+        </w:rPr>
+        <w:t xml:space="preserve">Error: id</w:t>
+      </w:r>
+      <w:r>
+        <w:br/>
+      </w:r>
+      <w:r>
+        <w:rPr>
+          <w:rStyle w:val="VerbatimChar"/>
+        </w:rPr>
+        <w:t xml:space="preserve">          Df Sum Sq Mean Sq F value Pr(&gt;F)</w:t>
+      </w:r>
+      <w:r>
+        <w:br/>
+      </w:r>
+      <w:r>
+        <w:rPr>
+          <w:rStyle w:val="VerbatimChar"/>
+        </w:rPr>
+        <w:t xml:space="preserve">Residuals  9   3550   394.5               </w:t>
+      </w:r>
+      <w:r>
+        <w:br/>
+      </w:r>
+      <w:r>
+        <w:br/>
+      </w:r>
+      <w:r>
+        <w:rPr>
+          <w:rStyle w:val="VerbatimChar"/>
+        </w:rPr>
+        <w:t xml:space="preserve">Error: id:protocol</w:t>
+      </w:r>
+      <w:r>
+        <w:br/>
+      </w:r>
+      <w:r>
+        <w:rPr>
+          <w:rStyle w:val="VerbatimChar"/>
+        </w:rPr>
+        <w:t xml:space="preserve">          Df Sum Sq Mean Sq F value Pr(&gt;F)</w:t>
+      </w:r>
+      <w:r>
+        <w:br/>
+      </w:r>
+      <w:r>
+        <w:rPr>
+          <w:rStyle w:val="VerbatimChar"/>
+        </w:rPr>
+        <w:t xml:space="preserve">protocol   2  148.2    74.1    0.71  0.505</w:t>
+      </w:r>
+      <w:r>
+        <w:br/>
+      </w:r>
+      <w:r>
+        <w:rPr>
+          <w:rStyle w:val="VerbatimChar"/>
+        </w:rPr>
+        <w:t xml:space="preserve">Residuals 18 1879.8   104.4               </w:t>
+      </w:r>
+    </w:p>
+    <w:p>
+      <w:pPr>
+        <w:pStyle w:val="SourceCode"/>
+      </w:pPr>
+      <w:r>
+        <w:br/>
+      </w:r>
+      <w:r>
+        <w:rPr>
+          <w:rStyle w:val="VerbatimChar"/>
+        </w:rPr>
+        <w:t xml:space="preserve">Effect size for ANOVA – partial eta squared:</w:t>
+      </w:r>
+    </w:p>
+    <w:p>
+      <w:pPr>
+        <w:pStyle w:val="SourceCode"/>
+      </w:pPr>
+      <w:r>
+        <w:rPr>
+          <w:rStyle w:val="VerbatimChar"/>
+        </w:rPr>
+        <w:t xml:space="preserve"># Effect Size for ANOVA (Type I)</w:t>
+      </w:r>
+      <w:r>
+        <w:br/>
+      </w:r>
+      <w:r>
+        <w:br/>
+      </w:r>
+      <w:r>
+        <w:rPr>
+          <w:rStyle w:val="VerbatimChar"/>
+        </w:rPr>
+        <w:t xml:space="preserve">Group       | Parameter | Eta2 (partial) |       95% CI</w:t>
+      </w:r>
+      <w:r>
+        <w:br/>
+      </w:r>
+      <w:r>
+        <w:rPr>
+          <w:rStyle w:val="VerbatimChar"/>
+        </w:rPr>
+        <w:t xml:space="preserve">-------------------------------------------------------</w:t>
+      </w:r>
+      <w:r>
+        <w:br/>
+      </w:r>
+      <w:r>
+        <w:rPr>
+          <w:rStyle w:val="VerbatimChar"/>
+        </w:rPr>
+        <w:t xml:space="preserve">id:protocol |  protocol |           0.07 | [0.00, 1.00]</w:t>
+      </w:r>
+      <w:r>
+        <w:br/>
+      </w:r>
+      <w:r>
+        <w:br/>
+      </w:r>
+      <w:r>
+        <w:rPr>
+          <w:rStyle w:val="VerbatimChar"/>
+        </w:rPr>
+        <w:t xml:space="preserve">- One-sided CIs: upper bound fixed at [1.00].</w:t>
+      </w:r>
+    </w:p>
+    <w:p>
+      <w:pPr>
+        <w:pStyle w:val="SourceCode"/>
+      </w:pPr>
+      <w:r>
+        <w:br/>
+      </w:r>
+      <w:r>
+        <w:rPr>
+          <w:rStyle w:val="VerbatimChar"/>
+        </w:rPr>
+        <w:t xml:space="preserve">Parvise sammenligninger med Holm-korrigering og Cohen's dz:</w:t>
+      </w:r>
+    </w:p>
+    <w:p>
+      <w:pPr>
+        <w:pStyle w:val="SourceCode"/>
+      </w:pPr>
+      <w:r>
+        <w:rPr>
+          <w:rStyle w:val="VerbatimChar"/>
+        </w:rPr>
+        <w:t xml:space="preserve">        comparison     p_raw    p_holm         dz</w:t>
+      </w:r>
+      <w:r>
+        <w:br/>
+      </w:r>
+      <w:r>
+        <w:rPr>
+          <w:rStyle w:val="VerbatimChar"/>
+        </w:rPr>
+        <w:t xml:space="preserve">1    Apne - Bikarb 0.6185496 0.9987407 -0.1630516</w:t>
+      </w:r>
+      <w:r>
+        <w:br/>
+      </w:r>
+      <w:r>
+        <w:rPr>
+          <w:rStyle w:val="VerbatimChar"/>
+        </w:rPr>
+        <w:t xml:space="preserve">2   Apne - Placebo 0.3894814 0.9987407 -0.2859140</w:t>
+      </w:r>
+      <w:r>
+        <w:br/>
+      </w:r>
+      <w:r>
+        <w:rPr>
+          <w:rStyle w:val="VerbatimChar"/>
+        </w:rPr>
+        <w:t xml:space="preserve">3 Bikarb - Placebo 0.3329136 0.9987407 -0.3235743</w:t>
+      </w:r>
+    </w:p>
+    <w:p>
+      <w:pPr>
+        <w:pStyle w:val="FirstParagraph"/>
+      </w:pPr>
+      <w:r>
+        <w:t xml:space="preserve">Kadens:</w:t>
+      </w:r>
+    </w:p>
+    <w:p>
+      <w:pPr>
+        <w:pStyle w:val="BodyText"/>
+      </w:pPr>
+      <w:r>
+        <w:t xml:space="preserve">Repeatet measures ANOVA (HF)</w:t>
+      </w:r>
+    </w:p>
+    <w:p>
+      <w:pPr>
+        <w:pStyle w:val="SourceCode"/>
+      </w:pPr>
+      <w:r>
+        <w:br/>
+      </w:r>
+      <w:r>
+        <w:rPr>
+          <w:rStyle w:val="VerbatimChar"/>
+        </w:rPr>
+        <w:t xml:space="preserve">Antall per protokoll (RPM):</w:t>
+      </w:r>
+    </w:p>
+    <w:p>
+      <w:pPr>
+        <w:pStyle w:val="SourceCode"/>
+      </w:pPr>
+      <w:r>
+        <w:br/>
+      </w:r>
+      <w:r>
+        <w:rPr>
+          <w:rStyle w:val="VerbatimChar"/>
+        </w:rPr>
+        <w:t xml:space="preserve">   Apne  Bikarb Placebo </w:t>
+      </w:r>
+      <w:r>
+        <w:br/>
+      </w:r>
+      <w:r>
+        <w:rPr>
+          <w:rStyle w:val="VerbatimChar"/>
+        </w:rPr>
+        <w:t xml:space="preserve">     10      10      10 </w:t>
+      </w:r>
+    </w:p>
+    <w:p>
+      <w:pPr>
+        <w:pStyle w:val="SourceCode"/>
+      </w:pPr>
+      <w:r>
+        <w:br/>
+      </w:r>
+      <w:r>
+        <w:rPr>
+          <w:rStyle w:val="VerbatimChar"/>
+        </w:rPr>
+        <w:t xml:space="preserve">Antall deltakere (RPM): 10</w:t>
+      </w:r>
+    </w:p>
+    <w:p>
+      <w:pPr>
+        <w:pStyle w:val="SourceCode"/>
+      </w:pPr>
+      <w:r>
+        <w:br/>
+      </w:r>
+      <w:r>
+        <w:rPr>
+          <w:rStyle w:val="VerbatimChar"/>
+        </w:rPr>
+        <w:t xml:space="preserve">Repeated-measures ANOVA (RPM):</w:t>
+      </w:r>
+    </w:p>
+    <w:p>
+      <w:pPr>
+        <w:pStyle w:val="SourceCode"/>
+      </w:pPr>
+      <w:r>
+        <w:br/>
+      </w:r>
+      <w:r>
+        <w:rPr>
+          <w:rStyle w:val="VerbatimChar"/>
+        </w:rPr>
+        <w:t xml:space="preserve">Error: id</w:t>
+      </w:r>
+      <w:r>
+        <w:br/>
+      </w:r>
+      <w:r>
+        <w:rPr>
+          <w:rStyle w:val="VerbatimChar"/>
+        </w:rPr>
+        <w:t xml:space="preserve">          Df Sum Sq Mean Sq F value Pr(&gt;F)</w:t>
+      </w:r>
+      <w:r>
+        <w:br/>
+      </w:r>
+      <w:r>
+        <w:rPr>
+          <w:rStyle w:val="VerbatimChar"/>
+        </w:rPr>
+        <w:t xml:space="preserve">Residuals  9    959   106.6               </w:t>
+      </w:r>
+      <w:r>
+        <w:br/>
+      </w:r>
+      <w:r>
+        <w:br/>
+      </w:r>
+      <w:r>
+        <w:rPr>
+          <w:rStyle w:val="VerbatimChar"/>
+        </w:rPr>
+        <w:t xml:space="preserve">Error: id:protocol</w:t>
+      </w:r>
+      <w:r>
+        <w:br/>
+      </w:r>
+      <w:r>
+        <w:rPr>
+          <w:rStyle w:val="VerbatimChar"/>
+        </w:rPr>
+        <w:t xml:space="preserve">          Df Sum Sq Mean Sq F value Pr(&gt;F)</w:t>
+      </w:r>
+      <w:r>
+        <w:br/>
+      </w:r>
+      <w:r>
+        <w:rPr>
+          <w:rStyle w:val="VerbatimChar"/>
+        </w:rPr>
+        <w:t xml:space="preserve">protocol   2  12.59   6.296   0.979  0.395</w:t>
+      </w:r>
+      <w:r>
+        <w:br/>
+      </w:r>
+      <w:r>
+        <w:rPr>
+          <w:rStyle w:val="VerbatimChar"/>
+        </w:rPr>
+        <w:t xml:space="preserve">Residuals 18 115.79   6.433               </w:t>
+      </w:r>
+    </w:p>
+    <w:p>
+      <w:pPr>
+        <w:pStyle w:val="SourceCode"/>
+      </w:pPr>
+      <w:r>
+        <w:br/>
+      </w:r>
+      <w:r>
+        <w:rPr>
+          <w:rStyle w:val="VerbatimChar"/>
+        </w:rPr>
+        <w:t xml:space="preserve">Post-hoc (paired t-test, Holm) (RPM):</w:t>
+      </w:r>
+    </w:p>
+    <w:p>
+      <w:pPr>
+        <w:pStyle w:val="SourceCode"/>
+      </w:pPr>
+      <w:r>
         <w:br/>
       </w:r>
       <w:r>
@@ -3263,7 +6550,7 @@
         <w:rPr>
           <w:rStyle w:val="VerbatimChar"/>
         </w:rPr>
-        <w:t xml:space="preserve">data:  watt_long$mean_watt and watt_long$protocol </w:t>
+        <w:t xml:space="preserve">data:  rpm_long$mean_rpm and rpm_long$protocol </w:t>
       </w:r>
       <w:r>
         <w:br/>
@@ -3284,16 +6571,16 @@
         <w:rPr>
           <w:rStyle w:val="VerbatimChar"/>
         </w:rPr>
-        <w:t xml:space="preserve">Bikarb  0.11 -     </w:t>
-      </w:r>
-      <w:r>
-        <w:br/>
-      </w:r>
-      <w:r>
-        <w:rPr>
-          <w:rStyle w:val="VerbatimChar"/>
-        </w:rPr>
-        <w:t xml:space="preserve">Placebo 0.59 0.11  </w:t>
+        <w:t xml:space="preserve">Bikarb  0.89 -     </w:t>
+      </w:r>
+      <w:r>
+        <w:br/>
+      </w:r>
+      <w:r>
+        <w:rPr>
+          <w:rStyle w:val="VerbatimChar"/>
+        </w:rPr>
+        <w:t xml:space="preserve">Placebo 0.89 0.89  </w:t>
       </w:r>
       <w:r>
         <w:br/>
@@ -3313,7 +6600,7 @@
         <w:pStyle w:val="FirstParagraph"/>
       </w:pPr>
       <w:r>
-        <w:t xml:space="preserve">Leneær Mixed-model- test (watt)</w:t>
+        <w:t xml:space="preserve">Leneær Mixed-model- test (RPM)</w:t>
       </w:r>
     </w:p>
     <w:p>
@@ -3321,6 +6608,20 @@
         <w:pStyle w:val="SourceCode"/>
       </w:pPr>
       <w:r>
+        <w:br/>
+      </w:r>
+      <w:r>
+        <w:rPr>
+          <w:rStyle w:val="VerbatimChar"/>
+        </w:rPr>
+        <w:t xml:space="preserve">LMM (RPM) – fixed effects:</w:t>
+      </w:r>
+    </w:p>
+    <w:p>
+      <w:pPr>
+        <w:pStyle w:val="SourceCode"/>
+      </w:pPr>
+      <w:r>
         <w:rPr>
           <w:rStyle w:val="VerbatimChar"/>
         </w:rPr>
@@ -3342,16 +6643,16 @@
         <w:rPr>
           <w:rStyle w:val="VerbatimChar"/>
         </w:rPr>
-        <w:t xml:space="preserve">Formula: watt ~ protocol * time_min + (1 + time_min | id)</w:t>
-      </w:r>
-      <w:r>
-        <w:br/>
-      </w:r>
-      <w:r>
-        <w:rPr>
-          <w:rStyle w:val="VerbatimChar"/>
-        </w:rPr>
-        <w:t xml:space="preserve">   Data: watt_ts</w:t>
+        <w:t xml:space="preserve">Formula: rpm ~ protocol * time_min + (1 + time_min | id)</w:t>
+      </w:r>
+      <w:r>
+        <w:br/>
+      </w:r>
+      <w:r>
+        <w:rPr>
+          <w:rStyle w:val="VerbatimChar"/>
+        </w:rPr>
+        <w:t xml:space="preserve">   Data: rpm_ts</w:t>
       </w:r>
       <w:r>
         <w:br/>
@@ -3372,7 +6673,7 @@
         <w:rPr>
           <w:rStyle w:val="VerbatimChar"/>
         </w:rPr>
-        <w:t xml:space="preserve">  9016.7   9067.6  -4498.4   8996.7     1190 </w:t>
+        <w:t xml:space="preserve">  6912.4   6963.3  -3446.2   6892.4     1190 </w:t>
       </w:r>
       <w:r>
         <w:br/>
@@ -3402,7 +6703,7 @@
         <w:rPr>
           <w:rStyle w:val="VerbatimChar"/>
         </w:rPr>
-        <w:t xml:space="preserve">-20.9222  -0.3004   0.0122   0.2687   7.5958 </w:t>
+        <w:t xml:space="preserve">-10.3990  -0.4727   0.0578   0.5564   2.9511 </w:t>
       </w:r>
       <w:r>
         <w:br/>
@@ -3423,34 +6724,34 @@
         <w:rPr>
           <w:rStyle w:val="VerbatimChar"/>
         </w:rPr>
-        <w:t xml:space="preserve"> Groups   Name        Variance  Std.Dev. Corr</w:t>
-      </w:r>
-      <w:r>
-        <w:br/>
-      </w:r>
-      <w:r>
-        <w:rPr>
-          <w:rStyle w:val="VerbatimChar"/>
-        </w:rPr>
-        <w:t xml:space="preserve"> id       (Intercept) 3484.4728 59.0294      </w:t>
-      </w:r>
-      <w:r>
-        <w:br/>
-      </w:r>
-      <w:r>
-        <w:rPr>
-          <w:rStyle w:val="VerbatimChar"/>
-        </w:rPr>
-        <w:t xml:space="preserve">          time_min       0.1224  0.3499  0.02</w:t>
-      </w:r>
-      <w:r>
-        <w:br/>
-      </w:r>
-      <w:r>
-        <w:rPr>
-          <w:rStyle w:val="VerbatimChar"/>
-        </w:rPr>
-        <w:t xml:space="preserve"> Residual               96.9929  9.8485      </w:t>
+        <w:t xml:space="preserve"> Groups   Name        Variance Std.Dev. Corr </w:t>
+      </w:r>
+      <w:r>
+        <w:br/>
+      </w:r>
+      <w:r>
+        <w:rPr>
+          <w:rStyle w:val="VerbatimChar"/>
+        </w:rPr>
+        <w:t xml:space="preserve"> id       (Intercept)  9.9573  3.1555        </w:t>
+      </w:r>
+      <w:r>
+        <w:br/>
+      </w:r>
+      <w:r>
+        <w:rPr>
+          <w:rStyle w:val="VerbatimChar"/>
+        </w:rPr>
+        <w:t xml:space="preserve">          time_min     0.2552  0.5052   -0.08</w:t>
+      </w:r>
+      <w:r>
+        <w:br/>
+      </w:r>
+      <w:r>
+        <w:rPr>
+          <w:rStyle w:val="VerbatimChar"/>
+        </w:rPr>
+        <w:t xml:space="preserve"> Residual             17.0431  4.1283        </w:t>
       </w:r>
       <w:r>
         <w:br/>
@@ -3489,52 +6790,52 @@
         <w:rPr>
           <w:rStyle w:val="VerbatimChar"/>
         </w:rPr>
-        <w:t xml:space="preserve">(Intercept)               326.03780   18.69176   10.27625  17.443 5.72e-09 ***</w:t>
-      </w:r>
-      <w:r>
-        <w:br/>
-      </w:r>
-      <w:r>
-        <w:rPr>
-          <w:rStyle w:val="VerbatimChar"/>
-        </w:rPr>
-        <w:t xml:space="preserve">protocolBikarb             -0.50061    1.36707 1179.91947  -0.366  0.71429    </w:t>
-      </w:r>
-      <w:r>
-        <w:br/>
-      </w:r>
-      <w:r>
-        <w:rPr>
-          <w:rStyle w:val="VerbatimChar"/>
-        </w:rPr>
-        <w:t xml:space="preserve">protocolPlacebo             0.64817    1.36707 1179.91946   0.474  0.63549    </w:t>
-      </w:r>
-      <w:r>
-        <w:br/>
-      </w:r>
-      <w:r>
-        <w:rPr>
-          <w:rStyle w:val="VerbatimChar"/>
-        </w:rPr>
-        <w:t xml:space="preserve">time_min                    0.44099    0.13972   17.69354   3.156  0.00555 ** </w:t>
-      </w:r>
-      <w:r>
-        <w:br/>
-      </w:r>
-      <w:r>
-        <w:rPr>
-          <w:rStyle w:val="VerbatimChar"/>
-        </w:rPr>
-        <w:t xml:space="preserve">protocolBikarb:time_min     0.63724    0.12066 1179.91947   5.281 1.52e-07 ***</w:t>
-      </w:r>
-      <w:r>
-        <w:br/>
-      </w:r>
-      <w:r>
-        <w:rPr>
-          <w:rStyle w:val="VerbatimChar"/>
-        </w:rPr>
-        <w:t xml:space="preserve">protocolPlacebo:time_min    0.06173    0.12066 1179.91947   0.512  0.60904    </w:t>
+        <w:t xml:space="preserve">(Intercept)                93.51817    1.07700   12.19194  86.832  &lt; 2e-16 ***</w:t>
+      </w:r>
+      <w:r>
+        <w:br/>
+      </w:r>
+      <w:r>
+        <w:rPr>
+          <w:rStyle w:val="VerbatimChar"/>
+        </w:rPr>
+        <w:t xml:space="preserve">protocolBikarb             -0.61988    0.57305 1179.99984  -1.082   0.2796    </w:t>
+      </w:r>
+      <w:r>
+        <w:br/>
+      </w:r>
+      <w:r>
+        <w:rPr>
+          <w:rStyle w:val="VerbatimChar"/>
+        </w:rPr>
+        <w:t xml:space="preserve">protocolPlacebo             1.39524    0.57305 1179.99984   2.435   0.0150 *  </w:t>
+      </w:r>
+      <w:r>
+        <w:br/>
+      </w:r>
+      <w:r>
+        <w:rPr>
+          <w:rStyle w:val="VerbatimChar"/>
+        </w:rPr>
+        <w:t xml:space="preserve">time_min                   -0.32520    0.16371   10.66808  -1.986   0.0733 .  </w:t>
+      </w:r>
+      <w:r>
+        <w:br/>
+      </w:r>
+      <w:r>
+        <w:rPr>
+          <w:rStyle w:val="VerbatimChar"/>
+        </w:rPr>
+        <w:t xml:space="preserve">protocolBikarb:time_min     0.22409    0.05058 1179.99984   4.431 1.03e-05 ***</w:t>
+      </w:r>
+      <w:r>
+        <w:br/>
+      </w:r>
+      <w:r>
+        <w:rPr>
+          <w:rStyle w:val="VerbatimChar"/>
+        </w:rPr>
+        <w:t xml:space="preserve">protocolPlacebo:time_min   -0.03951    0.05058 1179.99984  -0.781   0.4348    </w:t>
       </w:r>
       <w:r>
         <w:br/>
@@ -3582,61 +6883,43 @@
         <w:rPr>
           <w:rStyle w:val="VerbatimChar"/>
         </w:rPr>
-        <w:t xml:space="preserve">protoclBkrb -0.037                            </w:t>
-      </w:r>
-      <w:r>
-        <w:br/>
-      </w:r>
-      <w:r>
-        <w:rPr>
-          <w:rStyle w:val="VerbatimChar"/>
-        </w:rPr>
-        <w:t xml:space="preserve">protoclPlcb -0.037  0.500                     </w:t>
-      </w:r>
-      <w:r>
-        <w:br/>
-      </w:r>
-      <w:r>
-        <w:rPr>
-          <w:rStyle w:val="VerbatimChar"/>
-        </w:rPr>
-        <w:t xml:space="preserve">time_min    -0.014  0.372  0.372              </w:t>
-      </w:r>
-      <w:r>
-        <w:br/>
-      </w:r>
-      <w:r>
-        <w:rPr>
-          <w:rStyle w:val="VerbatimChar"/>
-        </w:rPr>
-        <w:t xml:space="preserve">prtclBkrb:_  0.031 -0.861 -0.430 -0.432       </w:t>
-      </w:r>
-      <w:r>
-        <w:br/>
-      </w:r>
-      <w:r>
-        <w:rPr>
-          <w:rStyle w:val="VerbatimChar"/>
-        </w:rPr>
-        <w:t xml:space="preserve">prtclPlcb:_  0.031 -0.430 -0.861 -0.432  0.500</w:t>
-      </w:r>
-      <w:r>
-        <w:br/>
-      </w:r>
-      <w:r>
-        <w:rPr>
-          <w:rStyle w:val="VerbatimChar"/>
-        </w:rPr>
-        <w:t xml:space="preserve">optimizer (nloptwrap) convergence code: 0 (OK)</w:t>
-      </w:r>
-      <w:r>
-        <w:br/>
-      </w:r>
-      <w:r>
-        <w:rPr>
-          <w:rStyle w:val="VerbatimChar"/>
-        </w:rPr>
-        <w:t xml:space="preserve">Model failed to converge with max|grad| = 0.0501666 (tol = 0.002, component 1)</w:t>
+        <w:t xml:space="preserve">protoclBkrb -0.266                            </w:t>
+      </w:r>
+      <w:r>
+        <w:br/>
+      </w:r>
+      <w:r>
+        <w:rPr>
+          <w:rStyle w:val="VerbatimChar"/>
+        </w:rPr>
+        <w:t xml:space="preserve">protoclPlcb -0.266  0.500                     </w:t>
+      </w:r>
+      <w:r>
+        <w:br/>
+      </w:r>
+      <w:r>
+        <w:rPr>
+          <w:rStyle w:val="VerbatimChar"/>
+        </w:rPr>
+        <w:t xml:space="preserve">time_min    -0.140  0.133  0.133              </w:t>
+      </w:r>
+      <w:r>
+        <w:br/>
+      </w:r>
+      <w:r>
+        <w:rPr>
+          <w:rStyle w:val="VerbatimChar"/>
+        </w:rPr>
+        <w:t xml:space="preserve">prtclBkrb:_  0.229 -0.861 -0.430 -0.154       </w:t>
+      </w:r>
+      <w:r>
+        <w:br/>
+      </w:r>
+      <w:r>
+        <w:rPr>
+          <w:rStyle w:val="VerbatimChar"/>
+        </w:rPr>
+        <w:t xml:space="preserve">prtclPlcb:_  0.229 -0.430 -0.861 -0.154  0.500</w:t>
       </w:r>
     </w:p>
     <w:p>
@@ -3644,6 +6927,20 @@
         <w:pStyle w:val="SourceCode"/>
       </w:pPr>
       <w:r>
+        <w:br/>
+      </w:r>
+      <w:r>
+        <w:rPr>
+          <w:rStyle w:val="VerbatimChar"/>
+        </w:rPr>
+        <w:t xml:space="preserve">Type III ANOVA (RPM):</w:t>
+      </w:r>
+    </w:p>
+    <w:p>
+      <w:pPr>
+        <w:pStyle w:val="SourceCode"/>
+      </w:pPr>
+      <w:r>
         <w:rPr>
           <w:rStyle w:val="VerbatimChar"/>
         </w:rPr>
@@ -3656,34 +6953,34 @@
         <w:rPr>
           <w:rStyle w:val="VerbatimChar"/>
         </w:rPr>
-        <w:t xml:space="preserve">                  Sum Sq Mean Sq NumDF  DenDF F value    Pr(&gt;F)    </w:t>
-      </w:r>
-      <w:r>
-        <w:br/>
-      </w:r>
-      <w:r>
-        <w:rPr>
-          <w:rStyle w:val="VerbatimChar"/>
-        </w:rPr>
-        <w:t xml:space="preserve">protocol            68.9   34.43     2 1179.9   0.355 0.7012401    </w:t>
-      </w:r>
-      <w:r>
-        <w:br/>
-      </w:r>
-      <w:r>
-        <w:rPr>
-          <w:rStyle w:val="VerbatimChar"/>
-        </w:rPr>
-        <w:t xml:space="preserve">time_min          3003.4 3003.44     1   10.0  30.966 0.0002392 ***</w:t>
-      </w:r>
-      <w:r>
-        <w:br/>
-      </w:r>
-      <w:r>
-        <w:rPr>
-          <w:rStyle w:val="VerbatimChar"/>
-        </w:rPr>
-        <w:t xml:space="preserve">protocol:time_min 3291.7 1645.87     2 1179.9  16.969 5.426e-08 ***</w:t>
+        <w:t xml:space="preserve">                  Sum Sq Mean Sq NumDF DenDF F value   Pr(&gt;F)    </w:t>
+      </w:r>
+      <w:r>
+        <w:br/>
+      </w:r>
+      <w:r>
+        <w:rPr>
+          <w:rStyle w:val="VerbatimChar"/>
+        </w:rPr>
+        <w:t xml:space="preserve">protocol          221.15 110.573     2  1180  6.4879 0.001577 ** </w:t>
+      </w:r>
+      <w:r>
+        <w:br/>
+      </w:r>
+      <w:r>
+        <w:rPr>
+          <w:rStyle w:val="VerbatimChar"/>
+        </w:rPr>
+        <w:t xml:space="preserve">time_min           45.66  45.663     1    10  2.6793 0.132703    </w:t>
+      </w:r>
+      <w:r>
+        <w:br/>
+      </w:r>
+      <w:r>
+        <w:rPr>
+          <w:rStyle w:val="VerbatimChar"/>
+        </w:rPr>
+        <w:t xml:space="preserve">protocol:time_min 538.61 269.306     2  1180 15.8015 1.69e-07 ***</w:t>
       </w:r>
       <w:r>
         <w:br/>
@@ -3709,15 +7006,7 @@
         <w:pStyle w:val="FirstParagraph"/>
       </w:pPr>
       <w:r>
-        <w:t xml:space="preserve">Hjertefrekvens:</w:t>
-      </w:r>
-    </w:p>
-    <w:p>
-      <w:pPr>
-        <w:pStyle w:val="BodyText"/>
-      </w:pPr>
-      <w:r>
-        <w:t xml:space="preserve">Repeatet measures ANOVA (HF)</w:t>
+        <w:t xml:space="preserve">med ES:</w:t>
       </w:r>
     </w:p>
     <w:p>
@@ -3731,7 +7020,7 @@
         <w:rPr>
           <w:rStyle w:val="VerbatimChar"/>
         </w:rPr>
-        <w:t xml:space="preserve">Antall per protokoll (HF):</w:t>
+        <w:t xml:space="preserve">LMM (RPM) – fixed effects:</w:t>
       </w:r>
     </w:p>
     <w:p>
@@ -3739,22 +7028,304 @@
         <w:pStyle w:val="SourceCode"/>
       </w:pPr>
       <w:r>
-        <w:br/>
-      </w:r>
-      <w:r>
-        <w:rPr>
-          <w:rStyle w:val="VerbatimChar"/>
-        </w:rPr>
-        <w:t xml:space="preserve">   Apne  Bikarb Placebo </w:t>
-      </w:r>
-      <w:r>
-        <w:br/>
-      </w:r>
-      <w:r>
-        <w:rPr>
-          <w:rStyle w:val="VerbatimChar"/>
-        </w:rPr>
-        <w:t xml:space="preserve">     10      10      10 </w:t>
+        <w:rPr>
+          <w:rStyle w:val="VerbatimChar"/>
+        </w:rPr>
+        <w:t xml:space="preserve">Linear mixed model fit by maximum likelihood . t-tests use Satterthwaite's</w:t>
+      </w:r>
+      <w:r>
+        <w:br/>
+      </w:r>
+      <w:r>
+        <w:rPr>
+          <w:rStyle w:val="VerbatimChar"/>
+        </w:rPr>
+        <w:t xml:space="preserve">  method [lmerModLmerTest]</w:t>
+      </w:r>
+      <w:r>
+        <w:br/>
+      </w:r>
+      <w:r>
+        <w:rPr>
+          <w:rStyle w:val="VerbatimChar"/>
+        </w:rPr>
+        <w:t xml:space="preserve">Formula: rpm ~ protocol * time_min + (1 + time_min | id)</w:t>
+      </w:r>
+      <w:r>
+        <w:br/>
+      </w:r>
+      <w:r>
+        <w:rPr>
+          <w:rStyle w:val="VerbatimChar"/>
+        </w:rPr>
+        <w:t xml:space="preserve">   Data: rpm_ts</w:t>
+      </w:r>
+      <w:r>
+        <w:br/>
+      </w:r>
+      <w:r>
+        <w:br/>
+      </w:r>
+      <w:r>
+        <w:rPr>
+          <w:rStyle w:val="VerbatimChar"/>
+        </w:rPr>
+        <w:t xml:space="preserve">     AIC      BIC   logLik deviance df.resid </w:t>
+      </w:r>
+      <w:r>
+        <w:br/>
+      </w:r>
+      <w:r>
+        <w:rPr>
+          <w:rStyle w:val="VerbatimChar"/>
+        </w:rPr>
+        <w:t xml:space="preserve">  6912.4   6963.3  -3446.2   6892.4     1190 </w:t>
+      </w:r>
+      <w:r>
+        <w:br/>
+      </w:r>
+      <w:r>
+        <w:br/>
+      </w:r>
+      <w:r>
+        <w:rPr>
+          <w:rStyle w:val="VerbatimChar"/>
+        </w:rPr>
+        <w:t xml:space="preserve">Scaled residuals: </w:t>
+      </w:r>
+      <w:r>
+        <w:br/>
+      </w:r>
+      <w:r>
+        <w:rPr>
+          <w:rStyle w:val="VerbatimChar"/>
+        </w:rPr>
+        <w:t xml:space="preserve">     Min       1Q   Median       3Q      Max </w:t>
+      </w:r>
+      <w:r>
+        <w:br/>
+      </w:r>
+      <w:r>
+        <w:rPr>
+          <w:rStyle w:val="VerbatimChar"/>
+        </w:rPr>
+        <w:t xml:space="preserve">-10.3990  -0.4727   0.0578   0.5564   2.9511 </w:t>
+      </w:r>
+      <w:r>
+        <w:br/>
+      </w:r>
+      <w:r>
+        <w:br/>
+      </w:r>
+      <w:r>
+        <w:rPr>
+          <w:rStyle w:val="VerbatimChar"/>
+        </w:rPr>
+        <w:t xml:space="preserve">Random effects:</w:t>
+      </w:r>
+      <w:r>
+        <w:br/>
+      </w:r>
+      <w:r>
+        <w:rPr>
+          <w:rStyle w:val="VerbatimChar"/>
+        </w:rPr>
+        <w:t xml:space="preserve"> Groups   Name        Variance Std.Dev. Corr </w:t>
+      </w:r>
+      <w:r>
+        <w:br/>
+      </w:r>
+      <w:r>
+        <w:rPr>
+          <w:rStyle w:val="VerbatimChar"/>
+        </w:rPr>
+        <w:t xml:space="preserve"> id       (Intercept)  9.9573  3.1555        </w:t>
+      </w:r>
+      <w:r>
+        <w:br/>
+      </w:r>
+      <w:r>
+        <w:rPr>
+          <w:rStyle w:val="VerbatimChar"/>
+        </w:rPr>
+        <w:t xml:space="preserve">          time_min     0.2552  0.5052   -0.08</w:t>
+      </w:r>
+      <w:r>
+        <w:br/>
+      </w:r>
+      <w:r>
+        <w:rPr>
+          <w:rStyle w:val="VerbatimChar"/>
+        </w:rPr>
+        <w:t xml:space="preserve"> Residual             17.0431  4.1283        </w:t>
+      </w:r>
+      <w:r>
+        <w:br/>
+      </w:r>
+      <w:r>
+        <w:rPr>
+          <w:rStyle w:val="VerbatimChar"/>
+        </w:rPr>
+        <w:t xml:space="preserve">Number of obs: 1200, groups:  id, 10</w:t>
+      </w:r>
+      <w:r>
+        <w:br/>
+      </w:r>
+      <w:r>
+        <w:br/>
+      </w:r>
+      <w:r>
+        <w:rPr>
+          <w:rStyle w:val="VerbatimChar"/>
+        </w:rPr>
+        <w:t xml:space="preserve">Fixed effects:</w:t>
+      </w:r>
+      <w:r>
+        <w:br/>
+      </w:r>
+      <w:r>
+        <w:rPr>
+          <w:rStyle w:val="VerbatimChar"/>
+        </w:rPr>
+        <w:t xml:space="preserve">                           Estimate Std. Error         df t value Pr(&gt;|t|)    </w:t>
+      </w:r>
+      <w:r>
+        <w:br/>
+      </w:r>
+      <w:r>
+        <w:rPr>
+          <w:rStyle w:val="VerbatimChar"/>
+        </w:rPr>
+        <w:t xml:space="preserve">(Intercept)                93.51817    1.07700   12.19194  86.832  &lt; 2e-16 ***</w:t>
+      </w:r>
+      <w:r>
+        <w:br/>
+      </w:r>
+      <w:r>
+        <w:rPr>
+          <w:rStyle w:val="VerbatimChar"/>
+        </w:rPr>
+        <w:t xml:space="preserve">protocolBikarb             -0.61988    0.57305 1179.99984  -1.082   0.2796    </w:t>
+      </w:r>
+      <w:r>
+        <w:br/>
+      </w:r>
+      <w:r>
+        <w:rPr>
+          <w:rStyle w:val="VerbatimChar"/>
+        </w:rPr>
+        <w:t xml:space="preserve">protocolPlacebo             1.39524    0.57305 1179.99984   2.435   0.0150 *  </w:t>
+      </w:r>
+      <w:r>
+        <w:br/>
+      </w:r>
+      <w:r>
+        <w:rPr>
+          <w:rStyle w:val="VerbatimChar"/>
+        </w:rPr>
+        <w:t xml:space="preserve">time_min                   -0.32520    0.16371   10.66808  -1.986   0.0733 .  </w:t>
+      </w:r>
+      <w:r>
+        <w:br/>
+      </w:r>
+      <w:r>
+        <w:rPr>
+          <w:rStyle w:val="VerbatimChar"/>
+        </w:rPr>
+        <w:t xml:space="preserve">protocolBikarb:time_min     0.22409    0.05058 1179.99984   4.431 1.03e-05 ***</w:t>
+      </w:r>
+      <w:r>
+        <w:br/>
+      </w:r>
+      <w:r>
+        <w:rPr>
+          <w:rStyle w:val="VerbatimChar"/>
+        </w:rPr>
+        <w:t xml:space="preserve">protocolPlacebo:time_min   -0.03951    0.05058 1179.99984  -0.781   0.4348    </w:t>
+      </w:r>
+      <w:r>
+        <w:br/>
+      </w:r>
+      <w:r>
+        <w:rPr>
+          <w:rStyle w:val="VerbatimChar"/>
+        </w:rPr>
+        <w:t xml:space="preserve">---</w:t>
+      </w:r>
+      <w:r>
+        <w:br/>
+      </w:r>
+      <w:r>
+        <w:rPr>
+          <w:rStyle w:val="VerbatimChar"/>
+        </w:rPr>
+        <w:t xml:space="preserve">Signif. codes:  0 '***' 0.001 '**' 0.01 '*' 0.05 '.' 0.1 ' ' 1</w:t>
+      </w:r>
+      <w:r>
+        <w:br/>
+      </w:r>
+      <w:r>
+        <w:br/>
+      </w:r>
+      <w:r>
+        <w:rPr>
+          <w:rStyle w:val="VerbatimChar"/>
+        </w:rPr>
+        <w:t xml:space="preserve">Correlation of Fixed Effects:</w:t>
+      </w:r>
+      <w:r>
+        <w:br/>
+      </w:r>
+      <w:r>
+        <w:rPr>
+          <w:rStyle w:val="VerbatimChar"/>
+        </w:rPr>
+        <w:t xml:space="preserve">            (Intr) prtclB prtclP tim_mn prtB:_</w:t>
+      </w:r>
+      <w:r>
+        <w:br/>
+      </w:r>
+      <w:r>
+        <w:rPr>
+          <w:rStyle w:val="VerbatimChar"/>
+        </w:rPr>
+        <w:t xml:space="preserve">protoclBkrb -0.266                            </w:t>
+      </w:r>
+      <w:r>
+        <w:br/>
+      </w:r>
+      <w:r>
+        <w:rPr>
+          <w:rStyle w:val="VerbatimChar"/>
+        </w:rPr>
+        <w:t xml:space="preserve">protoclPlcb -0.266  0.500                     </w:t>
+      </w:r>
+      <w:r>
+        <w:br/>
+      </w:r>
+      <w:r>
+        <w:rPr>
+          <w:rStyle w:val="VerbatimChar"/>
+        </w:rPr>
+        <w:t xml:space="preserve">time_min    -0.140  0.133  0.133              </w:t>
+      </w:r>
+      <w:r>
+        <w:br/>
+      </w:r>
+      <w:r>
+        <w:rPr>
+          <w:rStyle w:val="VerbatimChar"/>
+        </w:rPr>
+        <w:t xml:space="preserve">prtclBkrb:_  0.229 -0.861 -0.430 -0.154       </w:t>
+      </w:r>
+      <w:r>
+        <w:br/>
+      </w:r>
+      <w:r>
+        <w:rPr>
+          <w:rStyle w:val="VerbatimChar"/>
+        </w:rPr>
+        <w:t xml:space="preserve">prtclPlcb:_  0.229 -0.430 -0.861 -0.154  0.500</w:t>
       </w:r>
     </w:p>
     <w:p>
@@ -3768,7 +7339,7 @@
         <w:rPr>
           <w:rStyle w:val="VerbatimChar"/>
         </w:rPr>
-        <w:t xml:space="preserve">Antall unike deltakere (HF): 10</w:t>
+        <w:t xml:space="preserve">Type III ANOVA (RPM):</w:t>
       </w:r>
     </w:p>
     <w:p>
@@ -3776,13 +7347,64 @@
         <w:pStyle w:val="SourceCode"/>
       </w:pPr>
       <w:r>
-        <w:br/>
-      </w:r>
-      <w:r>
-        <w:rPr>
-          <w:rStyle w:val="VerbatimChar"/>
-        </w:rPr>
-        <w:t xml:space="preserve">Repeated-measures ANOVA (HF):</w:t>
+        <w:rPr>
+          <w:rStyle w:val="VerbatimChar"/>
+        </w:rPr>
+        <w:t xml:space="preserve">Type III Analysis of Variance Table with Satterthwaite's method</w:t>
+      </w:r>
+      <w:r>
+        <w:br/>
+      </w:r>
+      <w:r>
+        <w:rPr>
+          <w:rStyle w:val="VerbatimChar"/>
+        </w:rPr>
+        <w:t xml:space="preserve">                  Sum Sq Mean Sq NumDF DenDF F value   Pr(&gt;F)    </w:t>
+      </w:r>
+      <w:r>
+        <w:br/>
+      </w:r>
+      <w:r>
+        <w:rPr>
+          <w:rStyle w:val="VerbatimChar"/>
+        </w:rPr>
+        <w:t xml:space="preserve">protocol          221.15 110.573     2  1180  6.4879 0.001577 ** </w:t>
+      </w:r>
+      <w:r>
+        <w:br/>
+      </w:r>
+      <w:r>
+        <w:rPr>
+          <w:rStyle w:val="VerbatimChar"/>
+        </w:rPr>
+        <w:t xml:space="preserve">time_min           45.66  45.663     1    10  2.6793 0.132703    </w:t>
+      </w:r>
+      <w:r>
+        <w:br/>
+      </w:r>
+      <w:r>
+        <w:rPr>
+          <w:rStyle w:val="VerbatimChar"/>
+        </w:rPr>
+        <w:t xml:space="preserve">protocol:time_min 538.61 269.306     2  1180 15.8015 1.69e-07 ***</w:t>
+      </w:r>
+      <w:r>
+        <w:br/>
+      </w:r>
+      <w:r>
+        <w:rPr>
+          <w:rStyle w:val="VerbatimChar"/>
+        </w:rPr>
+        <w:t xml:space="preserve">---</w:t>
+      </w:r>
+      <w:r>
+        <w:br/>
+      </w:r>
+      <w:r>
+        <w:rPr>
+          <w:rStyle w:val="VerbatimChar"/>
+        </w:rPr>
+        <w:t xml:space="preserve">Signif. codes:  0 '***' 0.001 '**' 0.01 '*' 0.05 '.' 0.1 ' ' 1</w:t>
       </w:r>
     </w:p>
     <w:p>
@@ -3796,64 +7418,7 @@
         <w:rPr>
           <w:rStyle w:val="VerbatimChar"/>
         </w:rPr>
-        <w:t xml:space="preserve">Error: id</w:t>
-      </w:r>
-      <w:r>
-        <w:br/>
-      </w:r>
-      <w:r>
-        <w:rPr>
-          <w:rStyle w:val="VerbatimChar"/>
-        </w:rPr>
-        <w:t xml:space="preserve">          Df Sum Sq Mean Sq F value Pr(&gt;F)</w:t>
-      </w:r>
-      <w:r>
-        <w:br/>
-      </w:r>
-      <w:r>
-        <w:rPr>
-          <w:rStyle w:val="VerbatimChar"/>
-        </w:rPr>
-        <w:t xml:space="preserve">Residuals  9   1703   189.2               </w:t>
-      </w:r>
-      <w:r>
-        <w:br/>
-      </w:r>
-      <w:r>
-        <w:br/>
-      </w:r>
-      <w:r>
-        <w:rPr>
-          <w:rStyle w:val="VerbatimChar"/>
-        </w:rPr>
-        <w:t xml:space="preserve">Error: id:protocol</w:t>
-      </w:r>
-      <w:r>
-        <w:br/>
-      </w:r>
-      <w:r>
-        <w:rPr>
-          <w:rStyle w:val="VerbatimChar"/>
-        </w:rPr>
-        <w:t xml:space="preserve">          Df Sum Sq Mean Sq F value Pr(&gt;F)</w:t>
-      </w:r>
-      <w:r>
-        <w:br/>
-      </w:r>
-      <w:r>
-        <w:rPr>
-          <w:rStyle w:val="VerbatimChar"/>
-        </w:rPr>
-        <w:t xml:space="preserve">protocol   2   5.61   2.804   0.447  0.646</w:t>
-      </w:r>
-      <w:r>
-        <w:br/>
-      </w:r>
-      <w:r>
-        <w:rPr>
-          <w:rStyle w:val="VerbatimChar"/>
-        </w:rPr>
-        <w:t xml:space="preserve">Residuals 18 112.90   6.272               </w:t>
+        <w:t xml:space="preserve">Effect size – partial eta squared (RPM):</w:t>
       </w:r>
     </w:p>
     <w:p>
@@ -3861,13 +7426,70 @@
         <w:pStyle w:val="SourceCode"/>
       </w:pPr>
       <w:r>
-        <w:br/>
-      </w:r>
-      <w:r>
-        <w:rPr>
-          <w:rStyle w:val="VerbatimChar"/>
-        </w:rPr>
-        <w:t xml:space="preserve">Post-hoc (paired t-test, Holm) (HF):</w:t>
+        <w:rPr>
+          <w:rStyle w:val="VerbatimChar"/>
+        </w:rPr>
+        <w:t xml:space="preserve"># Effect Size for ANOVA (Type III)</w:t>
+      </w:r>
+      <w:r>
+        <w:br/>
+      </w:r>
+      <w:r>
+        <w:br/>
+      </w:r>
+      <w:r>
+        <w:rPr>
+          <w:rStyle w:val="VerbatimChar"/>
+        </w:rPr>
+        <w:t xml:space="preserve">Parameter         | Eta2 (partial) |       95% CI</w:t>
+      </w:r>
+      <w:r>
+        <w:br/>
+      </w:r>
+      <w:r>
+        <w:rPr>
+          <w:rStyle w:val="VerbatimChar"/>
+        </w:rPr>
+        <w:t xml:space="preserve">-------------------------------------------------</w:t>
+      </w:r>
+      <w:r>
+        <w:br/>
+      </w:r>
+      <w:r>
+        <w:rPr>
+          <w:rStyle w:val="VerbatimChar"/>
+        </w:rPr>
+        <w:t xml:space="preserve">protocol          |           0.01 | [0.00, 1.00]</w:t>
+      </w:r>
+      <w:r>
+        <w:br/>
+      </w:r>
+      <w:r>
+        <w:rPr>
+          <w:rStyle w:val="VerbatimChar"/>
+        </w:rPr>
+        <w:t xml:space="preserve">time_min          |           0.21 | [0.00, 1.00]</w:t>
+      </w:r>
+      <w:r>
+        <w:br/>
+      </w:r>
+      <w:r>
+        <w:rPr>
+          <w:rStyle w:val="VerbatimChar"/>
+        </w:rPr>
+        <w:t xml:space="preserve">protocol:time_min |           0.03 | [0.01, 1.00]</w:t>
+      </w:r>
+      <w:r>
+        <w:br/>
+      </w:r>
+      <w:r>
+        <w:br/>
+      </w:r>
+      <w:r>
+        <w:rPr>
+          <w:rStyle w:val="VerbatimChar"/>
+        </w:rPr>
+        <w:t xml:space="preserve">- One-sided CIs: upper bound fixed at [1.00].</w:t>
       </w:r>
     </w:p>
     <w:p>
@@ -3881,69 +7503,7 @@
         <w:rPr>
           <w:rStyle w:val="VerbatimChar"/>
         </w:rPr>
-        <w:t xml:space="preserve">    Pairwise comparisons using paired t tests </w:t>
-      </w:r>
-      <w:r>
-        <w:br/>
-      </w:r>
-      <w:r>
-        <w:br/>
-      </w:r>
-      <w:r>
-        <w:rPr>
-          <w:rStyle w:val="VerbatimChar"/>
-        </w:rPr>
-        <w:t xml:space="preserve">data:  hf_long$mean_hf and hf_long$protocol </w:t>
-      </w:r>
-      <w:r>
-        <w:br/>
-      </w:r>
-      <w:r>
-        <w:br/>
-      </w:r>
-      <w:r>
-        <w:rPr>
-          <w:rStyle w:val="VerbatimChar"/>
-        </w:rPr>
-        <w:t xml:space="preserve">        Apne Bikarb</w:t>
-      </w:r>
-      <w:r>
-        <w:br/>
-      </w:r>
-      <w:r>
-        <w:rPr>
-          <w:rStyle w:val="VerbatimChar"/>
-        </w:rPr>
-        <w:t xml:space="preserve">Bikarb  1    -     </w:t>
-      </w:r>
-      <w:r>
-        <w:br/>
-      </w:r>
-      <w:r>
-        <w:rPr>
-          <w:rStyle w:val="VerbatimChar"/>
-        </w:rPr>
-        <w:t xml:space="preserve">Placebo 1    1     </w:t>
-      </w:r>
-      <w:r>
-        <w:br/>
-      </w:r>
-      <w:r>
-        <w:br/>
-      </w:r>
-      <w:r>
-        <w:rPr>
-          <w:rStyle w:val="VerbatimChar"/>
-        </w:rPr>
-        <w:t xml:space="preserve">P value adjustment method: holm </w:t>
-      </w:r>
-    </w:p>
-    <w:p>
-      <w:pPr>
-        <w:pStyle w:val="FirstParagraph"/>
-      </w:pPr>
-      <w:r>
-        <w:t xml:space="preserve">Leneær Mixed-model- test (HF)</w:t>
+        <w:t xml:space="preserve">Standardiserte koeffisienter (RPM):</w:t>
       </w:r>
     </w:p>
     <w:p>
@@ -3951,13 +7511,85 @@
         <w:pStyle w:val="SourceCode"/>
       </w:pPr>
       <w:r>
-        <w:br/>
-      </w:r>
-      <w:r>
-        <w:rPr>
-          <w:rStyle w:val="VerbatimChar"/>
-        </w:rPr>
-        <w:t xml:space="preserve">LMM (HF) – fixed effects:</w:t>
+        <w:rPr>
+          <w:rStyle w:val="VerbatimChar"/>
+        </w:rPr>
+        <w:t xml:space="preserve"># Standardization method: refit</w:t>
+      </w:r>
+      <w:r>
+        <w:br/>
+      </w:r>
+      <w:r>
+        <w:br/>
+      </w:r>
+      <w:r>
+        <w:rPr>
+          <w:rStyle w:val="VerbatimChar"/>
+        </w:rPr>
+        <w:t xml:space="preserve">Parameter                     | Std. Coef. |         95% CI</w:t>
+      </w:r>
+      <w:r>
+        <w:br/>
+      </w:r>
+      <w:r>
+        <w:rPr>
+          <w:rStyle w:val="VerbatimChar"/>
+        </w:rPr>
+        <w:t xml:space="preserve">-----------------------------------------------------------</w:t>
+      </w:r>
+      <w:r>
+        <w:br/>
+      </w:r>
+      <w:r>
+        <w:rPr>
+          <w:rStyle w:val="VerbatimChar"/>
+        </w:rPr>
+        <w:t xml:space="preserve">(Intercept)                   |      -0.11 | [-0.56,  0.34]</w:t>
+      </w:r>
+      <w:r>
+        <w:br/>
+      </w:r>
+      <w:r>
+        <w:rPr>
+          <w:rStyle w:val="VerbatimChar"/>
+        </w:rPr>
+        <w:t xml:space="preserve">protocol [Bikarb]             |       0.20 | [ 0.13,  0.27]</w:t>
+      </w:r>
+      <w:r>
+        <w:br/>
+      </w:r>
+      <w:r>
+        <w:rPr>
+          <w:rStyle w:val="VerbatimChar"/>
+        </w:rPr>
+        <w:t xml:space="preserve">protocol [Placebo]            |       0.13 | [ 0.06,  0.20]</w:t>
+      </w:r>
+      <w:r>
+        <w:br/>
+      </w:r>
+      <w:r>
+        <w:rPr>
+          <w:rStyle w:val="VerbatimChar"/>
+        </w:rPr>
+        <w:t xml:space="preserve">time min                      |      -0.24 | [-0.48,  0.00]</w:t>
+      </w:r>
+      <w:r>
+        <w:br/>
+      </w:r>
+      <w:r>
+        <w:rPr>
+          <w:rStyle w:val="VerbatimChar"/>
+        </w:rPr>
+        <w:t xml:space="preserve">protocol [Bikarb] × time min  |       0.17 | [ 0.09,  0.24]</w:t>
+      </w:r>
+      <w:r>
+        <w:br/>
+      </w:r>
+      <w:r>
+        <w:rPr>
+          <w:rStyle w:val="VerbatimChar"/>
+        </w:rPr>
+        <w:t xml:space="preserve">protocol [Placebo] × time min |      -0.03 | [-0.10,  0.04]</w:t>
       </w:r>
     </w:p>
     <w:p>
@@ -3965,322 +7597,13 @@
         <w:pStyle w:val="SourceCode"/>
       </w:pPr>
       <w:r>
-        <w:rPr>
-          <w:rStyle w:val="VerbatimChar"/>
-        </w:rPr>
-        <w:t xml:space="preserve">Linear mixed model fit by maximum likelihood . t-tests use Satterthwaite's</w:t>
-      </w:r>
-      <w:r>
-        <w:br/>
-      </w:r>
-      <w:r>
-        <w:rPr>
-          <w:rStyle w:val="VerbatimChar"/>
-        </w:rPr>
-        <w:t xml:space="preserve">  method [lmerModLmerTest]</w:t>
-      </w:r>
-      <w:r>
-        <w:br/>
-      </w:r>
-      <w:r>
-        <w:rPr>
-          <w:rStyle w:val="VerbatimChar"/>
-        </w:rPr>
-        <w:t xml:space="preserve">Formula: hf ~ protocol * time_min + (1 + time_min | id)</w:t>
-      </w:r>
-      <w:r>
-        <w:br/>
-      </w:r>
-      <w:r>
-        <w:rPr>
-          <w:rStyle w:val="VerbatimChar"/>
-        </w:rPr>
-        <w:t xml:space="preserve">   Data: hf_ts</w:t>
-      </w:r>
-      <w:r>
-        <w:br/>
-      </w:r>
-      <w:r>
-        <w:br/>
-      </w:r>
-      <w:r>
-        <w:rPr>
-          <w:rStyle w:val="VerbatimChar"/>
-        </w:rPr>
-        <w:t xml:space="preserve">     AIC      BIC   logLik deviance df.resid </w:t>
-      </w:r>
-      <w:r>
-        <w:br/>
-      </w:r>
-      <w:r>
-        <w:rPr>
-          <w:rStyle w:val="VerbatimChar"/>
-        </w:rPr>
-        <w:t xml:space="preserve">  8580.8   8631.7  -4280.4   8560.8     1190 </w:t>
-      </w:r>
-      <w:r>
-        <w:br/>
-      </w:r>
-      <w:r>
-        <w:br/>
-      </w:r>
-      <w:r>
-        <w:rPr>
-          <w:rStyle w:val="VerbatimChar"/>
-        </w:rPr>
-        <w:t xml:space="preserve">Scaled residuals: </w:t>
-      </w:r>
-      <w:r>
-        <w:br/>
-      </w:r>
-      <w:r>
-        <w:rPr>
-          <w:rStyle w:val="VerbatimChar"/>
-        </w:rPr>
-        <w:t xml:space="preserve">    Min      1Q  Median      3Q     Max </w:t>
-      </w:r>
-      <w:r>
-        <w:br/>
-      </w:r>
-      <w:r>
-        <w:rPr>
-          <w:rStyle w:val="VerbatimChar"/>
-        </w:rPr>
-        <w:t xml:space="preserve">-8.7882 -0.3009  0.1994  0.5633  1.4944 </w:t>
-      </w:r>
-      <w:r>
-        <w:br/>
-      </w:r>
-      <w:r>
-        <w:br/>
-      </w:r>
-      <w:r>
-        <w:rPr>
-          <w:rStyle w:val="VerbatimChar"/>
-        </w:rPr>
-        <w:t xml:space="preserve">Random effects:</w:t>
-      </w:r>
-      <w:r>
-        <w:br/>
-      </w:r>
-      <w:r>
-        <w:rPr>
-          <w:rStyle w:val="VerbatimChar"/>
-        </w:rPr>
-        <w:t xml:space="preserve"> Groups   Name        Variance Std.Dev. Corr </w:t>
-      </w:r>
-      <w:r>
-        <w:br/>
-      </w:r>
-      <w:r>
-        <w:rPr>
-          <w:rStyle w:val="VerbatimChar"/>
-        </w:rPr>
-        <w:t xml:space="preserve"> id       (Intercept) 60.56622 7.7824        </w:t>
-      </w:r>
-      <w:r>
-        <w:br/>
-      </w:r>
-      <w:r>
-        <w:rPr>
-          <w:rStyle w:val="VerbatimChar"/>
-        </w:rPr>
-        <w:t xml:space="preserve">          time_min     0.03013 0.1736   -0.25</w:t>
-      </w:r>
-      <w:r>
-        <w:br/>
-      </w:r>
-      <w:r>
-        <w:rPr>
-          <w:rStyle w:val="VerbatimChar"/>
-        </w:rPr>
-        <w:t xml:space="preserve"> Residual             70.07390 8.3710        </w:t>
-      </w:r>
-      <w:r>
-        <w:br/>
-      </w:r>
-      <w:r>
-        <w:rPr>
-          <w:rStyle w:val="VerbatimChar"/>
-        </w:rPr>
-        <w:t xml:space="preserve">Number of obs: 1200, groups:  id, 10</w:t>
-      </w:r>
-      <w:r>
-        <w:br/>
-      </w:r>
-      <w:r>
-        <w:br/>
-      </w:r>
-      <w:r>
-        <w:rPr>
-          <w:rStyle w:val="VerbatimChar"/>
-        </w:rPr>
-        <w:t xml:space="preserve">Fixed effects:</w:t>
-      </w:r>
-      <w:r>
-        <w:br/>
-      </w:r>
-      <w:r>
-        <w:rPr>
-          <w:rStyle w:val="VerbatimChar"/>
-        </w:rPr>
-        <w:t xml:space="preserve">                           Estimate Std. Error         df t value Pr(&gt;|t|)    </w:t>
-      </w:r>
-      <w:r>
-        <w:br/>
-      </w:r>
-      <w:r>
-        <w:rPr>
-          <w:rStyle w:val="VerbatimChar"/>
-        </w:rPr>
-        <w:t xml:space="preserve">(Intercept)               159.52902    2.59456   11.29014  61.486 1.28e-15 ***</w:t>
-      </w:r>
-      <w:r>
-        <w:br/>
-      </w:r>
-      <w:r>
-        <w:rPr>
-          <w:rStyle w:val="VerbatimChar"/>
-        </w:rPr>
-        <w:t xml:space="preserve">protocolBikarb             -1.17427    1.16198 1180.08734  -1.011    0.312    </w:t>
-      </w:r>
-      <w:r>
-        <w:br/>
-      </w:r>
-      <w:r>
-        <w:rPr>
-          <w:rStyle w:val="VerbatimChar"/>
-        </w:rPr>
-        <w:t xml:space="preserve">protocolPlacebo             0.71671    1.16198 1180.08734   0.617    0.537    </w:t>
-      </w:r>
-      <w:r>
-        <w:br/>
-      </w:r>
-      <w:r>
-        <w:rPr>
-          <w:rStyle w:val="VerbatimChar"/>
-        </w:rPr>
-        <w:t xml:space="preserve">time_min                    1.58882    0.09095   29.81888  17.469  &lt; 2e-16 ***</w:t>
-      </w:r>
-      <w:r>
-        <w:br/>
-      </w:r>
-      <w:r>
-        <w:rPr>
-          <w:rStyle w:val="VerbatimChar"/>
-        </w:rPr>
-        <w:t xml:space="preserve">protocolBikarb:time_min     0.01223    0.10256 1180.08734   0.119    0.905    </w:t>
-      </w:r>
-      <w:r>
-        <w:br/>
-      </w:r>
-      <w:r>
-        <w:rPr>
-          <w:rStyle w:val="VerbatimChar"/>
-        </w:rPr>
-        <w:t xml:space="preserve">protocolPlacebo:time_min   -0.13582    0.10256 1180.08734  -1.324    0.186    </w:t>
-      </w:r>
-      <w:r>
-        <w:br/>
-      </w:r>
-      <w:r>
-        <w:rPr>
-          <w:rStyle w:val="VerbatimChar"/>
-        </w:rPr>
-        <w:t xml:space="preserve">---</w:t>
-      </w:r>
-      <w:r>
-        <w:br/>
-      </w:r>
-      <w:r>
-        <w:rPr>
-          <w:rStyle w:val="VerbatimChar"/>
-        </w:rPr>
-        <w:t xml:space="preserve">Signif. codes:  0 '***' 0.001 '**' 0.01 '*' 0.05 '.' 0.1 ' ' 1</w:t>
-      </w:r>
-      <w:r>
-        <w:br/>
-      </w:r>
-      <w:r>
-        <w:br/>
-      </w:r>
-      <w:r>
-        <w:rPr>
-          <w:rStyle w:val="VerbatimChar"/>
-        </w:rPr>
-        <w:t xml:space="preserve">Correlation of Fixed Effects:</w:t>
-      </w:r>
-      <w:r>
-        <w:br/>
-      </w:r>
-      <w:r>
-        <w:rPr>
-          <w:rStyle w:val="VerbatimChar"/>
-        </w:rPr>
-        <w:t xml:space="preserve">            (Intr) prtclB prtclP tim_mn prtB:_</w:t>
-      </w:r>
-      <w:r>
-        <w:br/>
-      </w:r>
-      <w:r>
-        <w:rPr>
-          <w:rStyle w:val="VerbatimChar"/>
-        </w:rPr>
-        <w:t xml:space="preserve">protoclBkrb -0.224                            </w:t>
-      </w:r>
-      <w:r>
-        <w:br/>
-      </w:r>
-      <w:r>
-        <w:rPr>
-          <w:rStyle w:val="VerbatimChar"/>
-        </w:rPr>
-        <w:t xml:space="preserve">protoclPlcb -0.224  0.500                     </w:t>
-      </w:r>
-      <w:r>
-        <w:br/>
-      </w:r>
-      <w:r>
-        <w:rPr>
-          <w:rStyle w:val="VerbatimChar"/>
-        </w:rPr>
-        <w:t xml:space="preserve">time_min    -0.362  0.485  0.485              </w:t>
-      </w:r>
-      <w:r>
-        <w:br/>
-      </w:r>
-      <w:r>
-        <w:rPr>
-          <w:rStyle w:val="VerbatimChar"/>
-        </w:rPr>
-        <w:t xml:space="preserve">prtclBkrb:_  0.193 -0.861 -0.430 -0.564       </w:t>
-      </w:r>
-      <w:r>
-        <w:br/>
-      </w:r>
-      <w:r>
-        <w:rPr>
-          <w:rStyle w:val="VerbatimChar"/>
-        </w:rPr>
-        <w:t xml:space="preserve">prtclPlcb:_  0.193 -0.430 -0.861 -0.564  0.500</w:t>
-      </w:r>
-      <w:r>
-        <w:br/>
-      </w:r>
-      <w:r>
-        <w:rPr>
-          <w:rStyle w:val="VerbatimChar"/>
-        </w:rPr>
-        <w:t xml:space="preserve">optimizer (nloptwrap) convergence code: 0 (OK)</w:t>
-      </w:r>
-      <w:r>
-        <w:br/>
-      </w:r>
-      <w:r>
-        <w:rPr>
-          <w:rStyle w:val="VerbatimChar"/>
-        </w:rPr>
-        <w:t xml:space="preserve">Model failed to converge with max|grad| = 0.0394948 (tol = 0.002, component 1)</w:t>
+        <w:br/>
+      </w:r>
+      <w:r>
+        <w:rPr>
+          <w:rStyle w:val="VerbatimChar"/>
+        </w:rPr>
+        <w:t xml:space="preserve">Parvise forskjeller i utvikling over tid / slope (RPM):</w:t>
       </w:r>
     </w:p>
     <w:p>
@@ -4288,13 +7611,58 @@
         <w:pStyle w:val="SourceCode"/>
       </w:pPr>
       <w:r>
-        <w:br/>
-      </w:r>
-      <w:r>
-        <w:rPr>
-          <w:rStyle w:val="VerbatimChar"/>
-        </w:rPr>
-        <w:t xml:space="preserve">Type III ANOVA (HF):</w:t>
+        <w:rPr>
+          <w:rStyle w:val="VerbatimChar"/>
+        </w:rPr>
+        <w:t xml:space="preserve"> contrast         estimate     SE   df t.ratio p.value</w:t>
+      </w:r>
+      <w:r>
+        <w:br/>
+      </w:r>
+      <w:r>
+        <w:rPr>
+          <w:rStyle w:val="VerbatimChar"/>
+        </w:rPr>
+        <w:t xml:space="preserve"> Apne - Bikarb     -0.2241 0.0507 1184  -4.423 &lt;0.0001</w:t>
+      </w:r>
+      <w:r>
+        <w:br/>
+      </w:r>
+      <w:r>
+        <w:rPr>
+          <w:rStyle w:val="VerbatimChar"/>
+        </w:rPr>
+        <w:t xml:space="preserve"> Apne - Placebo     0.0395 0.0507 1184   0.780  0.4356</w:t>
+      </w:r>
+      <w:r>
+        <w:br/>
+      </w:r>
+      <w:r>
+        <w:rPr>
+          <w:rStyle w:val="VerbatimChar"/>
+        </w:rPr>
+        <w:t xml:space="preserve"> Bikarb - Placebo   0.2636 0.0507 1184   5.203 &lt;0.0001</w:t>
+      </w:r>
+      <w:r>
+        <w:br/>
+      </w:r>
+      <w:r>
+        <w:br/>
+      </w:r>
+      <w:r>
+        <w:rPr>
+          <w:rStyle w:val="VerbatimChar"/>
+        </w:rPr>
+        <w:t xml:space="preserve">Degrees-of-freedom method: kenward-roger </w:t>
+      </w:r>
+      <w:r>
+        <w:br/>
+      </w:r>
+      <w:r>
+        <w:rPr>
+          <w:rStyle w:val="VerbatimChar"/>
+        </w:rPr>
+        <w:t xml:space="preserve">P value adjustment: holm method for 3 tests </w:t>
       </w:r>
     </w:p>
     <w:p>
@@ -4302,80 +7670,13 @@
         <w:pStyle w:val="SourceCode"/>
       </w:pPr>
       <w:r>
-        <w:rPr>
-          <w:rStyle w:val="VerbatimChar"/>
-        </w:rPr>
-        <w:t xml:space="preserve">Type III Analysis of Variance Table with Satterthwaite's method</w:t>
-      </w:r>
-      <w:r>
-        <w:br/>
-      </w:r>
-      <w:r>
-        <w:rPr>
-          <w:rStyle w:val="VerbatimChar"/>
-        </w:rPr>
-        <w:t xml:space="preserve">                  Sum Sq Mean Sq NumDF   DenDF F value   Pr(&gt;F)    </w:t>
-      </w:r>
-      <w:r>
-        <w:br/>
-      </w:r>
-      <w:r>
-        <w:rPr>
-          <w:rStyle w:val="VerbatimChar"/>
-        </w:rPr>
-        <w:t xml:space="preserve">protocol             189      95     2 1180.09   1.350   0.2596    </w:t>
-      </w:r>
-      <w:r>
-        <w:br/>
-      </w:r>
-      <w:r>
-        <w:rPr>
-          <w:rStyle w:val="VerbatimChar"/>
-        </w:rPr>
-        <w:t xml:space="preserve">time_min           35215   35215     1    9.94 502.544 7.64e-10 ***</w:t>
-      </w:r>
-      <w:r>
-        <w:br/>
-      </w:r>
-      <w:r>
-        <w:rPr>
-          <w:rStyle w:val="VerbatimChar"/>
-        </w:rPr>
-        <w:t xml:space="preserve">protocol:time_min    180      90     2 1180.09   1.284   0.2773    </w:t>
-      </w:r>
-      <w:r>
-        <w:br/>
-      </w:r>
-      <w:r>
-        <w:rPr>
-          <w:rStyle w:val="VerbatimChar"/>
-        </w:rPr>
-        <w:t xml:space="preserve">---</w:t>
-      </w:r>
-      <w:r>
-        <w:br/>
-      </w:r>
-      <w:r>
-        <w:rPr>
-          <w:rStyle w:val="VerbatimChar"/>
-        </w:rPr>
-        <w:t xml:space="preserve">Signif. codes:  0 '***' 0.001 '**' 0.01 '*' 0.05 '.' 0.1 ' ' 1</w:t>
-      </w:r>
-    </w:p>
-    <w:p>
-      <w:pPr>
-        <w:pStyle w:val="FirstParagraph"/>
-      </w:pPr>
-      <w:r>
-        <w:t xml:space="preserve">Kadens:</w:t>
-      </w:r>
-    </w:p>
-    <w:p>
-      <w:pPr>
-        <w:pStyle w:val="BodyText"/>
-      </w:pPr>
-      <w:r>
-        <w:t xml:space="preserve">Repeatet measures ANOVA (HF)</w:t>
+        <w:br/>
+      </w:r>
+      <w:r>
+        <w:rPr>
+          <w:rStyle w:val="VerbatimChar"/>
+        </w:rPr>
+        <w:t xml:space="preserve">Effect size for parvise slope-forskjeller (RPM):</w:t>
       </w:r>
     </w:p>
     <w:p>
@@ -4383,627 +7684,71 @@
         <w:pStyle w:val="SourceCode"/>
       </w:pPr>
       <w:r>
-        <w:br/>
-      </w:r>
-      <w:r>
-        <w:rPr>
-          <w:rStyle w:val="VerbatimChar"/>
-        </w:rPr>
-        <w:t xml:space="preserve">Antall per protokoll (RPM):</w:t>
-      </w:r>
-    </w:p>
-    <w:p>
-      <w:pPr>
-        <w:pStyle w:val="SourceCode"/>
-      </w:pPr>
-      <w:r>
-        <w:br/>
-      </w:r>
-      <w:r>
-        <w:rPr>
-          <w:rStyle w:val="VerbatimChar"/>
-        </w:rPr>
-        <w:t xml:space="preserve">   Apne  Bikarb Placebo </w:t>
-      </w:r>
-      <w:r>
-        <w:br/>
-      </w:r>
-      <w:r>
-        <w:rPr>
-          <w:rStyle w:val="VerbatimChar"/>
-        </w:rPr>
-        <w:t xml:space="preserve">     10      10      10 </w:t>
-      </w:r>
-    </w:p>
-    <w:p>
-      <w:pPr>
-        <w:pStyle w:val="SourceCode"/>
-      </w:pPr>
-      <w:r>
-        <w:br/>
-      </w:r>
-      <w:r>
-        <w:rPr>
-          <w:rStyle w:val="VerbatimChar"/>
-        </w:rPr>
-        <w:t xml:space="preserve">Antall deltakere (RPM): 10</w:t>
-      </w:r>
-    </w:p>
-    <w:p>
-      <w:pPr>
-        <w:pStyle w:val="SourceCode"/>
-      </w:pPr>
-      <w:r>
-        <w:br/>
-      </w:r>
-      <w:r>
-        <w:rPr>
-          <w:rStyle w:val="VerbatimChar"/>
-        </w:rPr>
-        <w:t xml:space="preserve">Repeated-measures ANOVA (RPM):</w:t>
-      </w:r>
-    </w:p>
-    <w:p>
-      <w:pPr>
-        <w:pStyle w:val="SourceCode"/>
-      </w:pPr>
-      <w:r>
-        <w:br/>
-      </w:r>
-      <w:r>
-        <w:rPr>
-          <w:rStyle w:val="VerbatimChar"/>
-        </w:rPr>
-        <w:t xml:space="preserve">Error: id</w:t>
-      </w:r>
-      <w:r>
-        <w:br/>
-      </w:r>
-      <w:r>
-        <w:rPr>
-          <w:rStyle w:val="VerbatimChar"/>
-        </w:rPr>
-        <w:t xml:space="preserve">          Df Sum Sq Mean Sq F value Pr(&gt;F)</w:t>
-      </w:r>
-      <w:r>
-        <w:br/>
-      </w:r>
-      <w:r>
-        <w:rPr>
-          <w:rStyle w:val="VerbatimChar"/>
-        </w:rPr>
-        <w:t xml:space="preserve">Residuals  9    959   106.6               </w:t>
-      </w:r>
-      <w:r>
-        <w:br/>
-      </w:r>
-      <w:r>
-        <w:br/>
-      </w:r>
-      <w:r>
-        <w:rPr>
-          <w:rStyle w:val="VerbatimChar"/>
-        </w:rPr>
-        <w:t xml:space="preserve">Error: id:protocol</w:t>
-      </w:r>
-      <w:r>
-        <w:br/>
-      </w:r>
-      <w:r>
-        <w:rPr>
-          <w:rStyle w:val="VerbatimChar"/>
-        </w:rPr>
-        <w:t xml:space="preserve">          Df Sum Sq Mean Sq F value Pr(&gt;F)</w:t>
-      </w:r>
-      <w:r>
-        <w:br/>
-      </w:r>
-      <w:r>
-        <w:rPr>
-          <w:rStyle w:val="VerbatimChar"/>
-        </w:rPr>
-        <w:t xml:space="preserve">protocol   2  12.59   6.296   0.979  0.395</w:t>
-      </w:r>
-      <w:r>
-        <w:br/>
-      </w:r>
-      <w:r>
-        <w:rPr>
-          <w:rStyle w:val="VerbatimChar"/>
-        </w:rPr>
-        <w:t xml:space="preserve">Residuals 18 115.79   6.433               </w:t>
-      </w:r>
-    </w:p>
-    <w:p>
-      <w:pPr>
-        <w:pStyle w:val="SourceCode"/>
-      </w:pPr>
-      <w:r>
-        <w:br/>
-      </w:r>
-      <w:r>
-        <w:rPr>
-          <w:rStyle w:val="VerbatimChar"/>
-        </w:rPr>
-        <w:t xml:space="preserve">Post-hoc (paired t-test, Holm) (RPM):</w:t>
-      </w:r>
-    </w:p>
-    <w:p>
-      <w:pPr>
-        <w:pStyle w:val="SourceCode"/>
-      </w:pPr>
-      <w:r>
-        <w:br/>
-      </w:r>
-      <w:r>
-        <w:rPr>
-          <w:rStyle w:val="VerbatimChar"/>
-        </w:rPr>
-        <w:t xml:space="preserve">    Pairwise comparisons using paired t tests </w:t>
-      </w:r>
-      <w:r>
-        <w:br/>
-      </w:r>
-      <w:r>
-        <w:br/>
-      </w:r>
-      <w:r>
-        <w:rPr>
-          <w:rStyle w:val="VerbatimChar"/>
-        </w:rPr>
-        <w:t xml:space="preserve">data:  rpm_long$mean_rpm and rpm_long$protocol </w:t>
-      </w:r>
-      <w:r>
-        <w:br/>
-      </w:r>
-      <w:r>
-        <w:br/>
-      </w:r>
-      <w:r>
-        <w:rPr>
-          <w:rStyle w:val="VerbatimChar"/>
-        </w:rPr>
-        <w:t xml:space="preserve">        Apne Bikarb</w:t>
-      </w:r>
-      <w:r>
-        <w:br/>
-      </w:r>
-      <w:r>
-        <w:rPr>
-          <w:rStyle w:val="VerbatimChar"/>
-        </w:rPr>
-        <w:t xml:space="preserve">Bikarb  0.89 -     </w:t>
-      </w:r>
-      <w:r>
-        <w:br/>
-      </w:r>
-      <w:r>
-        <w:rPr>
-          <w:rStyle w:val="VerbatimChar"/>
-        </w:rPr>
-        <w:t xml:space="preserve">Placebo 0.89 0.89  </w:t>
-      </w:r>
-      <w:r>
-        <w:br/>
-      </w:r>
-      <w:r>
-        <w:br/>
-      </w:r>
-      <w:r>
-        <w:rPr>
-          <w:rStyle w:val="VerbatimChar"/>
-        </w:rPr>
-        <w:t xml:space="preserve">P value adjustment method: holm </w:t>
-      </w:r>
-    </w:p>
-    <w:p>
-      <w:pPr>
-        <w:pStyle w:val="FirstParagraph"/>
-      </w:pPr>
-      <w:r>
-        <w:t xml:space="preserve">Leneær Mixed-model- test (RPM)</w:t>
-      </w:r>
-    </w:p>
-    <w:p>
-      <w:pPr>
-        <w:pStyle w:val="SourceCode"/>
-      </w:pPr>
-      <w:r>
-        <w:br/>
-      </w:r>
-      <w:r>
-        <w:rPr>
-          <w:rStyle w:val="VerbatimChar"/>
-        </w:rPr>
-        <w:t xml:space="preserve">LMM (RPM) – fixed effects:</w:t>
-      </w:r>
-    </w:p>
-    <w:p>
-      <w:pPr>
-        <w:pStyle w:val="SourceCode"/>
-      </w:pPr>
-      <w:r>
-        <w:rPr>
-          <w:rStyle w:val="VerbatimChar"/>
-        </w:rPr>
-        <w:t xml:space="preserve">Linear mixed model fit by maximum likelihood . t-tests use Satterthwaite's</w:t>
-      </w:r>
-      <w:r>
-        <w:br/>
-      </w:r>
-      <w:r>
-        <w:rPr>
-          <w:rStyle w:val="VerbatimChar"/>
-        </w:rPr>
-        <w:t xml:space="preserve">  method [lmerModLmerTest]</w:t>
-      </w:r>
-      <w:r>
-        <w:br/>
-      </w:r>
-      <w:r>
-        <w:rPr>
-          <w:rStyle w:val="VerbatimChar"/>
-        </w:rPr>
-        <w:t xml:space="preserve">Formula: rpm ~ protocol * time_min + (1 + time_min | id)</w:t>
-      </w:r>
-      <w:r>
-        <w:br/>
-      </w:r>
-      <w:r>
-        <w:rPr>
-          <w:rStyle w:val="VerbatimChar"/>
-        </w:rPr>
-        <w:t xml:space="preserve">   Data: rpm_ts</w:t>
-      </w:r>
-      <w:r>
-        <w:br/>
-      </w:r>
-      <w:r>
-        <w:br/>
-      </w:r>
-      <w:r>
-        <w:rPr>
-          <w:rStyle w:val="VerbatimChar"/>
-        </w:rPr>
-        <w:t xml:space="preserve">     AIC      BIC   logLik deviance df.resid </w:t>
-      </w:r>
-      <w:r>
-        <w:br/>
-      </w:r>
-      <w:r>
-        <w:rPr>
-          <w:rStyle w:val="VerbatimChar"/>
-        </w:rPr>
-        <w:t xml:space="preserve">  6912.4   6963.3  -3446.2   6892.4     1190 </w:t>
-      </w:r>
-      <w:r>
-        <w:br/>
-      </w:r>
-      <w:r>
-        <w:br/>
-      </w:r>
-      <w:r>
-        <w:rPr>
-          <w:rStyle w:val="VerbatimChar"/>
-        </w:rPr>
-        <w:t xml:space="preserve">Scaled residuals: </w:t>
-      </w:r>
-      <w:r>
-        <w:br/>
-      </w:r>
-      <w:r>
-        <w:rPr>
-          <w:rStyle w:val="VerbatimChar"/>
-        </w:rPr>
-        <w:t xml:space="preserve">     Min       1Q   Median       3Q      Max </w:t>
-      </w:r>
-      <w:r>
-        <w:br/>
-      </w:r>
-      <w:r>
-        <w:rPr>
-          <w:rStyle w:val="VerbatimChar"/>
-        </w:rPr>
-        <w:t xml:space="preserve">-10.3990  -0.4727   0.0578   0.5564   2.9511 </w:t>
-      </w:r>
-      <w:r>
-        <w:br/>
-      </w:r>
-      <w:r>
-        <w:br/>
-      </w:r>
-      <w:r>
-        <w:rPr>
-          <w:rStyle w:val="VerbatimChar"/>
-        </w:rPr>
-        <w:t xml:space="preserve">Random effects:</w:t>
-      </w:r>
-      <w:r>
-        <w:br/>
-      </w:r>
-      <w:r>
-        <w:rPr>
-          <w:rStyle w:val="VerbatimChar"/>
-        </w:rPr>
-        <w:t xml:space="preserve"> Groups   Name        Variance Std.Dev. Corr </w:t>
-      </w:r>
-      <w:r>
-        <w:br/>
-      </w:r>
-      <w:r>
-        <w:rPr>
-          <w:rStyle w:val="VerbatimChar"/>
-        </w:rPr>
-        <w:t xml:space="preserve"> id       (Intercept)  9.9573  3.1555        </w:t>
-      </w:r>
-      <w:r>
-        <w:br/>
-      </w:r>
-      <w:r>
-        <w:rPr>
-          <w:rStyle w:val="VerbatimChar"/>
-        </w:rPr>
-        <w:t xml:space="preserve">          time_min     0.2552  0.5052   -0.08</w:t>
-      </w:r>
-      <w:r>
-        <w:br/>
-      </w:r>
-      <w:r>
-        <w:rPr>
-          <w:rStyle w:val="VerbatimChar"/>
-        </w:rPr>
-        <w:t xml:space="preserve"> Residual             17.0431  4.1283        </w:t>
-      </w:r>
-      <w:r>
-        <w:br/>
-      </w:r>
-      <w:r>
-        <w:rPr>
-          <w:rStyle w:val="VerbatimChar"/>
-        </w:rPr>
-        <w:t xml:space="preserve">Number of obs: 1200, groups:  id, 10</w:t>
-      </w:r>
-      <w:r>
-        <w:br/>
-      </w:r>
-      <w:r>
-        <w:br/>
-      </w:r>
-      <w:r>
-        <w:rPr>
-          <w:rStyle w:val="VerbatimChar"/>
-        </w:rPr>
-        <w:t xml:space="preserve">Fixed effects:</w:t>
-      </w:r>
-      <w:r>
-        <w:br/>
-      </w:r>
-      <w:r>
-        <w:rPr>
-          <w:rStyle w:val="VerbatimChar"/>
-        </w:rPr>
-        <w:t xml:space="preserve">                           Estimate Std. Error         df t value Pr(&gt;|t|)    </w:t>
-      </w:r>
-      <w:r>
-        <w:br/>
-      </w:r>
-      <w:r>
-        <w:rPr>
-          <w:rStyle w:val="VerbatimChar"/>
-        </w:rPr>
-        <w:t xml:space="preserve">(Intercept)                93.51817    1.07700   12.19194  86.832  &lt; 2e-16 ***</w:t>
-      </w:r>
-      <w:r>
-        <w:br/>
-      </w:r>
-      <w:r>
-        <w:rPr>
-          <w:rStyle w:val="VerbatimChar"/>
-        </w:rPr>
-        <w:t xml:space="preserve">protocolBikarb             -0.61988    0.57305 1179.99984  -1.082   0.2796    </w:t>
-      </w:r>
-      <w:r>
-        <w:br/>
-      </w:r>
-      <w:r>
-        <w:rPr>
-          <w:rStyle w:val="VerbatimChar"/>
-        </w:rPr>
-        <w:t xml:space="preserve">protocolPlacebo             1.39524    0.57305 1179.99984   2.435   0.0150 *  </w:t>
-      </w:r>
-      <w:r>
-        <w:br/>
-      </w:r>
-      <w:r>
-        <w:rPr>
-          <w:rStyle w:val="VerbatimChar"/>
-        </w:rPr>
-        <w:t xml:space="preserve">time_min                   -0.32520    0.16371   10.66808  -1.986   0.0733 .  </w:t>
-      </w:r>
-      <w:r>
-        <w:br/>
-      </w:r>
-      <w:r>
-        <w:rPr>
-          <w:rStyle w:val="VerbatimChar"/>
-        </w:rPr>
-        <w:t xml:space="preserve">protocolBikarb:time_min     0.22409    0.05058 1179.99984   4.431 1.03e-05 ***</w:t>
-      </w:r>
-      <w:r>
-        <w:br/>
-      </w:r>
-      <w:r>
-        <w:rPr>
-          <w:rStyle w:val="VerbatimChar"/>
-        </w:rPr>
-        <w:t xml:space="preserve">protocolPlacebo:time_min   -0.03951    0.05058 1179.99984  -0.781   0.4348    </w:t>
-      </w:r>
-      <w:r>
-        <w:br/>
-      </w:r>
-      <w:r>
-        <w:rPr>
-          <w:rStyle w:val="VerbatimChar"/>
-        </w:rPr>
-        <w:t xml:space="preserve">---</w:t>
-      </w:r>
-      <w:r>
-        <w:br/>
-      </w:r>
-      <w:r>
-        <w:rPr>
-          <w:rStyle w:val="VerbatimChar"/>
-        </w:rPr>
-        <w:t xml:space="preserve">Signif. codes:  0 '***' 0.001 '**' 0.01 '*' 0.05 '.' 0.1 ' ' 1</w:t>
-      </w:r>
-      <w:r>
-        <w:br/>
-      </w:r>
-      <w:r>
-        <w:br/>
-      </w:r>
-      <w:r>
-        <w:rPr>
-          <w:rStyle w:val="VerbatimChar"/>
-        </w:rPr>
-        <w:t xml:space="preserve">Correlation of Fixed Effects:</w:t>
-      </w:r>
-      <w:r>
-        <w:br/>
-      </w:r>
-      <w:r>
-        <w:rPr>
-          <w:rStyle w:val="VerbatimChar"/>
-        </w:rPr>
-        <w:t xml:space="preserve">            (Intr) prtclB prtclP tim_mn prtB:_</w:t>
-      </w:r>
-      <w:r>
-        <w:br/>
-      </w:r>
-      <w:r>
-        <w:rPr>
-          <w:rStyle w:val="VerbatimChar"/>
-        </w:rPr>
-        <w:t xml:space="preserve">protoclBkrb -0.266                            </w:t>
-      </w:r>
-      <w:r>
-        <w:br/>
-      </w:r>
-      <w:r>
-        <w:rPr>
-          <w:rStyle w:val="VerbatimChar"/>
-        </w:rPr>
-        <w:t xml:space="preserve">protoclPlcb -0.266  0.500                     </w:t>
-      </w:r>
-      <w:r>
-        <w:br/>
-      </w:r>
-      <w:r>
-        <w:rPr>
-          <w:rStyle w:val="VerbatimChar"/>
-        </w:rPr>
-        <w:t xml:space="preserve">time_min    -0.140  0.133  0.133              </w:t>
-      </w:r>
-      <w:r>
-        <w:br/>
-      </w:r>
-      <w:r>
-        <w:rPr>
-          <w:rStyle w:val="VerbatimChar"/>
-        </w:rPr>
-        <w:t xml:space="preserve">prtclBkrb:_  0.229 -0.861 -0.430 -0.154       </w:t>
-      </w:r>
-      <w:r>
-        <w:br/>
-      </w:r>
-      <w:r>
-        <w:rPr>
-          <w:rStyle w:val="VerbatimChar"/>
-        </w:rPr>
-        <w:t xml:space="preserve">prtclPlcb:_  0.229 -0.430 -0.861 -0.154  0.500</w:t>
-      </w:r>
-    </w:p>
-    <w:p>
-      <w:pPr>
-        <w:pStyle w:val="SourceCode"/>
-      </w:pPr>
-      <w:r>
-        <w:br/>
-      </w:r>
-      <w:r>
-        <w:rPr>
-          <w:rStyle w:val="VerbatimChar"/>
-        </w:rPr>
-        <w:t xml:space="preserve">Type III ANOVA (RPM):</w:t>
-      </w:r>
-    </w:p>
-    <w:p>
-      <w:pPr>
-        <w:pStyle w:val="SourceCode"/>
-      </w:pPr>
-      <w:r>
-        <w:rPr>
-          <w:rStyle w:val="VerbatimChar"/>
-        </w:rPr>
-        <w:t xml:space="preserve">Type III Analysis of Variance Table with Satterthwaite's method</w:t>
-      </w:r>
-      <w:r>
-        <w:br/>
-      </w:r>
-      <w:r>
-        <w:rPr>
-          <w:rStyle w:val="VerbatimChar"/>
-        </w:rPr>
-        <w:t xml:space="preserve">                  Sum Sq Mean Sq NumDF DenDF F value   Pr(&gt;F)    </w:t>
-      </w:r>
-      <w:r>
-        <w:br/>
-      </w:r>
-      <w:r>
-        <w:rPr>
-          <w:rStyle w:val="VerbatimChar"/>
-        </w:rPr>
-        <w:t xml:space="preserve">protocol          221.15 110.573     2  1180  6.4879 0.001577 ** </w:t>
-      </w:r>
-      <w:r>
-        <w:br/>
-      </w:r>
-      <w:r>
-        <w:rPr>
-          <w:rStyle w:val="VerbatimChar"/>
-        </w:rPr>
-        <w:t xml:space="preserve">time_min           45.66  45.663     1    10  2.6793 0.132703    </w:t>
-      </w:r>
-      <w:r>
-        <w:br/>
-      </w:r>
-      <w:r>
-        <w:rPr>
-          <w:rStyle w:val="VerbatimChar"/>
-        </w:rPr>
-        <w:t xml:space="preserve">protocol:time_min 538.61 269.306     2  1180 15.8015 1.69e-07 ***</w:t>
-      </w:r>
-      <w:r>
-        <w:br/>
-      </w:r>
-      <w:r>
-        <w:rPr>
-          <w:rStyle w:val="VerbatimChar"/>
-        </w:rPr>
-        <w:t xml:space="preserve">---</w:t>
-      </w:r>
-      <w:r>
-        <w:br/>
-      </w:r>
-      <w:r>
-        <w:rPr>
-          <w:rStyle w:val="VerbatimChar"/>
-        </w:rPr>
-        <w:t xml:space="preserve">Signif. codes:  0 '***' 0.001 '**' 0.01 '*' 0.05 '.' 0.1 ' ' 1</w:t>
-      </w:r>
-    </w:p>
-    <w:bookmarkEnd w:id="51"/>
-    <w:bookmarkStart w:id="70" w:name="blodanalyse-1"/>
+        <w:rPr>
+          <w:rStyle w:val="VerbatimChar"/>
+        </w:rPr>
+        <w:t xml:space="preserve"> contrast         effect.size     SE   df lower.CL upper.CL</w:t>
+      </w:r>
+      <w:r>
+        <w:br/>
+      </w:r>
+      <w:r>
+        <w:rPr>
+          <w:rStyle w:val="VerbatimChar"/>
+        </w:rPr>
+        <w:t xml:space="preserve"> Apne - Bikarb       -0.05428 0.0123 11.8  -0.0812  -0.0274</w:t>
+      </w:r>
+      <w:r>
+        <w:br/>
+      </w:r>
+      <w:r>
+        <w:rPr>
+          <w:rStyle w:val="VerbatimChar"/>
+        </w:rPr>
+        <w:t xml:space="preserve"> Apne - Placebo       0.00957 0.0123 11.8  -0.0172   0.0364</w:t>
+      </w:r>
+      <w:r>
+        <w:br/>
+      </w:r>
+      <w:r>
+        <w:rPr>
+          <w:rStyle w:val="VerbatimChar"/>
+        </w:rPr>
+        <w:t xml:space="preserve"> Bikarb - Placebo     0.06385 0.0123 11.8   0.0369   0.0908</w:t>
+      </w:r>
+      <w:r>
+        <w:br/>
+      </w:r>
+      <w:r>
+        <w:br/>
+      </w:r>
+      <w:r>
+        <w:rPr>
+          <w:rStyle w:val="VerbatimChar"/>
+        </w:rPr>
+        <w:t xml:space="preserve">sigma used for effect sizes: 4.128 </w:t>
+      </w:r>
+      <w:r>
+        <w:br/>
+      </w:r>
+      <w:r>
+        <w:rPr>
+          <w:rStyle w:val="VerbatimChar"/>
+        </w:rPr>
+        <w:t xml:space="preserve">Degrees-of-freedom method: inherited from kenward-roger when re-gridding </w:t>
+      </w:r>
+      <w:r>
+        <w:br/>
+      </w:r>
+      <w:r>
+        <w:rPr>
+          <w:rStyle w:val="VerbatimChar"/>
+        </w:rPr>
+        <w:t xml:space="preserve">Confidence level used: 0.95 </w:t>
+      </w:r>
+    </w:p>
+    <w:bookmarkEnd w:id="55"/>
+    <w:bookmarkStart w:id="80" w:name="blodanalyse-1"/>
     <w:p>
       <w:pPr>
         <w:pStyle w:val="Heading2"/>
@@ -5012,21 +7757,13 @@
         <w:t xml:space="preserve">4.2 Blodanalyse</w:t>
       </w:r>
     </w:p>
-    <w:bookmarkStart w:id="57" w:name="laktat-1"/>
+    <w:bookmarkStart w:id="61" w:name="laktat-1"/>
     <w:p>
       <w:pPr>
         <w:pStyle w:val="Heading3"/>
       </w:pPr>
       <w:r>
         <w:t xml:space="preserve">4.2.1 Laktat</w:t>
-      </w:r>
-    </w:p>
-    <w:p>
-      <w:pPr>
-        <w:pStyle w:val="FirstParagraph"/>
-      </w:pPr>
-      <w:r>
-        <w:t xml:space="preserve">Som tidligere nevnt ble det tatt laktatprøver ti minutter inn i prestasjonstestene og ett minutt etter gjennomført test. Ved målingen etter ti minutt var gjennomsnittlig laktat i de forskjellige behandlingene: apné 6,79 ± 0,71 mmol/L, bikarbonat 9,43 ± 1,67 mmol/L og placebo 7,70 ± 1,29 mmol/L (se tabell 4.1). Her var det signifikant høyere laktatnivå hos bikarbonat enn de to andre behandlingene (p = 0,001). Det var også en signifikant forskjell mellom apné og placebo (p = 0,022).</w:t>
       </w:r>
     </w:p>
     <w:tbl>
@@ -5042,7 +7779,7 @@
       <w:tr>
         <w:tc>
           <w:tcPr/>
-          <w:bookmarkStart w:id="52" w:name="tbl-laktat"/>
+          <w:bookmarkStart w:id="56" w:name="tbl-laktat"/>
           <w:p>
             <w:pPr>
               <w:jc w:val="center"/>
@@ -6030,18 +8767,10 @@
               </w:tc>
             </w:tr>
           </w:tbl>
-          <w:bookmarkEnd w:id="52"/>
+          <w:bookmarkEnd w:id="56"/>
         </w:tc>
       </w:tr>
     </w:tbl>
-    <w:p>
-      <w:pPr>
-        <w:pStyle w:val="BodyText"/>
-      </w:pPr>
-      <w:r>
-        <w:t xml:space="preserve">Det var signifikant økning i laktat ved alle tre protokollene (p = &lt; 0,001), og en signifikant stører økning i laktat ved bikarbonat enn ved apné og placebo (p = &lt; 0,001) (se figur 4.3). Post hov med Holm-korrigering viste at det også var signifikante forskjeller i laktat mellom behandlingene ved post-målingen. Apne målte 10,15 ± 1,85, bikarbonat målte 14.52 ± 2,44 og placebo målte 10,86 ± 1,83 (se tabell 4.1). Størst signifikans var det mellom bikarbonat i forhold til de to andre behandlingene (p = &lt; 1e-5), men det var også ved postmålingen signifikant lavere laktatverdier ved apne enn ved placebo (p = 0,028)</w:t>
-      </w:r>
-    </w:p>
     <w:tbl>
       <w:tblPr>
         <w:tblStyle w:val="Table"/>
@@ -6055,7 +8784,7 @@
       <w:tr>
         <w:tc>
           <w:tcPr/>
-          <w:bookmarkStart w:id="56" w:name="fig-laktat-slope-panels"/>
+          <w:bookmarkStart w:id="60" w:name="fig-laktat-slope-panels"/>
           <w:p>
             <w:pPr>
               <w:pStyle w:val="Compact"/>
@@ -6066,18 +8795,18 @@
                 <wp:inline>
                   <wp:extent cx="5334000" cy="3550853"/>
                   <wp:effectExtent b="0" l="0" r="0" t="0"/>
-                  <wp:docPr descr="" title="" id="54" name="Picture"/>
+                  <wp:docPr descr="" title="" id="58" name="Picture"/>
                   <a:graphic>
                     <a:graphicData uri="http://schemas.openxmlformats.org/drawingml/2006/picture">
                       <pic:pic>
                         <pic:nvPicPr>
-                          <pic:cNvPr descr="results_files/figure-docx/fig-laktat-slope-panels-1.png" id="55" name="Picture"/>
+                          <pic:cNvPr descr="results_files/figure-docx/fig-laktat-slope-panels-1.png" id="59" name="Picture"/>
                           <pic:cNvPicPr>
                             <a:picLocks noChangeArrowheads="1" noChangeAspect="1"/>
                           </pic:cNvPicPr>
                         </pic:nvPicPr>
                         <pic:blipFill>
-                          <a:blip r:embed="rId53"/>
+                          <a:blip r:embed="rId57"/>
                           <a:stretch>
                             <a:fillRect/>
                           </a:stretch>
@@ -6114,10 +8843,10 @@
               <w:pStyle w:val="ImageCaption"/>
             </w:pPr>
             <w:r>
-              <w:t xml:space="preserve">Figure 4.3: Slopegraph for laktat: individuelle målinger og gjennomsnitt ved 10 min og post for Apné, Bikarbonat 2,5 g/kg og Placebo (separate paneler).</w:t>
+              <w:t xml:space="preserve">Figure 4.4: Slopegraph for laktat: individuelle målinger og gjennomsnitt ved 10 min og post for Apné, Bikarbonat 2,5 g/kg og Placebo (separate paneler).</w:t>
             </w:r>
           </w:p>
-          <w:bookmarkEnd w:id="56"/>
+          <w:bookmarkEnd w:id="60"/>
         </w:tc>
       </w:tr>
     </w:tbl>
@@ -6619,22 +9348,616 @@
         <w:t xml:space="preserve">2.253195e-04 2.014444e-05 2.253195e-04 </w:t>
       </w:r>
     </w:p>
-    <w:bookmarkEnd w:id="57"/>
-    <w:bookmarkStart w:id="63" w:name="ph-i-blodet"/>
+    <w:p>
+      <w:pPr>
+        <w:pStyle w:val="FirstParagraph"/>
+      </w:pPr>
+      <w:r>
+        <w:t xml:space="preserve">Med ES:</w:t>
+      </w:r>
+    </w:p>
+    <w:p>
+      <w:pPr>
+        <w:pStyle w:val="SourceCode"/>
+      </w:pPr>
+      <w:r>
+        <w:br/>
+      </w:r>
+      <w:r>
+        <w:rPr>
+          <w:rStyle w:val="VerbatimChar"/>
+        </w:rPr>
+        <w:t xml:space="preserve">Toveis repeated-measures ANOVA (Laktat):</w:t>
+      </w:r>
+    </w:p>
+    <w:p>
+      <w:pPr>
+        <w:pStyle w:val="SourceCode"/>
+      </w:pPr>
+      <w:r>
+        <w:br/>
+      </w:r>
+      <w:r>
+        <w:rPr>
+          <w:rStyle w:val="VerbatimChar"/>
+        </w:rPr>
+        <w:t xml:space="preserve">Error: id</w:t>
+      </w:r>
+      <w:r>
+        <w:br/>
+      </w:r>
+      <w:r>
+        <w:rPr>
+          <w:rStyle w:val="VerbatimChar"/>
+        </w:rPr>
+        <w:t xml:space="preserve">          Df Sum Sq Mean Sq F value Pr(&gt;F)</w:t>
+      </w:r>
+      <w:r>
+        <w:br/>
+      </w:r>
+      <w:r>
+        <w:rPr>
+          <w:rStyle w:val="VerbatimChar"/>
+        </w:rPr>
+        <w:t xml:space="preserve">Residuals  9  108.3   12.04               </w:t>
+      </w:r>
+      <w:r>
+        <w:br/>
+      </w:r>
+      <w:r>
+        <w:br/>
+      </w:r>
+      <w:r>
+        <w:rPr>
+          <w:rStyle w:val="VerbatimChar"/>
+        </w:rPr>
+        <w:t xml:space="preserve">Error: id:protocol</w:t>
+      </w:r>
+      <w:r>
+        <w:br/>
+      </w:r>
+      <w:r>
+        <w:rPr>
+          <w:rStyle w:val="VerbatimChar"/>
+        </w:rPr>
+        <w:t xml:space="preserve">          Df Sum Sq Mean Sq F value   Pr(&gt;F)    </w:t>
+      </w:r>
+      <w:r>
+        <w:br/>
+      </w:r>
+      <w:r>
+        <w:rPr>
+          <w:rStyle w:val="VerbatimChar"/>
+        </w:rPr>
+        <w:t xml:space="preserve">protocol   2 134.48   67.24   94.95 2.73e-10 ***</w:t>
+      </w:r>
+      <w:r>
+        <w:br/>
+      </w:r>
+      <w:r>
+        <w:rPr>
+          <w:rStyle w:val="VerbatimChar"/>
+        </w:rPr>
+        <w:t xml:space="preserve">Residuals 18  12.75    0.71                     </w:t>
+      </w:r>
+      <w:r>
+        <w:br/>
+      </w:r>
+      <w:r>
+        <w:rPr>
+          <w:rStyle w:val="VerbatimChar"/>
+        </w:rPr>
+        <w:t xml:space="preserve">---</w:t>
+      </w:r>
+      <w:r>
+        <w:br/>
+      </w:r>
+      <w:r>
+        <w:rPr>
+          <w:rStyle w:val="VerbatimChar"/>
+        </w:rPr>
+        <w:t xml:space="preserve">Signif. codes:  0 '***' 0.001 '**' 0.01 '*' 0.05 '.' 0.1 ' ' 1</w:t>
+      </w:r>
+      <w:r>
+        <w:br/>
+      </w:r>
+      <w:r>
+        <w:br/>
+      </w:r>
+      <w:r>
+        <w:rPr>
+          <w:rStyle w:val="VerbatimChar"/>
+        </w:rPr>
+        <w:t xml:space="preserve">Error: id:time</w:t>
+      </w:r>
+      <w:r>
+        <w:br/>
+      </w:r>
+      <w:r>
+        <w:rPr>
+          <w:rStyle w:val="VerbatimChar"/>
+        </w:rPr>
+        <w:t xml:space="preserve">          Df Sum Sq Mean Sq F value   Pr(&gt;F)    </w:t>
+      </w:r>
+      <w:r>
+        <w:br/>
+      </w:r>
+      <w:r>
+        <w:rPr>
+          <w:rStyle w:val="VerbatimChar"/>
+        </w:rPr>
+        <w:t xml:space="preserve">time       1 224.92  224.92    66.3 1.92e-05 ***</w:t>
+      </w:r>
+      <w:r>
+        <w:br/>
+      </w:r>
+      <w:r>
+        <w:rPr>
+          <w:rStyle w:val="VerbatimChar"/>
+        </w:rPr>
+        <w:t xml:space="preserve">Residuals  9  30.53    3.39                     </w:t>
+      </w:r>
+      <w:r>
+        <w:br/>
+      </w:r>
+      <w:r>
+        <w:rPr>
+          <w:rStyle w:val="VerbatimChar"/>
+        </w:rPr>
+        <w:t xml:space="preserve">---</w:t>
+      </w:r>
+      <w:r>
+        <w:br/>
+      </w:r>
+      <w:r>
+        <w:rPr>
+          <w:rStyle w:val="VerbatimChar"/>
+        </w:rPr>
+        <w:t xml:space="preserve">Signif. codes:  0 '***' 0.001 '**' 0.01 '*' 0.05 '.' 0.1 ' ' 1</w:t>
+      </w:r>
+      <w:r>
+        <w:br/>
+      </w:r>
+      <w:r>
+        <w:br/>
+      </w:r>
+      <w:r>
+        <w:rPr>
+          <w:rStyle w:val="VerbatimChar"/>
+        </w:rPr>
+        <w:t xml:space="preserve">Error: id:protocol:time</w:t>
+      </w:r>
+      <w:r>
+        <w:br/>
+      </w:r>
+      <w:r>
+        <w:rPr>
+          <w:rStyle w:val="VerbatimChar"/>
+        </w:rPr>
+        <w:t xml:space="preserve">              Df Sum Sq Mean Sq F value   Pr(&gt;F)    </w:t>
+      </w:r>
+      <w:r>
+        <w:br/>
+      </w:r>
+      <w:r>
+        <w:rPr>
+          <w:rStyle w:val="VerbatimChar"/>
+        </w:rPr>
+        <w:t xml:space="preserve">protocol:time  2 11.227   5.614   12.81 0.000347 ***</w:t>
+      </w:r>
+      <w:r>
+        <w:br/>
+      </w:r>
+      <w:r>
+        <w:rPr>
+          <w:rStyle w:val="VerbatimChar"/>
+        </w:rPr>
+        <w:t xml:space="preserve">Residuals     18  7.889   0.438                     </w:t>
+      </w:r>
+      <w:r>
+        <w:br/>
+      </w:r>
+      <w:r>
+        <w:rPr>
+          <w:rStyle w:val="VerbatimChar"/>
+        </w:rPr>
+        <w:t xml:space="preserve">---</w:t>
+      </w:r>
+      <w:r>
+        <w:br/>
+      </w:r>
+      <w:r>
+        <w:rPr>
+          <w:rStyle w:val="VerbatimChar"/>
+        </w:rPr>
+        <w:t xml:space="preserve">Signif. codes:  0 '***' 0.001 '**' 0.01 '*' 0.05 '.' 0.1 ' ' 1</w:t>
+      </w:r>
+    </w:p>
+    <w:p>
+      <w:pPr>
+        <w:pStyle w:val="SourceCode"/>
+      </w:pPr>
+      <w:r>
+        <w:br/>
+      </w:r>
+      <w:r>
+        <w:rPr>
+          <w:rStyle w:val="VerbatimChar"/>
+        </w:rPr>
+        <w:t xml:space="preserve">Effect size – partial eta squared (Laktat):</w:t>
+      </w:r>
+    </w:p>
+    <w:p>
+      <w:pPr>
+        <w:pStyle w:val="SourceCode"/>
+      </w:pPr>
+      <w:r>
+        <w:rPr>
+          <w:rStyle w:val="VerbatimChar"/>
+        </w:rPr>
+        <w:t xml:space="preserve"># Effect Size for ANOVA (Type I)</w:t>
+      </w:r>
+      <w:r>
+        <w:br/>
+      </w:r>
+      <w:r>
+        <w:br/>
+      </w:r>
+      <w:r>
+        <w:rPr>
+          <w:rStyle w:val="VerbatimChar"/>
+        </w:rPr>
+        <w:t xml:space="preserve">Group            |     Parameter | Eta2 (partial) |       95% CI</w:t>
+      </w:r>
+      <w:r>
+        <w:br/>
+      </w:r>
+      <w:r>
+        <w:rPr>
+          <w:rStyle w:val="VerbatimChar"/>
+        </w:rPr>
+        <w:t xml:space="preserve">----------------------------------------------------------------</w:t>
+      </w:r>
+      <w:r>
+        <w:br/>
+      </w:r>
+      <w:r>
+        <w:rPr>
+          <w:rStyle w:val="VerbatimChar"/>
+        </w:rPr>
+        <w:t xml:space="preserve">id:protocol      |      protocol |           0.91 | [0.83, 1.00]</w:t>
+      </w:r>
+      <w:r>
+        <w:br/>
+      </w:r>
+      <w:r>
+        <w:rPr>
+          <w:rStyle w:val="VerbatimChar"/>
+        </w:rPr>
+        <w:t xml:space="preserve">id:time          |          time |           0.88 | [0.69, 1.00]</w:t>
+      </w:r>
+      <w:r>
+        <w:br/>
+      </w:r>
+      <w:r>
+        <w:rPr>
+          <w:rStyle w:val="VerbatimChar"/>
+        </w:rPr>
+        <w:t xml:space="preserve">id:protocol:time | protocol:time |           0.59 | [0.29, 1.00]</w:t>
+      </w:r>
+      <w:r>
+        <w:br/>
+      </w:r>
+      <w:r>
+        <w:br/>
+      </w:r>
+      <w:r>
+        <w:rPr>
+          <w:rStyle w:val="VerbatimChar"/>
+        </w:rPr>
+        <w:t xml:space="preserve">- One-sided CIs: upper bound fixed at [1.00].</w:t>
+      </w:r>
+    </w:p>
+    <w:p>
+      <w:pPr>
+        <w:pStyle w:val="SourceCode"/>
+      </w:pPr>
+      <w:r>
+        <w:br/>
+      </w:r>
+      <w:r>
+        <w:rPr>
+          <w:rStyle w:val="VerbatimChar"/>
+        </w:rPr>
+        <w:t xml:space="preserve">Post-hoc 10min (Holm + dz):</w:t>
+      </w:r>
+    </w:p>
+    <w:p>
+      <w:pPr>
+        <w:pStyle w:val="SourceCode"/>
+      </w:pPr>
+      <w:r>
+        <w:br/>
+      </w:r>
+      <w:r>
+        <w:rPr>
+          <w:rStyle w:val="VerbatimChar"/>
+        </w:rPr>
+        <w:t xml:space="preserve">    Pairwise comparisons using paired t tests </w:t>
+      </w:r>
+      <w:r>
+        <w:br/>
+      </w:r>
+      <w:r>
+        <w:br/>
+      </w:r>
+      <w:r>
+        <w:rPr>
+          <w:rStyle w:val="VerbatimChar"/>
+        </w:rPr>
+        <w:t xml:space="preserve">data:  x10$value and x10$protocol </w:t>
+      </w:r>
+      <w:r>
+        <w:br/>
+      </w:r>
+      <w:r>
+        <w:br/>
+      </w:r>
+      <w:r>
+        <w:rPr>
+          <w:rStyle w:val="VerbatimChar"/>
+        </w:rPr>
+        <w:t xml:space="preserve">        Apne   Bikarb</w:t>
+      </w:r>
+      <w:r>
+        <w:br/>
+      </w:r>
+      <w:r>
+        <w:rPr>
+          <w:rStyle w:val="VerbatimChar"/>
+        </w:rPr>
+        <w:t xml:space="preserve">Bikarb  0.0011 -     </w:t>
+      </w:r>
+      <w:r>
+        <w:br/>
+      </w:r>
+      <w:r>
+        <w:rPr>
+          <w:rStyle w:val="VerbatimChar"/>
+        </w:rPr>
+        <w:t xml:space="preserve">Placebo 0.0216 0.0011</w:t>
+      </w:r>
+      <w:r>
+        <w:br/>
+      </w:r>
+      <w:r>
+        <w:br/>
+      </w:r>
+      <w:r>
+        <w:rPr>
+          <w:rStyle w:val="VerbatimChar"/>
+        </w:rPr>
+        <w:t xml:space="preserve">P value adjustment method: holm </w:t>
+      </w:r>
+    </w:p>
+    <w:p>
+      <w:pPr>
+        <w:pStyle w:val="SourceCode"/>
+      </w:pPr>
+      <w:r>
+        <w:rPr>
+          <w:rStyle w:val="VerbatimChar"/>
+        </w:rPr>
+        <w:t xml:space="preserve">      comparison         dz</w:t>
+      </w:r>
+      <w:r>
+        <w:br/>
+      </w:r>
+      <w:r>
+        <w:rPr>
+          <w:rStyle w:val="VerbatimChar"/>
+        </w:rPr>
+        <w:t xml:space="preserve">1    Apne-Bikarb -1.7565706</w:t>
+      </w:r>
+      <w:r>
+        <w:br/>
+      </w:r>
+      <w:r>
+        <w:rPr>
+          <w:rStyle w:val="VerbatimChar"/>
+        </w:rPr>
+        <w:t xml:space="preserve">2   Apne-Placebo -0.8772181</w:t>
+      </w:r>
+      <w:r>
+        <w:br/>
+      </w:r>
+      <w:r>
+        <w:rPr>
+          <w:rStyle w:val="VerbatimChar"/>
+        </w:rPr>
+        <w:t xml:space="preserve">3 Bikarb-Placebo  1.6858869</w:t>
+      </w:r>
+    </w:p>
+    <w:p>
+      <w:pPr>
+        <w:pStyle w:val="SourceCode"/>
+      </w:pPr>
+      <w:r>
+        <w:br/>
+      </w:r>
+      <w:r>
+        <w:rPr>
+          <w:rStyle w:val="VerbatimChar"/>
+        </w:rPr>
+        <w:t xml:space="preserve">Post-hoc Post (Holm + dz):</w:t>
+      </w:r>
+    </w:p>
+    <w:p>
+      <w:pPr>
+        <w:pStyle w:val="SourceCode"/>
+      </w:pPr>
+      <w:r>
+        <w:br/>
+      </w:r>
+      <w:r>
+        <w:rPr>
+          <w:rStyle w:val="VerbatimChar"/>
+        </w:rPr>
+        <w:t xml:space="preserve">    Pairwise comparisons using paired t tests </w:t>
+      </w:r>
+      <w:r>
+        <w:br/>
+      </w:r>
+      <w:r>
+        <w:br/>
+      </w:r>
+      <w:r>
+        <w:rPr>
+          <w:rStyle w:val="VerbatimChar"/>
+        </w:rPr>
+        <w:t xml:space="preserve">data:  xp$value and xp$protocol </w:t>
+      </w:r>
+      <w:r>
+        <w:br/>
+      </w:r>
+      <w:r>
+        <w:br/>
+      </w:r>
+      <w:r>
+        <w:rPr>
+          <w:rStyle w:val="VerbatimChar"/>
+        </w:rPr>
+        <w:t xml:space="preserve">        Apne    Bikarb </w:t>
+      </w:r>
+      <w:r>
+        <w:br/>
+      </w:r>
+      <w:r>
+        <w:rPr>
+          <w:rStyle w:val="VerbatimChar"/>
+        </w:rPr>
+        <w:t xml:space="preserve">Bikarb  1.1e-07 -      </w:t>
+      </w:r>
+      <w:r>
+        <w:br/>
+      </w:r>
+      <w:r>
+        <w:rPr>
+          <w:rStyle w:val="VerbatimChar"/>
+        </w:rPr>
+        <w:t xml:space="preserve">Placebo 0.028   3.0e-06</w:t>
+      </w:r>
+      <w:r>
+        <w:br/>
+      </w:r>
+      <w:r>
+        <w:br/>
+      </w:r>
+      <w:r>
+        <w:rPr>
+          <w:rStyle w:val="VerbatimChar"/>
+        </w:rPr>
+        <w:t xml:space="preserve">P value adjustment method: holm </w:t>
+      </w:r>
+    </w:p>
+    <w:p>
+      <w:pPr>
+        <w:pStyle w:val="SourceCode"/>
+      </w:pPr>
+      <w:r>
+        <w:rPr>
+          <w:rStyle w:val="VerbatimChar"/>
+        </w:rPr>
+        <w:t xml:space="preserve">      comparison         dz</w:t>
+      </w:r>
+      <w:r>
+        <w:br/>
+      </w:r>
+      <w:r>
+        <w:rPr>
+          <w:rStyle w:val="VerbatimChar"/>
+        </w:rPr>
+        <w:t xml:space="preserve">1    Apne-Bikarb -5.3821710</w:t>
+      </w:r>
+      <w:r>
+        <w:br/>
+      </w:r>
+      <w:r>
+        <w:rPr>
+          <w:rStyle w:val="VerbatimChar"/>
+        </w:rPr>
+        <w:t xml:space="preserve">2   Apne-Placebo -0.8300578</w:t>
+      </w:r>
+      <w:r>
+        <w:br/>
+      </w:r>
+      <w:r>
+        <w:rPr>
+          <w:rStyle w:val="VerbatimChar"/>
+        </w:rPr>
+        <w:t xml:space="preserve">3 Bikarb-Placebo  3.5044918</w:t>
+      </w:r>
+    </w:p>
+    <w:p>
+      <w:pPr>
+        <w:pStyle w:val="SourceCode"/>
+      </w:pPr>
+      <w:r>
+        <w:br/>
+      </w:r>
+      <w:r>
+        <w:rPr>
+          <w:rStyle w:val="VerbatimChar"/>
+        </w:rPr>
+        <w:t xml:space="preserve">Endring 10min → Post (Holm + dz):</w:t>
+      </w:r>
+    </w:p>
+    <w:p>
+      <w:pPr>
+        <w:pStyle w:val="SourceCode"/>
+      </w:pPr>
+      <w:r>
+        <w:rPr>
+          <w:rStyle w:val="VerbatimChar"/>
+        </w:rPr>
+        <w:t xml:space="preserve">  protocol            p       dz       p_holm</w:t>
+      </w:r>
+      <w:r>
+        <w:br/>
+      </w:r>
+      <w:r>
+        <w:rPr>
+          <w:rStyle w:val="VerbatimChar"/>
+        </w:rPr>
+        <w:t xml:space="preserve">1     Apne 1.126598e-04 2.052548 2.253195e-04</w:t>
+      </w:r>
+      <w:r>
+        <w:br/>
+      </w:r>
+      <w:r>
+        <w:rPr>
+          <w:rStyle w:val="VerbatimChar"/>
+        </w:rPr>
+        <w:t xml:space="preserve">2   Bikarb 6.714814e-06 2.930638 2.014444e-05</w:t>
+      </w:r>
+      <w:r>
+        <w:br/>
+      </w:r>
+      <w:r>
+        <w:rPr>
+          <w:rStyle w:val="VerbatimChar"/>
+        </w:rPr>
+        <w:t xml:space="preserve">3  Placebo 2.182434e-04 1.878123 2.253195e-04</w:t>
+      </w:r>
+    </w:p>
+    <w:bookmarkEnd w:id="61"/>
+    <w:bookmarkStart w:id="67" w:name="ph-i-blodet"/>
     <w:p>
       <w:pPr>
         <w:pStyle w:val="Heading3"/>
       </w:pPr>
       <w:r>
         <w:t xml:space="preserve">4.2.2 pH i blodet</w:t>
-      </w:r>
-    </w:p>
-    <w:p>
-      <w:pPr>
-        <w:pStyle w:val="FirstParagraph"/>
-      </w:pPr>
-      <w:r>
-        <w:t xml:space="preserve">Når det gjelder pH-verdien i blodet var det signifikante fall i pH for alle behandlingene. Det var også signifikante forskjeller i utviklingen av pH gjennom prestasjonstestene med tanke på behandling (p = &lt; 0,001). post hov analyse viser at bikarbonat hadde signifikant høyere pH-verdi ved alle fire målinger (Baseline: p = &lt; 0,001, pre: p = &lt; 0,001, 10 min: p = &lt; 0,001, post: p = &lt; 0,010), selv om utviklingen for alle tre behandlingene er parallelle (se figur 4.4). Det var ingen signifikante forskjeller mellom apné og placebo.</w:t>
       </w:r>
     </w:p>
     <w:tbl>
@@ -6650,7 +9973,7 @@
       <w:tr>
         <w:tc>
           <w:tcPr/>
-          <w:bookmarkStart w:id="58" w:name="tbl-ph"/>
+          <w:bookmarkStart w:id="62" w:name="tbl-ph"/>
           <w:p>
             <w:pPr>
               <w:jc w:val="center"/>
@@ -7934,18 +11257,10 @@
               </w:tc>
             </w:tr>
           </w:tbl>
-          <w:bookmarkEnd w:id="58"/>
+          <w:bookmarkEnd w:id="62"/>
         </w:tc>
       </w:tr>
     </w:tbl>
-    <w:p>
-      <w:pPr>
-        <w:pStyle w:val="BodyText"/>
-      </w:pPr>
-      <w:r>
-        <w:t xml:space="preserve">Ettersom oppvarming og apné ble utført før pre-målingen er utviklingen fra baseline spennende. Her var det ikke signifikant fall i pH for bikarbonat (p = 0,33) eller for apné (p = 0,08). For apné er p-verdien lav nok til at vi kan kalle det en tendes til fall i pH, men altså ikke signifikant. For placebo derimot var det et signifikant fall fra baseline til pre (p = 0,003).</w:t>
-      </w:r>
-    </w:p>
     <w:tbl>
       <w:tblPr>
         <w:tblStyle w:val="Table"/>
@@ -7959,7 +11274,7 @@
       <w:tr>
         <w:tc>
           <w:tcPr/>
-          <w:bookmarkStart w:id="62" w:name="fig-ph-slope-panels"/>
+          <w:bookmarkStart w:id="66" w:name="fig-ph-slope-panels"/>
           <w:p>
             <w:pPr>
               <w:pStyle w:val="Compact"/>
@@ -7970,18 +11285,18 @@
                 <wp:inline>
                   <wp:extent cx="5334000" cy="3280267"/>
                   <wp:effectExtent b="0" l="0" r="0" t="0"/>
-                  <wp:docPr descr="" title="" id="60" name="Picture"/>
+                  <wp:docPr descr="" title="" id="64" name="Picture"/>
                   <a:graphic>
                     <a:graphicData uri="http://schemas.openxmlformats.org/drawingml/2006/picture">
                       <pic:pic>
                         <pic:nvPicPr>
-                          <pic:cNvPr descr="results_files/figure-docx/fig-ph-slope-panels-1.png" id="61" name="Picture"/>
+                          <pic:cNvPr descr="results_files/figure-docx/fig-ph-slope-panels-1.png" id="65" name="Picture"/>
                           <pic:cNvPicPr>
                             <a:picLocks noChangeArrowheads="1" noChangeAspect="1"/>
                           </pic:cNvPicPr>
                         </pic:nvPicPr>
                         <pic:blipFill>
-                          <a:blip r:embed="rId59"/>
+                          <a:blip r:embed="rId63"/>
                           <a:stretch>
                             <a:fillRect/>
                           </a:stretch>
@@ -8018,10 +11333,10 @@
               <w:pStyle w:val="ImageCaption"/>
             </w:pPr>
             <w:r>
-              <w:t xml:space="preserve">Figure 4.4: Slopegraph for pH: individuelle målinger og gjennomsnitt ved baseline, pre, 10 min og post for Apné, Bikarbonat 2,5 g/kg og Placebo (separate paneler).</w:t>
+              <w:t xml:space="preserve">Figure 4.5: Slopegraph for pH: individuelle målinger og gjennomsnitt ved baseline, pre, 10 min og post for Apné, Bikarbonat 2,5 g/kg og Placebo (separate paneler).</w:t>
             </w:r>
           </w:p>
-          <w:bookmarkEnd w:id="62"/>
+          <w:bookmarkEnd w:id="66"/>
         </w:tc>
       </w:tr>
     </w:tbl>
@@ -8899,22 +12214,823 @@
         <w:t xml:space="preserve">P value adjustment method: holm </w:t>
       </w:r>
     </w:p>
-    <w:bookmarkEnd w:id="63"/>
-    <w:bookmarkStart w:id="69" w:name="hb-konsentrasjon"/>
+    <w:p>
+      <w:pPr>
+        <w:pStyle w:val="FirstParagraph"/>
+      </w:pPr>
+      <w:r>
+        <w:t xml:space="preserve">Med ES:</w:t>
+      </w:r>
+    </w:p>
+    <w:p>
+      <w:pPr>
+        <w:pStyle w:val="SourceCode"/>
+      </w:pPr>
+      <w:r>
+        <w:br/>
+      </w:r>
+      <w:r>
+        <w:rPr>
+          <w:rStyle w:val="VerbatimChar"/>
+        </w:rPr>
+        <w:t xml:space="preserve">Toveis repeated-measures ANOVA (pH):</w:t>
+      </w:r>
+    </w:p>
+    <w:p>
+      <w:pPr>
+        <w:pStyle w:val="SourceCode"/>
+      </w:pPr>
+      <w:r>
+        <w:br/>
+      </w:r>
+      <w:r>
+        <w:rPr>
+          <w:rStyle w:val="VerbatimChar"/>
+        </w:rPr>
+        <w:t xml:space="preserve">Error: id</w:t>
+      </w:r>
+      <w:r>
+        <w:br/>
+      </w:r>
+      <w:r>
+        <w:rPr>
+          <w:rStyle w:val="VerbatimChar"/>
+        </w:rPr>
+        <w:t xml:space="preserve">          Df  Sum Sq Mean Sq F value Pr(&gt;F)</w:t>
+      </w:r>
+      <w:r>
+        <w:br/>
+      </w:r>
+      <w:r>
+        <w:rPr>
+          <w:rStyle w:val="VerbatimChar"/>
+        </w:rPr>
+        <w:t xml:space="preserve">Residuals  9 0.09575 0.01064               </w:t>
+      </w:r>
+      <w:r>
+        <w:br/>
+      </w:r>
+      <w:r>
+        <w:br/>
+      </w:r>
+      <w:r>
+        <w:rPr>
+          <w:rStyle w:val="VerbatimChar"/>
+        </w:rPr>
+        <w:t xml:space="preserve">Error: id:protocol</w:t>
+      </w:r>
+      <w:r>
+        <w:br/>
+      </w:r>
+      <w:r>
+        <w:rPr>
+          <w:rStyle w:val="VerbatimChar"/>
+        </w:rPr>
+        <w:t xml:space="preserve">          Df Sum Sq Mean Sq F value   Pr(&gt;F)    </w:t>
+      </w:r>
+      <w:r>
+        <w:br/>
+      </w:r>
+      <w:r>
+        <w:rPr>
+          <w:rStyle w:val="VerbatimChar"/>
+        </w:rPr>
+        <w:t xml:space="preserve">protocol   2 0.0657 0.03285   93.86 3.01e-10 ***</w:t>
+      </w:r>
+      <w:r>
+        <w:br/>
+      </w:r>
+      <w:r>
+        <w:rPr>
+          <w:rStyle w:val="VerbatimChar"/>
+        </w:rPr>
+        <w:t xml:space="preserve">Residuals 18 0.0063 0.00035                     </w:t>
+      </w:r>
+      <w:r>
+        <w:br/>
+      </w:r>
+      <w:r>
+        <w:rPr>
+          <w:rStyle w:val="VerbatimChar"/>
+        </w:rPr>
+        <w:t xml:space="preserve">---</w:t>
+      </w:r>
+      <w:r>
+        <w:br/>
+      </w:r>
+      <w:r>
+        <w:rPr>
+          <w:rStyle w:val="VerbatimChar"/>
+        </w:rPr>
+        <w:t xml:space="preserve">Signif. codes:  0 '***' 0.001 '**' 0.01 '*' 0.05 '.' 0.1 ' ' 1</w:t>
+      </w:r>
+      <w:r>
+        <w:br/>
+      </w:r>
+      <w:r>
+        <w:br/>
+      </w:r>
+      <w:r>
+        <w:rPr>
+          <w:rStyle w:val="VerbatimChar"/>
+        </w:rPr>
+        <w:t xml:space="preserve">Error: id:time</w:t>
+      </w:r>
+      <w:r>
+        <w:br/>
+      </w:r>
+      <w:r>
+        <w:rPr>
+          <w:rStyle w:val="VerbatimChar"/>
+        </w:rPr>
+        <w:t xml:space="preserve">          Df Sum Sq Mean Sq F value   Pr(&gt;F)    </w:t>
+      </w:r>
+      <w:r>
+        <w:br/>
+      </w:r>
+      <w:r>
+        <w:rPr>
+          <w:rStyle w:val="VerbatimChar"/>
+        </w:rPr>
+        <w:t xml:space="preserve">time       3 0.7815 0.26052   68.79 9.11e-13 ***</w:t>
+      </w:r>
+      <w:r>
+        <w:br/>
+      </w:r>
+      <w:r>
+        <w:rPr>
+          <w:rStyle w:val="VerbatimChar"/>
+        </w:rPr>
+        <w:t xml:space="preserve">Residuals 27 0.1023 0.00379                     </w:t>
+      </w:r>
+      <w:r>
+        <w:br/>
+      </w:r>
+      <w:r>
+        <w:rPr>
+          <w:rStyle w:val="VerbatimChar"/>
+        </w:rPr>
+        <w:t xml:space="preserve">---</w:t>
+      </w:r>
+      <w:r>
+        <w:br/>
+      </w:r>
+      <w:r>
+        <w:rPr>
+          <w:rStyle w:val="VerbatimChar"/>
+        </w:rPr>
+        <w:t xml:space="preserve">Signif. codes:  0 '***' 0.001 '**' 0.01 '*' 0.05 '.' 0.1 ' ' 1</w:t>
+      </w:r>
+      <w:r>
+        <w:br/>
+      </w:r>
+      <w:r>
+        <w:br/>
+      </w:r>
+      <w:r>
+        <w:rPr>
+          <w:rStyle w:val="VerbatimChar"/>
+        </w:rPr>
+        <w:t xml:space="preserve">Error: id:protocol:time</w:t>
+      </w:r>
+      <w:r>
+        <w:br/>
+      </w:r>
+      <w:r>
+        <w:rPr>
+          <w:rStyle w:val="VerbatimChar"/>
+        </w:rPr>
+        <w:t xml:space="preserve">              Df  Sum Sq   Mean Sq F value   Pr(&gt;F)    </w:t>
+      </w:r>
+      <w:r>
+        <w:br/>
+      </w:r>
+      <w:r>
+        <w:rPr>
+          <w:rStyle w:val="VerbatimChar"/>
+        </w:rPr>
+        <w:t xml:space="preserve">protocol:time  6 0.01071 0.0017856   8.832 1.03e-06 ***</w:t>
+      </w:r>
+      <w:r>
+        <w:br/>
+      </w:r>
+      <w:r>
+        <w:rPr>
+          <w:rStyle w:val="VerbatimChar"/>
+        </w:rPr>
+        <w:t xml:space="preserve">Residuals     54 0.01092 0.0002022                     </w:t>
+      </w:r>
+      <w:r>
+        <w:br/>
+      </w:r>
+      <w:r>
+        <w:rPr>
+          <w:rStyle w:val="VerbatimChar"/>
+        </w:rPr>
+        <w:t xml:space="preserve">---</w:t>
+      </w:r>
+      <w:r>
+        <w:br/>
+      </w:r>
+      <w:r>
+        <w:rPr>
+          <w:rStyle w:val="VerbatimChar"/>
+        </w:rPr>
+        <w:t xml:space="preserve">Signif. codes:  0 '***' 0.001 '**' 0.01 '*' 0.05 '.' 0.1 ' ' 1</w:t>
+      </w:r>
+    </w:p>
+    <w:p>
+      <w:pPr>
+        <w:pStyle w:val="SourceCode"/>
+      </w:pPr>
+      <w:r>
+        <w:br/>
+      </w:r>
+      <w:r>
+        <w:rPr>
+          <w:rStyle w:val="VerbatimChar"/>
+        </w:rPr>
+        <w:t xml:space="preserve">Effect size – partial eta squared (pH):</w:t>
+      </w:r>
+    </w:p>
+    <w:p>
+      <w:pPr>
+        <w:pStyle w:val="SourceCode"/>
+      </w:pPr>
+      <w:r>
+        <w:rPr>
+          <w:rStyle w:val="VerbatimChar"/>
+        </w:rPr>
+        <w:t xml:space="preserve"># Effect Size for ANOVA (Type I)</w:t>
+      </w:r>
+      <w:r>
+        <w:br/>
+      </w:r>
+      <w:r>
+        <w:br/>
+      </w:r>
+      <w:r>
+        <w:rPr>
+          <w:rStyle w:val="VerbatimChar"/>
+        </w:rPr>
+        <w:t xml:space="preserve">Group            |     Parameter | Eta2 (partial) |       95% CI</w:t>
+      </w:r>
+      <w:r>
+        <w:br/>
+      </w:r>
+      <w:r>
+        <w:rPr>
+          <w:rStyle w:val="VerbatimChar"/>
+        </w:rPr>
+        <w:t xml:space="preserve">----------------------------------------------------------------</w:t>
+      </w:r>
+      <w:r>
+        <w:br/>
+      </w:r>
+      <w:r>
+        <w:rPr>
+          <w:rStyle w:val="VerbatimChar"/>
+        </w:rPr>
+        <w:t xml:space="preserve">id:protocol      |      protocol |           0.91 | [0.83, 1.00]</w:t>
+      </w:r>
+      <w:r>
+        <w:br/>
+      </w:r>
+      <w:r>
+        <w:rPr>
+          <w:rStyle w:val="VerbatimChar"/>
+        </w:rPr>
+        <w:t xml:space="preserve">id:time          |          time |           0.88 | [0.81, 1.00]</w:t>
+      </w:r>
+      <w:r>
+        <w:br/>
+      </w:r>
+      <w:r>
+        <w:rPr>
+          <w:rStyle w:val="VerbatimChar"/>
+        </w:rPr>
+        <w:t xml:space="preserve">id:protocol:time | protocol:time |           0.50 | [0.30, 1.00]</w:t>
+      </w:r>
+      <w:r>
+        <w:br/>
+      </w:r>
+      <w:r>
+        <w:br/>
+      </w:r>
+      <w:r>
+        <w:rPr>
+          <w:rStyle w:val="VerbatimChar"/>
+        </w:rPr>
+        <w:t xml:space="preserve">- One-sided CIs: upper bound fixed at [1.00].</w:t>
+      </w:r>
+    </w:p>
+    <w:p>
+      <w:pPr>
+        <w:pStyle w:val="SourceCode"/>
+      </w:pPr>
+      <w:r>
+        <w:br/>
+      </w:r>
+      <w:r>
+        <w:rPr>
+          <w:rStyle w:val="VerbatimChar"/>
+        </w:rPr>
+        <w:t xml:space="preserve">Post-hoc: protokollforskjeller ved hvert tidspunkt (Holm + dz):</w:t>
+      </w:r>
+    </w:p>
+    <w:p>
+      <w:pPr>
+        <w:pStyle w:val="SourceCode"/>
+      </w:pPr>
+      <w:r>
+        <w:br/>
+      </w:r>
+      <w:r>
+        <w:rPr>
+          <w:rStyle w:val="VerbatimChar"/>
+        </w:rPr>
+        <w:t xml:space="preserve">Tidspunkt: Baseline </w:t>
+      </w:r>
+      <w:r>
+        <w:br/>
+      </w:r>
+      <w:r>
+        <w:rPr>
+          <w:rStyle w:val="VerbatimChar"/>
+        </w:rPr>
+        <w:t xml:space="preserve">         comparison        p_raw         dz       p_holm</w:t>
+      </w:r>
+      <w:r>
+        <w:br/>
+      </w:r>
+      <w:r>
+        <w:rPr>
+          <w:rStyle w:val="VerbatimChar"/>
+        </w:rPr>
+        <w:t xml:space="preserve">1    Apne vs Bikarb 6.182729e-05  2.2201066 0.0001854819</w:t>
+      </w:r>
+      <w:r>
+        <w:br/>
+      </w:r>
+      <w:r>
+        <w:rPr>
+          <w:rStyle w:val="VerbatimChar"/>
+        </w:rPr>
+        <w:t xml:space="preserve">2   Apne vs Placebo 3.803052e-01  0.2917383 0.3803051609</w:t>
+      </w:r>
+      <w:r>
+        <w:br/>
+      </w:r>
+      <w:r>
+        <w:rPr>
+          <w:rStyle w:val="VerbatimChar"/>
+        </w:rPr>
+        <w:t xml:space="preserve">3 Bikarb vs Placebo 8.020646e-05 -2.1462907 0.0001854819</w:t>
+      </w:r>
+      <w:r>
+        <w:br/>
+      </w:r>
+      <w:r>
+        <w:br/>
+      </w:r>
+      <w:r>
+        <w:rPr>
+          <w:rStyle w:val="VerbatimChar"/>
+        </w:rPr>
+        <w:t xml:space="preserve">Tidspunkt: Pre </w:t>
+      </w:r>
+      <w:r>
+        <w:br/>
+      </w:r>
+      <w:r>
+        <w:rPr>
+          <w:rStyle w:val="VerbatimChar"/>
+        </w:rPr>
+        <w:t xml:space="preserve">         comparison        p_raw         dz       p_holm</w:t>
+      </w:r>
+      <w:r>
+        <w:br/>
+      </w:r>
+      <w:r>
+        <w:rPr>
+          <w:rStyle w:val="VerbatimChar"/>
+        </w:rPr>
+        <w:t xml:space="preserve">1    Apne vs Bikarb 2.731597e-05  2.4639003 5.463194e-05</w:t>
+      </w:r>
+      <w:r>
+        <w:br/>
+      </w:r>
+      <w:r>
+        <w:rPr>
+          <w:rStyle w:val="VerbatimChar"/>
+        </w:rPr>
+        <w:t xml:space="preserve">2   Apne vs Placebo 1.365908e-01 -0.5168656 1.365908e-01</w:t>
+      </w:r>
+      <w:r>
+        <w:br/>
+      </w:r>
+      <w:r>
+        <w:rPr>
+          <w:rStyle w:val="VerbatimChar"/>
+        </w:rPr>
+        <w:t xml:space="preserve">3 Bikarb vs Placebo 1.538006e-06 -3.4974031 4.614018e-06</w:t>
+      </w:r>
+      <w:r>
+        <w:br/>
+      </w:r>
+      <w:r>
+        <w:br/>
+      </w:r>
+      <w:r>
+        <w:rPr>
+          <w:rStyle w:val="VerbatimChar"/>
+        </w:rPr>
+        <w:t xml:space="preserve">Tidspunkt: 10min </w:t>
+      </w:r>
+      <w:r>
+        <w:br/>
+      </w:r>
+      <w:r>
+        <w:rPr>
+          <w:rStyle w:val="VerbatimChar"/>
+        </w:rPr>
+        <w:t xml:space="preserve">         comparison        p_raw        dz       p_holm</w:t>
+      </w:r>
+      <w:r>
+        <w:br/>
+      </w:r>
+      <w:r>
+        <w:rPr>
+          <w:rStyle w:val="VerbatimChar"/>
+        </w:rPr>
+        <w:t xml:space="preserve">1    Apne vs Bikarb 5.087147e-06  3.030974 1.017429e-05</w:t>
+      </w:r>
+      <w:r>
+        <w:br/>
+      </w:r>
+      <w:r>
+        <w:rPr>
+          <w:rStyle w:val="VerbatimChar"/>
+        </w:rPr>
+        <w:t xml:space="preserve">2   Apne vs Placebo 5.520491e-02 -0.696177 5.520491e-02</w:t>
+      </w:r>
+      <w:r>
+        <w:br/>
+      </w:r>
+      <w:r>
+        <w:rPr>
+          <w:rStyle w:val="VerbatimChar"/>
+        </w:rPr>
+        <w:t xml:space="preserve">3 Bikarb vs Placebo 1.424443e-06 -3.529321 4.273330e-06</w:t>
+      </w:r>
+      <w:r>
+        <w:br/>
+      </w:r>
+      <w:r>
+        <w:br/>
+      </w:r>
+      <w:r>
+        <w:rPr>
+          <w:rStyle w:val="VerbatimChar"/>
+        </w:rPr>
+        <w:t xml:space="preserve">Tidspunkt: Post </w:t>
+      </w:r>
+      <w:r>
+        <w:br/>
+      </w:r>
+      <w:r>
+        <w:rPr>
+          <w:rStyle w:val="VerbatimChar"/>
+        </w:rPr>
+        <w:t xml:space="preserve">         comparison       p_raw         dz      p_holm</w:t>
+      </w:r>
+      <w:r>
+        <w:br/>
+      </w:r>
+      <w:r>
+        <w:rPr>
+          <w:rStyle w:val="VerbatimChar"/>
+        </w:rPr>
+        <w:t xml:space="preserve">1    Apne vs Bikarb 0.003177039  1.2604725 0.009531116</w:t>
+      </w:r>
+      <w:r>
+        <w:br/>
+      </w:r>
+      <w:r>
+        <w:rPr>
+          <w:rStyle w:val="VerbatimChar"/>
+        </w:rPr>
+        <w:t xml:space="preserve">2   Apne vs Placebo 0.616580862 -0.1639803 0.616580862</w:t>
+      </w:r>
+      <w:r>
+        <w:br/>
+      </w:r>
+      <w:r>
+        <w:rPr>
+          <w:rStyle w:val="VerbatimChar"/>
+        </w:rPr>
+        <w:t xml:space="preserve">3 Bikarb vs Placebo 0.071678676 -0.6453403 0.143357352</w:t>
+      </w:r>
+    </w:p>
+    <w:p>
+      <w:pPr>
+        <w:pStyle w:val="SourceCode"/>
+      </w:pPr>
+      <w:r>
+        <w:br/>
+      </w:r>
+      <w:r>
+        <w:rPr>
+          <w:rStyle w:val="VerbatimChar"/>
+        </w:rPr>
+        <w:t xml:space="preserve">Post-hoc: tidsforskjeller innen hver protokoll (Holm + dz):</w:t>
+      </w:r>
+    </w:p>
+    <w:p>
+      <w:pPr>
+        <w:pStyle w:val="SourceCode"/>
+      </w:pPr>
+      <w:r>
+        <w:br/>
+      </w:r>
+      <w:r>
+        <w:rPr>
+          <w:rStyle w:val="VerbatimChar"/>
+        </w:rPr>
+        <w:t xml:space="preserve">Protokoll: Apne </w:t>
+      </w:r>
+      <w:r>
+        <w:br/>
+      </w:r>
+      <w:r>
+        <w:rPr>
+          <w:rStyle w:val="VerbatimChar"/>
+        </w:rPr>
+        <w:t xml:space="preserve">         comparison        p_raw         dz       p_holm</w:t>
+      </w:r>
+      <w:r>
+        <w:br/>
+      </w:r>
+      <w:r>
+        <w:rPr>
+          <w:rStyle w:val="VerbatimChar"/>
+        </w:rPr>
+        <w:t xml:space="preserve">1   Baseline vs Pre 7.915897e-02 -0.6258842 0.0791589699</w:t>
+      </w:r>
+      <w:r>
+        <w:br/>
+      </w:r>
+      <w:r>
+        <w:rPr>
+          <w:rStyle w:val="VerbatimChar"/>
+        </w:rPr>
+        <w:t xml:space="preserve">2 Baseline vs 10min 1.493335e-04 -1.9769566 0.0005092366</w:t>
+      </w:r>
+      <w:r>
+        <w:br/>
+      </w:r>
+      <w:r>
+        <w:rPr>
+          <w:rStyle w:val="VerbatimChar"/>
+        </w:rPr>
+        <w:t xml:space="preserve">3  Baseline vs Post 2.474257e-05 -2.4947462 0.0001484554</w:t>
+      </w:r>
+      <w:r>
+        <w:br/>
+      </w:r>
+      <w:r>
+        <w:rPr>
+          <w:rStyle w:val="VerbatimChar"/>
+        </w:rPr>
+        <w:t xml:space="preserve">4      Pre vs 10min 1.863868e-04 -1.9188234 0.0005092366</w:t>
+      </w:r>
+      <w:r>
+        <w:br/>
+      </w:r>
+      <w:r>
+        <w:rPr>
+          <w:rStyle w:val="VerbatimChar"/>
+        </w:rPr>
+        <w:t xml:space="preserve">5       Pre vs Post 2.534458e-05 -2.4872248 0.0001484554</w:t>
+      </w:r>
+      <w:r>
+        <w:br/>
+      </w:r>
+      <w:r>
+        <w:rPr>
+          <w:rStyle w:val="VerbatimChar"/>
+        </w:rPr>
+        <w:t xml:space="preserve">6     10min vs Post 1.273091e-04 -2.0195222 0.0005092366</w:t>
+      </w:r>
+      <w:r>
+        <w:br/>
+      </w:r>
+      <w:r>
+        <w:br/>
+      </w:r>
+      <w:r>
+        <w:rPr>
+          <w:rStyle w:val="VerbatimChar"/>
+        </w:rPr>
+        <w:t xml:space="preserve">Protokoll: Bikarb </w:t>
+      </w:r>
+      <w:r>
+        <w:br/>
+      </w:r>
+      <w:r>
+        <w:rPr>
+          <w:rStyle w:val="VerbatimChar"/>
+        </w:rPr>
+        <w:t xml:space="preserve">         comparison        p_raw         dz       p_holm</w:t>
+      </w:r>
+      <w:r>
+        <w:br/>
+      </w:r>
+      <w:r>
+        <w:rPr>
+          <w:rStyle w:val="VerbatimChar"/>
+        </w:rPr>
+        <w:t xml:space="preserve">1   Baseline vs Pre 3.288047e-01 -0.3264906 3.288047e-01</w:t>
+      </w:r>
+      <w:r>
+        <w:br/>
+      </w:r>
+      <w:r>
+        <w:rPr>
+          <w:rStyle w:val="VerbatimChar"/>
+        </w:rPr>
+        <w:t xml:space="preserve">2 Baseline vs 10min 1.548718e-04 -1.9673269 4.646153e-04</w:t>
+      </w:r>
+      <w:r>
+        <w:br/>
+      </w:r>
+      <w:r>
+        <w:rPr>
+          <w:rStyle w:val="VerbatimChar"/>
+        </w:rPr>
+        <w:t xml:space="preserve">3  Baseline vs Post 5.440097e-06 -3.0064699 2.273986e-05</w:t>
+      </w:r>
+      <w:r>
+        <w:br/>
+      </w:r>
+      <w:r>
+        <w:rPr>
+          <w:rStyle w:val="VerbatimChar"/>
+        </w:rPr>
+        <w:t xml:space="preserve">4      Pre vs 10min 3.217374e-04 -1.7803324 6.434748e-04</w:t>
+      </w:r>
+      <w:r>
+        <w:br/>
+      </w:r>
+      <w:r>
+        <w:rPr>
+          <w:rStyle w:val="VerbatimChar"/>
+        </w:rPr>
+        <w:t xml:space="preserve">5       Pre vs Post 3.920505e-06 -3.1277336 2.273986e-05</w:t>
+      </w:r>
+      <w:r>
+        <w:br/>
+      </w:r>
+      <w:r>
+        <w:rPr>
+          <w:rStyle w:val="VerbatimChar"/>
+        </w:rPr>
+        <w:t xml:space="preserve">6     10min vs Post 3.789977e-06 -3.1405004 2.273986e-05</w:t>
+      </w:r>
+      <w:r>
+        <w:br/>
+      </w:r>
+      <w:r>
+        <w:br/>
+      </w:r>
+      <w:r>
+        <w:rPr>
+          <w:rStyle w:val="VerbatimChar"/>
+        </w:rPr>
+        <w:t xml:space="preserve">Protokoll: Placebo </w:t>
+      </w:r>
+      <w:r>
+        <w:br/>
+      </w:r>
+      <w:r>
+        <w:rPr>
+          <w:rStyle w:val="VerbatimChar"/>
+        </w:rPr>
+        <w:t xml:space="preserve">         comparison        p_raw        dz       p_holm</w:t>
+      </w:r>
+      <w:r>
+        <w:br/>
+      </w:r>
+      <w:r>
+        <w:rPr>
+          <w:rStyle w:val="VerbatimChar"/>
+        </w:rPr>
+        <w:t xml:space="preserve">1   Baseline vs Pre 3.828321e-03 -1.221650 3.828321e-03</w:t>
+      </w:r>
+      <w:r>
+        <w:br/>
+      </w:r>
+      <w:r>
+        <w:rPr>
+          <w:rStyle w:val="VerbatimChar"/>
+        </w:rPr>
+        <w:t xml:space="preserve">2 Baseline vs 10min 7.136410e-05 -2.179200 2.394228e-04</w:t>
+      </w:r>
+      <w:r>
+        <w:br/>
+      </w:r>
+      <w:r>
+        <w:rPr>
+          <w:rStyle w:val="VerbatimChar"/>
+        </w:rPr>
+        <w:t xml:space="preserve">3  Baseline vs Post 4.541709e-06 -3.072786 2.725025e-05</w:t>
+      </w:r>
+      <w:r>
+        <w:br/>
+      </w:r>
+      <w:r>
+        <w:rPr>
+          <w:rStyle w:val="VerbatimChar"/>
+        </w:rPr>
+        <w:t xml:space="preserve">4      Pre vs 10min 7.053707e-04 -1.591939 1.410741e-03</w:t>
+      </w:r>
+      <w:r>
+        <w:br/>
+      </w:r>
+      <w:r>
+        <w:rPr>
+          <w:rStyle w:val="VerbatimChar"/>
+        </w:rPr>
+        <w:t xml:space="preserve">5       Pre vs Post 1.053358e-05 -2.773740 5.266788e-05</w:t>
+      </w:r>
+      <w:r>
+        <w:br/>
+      </w:r>
+      <w:r>
+        <w:rPr>
+          <w:rStyle w:val="VerbatimChar"/>
+        </w:rPr>
+        <w:t xml:space="preserve">6     10min vs Post 5.985570e-05 -2.229424 2.394228e-04</w:t>
+      </w:r>
+    </w:p>
+    <w:p>
+      <w:pPr>
+        <w:pStyle w:val="SourceCode"/>
+      </w:pPr>
+      <w:r>
+        <w:br/>
+      </w:r>
+      <w:r>
+        <w:rPr>
+          <w:rStyle w:val="VerbatimChar"/>
+        </w:rPr>
+        <w:t xml:space="preserve">Planlagt post-hoc: Δ(Pre − Baseline) mellom protokoller (Holm + dz):</w:t>
+      </w:r>
+      <w:r>
+        <w:br/>
+      </w:r>
+      <w:r>
+        <w:rPr>
+          <w:rStyle w:val="VerbatimChar"/>
+        </w:rPr>
+        <w:t xml:space="preserve">         comparison      p_raw         dz    p_holm</w:t>
+      </w:r>
+      <w:r>
+        <w:br/>
+      </w:r>
+      <w:r>
+        <w:rPr>
+          <w:rStyle w:val="VerbatimChar"/>
+        </w:rPr>
+        <w:t xml:space="preserve">1    Apne vs Bikarb 0.61788658  0.1633642 0.6178866</w:t>
+      </w:r>
+      <w:r>
+        <w:br/>
+      </w:r>
+      <w:r>
+        <w:rPr>
+          <w:rStyle w:val="VerbatimChar"/>
+        </w:rPr>
+        <w:t xml:space="preserve">2   Apne vs Placebo 0.09484536 -0.5901990 0.2837266</w:t>
+      </w:r>
+      <w:r>
+        <w:br/>
+      </w:r>
+      <w:r>
+        <w:rPr>
+          <w:rStyle w:val="VerbatimChar"/>
+        </w:rPr>
+        <w:t xml:space="preserve">3 Bikarb vs Placebo 0.09457554 -0.5907642 0.2837266</w:t>
+      </w:r>
+    </w:p>
+    <w:bookmarkEnd w:id="67"/>
+    <w:bookmarkStart w:id="79" w:name="hb-konsentrasjon"/>
     <w:p>
       <w:pPr>
         <w:pStyle w:val="Heading3"/>
       </w:pPr>
       <w:r>
         <w:t xml:space="preserve">4.2.3 Hb-konsentrasjon</w:t>
-      </w:r>
-    </w:p>
-    <w:p>
-      <w:pPr>
-        <w:pStyle w:val="FirstParagraph"/>
-      </w:pPr>
-      <w:r>
-        <w:t xml:space="preserve">Toveis repeated-measures ANOVA viste en signifikant forskjell på protokoll på Hb-konsentrasjon (P = 0,003)- Post hoc-analyse viste at Hb-konsentrasjon var høyere enn bikarbonat ved pre (p = 0,019) og post (p = 0,023), mens placebo hadde høyere Hb-konsentrasjon enn bikarbonat ved 10 min (p = 0,023). Her er det viktig å påpeke at både apné og placebo målte høyere Hb-konsentrasjonenn bikarbonat ved baseline – altså før apné-intervensjonen (se tabell 4.3). Forskjellene i Hb-konsentrasjons som beskrives over trenger derfor ikke å ha betydning selv om de er statistisk signifikante.</w:t>
       </w:r>
     </w:p>
     <w:tbl>
@@ -8930,7 +13046,7 @@
       <w:tr>
         <w:tc>
           <w:tcPr/>
-          <w:bookmarkStart w:id="64" w:name="tbl-hb"/>
+          <w:bookmarkStart w:id="68" w:name="tbl-hb"/>
           <w:p>
             <w:pPr>
               <w:jc w:val="center"/>
@@ -9004,7 +13120,7 @@
                     <w:rPr>
                       <w:rFonts w:ascii="Arial" w:hAnsi="Arial" w:eastAsia="Arial" w:cs="Arial"/>
                       <w:i w:val="false"/>
-                      <w:b w:val="true"/>
+                      <w:b w:val="false"/>
                       <w:u w:val="none"/>
                       <w:strike w:val="false"/>
                       <w:sz w:val="22"/>
@@ -9017,7 +13133,7 @@
                     <w:rPr>
                       <w:rFonts w:ascii="Arial" w:hAnsi="Arial" w:eastAsia="Arial" w:cs="Arial"/>
                       <w:i w:val="false"/>
-                      <w:b w:val="true"/>
+                      <w:b w:val="false"/>
                       <w:u w:val="none"/>
                       <w:strike w:val="false"/>
                       <w:sz w:val="22"/>
@@ -9030,7 +13146,7 @@
                     <w:rPr>
                       <w:rFonts w:ascii="Arial" w:hAnsi="Arial" w:eastAsia="Arial" w:cs="Arial"/>
                       <w:i w:val="false"/>
-                      <w:b w:val="true"/>
+                      <w:b w:val="false"/>
                       <w:u w:val="none"/>
                       <w:strike w:val="false"/>
                       <w:sz w:val="22"/>
@@ -9084,7 +13200,7 @@
                     <w:rPr>
                       <w:rFonts w:ascii="Arial" w:hAnsi="Arial" w:eastAsia="Arial" w:cs="Arial"/>
                       <w:i w:val="false"/>
-                      <w:b w:val="true"/>
+                      <w:b w:val="false"/>
                       <w:u w:val="none"/>
                       <w:strike w:val="false"/>
                       <w:sz w:val="22"/>
@@ -9097,7 +13213,7 @@
                     <w:rPr>
                       <w:rFonts w:ascii="Arial" w:hAnsi="Arial" w:eastAsia="Arial" w:cs="Arial"/>
                       <w:i w:val="false"/>
-                      <w:b w:val="true"/>
+                      <w:b w:val="false"/>
                       <w:u w:val="none"/>
                       <w:strike w:val="false"/>
                       <w:sz w:val="22"/>
@@ -9151,7 +13267,7 @@
                     <w:rPr>
                       <w:rFonts w:ascii="Arial" w:hAnsi="Arial" w:eastAsia="Arial" w:cs="Arial"/>
                       <w:i w:val="false"/>
-                      <w:b w:val="true"/>
+                      <w:b w:val="false"/>
                       <w:u w:val="none"/>
                       <w:strike w:val="false"/>
                       <w:sz w:val="22"/>
@@ -9205,7 +13321,7 @@
                     <w:rPr>
                       <w:rFonts w:ascii="Arial" w:hAnsi="Arial" w:eastAsia="Arial" w:cs="Arial"/>
                       <w:i w:val="false"/>
-                      <w:b w:val="true"/>
+                      <w:b w:val="false"/>
                       <w:u w:val="none"/>
                       <w:strike w:val="false"/>
                       <w:sz w:val="22"/>
@@ -9267,8 +13383,8 @@
                       <w:b w:val="false"/>
                       <w:u w:val="none"/>
                       <w:strike w:val="false"/>
-                      <w:sz w:val="22"/>
-                      <w:szCs w:val="22"/>
+                      <w:sz w:val="18"/>
+                      <w:szCs w:val="18"/>
                       <w:color w:val="000000"/>
                     </w:rPr>
                     <w:t xml:space="preserve">Hb - </w:t>
@@ -9280,8 +13396,8 @@
                       <w:b w:val="false"/>
                       <w:u w:val="none"/>
                       <w:strike w:val="false"/>
-                      <w:sz w:val="22"/>
-                      <w:szCs w:val="22"/>
+                      <w:sz w:val="18"/>
+                      <w:szCs w:val="18"/>
                       <w:color w:val="000000"/>
                     </w:rPr>
                     <w:t xml:space="preserve">Baseline</w:t>
@@ -9334,8 +13450,8 @@
                       <w:b w:val="false"/>
                       <w:u w:val="none"/>
                       <w:strike w:val="false"/>
-                      <w:sz w:val="22"/>
-                      <w:szCs w:val="22"/>
+                      <w:sz w:val="18"/>
+                      <w:szCs w:val="18"/>
                       <w:color w:val="000000"/>
                     </w:rPr>
                     <w:t xml:space="preserve">16.33 (0.80)</w:t>
@@ -9388,8 +13504,8 @@
                       <w:b w:val="false"/>
                       <w:u w:val="none"/>
                       <w:strike w:val="false"/>
-                      <w:sz w:val="22"/>
-                      <w:szCs w:val="22"/>
+                      <w:sz w:val="18"/>
+                      <w:szCs w:val="18"/>
                       <w:color w:val="000000"/>
                     </w:rPr>
                     <w:t xml:space="preserve">15.81 (0.64)</w:t>
@@ -9442,8 +13558,8 @@
                       <w:b w:val="false"/>
                       <w:u w:val="none"/>
                       <w:strike w:val="false"/>
-                      <w:sz w:val="22"/>
-                      <w:szCs w:val="22"/>
+                      <w:sz w:val="18"/>
+                      <w:szCs w:val="18"/>
                       <w:color w:val="000000"/>
                     </w:rPr>
                     <w:t xml:space="preserve">16.20 (0.81)</w:t>
@@ -9501,8 +13617,8 @@
                       <w:b w:val="false"/>
                       <w:u w:val="none"/>
                       <w:strike w:val="false"/>
-                      <w:sz w:val="22"/>
-                      <w:szCs w:val="22"/>
+                      <w:sz w:val="18"/>
+                      <w:szCs w:val="18"/>
                       <w:color w:val="000000"/>
                     </w:rPr>
                     <w:t xml:space="preserve">Hb - </w:t>
@@ -9514,8 +13630,8 @@
                       <w:b w:val="false"/>
                       <w:u w:val="none"/>
                       <w:strike w:val="false"/>
-                      <w:sz w:val="22"/>
-                      <w:szCs w:val="22"/>
+                      <w:sz w:val="18"/>
+                      <w:szCs w:val="18"/>
                       <w:color w:val="000000"/>
                     </w:rPr>
                     <w:t xml:space="preserve">Pre</w:t>
@@ -9568,8 +13684,8 @@
                       <w:b w:val="false"/>
                       <w:u w:val="none"/>
                       <w:strike w:val="false"/>
-                      <w:sz w:val="22"/>
-                      <w:szCs w:val="22"/>
+                      <w:sz w:val="18"/>
+                      <w:szCs w:val="18"/>
                       <w:color w:val="000000"/>
                     </w:rPr>
                     <w:t xml:space="preserve">16.39 (1.05)</w:t>
@@ -9622,8 +13738,8 @@
                       <w:b w:val="false"/>
                       <w:u w:val="none"/>
                       <w:strike w:val="false"/>
-                      <w:sz w:val="22"/>
-                      <w:szCs w:val="22"/>
+                      <w:sz w:val="18"/>
+                      <w:szCs w:val="18"/>
                       <w:color w:val="000000"/>
                     </w:rPr>
                     <w:t xml:space="preserve">15.88 (0.93)</w:t>
@@ -9676,8 +13792,8 @@
                       <w:b w:val="false"/>
                       <w:u w:val="none"/>
                       <w:strike w:val="false"/>
-                      <w:sz w:val="22"/>
-                      <w:szCs w:val="22"/>
+                      <w:sz w:val="18"/>
+                      <w:szCs w:val="18"/>
                       <w:color w:val="000000"/>
                     </w:rPr>
                     <w:t xml:space="preserve">16.11 (0.95)</w:t>
@@ -9735,8 +13851,8 @@
                       <w:b w:val="false"/>
                       <w:u w:val="none"/>
                       <w:strike w:val="false"/>
-                      <w:sz w:val="22"/>
-                      <w:szCs w:val="22"/>
+                      <w:sz w:val="18"/>
+                      <w:szCs w:val="18"/>
                       <w:color w:val="000000"/>
                     </w:rPr>
                     <w:t xml:space="preserve">Hb - </w:t>
@@ -9748,8 +13864,8 @@
                       <w:b w:val="false"/>
                       <w:u w:val="none"/>
                       <w:strike w:val="false"/>
-                      <w:sz w:val="22"/>
-                      <w:szCs w:val="22"/>
+                      <w:sz w:val="18"/>
+                      <w:szCs w:val="18"/>
                       <w:color w:val="000000"/>
                     </w:rPr>
                     <w:t xml:space="preserve">Post</w:t>
@@ -9802,8 +13918,8 @@
                       <w:b w:val="false"/>
                       <w:u w:val="none"/>
                       <w:strike w:val="false"/>
-                      <w:sz w:val="22"/>
-                      <w:szCs w:val="22"/>
+                      <w:sz w:val="18"/>
+                      <w:szCs w:val="18"/>
                       <w:color w:val="000000"/>
                     </w:rPr>
                     <w:t xml:space="preserve">17.05 (1.07)</w:t>
@@ -9856,8 +13972,8 @@
                       <w:b w:val="false"/>
                       <w:u w:val="none"/>
                       <w:strike w:val="false"/>
-                      <w:sz w:val="22"/>
-                      <w:szCs w:val="22"/>
+                      <w:sz w:val="18"/>
+                      <w:szCs w:val="18"/>
                       <w:color w:val="000000"/>
                     </w:rPr>
                     <w:t xml:space="preserve">16.66 (0.95)</w:t>
@@ -9910,8 +14026,8 @@
                       <w:b w:val="false"/>
                       <w:u w:val="none"/>
                       <w:strike w:val="false"/>
-                      <w:sz w:val="22"/>
-                      <w:szCs w:val="22"/>
+                      <w:sz w:val="18"/>
+                      <w:szCs w:val="18"/>
                       <w:color w:val="000000"/>
                     </w:rPr>
                     <w:t xml:space="preserve">16.81 (0.87)</w:t>
@@ -9969,8 +14085,8 @@
                       <w:b w:val="false"/>
                       <w:u w:val="none"/>
                       <w:strike w:val="false"/>
-                      <w:sz w:val="22"/>
-                      <w:szCs w:val="22"/>
+                      <w:sz w:val="18"/>
+                      <w:szCs w:val="18"/>
                       <w:color w:val="000000"/>
                     </w:rPr>
                     <w:t xml:space="preserve">Hb - </w:t>
@@ -9982,8 +14098,8 @@
                       <w:b w:val="false"/>
                       <w:u w:val="none"/>
                       <w:strike w:val="false"/>
-                      <w:sz w:val="22"/>
-                      <w:szCs w:val="22"/>
+                      <w:sz w:val="18"/>
+                      <w:szCs w:val="18"/>
                       <w:color w:val="000000"/>
                     </w:rPr>
                     <w:t xml:space="preserve">NA</w:t>
@@ -10036,8 +14152,8 @@
                       <w:b w:val="false"/>
                       <w:u w:val="none"/>
                       <w:strike w:val="false"/>
-                      <w:sz w:val="22"/>
-                      <w:szCs w:val="22"/>
+                      <w:sz w:val="18"/>
+                      <w:szCs w:val="18"/>
                       <w:color w:val="000000"/>
                     </w:rPr>
                     <w:t xml:space="preserve">16.68 (1.03)</w:t>
@@ -10090,8 +14206,8 @@
                       <w:b w:val="false"/>
                       <w:u w:val="none"/>
                       <w:strike w:val="false"/>
-                      <w:sz w:val="22"/>
-                      <w:szCs w:val="22"/>
+                      <w:sz w:val="18"/>
+                      <w:szCs w:val="18"/>
                       <w:color w:val="000000"/>
                     </w:rPr>
                     <w:t xml:space="preserve">16.45 (0.97)</w:t>
@@ -10144,8 +14260,8 @@
                       <w:b w:val="false"/>
                       <w:u w:val="none"/>
                       <w:strike w:val="false"/>
-                      <w:sz w:val="22"/>
-                      <w:szCs w:val="22"/>
+                      <w:sz w:val="18"/>
+                      <w:szCs w:val="18"/>
                       <w:color w:val="000000"/>
                     </w:rPr>
                     <w:t xml:space="preserve">16.74 (0.81)</w:t>
@@ -10201,11 +14317,11 @@
                     <w:rPr>
                       <w:rFonts w:ascii="Arial" w:hAnsi="Arial" w:eastAsia="Arial" w:cs="Arial"/>
                       <w:i w:val="false"/>
-                      <w:b w:val="false"/>
-                      <w:u w:val="none"/>
-                      <w:strike w:val="false"/>
-                      <w:sz w:val="18"/>
-                      <w:szCs w:val="18"/>
+                      <w:b w:val="true"/>
+                      <w:u w:val="none"/>
+                      <w:strike w:val="false"/>
+                      <w:sz w:val="22"/>
+                      <w:szCs w:val="22"/>
                       <w:color w:val="000000"/>
                     </w:rPr>
                     <w:t xml:space="preserve">Verdier er oppgitt som gjennomsnitt (SD).</w:t>
@@ -10214,18 +14330,10 @@
               </w:tc>
             </w:tr>
           </w:tbl>
-          <w:bookmarkEnd w:id="64"/>
+          <w:bookmarkEnd w:id="68"/>
         </w:tc>
       </w:tr>
     </w:tbl>
-    <w:p>
-      <w:pPr>
-        <w:pStyle w:val="BodyText"/>
-      </w:pPr>
-      <w:r>
-        <w:t xml:space="preserve">Det var nemlig ikke signifikant endring i Hb-konsentrasjon fra baseline til pre ved apné (p = 0,75). Fra pre til 10 min var det en signifikant økning for placebo (p = 0,03), men placebo hadde både en nedgang i Hb-konsentrasjon mellom baseline og pre, og en mindre økning fra 10 min til post (se figur 4.5). Totalt sett gjennom hele testen (baseline – pre – 10 min – post) var det ingen signifikante forskjeller mellom de tre behandlingene (p = 0,20)</w:t>
-      </w:r>
-    </w:p>
     <w:tbl>
       <w:tblPr>
         <w:tblStyle w:val="Table"/>
@@ -10239,7 +14347,7 @@
       <w:tr>
         <w:tc>
           <w:tcPr/>
-          <w:bookmarkStart w:id="68" w:name="fig-hb-slope-panels"/>
+          <w:bookmarkStart w:id="72" w:name="fig-hb-slope-panels"/>
           <w:p>
             <w:pPr>
               <w:pStyle w:val="Compact"/>
@@ -10250,18 +14358,18 @@
                 <wp:inline>
                   <wp:extent cx="5334000" cy="3280267"/>
                   <wp:effectExtent b="0" l="0" r="0" t="0"/>
-                  <wp:docPr descr="" title="" id="66" name="Picture"/>
+                  <wp:docPr descr="" title="" id="70" name="Picture"/>
                   <a:graphic>
                     <a:graphicData uri="http://schemas.openxmlformats.org/drawingml/2006/picture">
                       <pic:pic>
                         <pic:nvPicPr>
-                          <pic:cNvPr descr="results_files/figure-docx/fig-hb-slope-panels-1.png" id="67" name="Picture"/>
+                          <pic:cNvPr descr="results_files/figure-docx/fig-hb-slope-panels-1.png" id="71" name="Picture"/>
                           <pic:cNvPicPr>
                             <a:picLocks noChangeArrowheads="1" noChangeAspect="1"/>
                           </pic:cNvPicPr>
                         </pic:nvPicPr>
                         <pic:blipFill>
-                          <a:blip r:embed="rId65"/>
+                          <a:blip r:embed="rId69"/>
                           <a:stretch>
                             <a:fillRect/>
                           </a:stretch>
@@ -10298,10 +14406,10 @@
               <w:pStyle w:val="ImageCaption"/>
             </w:pPr>
             <w:r>
-              <w:t xml:space="preserve">Figure 4.5: Slopegraph for Hb-konsentrasjon: individuelle målinger og gjennomsnitt ved baseline, pre, 10 min og post for Apné, Bikarbonat 2,5 g/kg og Placebo (separate paneler).</w:t>
+              <w:t xml:space="preserve">Figure 4.6: Slopegraph for Hb-konsentrasjon: individuelle målinger og gjennomsnitt ved baseline, pre, 10 min og post for Apné, Bikarbonat 2,5 g/kg og Placebo (separate paneler).</w:t>
             </w:r>
           </w:p>
-          <w:bookmarkEnd w:id="68"/>
+          <w:bookmarkEnd w:id="72"/>
         </w:tc>
       </w:tr>
     </w:tbl>
@@ -11161,10 +15269,903 @@
         <w:t xml:space="preserve">P value adjustment method: holm </w:t>
       </w:r>
     </w:p>
-    <w:bookmarkEnd w:id="69"/>
-    <w:bookmarkEnd w:id="70"/>
-    <w:bookmarkEnd w:id="71"/>
-    <w:bookmarkStart w:id="72" w:name="diskusjon"/>
+    <w:p>
+      <w:pPr>
+        <w:pStyle w:val="FirstParagraph"/>
+      </w:pPr>
+      <w:r>
+        <w:t xml:space="preserve">Med ES:</w:t>
+      </w:r>
+    </w:p>
+    <w:p>
+      <w:pPr>
+        <w:pStyle w:val="SourceCode"/>
+      </w:pPr>
+      <w:r>
+        <w:br/>
+      </w:r>
+      <w:r>
+        <w:rPr>
+          <w:rStyle w:val="VerbatimChar"/>
+        </w:rPr>
+        <w:t xml:space="preserve">Toveis repeated-measures ANOVA (Hb):</w:t>
+      </w:r>
+    </w:p>
+    <w:p>
+      <w:pPr>
+        <w:pStyle w:val="SourceCode"/>
+      </w:pPr>
+      <w:r>
+        <w:br/>
+      </w:r>
+      <w:r>
+        <w:rPr>
+          <w:rStyle w:val="VerbatimChar"/>
+        </w:rPr>
+        <w:t xml:space="preserve">Error: id</w:t>
+      </w:r>
+      <w:r>
+        <w:br/>
+      </w:r>
+      <w:r>
+        <w:rPr>
+          <w:rStyle w:val="VerbatimChar"/>
+        </w:rPr>
+        <w:t xml:space="preserve">          Df Sum Sq Mean Sq F value Pr(&gt;F)</w:t>
+      </w:r>
+      <w:r>
+        <w:br/>
+      </w:r>
+      <w:r>
+        <w:rPr>
+          <w:rStyle w:val="VerbatimChar"/>
+        </w:rPr>
+        <w:t xml:space="preserve">Residuals  9  74.19   8.243               </w:t>
+      </w:r>
+      <w:r>
+        <w:br/>
+      </w:r>
+      <w:r>
+        <w:br/>
+      </w:r>
+      <w:r>
+        <w:rPr>
+          <w:rStyle w:val="VerbatimChar"/>
+        </w:rPr>
+        <w:t xml:space="preserve">Error: id:protocol</w:t>
+      </w:r>
+      <w:r>
+        <w:br/>
+      </w:r>
+      <w:r>
+        <w:rPr>
+          <w:rStyle w:val="VerbatimChar"/>
+        </w:rPr>
+        <w:t xml:space="preserve">          Df Sum Sq Mean Sq F value  Pr(&gt;F)   </w:t>
+      </w:r>
+      <w:r>
+        <w:br/>
+      </w:r>
+      <w:r>
+        <w:rPr>
+          <w:rStyle w:val="VerbatimChar"/>
+        </w:rPr>
+        <w:t xml:space="preserve">protocol   2  3.499  1.7496   8.297 0.00279 **</w:t>
+      </w:r>
+      <w:r>
+        <w:br/>
+      </w:r>
+      <w:r>
+        <w:rPr>
+          <w:rStyle w:val="VerbatimChar"/>
+        </w:rPr>
+        <w:t xml:space="preserve">Residuals 18  3.795  0.2109                   </w:t>
+      </w:r>
+      <w:r>
+        <w:br/>
+      </w:r>
+      <w:r>
+        <w:rPr>
+          <w:rStyle w:val="VerbatimChar"/>
+        </w:rPr>
+        <w:t xml:space="preserve">---</w:t>
+      </w:r>
+      <w:r>
+        <w:br/>
+      </w:r>
+      <w:r>
+        <w:rPr>
+          <w:rStyle w:val="VerbatimChar"/>
+        </w:rPr>
+        <w:t xml:space="preserve">Signif. codes:  0 '***' 0.001 '**' 0.01 '*' 0.05 '.' 0.1 ' ' 1</w:t>
+      </w:r>
+      <w:r>
+        <w:br/>
+      </w:r>
+      <w:r>
+        <w:br/>
+      </w:r>
+      <w:r>
+        <w:rPr>
+          <w:rStyle w:val="VerbatimChar"/>
+        </w:rPr>
+        <w:t xml:space="preserve">Error: id:time</w:t>
+      </w:r>
+      <w:r>
+        <w:br/>
+      </w:r>
+      <w:r>
+        <w:rPr>
+          <w:rStyle w:val="VerbatimChar"/>
+        </w:rPr>
+        <w:t xml:space="preserve">          Df Sum Sq Mean Sq F value   Pr(&gt;F)    </w:t>
+      </w:r>
+      <w:r>
+        <w:br/>
+      </w:r>
+      <w:r>
+        <w:rPr>
+          <w:rStyle w:val="VerbatimChar"/>
+        </w:rPr>
+        <w:t xml:space="preserve">time       3  11.85   3.949   14.67 7.34e-06 ***</w:t>
+      </w:r>
+      <w:r>
+        <w:br/>
+      </w:r>
+      <w:r>
+        <w:rPr>
+          <w:rStyle w:val="VerbatimChar"/>
+        </w:rPr>
+        <w:t xml:space="preserve">Residuals 27   7.27   0.269                     </w:t>
+      </w:r>
+      <w:r>
+        <w:br/>
+      </w:r>
+      <w:r>
+        <w:rPr>
+          <w:rStyle w:val="VerbatimChar"/>
+        </w:rPr>
+        <w:t xml:space="preserve">---</w:t>
+      </w:r>
+      <w:r>
+        <w:br/>
+      </w:r>
+      <w:r>
+        <w:rPr>
+          <w:rStyle w:val="VerbatimChar"/>
+        </w:rPr>
+        <w:t xml:space="preserve">Signif. codes:  0 '***' 0.001 '**' 0.01 '*' 0.05 '.' 0.1 ' ' 1</w:t>
+      </w:r>
+      <w:r>
+        <w:br/>
+      </w:r>
+      <w:r>
+        <w:br/>
+      </w:r>
+      <w:r>
+        <w:rPr>
+          <w:rStyle w:val="VerbatimChar"/>
+        </w:rPr>
+        <w:t xml:space="preserve">Error: id:protocol:time</w:t>
+      </w:r>
+      <w:r>
+        <w:br/>
+      </w:r>
+      <w:r>
+        <w:rPr>
+          <w:rStyle w:val="VerbatimChar"/>
+        </w:rPr>
+        <w:t xml:space="preserve">              Df Sum Sq Mean Sq F value Pr(&gt;F)</w:t>
+      </w:r>
+      <w:r>
+        <w:br/>
+      </w:r>
+      <w:r>
+        <w:rPr>
+          <w:rStyle w:val="VerbatimChar"/>
+        </w:rPr>
+        <w:t xml:space="preserve">protocol:time  6   0.51 0.08501   0.898  0.503</w:t>
+      </w:r>
+      <w:r>
+        <w:br/>
+      </w:r>
+      <w:r>
+        <w:rPr>
+          <w:rStyle w:val="VerbatimChar"/>
+        </w:rPr>
+        <w:t xml:space="preserve">Residuals     54   5.11 0.09464               </w:t>
+      </w:r>
+    </w:p>
+    <w:p>
+      <w:pPr>
+        <w:pStyle w:val="SourceCode"/>
+      </w:pPr>
+      <w:r>
+        <w:br/>
+      </w:r>
+      <w:r>
+        <w:rPr>
+          <w:rStyle w:val="VerbatimChar"/>
+        </w:rPr>
+        <w:t xml:space="preserve">Effect size – partial eta squared (Hb):</w:t>
+      </w:r>
+    </w:p>
+    <w:p>
+      <w:pPr>
+        <w:pStyle w:val="SourceCode"/>
+      </w:pPr>
+      <w:r>
+        <w:rPr>
+          <w:rStyle w:val="VerbatimChar"/>
+        </w:rPr>
+        <w:t xml:space="preserve"># Effect Size for ANOVA (Type I)</w:t>
+      </w:r>
+      <w:r>
+        <w:br/>
+      </w:r>
+      <w:r>
+        <w:br/>
+      </w:r>
+      <w:r>
+        <w:rPr>
+          <w:rStyle w:val="VerbatimChar"/>
+        </w:rPr>
+        <w:t xml:space="preserve">Group            |     Parameter | Eta2 (partial) |       95% CI</w:t>
+      </w:r>
+      <w:r>
+        <w:br/>
+      </w:r>
+      <w:r>
+        <w:rPr>
+          <w:rStyle w:val="VerbatimChar"/>
+        </w:rPr>
+        <w:t xml:space="preserve">----------------------------------------------------------------</w:t>
+      </w:r>
+      <w:r>
+        <w:br/>
+      </w:r>
+      <w:r>
+        <w:rPr>
+          <w:rStyle w:val="VerbatimChar"/>
+        </w:rPr>
+        <w:t xml:space="preserve">id:protocol      |      protocol |           0.48 | [0.16, 1.00]</w:t>
+      </w:r>
+      <w:r>
+        <w:br/>
+      </w:r>
+      <w:r>
+        <w:rPr>
+          <w:rStyle w:val="VerbatimChar"/>
+        </w:rPr>
+        <w:t xml:space="preserve">id:time          |          time |           0.62 | [0.39, 1.00]</w:t>
+      </w:r>
+      <w:r>
+        <w:br/>
+      </w:r>
+      <w:r>
+        <w:rPr>
+          <w:rStyle w:val="VerbatimChar"/>
+        </w:rPr>
+        <w:t xml:space="preserve">id:protocol:time | protocol:time |           0.09 | [0.00, 1.00]</w:t>
+      </w:r>
+      <w:r>
+        <w:br/>
+      </w:r>
+      <w:r>
+        <w:br/>
+      </w:r>
+      <w:r>
+        <w:rPr>
+          <w:rStyle w:val="VerbatimChar"/>
+        </w:rPr>
+        <w:t xml:space="preserve">- One-sided CIs: upper bound fixed at [1.00].</w:t>
+      </w:r>
+    </w:p>
+    <w:p>
+      <w:pPr>
+        <w:pStyle w:val="SourceCode"/>
+      </w:pPr>
+      <w:r>
+        <w:br/>
+      </w:r>
+      <w:r>
+        <w:rPr>
+          <w:rStyle w:val="VerbatimChar"/>
+        </w:rPr>
+        <w:t xml:space="preserve">Post-hoc: protokollforskjeller ved hvert tidspunkt (Holm + dz):</w:t>
+      </w:r>
+    </w:p>
+    <w:p>
+      <w:pPr>
+        <w:pStyle w:val="SourceCode"/>
+      </w:pPr>
+      <w:r>
+        <w:br/>
+      </w:r>
+      <w:r>
+        <w:rPr>
+          <w:rStyle w:val="VerbatimChar"/>
+        </w:rPr>
+        <w:t xml:space="preserve">Tidspunkt: Baseline </w:t>
+      </w:r>
+      <w:r>
+        <w:br/>
+      </w:r>
+      <w:r>
+        <w:rPr>
+          <w:rStyle w:val="VerbatimChar"/>
+        </w:rPr>
+        <w:t xml:space="preserve">         comparison      p_raw         dz    p_holm</w:t>
+      </w:r>
+      <w:r>
+        <w:br/>
+      </w:r>
+      <w:r>
+        <w:rPr>
+          <w:rStyle w:val="VerbatimChar"/>
+        </w:rPr>
+        <w:t xml:space="preserve">1    Apne vs Bikarb 0.05510177 -0.6965396 0.1154935</w:t>
+      </w:r>
+      <w:r>
+        <w:br/>
+      </w:r>
+      <w:r>
+        <w:rPr>
+          <w:rStyle w:val="VerbatimChar"/>
+        </w:rPr>
+        <w:t xml:space="preserve">2   Apne vs Placebo 0.44286562 -0.2538146 0.4428656</w:t>
+      </w:r>
+      <w:r>
+        <w:br/>
+      </w:r>
+      <w:r>
+        <w:rPr>
+          <w:rStyle w:val="VerbatimChar"/>
+        </w:rPr>
+        <w:t xml:space="preserve">3 Bikarb vs Placebo 0.03849782  0.7658354 0.1154935</w:t>
+      </w:r>
+      <w:r>
+        <w:br/>
+      </w:r>
+      <w:r>
+        <w:br/>
+      </w:r>
+      <w:r>
+        <w:rPr>
+          <w:rStyle w:val="VerbatimChar"/>
+        </w:rPr>
+        <w:t xml:space="preserve">Tidspunkt: Pre </w:t>
+      </w:r>
+      <w:r>
+        <w:br/>
+      </w:r>
+      <w:r>
+        <w:rPr>
+          <w:rStyle w:val="VerbatimChar"/>
+        </w:rPr>
+        <w:t xml:space="preserve">         comparison       p_raw         dz     p_holm</w:t>
+      </w:r>
+      <w:r>
+        <w:br/>
+      </w:r>
+      <w:r>
+        <w:rPr>
+          <w:rStyle w:val="VerbatimChar"/>
+        </w:rPr>
+        <w:t xml:space="preserve">1    Apne vs Bikarb 0.006417765 -1.1161641 0.01925329</w:t>
+      </w:r>
+      <w:r>
+        <w:br/>
+      </w:r>
+      <w:r>
+        <w:rPr>
+          <w:rStyle w:val="VerbatimChar"/>
+        </w:rPr>
+        <w:t xml:space="preserve">2   Apne vs Placebo 0.066575935 -0.6597627 0.13315187</w:t>
+      </w:r>
+      <w:r>
+        <w:br/>
+      </w:r>
+      <w:r>
+        <w:rPr>
+          <w:rStyle w:val="VerbatimChar"/>
+        </w:rPr>
+        <w:t xml:space="preserve">3 Bikarb vs Placebo 0.198923695  0.4385042 0.19892369</w:t>
+      </w:r>
+      <w:r>
+        <w:br/>
+      </w:r>
+      <w:r>
+        <w:br/>
+      </w:r>
+      <w:r>
+        <w:rPr>
+          <w:rStyle w:val="VerbatimChar"/>
+        </w:rPr>
+        <w:t xml:space="preserve">Tidspunkt: 10min </w:t>
+      </w:r>
+      <w:r>
+        <w:br/>
+      </w:r>
+      <w:r>
+        <w:rPr>
+          <w:rStyle w:val="VerbatimChar"/>
+        </w:rPr>
+        <w:t xml:space="preserve">         comparison      p_raw         dz     p_holm</w:t>
+      </w:r>
+      <w:r>
+        <w:br/>
+      </w:r>
+      <w:r>
+        <w:rPr>
+          <w:rStyle w:val="VerbatimChar"/>
+        </w:rPr>
+        <w:t xml:space="preserve">1    Apne vs Bikarb 0.19933610 -0.4380621 0.39867220</w:t>
+      </w:r>
+      <w:r>
+        <w:br/>
+      </w:r>
+      <w:r>
+        <w:rPr>
+          <w:rStyle w:val="VerbatimChar"/>
+        </w:rPr>
+        <w:t xml:space="preserve">2   Apne vs Placebo 0.74517141  0.1059924 0.74517141</w:t>
+      </w:r>
+      <w:r>
+        <w:br/>
+      </w:r>
+      <w:r>
+        <w:rPr>
+          <w:rStyle w:val="VerbatimChar"/>
+        </w:rPr>
+        <w:t xml:space="preserve">3 Bikarb vs Placebo 0.00768793  1.0799332 0.02306379</w:t>
+      </w:r>
+      <w:r>
+        <w:br/>
+      </w:r>
+      <w:r>
+        <w:br/>
+      </w:r>
+      <w:r>
+        <w:rPr>
+          <w:rStyle w:val="VerbatimChar"/>
+        </w:rPr>
+        <w:t xml:space="preserve">Tidspunkt: Post </w:t>
+      </w:r>
+      <w:r>
+        <w:br/>
+      </w:r>
+      <w:r>
+        <w:rPr>
+          <w:rStyle w:val="VerbatimChar"/>
+        </w:rPr>
+        <w:t xml:space="preserve">         comparison       p_raw         dz     p_holm</w:t>
+      </w:r>
+      <w:r>
+        <w:br/>
+      </w:r>
+      <w:r>
+        <w:rPr>
+          <w:rStyle w:val="VerbatimChar"/>
+        </w:rPr>
+        <w:t xml:space="preserve">1    Apne vs Bikarb 0.009268113 -1.0427327 0.02780434</w:t>
+      </w:r>
+      <w:r>
+        <w:br/>
+      </w:r>
+      <w:r>
+        <w:rPr>
+          <w:rStyle w:val="VerbatimChar"/>
+        </w:rPr>
+        <w:t xml:space="preserve">2   Apne vs Placebo 0.102078887 -0.5755821 0.20415777</w:t>
+      </w:r>
+      <w:r>
+        <w:br/>
+      </w:r>
+      <w:r>
+        <w:rPr>
+          <w:rStyle w:val="VerbatimChar"/>
+        </w:rPr>
+        <w:t xml:space="preserve">3 Bikarb vs Placebo 0.353287185  0.3095018 0.35328718</w:t>
+      </w:r>
+    </w:p>
+    <w:p>
+      <w:pPr>
+        <w:pStyle w:val="SourceCode"/>
+      </w:pPr>
+      <w:r>
+        <w:br/>
+      </w:r>
+      <w:r>
+        <w:rPr>
+          <w:rStyle w:val="VerbatimChar"/>
+        </w:rPr>
+        <w:t xml:space="preserve">Post-hoc: tidsforskjeller innen hver protokoll (Holm + dz):</w:t>
+      </w:r>
+    </w:p>
+    <w:p>
+      <w:pPr>
+        <w:pStyle w:val="SourceCode"/>
+      </w:pPr>
+      <w:r>
+        <w:br/>
+      </w:r>
+      <w:r>
+        <w:rPr>
+          <w:rStyle w:val="VerbatimChar"/>
+        </w:rPr>
+        <w:t xml:space="preserve">Protokoll: Apne </w:t>
+      </w:r>
+      <w:r>
+        <w:br/>
+      </w:r>
+      <w:r>
+        <w:rPr>
+          <w:rStyle w:val="VerbatimChar"/>
+        </w:rPr>
+        <w:t xml:space="preserve">         comparison        p_raw        dz       p_holm</w:t>
+      </w:r>
+      <w:r>
+        <w:br/>
+      </w:r>
+      <w:r>
+        <w:rPr>
+          <w:rStyle w:val="VerbatimChar"/>
+        </w:rPr>
+        <w:t xml:space="preserve">1   Baseline vs Pre 7.524745e-01 0.1028320 7.524745e-01</w:t>
+      </w:r>
+      <w:r>
+        <w:br/>
+      </w:r>
+      <w:r>
+        <w:rPr>
+          <w:rStyle w:val="VerbatimChar"/>
+        </w:rPr>
+        <w:t xml:space="preserve">2 Baseline vs 10min 2.382809e-01 0.3994388 5.639510e-01</w:t>
+      </w:r>
+      <w:r>
+        <w:br/>
+      </w:r>
+      <w:r>
+        <w:rPr>
+          <w:rStyle w:val="VerbatimChar"/>
+        </w:rPr>
+        <w:t xml:space="preserve">3  Baseline vs Post 2.298340e-03 1.3289315 1.149170e-02</w:t>
+      </w:r>
+      <w:r>
+        <w:br/>
+      </w:r>
+      <w:r>
+        <w:rPr>
+          <w:rStyle w:val="VerbatimChar"/>
+        </w:rPr>
+        <w:t xml:space="preserve">4      Pre vs 10min 1.879837e-01 0.4505293 5.639510e-01</w:t>
+      </w:r>
+      <w:r>
+        <w:br/>
+      </w:r>
+      <w:r>
+        <w:rPr>
+          <w:rStyle w:val="VerbatimChar"/>
+        </w:rPr>
+        <w:t xml:space="preserve">5       Pre vs Post 2.296909e-06 3.3345822 1.378146e-05</w:t>
+      </w:r>
+      <w:r>
+        <w:br/>
+      </w:r>
+      <w:r>
+        <w:rPr>
+          <w:rStyle w:val="VerbatimChar"/>
+        </w:rPr>
+        <w:t xml:space="preserve">6     10min vs Post 1.222156e-01 0.5394514 4.888624e-01</w:t>
+      </w:r>
+      <w:r>
+        <w:br/>
+      </w:r>
+      <w:r>
+        <w:br/>
+      </w:r>
+      <w:r>
+        <w:rPr>
+          <w:rStyle w:val="VerbatimChar"/>
+        </w:rPr>
+        <w:t xml:space="preserve">Protokoll: Bikarb </w:t>
+      </w:r>
+      <w:r>
+        <w:br/>
+      </w:r>
+      <w:r>
+        <w:rPr>
+          <w:rStyle w:val="VerbatimChar"/>
+        </w:rPr>
+        <w:t xml:space="preserve">         comparison        p_raw        dz      p_holm</w:t>
+      </w:r>
+      <w:r>
+        <w:br/>
+      </w:r>
+      <w:r>
+        <w:rPr>
+          <w:rStyle w:val="VerbatimChar"/>
+        </w:rPr>
+        <w:t xml:space="preserve">1   Baseline vs Pre 0.6698486072 0.1393512 0.669848607</w:t>
+      </w:r>
+      <w:r>
+        <w:br/>
+      </w:r>
+      <w:r>
+        <w:rPr>
+          <w:rStyle w:val="VerbatimChar"/>
+        </w:rPr>
+        <w:t xml:space="preserve">2 Baseline vs 10min 0.0225746040 0.8687872 0.067723812</w:t>
+      </w:r>
+      <w:r>
+        <w:br/>
+      </w:r>
+      <w:r>
+        <w:rPr>
+          <w:rStyle w:val="VerbatimChar"/>
+        </w:rPr>
+        <w:t xml:space="preserve">3  Baseline vs Post 0.0027619879 1.2899051 0.013809939</w:t>
+      </w:r>
+      <w:r>
+        <w:br/>
+      </w:r>
+      <w:r>
+        <w:rPr>
+          <w:rStyle w:val="VerbatimChar"/>
+        </w:rPr>
+        <w:t xml:space="preserve">4      Pre vs 10min 0.0116776630 0.9971227 0.046710652</w:t>
+      </w:r>
+      <w:r>
+        <w:br/>
+      </w:r>
+      <w:r>
+        <w:rPr>
+          <w:rStyle w:val="VerbatimChar"/>
+        </w:rPr>
+        <w:t xml:space="preserve">5       Pre vs Post 0.0003188872 1.7825384 0.001913323</w:t>
+      </w:r>
+      <w:r>
+        <w:br/>
+      </w:r>
+      <w:r>
+        <w:rPr>
+          <w:rStyle w:val="VerbatimChar"/>
+        </w:rPr>
+        <w:t xml:space="preserve">6     10min vs Post 0.0806907901 0.6221173 0.161381580</w:t>
+      </w:r>
+      <w:r>
+        <w:br/>
+      </w:r>
+      <w:r>
+        <w:br/>
+      </w:r>
+      <w:r>
+        <w:rPr>
+          <w:rStyle w:val="VerbatimChar"/>
+        </w:rPr>
+        <w:t xml:space="preserve">Protokoll: Placebo </w:t>
+      </w:r>
+      <w:r>
+        <w:br/>
+      </w:r>
+      <w:r>
+        <w:rPr>
+          <w:rStyle w:val="VerbatimChar"/>
+        </w:rPr>
+        <w:t xml:space="preserve">         comparison        p_raw         dz      p_holm</w:t>
+      </w:r>
+      <w:r>
+        <w:br/>
+      </w:r>
+      <w:r>
+        <w:rPr>
+          <w:rStyle w:val="VerbatimChar"/>
+        </w:rPr>
+        <w:t xml:space="preserve">1   Baseline vs Pre 0.5617862210 -0.1904907 1.000000000</w:t>
+      </w:r>
+      <w:r>
+        <w:br/>
+      </w:r>
+      <w:r>
+        <w:rPr>
+          <w:rStyle w:val="VerbatimChar"/>
+        </w:rPr>
+        <w:t xml:space="preserve">2 Baseline vs 10min 0.0113922827  1.0019873 0.034176848</w:t>
+      </w:r>
+      <w:r>
+        <w:br/>
+      </w:r>
+      <w:r>
+        <w:rPr>
+          <w:rStyle w:val="VerbatimChar"/>
+        </w:rPr>
+        <w:t xml:space="preserve">3  Baseline vs Post 0.0034140067  1.2454456 0.017070034</w:t>
+      </w:r>
+      <w:r>
+        <w:br/>
+      </w:r>
+      <w:r>
+        <w:rPr>
+          <w:rStyle w:val="VerbatimChar"/>
+        </w:rPr>
+        <w:t xml:space="preserve">4      Pre vs 10min 0.0039353941  1.2159433 0.017070034</w:t>
+      </w:r>
+      <w:r>
+        <w:br/>
+      </w:r>
+      <w:r>
+        <w:rPr>
+          <w:rStyle w:val="VerbatimChar"/>
+        </w:rPr>
+        <w:t xml:space="preserve">5       Pre vs Post 0.0002344848  1.8597913 0.001406909</w:t>
+      </w:r>
+      <w:r>
+        <w:br/>
+      </w:r>
+      <w:r>
+        <w:rPr>
+          <w:rStyle w:val="VerbatimChar"/>
+        </w:rPr>
+        <w:t xml:space="preserve">6     10min vs Post 0.6161520387  0.1641828 1.000000000</w:t>
+      </w:r>
+    </w:p>
+    <w:p>
+      <w:pPr>
+        <w:pStyle w:val="SourceCode"/>
+      </w:pPr>
+      <w:r>
+        <w:br/>
+      </w:r>
+      <w:r>
+        <w:rPr>
+          <w:rStyle w:val="VerbatimChar"/>
+        </w:rPr>
+        <w:t xml:space="preserve">Planlagt post-hoc: Δ(Pre − Baseline) mellom protokoller (Holm + dz):</w:t>
+      </w:r>
+      <w:r>
+        <w:br/>
+      </w:r>
+      <w:r>
+        <w:rPr>
+          <w:rStyle w:val="VerbatimChar"/>
+        </w:rPr>
+        <w:t xml:space="preserve">         comparison     p_raw          dz    p_holm</w:t>
+      </w:r>
+      <w:r>
+        <w:br/>
+      </w:r>
+      <w:r>
+        <w:rPr>
+          <w:rStyle w:val="VerbatimChar"/>
+        </w:rPr>
+        <w:t xml:space="preserve">1    Apne vs Bikarb 0.9476421  0.02135245 0.9476421</w:t>
+      </w:r>
+      <w:r>
+        <w:br/>
+      </w:r>
+      <w:r>
+        <w:rPr>
+          <w:rStyle w:val="VerbatimChar"/>
+        </w:rPr>
+        <w:t xml:space="preserve">2   Apne vs Placebo 0.4272863 -0.26289281 0.8545727</w:t>
+      </w:r>
+      <w:r>
+        <w:br/>
+      </w:r>
+      <w:r>
+        <w:rPr>
+          <w:rStyle w:val="VerbatimChar"/>
+        </w:rPr>
+        <w:t xml:space="preserve">3 Bikarb vs Placebo 0.1815640 -0.45787021 0.5446919</w:t>
+      </w:r>
+    </w:p>
+    <w:p>
+      <w:pPr>
+        <w:pStyle w:val="FirstParagraph"/>
+      </w:pPr>
+      <w:r>
+        <w:t xml:space="preserve">Apné tid vs Hb:</w:t>
+      </w:r>
+    </w:p>
+    <w:p>
+      <w:pPr>
+        <w:pStyle w:val="BodyText"/>
+      </w:pPr>
+      <w:r>
+        <w:drawing>
+          <wp:inline>
+            <wp:extent cx="4620126" cy="3696101"/>
+            <wp:effectExtent b="0" l="0" r="0" t="0"/>
+            <wp:docPr descr="" title="" id="74" name="Picture"/>
+            <a:graphic>
+              <a:graphicData uri="http://schemas.openxmlformats.org/drawingml/2006/picture">
+                <pic:pic>
+                  <pic:nvPicPr>
+                    <pic:cNvPr descr="results_files/figure-docx/apnea-hb-plot-clean-1.png" id="75" name="Picture"/>
+                    <pic:cNvPicPr>
+                      <a:picLocks noChangeArrowheads="1" noChangeAspect="1"/>
+                    </pic:cNvPicPr>
+                  </pic:nvPicPr>
+                  <pic:blipFill>
+                    <a:blip r:embed="rId73"/>
+                    <a:stretch>
+                      <a:fillRect/>
+                    </a:stretch>
+                  </pic:blipFill>
+                  <pic:spPr bwMode="auto">
+                    <a:xfrm>
+                      <a:off x="0" y="0"/>
+                      <a:ext cx="4620126" cy="3696101"/>
+                    </a:xfrm>
+                    <a:prstGeom prst="rect">
+                      <a:avLst/>
+                    </a:prstGeom>
+                    <a:noFill/>
+                    <a:ln w="9525">
+                      <a:noFill/>
+                      <a:headEnd/>
+                      <a:tailEnd/>
+                    </a:ln>
+                  </pic:spPr>
+                </pic:pic>
+              </a:graphicData>
+            </a:graphic>
+          </wp:inline>
+        </w:drawing>
+      </w:r>
+    </w:p>
+    <w:p>
+      <w:pPr>
+        <w:pStyle w:val="BodyText"/>
+      </w:pPr>
+      <w:r>
+        <w:drawing>
+          <wp:inline>
+            <wp:extent cx="4620126" cy="3696101"/>
+            <wp:effectExtent b="0" l="0" r="0" t="0"/>
+            <wp:docPr descr="" title="" id="77" name="Picture"/>
+            <a:graphic>
+              <a:graphicData uri="http://schemas.openxmlformats.org/drawingml/2006/picture">
+                <pic:pic>
+                  <pic:nvPicPr>
+                    <pic:cNvPr descr="results_files/figure-docx/apnea-hb-plot-clean-2.png" id="78" name="Picture"/>
+                    <pic:cNvPicPr>
+                      <a:picLocks noChangeArrowheads="1" noChangeAspect="1"/>
+                    </pic:cNvPicPr>
+                  </pic:nvPicPr>
+                  <pic:blipFill>
+                    <a:blip r:embed="rId76"/>
+                    <a:stretch>
+                      <a:fillRect/>
+                    </a:stretch>
+                  </pic:blipFill>
+                  <pic:spPr bwMode="auto">
+                    <a:xfrm>
+                      <a:off x="0" y="0"/>
+                      <a:ext cx="4620126" cy="3696101"/>
+                    </a:xfrm>
+                    <a:prstGeom prst="rect">
+                      <a:avLst/>
+                    </a:prstGeom>
+                    <a:noFill/>
+                    <a:ln w="9525">
+                      <a:noFill/>
+                      <a:headEnd/>
+                      <a:tailEnd/>
+                    </a:ln>
+                  </pic:spPr>
+                </pic:pic>
+              </a:graphicData>
+            </a:graphic>
+          </wp:inline>
+        </w:drawing>
+      </w:r>
+    </w:p>
+    <w:bookmarkEnd w:id="79"/>
+    <w:bookmarkEnd w:id="80"/>
+    <w:bookmarkEnd w:id="81"/>
+    <w:bookmarkStart w:id="82" w:name="diskusjon"/>
     <w:p>
       <w:pPr>
         <w:pStyle w:val="Heading1"/>
@@ -11173,8 +16174,8 @@
         <w:t xml:space="preserve">5. Diskusjon</w:t>
       </w:r>
     </w:p>
-    <w:bookmarkEnd w:id="72"/>
-    <w:bookmarkStart w:id="73" w:name="referanser"/>
+    <w:bookmarkEnd w:id="82"/>
+    <w:bookmarkStart w:id="83" w:name="referanser"/>
     <w:p>
       <w:pPr>
         <w:pStyle w:val="Heading1"/>
@@ -11183,7 +16184,7 @@
         <w:t xml:space="preserve">6. Referanser</w:t>
       </w:r>
     </w:p>
-    <w:bookmarkEnd w:id="73"/>
+    <w:bookmarkEnd w:id="83"/>
     <w:sectPr/>
   </w:body>
 </w:document>
